--- a/docs/conteudo-clinico-para-revisao.docx
+++ b/docs/conteudo-clinico-para-revisao.docx
@@ -62,7 +62,7 @@
           <w:sz w:val="19"/>
           <w:szCs w:val="19"/>
         </w:rPr>
-        <w:t xml:space="preserve">Gerado a partir do aplicativo em 03/08/2026</w:t>
+        <w:t xml:space="preserve">Gerado a partir do aplicativo em 04/08/2026</w:t>
       </w:r>
     </w:p>
     <w:p>
@@ -22899,52 +22899,6 @@
           <w:szCs w:val="21"/>
         </w:rPr>
         <w:t xml:space="preserve">Ao procurar um pronto-socorro, informe qual procedimento você realizou, a data e as medicações em uso. Leve o contato da nossa equipe com você.</w:t>
-      </w:r>
-    </w:p>
-    <w:p>
-      <w:pPr>
-        <w:pBdr>
-          <w:bottom w:val="dotted" w:color="C8C8C8" w:sz="4" w:space="4"/>
-        </w:pBdr>
-        <w:spacing w:after="240" w:before="100"/>
-      </w:pPr>
-      <w:r>
-        <w:rPr>
-          <w:i/>
-          <w:iCs/>
-          <w:color w:val="AAAAAA"/>
-          <w:sz w:val="17"/>
-          <w:szCs w:val="17"/>
-        </w:rPr>
-        <w:t xml:space="preserve">Correção: </w:t>
-      </w:r>
-    </w:p>
-    <w:p>
-      <w:pPr>
-        <w:pStyle w:val="Heading3"/>
-        <w:spacing w:after="100" w:before="280"/>
-      </w:pPr>
-      <w:r>
-        <w:rPr>
-          <w:b/>
-          <w:bCs/>
-          <w:color w:val="111111"/>
-          <w:sz w:val="23"/>
-          <w:szCs w:val="23"/>
-        </w:rPr>
-        <w:t xml:space="preserve">No registro diário</w:t>
-      </w:r>
-    </w:p>
-    <w:p>
-      <w:pPr>
-        <w:spacing w:after="100"/>
-      </w:pPr>
-      <w:r>
-        <w:rPr>
-          <w:sz w:val="21"/>
-          <w:szCs w:val="21"/>
-        </w:rPr>
-        <w:t xml:space="preserve">Este registro fica no seu aparelho. Se algo estiver preocupando você, não espere o retorno — fale com a equipe.</w:t>
       </w:r>
     </w:p>
     <w:p>

--- a/docs/conteudo-clinico-para-revisao.docx
+++ b/docs/conteudo-clinico-para-revisao.docx
@@ -62,7 +62,7 @@
           <w:sz w:val="19"/>
           <w:szCs w:val="19"/>
         </w:rPr>
-        <w:t xml:space="preserve">Gerado a partir do aplicativo em 04/08/2026</w:t>
+        <w:t xml:space="preserve">Gerado a partir do aplicativo em 07/08/2026</w:t>
       </w:r>
     </w:p>
     <w:p>
@@ -991,7 +991,7 @@
           <w:sz w:val="21"/>
           <w:szCs w:val="21"/>
         </w:rPr>
-        <w:t xml:space="preserve">Drenagem linfática é parte essencial do resultado</w:t>
+        <w:t xml:space="preserve">Drenagem linfática, quando indicada pela equipe</w:t>
       </w:r>
     </w:p>
     <w:p>
@@ -4515,7 +4515,7 @@
           <w:sz w:val="21"/>
           <w:szCs w:val="21"/>
         </w:rPr>
-        <w:t xml:space="preserve">Contorno definitivo se estabelecendo</w:t>
+        <w:t xml:space="preserve">Contorno se aproximando do resultado final</w:t>
       </w:r>
     </w:p>
     <w:p>
@@ -5715,7 +5715,7 @@
           <w:sz w:val="21"/>
           <w:szCs w:val="21"/>
         </w:rPr>
-        <w:t xml:space="preserve">Resultado consolidado. A partir daqui o que conta é manutenção e acompanhamento.</w:t>
+        <w:t xml:space="preserve">Na maioria das pacientes o resultado já está estável. A partir daqui o que conta é manutenção e acompanhamento.</w:t>
       </w:r>
     </w:p>
     <w:p>
@@ -6061,7 +6061,7 @@
                 <w:sz w:val="20"/>
                 <w:szCs w:val="20"/>
               </w:rPr>
-              <w:t xml:space="preserve">Formato próximo do definitivo</w:t>
+              <w:t xml:space="preserve">Formato próximo do final na maioria das pacientes</w:t>
             </w:r>
           </w:p>
         </w:tc>
@@ -6665,7 +6665,7 @@
                 <w:sz w:val="20"/>
                 <w:szCs w:val="20"/>
               </w:rPr>
-              <w:t xml:space="preserve">Fase de maior endurecimento — a drenagem faz diferença aqui</w:t>
+              <w:t xml:space="preserve">Fase de maior endurecimento — quando indicada, a drenagem ajuda bastante aqui</w:t>
             </w:r>
           </w:p>
         </w:tc>
@@ -6697,7 +6697,7 @@
                 <w:sz w:val="20"/>
                 <w:szCs w:val="20"/>
               </w:rPr>
-              <w:t xml:space="preserve">Contorno definido, com inchaço residual mínimo</w:t>
+              <w:t xml:space="preserve">Contorno já definido na maioria das pacientes, com inchaço residual</w:t>
             </w:r>
           </w:p>
         </w:tc>
@@ -6880,7 +6880,7 @@
                 <w:sz w:val="20"/>
                 <w:szCs w:val="20"/>
               </w:rPr>
-              <w:t xml:space="preserve">Resultado definitivo da ponta nasal</w:t>
+              <w:t xml:space="preserve">Ponta nasal próxima do resultado final</w:t>
             </w:r>
           </w:p>
         </w:tc>
@@ -8184,7 +8184,7 @@
                 <w:sz w:val="20"/>
                 <w:szCs w:val="20"/>
               </w:rPr>
-              <w:t xml:space="preserve">Resultado da sessão consolidado</w:t>
+              <w:t xml:space="preserve">Resultado da sessão estabelecido na maioria das pacientes</w:t>
             </w:r>
           </w:p>
         </w:tc>
@@ -8399,7 +8399,7 @@
                 <w:sz w:val="20"/>
                 <w:szCs w:val="20"/>
               </w:rPr>
-              <w:t xml:space="preserve">Resultado de textura e firmeza consolidado</w:t>
+              <w:t xml:space="preserve">Textura e firmeza já estabelecidas na maioria das pacientes</w:t>
             </w:r>
           </w:p>
         </w:tc>
@@ -8582,7 +8582,7 @@
                 <w:sz w:val="20"/>
                 <w:szCs w:val="20"/>
               </w:rPr>
-              <w:t xml:space="preserve">Resultado da sessão consolidado</w:t>
+              <w:t xml:space="preserve">Resultado da sessão estabelecido na maioria das pacientes</w:t>
             </w:r>
           </w:p>
         </w:tc>
@@ -17185,7 +17185,7 @@
           <w:sz w:val="21"/>
           <w:szCs w:val="21"/>
         </w:rPr>
-        <w:t xml:space="preserve">A ponta do nariz é a última região a desinchar. O resultado definitivo leva de 6 a 12 meses.</w:t>
+        <w:t xml:space="preserve">A ponta do nariz é a última região a desinchar. O resultado final costuma levar de 6 a 12 meses, e o ritmo varia de pessoa para pessoa.</w:t>
       </w:r>
     </w:p>
     <w:p>
@@ -20085,7 +20085,7 @@
           <w:sz w:val="19"/>
           <w:szCs w:val="19"/>
         </w:rPr>
-        <w:t xml:space="preserve">"Um dos fatores que mais influenciam o resultado"  |  Aplica-se a: somente cirurgias</w:t>
+        <w:t xml:space="preserve">"Quando indicada pela equipe"  |  Aplica-se a: somente cirurgias</w:t>
       </w:r>
     </w:p>
     <w:p>
@@ -20118,41 +20118,41 @@
           <w:sz w:val="21"/>
           <w:szCs w:val="21"/>
         </w:rPr>
-        <w:t xml:space="preserve">Acelera a saída do líquido acumulado e reduz o inchaço</w:t>
-      </w:r>
-    </w:p>
-    <w:p>
-      <w:pPr>
-        <w:pStyle w:val="ListParagraph"/>
-        <w:numPr>
-          <w:ilvl w:val="0"/>
-          <w:numId w:val="2"/>
-        </w:numPr>
-        <w:spacing w:after="60"/>
-      </w:pPr>
-      <w:r>
-        <w:rPr>
-          <w:sz w:val="21"/>
-          <w:szCs w:val="21"/>
-        </w:rPr>
-        <w:t xml:space="preserve">Previne e trata a fibrose, que deixa o contorno irregular</w:t>
-      </w:r>
-    </w:p>
-    <w:p>
-      <w:pPr>
-        <w:pStyle w:val="ListParagraph"/>
-        <w:numPr>
-          <w:ilvl w:val="0"/>
-          <w:numId w:val="2"/>
-        </w:numPr>
-        <w:spacing w:after="60"/>
-      </w:pPr>
-      <w:r>
-        <w:rPr>
-          <w:sz w:val="21"/>
-          <w:szCs w:val="21"/>
-        </w:rPr>
-        <w:t xml:space="preserve">Melhora o conforto e a sensação de peso</w:t>
+        <w:t xml:space="preserve">Quando indicada, ajuda a reduzir o inchaço e a sensação de peso</w:t>
+      </w:r>
+    </w:p>
+    <w:p>
+      <w:pPr>
+        <w:pStyle w:val="ListParagraph"/>
+        <w:numPr>
+          <w:ilvl w:val="0"/>
+          <w:numId w:val="2"/>
+        </w:numPr>
+        <w:spacing w:after="60"/>
+      </w:pPr>
+      <w:r>
+        <w:rPr>
+          <w:sz w:val="21"/>
+          <w:szCs w:val="21"/>
+        </w:rPr>
+        <w:t xml:space="preserve">Contribui no manejo da fibrose, que deixa o contorno irregular</w:t>
+      </w:r>
+    </w:p>
+    <w:p>
+      <w:pPr>
+        <w:pStyle w:val="ListParagraph"/>
+        <w:numPr>
+          <w:ilvl w:val="0"/>
+          <w:numId w:val="2"/>
+        </w:numPr>
+        <w:spacing w:after="60"/>
+      </w:pPr>
+      <w:r>
+        <w:rPr>
+          <w:sz w:val="21"/>
+          <w:szCs w:val="21"/>
+        </w:rPr>
+        <w:t xml:space="preserve">Nem toda paciente precisa: quem indica, e a partir de quando, é a equipe</w:t>
       </w:r>
     </w:p>
     <w:p>
@@ -20185,7 +20185,7 @@
           <w:sz w:val="21"/>
           <w:szCs w:val="21"/>
         </w:rPr>
-        <w:t xml:space="preserve">Início conforme liberação da equipe, em geral entre o 2º e o 5º dia</w:t>
+        <w:t xml:space="preserve">Só começa depois da liberação da equipe — habitualmente entre o 2º e o 5º dia</w:t>
       </w:r>
     </w:p>
     <w:p>

--- a/docs/conteudo-clinico-para-revisao.docx
+++ b/docs/conteudo-clinico-para-revisao.docx
@@ -76,7 +76,7 @@
           <w:sz w:val="19"/>
           <w:szCs w:val="19"/>
         </w:rPr>
-        <w:t xml:space="preserve">17 procedimentos · 62 orientações de sintomas · 13 guias de cuidados</w:t>
+        <w:t xml:space="preserve">18 procedimentos · 62 orientações de sintomas · 15 guias de cuidados</w:t>
       </w:r>
     </w:p>
     <w:p>
@@ -1136,6 +1136,133 @@
           <w:szCs w:val="21"/>
         </w:rPr>
         <w:t xml:space="preserve">O resultado final leva de 6 a 12 meses para se definir</w:t>
+      </w:r>
+    </w:p>
+    <w:p>
+      <w:pPr>
+        <w:pBdr>
+          <w:bottom w:val="dotted" w:color="C8C8C8" w:sz="4" w:space="4"/>
+        </w:pBdr>
+        <w:spacing w:after="240" w:before="100"/>
+      </w:pPr>
+      <w:r>
+        <w:rPr>
+          <w:i/>
+          <w:iCs/>
+          <w:color w:val="AAAAAA"/>
+          <w:sz w:val="17"/>
+          <w:szCs w:val="17"/>
+        </w:rPr>
+        <w:t xml:space="preserve">Correção: </w:t>
+      </w:r>
+    </w:p>
+    <w:p>
+      <w:pPr>
+        <w:pStyle w:val="Heading3"/>
+        <w:spacing w:after="100" w:before="280"/>
+      </w:pPr>
+      <w:r>
+        <w:rPr>
+          <w:b/>
+          <w:bCs/>
+          <w:color w:val="111111"/>
+          <w:sz w:val="23"/>
+          <w:szCs w:val="23"/>
+        </w:rPr>
+        <w:t xml:space="preserve">Face HD Concept</w:t>
+      </w:r>
+    </w:p>
+    <w:p>
+      <w:pPr>
+        <w:spacing w:after="100"/>
+      </w:pPr>
+      <w:r>
+        <w:rPr>
+          <w:color w:val="6B6B6B"/>
+          <w:sz w:val="19"/>
+          <w:szCs w:val="19"/>
+        </w:rPr>
+        <w:t xml:space="preserve">Descrição na seleção: "Planejamento completo de rejuvenescimento facial"</w:t>
+      </w:r>
+    </w:p>
+    <w:p>
+      <w:pPr>
+        <w:spacing w:after="100"/>
+      </w:pPr>
+      <w:r>
+        <w:rPr>
+          <w:color w:val="6B6B6B"/>
+          <w:sz w:val="19"/>
+          <w:szCs w:val="19"/>
+        </w:rPr>
+        <w:t xml:space="preserve">Recuperação estimada exibida: 8 semanas</w:t>
+      </w:r>
+    </w:p>
+    <w:p>
+      <w:pPr>
+        <w:spacing w:after="80" w:before="240"/>
+      </w:pPr>
+      <w:r>
+        <w:rPr>
+          <w:b/>
+          <w:bCs/>
+          <w:color w:val="067F7B"/>
+          <w:spacing w:val="30"/>
+          <w:sz w:val="17"/>
+          <w:szCs w:val="17"/>
+        </w:rPr>
+        <w:t xml:space="preserve">ATENÇÃO ESPECIAL MOSTRADA NA TELA INICIAL</w:t>
+      </w:r>
+    </w:p>
+    <w:p>
+      <w:pPr>
+        <w:pStyle w:val="ListParagraph"/>
+        <w:numPr>
+          <w:ilvl w:val="0"/>
+          <w:numId w:val="2"/>
+        </w:numPr>
+        <w:spacing w:after="60"/>
+      </w:pPr>
+      <w:r>
+        <w:rPr>
+          <w:sz w:val="21"/>
+          <w:szCs w:val="21"/>
+        </w:rPr>
+        <w:t xml:space="preserve">Cabeceira elevada para dormir — é o que mais reduz o inchaço</w:t>
+      </w:r>
+    </w:p>
+    <w:p>
+      <w:pPr>
+        <w:pStyle w:val="ListParagraph"/>
+        <w:numPr>
+          <w:ilvl w:val="0"/>
+          <w:numId w:val="2"/>
+        </w:numPr>
+        <w:spacing w:after="60"/>
+      </w:pPr>
+      <w:r>
+        <w:rPr>
+          <w:sz w:val="21"/>
+          <w:szCs w:val="21"/>
+        </w:rPr>
+        <w:t xml:space="preserve">Dormência na face e no pescoço é esperada e melhora aos poucos</w:t>
+      </w:r>
+    </w:p>
+    <w:p>
+      <w:pPr>
+        <w:pStyle w:val="ListParagraph"/>
+        <w:numPr>
+          <w:ilvl w:val="0"/>
+          <w:numId w:val="2"/>
+        </w:numPr>
+        <w:spacing w:after="60"/>
+      </w:pPr>
+      <w:r>
+        <w:rPr>
+          <w:sz w:val="21"/>
+          <w:szCs w:val="21"/>
+        </w:rPr>
+        <w:t xml:space="preserve">Cada planejamento é individual: siga o que foi combinado para o seu caso</w:t>
       </w:r>
     </w:p>
     <w:p>
@@ -6881,6 +7008,253 @@
                 <w:szCs w:val="20"/>
               </w:rPr>
               <w:t xml:space="preserve">Ponta nasal próxima do resultado final</w:t>
+            </w:r>
+          </w:p>
+        </w:tc>
+      </w:tr>
+    </w:tbl>
+    <w:p>
+      <w:pPr>
+        <w:pBdr>
+          <w:bottom w:val="dotted" w:color="C8C8C8" w:sz="4" w:space="4"/>
+        </w:pBdr>
+        <w:spacing w:after="240" w:before="100"/>
+      </w:pPr>
+      <w:r>
+        <w:rPr>
+          <w:i/>
+          <w:iCs/>
+          <w:color w:val="AAAAAA"/>
+          <w:sz w:val="17"/>
+          <w:szCs w:val="17"/>
+        </w:rPr>
+        <w:t xml:space="preserve">Correção: </w:t>
+      </w:r>
+    </w:p>
+    <w:p>
+      <w:pPr>
+        <w:pStyle w:val="Heading3"/>
+        <w:spacing w:after="100" w:before="280"/>
+      </w:pPr>
+      <w:r>
+        <w:rPr>
+          <w:b/>
+          <w:bCs/>
+          <w:color w:val="111111"/>
+          <w:sz w:val="23"/>
+          <w:szCs w:val="23"/>
+        </w:rPr>
+        <w:t xml:space="preserve">Face HD Concept</w:t>
+      </w:r>
+    </w:p>
+    <w:tbl>
+      <w:tblPr>
+        <w:tblW w:type="dxa" w:w="9000"/>
+        <w:tblBorders>
+          <w:top w:val="single" w:color="auto" w:sz="4"/>
+          <w:left w:val="single" w:color="auto" w:sz="4"/>
+          <w:bottom w:val="single" w:color="auto" w:sz="4"/>
+          <w:right w:val="single" w:color="auto" w:sz="4"/>
+          <w:insideH w:val="single" w:color="auto" w:sz="4"/>
+          <w:insideV w:val="single" w:color="auto" w:sz="4"/>
+        </w:tblBorders>
+      </w:tblPr>
+      <w:tblGrid>
+        <w:gridCol w:w="1100"/>
+        <w:gridCol w:w="7900"/>
+      </w:tblGrid>
+      <w:tr>
+        <w:tc>
+          <w:tcPr>
+            <w:tcW w:type="dxa" w:w="1100"/>
+            <w:shd w:fill="EFEFEF" w:val="clear"/>
+          </w:tcPr>
+          <w:p>
+            <w:r>
+              <w:rPr>
+                <w:b/>
+                <w:bCs/>
+                <w:sz w:val="19"/>
+                <w:szCs w:val="19"/>
+              </w:rPr>
+              <w:t xml:space="preserve">Dia</w:t>
+            </w:r>
+          </w:p>
+        </w:tc>
+        <w:tc>
+          <w:tcPr>
+            <w:tcW w:type="dxa" w:w="7900"/>
+            <w:shd w:fill="EFEFEF" w:val="clear"/>
+          </w:tcPr>
+          <w:p>
+            <w:r>
+              <w:rPr>
+                <w:b/>
+                <w:bCs/>
+                <w:sz w:val="19"/>
+                <w:szCs w:val="19"/>
+              </w:rPr>
+              <w:t xml:space="preserve">O que a paciente lê</w:t>
+            </w:r>
+          </w:p>
+        </w:tc>
+      </w:tr>
+      <w:tr>
+        <w:tc>
+          <w:tcPr>
+            <w:tcW w:type="dxa" w:w="1100"/>
+          </w:tcPr>
+          <w:p>
+            <w:r>
+              <w:rPr>
+                <w:b/>
+                <w:bCs/>
+                <w:sz w:val="20"/>
+                <w:szCs w:val="20"/>
+              </w:rPr>
+              <w:t xml:space="preserve">D0</w:t>
+            </w:r>
+          </w:p>
+        </w:tc>
+        <w:tc>
+          <w:tcPr>
+            <w:tcW w:type="dxa" w:w="7900"/>
+          </w:tcPr>
+          <w:p>
+            <w:r>
+              <w:rPr>
+                <w:sz w:val="20"/>
+                <w:szCs w:val="20"/>
+              </w:rPr>
+              <w:t xml:space="preserve">Fisioterapia e taping começam ainda no hospital</w:t>
+            </w:r>
+          </w:p>
+        </w:tc>
+      </w:tr>
+      <w:tr>
+        <w:tc>
+          <w:tcPr>
+            <w:tcW w:type="dxa" w:w="1100"/>
+          </w:tcPr>
+          <w:p>
+            <w:r>
+              <w:rPr>
+                <w:b/>
+                <w:bCs/>
+                <w:sz w:val="20"/>
+                <w:szCs w:val="20"/>
+              </w:rPr>
+              <w:t xml:space="preserve">D10</w:t>
+            </w:r>
+          </w:p>
+        </w:tc>
+        <w:tc>
+          <w:tcPr>
+            <w:tcW w:type="dxa" w:w="7900"/>
+          </w:tcPr>
+          <w:p>
+            <w:r>
+              <w:rPr>
+                <w:sz w:val="20"/>
+                <w:szCs w:val="20"/>
+              </w:rPr>
+              <w:t xml:space="preserve">Retirada dos pontos conforme orientação</w:t>
+            </w:r>
+          </w:p>
+        </w:tc>
+      </w:tr>
+      <w:tr>
+        <w:tc>
+          <w:tcPr>
+            <w:tcW w:type="dxa" w:w="1100"/>
+          </w:tcPr>
+          <w:p>
+            <w:r>
+              <w:rPr>
+                <w:b/>
+                <w:bCs/>
+                <w:sz w:val="20"/>
+                <w:szCs w:val="20"/>
+              </w:rPr>
+              <w:t xml:space="preserve">D21</w:t>
+            </w:r>
+          </w:p>
+        </w:tc>
+        <w:tc>
+          <w:tcPr>
+            <w:tcW w:type="dxa" w:w="7900"/>
+          </w:tcPr>
+          <w:p>
+            <w:r>
+              <w:rPr>
+                <w:sz w:val="20"/>
+                <w:szCs w:val="20"/>
+              </w:rPr>
+              <w:t xml:space="preserve">Boa parte do inchaço já cedeu — o pescoço costuma ser o último</w:t>
+            </w:r>
+          </w:p>
+        </w:tc>
+      </w:tr>
+      <w:tr>
+        <w:tc>
+          <w:tcPr>
+            <w:tcW w:type="dxa" w:w="1100"/>
+          </w:tcPr>
+          <w:p>
+            <w:r>
+              <w:rPr>
+                <w:b/>
+                <w:bCs/>
+                <w:sz w:val="20"/>
+                <w:szCs w:val="20"/>
+              </w:rPr>
+              <w:t xml:space="preserve">D30</w:t>
+            </w:r>
+          </w:p>
+        </w:tc>
+        <w:tc>
+          <w:tcPr>
+            <w:tcW w:type="dxa" w:w="7900"/>
+          </w:tcPr>
+          <w:p>
+            <w:r>
+              <w:rPr>
+                <w:sz w:val="20"/>
+                <w:szCs w:val="20"/>
+              </w:rPr>
+              <w:t xml:space="preserve">Aparência social recuperada na maioria dos casos</w:t>
+            </w:r>
+          </w:p>
+        </w:tc>
+      </w:tr>
+      <w:tr>
+        <w:tc>
+          <w:tcPr>
+            <w:tcW w:type="dxa" w:w="1100"/>
+          </w:tcPr>
+          <w:p>
+            <w:r>
+              <w:rPr>
+                <w:b/>
+                <w:bCs/>
+                <w:sz w:val="20"/>
+                <w:szCs w:val="20"/>
+              </w:rPr>
+              <w:t xml:space="preserve">D180</w:t>
+            </w:r>
+          </w:p>
+        </w:tc>
+        <w:tc>
+          <w:tcPr>
+            <w:tcW w:type="dxa" w:w="7900"/>
+          </w:tcPr>
+          <w:p>
+            <w:r>
+              <w:rPr>
+                <w:sz w:val="20"/>
+                <w:szCs w:val="20"/>
+              </w:rPr>
+              <w:t xml:space="preserve">Acompanhamento com o Dr. Henrique Reis até o 6º mês</w:t>
             </w:r>
           </w:p>
         </w:tc>
@@ -19262,6 +19636,755 @@
           <w:szCs w:val="34"/>
         </w:rPr>
         <w:t xml:space="preserve">5. Guias de cuidados</w:t>
+      </w:r>
+    </w:p>
+    <w:p>
+      <w:pPr>
+        <w:pStyle w:val="Heading3"/>
+        <w:spacing w:after="100" w:before="280"/>
+      </w:pPr>
+      <w:r>
+        <w:rPr>
+          <w:b/>
+          <w:bCs/>
+          <w:color w:val="111111"/>
+          <w:sz w:val="23"/>
+          <w:szCs w:val="23"/>
+        </w:rPr>
+        <w:t xml:space="preserve">HR Recovery Protocol</w:t>
+      </w:r>
+    </w:p>
+    <w:p>
+      <w:pPr>
+        <w:spacing w:after="100"/>
+      </w:pPr>
+      <w:r>
+        <w:rPr>
+          <w:color w:val="6B6B6B"/>
+          <w:sz w:val="19"/>
+          <w:szCs w:val="19"/>
+        </w:rPr>
+        <w:t xml:space="preserve">"Sua recuperação começa nas primeiras horas, ainda no hospital"  |  Aplica-se a: somente cirurgias</w:t>
+      </w:r>
+    </w:p>
+    <w:p>
+      <w:pPr>
+        <w:spacing w:after="80" w:before="240"/>
+      </w:pPr>
+      <w:r>
+        <w:rPr>
+          <w:b/>
+          <w:bCs/>
+          <w:color w:val="067F7B"/>
+          <w:spacing w:val="30"/>
+          <w:sz w:val="17"/>
+          <w:szCs w:val="17"/>
+        </w:rPr>
+        <w:t xml:space="preserve">O QUE JÁ ESTÁ INCLUÍDO NA SUA CIRURGIA</w:t>
+      </w:r>
+    </w:p>
+    <w:p>
+      <w:pPr>
+        <w:pStyle w:val="ListParagraph"/>
+        <w:numPr>
+          <w:ilvl w:val="0"/>
+          <w:numId w:val="2"/>
+        </w:numPr>
+        <w:spacing w:after="60"/>
+      </w:pPr>
+      <w:r>
+        <w:rPr>
+          <w:sz w:val="21"/>
+          <w:szCs w:val="21"/>
+        </w:rPr>
+        <w:t xml:space="preserve">Avaliação individual da fisioterapeuta ainda durante a internação</w:t>
+      </w:r>
+    </w:p>
+    <w:p>
+      <w:pPr>
+        <w:pStyle w:val="ListParagraph"/>
+        <w:numPr>
+          <w:ilvl w:val="0"/>
+          <w:numId w:val="2"/>
+        </w:numPr>
+        <w:spacing w:after="60"/>
+      </w:pPr>
+      <w:r>
+        <w:rPr>
+          <w:sz w:val="21"/>
+          <w:szCs w:val="21"/>
+        </w:rPr>
+        <w:t xml:space="preserve">Fisioterapia intra-hospitalar, iniciada nas primeiras horas</w:t>
+      </w:r>
+    </w:p>
+    <w:p>
+      <w:pPr>
+        <w:pStyle w:val="ListParagraph"/>
+        <w:numPr>
+          <w:ilvl w:val="0"/>
+          <w:numId w:val="2"/>
+        </w:numPr>
+        <w:spacing w:after="60"/>
+      </w:pPr>
+      <w:r>
+        <w:rPr>
+          <w:sz w:val="21"/>
+          <w:szCs w:val="21"/>
+        </w:rPr>
+        <w:t xml:space="preserve">Taping — bandagens terapêuticas, aplicadas quando indicadas</w:t>
+      </w:r>
+    </w:p>
+    <w:p>
+      <w:pPr>
+        <w:pStyle w:val="ListParagraph"/>
+        <w:numPr>
+          <w:ilvl w:val="0"/>
+          <w:numId w:val="2"/>
+        </w:numPr>
+        <w:spacing w:after="60"/>
+      </w:pPr>
+      <w:r>
+        <w:rPr>
+          <w:sz w:val="21"/>
+          <w:szCs w:val="21"/>
+        </w:rPr>
+        <w:t xml:space="preserve">Malhas compressivas e meia elástica</w:t>
+      </w:r>
+    </w:p>
+    <w:p>
+      <w:pPr>
+        <w:pStyle w:val="ListParagraph"/>
+        <w:numPr>
+          <w:ilvl w:val="0"/>
+          <w:numId w:val="2"/>
+        </w:numPr>
+        <w:spacing w:after="60"/>
+      </w:pPr>
+      <w:r>
+        <w:rPr>
+          <w:sz w:val="21"/>
+          <w:szCs w:val="21"/>
+        </w:rPr>
+        <w:t xml:space="preserve">Acompanhamento com o Dr. Henrique Reis por até seis meses</w:t>
+      </w:r>
+    </w:p>
+    <w:p>
+      <w:pPr>
+        <w:pStyle w:val="ListParagraph"/>
+        <w:numPr>
+          <w:ilvl w:val="0"/>
+          <w:numId w:val="2"/>
+        </w:numPr>
+        <w:spacing w:after="60"/>
+      </w:pPr>
+      <w:r>
+        <w:rPr>
+          <w:sz w:val="21"/>
+          <w:szCs w:val="21"/>
+        </w:rPr>
+        <w:t xml:space="preserve">Suporte da equipe para dúvidas durante todo o processo</w:t>
+      </w:r>
+    </w:p>
+    <w:p>
+      <w:pPr>
+        <w:spacing w:after="80" w:before="240"/>
+      </w:pPr>
+      <w:r>
+        <w:rPr>
+          <w:b/>
+          <w:bCs/>
+          <w:color w:val="067F7B"/>
+          <w:spacing w:val="30"/>
+          <w:sz w:val="17"/>
+          <w:szCs w:val="17"/>
+        </w:rPr>
+        <w:t xml:space="preserve">PARA QUE SERVE</w:t>
+      </w:r>
+    </w:p>
+    <w:p>
+      <w:pPr>
+        <w:pStyle w:val="ListParagraph"/>
+        <w:numPr>
+          <w:ilvl w:val="0"/>
+          <w:numId w:val="2"/>
+        </w:numPr>
+        <w:spacing w:after="60"/>
+      </w:pPr>
+      <w:r>
+        <w:rPr>
+          <w:sz w:val="21"/>
+          <w:szCs w:val="21"/>
+        </w:rPr>
+        <w:t xml:space="preserve">A fisioterapia precoce ajuda a retomar os movimentos com segurança e traz mais conforto nas primeiras horas</w:t>
+      </w:r>
+    </w:p>
+    <w:p>
+      <w:pPr>
+        <w:pStyle w:val="ListParagraph"/>
+        <w:numPr>
+          <w:ilvl w:val="0"/>
+          <w:numId w:val="2"/>
+        </w:numPr>
+        <w:spacing w:after="60"/>
+      </w:pPr>
+      <w:r>
+        <w:rPr>
+          <w:sz w:val="21"/>
+          <w:szCs w:val="21"/>
+        </w:rPr>
+        <w:t xml:space="preserve">O taping auxilia no controle do inchaço e das equimoses</w:t>
+      </w:r>
+    </w:p>
+    <w:p>
+      <w:pPr>
+        <w:pStyle w:val="ListParagraph"/>
+        <w:numPr>
+          <w:ilvl w:val="0"/>
+          <w:numId w:val="2"/>
+        </w:numPr>
+        <w:spacing w:after="60"/>
+      </w:pPr>
+      <w:r>
+        <w:rPr>
+          <w:sz w:val="21"/>
+          <w:szCs w:val="21"/>
+        </w:rPr>
+        <w:t xml:space="preserve">O acompanhamento próximo torna a recuperação mais previsível — e permite agir cedo quando algo foge do esperado</w:t>
+      </w:r>
+    </w:p>
+    <w:p>
+      <w:pPr>
+        <w:spacing w:after="80" w:before="240"/>
+      </w:pPr>
+      <w:r>
+        <w:rPr>
+          <w:b/>
+          <w:bCs/>
+          <w:color w:val="067F7B"/>
+          <w:spacing w:val="30"/>
+          <w:sz w:val="17"/>
+          <w:szCs w:val="17"/>
+        </w:rPr>
+        <w:t xml:space="preserve">PLANOS DE ACOMPANHAMENTO</w:t>
+      </w:r>
+    </w:p>
+    <w:p>
+      <w:pPr>
+        <w:pStyle w:val="ListParagraph"/>
+        <w:numPr>
+          <w:ilvl w:val="0"/>
+          <w:numId w:val="2"/>
+        </w:numPr>
+        <w:spacing w:after="60"/>
+      </w:pPr>
+      <w:r>
+        <w:rPr>
+          <w:sz w:val="21"/>
+          <w:szCs w:val="21"/>
+        </w:rPr>
+        <w:t xml:space="preserve">Essential: 5 sessões de fisioterapia pós-operatória</w:t>
+      </w:r>
+    </w:p>
+    <w:p>
+      <w:pPr>
+        <w:pStyle w:val="ListParagraph"/>
+        <w:numPr>
+          <w:ilvl w:val="0"/>
+          <w:numId w:val="2"/>
+        </w:numPr>
+        <w:spacing w:after="60"/>
+      </w:pPr>
+      <w:r>
+        <w:rPr>
+          <w:sz w:val="21"/>
+          <w:szCs w:val="21"/>
+        </w:rPr>
+        <w:t xml:space="preserve">Advanced: 10 sessões, com acompanhamento mais próximo</w:t>
+      </w:r>
+    </w:p>
+    <w:p>
+      <w:pPr>
+        <w:pStyle w:val="ListParagraph"/>
+        <w:numPr>
+          <w:ilvl w:val="0"/>
+          <w:numId w:val="2"/>
+        </w:numPr>
+        <w:spacing w:after="60"/>
+      </w:pPr>
+      <w:r>
+        <w:rPr>
+          <w:sz w:val="21"/>
+          <w:szCs w:val="21"/>
+        </w:rPr>
+        <w:t xml:space="preserve">Elite: 15 sessões, com acompanhamento intensivo</w:t>
+      </w:r>
+    </w:p>
+    <w:p>
+      <w:pPr>
+        <w:pStyle w:val="ListParagraph"/>
+        <w:numPr>
+          <w:ilvl w:val="0"/>
+          <w:numId w:val="2"/>
+        </w:numPr>
+        <w:spacing w:after="60"/>
+      </w:pPr>
+      <w:r>
+        <w:rPr>
+          <w:sz w:val="21"/>
+          <w:szCs w:val="21"/>
+        </w:rPr>
+        <w:t xml:space="preserve">Conforme o plano e a indicação, podem incluir drenagem linfática, manutenção do taping e laser para a cicatrização</w:t>
+      </w:r>
+    </w:p>
+    <w:p>
+      <w:pPr>
+        <w:spacing w:after="80" w:before="240"/>
+      </w:pPr>
+      <w:r>
+        <w:rPr>
+          <w:b/>
+          <w:bCs/>
+          <w:color w:val="067F7B"/>
+          <w:spacing w:val="30"/>
+          <w:sz w:val="17"/>
+          <w:szCs w:val="17"/>
+        </w:rPr>
+        <w:t xml:space="preserve">BOM SABER</w:t>
+      </w:r>
+    </w:p>
+    <w:p>
+      <w:pPr>
+        <w:pStyle w:val="ListParagraph"/>
+        <w:numPr>
+          <w:ilvl w:val="0"/>
+          <w:numId w:val="2"/>
+        </w:numPr>
+        <w:spacing w:after="60"/>
+      </w:pPr>
+      <w:r>
+        <w:rPr>
+          <w:sz w:val="21"/>
+          <w:szCs w:val="21"/>
+        </w:rPr>
+        <w:t xml:space="preserve">A equipe recomenda os planos, mas a contratação é opcional</w:t>
+      </w:r>
+    </w:p>
+    <w:p>
+      <w:pPr>
+        <w:pStyle w:val="ListParagraph"/>
+        <w:numPr>
+          <w:ilvl w:val="0"/>
+          <w:numId w:val="2"/>
+        </w:numPr>
+        <w:spacing w:after="60"/>
+      </w:pPr>
+      <w:r>
+        <w:rPr>
+          <w:sz w:val="21"/>
+          <w:szCs w:val="21"/>
+        </w:rPr>
+        <w:t xml:space="preserve">O cuidado inicial acima faz parte da sua cirurgia, tendo você contratado um plano ou não</w:t>
+      </w:r>
+    </w:p>
+    <w:p>
+      <w:pPr>
+        <w:pStyle w:val="ListParagraph"/>
+        <w:numPr>
+          <w:ilvl w:val="0"/>
+          <w:numId w:val="2"/>
+        </w:numPr>
+        <w:spacing w:after="60"/>
+      </w:pPr>
+      <w:r>
+        <w:rPr>
+          <w:sz w:val="21"/>
+          <w:szCs w:val="21"/>
+        </w:rPr>
+        <w:t xml:space="preserve">Cada recuperação é única: o protocolo é adaptado a você e ao procedimento realizado</w:t>
+      </w:r>
+    </w:p>
+    <w:p>
+      <w:pPr>
+        <w:pStyle w:val="ListParagraph"/>
+        <w:numPr>
+          <w:ilvl w:val="0"/>
+          <w:numId w:val="2"/>
+        </w:numPr>
+        <w:spacing w:after="60"/>
+      </w:pPr>
+      <w:r>
+        <w:rPr>
+          <w:sz w:val="21"/>
+          <w:szCs w:val="21"/>
+        </w:rPr>
+        <w:t xml:space="preserve">Para conhecer os planos e valores, fale com a equipe</w:t>
+      </w:r>
+    </w:p>
+    <w:p>
+      <w:pPr>
+        <w:pBdr>
+          <w:bottom w:val="dotted" w:color="C8C8C8" w:sz="4" w:space="4"/>
+        </w:pBdr>
+        <w:spacing w:after="240" w:before="100"/>
+      </w:pPr>
+      <w:r>
+        <w:rPr>
+          <w:i/>
+          <w:iCs/>
+          <w:color w:val="AAAAAA"/>
+          <w:sz w:val="17"/>
+          <w:szCs w:val="17"/>
+        </w:rPr>
+        <w:t xml:space="preserve">Correção: </w:t>
+      </w:r>
+    </w:p>
+    <w:p>
+      <w:pPr>
+        <w:pStyle w:val="Heading3"/>
+        <w:spacing w:after="100" w:before="280"/>
+      </w:pPr>
+      <w:r>
+        <w:rPr>
+          <w:b/>
+          <w:bCs/>
+          <w:color w:val="111111"/>
+          <w:sz w:val="23"/>
+          <w:szCs w:val="23"/>
+        </w:rPr>
+        <w:t xml:space="preserve">Seu Face HD Concept</w:t>
+      </w:r>
+    </w:p>
+    <w:p>
+      <w:pPr>
+        <w:spacing w:after="100"/>
+      </w:pPr>
+      <w:r>
+        <w:rPr>
+          <w:color w:val="6B6B6B"/>
+          <w:sz w:val="19"/>
+          <w:szCs w:val="19"/>
+        </w:rPr>
+        <w:t xml:space="preserve">"Cada planejamento é individual — vale para você o que foi combinado na sua consulta"  |  Aplica-se a: somente cirurgias · apenas: Face HD Concept</w:t>
+      </w:r>
+    </w:p>
+    <w:p>
+      <w:pPr>
+        <w:spacing w:after="80" w:before="240"/>
+      </w:pPr>
+      <w:r>
+        <w:rPr>
+          <w:b/>
+          <w:bCs/>
+          <w:color w:val="067F7B"/>
+          <w:spacing w:val="30"/>
+          <w:sz w:val="17"/>
+          <w:szCs w:val="17"/>
+        </w:rPr>
+        <w:t xml:space="preserve">O QUE O PLANEJAMENTO CONSIDERA</w:t>
+      </w:r>
+    </w:p>
+    <w:p>
+      <w:pPr>
+        <w:pStyle w:val="ListParagraph"/>
+        <w:numPr>
+          <w:ilvl w:val="0"/>
+          <w:numId w:val="2"/>
+        </w:numPr>
+        <w:spacing w:after="60"/>
+      </w:pPr>
+      <w:r>
+        <w:rPr>
+          <w:sz w:val="21"/>
+          <w:szCs w:val="21"/>
+        </w:rPr>
+        <w:t xml:space="preserve">O rosto é tratado como um conjunto: pele, gordura, músculos, ligamentos e pescoço</w:t>
+      </w:r>
+    </w:p>
+    <w:p>
+      <w:pPr>
+        <w:pStyle w:val="ListParagraph"/>
+        <w:numPr>
+          <w:ilvl w:val="0"/>
+          <w:numId w:val="2"/>
+        </w:numPr>
+        <w:spacing w:after="60"/>
+      </w:pPr>
+      <w:r>
+        <w:rPr>
+          <w:sz w:val="21"/>
+          <w:szCs w:val="21"/>
+        </w:rPr>
+        <w:t xml:space="preserve">O planejamento pode reunir lifting profundo, pescoço profundo, lipoenxertia, laser de CO₂, pálpebras e lip lift</w:t>
+      </w:r>
+    </w:p>
+    <w:p>
+      <w:pPr>
+        <w:pStyle w:val="ListParagraph"/>
+        <w:numPr>
+          <w:ilvl w:val="0"/>
+          <w:numId w:val="2"/>
+        </w:numPr>
+        <w:spacing w:after="60"/>
+      </w:pPr>
+      <w:r>
+        <w:rPr>
+          <w:sz w:val="21"/>
+          <w:szCs w:val="21"/>
+        </w:rPr>
+        <w:t xml:space="preserve">Nem toda paciente faz todas as etapas — as orientações abaixo valem para as que fizeram parte do seu caso</w:t>
+      </w:r>
+    </w:p>
+    <w:p>
+      <w:pPr>
+        <w:spacing w:after="80" w:before="240"/>
+      </w:pPr>
+      <w:r>
+        <w:rPr>
+          <w:b/>
+          <w:bCs/>
+          <w:color w:val="067F7B"/>
+          <w:spacing w:val="30"/>
+          <w:sz w:val="17"/>
+          <w:szCs w:val="17"/>
+        </w:rPr>
+        <w:t xml:space="preserve">FACE E PESCOÇO</w:t>
+      </w:r>
+    </w:p>
+    <w:p>
+      <w:pPr>
+        <w:pStyle w:val="ListParagraph"/>
+        <w:numPr>
+          <w:ilvl w:val="0"/>
+          <w:numId w:val="2"/>
+        </w:numPr>
+        <w:spacing w:after="60"/>
+      </w:pPr>
+      <w:r>
+        <w:rPr>
+          <w:sz w:val="21"/>
+          <w:szCs w:val="21"/>
+        </w:rPr>
+        <w:t xml:space="preserve">Dormir de barriga para cima, com a cabeceira elevada — é o que mais reduz o inchaço</w:t>
+      </w:r>
+    </w:p>
+    <w:p>
+      <w:pPr>
+        <w:pStyle w:val="ListParagraph"/>
+        <w:numPr>
+          <w:ilvl w:val="0"/>
+          <w:numId w:val="2"/>
+        </w:numPr>
+        <w:spacing w:after="60"/>
+      </w:pPr>
+      <w:r>
+        <w:rPr>
+          <w:sz w:val="21"/>
+          <w:szCs w:val="21"/>
+        </w:rPr>
+        <w:t xml:space="preserve">Evitar movimentos bruscos de virar ou flexionar o pescoço nos primeiros dias</w:t>
+      </w:r>
+    </w:p>
+    <w:p>
+      <w:pPr>
+        <w:pStyle w:val="ListParagraph"/>
+        <w:numPr>
+          <w:ilvl w:val="0"/>
+          <w:numId w:val="2"/>
+        </w:numPr>
+        <w:spacing w:after="60"/>
+      </w:pPr>
+      <w:r>
+        <w:rPr>
+          <w:sz w:val="21"/>
+          <w:szCs w:val="21"/>
+        </w:rPr>
+        <w:t xml:space="preserve">Sensação de repuxo, dormência e formigamento na frente das orelhas e no pescoço é esperada</w:t>
+      </w:r>
+    </w:p>
+    <w:p>
+      <w:pPr>
+        <w:pStyle w:val="ListParagraph"/>
+        <w:numPr>
+          <w:ilvl w:val="0"/>
+          <w:numId w:val="2"/>
+        </w:numPr>
+        <w:spacing w:after="60"/>
+      </w:pPr>
+      <w:r>
+        <w:rPr>
+          <w:sz w:val="21"/>
+          <w:szCs w:val="21"/>
+        </w:rPr>
+        <w:t xml:space="preserve">O pescoço costuma ser a última região a desinchar</w:t>
+      </w:r>
+    </w:p>
+    <w:p>
+      <w:pPr>
+        <w:spacing w:after="80" w:before="240"/>
+      </w:pPr>
+      <w:r>
+        <w:rPr>
+          <w:b/>
+          <w:bCs/>
+          <w:color w:val="067F7B"/>
+          <w:spacing w:val="30"/>
+          <w:sz w:val="17"/>
+          <w:szCs w:val="17"/>
+        </w:rPr>
+        <w:t xml:space="preserve">SE HOUVE LIPOENXERTIA</w:t>
+      </w:r>
+    </w:p>
+    <w:p>
+      <w:pPr>
+        <w:pStyle w:val="ListParagraph"/>
+        <w:numPr>
+          <w:ilvl w:val="0"/>
+          <w:numId w:val="2"/>
+        </w:numPr>
+        <w:spacing w:after="60"/>
+      </w:pPr>
+      <w:r>
+        <w:rPr>
+          <w:sz w:val="21"/>
+          <w:szCs w:val="21"/>
+        </w:rPr>
+        <w:t xml:space="preserve">Evitar pressão sobre as áreas que receberam gordura, inclusive apoio de óculos quando for o caso</w:t>
+      </w:r>
+    </w:p>
+    <w:p>
+      <w:pPr>
+        <w:pStyle w:val="ListParagraph"/>
+        <w:numPr>
+          <w:ilvl w:val="0"/>
+          <w:numId w:val="2"/>
+        </w:numPr>
+        <w:spacing w:after="60"/>
+      </w:pPr>
+      <w:r>
+        <w:rPr>
+          <w:sz w:val="21"/>
+          <w:szCs w:val="21"/>
+        </w:rPr>
+        <w:t xml:space="preserve">Parte do volume aplicado é reabsorvida nas primeiras semanas — isso é esperado e já entra no planejamento</w:t>
+      </w:r>
+    </w:p>
+    <w:p>
+      <w:pPr>
+        <w:pStyle w:val="ListParagraph"/>
+        <w:numPr>
+          <w:ilvl w:val="0"/>
+          <w:numId w:val="2"/>
+        </w:numPr>
+        <w:spacing w:after="60"/>
+      </w:pPr>
+      <w:r>
+        <w:rPr>
+          <w:sz w:val="21"/>
+          <w:szCs w:val="21"/>
+        </w:rPr>
+        <w:t xml:space="preserve">Não massagear as áreas enxertadas por conta própria</w:t>
+      </w:r>
+    </w:p>
+    <w:p>
+      <w:pPr>
+        <w:spacing w:after="80" w:before="240"/>
+      </w:pPr>
+      <w:r>
+        <w:rPr>
+          <w:b/>
+          <w:bCs/>
+          <w:color w:val="067F7B"/>
+          <w:spacing w:val="30"/>
+          <w:sz w:val="17"/>
+          <w:szCs w:val="17"/>
+        </w:rPr>
+        <w:t xml:space="preserve">SE O LASER DE CO₂ FEZ PARTE</w:t>
+      </w:r>
+    </w:p>
+    <w:p>
+      <w:pPr>
+        <w:pStyle w:val="ListParagraph"/>
+        <w:numPr>
+          <w:ilvl w:val="0"/>
+          <w:numId w:val="2"/>
+        </w:numPr>
+        <w:spacing w:after="60"/>
+      </w:pPr>
+      <w:r>
+        <w:rPr>
+          <w:sz w:val="21"/>
+          <w:szCs w:val="21"/>
+        </w:rPr>
+        <w:t xml:space="preserve">A pele descama nos primeiros dias — não retirar as casquinhas</w:t>
+      </w:r>
+    </w:p>
+    <w:p>
+      <w:pPr>
+        <w:pStyle w:val="ListParagraph"/>
+        <w:numPr>
+          <w:ilvl w:val="0"/>
+          <w:numId w:val="2"/>
+        </w:numPr>
+        <w:spacing w:after="60"/>
+      </w:pPr>
+      <w:r>
+        <w:rPr>
+          <w:sz w:val="21"/>
+          <w:szCs w:val="21"/>
+        </w:rPr>
+        <w:t xml:space="preserve">Hidratar conforme orientado e usar protetor solar assim que liberado</w:t>
+      </w:r>
+    </w:p>
+    <w:p>
+      <w:pPr>
+        <w:pStyle w:val="ListParagraph"/>
+        <w:numPr>
+          <w:ilvl w:val="0"/>
+          <w:numId w:val="2"/>
+        </w:numPr>
+        <w:spacing w:after="60"/>
+      </w:pPr>
+      <w:r>
+        <w:rPr>
+          <w:sz w:val="21"/>
+          <w:szCs w:val="21"/>
+        </w:rPr>
+        <w:t xml:space="preserve">Vermelhidão que dura semanas é esperada e clareia aos poucos</w:t>
+      </w:r>
+    </w:p>
+    <w:p>
+      <w:pPr>
+        <w:pStyle w:val="ListParagraph"/>
+        <w:numPr>
+          <w:ilvl w:val="0"/>
+          <w:numId w:val="2"/>
+        </w:numPr>
+        <w:spacing w:after="60"/>
+      </w:pPr>
+      <w:r>
+        <w:rPr>
+          <w:sz w:val="21"/>
+          <w:szCs w:val="21"/>
+        </w:rPr>
+        <w:t xml:space="preserve">Sem ácidos, esfoliantes, vitamina C ou retinol até liberação</w:t>
+      </w:r>
+    </w:p>
+    <w:p>
+      <w:pPr>
+        <w:pBdr>
+          <w:bottom w:val="dotted" w:color="C8C8C8" w:sz="4" w:space="4"/>
+        </w:pBdr>
+        <w:spacing w:after="240" w:before="100"/>
+      </w:pPr>
+      <w:r>
+        <w:rPr>
+          <w:i/>
+          <w:iCs/>
+          <w:color w:val="AAAAAA"/>
+          <w:sz w:val="17"/>
+          <w:szCs w:val="17"/>
+        </w:rPr>
+        <w:t xml:space="preserve">Correção: </w:t>
       </w:r>
     </w:p>
     <w:p>

--- a/docs/conteudo-clinico-para-revisao.docx
+++ b/docs/conteudo-clinico-para-revisao.docx
@@ -76,7 +76,7 @@
           <w:sz w:val="19"/>
           <w:szCs w:val="19"/>
         </w:rPr>
-        <w:t xml:space="preserve">18 procedimentos · 62 orientações de sintomas · 15 guias de cuidados</w:t>
+        <w:t xml:space="preserve">17 procedimentos · 62 orientações de sintomas · 15 guias de cuidados</w:t>
       </w:r>
     </w:p>
     <w:p>
@@ -500,7 +500,7 @@
           <w:sz w:val="21"/>
           <w:szCs w:val="21"/>
         </w:rPr>
-        <w:t xml:space="preserve">Não levantar os braços acima da cabeça nos primeiros dias</w:t>
+        <w:t xml:space="preserve">Não levantar os braços acima dos ombros no primeiro mês</w:t>
       </w:r>
     </w:p>
     <w:p>
@@ -627,7 +627,24 @@
           <w:sz w:val="21"/>
           <w:szCs w:val="21"/>
         </w:rPr>
-        <w:t xml:space="preserve">Evitar esforço com os braços nas primeiras 3 semanas</w:t>
+        <w:t xml:space="preserve">Evitar esforço com os braços no primeiro mês</w:t>
+      </w:r>
+    </w:p>
+    <w:p>
+      <w:pPr>
+        <w:pStyle w:val="ListParagraph"/>
+        <w:numPr>
+          <w:ilvl w:val="0"/>
+          <w:numId w:val="2"/>
+        </w:numPr>
+        <w:spacing w:after="60"/>
+      </w:pPr>
+      <w:r>
+        <w:rPr>
+          <w:sz w:val="21"/>
+          <w:szCs w:val="21"/>
+        </w:rPr>
+        <w:t xml:space="preserve">Não levantar os braços acima dos ombros no primeiro mês</w:t>
       </w:r>
     </w:p>
     <w:p>
@@ -991,7 +1008,7 @@
           <w:sz w:val="21"/>
           <w:szCs w:val="21"/>
         </w:rPr>
-        <w:t xml:space="preserve">Drenagem linfática, quando indicada pela equipe</w:t>
+        <w:t xml:space="preserve">Drenagem linfática é parte essencial do resultado</w:t>
       </w:r>
     </w:p>
     <w:p>
@@ -1118,24 +1135,24 @@
           <w:sz w:val="21"/>
           <w:szCs w:val="21"/>
         </w:rPr>
-        <w:t xml:space="preserve">Não assoar o nariz nem usar óculos de armação pesada</w:t>
-      </w:r>
-    </w:p>
-    <w:p>
-      <w:pPr>
-        <w:pStyle w:val="ListParagraph"/>
-        <w:numPr>
-          <w:ilvl w:val="0"/>
-          <w:numId w:val="2"/>
-        </w:numPr>
-        <w:spacing w:after="60"/>
-      </w:pPr>
-      <w:r>
-        <w:rPr>
-          <w:sz w:val="21"/>
-          <w:szCs w:val="21"/>
-        </w:rPr>
-        <w:t xml:space="preserve">O resultado final leva de 6 a 12 meses para se definir</w:t>
+        <w:t xml:space="preserve">Não assoar o nariz nem usar óculos de armação pesada por 45 dias</w:t>
+      </w:r>
+    </w:p>
+    <w:p>
+      <w:pPr>
+        <w:pStyle w:val="ListParagraph"/>
+        <w:numPr>
+          <w:ilvl w:val="0"/>
+          <w:numId w:val="2"/>
+        </w:numPr>
+        <w:spacing w:after="60"/>
+      </w:pPr>
+      <w:r>
+        <w:rPr>
+          <w:sz w:val="21"/>
+          <w:szCs w:val="21"/>
+        </w:rPr>
+        <w:t xml:space="preserve">O resultado final leva 12 meses para se definir</w:t>
       </w:r>
     </w:p>
     <w:p>
@@ -1228,41 +1245,75 @@
           <w:sz w:val="21"/>
           <w:szCs w:val="21"/>
         </w:rPr>
-        <w:t xml:space="preserve">Cabeceira elevada para dormir — é o que mais reduz o inchaço</w:t>
-      </w:r>
-    </w:p>
-    <w:p>
-      <w:pPr>
-        <w:pStyle w:val="ListParagraph"/>
-        <w:numPr>
-          <w:ilvl w:val="0"/>
-          <w:numId w:val="2"/>
-        </w:numPr>
-        <w:spacing w:after="60"/>
-      </w:pPr>
-      <w:r>
-        <w:rPr>
-          <w:sz w:val="21"/>
-          <w:szCs w:val="21"/>
-        </w:rPr>
-        <w:t xml:space="preserve">Dormência na face e no pescoço é esperada e melhora aos poucos</w:t>
-      </w:r>
-    </w:p>
-    <w:p>
-      <w:pPr>
-        <w:pStyle w:val="ListParagraph"/>
-        <w:numPr>
-          <w:ilvl w:val="0"/>
-          <w:numId w:val="2"/>
-        </w:numPr>
-        <w:spacing w:after="60"/>
-      </w:pPr>
-      <w:r>
-        <w:rPr>
-          <w:sz w:val="21"/>
-          <w:szCs w:val="21"/>
-        </w:rPr>
-        <w:t xml:space="preserve">Cada planejamento é individual: siga o que foi combinado para o seu caso</w:t>
+        <w:t xml:space="preserve">Mentoneira por 15 dias — pode retirar para comer e tomar banho</w:t>
+      </w:r>
+    </w:p>
+    <w:p>
+      <w:pPr>
+        <w:pStyle w:val="ListParagraph"/>
+        <w:numPr>
+          <w:ilvl w:val="0"/>
+          <w:numId w:val="2"/>
+        </w:numPr>
+        <w:spacing w:after="60"/>
+      </w:pPr>
+      <w:r>
+        <w:rPr>
+          <w:sz w:val="21"/>
+          <w:szCs w:val="21"/>
+        </w:rPr>
+        <w:t xml:space="preserve">Não molhar o taping (bandagem)</w:t>
+      </w:r>
+    </w:p>
+    <w:p>
+      <w:pPr>
+        <w:pStyle w:val="ListParagraph"/>
+        <w:numPr>
+          <w:ilvl w:val="0"/>
+          <w:numId w:val="2"/>
+        </w:numPr>
+        <w:spacing w:after="60"/>
+      </w:pPr>
+      <w:r>
+        <w:rPr>
+          <w:sz w:val="21"/>
+          <w:szCs w:val="21"/>
+        </w:rPr>
+        <w:t xml:space="preserve">Dormir com a cabeceira elevada reduz muito o inchaço</w:t>
+      </w:r>
+    </w:p>
+    <w:p>
+      <w:pPr>
+        <w:pStyle w:val="ListParagraph"/>
+        <w:numPr>
+          <w:ilvl w:val="0"/>
+          <w:numId w:val="2"/>
+        </w:numPr>
+        <w:spacing w:after="60"/>
+      </w:pPr>
+      <w:r>
+        <w:rPr>
+          <w:sz w:val="21"/>
+          <w:szCs w:val="21"/>
+        </w:rPr>
+        <w:t xml:space="preserve">Dormência na frente das orelhas e no pescoço é esperada</w:t>
+      </w:r>
+    </w:p>
+    <w:p>
+      <w:pPr>
+        <w:pStyle w:val="ListParagraph"/>
+        <w:numPr>
+          <w:ilvl w:val="0"/>
+          <w:numId w:val="2"/>
+        </w:numPr>
+        <w:spacing w:after="60"/>
+      </w:pPr>
+      <w:r>
+        <w:rPr>
+          <w:sz w:val="21"/>
+          <w:szCs w:val="21"/>
+        </w:rPr>
+        <w:t xml:space="preserve">Fisioterapia e drenagem são parte essencial e aceleram a recuperação</w:t>
       </w:r>
     </w:p>
     <w:p>
@@ -1296,7 +1347,7 @@
           <w:sz w:val="23"/>
           <w:szCs w:val="23"/>
         </w:rPr>
-        <w:t xml:space="preserve">Cirurgia de face</w:t>
+        <w:t xml:space="preserve">Blefaroplastia</w:t>
       </w:r>
     </w:p>
     <w:p>
@@ -1309,7 +1360,7 @@
           <w:sz w:val="19"/>
           <w:szCs w:val="19"/>
         </w:rPr>
-        <w:t xml:space="preserve">Descrição na seleção: "Ritidoplastia / facelifting"</w:t>
+        <w:t xml:space="preserve">Descrição na seleção: "Cirurgia das pálpebras"</w:t>
       </w:r>
     </w:p>
     <w:p>
@@ -1322,7 +1373,7 @@
           <w:sz w:val="19"/>
           <w:szCs w:val="19"/>
         </w:rPr>
-        <w:t xml:space="preserve">Recuperação estimada exibida: 8 semanas</w:t>
+        <w:t xml:space="preserve">Recuperação estimada exibida: 3 semanas</w:t>
       </w:r>
     </w:p>
     <w:p>
@@ -1355,133 +1406,6 @@
           <w:sz w:val="21"/>
           <w:szCs w:val="21"/>
         </w:rPr>
-        <w:t xml:space="preserve">Dormir com a cabeceira elevada reduz muito o inchaço</w:t>
-      </w:r>
-    </w:p>
-    <w:p>
-      <w:pPr>
-        <w:pStyle w:val="ListParagraph"/>
-        <w:numPr>
-          <w:ilvl w:val="0"/>
-          <w:numId w:val="2"/>
-        </w:numPr>
-        <w:spacing w:after="60"/>
-      </w:pPr>
-      <w:r>
-        <w:rPr>
-          <w:sz w:val="21"/>
-          <w:szCs w:val="21"/>
-        </w:rPr>
-        <w:t xml:space="preserve">Dormência na frente das orelhas e no pescoço é esperada</w:t>
-      </w:r>
-    </w:p>
-    <w:p>
-      <w:pPr>
-        <w:pStyle w:val="ListParagraph"/>
-        <w:numPr>
-          <w:ilvl w:val="0"/>
-          <w:numId w:val="2"/>
-        </w:numPr>
-        <w:spacing w:after="60"/>
-      </w:pPr>
-      <w:r>
-        <w:rPr>
-          <w:sz w:val="21"/>
-          <w:szCs w:val="21"/>
-        </w:rPr>
-        <w:t xml:space="preserve">Compressa fria apenas nas primeiras 48 horas</w:t>
-      </w:r>
-    </w:p>
-    <w:p>
-      <w:pPr>
-        <w:pBdr>
-          <w:bottom w:val="dotted" w:color="C8C8C8" w:sz="4" w:space="4"/>
-        </w:pBdr>
-        <w:spacing w:after="240" w:before="100"/>
-      </w:pPr>
-      <w:r>
-        <w:rPr>
-          <w:i/>
-          <w:iCs/>
-          <w:color w:val="AAAAAA"/>
-          <w:sz w:val="17"/>
-          <w:szCs w:val="17"/>
-        </w:rPr>
-        <w:t xml:space="preserve">Correção: </w:t>
-      </w:r>
-    </w:p>
-    <w:p>
-      <w:pPr>
-        <w:pStyle w:val="Heading3"/>
-        <w:spacing w:after="100" w:before="280"/>
-      </w:pPr>
-      <w:r>
-        <w:rPr>
-          <w:b/>
-          <w:bCs/>
-          <w:color w:val="111111"/>
-          <w:sz w:val="23"/>
-          <w:szCs w:val="23"/>
-        </w:rPr>
-        <w:t xml:space="preserve">Blefaroplastia</w:t>
-      </w:r>
-    </w:p>
-    <w:p>
-      <w:pPr>
-        <w:spacing w:after="100"/>
-      </w:pPr>
-      <w:r>
-        <w:rPr>
-          <w:color w:val="6B6B6B"/>
-          <w:sz w:val="19"/>
-          <w:szCs w:val="19"/>
-        </w:rPr>
-        <w:t xml:space="preserve">Descrição na seleção: "Cirurgia das pálpebras"</w:t>
-      </w:r>
-    </w:p>
-    <w:p>
-      <w:pPr>
-        <w:spacing w:after="100"/>
-      </w:pPr>
-      <w:r>
-        <w:rPr>
-          <w:color w:val="6B6B6B"/>
-          <w:sz w:val="19"/>
-          <w:szCs w:val="19"/>
-        </w:rPr>
-        <w:t xml:space="preserve">Recuperação estimada exibida: 3 semanas</w:t>
-      </w:r>
-    </w:p>
-    <w:p>
-      <w:pPr>
-        <w:spacing w:after="80" w:before="240"/>
-      </w:pPr>
-      <w:r>
-        <w:rPr>
-          <w:b/>
-          <w:bCs/>
-          <w:color w:val="067F7B"/>
-          <w:spacing w:val="30"/>
-          <w:sz w:val="17"/>
-          <w:szCs w:val="17"/>
-        </w:rPr>
-        <w:t xml:space="preserve">ATENÇÃO ESPECIAL MOSTRADA NA TELA INICIAL</w:t>
-      </w:r>
-    </w:p>
-    <w:p>
-      <w:pPr>
-        <w:pStyle w:val="ListParagraph"/>
-        <w:numPr>
-          <w:ilvl w:val="0"/>
-          <w:numId w:val="2"/>
-        </w:numPr>
-        <w:spacing w:after="60"/>
-      </w:pPr>
-      <w:r>
-        <w:rPr>
-          <w:sz w:val="21"/>
-          <w:szCs w:val="21"/>
-        </w:rPr>
         <w:t xml:space="preserve">Roxo ao redor dos olhos é esperado e some em 2 a 3 semanas</w:t>
       </w:r>
     </w:p>
@@ -1499,7 +1423,41 @@
           <w:sz w:val="21"/>
           <w:szCs w:val="21"/>
         </w:rPr>
-        <w:t xml:space="preserve">Olho seco ou lacrimejante é comum no início</w:t>
+        <w:t xml:space="preserve">Compressas geladas nos olhos nos primeiros dias</w:t>
+      </w:r>
+    </w:p>
+    <w:p>
+      <w:pPr>
+        <w:pStyle w:val="ListParagraph"/>
+        <w:numPr>
+          <w:ilvl w:val="0"/>
+          <w:numId w:val="2"/>
+        </w:numPr>
+        <w:spacing w:after="60"/>
+      </w:pPr>
+      <w:r>
+        <w:rPr>
+          <w:sz w:val="21"/>
+          <w:szCs w:val="21"/>
+        </w:rPr>
+        <w:t xml:space="preserve">Fita de micropore fechando os olhos por 2 semanas — previne olho seco e lacrimejamento</w:t>
+      </w:r>
+    </w:p>
+    <w:p>
+      <w:pPr>
+        <w:pStyle w:val="ListParagraph"/>
+        <w:numPr>
+          <w:ilvl w:val="0"/>
+          <w:numId w:val="2"/>
+        </w:numPr>
+        <w:spacing w:after="60"/>
+      </w:pPr>
+      <w:r>
+        <w:rPr>
+          <w:sz w:val="21"/>
+          <w:szCs w:val="21"/>
+        </w:rPr>
+        <w:t xml:space="preserve">Usar a pomada e o colírio prescritos</w:t>
       </w:r>
     </w:p>
     <w:p>
@@ -6792,7 +6750,7 @@
                 <w:sz w:val="20"/>
                 <w:szCs w:val="20"/>
               </w:rPr>
-              <w:t xml:space="preserve">Fase de maior endurecimento — quando indicada, a drenagem ajuda bastante aqui</w:t>
+              <w:t xml:space="preserve">Fase de maior endurecimento — a drenagem faz diferença aqui</w:t>
             </w:r>
           </w:p>
         </w:tc>
@@ -7176,7 +7134,7 @@
                 <w:sz w:val="20"/>
                 <w:szCs w:val="20"/>
               </w:rPr>
-              <w:t xml:space="preserve">D21</w:t>
+              <w:t xml:space="preserve">D15</w:t>
             </w:r>
           </w:p>
         </w:tc>
@@ -7190,7 +7148,7 @@
                 <w:sz w:val="20"/>
                 <w:szCs w:val="20"/>
               </w:rPr>
-              <w:t xml:space="preserve">Boa parte do inchaço já cedeu — o pescoço costuma ser o último</w:t>
+              <w:t xml:space="preserve">Fim do uso da mentoneira, conforme orientação</w:t>
             </w:r>
           </w:p>
         </w:tc>
@@ -7222,7 +7180,7 @@
                 <w:sz w:val="20"/>
                 <w:szCs w:val="20"/>
               </w:rPr>
-              <w:t xml:space="preserve">Aparência social recuperada na maioria dos casos</w:t>
+              <w:t xml:space="preserve">Rosto mais desinchado, porém ainda longe do resultado final</w:t>
             </w:r>
           </w:p>
         </w:tc>
@@ -7254,158 +7212,7 @@
                 <w:sz w:val="20"/>
                 <w:szCs w:val="20"/>
               </w:rPr>
-              <w:t xml:space="preserve">Acompanhamento com o Dr. Henrique Reis até o 6º mês</w:t>
-            </w:r>
-          </w:p>
-        </w:tc>
-      </w:tr>
-    </w:tbl>
-    <w:p>
-      <w:pPr>
-        <w:pBdr>
-          <w:bottom w:val="dotted" w:color="C8C8C8" w:sz="4" w:space="4"/>
-        </w:pBdr>
-        <w:spacing w:after="240" w:before="100"/>
-      </w:pPr>
-      <w:r>
-        <w:rPr>
-          <w:i/>
-          <w:iCs/>
-          <w:color w:val="AAAAAA"/>
-          <w:sz w:val="17"/>
-          <w:szCs w:val="17"/>
-        </w:rPr>
-        <w:t xml:space="preserve">Correção: </w:t>
-      </w:r>
-    </w:p>
-    <w:p>
-      <w:pPr>
-        <w:pStyle w:val="Heading3"/>
-        <w:spacing w:after="100" w:before="280"/>
-      </w:pPr>
-      <w:r>
-        <w:rPr>
-          <w:b/>
-          <w:bCs/>
-          <w:color w:val="111111"/>
-          <w:sz w:val="23"/>
-          <w:szCs w:val="23"/>
-        </w:rPr>
-        <w:t xml:space="preserve">Cirurgia de face</w:t>
-      </w:r>
-    </w:p>
-    <w:tbl>
-      <w:tblPr>
-        <w:tblW w:type="dxa" w:w="9000"/>
-        <w:tblBorders>
-          <w:top w:val="single" w:color="auto" w:sz="4"/>
-          <w:left w:val="single" w:color="auto" w:sz="4"/>
-          <w:bottom w:val="single" w:color="auto" w:sz="4"/>
-          <w:right w:val="single" w:color="auto" w:sz="4"/>
-          <w:insideH w:val="single" w:color="auto" w:sz="4"/>
-          <w:insideV w:val="single" w:color="auto" w:sz="4"/>
-        </w:tblBorders>
-      </w:tblPr>
-      <w:tblGrid>
-        <w:gridCol w:w="1100"/>
-        <w:gridCol w:w="7900"/>
-      </w:tblGrid>
-      <w:tr>
-        <w:tc>
-          <w:tcPr>
-            <w:tcW w:type="dxa" w:w="1100"/>
-            <w:shd w:fill="EFEFEF" w:val="clear"/>
-          </w:tcPr>
-          <w:p>
-            <w:r>
-              <w:rPr>
-                <w:b/>
-                <w:bCs/>
-                <w:sz w:val="19"/>
-                <w:szCs w:val="19"/>
-              </w:rPr>
-              <w:t xml:space="preserve">Dia</w:t>
-            </w:r>
-          </w:p>
-        </w:tc>
-        <w:tc>
-          <w:tcPr>
-            <w:tcW w:type="dxa" w:w="7900"/>
-            <w:shd w:fill="EFEFEF" w:val="clear"/>
-          </w:tcPr>
-          <w:p>
-            <w:r>
-              <w:rPr>
-                <w:b/>
-                <w:bCs/>
-                <w:sz w:val="19"/>
-                <w:szCs w:val="19"/>
-              </w:rPr>
-              <w:t xml:space="preserve">O que a paciente lê</w:t>
-            </w:r>
-          </w:p>
-        </w:tc>
-      </w:tr>
-      <w:tr>
-        <w:tc>
-          <w:tcPr>
-            <w:tcW w:type="dxa" w:w="1100"/>
-          </w:tcPr>
-          <w:p>
-            <w:r>
-              <w:rPr>
-                <w:b/>
-                <w:bCs/>
-                <w:sz w:val="20"/>
-                <w:szCs w:val="20"/>
-              </w:rPr>
-              <w:t xml:space="preserve">D10</w:t>
-            </w:r>
-          </w:p>
-        </w:tc>
-        <w:tc>
-          <w:tcPr>
-            <w:tcW w:type="dxa" w:w="7900"/>
-          </w:tcPr>
-          <w:p>
-            <w:r>
-              <w:rPr>
-                <w:sz w:val="20"/>
-                <w:szCs w:val="20"/>
-              </w:rPr>
-              <w:t xml:space="preserve">Retirada dos pontos conforme orientação</w:t>
-            </w:r>
-          </w:p>
-        </w:tc>
-      </w:tr>
-      <w:tr>
-        <w:tc>
-          <w:tcPr>
-            <w:tcW w:type="dxa" w:w="1100"/>
-          </w:tcPr>
-          <w:p>
-            <w:r>
-              <w:rPr>
-                <w:b/>
-                <w:bCs/>
-                <w:sz w:val="20"/>
-                <w:szCs w:val="20"/>
-              </w:rPr>
-              <w:t xml:space="preserve">D30</w:t>
-            </w:r>
-          </w:p>
-        </w:tc>
-        <w:tc>
-          <w:tcPr>
-            <w:tcW w:type="dxa" w:w="7900"/>
-          </w:tcPr>
-          <w:p>
-            <w:r>
-              <w:rPr>
-                <w:sz w:val="20"/>
-                <w:szCs w:val="20"/>
-              </w:rPr>
-              <w:t xml:space="preserve">Aparência social recuperada na maioria dos casos</w:t>
+              <w:t xml:space="preserve">Rosto próximo do resultado final</w:t>
             </w:r>
           </w:p>
         </w:tc>
@@ -9653,6 +9460,23 @@
           <w:sz w:val="21"/>
           <w:szCs w:val="21"/>
         </w:rPr>
+        <w:t xml:space="preserve">Às vezes o curativo da lipoaspiração sangra um pouco ou sai um líquido vermelho claro — isso é normal.</w:t>
+      </w:r>
+    </w:p>
+    <w:p>
+      <w:pPr>
+        <w:pStyle w:val="ListParagraph"/>
+        <w:numPr>
+          <w:ilvl w:val="0"/>
+          <w:numId w:val="2"/>
+        </w:numPr>
+        <w:spacing w:after="60"/>
+      </w:pPr>
+      <w:r>
+        <w:rPr>
+          <w:sz w:val="21"/>
+          <w:szCs w:val="21"/>
+        </w:rPr>
         <w:t xml:space="preserve">Sangramento contínuo pode indicar um vaso que voltou a sangrar.</w:t>
       </w:r>
     </w:p>
@@ -10657,7 +10481,7 @@
           <w:sz w:val="19"/>
           <w:szCs w:val="19"/>
         </w:rPr>
-        <w:t xml:space="preserve">Quando: Qualquer momento após a cirurgia  |  Aplica-se a: apenas: Blefaroplastia, Cirurgia de face</w:t>
+        <w:t xml:space="preserve">Quando: Qualquer momento após a cirurgia  |  Aplica-se a: apenas: Blefaroplastia, face</w:t>
       </w:r>
     </w:p>
     <w:p>
@@ -17559,7 +17383,7 @@
           <w:sz w:val="21"/>
           <w:szCs w:val="21"/>
         </w:rPr>
-        <w:t xml:space="preserve">A ponta do nariz é a última região a desinchar. O resultado final costuma levar de 6 a 12 meses, e o ritmo varia de pessoa para pessoa.</w:t>
+        <w:t xml:space="preserve">A ponta do nariz é a última região a desinchar. O resultado final costuma levar cerca de 12 meses, e o ritmo varia de pessoa para pessoa.</w:t>
       </w:r>
     </w:p>
     <w:p>
@@ -17689,7 +17513,7 @@
           <w:sz w:val="19"/>
           <w:szCs w:val="19"/>
         </w:rPr>
-        <w:t xml:space="preserve">Quando: Primeiras 3 semanas  |  Aplica-se a: apenas: Blefaroplastia, Cirurgia de face</w:t>
+        <w:t xml:space="preserve">Quando: Primeiras 3 semanas  |  Aplica-se a: apenas: Blefaroplastia, face</w:t>
       </w:r>
     </w:p>
     <w:p>
@@ -17769,7 +17593,41 @@
           <w:sz w:val="21"/>
           <w:szCs w:val="21"/>
         </w:rPr>
-        <w:t xml:space="preserve">Use colírio lubrificante conforme orientação</w:t>
+        <w:t xml:space="preserve">Use a pomada e o colírio prescritos, nos horários orientados</w:t>
+      </w:r>
+    </w:p>
+    <w:p>
+      <w:pPr>
+        <w:pStyle w:val="ListParagraph"/>
+        <w:numPr>
+          <w:ilvl w:val="0"/>
+          <w:numId w:val="2"/>
+        </w:numPr>
+        <w:spacing w:after="60"/>
+      </w:pPr>
+      <w:r>
+        <w:rPr>
+          <w:sz w:val="21"/>
+          <w:szCs w:val="21"/>
+        </w:rPr>
+        <w:t xml:space="preserve">Fita de micropore fechando os olhos por 2 semanas, como orientado — é o que previne o ressecamento</w:t>
+      </w:r>
+    </w:p>
+    <w:p>
+      <w:pPr>
+        <w:pStyle w:val="ListParagraph"/>
+        <w:numPr>
+          <w:ilvl w:val="0"/>
+          <w:numId w:val="2"/>
+        </w:numPr>
+        <w:spacing w:after="60"/>
+      </w:pPr>
+      <w:r>
+        <w:rPr>
+          <w:sz w:val="21"/>
+          <w:szCs w:val="21"/>
+        </w:rPr>
+        <w:t xml:space="preserve">Compressas geladas nos primeiros dias</w:t>
       </w:r>
     </w:p>
     <w:p>
@@ -19533,7 +19391,7 @@
           <w:sz w:val="21"/>
           <w:szCs w:val="21"/>
         </w:rPr>
-        <w:t xml:space="preserve">A avaliação do contorno só faz sentido depois de 15 dias.</w:t>
+        <w:t xml:space="preserve">A avaliação do contorno só faz sentido depois de 30 dias.</w:t>
       </w:r>
     </w:p>
     <w:p>
@@ -20164,6 +20022,57 @@
           <w:sz w:val="21"/>
           <w:szCs w:val="21"/>
         </w:rPr>
+        <w:t xml:space="preserve">Mentoneira por 15 dias — pode retirar para se alimentar e tomar banho</w:t>
+      </w:r>
+    </w:p>
+    <w:p>
+      <w:pPr>
+        <w:pStyle w:val="ListParagraph"/>
+        <w:numPr>
+          <w:ilvl w:val="0"/>
+          <w:numId w:val="2"/>
+        </w:numPr>
+        <w:spacing w:after="60"/>
+      </w:pPr>
+      <w:r>
+        <w:rPr>
+          <w:sz w:val="21"/>
+          <w:szCs w:val="21"/>
+        </w:rPr>
+        <w:t xml:space="preserve">Não molhar o taping (bandagem)</w:t>
+      </w:r>
+    </w:p>
+    <w:p>
+      <w:pPr>
+        <w:pStyle w:val="ListParagraph"/>
+        <w:numPr>
+          <w:ilvl w:val="0"/>
+          <w:numId w:val="2"/>
+        </w:numPr>
+        <w:spacing w:after="60"/>
+      </w:pPr>
+      <w:r>
+        <w:rPr>
+          <w:sz w:val="21"/>
+          <w:szCs w:val="21"/>
+        </w:rPr>
+        <w:t xml:space="preserve">Fisioterapia e drenagem são parte essencial e aceleram a recuperação</w:t>
+      </w:r>
+    </w:p>
+    <w:p>
+      <w:pPr>
+        <w:pStyle w:val="ListParagraph"/>
+        <w:numPr>
+          <w:ilvl w:val="0"/>
+          <w:numId w:val="2"/>
+        </w:numPr>
+        <w:spacing w:after="60"/>
+      </w:pPr>
+      <w:r>
+        <w:rPr>
+          <w:sz w:val="21"/>
+          <w:szCs w:val="21"/>
+        </w:rPr>
         <w:t xml:space="preserve">Dormir de barriga para cima, com a cabeceira elevada — é o que mais reduz o inchaço</w:t>
       </w:r>
     </w:p>
@@ -21208,7 +21117,7 @@
           <w:sz w:val="19"/>
           <w:szCs w:val="19"/>
         </w:rPr>
-        <w:t xml:space="preserve">"Quando indicada pela equipe"  |  Aplica-se a: somente cirurgias</w:t>
+        <w:t xml:space="preserve">"Um dos fatores que mais influenciam o resultado"  |  Aplica-se a: somente cirurgias</w:t>
       </w:r>
     </w:p>
     <w:p>
@@ -21241,41 +21150,41 @@
           <w:sz w:val="21"/>
           <w:szCs w:val="21"/>
         </w:rPr>
-        <w:t xml:space="preserve">Quando indicada, ajuda a reduzir o inchaço e a sensação de peso</w:t>
-      </w:r>
-    </w:p>
-    <w:p>
-      <w:pPr>
-        <w:pStyle w:val="ListParagraph"/>
-        <w:numPr>
-          <w:ilvl w:val="0"/>
-          <w:numId w:val="2"/>
-        </w:numPr>
-        <w:spacing w:after="60"/>
-      </w:pPr>
-      <w:r>
-        <w:rPr>
-          <w:sz w:val="21"/>
-          <w:szCs w:val="21"/>
-        </w:rPr>
-        <w:t xml:space="preserve">Contribui no manejo da fibrose, que deixa o contorno irregular</w:t>
-      </w:r>
-    </w:p>
-    <w:p>
-      <w:pPr>
-        <w:pStyle w:val="ListParagraph"/>
-        <w:numPr>
-          <w:ilvl w:val="0"/>
-          <w:numId w:val="2"/>
-        </w:numPr>
-        <w:spacing w:after="60"/>
-      </w:pPr>
-      <w:r>
-        <w:rPr>
-          <w:sz w:val="21"/>
-          <w:szCs w:val="21"/>
-        </w:rPr>
-        <w:t xml:space="preserve">Nem toda paciente precisa: quem indica, e a partir de quando, é a equipe</w:t>
+        <w:t xml:space="preserve">Acelera a saída do líquido acumulado e reduz o inchaço</w:t>
+      </w:r>
+    </w:p>
+    <w:p>
+      <w:pPr>
+        <w:pStyle w:val="ListParagraph"/>
+        <w:numPr>
+          <w:ilvl w:val="0"/>
+          <w:numId w:val="2"/>
+        </w:numPr>
+        <w:spacing w:after="60"/>
+      </w:pPr>
+      <w:r>
+        <w:rPr>
+          <w:sz w:val="21"/>
+          <w:szCs w:val="21"/>
+        </w:rPr>
+        <w:t xml:space="preserve">Previne e trata a fibrose, que deixa o contorno irregular</w:t>
+      </w:r>
+    </w:p>
+    <w:p>
+      <w:pPr>
+        <w:pStyle w:val="ListParagraph"/>
+        <w:numPr>
+          <w:ilvl w:val="0"/>
+          <w:numId w:val="2"/>
+        </w:numPr>
+        <w:spacing w:after="60"/>
+      </w:pPr>
+      <w:r>
+        <w:rPr>
+          <w:sz w:val="21"/>
+          <w:szCs w:val="21"/>
+        </w:rPr>
+        <w:t xml:space="preserve">Melhora o conforto e a sensação de peso</w:t>
       </w:r>
     </w:p>
     <w:p>
@@ -21308,7 +21217,7 @@
           <w:sz w:val="21"/>
           <w:szCs w:val="21"/>
         </w:rPr>
-        <w:t xml:space="preserve">Só começa depois da liberação da equipe — habitualmente entre o 2º e o 5º dia</w:t>
+        <w:t xml:space="preserve">Início conforme liberação da equipe, em geral entre o 2º e o 5º dia</w:t>
       </w:r>
     </w:p>
     <w:p>

--- a/docs/conteudo-clinico-para-revisao.docx
+++ b/docs/conteudo-clinico-para-revisao.docx
@@ -76,7 +76,7 @@
           <w:sz w:val="19"/>
           <w:szCs w:val="19"/>
         </w:rPr>
-        <w:t xml:space="preserve">17 procedimentos · 62 orientações de sintomas · 15 guias de cuidados</w:t>
+        <w:t xml:space="preserve">18 procedimentos · 63 orientações de sintomas · 16 guias de cuidados</w:t>
       </w:r>
     </w:p>
     <w:p>
@@ -1026,6 +1026,167 @@
           <w:szCs w:val="21"/>
         </w:rPr>
         <w:t xml:space="preserve">Endurecimento e irregularidades nos primeiros meses são esperados</w:t>
+      </w:r>
+    </w:p>
+    <w:p>
+      <w:pPr>
+        <w:pBdr>
+          <w:bottom w:val="dotted" w:color="C8C8C8" w:sz="4" w:space="4"/>
+        </w:pBdr>
+        <w:spacing w:after="240" w:before="100"/>
+      </w:pPr>
+      <w:r>
+        <w:rPr>
+          <w:i/>
+          <w:iCs/>
+          <w:color w:val="AAAAAA"/>
+          <w:sz w:val="17"/>
+          <w:szCs w:val="17"/>
+        </w:rPr>
+        <w:t xml:space="preserve">Correção: </w:t>
+      </w:r>
+    </w:p>
+    <w:p>
+      <w:pPr>
+        <w:pStyle w:val="Heading3"/>
+        <w:spacing w:after="100" w:before="280"/>
+      </w:pPr>
+      <w:r>
+        <w:rPr>
+          <w:b/>
+          <w:bCs/>
+          <w:color w:val="111111"/>
+          <w:sz w:val="23"/>
+          <w:szCs w:val="23"/>
+        </w:rPr>
+        <w:t xml:space="preserve">Lipo HD Concept</w:t>
+      </w:r>
+    </w:p>
+    <w:p>
+      <w:pPr>
+        <w:spacing w:after="100"/>
+      </w:pPr>
+      <w:r>
+        <w:rPr>
+          <w:color w:val="6B6B6B"/>
+          <w:sz w:val="19"/>
+          <w:szCs w:val="19"/>
+        </w:rPr>
+        <w:t xml:space="preserve">Descrição na seleção: "Lipoaspiração de alta definição, com ou sem enxertia"</w:t>
+      </w:r>
+    </w:p>
+    <w:p>
+      <w:pPr>
+        <w:spacing w:after="100"/>
+      </w:pPr>
+      <w:r>
+        <w:rPr>
+          <w:color w:val="6B6B6B"/>
+          <w:sz w:val="19"/>
+          <w:szCs w:val="19"/>
+        </w:rPr>
+        <w:t xml:space="preserve">Recuperação estimada exibida: 6 semanas</w:t>
+      </w:r>
+    </w:p>
+    <w:p>
+      <w:pPr>
+        <w:spacing w:after="80" w:before="240"/>
+      </w:pPr>
+      <w:r>
+        <w:rPr>
+          <w:b/>
+          <w:bCs/>
+          <w:color w:val="067F7B"/>
+          <w:spacing w:val="30"/>
+          <w:sz w:val="17"/>
+          <w:szCs w:val="17"/>
+        </w:rPr>
+        <w:t xml:space="preserve">ATENÇÃO ESPECIAL MOSTRADA NA TELA INICIAL</w:t>
+      </w:r>
+    </w:p>
+    <w:p>
+      <w:pPr>
+        <w:pStyle w:val="ListParagraph"/>
+        <w:numPr>
+          <w:ilvl w:val="0"/>
+          <w:numId w:val="2"/>
+        </w:numPr>
+        <w:spacing w:after="60"/>
+      </w:pPr>
+      <w:r>
+        <w:rPr>
+          <w:sz w:val="21"/>
+          <w:szCs w:val="21"/>
+        </w:rPr>
+        <w:t xml:space="preserve">Cinta conforme a orientação da equipe — não aperte nem ajuste por conta própria</w:t>
+      </w:r>
+    </w:p>
+    <w:p>
+      <w:pPr>
+        <w:pStyle w:val="ListParagraph"/>
+        <w:numPr>
+          <w:ilvl w:val="0"/>
+          <w:numId w:val="2"/>
+        </w:numPr>
+        <w:spacing w:after="60"/>
+      </w:pPr>
+      <w:r>
+        <w:rPr>
+          <w:sz w:val="21"/>
+          <w:szCs w:val="21"/>
+        </w:rPr>
+        <w:t xml:space="preserve">Drenagem linfática e fisioterapia ajudam a preservar a definição</w:t>
+      </w:r>
+    </w:p>
+    <w:p>
+      <w:pPr>
+        <w:pStyle w:val="ListParagraph"/>
+        <w:numPr>
+          <w:ilvl w:val="0"/>
+          <w:numId w:val="2"/>
+        </w:numPr>
+        <w:spacing w:after="60"/>
+      </w:pPr>
+      <w:r>
+        <w:rPr>
+          <w:sz w:val="21"/>
+          <w:szCs w:val="21"/>
+        </w:rPr>
+        <w:t xml:space="preserve">Caminhadas curtas desde cedo, conforme orientação</w:t>
+      </w:r>
+    </w:p>
+    <w:p>
+      <w:pPr>
+        <w:pStyle w:val="ListParagraph"/>
+        <w:numPr>
+          <w:ilvl w:val="0"/>
+          <w:numId w:val="2"/>
+        </w:numPr>
+        <w:spacing w:after="60"/>
+      </w:pPr>
+      <w:r>
+        <w:rPr>
+          <w:sz w:val="21"/>
+          <w:szCs w:val="21"/>
+        </w:rPr>
+        <w:t xml:space="preserve">Se houve enxertia: evite pressão sobre a área enxertada</w:t>
+      </w:r>
+    </w:p>
+    <w:p>
+      <w:pPr>
+        <w:pStyle w:val="ListParagraph"/>
+        <w:numPr>
+          <w:ilvl w:val="0"/>
+          <w:numId w:val="2"/>
+        </w:numPr>
+        <w:spacing w:after="60"/>
+      </w:pPr>
+      <w:r>
+        <w:rPr>
+          <w:sz w:val="21"/>
+          <w:szCs w:val="21"/>
+        </w:rPr>
+        <w:t xml:space="preserve">Endurecimento e assimetrias nas primeiras semanas são esperados</w:t>
       </w:r>
     </w:p>
     <w:p>
@@ -6632,6 +6793,221 @@
                 <w:szCs w:val="20"/>
               </w:rPr>
               <w:t xml:space="preserve">Retorno a exercícios abdominais, quando liberada</w:t>
+            </w:r>
+          </w:p>
+        </w:tc>
+      </w:tr>
+    </w:tbl>
+    <w:p>
+      <w:pPr>
+        <w:pBdr>
+          <w:bottom w:val="dotted" w:color="C8C8C8" w:sz="4" w:space="4"/>
+        </w:pBdr>
+        <w:spacing w:after="240" w:before="100"/>
+      </w:pPr>
+      <w:r>
+        <w:rPr>
+          <w:i/>
+          <w:iCs/>
+          <w:color w:val="AAAAAA"/>
+          <w:sz w:val="17"/>
+          <w:szCs w:val="17"/>
+        </w:rPr>
+        <w:t xml:space="preserve">Correção: </w:t>
+      </w:r>
+    </w:p>
+    <w:p>
+      <w:pPr>
+        <w:pStyle w:val="Heading3"/>
+        <w:spacing w:after="100" w:before="280"/>
+      </w:pPr>
+      <w:r>
+        <w:rPr>
+          <w:b/>
+          <w:bCs/>
+          <w:color w:val="111111"/>
+          <w:sz w:val="23"/>
+          <w:szCs w:val="23"/>
+        </w:rPr>
+        <w:t xml:space="preserve">Lipo HD Concept</w:t>
+      </w:r>
+    </w:p>
+    <w:tbl>
+      <w:tblPr>
+        <w:tblW w:type="dxa" w:w="9000"/>
+        <w:tblBorders>
+          <w:top w:val="single" w:color="auto" w:sz="4"/>
+          <w:left w:val="single" w:color="auto" w:sz="4"/>
+          <w:bottom w:val="single" w:color="auto" w:sz="4"/>
+          <w:right w:val="single" w:color="auto" w:sz="4"/>
+          <w:insideH w:val="single" w:color="auto" w:sz="4"/>
+          <w:insideV w:val="single" w:color="auto" w:sz="4"/>
+        </w:tblBorders>
+      </w:tblPr>
+      <w:tblGrid>
+        <w:gridCol w:w="1100"/>
+        <w:gridCol w:w="7900"/>
+      </w:tblGrid>
+      <w:tr>
+        <w:tc>
+          <w:tcPr>
+            <w:tcW w:type="dxa" w:w="1100"/>
+            <w:shd w:fill="EFEFEF" w:val="clear"/>
+          </w:tcPr>
+          <w:p>
+            <w:r>
+              <w:rPr>
+                <w:b/>
+                <w:bCs/>
+                <w:sz w:val="19"/>
+                <w:szCs w:val="19"/>
+              </w:rPr>
+              <w:t xml:space="preserve">Dia</w:t>
+            </w:r>
+          </w:p>
+        </w:tc>
+        <w:tc>
+          <w:tcPr>
+            <w:tcW w:type="dxa" w:w="7900"/>
+            <w:shd w:fill="EFEFEF" w:val="clear"/>
+          </w:tcPr>
+          <w:p>
+            <w:r>
+              <w:rPr>
+                <w:b/>
+                <w:bCs/>
+                <w:sz w:val="19"/>
+                <w:szCs w:val="19"/>
+              </w:rPr>
+              <w:t xml:space="preserve">O que a paciente lê</w:t>
+            </w:r>
+          </w:p>
+        </w:tc>
+      </w:tr>
+      <w:tr>
+        <w:tc>
+          <w:tcPr>
+            <w:tcW w:type="dxa" w:w="1100"/>
+          </w:tcPr>
+          <w:p>
+            <w:r>
+              <w:rPr>
+                <w:b/>
+                <w:bCs/>
+                <w:sz w:val="20"/>
+                <w:szCs w:val="20"/>
+              </w:rPr>
+              <w:t xml:space="preserve">D21</w:t>
+            </w:r>
+          </w:p>
+        </w:tc>
+        <w:tc>
+          <w:tcPr>
+            <w:tcW w:type="dxa" w:w="7900"/>
+          </w:tcPr>
+          <w:p>
+            <w:r>
+              <w:rPr>
+                <w:sz w:val="20"/>
+                <w:szCs w:val="20"/>
+              </w:rPr>
+              <w:t xml:space="preserve">Fase de maior endurecimento — a drenagem faz diferença aqui</w:t>
+            </w:r>
+          </w:p>
+        </w:tc>
+      </w:tr>
+      <w:tr>
+        <w:tc>
+          <w:tcPr>
+            <w:tcW w:type="dxa" w:w="1100"/>
+          </w:tcPr>
+          <w:p>
+            <w:r>
+              <w:rPr>
+                <w:b/>
+                <w:bCs/>
+                <w:sz w:val="20"/>
+                <w:szCs w:val="20"/>
+              </w:rPr>
+              <w:t xml:space="preserve">D90</w:t>
+            </w:r>
+          </w:p>
+        </w:tc>
+        <w:tc>
+          <w:tcPr>
+            <w:tcW w:type="dxa" w:w="7900"/>
+          </w:tcPr>
+          <w:p>
+            <w:r>
+              <w:rPr>
+                <w:sz w:val="20"/>
+                <w:szCs w:val="20"/>
+              </w:rPr>
+              <w:t xml:space="preserve">Maior parte da recuperação concluída; a definição segue melhorando</w:t>
+            </w:r>
+          </w:p>
+        </w:tc>
+      </w:tr>
+      <w:tr>
+        <w:tc>
+          <w:tcPr>
+            <w:tcW w:type="dxa" w:w="1100"/>
+          </w:tcPr>
+          <w:p>
+            <w:r>
+              <w:rPr>
+                <w:b/>
+                <w:bCs/>
+                <w:sz w:val="20"/>
+                <w:szCs w:val="20"/>
+              </w:rPr>
+              <w:t xml:space="preserve">D180</w:t>
+            </w:r>
+          </w:p>
+        </w:tc>
+        <w:tc>
+          <w:tcPr>
+            <w:tcW w:type="dxa" w:w="7900"/>
+          </w:tcPr>
+          <w:p>
+            <w:r>
+              <w:rPr>
+                <w:sz w:val="20"/>
+                <w:szCs w:val="20"/>
+              </w:rPr>
+              <w:t xml:space="preserve">Resultado do enxerto já estabelecido, quando houve GRAFT</w:t>
+            </w:r>
+          </w:p>
+        </w:tc>
+      </w:tr>
+      <w:tr>
+        <w:tc>
+          <w:tcPr>
+            <w:tcW w:type="dxa" w:w="1100"/>
+          </w:tcPr>
+          <w:p>
+            <w:r>
+              <w:rPr>
+                <w:b/>
+                <w:bCs/>
+                <w:sz w:val="20"/>
+                <w:szCs w:val="20"/>
+              </w:rPr>
+              <w:t xml:space="preserve">D365</w:t>
+            </w:r>
+          </w:p>
+        </w:tc>
+        <w:tc>
+          <w:tcPr>
+            <w:tcW w:type="dxa" w:w="7900"/>
+          </w:tcPr>
+          <w:p>
+            <w:r>
+              <w:rPr>
+                <w:sz w:val="20"/>
+                <w:szCs w:val="20"/>
+              </w:rPr>
+              <w:t xml:space="preserve">Resultado final do contorno — entre 6 e 12 meses, conforme cada paciente</w:t>
             </w:r>
           </w:p>
         </w:tc>
@@ -14357,7 +14733,7 @@
           <w:sz w:val="26"/>
           <w:szCs w:val="26"/>
         </w:rPr>
-        <w:t xml:space="preserve">ESPERADO — 30 orientações</w:t>
+        <w:t xml:space="preserve">ESPERADO — 31 orientações</w:t>
       </w:r>
     </w:p>
     <w:p>
@@ -15085,7 +15461,7 @@
           <w:sz w:val="23"/>
           <w:szCs w:val="23"/>
         </w:rPr>
-        <w:t xml:space="preserve">Endurecimento e nódulos sob a pele</w:t>
+        <w:t xml:space="preserve">A área enxertada parece ter perdido volume</w:t>
       </w:r>
     </w:p>
     <w:p>
@@ -15098,7 +15474,7 @@
           <w:sz w:val="19"/>
           <w:szCs w:val="19"/>
         </w:rPr>
-        <w:t xml:space="preserve">Quando: Da 3ª semana ao 3º mês  |  Aplica-se a: somente cirurgias</w:t>
+        <w:t xml:space="preserve">Quando: Do 1º ao 6º mês  |  Aplica-se a: somente cirurgias · apenas: Lipo HD Concept, Lipoescultura, Face HD Concept</w:t>
       </w:r>
     </w:p>
     <w:p>
@@ -15112,7 +15488,7 @@
           <w:sz w:val="21"/>
           <w:szCs w:val="21"/>
         </w:rPr>
-        <w:t xml:space="preserve">Áreas endurecidas, irregulares ou com pequenos caroços fazem parte da fase de fibrose e amolecem com o tempo.</w:t>
+        <w:t xml:space="preserve">Parte da gordura enxertada é naturalmente reabsorvida pelo organismo nos primeiros meses. Isso é esperado e já entra no planejamento da cirurgia.</w:t>
       </w:r>
     </w:p>
     <w:p>
@@ -15145,24 +15521,41 @@
           <w:sz w:val="21"/>
           <w:szCs w:val="21"/>
         </w:rPr>
-        <w:t xml:space="preserve">O organismo forma tecido de reparo, que é firme no início e depois amolece.</w:t>
-      </w:r>
-    </w:p>
-    <w:p>
-      <w:pPr>
-        <w:pStyle w:val="ListParagraph"/>
-        <w:numPr>
-          <w:ilvl w:val="0"/>
-          <w:numId w:val="2"/>
-        </w:numPr>
-        <w:spacing w:after="60"/>
-      </w:pPr>
-      <w:r>
-        <w:rPr>
-          <w:sz w:val="21"/>
-          <w:szCs w:val="21"/>
-        </w:rPr>
-        <w:t xml:space="preserve">É especialmente comum após lipoaspiração.</w:t>
+        <w:t xml:space="preserve">Nem toda a gordura transferida se integra: o corpo reabsorve uma parte ao longo das primeiras semanas.</w:t>
+      </w:r>
+    </w:p>
+    <w:p>
+      <w:pPr>
+        <w:pStyle w:val="ListParagraph"/>
+        <w:numPr>
+          <w:ilvl w:val="0"/>
+          <w:numId w:val="2"/>
+        </w:numPr>
+        <w:spacing w:after="60"/>
+      </w:pPr>
+      <w:r>
+        <w:rPr>
+          <w:sz w:val="21"/>
+          <w:szCs w:val="21"/>
+        </w:rPr>
+        <w:t xml:space="preserve">O volume que permanece depois desse período tende a se manter.</w:t>
+      </w:r>
+    </w:p>
+    <w:p>
+      <w:pPr>
+        <w:pStyle w:val="ListParagraph"/>
+        <w:numPr>
+          <w:ilvl w:val="0"/>
+          <w:numId w:val="2"/>
+        </w:numPr>
+        <w:spacing w:after="60"/>
+      </w:pPr>
+      <w:r>
+        <w:rPr>
+          <w:sz w:val="21"/>
+          <w:szCs w:val="21"/>
+        </w:rPr>
+        <w:t xml:space="preserve">O inchaço inicial também dá a impressão de um volume maior do que o que vai ficar.</w:t>
       </w:r>
     </w:p>
     <w:p>
@@ -15195,41 +15588,58 @@
           <w:sz w:val="21"/>
           <w:szCs w:val="21"/>
         </w:rPr>
-        <w:t xml:space="preserve">Mantenha a drenagem linfática e a compressão</w:t>
-      </w:r>
-    </w:p>
-    <w:p>
-      <w:pPr>
-        <w:pStyle w:val="ListParagraph"/>
-        <w:numPr>
-          <w:ilvl w:val="0"/>
-          <w:numId w:val="2"/>
-        </w:numPr>
-        <w:spacing w:after="60"/>
-      </w:pPr>
-      <w:r>
-        <w:rPr>
-          <w:sz w:val="21"/>
-          <w:szCs w:val="21"/>
-        </w:rPr>
-        <w:t xml:space="preserve">Não massageie com força por conta própria</w:t>
-      </w:r>
-    </w:p>
-    <w:p>
-      <w:pPr>
-        <w:pStyle w:val="ListParagraph"/>
-        <w:numPr>
-          <w:ilvl w:val="0"/>
-          <w:numId w:val="2"/>
-        </w:numPr>
-        <w:spacing w:after="60"/>
-      </w:pPr>
-      <w:r>
-        <w:rPr>
-          <w:sz w:val="21"/>
-          <w:szCs w:val="21"/>
-        </w:rPr>
-        <w:t xml:space="preserve">Comente no retorno se um endurecimento crescer ou doer muito</w:t>
+        <w:t xml:space="preserve">Evite pressão sobre a área enxertada nas primeiras semanas</w:t>
+      </w:r>
+    </w:p>
+    <w:p>
+      <w:pPr>
+        <w:pStyle w:val="ListParagraph"/>
+        <w:numPr>
+          <w:ilvl w:val="0"/>
+          <w:numId w:val="2"/>
+        </w:numPr>
+        <w:spacing w:after="60"/>
+      </w:pPr>
+      <w:r>
+        <w:rPr>
+          <w:sz w:val="21"/>
+          <w:szCs w:val="21"/>
+        </w:rPr>
+        <w:t xml:space="preserve">Siga as orientações de posição para dormir e para sentar</w:t>
+      </w:r>
+    </w:p>
+    <w:p>
+      <w:pPr>
+        <w:pStyle w:val="ListParagraph"/>
+        <w:numPr>
+          <w:ilvl w:val="0"/>
+          <w:numId w:val="2"/>
+        </w:numPr>
+        <w:spacing w:after="60"/>
+      </w:pPr>
+      <w:r>
+        <w:rPr>
+          <w:sz w:val="21"/>
+          <w:szCs w:val="21"/>
+        </w:rPr>
+        <w:t xml:space="preserve">Não massageie a região enxertada sem orientação da equipe</w:t>
+      </w:r>
+    </w:p>
+    <w:p>
+      <w:pPr>
+        <w:pStyle w:val="ListParagraph"/>
+        <w:numPr>
+          <w:ilvl w:val="0"/>
+          <w:numId w:val="2"/>
+        </w:numPr>
+        <w:spacing w:after="60"/>
+      </w:pPr>
+      <w:r>
+        <w:rPr>
+          <w:sz w:val="21"/>
+          <w:szCs w:val="21"/>
+        </w:rPr>
+        <w:t xml:space="preserve">Avalie o resultado do enxerto entre 3 e 6 meses, no retorno</w:t>
       </w:r>
     </w:p>
     <w:p>
@@ -15263,7 +15673,7 @@
           <w:sz w:val="23"/>
           <w:szCs w:val="23"/>
         </w:rPr>
-        <w:t xml:space="preserve">Coceira na cicatriz</w:t>
+        <w:t xml:space="preserve">Endurecimento e nódulos sob a pele</w:t>
       </w:r>
     </w:p>
     <w:p>
@@ -15276,7 +15686,7 @@
           <w:sz w:val="19"/>
           <w:szCs w:val="19"/>
         </w:rPr>
-        <w:t xml:space="preserve">Quando: Da 2ª semana ao 3º mês  |  Aplica-se a: somente cirurgias</w:t>
+        <w:t xml:space="preserve">Quando: Da 3ª semana ao 3º mês  |  Aplica-se a: somente cirurgias</w:t>
       </w:r>
     </w:p>
     <w:p>
@@ -15290,7 +15700,7 @@
           <w:sz w:val="21"/>
           <w:szCs w:val="21"/>
         </w:rPr>
-        <w:t xml:space="preserve">Coceira leve acompanha a cicatrização e costuma indicar que a pele está se reparando.</w:t>
+        <w:t xml:space="preserve">Áreas endurecidas, irregulares ou com pequenos caroços fazem parte da fase de fibrose e amolecem com o tempo.</w:t>
       </w:r>
     </w:p>
     <w:p>
@@ -15323,7 +15733,24 @@
           <w:sz w:val="21"/>
           <w:szCs w:val="21"/>
         </w:rPr>
-        <w:t xml:space="preserve">A liberação de histamina e a pele ressecada durante a cicatrização causam prurido.</w:t>
+        <w:t xml:space="preserve">O organismo forma tecido de reparo, que é firme no início e depois amolece.</w:t>
+      </w:r>
+    </w:p>
+    <w:p>
+      <w:pPr>
+        <w:pStyle w:val="ListParagraph"/>
+        <w:numPr>
+          <w:ilvl w:val="0"/>
+          <w:numId w:val="2"/>
+        </w:numPr>
+        <w:spacing w:after="60"/>
+      </w:pPr>
+      <w:r>
+        <w:rPr>
+          <w:sz w:val="21"/>
+          <w:szCs w:val="21"/>
+        </w:rPr>
+        <w:t xml:space="preserve">É especialmente comum após lipoaspiração.</w:t>
       </w:r>
     </w:p>
     <w:p>
@@ -15356,41 +15783,41 @@
           <w:sz w:val="21"/>
           <w:szCs w:val="21"/>
         </w:rPr>
-        <w:t xml:space="preserve">Hidrate a pele ao redor — nunca sobre pontos ainda fechados</w:t>
-      </w:r>
-    </w:p>
-    <w:p>
-      <w:pPr>
-        <w:pStyle w:val="ListParagraph"/>
-        <w:numPr>
-          <w:ilvl w:val="0"/>
-          <w:numId w:val="2"/>
-        </w:numPr>
-        <w:spacing w:after="60"/>
-      </w:pPr>
-      <w:r>
-        <w:rPr>
-          <w:sz w:val="21"/>
-          <w:szCs w:val="21"/>
-        </w:rPr>
-        <w:t xml:space="preserve">Não coce nem retire crostas</w:t>
-      </w:r>
-    </w:p>
-    <w:p>
-      <w:pPr>
-        <w:pStyle w:val="ListParagraph"/>
-        <w:numPr>
-          <w:ilvl w:val="0"/>
-          <w:numId w:val="2"/>
-        </w:numPr>
-        <w:spacing w:after="60"/>
-      </w:pPr>
-      <w:r>
-        <w:rPr>
-          <w:sz w:val="21"/>
-          <w:szCs w:val="21"/>
-        </w:rPr>
-        <w:t xml:space="preserve">Comunique se vier acompanhada de manchas vermelhas espalhadas</w:t>
+        <w:t xml:space="preserve">Mantenha a drenagem linfática e a compressão</w:t>
+      </w:r>
+    </w:p>
+    <w:p>
+      <w:pPr>
+        <w:pStyle w:val="ListParagraph"/>
+        <w:numPr>
+          <w:ilvl w:val="0"/>
+          <w:numId w:val="2"/>
+        </w:numPr>
+        <w:spacing w:after="60"/>
+      </w:pPr>
+      <w:r>
+        <w:rPr>
+          <w:sz w:val="21"/>
+          <w:szCs w:val="21"/>
+        </w:rPr>
+        <w:t xml:space="preserve">Não massageie com força por conta própria</w:t>
+      </w:r>
+    </w:p>
+    <w:p>
+      <w:pPr>
+        <w:pStyle w:val="ListParagraph"/>
+        <w:numPr>
+          <w:ilvl w:val="0"/>
+          <w:numId w:val="2"/>
+        </w:numPr>
+        <w:spacing w:after="60"/>
+      </w:pPr>
+      <w:r>
+        <w:rPr>
+          <w:sz w:val="21"/>
+          <w:szCs w:val="21"/>
+        </w:rPr>
+        <w:t xml:space="preserve">Comente no retorno se um endurecimento crescer ou doer muito</w:t>
       </w:r>
     </w:p>
     <w:p>
@@ -15424,7 +15851,7 @@
           <w:sz w:val="23"/>
           <w:szCs w:val="23"/>
         </w:rPr>
-        <w:t xml:space="preserve">Cicatriz vermelha e endurecida</w:t>
+        <w:t xml:space="preserve">Coceira na cicatriz</w:t>
       </w:r>
     </w:p>
     <w:p>
@@ -15437,7 +15864,7 @@
           <w:sz w:val="19"/>
           <w:szCs w:val="19"/>
         </w:rPr>
-        <w:t xml:space="preserve">Quando: Do 1º ao 3º mês  |  Aplica-se a: somente cirurgias</w:t>
+        <w:t xml:space="preserve">Quando: Da 2ª semana ao 3º mês  |  Aplica-se a: somente cirurgias</w:t>
       </w:r>
     </w:p>
     <w:p>
@@ -15451,7 +15878,7 @@
           <w:sz w:val="21"/>
           <w:szCs w:val="21"/>
         </w:rPr>
-        <w:t xml:space="preserve">A cicatriz fica mais vermelha e elevada antes de clarear. Esse é o caminho normal da maturação.</w:t>
+        <w:t xml:space="preserve">Coceira leve acompanha a cicatrização e costuma indicar que a pele está se reparando.</w:t>
       </w:r>
     </w:p>
     <w:p>
@@ -15484,24 +15911,7 @@
           <w:sz w:val="21"/>
           <w:szCs w:val="21"/>
         </w:rPr>
-        <w:t xml:space="preserve">A fase inflamatória da cicatrização dura semanas e é seguida pela remodelação.</w:t>
-      </w:r>
-    </w:p>
-    <w:p>
-      <w:pPr>
-        <w:pStyle w:val="ListParagraph"/>
-        <w:numPr>
-          <w:ilvl w:val="0"/>
-          <w:numId w:val="2"/>
-        </w:numPr>
-        <w:spacing w:after="60"/>
-      </w:pPr>
-      <w:r>
-        <w:rPr>
-          <w:sz w:val="21"/>
-          <w:szCs w:val="21"/>
-        </w:rPr>
-        <w:t xml:space="preserve">O clareamento completo pode levar de 12 a 18 meses.</w:t>
+        <w:t xml:space="preserve">A liberação de histamina e a pele ressecada durante a cicatrização causam prurido.</w:t>
       </w:r>
     </w:p>
     <w:p>
@@ -15534,41 +15944,41 @@
           <w:sz w:val="21"/>
           <w:szCs w:val="21"/>
         </w:rPr>
-        <w:t xml:space="preserve">Protetor solar sobre a cicatriz sempre que houver exposição</w:t>
-      </w:r>
-    </w:p>
-    <w:p>
-      <w:pPr>
-        <w:pStyle w:val="ListParagraph"/>
-        <w:numPr>
-          <w:ilvl w:val="0"/>
-          <w:numId w:val="2"/>
-        </w:numPr>
-        <w:spacing w:after="60"/>
-      </w:pPr>
-      <w:r>
-        <w:rPr>
-          <w:sz w:val="21"/>
-          <w:szCs w:val="21"/>
-        </w:rPr>
-        <w:t xml:space="preserve">Siga o tratamento de cicatriz indicado</w:t>
-      </w:r>
-    </w:p>
-    <w:p>
-      <w:pPr>
-        <w:pStyle w:val="ListParagraph"/>
-        <w:numPr>
-          <w:ilvl w:val="0"/>
-          <w:numId w:val="2"/>
-        </w:numPr>
-        <w:spacing w:after="60"/>
-      </w:pPr>
-      <w:r>
-        <w:rPr>
-          <w:sz w:val="21"/>
-          <w:szCs w:val="21"/>
-        </w:rPr>
-        <w:t xml:space="preserve">Tenha paciência — julgar a cicatriz antes de 6 meses não faz sentido</w:t>
+        <w:t xml:space="preserve">Hidrate a pele ao redor — nunca sobre pontos ainda fechados</w:t>
+      </w:r>
+    </w:p>
+    <w:p>
+      <w:pPr>
+        <w:pStyle w:val="ListParagraph"/>
+        <w:numPr>
+          <w:ilvl w:val="0"/>
+          <w:numId w:val="2"/>
+        </w:numPr>
+        <w:spacing w:after="60"/>
+      </w:pPr>
+      <w:r>
+        <w:rPr>
+          <w:sz w:val="21"/>
+          <w:szCs w:val="21"/>
+        </w:rPr>
+        <w:t xml:space="preserve">Não coce nem retire crostas</w:t>
+      </w:r>
+    </w:p>
+    <w:p>
+      <w:pPr>
+        <w:pStyle w:val="ListParagraph"/>
+        <w:numPr>
+          <w:ilvl w:val="0"/>
+          <w:numId w:val="2"/>
+        </w:numPr>
+        <w:spacing w:after="60"/>
+      </w:pPr>
+      <w:r>
+        <w:rPr>
+          <w:sz w:val="21"/>
+          <w:szCs w:val="21"/>
+        </w:rPr>
+        <w:t xml:space="preserve">Comunique se vier acompanhada de manchas vermelhas espalhadas</w:t>
       </w:r>
     </w:p>
     <w:p>
@@ -15602,7 +16012,7 @@
           <w:sz w:val="23"/>
           <w:szCs w:val="23"/>
         </w:rPr>
-        <w:t xml:space="preserve">Cansaço e falta de energia</w:t>
+        <w:t xml:space="preserve">Cicatriz vermelha e endurecida</w:t>
       </w:r>
     </w:p>
     <w:p>
@@ -15615,7 +16025,7 @@
           <w:sz w:val="19"/>
           <w:szCs w:val="19"/>
         </w:rPr>
-        <w:t xml:space="preserve">Quando: Primeiras 2 a 4 semanas  |  Aplica-se a: somente cirurgias</w:t>
+        <w:t xml:space="preserve">Quando: Do 1º ao 3º mês  |  Aplica-se a: somente cirurgias</w:t>
       </w:r>
     </w:p>
     <w:p>
@@ -15629,7 +16039,7 @@
           <w:sz w:val="21"/>
           <w:szCs w:val="21"/>
         </w:rPr>
-        <w:t xml:space="preserve">O corpo está direcionando energia para a cicatrização. Cansar-se rápido é esperado.</w:t>
+        <w:t xml:space="preserve">A cicatriz fica mais vermelha e elevada antes de clarear. Esse é o caminho normal da maturação.</w:t>
       </w:r>
     </w:p>
     <w:p>
@@ -15662,24 +16072,24 @@
           <w:sz w:val="21"/>
           <w:szCs w:val="21"/>
         </w:rPr>
-        <w:t xml:space="preserve">A cirurgia, a anestesia e a menor alimentação reduzem a disposição.</w:t>
-      </w:r>
-    </w:p>
-    <w:p>
-      <w:pPr>
-        <w:pStyle w:val="ListParagraph"/>
-        <w:numPr>
-          <w:ilvl w:val="0"/>
-          <w:numId w:val="2"/>
-        </w:numPr>
-        <w:spacing w:after="60"/>
-      </w:pPr>
-      <w:r>
-        <w:rPr>
-          <w:sz w:val="21"/>
-          <w:szCs w:val="21"/>
-        </w:rPr>
-        <w:t xml:space="preserve">A recuperação da energia é gradual e não linear: há dias melhores e piores.</w:t>
+        <w:t xml:space="preserve">A fase inflamatória da cicatrização dura semanas e é seguida pela remodelação.</w:t>
+      </w:r>
+    </w:p>
+    <w:p>
+      <w:pPr>
+        <w:pStyle w:val="ListParagraph"/>
+        <w:numPr>
+          <w:ilvl w:val="0"/>
+          <w:numId w:val="2"/>
+        </w:numPr>
+        <w:spacing w:after="60"/>
+      </w:pPr>
+      <w:r>
+        <w:rPr>
+          <w:sz w:val="21"/>
+          <w:szCs w:val="21"/>
+        </w:rPr>
+        <w:t xml:space="preserve">O clareamento completo pode levar de 12 a 18 meses.</w:t>
       </w:r>
     </w:p>
     <w:p>
@@ -15712,41 +16122,41 @@
           <w:sz w:val="21"/>
           <w:szCs w:val="21"/>
         </w:rPr>
-        <w:t xml:space="preserve">Respeite o descanso e evite comparar sua evolução com a de outras pacientes</w:t>
-      </w:r>
-    </w:p>
-    <w:p>
-      <w:pPr>
-        <w:pStyle w:val="ListParagraph"/>
-        <w:numPr>
-          <w:ilvl w:val="0"/>
-          <w:numId w:val="2"/>
-        </w:numPr>
-        <w:spacing w:after="60"/>
-      </w:pPr>
-      <w:r>
-        <w:rPr>
-          <w:sz w:val="21"/>
-          <w:szCs w:val="21"/>
-        </w:rPr>
-        <w:t xml:space="preserve">Mantenha alimentação rica em proteína</w:t>
-      </w:r>
-    </w:p>
-    <w:p>
-      <w:pPr>
-        <w:pStyle w:val="ListParagraph"/>
-        <w:numPr>
-          <w:ilvl w:val="0"/>
-          <w:numId w:val="2"/>
-        </w:numPr>
-        <w:spacing w:after="60"/>
-      </w:pPr>
-      <w:r>
-        <w:rPr>
-          <w:sz w:val="21"/>
-          <w:szCs w:val="21"/>
-        </w:rPr>
-        <w:t xml:space="preserve">Volte às atividades por etapas</w:t>
+        <w:t xml:space="preserve">Protetor solar sobre a cicatriz sempre que houver exposição</w:t>
+      </w:r>
+    </w:p>
+    <w:p>
+      <w:pPr>
+        <w:pStyle w:val="ListParagraph"/>
+        <w:numPr>
+          <w:ilvl w:val="0"/>
+          <w:numId w:val="2"/>
+        </w:numPr>
+        <w:spacing w:after="60"/>
+      </w:pPr>
+      <w:r>
+        <w:rPr>
+          <w:sz w:val="21"/>
+          <w:szCs w:val="21"/>
+        </w:rPr>
+        <w:t xml:space="preserve">Siga o tratamento de cicatriz indicado</w:t>
+      </w:r>
+    </w:p>
+    <w:p>
+      <w:pPr>
+        <w:pStyle w:val="ListParagraph"/>
+        <w:numPr>
+          <w:ilvl w:val="0"/>
+          <w:numId w:val="2"/>
+        </w:numPr>
+        <w:spacing w:after="60"/>
+      </w:pPr>
+      <w:r>
+        <w:rPr>
+          <w:sz w:val="21"/>
+          <w:szCs w:val="21"/>
+        </w:rPr>
+        <w:t xml:space="preserve">Tenha paciência — julgar a cicatriz antes de 6 meses não faz sentido</w:t>
       </w:r>
     </w:p>
     <w:p>
@@ -15780,7 +16190,7 @@
           <w:sz w:val="23"/>
           <w:szCs w:val="23"/>
         </w:rPr>
-        <w:t xml:space="preserve">Tristeza ou arrependimento nos primeiros dias</w:t>
+        <w:t xml:space="preserve">Cansaço e falta de energia</w:t>
       </w:r>
     </w:p>
     <w:p>
@@ -15793,7 +16203,7 @@
           <w:sz w:val="19"/>
           <w:szCs w:val="19"/>
         </w:rPr>
-        <w:t xml:space="preserve">Quando: Entre o 3º e o 10º dia  |  Aplica-se a: somente cirurgias</w:t>
+        <w:t xml:space="preserve">Quando: Primeiras 2 a 4 semanas  |  Aplica-se a: somente cirurgias</w:t>
       </w:r>
     </w:p>
     <w:p>
@@ -15807,7 +16217,7 @@
           <w:sz w:val="21"/>
           <w:szCs w:val="21"/>
         </w:rPr>
-        <w:t xml:space="preserve">Muitas pacientes passam por uma fase de baixa emocional. É um fenômeno conhecido e passageiro.</w:t>
+        <w:t xml:space="preserve">O corpo está direcionando energia para a cicatrização. Cansar-se rápido é esperado.</w:t>
       </w:r>
     </w:p>
     <w:p>
@@ -15840,24 +16250,24 @@
           <w:sz w:val="21"/>
           <w:szCs w:val="21"/>
         </w:rPr>
-        <w:t xml:space="preserve">Cansaço, dor, inchaço, dependência de outras pessoas e o efeito das medicações se somam.</w:t>
-      </w:r>
-    </w:p>
-    <w:p>
-      <w:pPr>
-        <w:pStyle w:val="ListParagraph"/>
-        <w:numPr>
-          <w:ilvl w:val="0"/>
-          <w:numId w:val="2"/>
-        </w:numPr>
-        <w:spacing w:after="60"/>
-      </w:pPr>
-      <w:r>
-        <w:rPr>
-          <w:sz w:val="21"/>
-          <w:szCs w:val="21"/>
-        </w:rPr>
-        <w:t xml:space="preserve">Nessa fase o corpo ainda está inchado e o resultado não é visível — o que alimenta a insegurança.</w:t>
+        <w:t xml:space="preserve">A cirurgia, a anestesia e a menor alimentação reduzem a disposição.</w:t>
+      </w:r>
+    </w:p>
+    <w:p>
+      <w:pPr>
+        <w:pStyle w:val="ListParagraph"/>
+        <w:numPr>
+          <w:ilvl w:val="0"/>
+          <w:numId w:val="2"/>
+        </w:numPr>
+        <w:spacing w:after="60"/>
+      </w:pPr>
+      <w:r>
+        <w:rPr>
+          <w:sz w:val="21"/>
+          <w:szCs w:val="21"/>
+        </w:rPr>
+        <w:t xml:space="preserve">A recuperação da energia é gradual e não linear: há dias melhores e piores.</w:t>
       </w:r>
     </w:p>
     <w:p>
@@ -15890,41 +16300,41 @@
           <w:sz w:val="21"/>
           <w:szCs w:val="21"/>
         </w:rPr>
-        <w:t xml:space="preserve">Saiba que quase todas as pacientes passam por isso e melhora em poucos dias</w:t>
-      </w:r>
-    </w:p>
-    <w:p>
-      <w:pPr>
-        <w:pStyle w:val="ListParagraph"/>
-        <w:numPr>
-          <w:ilvl w:val="0"/>
-          <w:numId w:val="2"/>
-        </w:numPr>
-        <w:spacing w:after="60"/>
-      </w:pPr>
-      <w:r>
-        <w:rPr>
-          <w:sz w:val="21"/>
-          <w:szCs w:val="21"/>
-        </w:rPr>
-        <w:t xml:space="preserve">Converse com a equipe e com pessoas próximas</w:t>
-      </w:r>
-    </w:p>
-    <w:p>
-      <w:pPr>
-        <w:pStyle w:val="ListParagraph"/>
-        <w:numPr>
-          <w:ilvl w:val="0"/>
-          <w:numId w:val="2"/>
-        </w:numPr>
-        <w:spacing w:after="60"/>
-      </w:pPr>
-      <w:r>
-        <w:rPr>
-          <w:sz w:val="21"/>
-          <w:szCs w:val="21"/>
-        </w:rPr>
-        <w:t xml:space="preserve">Procure ajuda se a tristeza for intensa ou durar mais de 2 semanas</w:t>
+        <w:t xml:space="preserve">Respeite o descanso e evite comparar sua evolução com a de outras pacientes</w:t>
+      </w:r>
+    </w:p>
+    <w:p>
+      <w:pPr>
+        <w:pStyle w:val="ListParagraph"/>
+        <w:numPr>
+          <w:ilvl w:val="0"/>
+          <w:numId w:val="2"/>
+        </w:numPr>
+        <w:spacing w:after="60"/>
+      </w:pPr>
+      <w:r>
+        <w:rPr>
+          <w:sz w:val="21"/>
+          <w:szCs w:val="21"/>
+        </w:rPr>
+        <w:t xml:space="preserve">Mantenha alimentação rica em proteína</w:t>
+      </w:r>
+    </w:p>
+    <w:p>
+      <w:pPr>
+        <w:pStyle w:val="ListParagraph"/>
+        <w:numPr>
+          <w:ilvl w:val="0"/>
+          <w:numId w:val="2"/>
+        </w:numPr>
+        <w:spacing w:after="60"/>
+      </w:pPr>
+      <w:r>
+        <w:rPr>
+          <w:sz w:val="21"/>
+          <w:szCs w:val="21"/>
+        </w:rPr>
+        <w:t xml:space="preserve">Volte às atividades por etapas</w:t>
       </w:r>
     </w:p>
     <w:p>
@@ -15958,7 +16368,7 @@
           <w:sz w:val="23"/>
           <w:szCs w:val="23"/>
         </w:rPr>
-        <w:t xml:space="preserve">Dificuldade para dormir</w:t>
+        <w:t xml:space="preserve">Tristeza ou arrependimento nos primeiros dias</w:t>
       </w:r>
     </w:p>
     <w:p>
@@ -15971,7 +16381,7 @@
           <w:sz w:val="19"/>
           <w:szCs w:val="19"/>
         </w:rPr>
-        <w:t xml:space="preserve">Quando: Primeiras 3 semanas  |  Aplica-se a: somente cirurgias</w:t>
+        <w:t xml:space="preserve">Quando: Entre o 3º e o 10º dia  |  Aplica-se a: somente cirurgias</w:t>
       </w:r>
     </w:p>
     <w:p>
@@ -15985,7 +16395,7 @@
           <w:sz w:val="21"/>
           <w:szCs w:val="21"/>
         </w:rPr>
-        <w:t xml:space="preserve">Dormir numa posição diferente da habitual, com cinta e desconforto, atrapalha o sono no início.</w:t>
+        <w:t xml:space="preserve">Muitas pacientes passam por uma fase de baixa emocional. É um fenômeno conhecido e passageiro.</w:t>
       </w:r>
     </w:p>
     <w:p>
@@ -16018,7 +16428,24 @@
           <w:sz w:val="21"/>
           <w:szCs w:val="21"/>
         </w:rPr>
-        <w:t xml:space="preserve">A posição imposta pela cirurgia e o próprio desconforto fragmentam o sono.</w:t>
+        <w:t xml:space="preserve">Cansaço, dor, inchaço, dependência de outras pessoas e o efeito das medicações se somam.</w:t>
+      </w:r>
+    </w:p>
+    <w:p>
+      <w:pPr>
+        <w:pStyle w:val="ListParagraph"/>
+        <w:numPr>
+          <w:ilvl w:val="0"/>
+          <w:numId w:val="2"/>
+        </w:numPr>
+        <w:spacing w:after="60"/>
+      </w:pPr>
+      <w:r>
+        <w:rPr>
+          <w:sz w:val="21"/>
+          <w:szCs w:val="21"/>
+        </w:rPr>
+        <w:t xml:space="preserve">Nessa fase o corpo ainda está inchado e o resultado não é visível — o que alimenta a insegurança.</w:t>
       </w:r>
     </w:p>
     <w:p>
@@ -16051,41 +16478,41 @@
           <w:sz w:val="21"/>
           <w:szCs w:val="21"/>
         </w:rPr>
-        <w:t xml:space="preserve">Use travesseiros de apoio para manter a posição orientada</w:t>
-      </w:r>
-    </w:p>
-    <w:p>
-      <w:pPr>
-        <w:pStyle w:val="ListParagraph"/>
-        <w:numPr>
-          <w:ilvl w:val="0"/>
-          <w:numId w:val="2"/>
-        </w:numPr>
-        <w:spacing w:after="60"/>
-      </w:pPr>
-      <w:r>
-        <w:rPr>
-          <w:sz w:val="21"/>
-          <w:szCs w:val="21"/>
-        </w:rPr>
-        <w:t xml:space="preserve">Evite cafeína no fim do dia</w:t>
-      </w:r>
-    </w:p>
-    <w:p>
-      <w:pPr>
-        <w:pStyle w:val="ListParagraph"/>
-        <w:numPr>
-          <w:ilvl w:val="0"/>
-          <w:numId w:val="2"/>
-        </w:numPr>
-        <w:spacing w:after="60"/>
-      </w:pPr>
-      <w:r>
-        <w:rPr>
-          <w:sz w:val="21"/>
-          <w:szCs w:val="21"/>
-        </w:rPr>
-        <w:t xml:space="preserve">Peça orientação à equipe antes de usar qualquer indutor de sono</w:t>
+        <w:t xml:space="preserve">Saiba que quase todas as pacientes passam por isso e melhora em poucos dias</w:t>
+      </w:r>
+    </w:p>
+    <w:p>
+      <w:pPr>
+        <w:pStyle w:val="ListParagraph"/>
+        <w:numPr>
+          <w:ilvl w:val="0"/>
+          <w:numId w:val="2"/>
+        </w:numPr>
+        <w:spacing w:after="60"/>
+      </w:pPr>
+      <w:r>
+        <w:rPr>
+          <w:sz w:val="21"/>
+          <w:szCs w:val="21"/>
+        </w:rPr>
+        <w:t xml:space="preserve">Converse com a equipe e com pessoas próximas</w:t>
+      </w:r>
+    </w:p>
+    <w:p>
+      <w:pPr>
+        <w:pStyle w:val="ListParagraph"/>
+        <w:numPr>
+          <w:ilvl w:val="0"/>
+          <w:numId w:val="2"/>
+        </w:numPr>
+        <w:spacing w:after="60"/>
+      </w:pPr>
+      <w:r>
+        <w:rPr>
+          <w:sz w:val="21"/>
+          <w:szCs w:val="21"/>
+        </w:rPr>
+        <w:t xml:space="preserve">Procure ajuda se a tristeza for intensa ou durar mais de 2 semanas</w:t>
       </w:r>
     </w:p>
     <w:p>
@@ -16119,7 +16546,7 @@
           <w:sz w:val="23"/>
           <w:szCs w:val="23"/>
         </w:rPr>
-        <w:t xml:space="preserve">Falta de apetite</w:t>
+        <w:t xml:space="preserve">Dificuldade para dormir</w:t>
       </w:r>
     </w:p>
     <w:p>
@@ -16132,7 +16559,7 @@
           <w:sz w:val="19"/>
           <w:szCs w:val="19"/>
         </w:rPr>
-        <w:t xml:space="preserve">Quando: Primeira semana  |  Aplica-se a: somente cirurgias</w:t>
+        <w:t xml:space="preserve">Quando: Primeiras 3 semanas  |  Aplica-se a: somente cirurgias</w:t>
       </w:r>
     </w:p>
     <w:p>
@@ -16146,7 +16573,7 @@
           <w:sz w:val="21"/>
           <w:szCs w:val="21"/>
         </w:rPr>
-        <w:t xml:space="preserve">Comum nos primeiros dias. O importante é manter hidratação e proteína.</w:t>
+        <w:t xml:space="preserve">Dormir numa posição diferente da habitual, com cinta e desconforto, atrapalha o sono no início.</w:t>
       </w:r>
     </w:p>
     <w:p>
@@ -16179,7 +16606,7 @@
           <w:sz w:val="21"/>
           <w:szCs w:val="21"/>
         </w:rPr>
-        <w:t xml:space="preserve">Efeito residual da anestesia, das medicações e da menor atividade física.</w:t>
+        <w:t xml:space="preserve">A posição imposta pela cirurgia e o próprio desconforto fragmentam o sono.</w:t>
       </w:r>
     </w:p>
     <w:p>
@@ -16212,41 +16639,41 @@
           <w:sz w:val="21"/>
           <w:szCs w:val="21"/>
         </w:rPr>
-        <w:t xml:space="preserve">Prefira refeições pequenas e frequentes</w:t>
-      </w:r>
-    </w:p>
-    <w:p>
-      <w:pPr>
-        <w:pStyle w:val="ListParagraph"/>
-        <w:numPr>
-          <w:ilvl w:val="0"/>
-          <w:numId w:val="2"/>
-        </w:numPr>
-        <w:spacing w:after="60"/>
-      </w:pPr>
-      <w:r>
-        <w:rPr>
-          <w:sz w:val="21"/>
-          <w:szCs w:val="21"/>
-        </w:rPr>
-        <w:t xml:space="preserve">Priorize proteína: ovos, carnes magras, iogurte, leguminosas</w:t>
-      </w:r>
-    </w:p>
-    <w:p>
-      <w:pPr>
-        <w:pStyle w:val="ListParagraph"/>
-        <w:numPr>
-          <w:ilvl w:val="0"/>
-          <w:numId w:val="2"/>
-        </w:numPr>
-        <w:spacing w:after="60"/>
-      </w:pPr>
-      <w:r>
-        <w:rPr>
-          <w:sz w:val="21"/>
-          <w:szCs w:val="21"/>
-        </w:rPr>
-        <w:t xml:space="preserve">Beba água ao longo de todo o dia</w:t>
+        <w:t xml:space="preserve">Use travesseiros de apoio para manter a posição orientada</w:t>
+      </w:r>
+    </w:p>
+    <w:p>
+      <w:pPr>
+        <w:pStyle w:val="ListParagraph"/>
+        <w:numPr>
+          <w:ilvl w:val="0"/>
+          <w:numId w:val="2"/>
+        </w:numPr>
+        <w:spacing w:after="60"/>
+      </w:pPr>
+      <w:r>
+        <w:rPr>
+          <w:sz w:val="21"/>
+          <w:szCs w:val="21"/>
+        </w:rPr>
+        <w:t xml:space="preserve">Evite cafeína no fim do dia</w:t>
+      </w:r>
+    </w:p>
+    <w:p>
+      <w:pPr>
+        <w:pStyle w:val="ListParagraph"/>
+        <w:numPr>
+          <w:ilvl w:val="0"/>
+          <w:numId w:val="2"/>
+        </w:numPr>
+        <w:spacing w:after="60"/>
+      </w:pPr>
+      <w:r>
+        <w:rPr>
+          <w:sz w:val="21"/>
+          <w:szCs w:val="21"/>
+        </w:rPr>
+        <w:t xml:space="preserve">Peça orientação à equipe antes de usar qualquer indutor de sono</w:t>
       </w:r>
     </w:p>
     <w:p>
@@ -16280,7 +16707,7 @@
           <w:sz w:val="23"/>
           <w:szCs w:val="23"/>
         </w:rPr>
-        <w:t xml:space="preserve">Líquido rosado no curativo</w:t>
+        <w:t xml:space="preserve">Falta de apetite</w:t>
       </w:r>
     </w:p>
     <w:p>
@@ -16293,7 +16720,7 @@
           <w:sz w:val="19"/>
           <w:szCs w:val="19"/>
         </w:rPr>
-        <w:t xml:space="preserve">Quando: Primeiros 3 a 5 dias  |  Aplica-se a: somente cirurgias</w:t>
+        <w:t xml:space="preserve">Quando: Primeira semana  |  Aplica-se a: somente cirurgias</w:t>
       </w:r>
     </w:p>
     <w:p>
@@ -16307,7 +16734,7 @@
           <w:sz w:val="21"/>
           <w:szCs w:val="21"/>
         </w:rPr>
-        <w:t xml:space="preserve">Manchas rosadas ou avermelhadas claras no curativo são esperadas nos primeiros dias.</w:t>
+        <w:t xml:space="preserve">Comum nos primeiros dias. O importante é manter hidratação e proteína.</w:t>
       </w:r>
     </w:p>
     <w:p>
@@ -16340,7 +16767,7 @@
           <w:sz w:val="21"/>
           <w:szCs w:val="21"/>
         </w:rPr>
-        <w:t xml:space="preserve">É a mistura de líquido da cicatrização com pequena quantidade de sangue.</w:t>
+        <w:t xml:space="preserve">Efeito residual da anestesia, das medicações e da menor atividade física.</w:t>
       </w:r>
     </w:p>
     <w:p>
@@ -16373,24 +16800,41 @@
           <w:sz w:val="21"/>
           <w:szCs w:val="21"/>
         </w:rPr>
-        <w:t xml:space="preserve">Troque o curativo conforme orientado</w:t>
-      </w:r>
-    </w:p>
-    <w:p>
-      <w:pPr>
-        <w:pStyle w:val="ListParagraph"/>
-        <w:numPr>
-          <w:ilvl w:val="0"/>
-          <w:numId w:val="2"/>
-        </w:numPr>
-        <w:spacing w:after="60"/>
-      </w:pPr>
-      <w:r>
-        <w:rPr>
-          <w:sz w:val="21"/>
-          <w:szCs w:val="21"/>
-        </w:rPr>
-        <w:t xml:space="preserve">Comunique se o volume aumentar ou se o líquido ficar espesso e com odor</w:t>
+        <w:t xml:space="preserve">Prefira refeições pequenas e frequentes</w:t>
+      </w:r>
+    </w:p>
+    <w:p>
+      <w:pPr>
+        <w:pStyle w:val="ListParagraph"/>
+        <w:numPr>
+          <w:ilvl w:val="0"/>
+          <w:numId w:val="2"/>
+        </w:numPr>
+        <w:spacing w:after="60"/>
+      </w:pPr>
+      <w:r>
+        <w:rPr>
+          <w:sz w:val="21"/>
+          <w:szCs w:val="21"/>
+        </w:rPr>
+        <w:t xml:space="preserve">Priorize proteína: ovos, carnes magras, iogurte, leguminosas</w:t>
+      </w:r>
+    </w:p>
+    <w:p>
+      <w:pPr>
+        <w:pStyle w:val="ListParagraph"/>
+        <w:numPr>
+          <w:ilvl w:val="0"/>
+          <w:numId w:val="2"/>
+        </w:numPr>
+        <w:spacing w:after="60"/>
+      </w:pPr>
+      <w:r>
+        <w:rPr>
+          <w:sz w:val="21"/>
+          <w:szCs w:val="21"/>
+        </w:rPr>
+        <w:t xml:space="preserve">Beba água ao longo de todo o dia</w:t>
       </w:r>
     </w:p>
     <w:p>
@@ -16424,7 +16868,7 @@
           <w:sz w:val="23"/>
           <w:szCs w:val="23"/>
         </w:rPr>
-        <w:t xml:space="preserve">Ganho de peso na balança</w:t>
+        <w:t xml:space="preserve">Líquido rosado no curativo</w:t>
       </w:r>
     </w:p>
     <w:p>
@@ -16437,7 +16881,7 @@
           <w:sz w:val="19"/>
           <w:szCs w:val="19"/>
         </w:rPr>
-        <w:t xml:space="preserve">Quando: Primeiras 3 semanas  |  Aplica-se a: somente cirurgias</w:t>
+        <w:t xml:space="preserve">Quando: Primeiros 3 a 5 dias  |  Aplica-se a: somente cirurgias</w:t>
       </w:r>
     </w:p>
     <w:p>
@@ -16451,7 +16895,7 @@
           <w:sz w:val="21"/>
           <w:szCs w:val="21"/>
         </w:rPr>
-        <w:t xml:space="preserve">É comum pesar mais depois da cirurgia. É retenção de líquido, não gordura.</w:t>
+        <w:t xml:space="preserve">Manchas rosadas ou avermelhadas claras no curativo são esperadas nos primeiros dias.</w:t>
       </w:r>
     </w:p>
     <w:p>
@@ -16484,24 +16928,7 @@
           <w:sz w:val="21"/>
           <w:szCs w:val="21"/>
         </w:rPr>
-        <w:t xml:space="preserve">O organismo retém líquido como parte da resposta inflamatória.</w:t>
-      </w:r>
-    </w:p>
-    <w:p>
-      <w:pPr>
-        <w:pStyle w:val="ListParagraph"/>
-        <w:numPr>
-          <w:ilvl w:val="0"/>
-          <w:numId w:val="2"/>
-        </w:numPr>
-        <w:spacing w:after="60"/>
-      </w:pPr>
-      <w:r>
-        <w:rPr>
-          <w:sz w:val="21"/>
-          <w:szCs w:val="21"/>
-        </w:rPr>
-        <w:t xml:space="preserve">Esse peso se resolve conforme o inchaço cede.</w:t>
+        <w:t xml:space="preserve">É a mistura de líquido da cicatrização com pequena quantidade de sangue.</w:t>
       </w:r>
     </w:p>
     <w:p>
@@ -16534,24 +16961,24 @@
           <w:sz w:val="21"/>
           <w:szCs w:val="21"/>
         </w:rPr>
-        <w:t xml:space="preserve">Evite se pesar nas primeiras semanas</w:t>
-      </w:r>
-    </w:p>
-    <w:p>
-      <w:pPr>
-        <w:pStyle w:val="ListParagraph"/>
-        <w:numPr>
-          <w:ilvl w:val="0"/>
-          <w:numId w:val="2"/>
-        </w:numPr>
-        <w:spacing w:after="60"/>
-      </w:pPr>
-      <w:r>
-        <w:rPr>
-          <w:sz w:val="21"/>
-          <w:szCs w:val="21"/>
-        </w:rPr>
-        <w:t xml:space="preserve">Mantenha hidratação e reduza o sal</w:t>
+        <w:t xml:space="preserve">Troque o curativo conforme orientado</w:t>
+      </w:r>
+    </w:p>
+    <w:p>
+      <w:pPr>
+        <w:pStyle w:val="ListParagraph"/>
+        <w:numPr>
+          <w:ilvl w:val="0"/>
+          <w:numId w:val="2"/>
+        </w:numPr>
+        <w:spacing w:after="60"/>
+      </w:pPr>
+      <w:r>
+        <w:rPr>
+          <w:sz w:val="21"/>
+          <w:szCs w:val="21"/>
+        </w:rPr>
+        <w:t xml:space="preserve">Comunique se o volume aumentar ou se o líquido ficar espesso e com odor</w:t>
       </w:r>
     </w:p>
     <w:p>
@@ -16585,7 +17012,7 @@
           <w:sz w:val="23"/>
           <w:szCs w:val="23"/>
         </w:rPr>
-        <w:t xml:space="preserve">Alteração no ciclo menstrual</w:t>
+        <w:t xml:space="preserve">Ganho de peso na balança</w:t>
       </w:r>
     </w:p>
     <w:p>
@@ -16598,7 +17025,7 @@
           <w:sz w:val="19"/>
           <w:szCs w:val="19"/>
         </w:rPr>
-        <w:t xml:space="preserve">Quando: Primeiro e segundo ciclos após a cirurgia  |  Aplica-se a: somente cirurgias</w:t>
+        <w:t xml:space="preserve">Quando: Primeiras 3 semanas  |  Aplica-se a: somente cirurgias</w:t>
       </w:r>
     </w:p>
     <w:p>
@@ -16612,7 +17039,7 @@
           <w:sz w:val="21"/>
           <w:szCs w:val="21"/>
         </w:rPr>
-        <w:t xml:space="preserve">Atraso ou adiantamento da menstruação após a cirurgia é frequente.</w:t>
+        <w:t xml:space="preserve">É comum pesar mais depois da cirurgia. É retenção de líquido, não gordura.</w:t>
       </w:r>
     </w:p>
     <w:p>
@@ -16645,7 +17072,24 @@
           <w:sz w:val="21"/>
           <w:szCs w:val="21"/>
         </w:rPr>
-        <w:t xml:space="preserve">Estresse cirúrgico e medicações podem alterar temporariamente o ciclo.</w:t>
+        <w:t xml:space="preserve">O organismo retém líquido como parte da resposta inflamatória.</w:t>
+      </w:r>
+    </w:p>
+    <w:p>
+      <w:pPr>
+        <w:pStyle w:val="ListParagraph"/>
+        <w:numPr>
+          <w:ilvl w:val="0"/>
+          <w:numId w:val="2"/>
+        </w:numPr>
+        <w:spacing w:after="60"/>
+      </w:pPr>
+      <w:r>
+        <w:rPr>
+          <w:sz w:val="21"/>
+          <w:szCs w:val="21"/>
+        </w:rPr>
+        <w:t xml:space="preserve">Esse peso se resolve conforme o inchaço cede.</w:t>
       </w:r>
     </w:p>
     <w:p>
@@ -16678,24 +17122,24 @@
           <w:sz w:val="21"/>
           <w:szCs w:val="21"/>
         </w:rPr>
-        <w:t xml:space="preserve">Nenhuma medida necessária — costuma normalizar no ciclo seguinte</w:t>
-      </w:r>
-    </w:p>
-    <w:p>
-      <w:pPr>
-        <w:pStyle w:val="ListParagraph"/>
-        <w:numPr>
-          <w:ilvl w:val="0"/>
-          <w:numId w:val="2"/>
-        </w:numPr>
-        <w:spacing w:after="60"/>
-      </w:pPr>
-      <w:r>
-        <w:rPr>
-          <w:sz w:val="21"/>
-          <w:szCs w:val="21"/>
-        </w:rPr>
-        <w:t xml:space="preserve">Comente no retorno se persistir por mais de dois ciclos</w:t>
+        <w:t xml:space="preserve">Evite se pesar nas primeiras semanas</w:t>
+      </w:r>
+    </w:p>
+    <w:p>
+      <w:pPr>
+        <w:pStyle w:val="ListParagraph"/>
+        <w:numPr>
+          <w:ilvl w:val="0"/>
+          <w:numId w:val="2"/>
+        </w:numPr>
+        <w:spacing w:after="60"/>
+      </w:pPr>
+      <w:r>
+        <w:rPr>
+          <w:sz w:val="21"/>
+          <w:szCs w:val="21"/>
+        </w:rPr>
+        <w:t xml:space="preserve">Mantenha hidratação e reduza o sal</w:t>
       </w:r>
     </w:p>
     <w:p>
@@ -16729,7 +17173,7 @@
           <w:sz w:val="23"/>
           <w:szCs w:val="23"/>
         </w:rPr>
-        <w:t xml:space="preserve">Mamas altas, duras e com formato estranho</w:t>
+        <w:t xml:space="preserve">Alteração no ciclo menstrual</w:t>
       </w:r>
     </w:p>
     <w:p>
@@ -16742,7 +17186,7 @@
           <w:sz w:val="19"/>
           <w:szCs w:val="19"/>
         </w:rPr>
-        <w:t xml:space="preserve">Quando: Primeiras 4 a 8 semanas  |  Aplica-se a: apenas: Mamoplastia de aumento, Mastopexia</w:t>
+        <w:t xml:space="preserve">Quando: Primeiro e segundo ciclos após a cirurgia  |  Aplica-se a: somente cirurgias</w:t>
       </w:r>
     </w:p>
     <w:p>
@@ -16756,7 +17200,7 @@
           <w:sz w:val="21"/>
           <w:szCs w:val="21"/>
         </w:rPr>
-        <w:t xml:space="preserve">No começo as mamas ficam altas e firmes. Elas descem e naturalizam com o tempo — o processo é gradual.</w:t>
+        <w:t xml:space="preserve">Atraso ou adiantamento da menstruação após a cirurgia é frequente.</w:t>
       </w:r>
     </w:p>
     <w:p>
@@ -16789,24 +17233,7 @@
           <w:sz w:val="21"/>
           <w:szCs w:val="21"/>
         </w:rPr>
-        <w:t xml:space="preserve">O músculo e os tecidos ainda estão contraídos e a prótese precisa acomodar.</w:t>
-      </w:r>
-    </w:p>
-    <w:p>
-      <w:pPr>
-        <w:pStyle w:val="ListParagraph"/>
-        <w:numPr>
-          <w:ilvl w:val="0"/>
-          <w:numId w:val="2"/>
-        </w:numPr>
-        <w:spacing w:after="60"/>
-      </w:pPr>
-      <w:r>
-        <w:rPr>
-          <w:sz w:val="21"/>
-          <w:szCs w:val="21"/>
-        </w:rPr>
-        <w:t xml:space="preserve">O formato só se define por volta do 3º mês.</w:t>
+        <w:t xml:space="preserve">Estresse cirúrgico e medicações podem alterar temporariamente o ciclo.</w:t>
       </w:r>
     </w:p>
     <w:p>
@@ -16839,24 +17266,24 @@
           <w:sz w:val="21"/>
           <w:szCs w:val="21"/>
         </w:rPr>
-        <w:t xml:space="preserve">Use o sutiã cirúrgico conforme orientado</w:t>
-      </w:r>
-    </w:p>
-    <w:p>
-      <w:pPr>
-        <w:pStyle w:val="ListParagraph"/>
-        <w:numPr>
-          <w:ilvl w:val="0"/>
-          <w:numId w:val="2"/>
-        </w:numPr>
-        <w:spacing w:after="60"/>
-      </w:pPr>
-      <w:r>
-        <w:rPr>
-          <w:sz w:val="21"/>
-          <w:szCs w:val="21"/>
-        </w:rPr>
-        <w:t xml:space="preserve">Não julgue o resultado antes de 3 meses</w:t>
+        <w:t xml:space="preserve">Nenhuma medida necessária — costuma normalizar no ciclo seguinte</w:t>
+      </w:r>
+    </w:p>
+    <w:p>
+      <w:pPr>
+        <w:pStyle w:val="ListParagraph"/>
+        <w:numPr>
+          <w:ilvl w:val="0"/>
+          <w:numId w:val="2"/>
+        </w:numPr>
+        <w:spacing w:after="60"/>
+      </w:pPr>
+      <w:r>
+        <w:rPr>
+          <w:sz w:val="21"/>
+          <w:szCs w:val="21"/>
+        </w:rPr>
+        <w:t xml:space="preserve">Comente no retorno se persistir por mais de dois ciclos</w:t>
       </w:r>
     </w:p>
     <w:p>
@@ -16890,7 +17317,7 @@
           <w:sz w:val="23"/>
           <w:szCs w:val="23"/>
         </w:rPr>
-        <w:t xml:space="preserve">Mamilos sem sensibilidade ou muito sensíveis</w:t>
+        <w:t xml:space="preserve">Mamas altas, duras e com formato estranho</w:t>
       </w:r>
     </w:p>
     <w:p>
@@ -16903,7 +17330,7 @@
           <w:sz w:val="19"/>
           <w:szCs w:val="19"/>
         </w:rPr>
-        <w:t xml:space="preserve">Quando: Do 1º dia ao 6º mês  |  Aplica-se a: apenas: Mamoplastia de aumento, Mastopexia, Mamoplastia redutora, Correção de ginecomastia</w:t>
+        <w:t xml:space="preserve">Quando: Primeiras 4 a 8 semanas  |  Aplica-se a: apenas: Mamoplastia de aumento, Mastopexia</w:t>
       </w:r>
     </w:p>
     <w:p>
@@ -16917,7 +17344,7 @@
           <w:sz w:val="21"/>
           <w:szCs w:val="21"/>
         </w:rPr>
-        <w:t xml:space="preserve">A sensibilidade dos mamilos costuma oscilar entre dormência e hipersensibilidade antes de normalizar.</w:t>
+        <w:t xml:space="preserve">No começo as mamas ficam altas e firmes. Elas descem e naturalizam com o tempo — o processo é gradual.</w:t>
       </w:r>
     </w:p>
     <w:p>
@@ -16950,7 +17377,24 @@
           <w:sz w:val="21"/>
           <w:szCs w:val="21"/>
         </w:rPr>
-        <w:t xml:space="preserve">Os nervos da região são delicados e se recuperam ao longo de meses.</w:t>
+        <w:t xml:space="preserve">O músculo e os tecidos ainda estão contraídos e a prótese precisa acomodar.</w:t>
+      </w:r>
+    </w:p>
+    <w:p>
+      <w:pPr>
+        <w:pStyle w:val="ListParagraph"/>
+        <w:numPr>
+          <w:ilvl w:val="0"/>
+          <w:numId w:val="2"/>
+        </w:numPr>
+        <w:spacing w:after="60"/>
+      </w:pPr>
+      <w:r>
+        <w:rPr>
+          <w:sz w:val="21"/>
+          <w:szCs w:val="21"/>
+        </w:rPr>
+        <w:t xml:space="preserve">O formato só se define por volta do 3º mês.</w:t>
       </w:r>
     </w:p>
     <w:p>
@@ -16983,24 +17427,24 @@
           <w:sz w:val="21"/>
           <w:szCs w:val="21"/>
         </w:rPr>
-        <w:t xml:space="preserve">Proteja com curativo macio se o contato com o tecido incomodar</w:t>
-      </w:r>
-    </w:p>
-    <w:p>
-      <w:pPr>
-        <w:pStyle w:val="ListParagraph"/>
-        <w:numPr>
-          <w:ilvl w:val="0"/>
-          <w:numId w:val="2"/>
-        </w:numPr>
-        <w:spacing w:after="60"/>
-      </w:pPr>
-      <w:r>
-        <w:rPr>
-          <w:sz w:val="21"/>
-          <w:szCs w:val="21"/>
-        </w:rPr>
-        <w:t xml:space="preserve">Comente no retorno se não houver melhora após 6 meses</w:t>
+        <w:t xml:space="preserve">Use o sutiã cirúrgico conforme orientado</w:t>
+      </w:r>
+    </w:p>
+    <w:p>
+      <w:pPr>
+        <w:pStyle w:val="ListParagraph"/>
+        <w:numPr>
+          <w:ilvl w:val="0"/>
+          <w:numId w:val="2"/>
+        </w:numPr>
+        <w:spacing w:after="60"/>
+      </w:pPr>
+      <w:r>
+        <w:rPr>
+          <w:sz w:val="21"/>
+          <w:szCs w:val="21"/>
+        </w:rPr>
+        <w:t xml:space="preserve">Não julgue o resultado antes de 3 meses</w:t>
       </w:r>
     </w:p>
     <w:p>
@@ -17034,7 +17478,7 @@
           <w:sz w:val="23"/>
           <w:szCs w:val="23"/>
         </w:rPr>
-        <w:t xml:space="preserve">Não conseguir ficar em pé totalmente ereta</w:t>
+        <w:t xml:space="preserve">Mamilos sem sensibilidade ou muito sensíveis</w:t>
       </w:r>
     </w:p>
     <w:p>
@@ -17047,7 +17491,7 @@
           <w:sz w:val="19"/>
           <w:szCs w:val="19"/>
         </w:rPr>
-        <w:t xml:space="preserve">Quando: Primeiros 7 a 14 dias  |  Aplica-se a: apenas: Abdominoplastia, Cirurgia pós-bariátrica</w:t>
+        <w:t xml:space="preserve">Quando: Do 1º dia ao 6º mês  |  Aplica-se a: apenas: Mamoplastia de aumento, Mastopexia, Mamoplastia redutora, Correção de ginecomastia</w:t>
       </w:r>
     </w:p>
     <w:p>
@@ -17061,7 +17505,7 @@
           <w:sz w:val="21"/>
           <w:szCs w:val="21"/>
         </w:rPr>
-        <w:t xml:space="preserve">Andar levemente curvada é esperado e até desejável no início — protege a cicatriz do abdome.</w:t>
+        <w:t xml:space="preserve">A sensibilidade dos mamilos costuma oscilar entre dormência e hipersensibilidade antes de normalizar.</w:t>
       </w:r>
     </w:p>
     <w:p>
@@ -17094,7 +17538,7 @@
           <w:sz w:val="21"/>
           <w:szCs w:val="21"/>
         </w:rPr>
-        <w:t xml:space="preserve">A pele do abdome foi tracionada e precisa de alguns dias para acomodar.</w:t>
+        <w:t xml:space="preserve">Os nervos da região são delicados e se recuperam ao longo de meses.</w:t>
       </w:r>
     </w:p>
     <w:p>
@@ -17127,41 +17571,24 @@
           <w:sz w:val="21"/>
           <w:szCs w:val="21"/>
         </w:rPr>
-        <w:t xml:space="preserve">Ande curvada de forma suave nos primeiros dias</w:t>
-      </w:r>
-    </w:p>
-    <w:p>
-      <w:pPr>
-        <w:pStyle w:val="ListParagraph"/>
-        <w:numPr>
-          <w:ilvl w:val="0"/>
-          <w:numId w:val="2"/>
-        </w:numPr>
-        <w:spacing w:after="60"/>
-      </w:pPr>
-      <w:r>
-        <w:rPr>
-          <w:sz w:val="21"/>
-          <w:szCs w:val="21"/>
-        </w:rPr>
-        <w:t xml:space="preserve">Endireite a postura progressivamente a partir da 2ª semana</w:t>
-      </w:r>
-    </w:p>
-    <w:p>
-      <w:pPr>
-        <w:pStyle w:val="ListParagraph"/>
-        <w:numPr>
-          <w:ilvl w:val="0"/>
-          <w:numId w:val="2"/>
-        </w:numPr>
-        <w:spacing w:after="60"/>
-      </w:pPr>
-      <w:r>
-        <w:rPr>
-          <w:sz w:val="21"/>
-          <w:szCs w:val="21"/>
-        </w:rPr>
-        <w:t xml:space="preserve">Evite forçar a posição ereta antes do tempo</w:t>
+        <w:t xml:space="preserve">Proteja com curativo macio se o contato com o tecido incomodar</w:t>
+      </w:r>
+    </w:p>
+    <w:p>
+      <w:pPr>
+        <w:pStyle w:val="ListParagraph"/>
+        <w:numPr>
+          <w:ilvl w:val="0"/>
+          <w:numId w:val="2"/>
+        </w:numPr>
+        <w:spacing w:after="60"/>
+      </w:pPr>
+      <w:r>
+        <w:rPr>
+          <w:sz w:val="21"/>
+          <w:szCs w:val="21"/>
+        </w:rPr>
+        <w:t xml:space="preserve">Comente no retorno se não houver melhora após 6 meses</w:t>
       </w:r>
     </w:p>
     <w:p>
@@ -17195,7 +17622,7 @@
           <w:sz w:val="23"/>
           <w:szCs w:val="23"/>
         </w:rPr>
-        <w:t xml:space="preserve">Nariz entupido e respiração difícil</w:t>
+        <w:t xml:space="preserve">Não conseguir ficar em pé totalmente ereta</w:t>
       </w:r>
     </w:p>
     <w:p>
@@ -17208,7 +17635,7 @@
           <w:sz w:val="19"/>
           <w:szCs w:val="19"/>
         </w:rPr>
-        <w:t xml:space="preserve">Quando: Primeiras 3 a 6 semanas  |  Aplica-se a: apenas: Rinoplastia</w:t>
+        <w:t xml:space="preserve">Quando: Primeiros 7 a 14 dias  |  Aplica-se a: apenas: Abdominoplastia, Cirurgia pós-bariátrica</w:t>
       </w:r>
     </w:p>
     <w:p>
@@ -17222,7 +17649,7 @@
           <w:sz w:val="21"/>
           <w:szCs w:val="21"/>
         </w:rPr>
-        <w:t xml:space="preserve">A obstrução nasal é esperada nas primeiras semanas e melhora conforme o inchaço interno cede.</w:t>
+        <w:t xml:space="preserve">Andar levemente curvada é esperado e até desejável no início — protege a cicatriz do abdome.</w:t>
       </w:r>
     </w:p>
     <w:p>
@@ -17255,7 +17682,7 @@
           <w:sz w:val="21"/>
           <w:szCs w:val="21"/>
         </w:rPr>
-        <w:t xml:space="preserve">A mucosa interna do nariz também incha e leva semanas para desinchar.</w:t>
+        <w:t xml:space="preserve">A pele do abdome foi tracionada e precisa de alguns dias para acomodar.</w:t>
       </w:r>
     </w:p>
     <w:p>
@@ -17288,41 +17715,41 @@
           <w:sz w:val="21"/>
           <w:szCs w:val="21"/>
         </w:rPr>
-        <w:t xml:space="preserve">Use soro fisiológico conforme orientado</w:t>
-      </w:r>
-    </w:p>
-    <w:p>
-      <w:pPr>
-        <w:pStyle w:val="ListParagraph"/>
-        <w:numPr>
-          <w:ilvl w:val="0"/>
-          <w:numId w:val="2"/>
-        </w:numPr>
-        <w:spacing w:after="60"/>
-      </w:pPr>
-      <w:r>
-        <w:rPr>
-          <w:sz w:val="21"/>
-          <w:szCs w:val="21"/>
-        </w:rPr>
-        <w:t xml:space="preserve">Não assoe o nariz até liberação</w:t>
-      </w:r>
-    </w:p>
-    <w:p>
-      <w:pPr>
-        <w:pStyle w:val="ListParagraph"/>
-        <w:numPr>
-          <w:ilvl w:val="0"/>
-          <w:numId w:val="2"/>
-        </w:numPr>
-        <w:spacing w:after="60"/>
-      </w:pPr>
-      <w:r>
-        <w:rPr>
-          <w:sz w:val="21"/>
-          <w:szCs w:val="21"/>
-        </w:rPr>
-        <w:t xml:space="preserve">Durma com a cabeceira elevada</w:t>
+        <w:t xml:space="preserve">Ande curvada de forma suave nos primeiros dias</w:t>
+      </w:r>
+    </w:p>
+    <w:p>
+      <w:pPr>
+        <w:pStyle w:val="ListParagraph"/>
+        <w:numPr>
+          <w:ilvl w:val="0"/>
+          <w:numId w:val="2"/>
+        </w:numPr>
+        <w:spacing w:after="60"/>
+      </w:pPr>
+      <w:r>
+        <w:rPr>
+          <w:sz w:val="21"/>
+          <w:szCs w:val="21"/>
+        </w:rPr>
+        <w:t xml:space="preserve">Endireite a postura progressivamente a partir da 2ª semana</w:t>
+      </w:r>
+    </w:p>
+    <w:p>
+      <w:pPr>
+        <w:pStyle w:val="ListParagraph"/>
+        <w:numPr>
+          <w:ilvl w:val="0"/>
+          <w:numId w:val="2"/>
+        </w:numPr>
+        <w:spacing w:after="60"/>
+      </w:pPr>
+      <w:r>
+        <w:rPr>
+          <w:sz w:val="21"/>
+          <w:szCs w:val="21"/>
+        </w:rPr>
+        <w:t xml:space="preserve">Evite forçar a posição ereta antes do tempo</w:t>
       </w:r>
     </w:p>
     <w:p>
@@ -17356,7 +17783,7 @@
           <w:sz w:val="23"/>
           <w:szCs w:val="23"/>
         </w:rPr>
-        <w:t xml:space="preserve">Ponta do nariz ainda grossa e inchada</w:t>
+        <w:t xml:space="preserve">Nariz entupido e respiração difícil</w:t>
       </w:r>
     </w:p>
     <w:p>
@@ -17369,7 +17796,7 @@
           <w:sz w:val="19"/>
           <w:szCs w:val="19"/>
         </w:rPr>
-        <w:t xml:space="preserve">Quando: Até 12 meses  |  Aplica-se a: apenas: Rinoplastia</w:t>
+        <w:t xml:space="preserve">Quando: Primeiras 3 a 6 semanas  |  Aplica-se a: apenas: Rinoplastia</w:t>
       </w:r>
     </w:p>
     <w:p>
@@ -17383,7 +17810,7 @@
           <w:sz w:val="21"/>
           <w:szCs w:val="21"/>
         </w:rPr>
-        <w:t xml:space="preserve">A ponta do nariz é a última região a desinchar. O resultado final costuma levar cerca de 12 meses, e o ritmo varia de pessoa para pessoa.</w:t>
+        <w:t xml:space="preserve">A obstrução nasal é esperada nas primeiras semanas e melhora conforme o inchaço interno cede.</w:t>
       </w:r>
     </w:p>
     <w:p>
@@ -17416,7 +17843,7 @@
           <w:sz w:val="21"/>
           <w:szCs w:val="21"/>
         </w:rPr>
-        <w:t xml:space="preserve">A pele da ponta nasal é mais espessa e retém inchaço por muito mais tempo.</w:t>
+        <w:t xml:space="preserve">A mucosa interna do nariz também incha e leva semanas para desinchar.</w:t>
       </w:r>
     </w:p>
     <w:p>
@@ -17449,24 +17876,41 @@
           <w:sz w:val="21"/>
           <w:szCs w:val="21"/>
         </w:rPr>
-        <w:t xml:space="preserve">Evite conclusões antes de 1 ano</w:t>
-      </w:r>
-    </w:p>
-    <w:p>
-      <w:pPr>
-        <w:pStyle w:val="ListParagraph"/>
-        <w:numPr>
-          <w:ilvl w:val="0"/>
-          <w:numId w:val="2"/>
-        </w:numPr>
-        <w:spacing w:after="60"/>
-      </w:pPr>
-      <w:r>
-        <w:rPr>
-          <w:sz w:val="21"/>
-          <w:szCs w:val="21"/>
-        </w:rPr>
-        <w:t xml:space="preserve">Siga as orientações de massagem apenas se indicadas pela equipe</w:t>
+        <w:t xml:space="preserve">Use soro fisiológico conforme orientado</w:t>
+      </w:r>
+    </w:p>
+    <w:p>
+      <w:pPr>
+        <w:pStyle w:val="ListParagraph"/>
+        <w:numPr>
+          <w:ilvl w:val="0"/>
+          <w:numId w:val="2"/>
+        </w:numPr>
+        <w:spacing w:after="60"/>
+      </w:pPr>
+      <w:r>
+        <w:rPr>
+          <w:sz w:val="21"/>
+          <w:szCs w:val="21"/>
+        </w:rPr>
+        <w:t xml:space="preserve">Não assoe o nariz até liberação</w:t>
+      </w:r>
+    </w:p>
+    <w:p>
+      <w:pPr>
+        <w:pStyle w:val="ListParagraph"/>
+        <w:numPr>
+          <w:ilvl w:val="0"/>
+          <w:numId w:val="2"/>
+        </w:numPr>
+        <w:spacing w:after="60"/>
+      </w:pPr>
+      <w:r>
+        <w:rPr>
+          <w:sz w:val="21"/>
+          <w:szCs w:val="21"/>
+        </w:rPr>
+        <w:t xml:space="preserve">Durma com a cabeceira elevada</w:t>
       </w:r>
     </w:p>
     <w:p>
@@ -17500,7 +17944,7 @@
           <w:sz w:val="23"/>
           <w:szCs w:val="23"/>
         </w:rPr>
-        <w:t xml:space="preserve">Olhos secos, ardendo ou lacrimejando</w:t>
+        <w:t xml:space="preserve">Ponta do nariz ainda grossa e inchada</w:t>
       </w:r>
     </w:p>
     <w:p>
@@ -17513,7 +17957,7 @@
           <w:sz w:val="19"/>
           <w:szCs w:val="19"/>
         </w:rPr>
-        <w:t xml:space="preserve">Quando: Primeiras 3 semanas  |  Aplica-se a: apenas: Blefaroplastia, face</w:t>
+        <w:t xml:space="preserve">Quando: Até 12 meses  |  Aplica-se a: apenas: Rinoplastia</w:t>
       </w:r>
     </w:p>
     <w:p>
@@ -17527,7 +17971,7 @@
           <w:sz w:val="21"/>
           <w:szCs w:val="21"/>
         </w:rPr>
-        <w:t xml:space="preserve">Ressecamento e lacrimejamento alternados são comuns após cirurgia das pálpebras.</w:t>
+        <w:t xml:space="preserve">A ponta do nariz é a última região a desinchar. O resultado final costuma levar cerca de 12 meses, e o ritmo varia de pessoa para pessoa.</w:t>
       </w:r>
     </w:p>
     <w:p>
@@ -17560,7 +18004,7 @@
           <w:sz w:val="21"/>
           <w:szCs w:val="21"/>
         </w:rPr>
-        <w:t xml:space="preserve">O inchaço altera temporariamente o fechamento das pálpebras e o filme lacrimal.</w:t>
+        <w:t xml:space="preserve">A pele da ponta nasal é mais espessa e retém inchaço por muito mais tempo.</w:t>
       </w:r>
     </w:p>
     <w:p>
@@ -17593,75 +18037,24 @@
           <w:sz w:val="21"/>
           <w:szCs w:val="21"/>
         </w:rPr>
-        <w:t xml:space="preserve">Use a pomada e o colírio prescritos, nos horários orientados</w:t>
-      </w:r>
-    </w:p>
-    <w:p>
-      <w:pPr>
-        <w:pStyle w:val="ListParagraph"/>
-        <w:numPr>
-          <w:ilvl w:val="0"/>
-          <w:numId w:val="2"/>
-        </w:numPr>
-        <w:spacing w:after="60"/>
-      </w:pPr>
-      <w:r>
-        <w:rPr>
-          <w:sz w:val="21"/>
-          <w:szCs w:val="21"/>
-        </w:rPr>
-        <w:t xml:space="preserve">Fita de micropore fechando os olhos por 2 semanas, como orientado — é o que previne o ressecamento</w:t>
-      </w:r>
-    </w:p>
-    <w:p>
-      <w:pPr>
-        <w:pStyle w:val="ListParagraph"/>
-        <w:numPr>
-          <w:ilvl w:val="0"/>
-          <w:numId w:val="2"/>
-        </w:numPr>
-        <w:spacing w:after="60"/>
-      </w:pPr>
-      <w:r>
-        <w:rPr>
-          <w:sz w:val="21"/>
-          <w:szCs w:val="21"/>
-        </w:rPr>
-        <w:t xml:space="preserve">Compressas geladas nos primeiros dias</w:t>
-      </w:r>
-    </w:p>
-    <w:p>
-      <w:pPr>
-        <w:pStyle w:val="ListParagraph"/>
-        <w:numPr>
-          <w:ilvl w:val="0"/>
-          <w:numId w:val="2"/>
-        </w:numPr>
-        <w:spacing w:after="60"/>
-      </w:pPr>
-      <w:r>
-        <w:rPr>
-          <w:sz w:val="21"/>
-          <w:szCs w:val="21"/>
-        </w:rPr>
-        <w:t xml:space="preserve">Evite ambientes com ar-condicionado e vento direto</w:t>
-      </w:r>
-    </w:p>
-    <w:p>
-      <w:pPr>
-        <w:pStyle w:val="ListParagraph"/>
-        <w:numPr>
-          <w:ilvl w:val="0"/>
-          <w:numId w:val="2"/>
-        </w:numPr>
-        <w:spacing w:after="60"/>
-      </w:pPr>
-      <w:r>
-        <w:rPr>
-          <w:sz w:val="21"/>
-          <w:szCs w:val="21"/>
-        </w:rPr>
-        <w:t xml:space="preserve">Reduza o tempo de tela nos primeiros dias</w:t>
+        <w:t xml:space="preserve">Evite conclusões antes de 1 ano</w:t>
+      </w:r>
+    </w:p>
+    <w:p>
+      <w:pPr>
+        <w:pStyle w:val="ListParagraph"/>
+        <w:numPr>
+          <w:ilvl w:val="0"/>
+          <w:numId w:val="2"/>
+        </w:numPr>
+        <w:spacing w:after="60"/>
+      </w:pPr>
+      <w:r>
+        <w:rPr>
+          <w:sz w:val="21"/>
+          <w:szCs w:val="21"/>
+        </w:rPr>
+        <w:t xml:space="preserve">Siga as orientações de massagem apenas se indicadas pela equipe</w:t>
       </w:r>
     </w:p>
     <w:p>
@@ -17695,7 +18088,7 @@
           <w:sz w:val="23"/>
           <w:szCs w:val="23"/>
         </w:rPr>
-        <w:t xml:space="preserve">Desconforto e sensibilidade nas orelhas</w:t>
+        <w:t xml:space="preserve">Olhos secos, ardendo ou lacrimejando</w:t>
       </w:r>
     </w:p>
     <w:p>
@@ -17708,7 +18101,7 @@
           <w:sz w:val="19"/>
           <w:szCs w:val="19"/>
         </w:rPr>
-        <w:t xml:space="preserve">Quando: Primeiras 2 semanas  |  Aplica-se a: apenas: Otoplastia</w:t>
+        <w:t xml:space="preserve">Quando: Primeiras 3 semanas  |  Aplica-se a: apenas: Blefaroplastia, face</w:t>
       </w:r>
     </w:p>
     <w:p>
@@ -17722,7 +18115,7 @@
           <w:sz w:val="21"/>
           <w:szCs w:val="21"/>
         </w:rPr>
-        <w:t xml:space="preserve">Sensibilidade ao toque e incômodo com a faixa são esperados. Dor forte e súbita em uma orelha, não.</w:t>
+        <w:t xml:space="preserve">Ressecamento e lacrimejamento alternados são comuns após cirurgia das pálpebras.</w:t>
       </w:r>
     </w:p>
     <w:p>
@@ -17755,7 +18148,7 @@
           <w:sz w:val="21"/>
           <w:szCs w:val="21"/>
         </w:rPr>
-        <w:t xml:space="preserve">A cartilagem remodelada fica sensível por alguns dias.</w:t>
+        <w:t xml:space="preserve">O inchaço altera temporariamente o fechamento das pálpebras e o filme lacrimal.</w:t>
       </w:r>
     </w:p>
     <w:p>
@@ -17788,41 +18181,75 @@
           <w:sz w:val="21"/>
           <w:szCs w:val="21"/>
         </w:rPr>
-        <w:t xml:space="preserve">Use a faixa conforme orientado, sem apertar demais</w:t>
-      </w:r>
-    </w:p>
-    <w:p>
-      <w:pPr>
-        <w:pStyle w:val="ListParagraph"/>
-        <w:numPr>
-          <w:ilvl w:val="0"/>
-          <w:numId w:val="2"/>
-        </w:numPr>
-        <w:spacing w:after="60"/>
-      </w:pPr>
-      <w:r>
-        <w:rPr>
-          <w:sz w:val="21"/>
-          <w:szCs w:val="21"/>
-        </w:rPr>
-        <w:t xml:space="preserve">Evite dormir sobre as orelhas</w:t>
-      </w:r>
-    </w:p>
-    <w:p>
-      <w:pPr>
-        <w:pStyle w:val="ListParagraph"/>
-        <w:numPr>
-          <w:ilvl w:val="0"/>
-          <w:numId w:val="2"/>
-        </w:numPr>
-        <w:spacing w:after="60"/>
-      </w:pPr>
-      <w:r>
-        <w:rPr>
-          <w:sz w:val="21"/>
-          <w:szCs w:val="21"/>
-        </w:rPr>
-        <w:t xml:space="preserve">Comunique a equipe se houver dor intensa em apenas um lado</w:t>
+        <w:t xml:space="preserve">Use a pomada e o colírio prescritos, nos horários orientados</w:t>
+      </w:r>
+    </w:p>
+    <w:p>
+      <w:pPr>
+        <w:pStyle w:val="ListParagraph"/>
+        <w:numPr>
+          <w:ilvl w:val="0"/>
+          <w:numId w:val="2"/>
+        </w:numPr>
+        <w:spacing w:after="60"/>
+      </w:pPr>
+      <w:r>
+        <w:rPr>
+          <w:sz w:val="21"/>
+          <w:szCs w:val="21"/>
+        </w:rPr>
+        <w:t xml:space="preserve">Fita de micropore fechando os olhos por 2 semanas, como orientado — é o que previne o ressecamento</w:t>
+      </w:r>
+    </w:p>
+    <w:p>
+      <w:pPr>
+        <w:pStyle w:val="ListParagraph"/>
+        <w:numPr>
+          <w:ilvl w:val="0"/>
+          <w:numId w:val="2"/>
+        </w:numPr>
+        <w:spacing w:after="60"/>
+      </w:pPr>
+      <w:r>
+        <w:rPr>
+          <w:sz w:val="21"/>
+          <w:szCs w:val="21"/>
+        </w:rPr>
+        <w:t xml:space="preserve">Compressas geladas nos primeiros dias</w:t>
+      </w:r>
+    </w:p>
+    <w:p>
+      <w:pPr>
+        <w:pStyle w:val="ListParagraph"/>
+        <w:numPr>
+          <w:ilvl w:val="0"/>
+          <w:numId w:val="2"/>
+        </w:numPr>
+        <w:spacing w:after="60"/>
+      </w:pPr>
+      <w:r>
+        <w:rPr>
+          <w:sz w:val="21"/>
+          <w:szCs w:val="21"/>
+        </w:rPr>
+        <w:t xml:space="preserve">Evite ambientes com ar-condicionado e vento direto</w:t>
+      </w:r>
+    </w:p>
+    <w:p>
+      <w:pPr>
+        <w:pStyle w:val="ListParagraph"/>
+        <w:numPr>
+          <w:ilvl w:val="0"/>
+          <w:numId w:val="2"/>
+        </w:numPr>
+        <w:spacing w:after="60"/>
+      </w:pPr>
+      <w:r>
+        <w:rPr>
+          <w:sz w:val="21"/>
+          <w:szCs w:val="21"/>
+        </w:rPr>
+        <w:t xml:space="preserve">Reduza o tempo de tela nos primeiros dias</w:t>
       </w:r>
     </w:p>
     <w:p>
@@ -17856,7 +18283,7 @@
           <w:sz w:val="23"/>
           <w:szCs w:val="23"/>
         </w:rPr>
-        <w:t xml:space="preserve">Inchaço no local aplicado</w:t>
+        <w:t xml:space="preserve">Desconforto e sensibilidade nas orelhas</w:t>
       </w:r>
     </w:p>
     <w:p>
@@ -17869,7 +18296,7 @@
           <w:sz w:val="19"/>
           <w:szCs w:val="19"/>
         </w:rPr>
-        <w:t xml:space="preserve">Quando: Pico em 24 a 72 horas; resolve em cerca de 15 dias  |  Aplica-se a: somente procedimentos de consultório</w:t>
+        <w:t xml:space="preserve">Quando: Primeiras 2 semanas  |  Aplica-se a: apenas: Otoplastia</w:t>
       </w:r>
     </w:p>
     <w:p>
@@ -17883,7 +18310,7 @@
           <w:sz w:val="21"/>
           <w:szCs w:val="21"/>
         </w:rPr>
-        <w:t xml:space="preserve">É a reação natural da pele. O inchaço dos primeiros dias não é o seu resultado — ele ainda vai sair.</w:t>
+        <w:t xml:space="preserve">Sensibilidade ao toque e incômodo com a faixa são esperados. Dor forte e súbita em uma orelha, não.</w:t>
       </w:r>
     </w:p>
     <w:p>
@@ -17916,24 +18343,7 @@
           <w:sz w:val="21"/>
           <w:szCs w:val="21"/>
         </w:rPr>
-        <w:t xml:space="preserve">A aplicação provoca uma reação inflamatória leve e temporária.</w:t>
-      </w:r>
-    </w:p>
-    <w:p>
-      <w:pPr>
-        <w:pStyle w:val="ListParagraph"/>
-        <w:numPr>
-          <w:ilvl w:val="0"/>
-          <w:numId w:val="2"/>
-        </w:numPr>
-        <w:spacing w:after="60"/>
-      </w:pPr>
-      <w:r>
-        <w:rPr>
-          <w:sz w:val="21"/>
-          <w:szCs w:val="21"/>
-        </w:rPr>
-        <w:t xml:space="preserve">Nos lábios e ao redor dos olhos o inchaço é mais evidente e também mais rápido de resolver.</w:t>
+        <w:t xml:space="preserve">A cartilagem remodelada fica sensível por alguns dias.</w:t>
       </w:r>
     </w:p>
     <w:p>
@@ -17966,58 +18376,41 @@
           <w:sz w:val="21"/>
           <w:szCs w:val="21"/>
         </w:rPr>
-        <w:t xml:space="preserve">Compressa fria nas primeiras 24 horas, se orientado</w:t>
-      </w:r>
-    </w:p>
-    <w:p>
-      <w:pPr>
-        <w:pStyle w:val="ListParagraph"/>
-        <w:numPr>
-          <w:ilvl w:val="0"/>
-          <w:numId w:val="2"/>
-        </w:numPr>
-        <w:spacing w:after="60"/>
-      </w:pPr>
-      <w:r>
-        <w:rPr>
-          <w:sz w:val="21"/>
-          <w:szCs w:val="21"/>
-        </w:rPr>
-        <w:t xml:space="preserve">Dormir com a cabeceira elevada</w:t>
-      </w:r>
-    </w:p>
-    <w:p>
-      <w:pPr>
-        <w:pStyle w:val="ListParagraph"/>
-        <w:numPr>
-          <w:ilvl w:val="0"/>
-          <w:numId w:val="2"/>
-        </w:numPr>
-        <w:spacing w:after="60"/>
-      </w:pPr>
-      <w:r>
-        <w:rPr>
-          <w:sz w:val="21"/>
-          <w:szCs w:val="21"/>
-        </w:rPr>
-        <w:t xml:space="preserve">Reduzir o sal e manter boa hidratação</w:t>
-      </w:r>
-    </w:p>
-    <w:p>
-      <w:pPr>
-        <w:pStyle w:val="ListParagraph"/>
-        <w:numPr>
-          <w:ilvl w:val="0"/>
-          <w:numId w:val="2"/>
-        </w:numPr>
-        <w:spacing w:after="60"/>
-      </w:pPr>
-      <w:r>
-        <w:rPr>
-          <w:sz w:val="21"/>
-          <w:szCs w:val="21"/>
-        </w:rPr>
-        <w:t xml:space="preserve">Evitar avaliar o resultado antes de 15 dias</w:t>
+        <w:t xml:space="preserve">Use a faixa conforme orientado, sem apertar demais</w:t>
+      </w:r>
+    </w:p>
+    <w:p>
+      <w:pPr>
+        <w:pStyle w:val="ListParagraph"/>
+        <w:numPr>
+          <w:ilvl w:val="0"/>
+          <w:numId w:val="2"/>
+        </w:numPr>
+        <w:spacing w:after="60"/>
+      </w:pPr>
+      <w:r>
+        <w:rPr>
+          <w:sz w:val="21"/>
+          <w:szCs w:val="21"/>
+        </w:rPr>
+        <w:t xml:space="preserve">Evite dormir sobre as orelhas</w:t>
+      </w:r>
+    </w:p>
+    <w:p>
+      <w:pPr>
+        <w:pStyle w:val="ListParagraph"/>
+        <w:numPr>
+          <w:ilvl w:val="0"/>
+          <w:numId w:val="2"/>
+        </w:numPr>
+        <w:spacing w:after="60"/>
+      </w:pPr>
+      <w:r>
+        <w:rPr>
+          <w:sz w:val="21"/>
+          <w:szCs w:val="21"/>
+        </w:rPr>
+        <w:t xml:space="preserve">Comunique a equipe se houver dor intensa em apenas um lado</w:t>
       </w:r>
     </w:p>
     <w:p>
@@ -18051,7 +18444,7 @@
           <w:sz w:val="23"/>
           <w:szCs w:val="23"/>
         </w:rPr>
-        <w:t xml:space="preserve">Roxos nos pontos de aplicação</w:t>
+        <w:t xml:space="preserve">Inchaço no local aplicado</w:t>
       </w:r>
     </w:p>
     <w:p>
@@ -18064,7 +18457,7 @@
           <w:sz w:val="19"/>
           <w:szCs w:val="19"/>
         </w:rPr>
-        <w:t xml:space="preserve">Quando: Do 1º ao 14º dia  |  Aplica-se a: somente procedimentos de consultório</w:t>
+        <w:t xml:space="preserve">Quando: Pico em 24 a 72 horas; resolve em cerca de 15 dias  |  Aplica-se a: somente procedimentos de consultório</w:t>
       </w:r>
     </w:p>
     <w:p>
@@ -18078,7 +18471,7 @@
           <w:sz w:val="21"/>
           <w:szCs w:val="21"/>
         </w:rPr>
-        <w:t xml:space="preserve">Muito comum, principalmente ao redor dos olhos e nos lábios. Some sozinho e pode ser coberto com maquiagem após 24 horas.</w:t>
+        <w:t xml:space="preserve">É a reação natural da pele. O inchaço dos primeiros dias não é o seu resultado — ele ainda vai sair.</w:t>
       </w:r>
     </w:p>
     <w:p>
@@ -18111,24 +18504,24 @@
           <w:sz w:val="21"/>
           <w:szCs w:val="21"/>
         </w:rPr>
-        <w:t xml:space="preserve">A agulha pode atingir pequenos vasos da pele, sem nenhuma consequência.</w:t>
-      </w:r>
-    </w:p>
-    <w:p>
-      <w:pPr>
-        <w:pStyle w:val="ListParagraph"/>
-        <w:numPr>
-          <w:ilvl w:val="0"/>
-          <w:numId w:val="2"/>
-        </w:numPr>
-        <w:spacing w:after="60"/>
-      </w:pPr>
-      <w:r>
-        <w:rPr>
-          <w:sz w:val="21"/>
-          <w:szCs w:val="21"/>
-        </w:rPr>
-        <w:t xml:space="preserve">Anti-inflamatórios, ômega 3 e álcool nos dias anteriores aumentam a chance de roxo.</w:t>
+        <w:t xml:space="preserve">A aplicação provoca uma reação inflamatória leve e temporária.</w:t>
+      </w:r>
+    </w:p>
+    <w:p>
+      <w:pPr>
+        <w:pStyle w:val="ListParagraph"/>
+        <w:numPr>
+          <w:ilvl w:val="0"/>
+          <w:numId w:val="2"/>
+        </w:numPr>
+        <w:spacing w:after="60"/>
+      </w:pPr>
+      <w:r>
+        <w:rPr>
+          <w:sz w:val="21"/>
+          <w:szCs w:val="21"/>
+        </w:rPr>
+        <w:t xml:space="preserve">Nos lábios e ao redor dos olhos o inchaço é mais evidente e também mais rápido de resolver.</w:t>
       </w:r>
     </w:p>
     <w:p>
@@ -18161,41 +18554,58 @@
           <w:sz w:val="21"/>
           <w:szCs w:val="21"/>
         </w:rPr>
-        <w:t xml:space="preserve">Compressa fria nas primeiras 24 horas</w:t>
-      </w:r>
-    </w:p>
-    <w:p>
-      <w:pPr>
-        <w:pStyle w:val="ListParagraph"/>
-        <w:numPr>
-          <w:ilvl w:val="0"/>
-          <w:numId w:val="2"/>
-        </w:numPr>
-        <w:spacing w:after="60"/>
-      </w:pPr>
-      <w:r>
-        <w:rPr>
-          <w:sz w:val="21"/>
-          <w:szCs w:val="21"/>
-        </w:rPr>
-        <w:t xml:space="preserve">Maquiagem corretiva liberada após 24 horas, salvo outra orientação</w:t>
-      </w:r>
-    </w:p>
-    <w:p>
-      <w:pPr>
-        <w:pStyle w:val="ListParagraph"/>
-        <w:numPr>
-          <w:ilvl w:val="0"/>
-          <w:numId w:val="2"/>
-        </w:numPr>
-        <w:spacing w:after="60"/>
-      </w:pPr>
-      <w:r>
-        <w:rPr>
-          <w:sz w:val="21"/>
-          <w:szCs w:val="21"/>
-        </w:rPr>
-        <w:t xml:space="preserve">Avisar antes do próximo procedimento se costuma marcar com facilidade</w:t>
+        <w:t xml:space="preserve">Compressa fria nas primeiras 24 horas, se orientado</w:t>
+      </w:r>
+    </w:p>
+    <w:p>
+      <w:pPr>
+        <w:pStyle w:val="ListParagraph"/>
+        <w:numPr>
+          <w:ilvl w:val="0"/>
+          <w:numId w:val="2"/>
+        </w:numPr>
+        <w:spacing w:after="60"/>
+      </w:pPr>
+      <w:r>
+        <w:rPr>
+          <w:sz w:val="21"/>
+          <w:szCs w:val="21"/>
+        </w:rPr>
+        <w:t xml:space="preserve">Dormir com a cabeceira elevada</w:t>
+      </w:r>
+    </w:p>
+    <w:p>
+      <w:pPr>
+        <w:pStyle w:val="ListParagraph"/>
+        <w:numPr>
+          <w:ilvl w:val="0"/>
+          <w:numId w:val="2"/>
+        </w:numPr>
+        <w:spacing w:after="60"/>
+      </w:pPr>
+      <w:r>
+        <w:rPr>
+          <w:sz w:val="21"/>
+          <w:szCs w:val="21"/>
+        </w:rPr>
+        <w:t xml:space="preserve">Reduzir o sal e manter boa hidratação</w:t>
+      </w:r>
+    </w:p>
+    <w:p>
+      <w:pPr>
+        <w:pStyle w:val="ListParagraph"/>
+        <w:numPr>
+          <w:ilvl w:val="0"/>
+          <w:numId w:val="2"/>
+        </w:numPr>
+        <w:spacing w:after="60"/>
+      </w:pPr>
+      <w:r>
+        <w:rPr>
+          <w:sz w:val="21"/>
+          <w:szCs w:val="21"/>
+        </w:rPr>
+        <w:t xml:space="preserve">Evitar avaliar o resultado antes de 15 dias</w:t>
       </w:r>
     </w:p>
     <w:p>
@@ -18229,7 +18639,7 @@
           <w:sz w:val="23"/>
           <w:szCs w:val="23"/>
         </w:rPr>
-        <w:t xml:space="preserve">Ainda não vejo efeito nenhum</w:t>
+        <w:t xml:space="preserve">Roxos nos pontos de aplicação</w:t>
       </w:r>
     </w:p>
     <w:p>
@@ -18242,7 +18652,7 @@
           <w:sz w:val="19"/>
           <w:szCs w:val="19"/>
         </w:rPr>
-        <w:t xml:space="preserve">Quando: Primeiros dias  |  Aplica-se a: somente procedimentos de consultório · apenas: Toxina botulínica</w:t>
+        <w:t xml:space="preserve">Quando: Do 1º ao 14º dia  |  Aplica-se a: somente procedimentos de consultório</w:t>
       </w:r>
     </w:p>
     <w:p>
@@ -18256,7 +18666,7 @@
           <w:sz w:val="21"/>
           <w:szCs w:val="21"/>
         </w:rPr>
-        <w:t xml:space="preserve">O efeito começa entre o 3º e o 5º dia e se completa por volta do 15º. Antes disso, é cedo.</w:t>
+        <w:t xml:space="preserve">Muito comum, principalmente ao redor dos olhos e nos lábios. Some sozinho e pode ser coberto com maquiagem após 24 horas.</w:t>
       </w:r>
     </w:p>
     <w:p>
@@ -18289,24 +18699,24 @@
           <w:sz w:val="21"/>
           <w:szCs w:val="21"/>
         </w:rPr>
-        <w:t xml:space="preserve">A toxina age gradualmente sobre a musculatura, não de forma imediata.</w:t>
-      </w:r>
-    </w:p>
-    <w:p>
-      <w:pPr>
-        <w:pStyle w:val="ListParagraph"/>
-        <w:numPr>
-          <w:ilvl w:val="0"/>
-          <w:numId w:val="2"/>
-        </w:numPr>
-        <w:spacing w:after="60"/>
-      </w:pPr>
-      <w:r>
-        <w:rPr>
-          <w:sz w:val="21"/>
-          <w:szCs w:val="21"/>
-        </w:rPr>
-        <w:t xml:space="preserve">O tempo até o efeito completo varia de pessoa para pessoa.</w:t>
+        <w:t xml:space="preserve">A agulha pode atingir pequenos vasos da pele, sem nenhuma consequência.</w:t>
+      </w:r>
+    </w:p>
+    <w:p>
+      <w:pPr>
+        <w:pStyle w:val="ListParagraph"/>
+        <w:numPr>
+          <w:ilvl w:val="0"/>
+          <w:numId w:val="2"/>
+        </w:numPr>
+        <w:spacing w:after="60"/>
+      </w:pPr>
+      <w:r>
+        <w:rPr>
+          <w:sz w:val="21"/>
+          <w:szCs w:val="21"/>
+        </w:rPr>
+        <w:t xml:space="preserve">Anti-inflamatórios, ômega 3 e álcool nos dias anteriores aumentam a chance de roxo.</w:t>
       </w:r>
     </w:p>
     <w:p>
@@ -18339,24 +18749,41 @@
           <w:sz w:val="21"/>
           <w:szCs w:val="21"/>
         </w:rPr>
-        <w:t xml:space="preserve">Aguarde 15 dias antes de avaliar</w:t>
-      </w:r>
-    </w:p>
-    <w:p>
-      <w:pPr>
-        <w:pStyle w:val="ListParagraph"/>
-        <w:numPr>
-          <w:ilvl w:val="0"/>
-          <w:numId w:val="2"/>
-        </w:numPr>
-        <w:spacing w:after="60"/>
-      </w:pPr>
-      <w:r>
-        <w:rPr>
-          <w:sz w:val="21"/>
-          <w:szCs w:val="21"/>
-        </w:rPr>
-        <w:t xml:space="preserve">Se ao completar 15 dias o efeito estiver aquém do esperado, agende a avaliação de retoque</w:t>
+        <w:t xml:space="preserve">Compressa fria nas primeiras 24 horas</w:t>
+      </w:r>
+    </w:p>
+    <w:p>
+      <w:pPr>
+        <w:pStyle w:val="ListParagraph"/>
+        <w:numPr>
+          <w:ilvl w:val="0"/>
+          <w:numId w:val="2"/>
+        </w:numPr>
+        <w:spacing w:after="60"/>
+      </w:pPr>
+      <w:r>
+        <w:rPr>
+          <w:sz w:val="21"/>
+          <w:szCs w:val="21"/>
+        </w:rPr>
+        <w:t xml:space="preserve">Maquiagem corretiva liberada após 24 horas, salvo outra orientação</w:t>
+      </w:r>
+    </w:p>
+    <w:p>
+      <w:pPr>
+        <w:pStyle w:val="ListParagraph"/>
+        <w:numPr>
+          <w:ilvl w:val="0"/>
+          <w:numId w:val="2"/>
+        </w:numPr>
+        <w:spacing w:after="60"/>
+      </w:pPr>
+      <w:r>
+        <w:rPr>
+          <w:sz w:val="21"/>
+          <w:szCs w:val="21"/>
+        </w:rPr>
+        <w:t xml:space="preserve">Avisar antes do próximo procedimento se costuma marcar com facilidade</w:t>
       </w:r>
     </w:p>
     <w:p>
@@ -18390,7 +18817,7 @@
           <w:sz w:val="23"/>
           <w:szCs w:val="23"/>
         </w:rPr>
-        <w:t xml:space="preserve">Sensação de peso na testa e dor de cabeça leve</w:t>
+        <w:t xml:space="preserve">Ainda não vejo efeito nenhum</w:t>
       </w:r>
     </w:p>
     <w:p>
@@ -18403,7 +18830,7 @@
           <w:sz w:val="19"/>
           <w:szCs w:val="19"/>
         </w:rPr>
-        <w:t xml:space="preserve">Quando: Primeiras duas semanas  |  Aplica-se a: somente procedimentos de consultório · apenas: Toxina botulínica</w:t>
+        <w:t xml:space="preserve">Quando: Primeiros dias  |  Aplica-se a: somente procedimentos de consultório · apenas: Toxina botulínica</w:t>
       </w:r>
     </w:p>
     <w:p>
@@ -18417,7 +18844,7 @@
           <w:sz w:val="21"/>
           <w:szCs w:val="21"/>
         </w:rPr>
-        <w:t xml:space="preserve">Sensação de peso ou pressão na testa é comum enquanto a musculatura se adapta. Passa sozinha.</w:t>
+        <w:t xml:space="preserve">O efeito começa entre o 3º e o 5º dia e se completa por volta do 15º. Antes disso, é cedo.</w:t>
       </w:r>
     </w:p>
     <w:p>
@@ -18450,24 +18877,24 @@
           <w:sz w:val="21"/>
           <w:szCs w:val="21"/>
         </w:rPr>
-        <w:t xml:space="preserve">A musculatura da testa deixa de trabalhar como antes e o corpo leva alguns dias para se acostumar.</w:t>
-      </w:r>
-    </w:p>
-    <w:p>
-      <w:pPr>
-        <w:pStyle w:val="ListParagraph"/>
-        <w:numPr>
-          <w:ilvl w:val="0"/>
-          <w:numId w:val="2"/>
-        </w:numPr>
-        <w:spacing w:after="60"/>
-      </w:pPr>
-      <w:r>
-        <w:rPr>
-          <w:sz w:val="21"/>
-          <w:szCs w:val="21"/>
-        </w:rPr>
-        <w:t xml:space="preserve">Dor de cabeça leve nas primeiras 48 horas também é descrita com frequência.</w:t>
+        <w:t xml:space="preserve">A toxina age gradualmente sobre a musculatura, não de forma imediata.</w:t>
+      </w:r>
+    </w:p>
+    <w:p>
+      <w:pPr>
+        <w:pStyle w:val="ListParagraph"/>
+        <w:numPr>
+          <w:ilvl w:val="0"/>
+          <w:numId w:val="2"/>
+        </w:numPr>
+        <w:spacing w:after="60"/>
+      </w:pPr>
+      <w:r>
+        <w:rPr>
+          <w:sz w:val="21"/>
+          <w:szCs w:val="21"/>
+        </w:rPr>
+        <w:t xml:space="preserve">O tempo até o efeito completo varia de pessoa para pessoa.</w:t>
       </w:r>
     </w:p>
     <w:p>
@@ -18500,24 +18927,24 @@
           <w:sz w:val="21"/>
           <w:szCs w:val="21"/>
         </w:rPr>
-        <w:t xml:space="preserve">Analgésico simples, se necessário e liberado pela equipe</w:t>
-      </w:r>
-    </w:p>
-    <w:p>
-      <w:pPr>
-        <w:pStyle w:val="ListParagraph"/>
-        <w:numPr>
-          <w:ilvl w:val="0"/>
-          <w:numId w:val="2"/>
-        </w:numPr>
-        <w:spacing w:after="60"/>
-      </w:pPr>
-      <w:r>
-        <w:rPr>
-          <w:sz w:val="21"/>
-          <w:szCs w:val="21"/>
-        </w:rPr>
-        <w:t xml:space="preserve">Comunicar se a dor for forte ou durar mais de três dias</w:t>
+        <w:t xml:space="preserve">Aguarde 15 dias antes de avaliar</w:t>
+      </w:r>
+    </w:p>
+    <w:p>
+      <w:pPr>
+        <w:pStyle w:val="ListParagraph"/>
+        <w:numPr>
+          <w:ilvl w:val="0"/>
+          <w:numId w:val="2"/>
+        </w:numPr>
+        <w:spacing w:after="60"/>
+      </w:pPr>
+      <w:r>
+        <w:rPr>
+          <w:sz w:val="21"/>
+          <w:szCs w:val="21"/>
+        </w:rPr>
+        <w:t xml:space="preserve">Se ao completar 15 dias o efeito estiver aquém do esperado, agende a avaliação de retoque</w:t>
       </w:r>
     </w:p>
     <w:p>
@@ -18551,7 +18978,7 @@
           <w:sz w:val="23"/>
           <w:szCs w:val="23"/>
         </w:rPr>
-        <w:t xml:space="preserve">Pele vermelha, ardida e descamando</w:t>
+        <w:t xml:space="preserve">Sensação de peso na testa e dor de cabeça leve</w:t>
       </w:r>
     </w:p>
     <w:p>
@@ -18564,7 +18991,7 @@
           <w:sz w:val="19"/>
           <w:szCs w:val="19"/>
         </w:rPr>
-        <w:t xml:space="preserve">Quando: Do 1º ao 7º dia  |  Aplica-se a: somente procedimentos de consultório · apenas: Laser de CO₂, Morpheus</w:t>
+        <w:t xml:space="preserve">Quando: Primeiras duas semanas  |  Aplica-se a: somente procedimentos de consultório · apenas: Toxina botulínica</w:t>
       </w:r>
     </w:p>
     <w:p>
@@ -18578,7 +19005,7 @@
           <w:sz w:val="21"/>
           <w:szCs w:val="21"/>
         </w:rPr>
-        <w:t xml:space="preserve">A pele fica com aspecto de queimadura de sol, forma casquinhas finas e descama. É exatamente o esperado.</w:t>
+        <w:t xml:space="preserve">Sensação de peso ou pressão na testa é comum enquanto a musculatura se adapta. Passa sozinha.</w:t>
       </w:r>
     </w:p>
     <w:p>
@@ -18611,24 +19038,24 @@
           <w:sz w:val="21"/>
           <w:szCs w:val="21"/>
         </w:rPr>
-        <w:t xml:space="preserve">O laser provoca uma renovação controlada da pele; a descamação é essa troca acontecendo.</w:t>
-      </w:r>
-    </w:p>
-    <w:p>
-      <w:pPr>
-        <w:pStyle w:val="ListParagraph"/>
-        <w:numPr>
-          <w:ilvl w:val="0"/>
-          <w:numId w:val="2"/>
-        </w:numPr>
-        <w:spacing w:after="60"/>
-      </w:pPr>
-      <w:r>
-        <w:rPr>
-          <w:sz w:val="21"/>
-          <w:szCs w:val="21"/>
-        </w:rPr>
-        <w:t xml:space="preserve">A ardência é mais forte nas primeiras 48 horas e melhora rápido.</w:t>
+        <w:t xml:space="preserve">A musculatura da testa deixa de trabalhar como antes e o corpo leva alguns dias para se acostumar.</w:t>
+      </w:r>
+    </w:p>
+    <w:p>
+      <w:pPr>
+        <w:pStyle w:val="ListParagraph"/>
+        <w:numPr>
+          <w:ilvl w:val="0"/>
+          <w:numId w:val="2"/>
+        </w:numPr>
+        <w:spacing w:after="60"/>
+      </w:pPr>
+      <w:r>
+        <w:rPr>
+          <w:sz w:val="21"/>
+          <w:szCs w:val="21"/>
+        </w:rPr>
+        <w:t xml:space="preserve">Dor de cabeça leve nas primeiras 48 horas também é descrita com frequência.</w:t>
       </w:r>
     </w:p>
     <w:p>
@@ -18661,58 +19088,24 @@
           <w:sz w:val="21"/>
           <w:szCs w:val="21"/>
         </w:rPr>
-        <w:t xml:space="preserve">Hidratar com o creme indicado, quantas vezes for preciso</w:t>
-      </w:r>
-    </w:p>
-    <w:p>
-      <w:pPr>
-        <w:pStyle w:val="ListParagraph"/>
-        <w:numPr>
-          <w:ilvl w:val="0"/>
-          <w:numId w:val="2"/>
-        </w:numPr>
-        <w:spacing w:after="60"/>
-      </w:pPr>
-      <w:r>
-        <w:rPr>
-          <w:sz w:val="21"/>
-          <w:szCs w:val="21"/>
-        </w:rPr>
-        <w:t xml:space="preserve">Compressa fria nas primeiras horas, se orientado</w:t>
-      </w:r>
-    </w:p>
-    <w:p>
-      <w:pPr>
-        <w:pStyle w:val="ListParagraph"/>
-        <w:numPr>
-          <w:ilvl w:val="0"/>
-          <w:numId w:val="2"/>
-        </w:numPr>
-        <w:spacing w:after="60"/>
-      </w:pPr>
-      <w:r>
-        <w:rPr>
-          <w:sz w:val="21"/>
-          <w:szCs w:val="21"/>
-        </w:rPr>
-        <w:t xml:space="preserve">Nunca puxar casquinha nem esfregar a pele — é o que evita mancha e marca</w:t>
-      </w:r>
-    </w:p>
-    <w:p>
-      <w:pPr>
-        <w:pStyle w:val="ListParagraph"/>
-        <w:numPr>
-          <w:ilvl w:val="0"/>
-          <w:numId w:val="2"/>
-        </w:numPr>
-        <w:spacing w:after="60"/>
-      </w:pPr>
-      <w:r>
-        <w:rPr>
-          <w:sz w:val="21"/>
-          <w:szCs w:val="21"/>
-        </w:rPr>
-        <w:t xml:space="preserve">Protetor solar assim que liberado, sem exceção</w:t>
+        <w:t xml:space="preserve">Analgésico simples, se necessário e liberado pela equipe</w:t>
+      </w:r>
+    </w:p>
+    <w:p>
+      <w:pPr>
+        <w:pStyle w:val="ListParagraph"/>
+        <w:numPr>
+          <w:ilvl w:val="0"/>
+          <w:numId w:val="2"/>
+        </w:numPr>
+        <w:spacing w:after="60"/>
+      </w:pPr>
+      <w:r>
+        <w:rPr>
+          <w:sz w:val="21"/>
+          <w:szCs w:val="21"/>
+        </w:rPr>
+        <w:t xml:space="preserve">Comunicar se a dor for forte ou durar mais de três dias</w:t>
       </w:r>
     </w:p>
     <w:p>
@@ -18746,7 +19139,7 @@
           <w:sz w:val="23"/>
           <w:szCs w:val="23"/>
         </w:rPr>
-        <w:t xml:space="preserve">Marquinhas em grade na pele</w:t>
+        <w:t xml:space="preserve">Pele vermelha, ardida e descamando</w:t>
       </w:r>
     </w:p>
     <w:p>
@@ -18759,7 +19152,7 @@
           <w:sz w:val="19"/>
           <w:szCs w:val="19"/>
         </w:rPr>
-        <w:t xml:space="preserve">Quando: Do 1º dia até algumas semanas  |  Aplica-se a: somente procedimentos de consultório · apenas: Morpheus</w:t>
+        <w:t xml:space="preserve">Quando: Do 1º ao 7º dia  |  Aplica-se a: somente procedimentos de consultório · apenas: Laser de CO₂, Morpheus</w:t>
       </w:r>
     </w:p>
     <w:p>
@@ -18773,7 +19166,7 @@
           <w:sz w:val="21"/>
           <w:szCs w:val="21"/>
         </w:rPr>
-        <w:t xml:space="preserve">O desenho quadriculado de pontinhos é a marca do aparelho. Na maioria das pacientes some entre o 2º e o 7º dia, mas pode levar semanas — e há casos em que passa de 30 dias.</w:t>
+        <w:t xml:space="preserve">A pele fica com aspecto de queimadura de sol, forma casquinhas finas e descama. É exatamente o esperado.</w:t>
       </w:r>
     </w:p>
     <w:p>
@@ -18806,58 +19199,24 @@
           <w:sz w:val="21"/>
           <w:szCs w:val="21"/>
         </w:rPr>
-        <w:t xml:space="preserve">Cada pontinho corresponde a uma microagulha, e a pele leva o seu tempo para uniformizar a cor.</w:t>
-      </w:r>
-    </w:p>
-    <w:p>
-      <w:pPr>
-        <w:pStyle w:val="ListParagraph"/>
-        <w:numPr>
-          <w:ilvl w:val="0"/>
-          <w:numId w:val="2"/>
-        </w:numPr>
-        <w:spacing w:after="60"/>
-      </w:pPr>
-      <w:r>
-        <w:rPr>
-          <w:sz w:val="21"/>
-          <w:szCs w:val="21"/>
-        </w:rPr>
-        <w:t xml:space="preserve">Quanto mais profundo o ajuste do aparelho, mais tempo as marcas costumam levar.</w:t>
-      </w:r>
-    </w:p>
-    <w:p>
-      <w:pPr>
-        <w:pStyle w:val="ListParagraph"/>
-        <w:numPr>
-          <w:ilvl w:val="0"/>
-          <w:numId w:val="2"/>
-        </w:numPr>
-        <w:spacing w:after="60"/>
-      </w:pPr>
-      <w:r>
-        <w:rPr>
-          <w:sz w:val="21"/>
-          <w:szCs w:val="21"/>
-        </w:rPr>
-        <w:t xml:space="preserve">Pele mais morena e exposição solar prolongam bastante esse período.</w:t>
-      </w:r>
-    </w:p>
-    <w:p>
-      <w:pPr>
-        <w:pStyle w:val="ListParagraph"/>
-        <w:numPr>
-          <w:ilvl w:val="0"/>
-          <w:numId w:val="2"/>
-        </w:numPr>
-        <w:spacing w:after="60"/>
-      </w:pPr>
-      <w:r>
-        <w:rPr>
-          <w:sz w:val="21"/>
-          <w:szCs w:val="21"/>
-        </w:rPr>
-        <w:t xml:space="preserve">Demorar não significa que algo deu errado — é uma variação individual.</w:t>
+        <w:t xml:space="preserve">O laser provoca uma renovação controlada da pele; a descamação é essa troca acontecendo.</w:t>
+      </w:r>
+    </w:p>
+    <w:p>
+      <w:pPr>
+        <w:pStyle w:val="ListParagraph"/>
+        <w:numPr>
+          <w:ilvl w:val="0"/>
+          <w:numId w:val="2"/>
+        </w:numPr>
+        <w:spacing w:after="60"/>
+      </w:pPr>
+      <w:r>
+        <w:rPr>
+          <w:sz w:val="21"/>
+          <w:szCs w:val="21"/>
+        </w:rPr>
+        <w:t xml:space="preserve">A ardência é mais forte nas primeiras 48 horas e melhora rápido.</w:t>
       </w:r>
     </w:p>
     <w:p>
@@ -18890,58 +19249,58 @@
           <w:sz w:val="21"/>
           <w:szCs w:val="21"/>
         </w:rPr>
-        <w:t xml:space="preserve">Manter a pele hidratada e limpa</w:t>
-      </w:r>
-    </w:p>
-    <w:p>
-      <w:pPr>
-        <w:pStyle w:val="ListParagraph"/>
-        <w:numPr>
-          <w:ilvl w:val="0"/>
-          <w:numId w:val="2"/>
-        </w:numPr>
-        <w:spacing w:after="60"/>
-      </w:pPr>
-      <w:r>
-        <w:rPr>
-          <w:sz w:val="21"/>
-          <w:szCs w:val="21"/>
-        </w:rPr>
-        <w:t xml:space="preserve">Protetor solar todos os dias: é o que mais acelera o desaparecimento das marcas</w:t>
-      </w:r>
-    </w:p>
-    <w:p>
-      <w:pPr>
-        <w:pStyle w:val="ListParagraph"/>
-        <w:numPr>
-          <w:ilvl w:val="0"/>
-          <w:numId w:val="2"/>
-        </w:numPr>
-        <w:spacing w:after="60"/>
-      </w:pPr>
-      <w:r>
-        <w:rPr>
-          <w:sz w:val="21"/>
-          <w:szCs w:val="21"/>
-        </w:rPr>
-        <w:t xml:space="preserve">Maquiagem liberada geralmente após 24 a 48 horas, conforme orientação</w:t>
-      </w:r>
-    </w:p>
-    <w:p>
-      <w:pPr>
-        <w:pStyle w:val="ListParagraph"/>
-        <w:numPr>
-          <w:ilvl w:val="0"/>
-          <w:numId w:val="2"/>
-        </w:numPr>
-        <w:spacing w:after="60"/>
-      </w:pPr>
-      <w:r>
-        <w:rPr>
-          <w:sz w:val="21"/>
-          <w:szCs w:val="21"/>
-        </w:rPr>
-        <w:t xml:space="preserve">Comunicar a equipe se as marcas escurecerem em vez de clarear</w:t>
+        <w:t xml:space="preserve">Hidratar com o creme indicado, quantas vezes for preciso</w:t>
+      </w:r>
+    </w:p>
+    <w:p>
+      <w:pPr>
+        <w:pStyle w:val="ListParagraph"/>
+        <w:numPr>
+          <w:ilvl w:val="0"/>
+          <w:numId w:val="2"/>
+        </w:numPr>
+        <w:spacing w:after="60"/>
+      </w:pPr>
+      <w:r>
+        <w:rPr>
+          <w:sz w:val="21"/>
+          <w:szCs w:val="21"/>
+        </w:rPr>
+        <w:t xml:space="preserve">Compressa fria nas primeiras horas, se orientado</w:t>
+      </w:r>
+    </w:p>
+    <w:p>
+      <w:pPr>
+        <w:pStyle w:val="ListParagraph"/>
+        <w:numPr>
+          <w:ilvl w:val="0"/>
+          <w:numId w:val="2"/>
+        </w:numPr>
+        <w:spacing w:after="60"/>
+      </w:pPr>
+      <w:r>
+        <w:rPr>
+          <w:sz w:val="21"/>
+          <w:szCs w:val="21"/>
+        </w:rPr>
+        <w:t xml:space="preserve">Nunca puxar casquinha nem esfregar a pele — é o que evita mancha e marca</w:t>
+      </w:r>
+    </w:p>
+    <w:p>
+      <w:pPr>
+        <w:pStyle w:val="ListParagraph"/>
+        <w:numPr>
+          <w:ilvl w:val="0"/>
+          <w:numId w:val="2"/>
+        </w:numPr>
+        <w:spacing w:after="60"/>
+      </w:pPr>
+      <w:r>
+        <w:rPr>
+          <w:sz w:val="21"/>
+          <w:szCs w:val="21"/>
+        </w:rPr>
+        <w:t xml:space="preserve">Protetor solar assim que liberado, sem exceção</w:t>
       </w:r>
     </w:p>
     <w:p>
@@ -18975,7 +19334,7 @@
           <w:sz w:val="23"/>
           <w:szCs w:val="23"/>
         </w:rPr>
-        <w:t xml:space="preserve">Pele rosada por semanas</w:t>
+        <w:t xml:space="preserve">Marquinhas em grade na pele</w:t>
       </w:r>
     </w:p>
     <w:p>
@@ -18988,7 +19347,7 @@
           <w:sz w:val="19"/>
           <w:szCs w:val="19"/>
         </w:rPr>
-        <w:t xml:space="preserve">Quando: Da 2ª semana ao 3º mês  |  Aplica-se a: somente procedimentos de consultório · apenas: Laser de CO₂, Morpheus</w:t>
+        <w:t xml:space="preserve">Quando: Do 1º dia até algumas semanas  |  Aplica-se a: somente procedimentos de consultório · apenas: Morpheus</w:t>
       </w:r>
     </w:p>
     <w:p>
@@ -19002,7 +19361,7 @@
           <w:sz w:val="21"/>
           <w:szCs w:val="21"/>
         </w:rPr>
-        <w:t xml:space="preserve">Depois da descamação a pele fica rosada por um bom tempo. Faz parte, e a maquiagem cobre bem.</w:t>
+        <w:t xml:space="preserve">O desenho quadriculado de pontinhos é a marca do aparelho. Na maioria das pacientes some entre o 2º e o 7º dia, mas pode levar semanas — e há casos em que passa de 30 dias.</w:t>
       </w:r>
     </w:p>
     <w:p>
@@ -19035,24 +19394,58 @@
           <w:sz w:val="21"/>
           <w:szCs w:val="21"/>
         </w:rPr>
-        <w:t xml:space="preserve">A pele nova é mais fina e mais irrigada, e vai clareando conforme amadurece.</w:t>
-      </w:r>
-    </w:p>
-    <w:p>
-      <w:pPr>
-        <w:pStyle w:val="ListParagraph"/>
-        <w:numPr>
-          <w:ilvl w:val="0"/>
-          <w:numId w:val="2"/>
-        </w:numPr>
-        <w:spacing w:after="60"/>
-      </w:pPr>
-      <w:r>
-        <w:rPr>
-          <w:sz w:val="21"/>
-          <w:szCs w:val="21"/>
-        </w:rPr>
-        <w:t xml:space="preserve">Quanto mais profundo o tratamento, mais tempo leva para perder o tom rosado.</w:t>
+        <w:t xml:space="preserve">Cada pontinho corresponde a uma microagulha, e a pele leva o seu tempo para uniformizar a cor.</w:t>
+      </w:r>
+    </w:p>
+    <w:p>
+      <w:pPr>
+        <w:pStyle w:val="ListParagraph"/>
+        <w:numPr>
+          <w:ilvl w:val="0"/>
+          <w:numId w:val="2"/>
+        </w:numPr>
+        <w:spacing w:after="60"/>
+      </w:pPr>
+      <w:r>
+        <w:rPr>
+          <w:sz w:val="21"/>
+          <w:szCs w:val="21"/>
+        </w:rPr>
+        <w:t xml:space="preserve">Quanto mais profundo o ajuste do aparelho, mais tempo as marcas costumam levar.</w:t>
+      </w:r>
+    </w:p>
+    <w:p>
+      <w:pPr>
+        <w:pStyle w:val="ListParagraph"/>
+        <w:numPr>
+          <w:ilvl w:val="0"/>
+          <w:numId w:val="2"/>
+        </w:numPr>
+        <w:spacing w:after="60"/>
+      </w:pPr>
+      <w:r>
+        <w:rPr>
+          <w:sz w:val="21"/>
+          <w:szCs w:val="21"/>
+        </w:rPr>
+        <w:t xml:space="preserve">Pele mais morena e exposição solar prolongam bastante esse período.</w:t>
+      </w:r>
+    </w:p>
+    <w:p>
+      <w:pPr>
+        <w:pStyle w:val="ListParagraph"/>
+        <w:numPr>
+          <w:ilvl w:val="0"/>
+          <w:numId w:val="2"/>
+        </w:numPr>
+        <w:spacing w:after="60"/>
+      </w:pPr>
+      <w:r>
+        <w:rPr>
+          <w:sz w:val="21"/>
+          <w:szCs w:val="21"/>
+        </w:rPr>
+        <w:t xml:space="preserve">Demorar não significa que algo deu errado — é uma variação individual.</w:t>
       </w:r>
     </w:p>
     <w:p>
@@ -19085,41 +19478,58 @@
           <w:sz w:val="21"/>
           <w:szCs w:val="21"/>
         </w:rPr>
-        <w:t xml:space="preserve">Protetor solar todos os dias, inclusive nublado</w:t>
-      </w:r>
-    </w:p>
-    <w:p>
-      <w:pPr>
-        <w:pStyle w:val="ListParagraph"/>
-        <w:numPr>
-          <w:ilvl w:val="0"/>
-          <w:numId w:val="2"/>
-        </w:numPr>
-        <w:spacing w:after="60"/>
-      </w:pPr>
-      <w:r>
-        <w:rPr>
-          <w:sz w:val="21"/>
-          <w:szCs w:val="21"/>
-        </w:rPr>
-        <w:t xml:space="preserve">Maquiagem liberada assim que a pele estiver fechada</w:t>
-      </w:r>
-    </w:p>
-    <w:p>
-      <w:pPr>
-        <w:pStyle w:val="ListParagraph"/>
-        <w:numPr>
-          <w:ilvl w:val="0"/>
-          <w:numId w:val="2"/>
-        </w:numPr>
-        <w:spacing w:after="60"/>
-      </w:pPr>
-      <w:r>
-        <w:rPr>
-          <w:sz w:val="21"/>
-          <w:szCs w:val="21"/>
-        </w:rPr>
-        <w:t xml:space="preserve">Evitar ácidos e esfoliantes até liberação</w:t>
+        <w:t xml:space="preserve">Manter a pele hidratada e limpa</w:t>
+      </w:r>
+    </w:p>
+    <w:p>
+      <w:pPr>
+        <w:pStyle w:val="ListParagraph"/>
+        <w:numPr>
+          <w:ilvl w:val="0"/>
+          <w:numId w:val="2"/>
+        </w:numPr>
+        <w:spacing w:after="60"/>
+      </w:pPr>
+      <w:r>
+        <w:rPr>
+          <w:sz w:val="21"/>
+          <w:szCs w:val="21"/>
+        </w:rPr>
+        <w:t xml:space="preserve">Protetor solar todos os dias: é o que mais acelera o desaparecimento das marcas</w:t>
+      </w:r>
+    </w:p>
+    <w:p>
+      <w:pPr>
+        <w:pStyle w:val="ListParagraph"/>
+        <w:numPr>
+          <w:ilvl w:val="0"/>
+          <w:numId w:val="2"/>
+        </w:numPr>
+        <w:spacing w:after="60"/>
+      </w:pPr>
+      <w:r>
+        <w:rPr>
+          <w:sz w:val="21"/>
+          <w:szCs w:val="21"/>
+        </w:rPr>
+        <w:t xml:space="preserve">Maquiagem liberada geralmente após 24 a 48 horas, conforme orientação</w:t>
+      </w:r>
+    </w:p>
+    <w:p>
+      <w:pPr>
+        <w:pStyle w:val="ListParagraph"/>
+        <w:numPr>
+          <w:ilvl w:val="0"/>
+          <w:numId w:val="2"/>
+        </w:numPr>
+        <w:spacing w:after="60"/>
+      </w:pPr>
+      <w:r>
+        <w:rPr>
+          <w:sz w:val="21"/>
+          <w:szCs w:val="21"/>
+        </w:rPr>
+        <w:t xml:space="preserve">Comunicar a equipe se as marcas escurecerem em vez de clarear</w:t>
       </w:r>
     </w:p>
     <w:p>
@@ -19153,7 +19563,7 @@
           <w:sz w:val="23"/>
           <w:szCs w:val="23"/>
         </w:rPr>
-        <w:t xml:space="preserve">Área sensível ou dolorida ao toque</w:t>
+        <w:t xml:space="preserve">Pele rosada por semanas</w:t>
       </w:r>
     </w:p>
     <w:p>
@@ -19166,7 +19576,7 @@
           <w:sz w:val="19"/>
           <w:szCs w:val="19"/>
         </w:rPr>
-        <w:t xml:space="preserve">Quando: Primeiros 3 a 7 dias  |  Aplica-se a: somente procedimentos de consultório</w:t>
+        <w:t xml:space="preserve">Quando: Da 2ª semana ao 3º mês  |  Aplica-se a: somente procedimentos de consultório · apenas: Laser de CO₂, Morpheus</w:t>
       </w:r>
     </w:p>
     <w:p>
@@ -19180,7 +19590,7 @@
           <w:sz w:val="21"/>
           <w:szCs w:val="21"/>
         </w:rPr>
-        <w:t xml:space="preserve">Sensibilidade ao encostar, mastigar ou deitar sobre a região é esperada e passa em poucos dias.</w:t>
+        <w:t xml:space="preserve">Depois da descamação a pele fica rosada por um bom tempo. Faz parte, e a maquiagem cobre bem.</w:t>
       </w:r>
     </w:p>
     <w:p>
@@ -19213,7 +19623,24 @@
           <w:sz w:val="21"/>
           <w:szCs w:val="21"/>
         </w:rPr>
-        <w:t xml:space="preserve">A pele e os tecidos ao redor reagem à aplicação e ficam temporariamente sensíveis.</w:t>
+        <w:t xml:space="preserve">A pele nova é mais fina e mais irrigada, e vai clareando conforme amadurece.</w:t>
+      </w:r>
+    </w:p>
+    <w:p>
+      <w:pPr>
+        <w:pStyle w:val="ListParagraph"/>
+        <w:numPr>
+          <w:ilvl w:val="0"/>
+          <w:numId w:val="2"/>
+        </w:numPr>
+        <w:spacing w:after="60"/>
+      </w:pPr>
+      <w:r>
+        <w:rPr>
+          <w:sz w:val="21"/>
+          <w:szCs w:val="21"/>
+        </w:rPr>
+        <w:t xml:space="preserve">Quanto mais profundo o tratamento, mais tempo leva para perder o tom rosado.</w:t>
       </w:r>
     </w:p>
     <w:p>
@@ -19246,41 +19673,41 @@
           <w:sz w:val="21"/>
           <w:szCs w:val="21"/>
         </w:rPr>
-        <w:t xml:space="preserve">Analgésico simples, se necessário e liberado</w:t>
-      </w:r>
-    </w:p>
-    <w:p>
-      <w:pPr>
-        <w:pStyle w:val="ListParagraph"/>
-        <w:numPr>
-          <w:ilvl w:val="0"/>
-          <w:numId w:val="2"/>
-        </w:numPr>
-        <w:spacing w:after="60"/>
-      </w:pPr>
-      <w:r>
-        <w:rPr>
-          <w:sz w:val="21"/>
-          <w:szCs w:val="21"/>
-        </w:rPr>
-        <w:t xml:space="preserve">Evitar pressionar a região e dormir sobre ela</w:t>
-      </w:r>
-    </w:p>
-    <w:p>
-      <w:pPr>
-        <w:pStyle w:val="ListParagraph"/>
-        <w:numPr>
-          <w:ilvl w:val="0"/>
-          <w:numId w:val="2"/>
-        </w:numPr>
-        <w:spacing w:after="60"/>
-      </w:pPr>
-      <w:r>
-        <w:rPr>
-          <w:sz w:val="21"/>
-          <w:szCs w:val="21"/>
-        </w:rPr>
-        <w:t xml:space="preserve">Comunicar se a dor for forte, crescente ou vier com mudança de cor da pele</w:t>
+        <w:t xml:space="preserve">Protetor solar todos os dias, inclusive nublado</w:t>
+      </w:r>
+    </w:p>
+    <w:p>
+      <w:pPr>
+        <w:pStyle w:val="ListParagraph"/>
+        <w:numPr>
+          <w:ilvl w:val="0"/>
+          <w:numId w:val="2"/>
+        </w:numPr>
+        <w:spacing w:after="60"/>
+      </w:pPr>
+      <w:r>
+        <w:rPr>
+          <w:sz w:val="21"/>
+          <w:szCs w:val="21"/>
+        </w:rPr>
+        <w:t xml:space="preserve">Maquiagem liberada assim que a pele estiver fechada</w:t>
+      </w:r>
+    </w:p>
+    <w:p>
+      <w:pPr>
+        <w:pStyle w:val="ListParagraph"/>
+        <w:numPr>
+          <w:ilvl w:val="0"/>
+          <w:numId w:val="2"/>
+        </w:numPr>
+        <w:spacing w:after="60"/>
+      </w:pPr>
+      <w:r>
+        <w:rPr>
+          <w:sz w:val="21"/>
+          <w:szCs w:val="21"/>
+        </w:rPr>
+        <w:t xml:space="preserve">Evitar ácidos e esfoliantes até liberação</w:t>
       </w:r>
     </w:p>
     <w:p>
@@ -19314,7 +19741,7 @@
           <w:sz w:val="23"/>
           <w:szCs w:val="23"/>
         </w:rPr>
-        <w:t xml:space="preserve">Sinto pequenas irregularidades ao toque</w:t>
+        <w:t xml:space="preserve">Área sensível ou dolorida ao toque</w:t>
       </w:r>
     </w:p>
     <w:p>
@@ -19327,7 +19754,7 @@
           <w:sz w:val="19"/>
           <w:szCs w:val="19"/>
         </w:rPr>
-        <w:t xml:space="preserve">Quando: Primeiras 2 semanas  |  Aplica-se a: somente procedimentos de consultório · apenas: Preenchimento, Bioestimulador de colágeno</w:t>
+        <w:t xml:space="preserve">Quando: Primeiros 3 a 7 dias  |  Aplica-se a: somente procedimentos de consultório</w:t>
       </w:r>
     </w:p>
     <w:p>
@@ -19341,7 +19768,7 @@
           <w:sz w:val="21"/>
           <w:szCs w:val="21"/>
         </w:rPr>
-        <w:t xml:space="preserve">Nos primeiros dias é comum sentir o produto ao apalpar. Ele se acomoda e a sensação desaparece.</w:t>
+        <w:t xml:space="preserve">Sensibilidade ao encostar, mastigar ou deitar sobre a região é esperada e passa em poucos dias.</w:t>
       </w:r>
     </w:p>
     <w:p>
@@ -19374,24 +19801,7 @@
           <w:sz w:val="21"/>
           <w:szCs w:val="21"/>
         </w:rPr>
-        <w:t xml:space="preserve">O produto ainda está se distribuindo e há inchaço por cima dele.</w:t>
-      </w:r>
-    </w:p>
-    <w:p>
-      <w:pPr>
-        <w:pStyle w:val="ListParagraph"/>
-        <w:numPr>
-          <w:ilvl w:val="0"/>
-          <w:numId w:val="2"/>
-        </w:numPr>
-        <w:spacing w:after="60"/>
-      </w:pPr>
-      <w:r>
-        <w:rPr>
-          <w:sz w:val="21"/>
-          <w:szCs w:val="21"/>
-        </w:rPr>
-        <w:t xml:space="preserve">A avaliação do contorno só faz sentido depois de 30 dias.</w:t>
+        <w:t xml:space="preserve">A pele e os tecidos ao redor reagem à aplicação e ficam temporariamente sensíveis.</w:t>
       </w:r>
     </w:p>
     <w:p>
@@ -19424,41 +19834,41 @@
           <w:sz w:val="21"/>
           <w:szCs w:val="21"/>
         </w:rPr>
-        <w:t xml:space="preserve">Seguir a orientação de massagem quando houver — em alguns tratamentos ela faz parte do protocolo</w:t>
-      </w:r>
-    </w:p>
-    <w:p>
-      <w:pPr>
-        <w:pStyle w:val="ListParagraph"/>
-        <w:numPr>
-          <w:ilvl w:val="0"/>
-          <w:numId w:val="2"/>
-        </w:numPr>
-        <w:spacing w:after="60"/>
-      </w:pPr>
-      <w:r>
-        <w:rPr>
-          <w:sz w:val="21"/>
-          <w:szCs w:val="21"/>
-        </w:rPr>
-        <w:t xml:space="preserve">Não massagear por conta própria quando não houver essa orientação</w:t>
-      </w:r>
-    </w:p>
-    <w:p>
-      <w:pPr>
-        <w:pStyle w:val="ListParagraph"/>
-        <w:numPr>
-          <w:ilvl w:val="0"/>
-          <w:numId w:val="2"/>
-        </w:numPr>
-        <w:spacing w:after="60"/>
-      </w:pPr>
-      <w:r>
-        <w:rPr>
-          <w:sz w:val="21"/>
-          <w:szCs w:val="21"/>
-        </w:rPr>
-        <w:t xml:space="preserve">Levar a observação ao retorno se persistir após 3 semanas</w:t>
+        <w:t xml:space="preserve">Analgésico simples, se necessário e liberado</w:t>
+      </w:r>
+    </w:p>
+    <w:p>
+      <w:pPr>
+        <w:pStyle w:val="ListParagraph"/>
+        <w:numPr>
+          <w:ilvl w:val="0"/>
+          <w:numId w:val="2"/>
+        </w:numPr>
+        <w:spacing w:after="60"/>
+      </w:pPr>
+      <w:r>
+        <w:rPr>
+          <w:sz w:val="21"/>
+          <w:szCs w:val="21"/>
+        </w:rPr>
+        <w:t xml:space="preserve">Evitar pressionar a região e dormir sobre ela</w:t>
+      </w:r>
+    </w:p>
+    <w:p>
+      <w:pPr>
+        <w:pStyle w:val="ListParagraph"/>
+        <w:numPr>
+          <w:ilvl w:val="0"/>
+          <w:numId w:val="2"/>
+        </w:numPr>
+        <w:spacing w:after="60"/>
+      </w:pPr>
+      <w:r>
+        <w:rPr>
+          <w:sz w:val="21"/>
+          <w:szCs w:val="21"/>
+        </w:rPr>
+        <w:t xml:space="preserve">Comunicar se a dor for forte, crescente ou vier com mudança de cor da pele</w:t>
       </w:r>
     </w:p>
     <w:p>
@@ -19481,23 +19891,6 @@
     </w:p>
     <w:p>
       <w:pPr>
-        <w:pStyle w:val="Heading1"/>
-        <w:pageBreakBefore/>
-        <w:spacing w:after="240"/>
-      </w:pPr>
-      <w:r>
-        <w:rPr>
-          <w:b/>
-          <w:bCs/>
-          <w:color w:val="111111"/>
-          <w:sz w:val="34"/>
-          <w:szCs w:val="34"/>
-        </w:rPr>
-        <w:t xml:space="preserve">5. Guias de cuidados</w:t>
-      </w:r>
-    </w:p>
-    <w:p>
-      <w:pPr>
         <w:pStyle w:val="Heading3"/>
         <w:spacing w:after="100" w:before="280"/>
       </w:pPr>
@@ -19505,11 +19898,11 @@
         <w:rPr>
           <w:b/>
           <w:bCs/>
-          <w:color w:val="111111"/>
+          <w:color w:val="067F7B"/>
           <w:sz w:val="23"/>
           <w:szCs w:val="23"/>
         </w:rPr>
-        <w:t xml:space="preserve">HR Recovery Protocol</w:t>
+        <w:t xml:space="preserve">Sinto pequenas irregularidades ao toque</w:t>
       </w:r>
     </w:p>
     <w:p>
@@ -19522,7 +19915,21 @@
           <w:sz w:val="19"/>
           <w:szCs w:val="19"/>
         </w:rPr>
-        <w:t xml:space="preserve">"Sua recuperação começa nas primeiras horas, ainda no hospital"  |  Aplica-se a: somente cirurgias</w:t>
+        <w:t xml:space="preserve">Quando: Primeiras 2 semanas  |  Aplica-se a: somente procedimentos de consultório · apenas: Preenchimento, Bioestimulador de colágeno</w:t>
+      </w:r>
+    </w:p>
+    <w:p>
+      <w:pPr>
+        <w:spacing w:after="100"/>
+      </w:pPr>
+      <w:r>
+        <w:rPr>
+          <w:b/>
+          <w:bCs/>
+          <w:sz w:val="21"/>
+          <w:szCs w:val="21"/>
+        </w:rPr>
+        <w:t xml:space="preserve">Nos primeiros dias é comum sentir o produto ao apalpar. Ele se acomoda e a sensação desaparece.</w:t>
       </w:r>
     </w:p>
     <w:p>
@@ -19538,109 +19945,41 @@
           <w:sz w:val="17"/>
           <w:szCs w:val="17"/>
         </w:rPr>
-        <w:t xml:space="preserve">O QUE JÁ ESTÁ INCLUÍDO NA SUA CIRURGIA</w:t>
-      </w:r>
-    </w:p>
-    <w:p>
-      <w:pPr>
-        <w:pStyle w:val="ListParagraph"/>
-        <w:numPr>
-          <w:ilvl w:val="0"/>
-          <w:numId w:val="2"/>
-        </w:numPr>
-        <w:spacing w:after="60"/>
-      </w:pPr>
-      <w:r>
-        <w:rPr>
-          <w:sz w:val="21"/>
-          <w:szCs w:val="21"/>
-        </w:rPr>
-        <w:t xml:space="preserve">Avaliação individual da fisioterapeuta ainda durante a internação</w:t>
-      </w:r>
-    </w:p>
-    <w:p>
-      <w:pPr>
-        <w:pStyle w:val="ListParagraph"/>
-        <w:numPr>
-          <w:ilvl w:val="0"/>
-          <w:numId w:val="2"/>
-        </w:numPr>
-        <w:spacing w:after="60"/>
-      </w:pPr>
-      <w:r>
-        <w:rPr>
-          <w:sz w:val="21"/>
-          <w:szCs w:val="21"/>
-        </w:rPr>
-        <w:t xml:space="preserve">Fisioterapia intra-hospitalar, iniciada nas primeiras horas</w:t>
-      </w:r>
-    </w:p>
-    <w:p>
-      <w:pPr>
-        <w:pStyle w:val="ListParagraph"/>
-        <w:numPr>
-          <w:ilvl w:val="0"/>
-          <w:numId w:val="2"/>
-        </w:numPr>
-        <w:spacing w:after="60"/>
-      </w:pPr>
-      <w:r>
-        <w:rPr>
-          <w:sz w:val="21"/>
-          <w:szCs w:val="21"/>
-        </w:rPr>
-        <w:t xml:space="preserve">Taping — bandagens terapêuticas, aplicadas quando indicadas</w:t>
-      </w:r>
-    </w:p>
-    <w:p>
-      <w:pPr>
-        <w:pStyle w:val="ListParagraph"/>
-        <w:numPr>
-          <w:ilvl w:val="0"/>
-          <w:numId w:val="2"/>
-        </w:numPr>
-        <w:spacing w:after="60"/>
-      </w:pPr>
-      <w:r>
-        <w:rPr>
-          <w:sz w:val="21"/>
-          <w:szCs w:val="21"/>
-        </w:rPr>
-        <w:t xml:space="preserve">Malhas compressivas e meia elástica</w:t>
-      </w:r>
-    </w:p>
-    <w:p>
-      <w:pPr>
-        <w:pStyle w:val="ListParagraph"/>
-        <w:numPr>
-          <w:ilvl w:val="0"/>
-          <w:numId w:val="2"/>
-        </w:numPr>
-        <w:spacing w:after="60"/>
-      </w:pPr>
-      <w:r>
-        <w:rPr>
-          <w:sz w:val="21"/>
-          <w:szCs w:val="21"/>
-        </w:rPr>
-        <w:t xml:space="preserve">Acompanhamento com o Dr. Henrique Reis por até seis meses</w:t>
-      </w:r>
-    </w:p>
-    <w:p>
-      <w:pPr>
-        <w:pStyle w:val="ListParagraph"/>
-        <w:numPr>
-          <w:ilvl w:val="0"/>
-          <w:numId w:val="2"/>
-        </w:numPr>
-        <w:spacing w:after="60"/>
-      </w:pPr>
-      <w:r>
-        <w:rPr>
-          <w:sz w:val="21"/>
-          <w:szCs w:val="21"/>
-        </w:rPr>
-        <w:t xml:space="preserve">Suporte da equipe para dúvidas durante todo o processo</w:t>
+        <w:t xml:space="preserve">POR QUE ACONTECE</w:t>
+      </w:r>
+    </w:p>
+    <w:p>
+      <w:pPr>
+        <w:pStyle w:val="ListParagraph"/>
+        <w:numPr>
+          <w:ilvl w:val="0"/>
+          <w:numId w:val="2"/>
+        </w:numPr>
+        <w:spacing w:after="60"/>
+      </w:pPr>
+      <w:r>
+        <w:rPr>
+          <w:sz w:val="21"/>
+          <w:szCs w:val="21"/>
+        </w:rPr>
+        <w:t xml:space="preserve">O produto ainda está se distribuindo e há inchaço por cima dele.</w:t>
+      </w:r>
+    </w:p>
+    <w:p>
+      <w:pPr>
+        <w:pStyle w:val="ListParagraph"/>
+        <w:numPr>
+          <w:ilvl w:val="0"/>
+          <w:numId w:val="2"/>
+        </w:numPr>
+        <w:spacing w:after="60"/>
+      </w:pPr>
+      <w:r>
+        <w:rPr>
+          <w:sz w:val="21"/>
+          <w:szCs w:val="21"/>
+        </w:rPr>
+        <w:t xml:space="preserve">A avaliação do contorno só faz sentido depois de 30 dias.</w:t>
       </w:r>
     </w:p>
     <w:p>
@@ -19656,226 +19995,58 @@
           <w:sz w:val="17"/>
           <w:szCs w:val="17"/>
         </w:rPr>
-        <w:t xml:space="preserve">PARA QUE SERVE</w:t>
-      </w:r>
-    </w:p>
-    <w:p>
-      <w:pPr>
-        <w:pStyle w:val="ListParagraph"/>
-        <w:numPr>
-          <w:ilvl w:val="0"/>
-          <w:numId w:val="2"/>
-        </w:numPr>
-        <w:spacing w:after="60"/>
-      </w:pPr>
-      <w:r>
-        <w:rPr>
-          <w:sz w:val="21"/>
-          <w:szCs w:val="21"/>
-        </w:rPr>
-        <w:t xml:space="preserve">A fisioterapia precoce ajuda a retomar os movimentos com segurança e traz mais conforto nas primeiras horas</w:t>
-      </w:r>
-    </w:p>
-    <w:p>
-      <w:pPr>
-        <w:pStyle w:val="ListParagraph"/>
-        <w:numPr>
-          <w:ilvl w:val="0"/>
-          <w:numId w:val="2"/>
-        </w:numPr>
-        <w:spacing w:after="60"/>
-      </w:pPr>
-      <w:r>
-        <w:rPr>
-          <w:sz w:val="21"/>
-          <w:szCs w:val="21"/>
-        </w:rPr>
-        <w:t xml:space="preserve">O taping auxilia no controle do inchaço e das equimoses</w:t>
-      </w:r>
-    </w:p>
-    <w:p>
-      <w:pPr>
-        <w:pStyle w:val="ListParagraph"/>
-        <w:numPr>
-          <w:ilvl w:val="0"/>
-          <w:numId w:val="2"/>
-        </w:numPr>
-        <w:spacing w:after="60"/>
-      </w:pPr>
-      <w:r>
-        <w:rPr>
-          <w:sz w:val="21"/>
-          <w:szCs w:val="21"/>
-        </w:rPr>
-        <w:t xml:space="preserve">O acompanhamento próximo torna a recuperação mais previsível — e permite agir cedo quando algo foge do esperado</w:t>
-      </w:r>
-    </w:p>
-    <w:p>
-      <w:pPr>
-        <w:spacing w:after="80" w:before="240"/>
-      </w:pPr>
-      <w:r>
-        <w:rPr>
-          <w:b/>
-          <w:bCs/>
-          <w:color w:val="067F7B"/>
-          <w:spacing w:val="30"/>
-          <w:sz w:val="17"/>
-          <w:szCs w:val="17"/>
-        </w:rPr>
-        <w:t xml:space="preserve">PLANOS DE ACOMPANHAMENTO</w:t>
-      </w:r>
-    </w:p>
-    <w:p>
-      <w:pPr>
-        <w:pStyle w:val="ListParagraph"/>
-        <w:numPr>
-          <w:ilvl w:val="0"/>
-          <w:numId w:val="2"/>
-        </w:numPr>
-        <w:spacing w:after="60"/>
-      </w:pPr>
-      <w:r>
-        <w:rPr>
-          <w:sz w:val="21"/>
-          <w:szCs w:val="21"/>
-        </w:rPr>
-        <w:t xml:space="preserve">Essential: 5 sessões de fisioterapia pós-operatória</w:t>
-      </w:r>
-    </w:p>
-    <w:p>
-      <w:pPr>
-        <w:pStyle w:val="ListParagraph"/>
-        <w:numPr>
-          <w:ilvl w:val="0"/>
-          <w:numId w:val="2"/>
-        </w:numPr>
-        <w:spacing w:after="60"/>
-      </w:pPr>
-      <w:r>
-        <w:rPr>
-          <w:sz w:val="21"/>
-          <w:szCs w:val="21"/>
-        </w:rPr>
-        <w:t xml:space="preserve">Advanced: 10 sessões, com acompanhamento mais próximo</w:t>
-      </w:r>
-    </w:p>
-    <w:p>
-      <w:pPr>
-        <w:pStyle w:val="ListParagraph"/>
-        <w:numPr>
-          <w:ilvl w:val="0"/>
-          <w:numId w:val="2"/>
-        </w:numPr>
-        <w:spacing w:after="60"/>
-      </w:pPr>
-      <w:r>
-        <w:rPr>
-          <w:sz w:val="21"/>
-          <w:szCs w:val="21"/>
-        </w:rPr>
-        <w:t xml:space="preserve">Elite: 15 sessões, com acompanhamento intensivo</w:t>
-      </w:r>
-    </w:p>
-    <w:p>
-      <w:pPr>
-        <w:pStyle w:val="ListParagraph"/>
-        <w:numPr>
-          <w:ilvl w:val="0"/>
-          <w:numId w:val="2"/>
-        </w:numPr>
-        <w:spacing w:after="60"/>
-      </w:pPr>
-      <w:r>
-        <w:rPr>
-          <w:sz w:val="21"/>
-          <w:szCs w:val="21"/>
-        </w:rPr>
-        <w:t xml:space="preserve">Conforme o plano e a indicação, podem incluir drenagem linfática, manutenção do taping e laser para a cicatrização</w:t>
-      </w:r>
-    </w:p>
-    <w:p>
-      <w:pPr>
-        <w:spacing w:after="80" w:before="240"/>
-      </w:pPr>
-      <w:r>
-        <w:rPr>
-          <w:b/>
-          <w:bCs/>
-          <w:color w:val="067F7B"/>
-          <w:spacing w:val="30"/>
-          <w:sz w:val="17"/>
-          <w:szCs w:val="17"/>
-        </w:rPr>
-        <w:t xml:space="preserve">BOM SABER</w:t>
-      </w:r>
-    </w:p>
-    <w:p>
-      <w:pPr>
-        <w:pStyle w:val="ListParagraph"/>
-        <w:numPr>
-          <w:ilvl w:val="0"/>
-          <w:numId w:val="2"/>
-        </w:numPr>
-        <w:spacing w:after="60"/>
-      </w:pPr>
-      <w:r>
-        <w:rPr>
-          <w:sz w:val="21"/>
-          <w:szCs w:val="21"/>
-        </w:rPr>
-        <w:t xml:space="preserve">A equipe recomenda os planos, mas a contratação é opcional</w:t>
-      </w:r>
-    </w:p>
-    <w:p>
-      <w:pPr>
-        <w:pStyle w:val="ListParagraph"/>
-        <w:numPr>
-          <w:ilvl w:val="0"/>
-          <w:numId w:val="2"/>
-        </w:numPr>
-        <w:spacing w:after="60"/>
-      </w:pPr>
-      <w:r>
-        <w:rPr>
-          <w:sz w:val="21"/>
-          <w:szCs w:val="21"/>
-        </w:rPr>
-        <w:t xml:space="preserve">O cuidado inicial acima faz parte da sua cirurgia, tendo você contratado um plano ou não</w:t>
-      </w:r>
-    </w:p>
-    <w:p>
-      <w:pPr>
-        <w:pStyle w:val="ListParagraph"/>
-        <w:numPr>
-          <w:ilvl w:val="0"/>
-          <w:numId w:val="2"/>
-        </w:numPr>
-        <w:spacing w:after="60"/>
-      </w:pPr>
-      <w:r>
-        <w:rPr>
-          <w:sz w:val="21"/>
-          <w:szCs w:val="21"/>
-        </w:rPr>
-        <w:t xml:space="preserve">Cada recuperação é única: o protocolo é adaptado a você e ao procedimento realizado</w:t>
-      </w:r>
-    </w:p>
-    <w:p>
-      <w:pPr>
-        <w:pStyle w:val="ListParagraph"/>
-        <w:numPr>
-          <w:ilvl w:val="0"/>
-          <w:numId w:val="2"/>
-        </w:numPr>
-        <w:spacing w:after="60"/>
-      </w:pPr>
-      <w:r>
-        <w:rPr>
-          <w:sz w:val="21"/>
-          <w:szCs w:val="21"/>
-        </w:rPr>
-        <w:t xml:space="preserve">Para conhecer os planos e valores, fale com a equipe</w:t>
+        <w:t xml:space="preserve">O QUE FAZER</w:t>
+      </w:r>
+    </w:p>
+    <w:p>
+      <w:pPr>
+        <w:pStyle w:val="ListParagraph"/>
+        <w:numPr>
+          <w:ilvl w:val="0"/>
+          <w:numId w:val="2"/>
+        </w:numPr>
+        <w:spacing w:after="60"/>
+      </w:pPr>
+      <w:r>
+        <w:rPr>
+          <w:sz w:val="21"/>
+          <w:szCs w:val="21"/>
+        </w:rPr>
+        <w:t xml:space="preserve">Seguir a orientação de massagem quando houver — em alguns tratamentos ela faz parte do protocolo</w:t>
+      </w:r>
+    </w:p>
+    <w:p>
+      <w:pPr>
+        <w:pStyle w:val="ListParagraph"/>
+        <w:numPr>
+          <w:ilvl w:val="0"/>
+          <w:numId w:val="2"/>
+        </w:numPr>
+        <w:spacing w:after="60"/>
+      </w:pPr>
+      <w:r>
+        <w:rPr>
+          <w:sz w:val="21"/>
+          <w:szCs w:val="21"/>
+        </w:rPr>
+        <w:t xml:space="preserve">Não massagear por conta própria quando não houver essa orientação</w:t>
+      </w:r>
+    </w:p>
+    <w:p>
+      <w:pPr>
+        <w:pStyle w:val="ListParagraph"/>
+        <w:numPr>
+          <w:ilvl w:val="0"/>
+          <w:numId w:val="2"/>
+        </w:numPr>
+        <w:spacing w:after="60"/>
+      </w:pPr>
+      <w:r>
+        <w:rPr>
+          <w:sz w:val="21"/>
+          <w:szCs w:val="21"/>
+        </w:rPr>
+        <w:t xml:space="preserve">Levar a observação ao retorno se persistir após 3 semanas</w:t>
       </w:r>
     </w:p>
     <w:p>
@@ -19898,6 +20069,23 @@
     </w:p>
     <w:p>
       <w:pPr>
+        <w:pStyle w:val="Heading1"/>
+        <w:pageBreakBefore/>
+        <w:spacing w:after="240"/>
+      </w:pPr>
+      <w:r>
+        <w:rPr>
+          <w:b/>
+          <w:bCs/>
+          <w:color w:val="111111"/>
+          <w:sz w:val="34"/>
+          <w:szCs w:val="34"/>
+        </w:rPr>
+        <w:t xml:space="preserve">5. Guias de cuidados</w:t>
+      </w:r>
+    </w:p>
+    <w:p>
+      <w:pPr>
         <w:pStyle w:val="Heading3"/>
         <w:spacing w:after="100" w:before="280"/>
       </w:pPr>
@@ -19909,7 +20097,7 @@
           <w:sz w:val="23"/>
           <w:szCs w:val="23"/>
         </w:rPr>
-        <w:t xml:space="preserve">Seu Face HD Concept</w:t>
+        <w:t xml:space="preserve">HR Recovery Protocol</w:t>
       </w:r>
     </w:p>
     <w:p>
@@ -19922,6 +20110,406 @@
           <w:sz w:val="19"/>
           <w:szCs w:val="19"/>
         </w:rPr>
+        <w:t xml:space="preserve">"Sua recuperação começa nas primeiras horas, ainda no hospital"  |  Aplica-se a: somente cirurgias</w:t>
+      </w:r>
+    </w:p>
+    <w:p>
+      <w:pPr>
+        <w:spacing w:after="80" w:before="240"/>
+      </w:pPr>
+      <w:r>
+        <w:rPr>
+          <w:b/>
+          <w:bCs/>
+          <w:color w:val="067F7B"/>
+          <w:spacing w:val="30"/>
+          <w:sz w:val="17"/>
+          <w:szCs w:val="17"/>
+        </w:rPr>
+        <w:t xml:space="preserve">O QUE JÁ ESTÁ INCLUÍDO NA SUA CIRURGIA</w:t>
+      </w:r>
+    </w:p>
+    <w:p>
+      <w:pPr>
+        <w:pStyle w:val="ListParagraph"/>
+        <w:numPr>
+          <w:ilvl w:val="0"/>
+          <w:numId w:val="2"/>
+        </w:numPr>
+        <w:spacing w:after="60"/>
+      </w:pPr>
+      <w:r>
+        <w:rPr>
+          <w:sz w:val="21"/>
+          <w:szCs w:val="21"/>
+        </w:rPr>
+        <w:t xml:space="preserve">Avaliação individual da fisioterapeuta ainda durante a internação</w:t>
+      </w:r>
+    </w:p>
+    <w:p>
+      <w:pPr>
+        <w:pStyle w:val="ListParagraph"/>
+        <w:numPr>
+          <w:ilvl w:val="0"/>
+          <w:numId w:val="2"/>
+        </w:numPr>
+        <w:spacing w:after="60"/>
+      </w:pPr>
+      <w:r>
+        <w:rPr>
+          <w:sz w:val="21"/>
+          <w:szCs w:val="21"/>
+        </w:rPr>
+        <w:t xml:space="preserve">Fisioterapia intra-hospitalar, iniciada nas primeiras horas</w:t>
+      </w:r>
+    </w:p>
+    <w:p>
+      <w:pPr>
+        <w:pStyle w:val="ListParagraph"/>
+        <w:numPr>
+          <w:ilvl w:val="0"/>
+          <w:numId w:val="2"/>
+        </w:numPr>
+        <w:spacing w:after="60"/>
+      </w:pPr>
+      <w:r>
+        <w:rPr>
+          <w:sz w:val="21"/>
+          <w:szCs w:val="21"/>
+        </w:rPr>
+        <w:t xml:space="preserve">Taping — bandagens terapêuticas, aplicadas quando indicadas</w:t>
+      </w:r>
+    </w:p>
+    <w:p>
+      <w:pPr>
+        <w:pStyle w:val="ListParagraph"/>
+        <w:numPr>
+          <w:ilvl w:val="0"/>
+          <w:numId w:val="2"/>
+        </w:numPr>
+        <w:spacing w:after="60"/>
+      </w:pPr>
+      <w:r>
+        <w:rPr>
+          <w:sz w:val="21"/>
+          <w:szCs w:val="21"/>
+        </w:rPr>
+        <w:t xml:space="preserve">Malhas compressivas e meia elástica</w:t>
+      </w:r>
+    </w:p>
+    <w:p>
+      <w:pPr>
+        <w:pStyle w:val="ListParagraph"/>
+        <w:numPr>
+          <w:ilvl w:val="0"/>
+          <w:numId w:val="2"/>
+        </w:numPr>
+        <w:spacing w:after="60"/>
+      </w:pPr>
+      <w:r>
+        <w:rPr>
+          <w:sz w:val="21"/>
+          <w:szCs w:val="21"/>
+        </w:rPr>
+        <w:t xml:space="preserve">Acompanhamento com o Dr. Henrique Reis por até seis meses</w:t>
+      </w:r>
+    </w:p>
+    <w:p>
+      <w:pPr>
+        <w:pStyle w:val="ListParagraph"/>
+        <w:numPr>
+          <w:ilvl w:val="0"/>
+          <w:numId w:val="2"/>
+        </w:numPr>
+        <w:spacing w:after="60"/>
+      </w:pPr>
+      <w:r>
+        <w:rPr>
+          <w:sz w:val="21"/>
+          <w:szCs w:val="21"/>
+        </w:rPr>
+        <w:t xml:space="preserve">Suporte da equipe para dúvidas durante todo o processo</w:t>
+      </w:r>
+    </w:p>
+    <w:p>
+      <w:pPr>
+        <w:spacing w:after="80" w:before="240"/>
+      </w:pPr>
+      <w:r>
+        <w:rPr>
+          <w:b/>
+          <w:bCs/>
+          <w:color w:val="067F7B"/>
+          <w:spacing w:val="30"/>
+          <w:sz w:val="17"/>
+          <w:szCs w:val="17"/>
+        </w:rPr>
+        <w:t xml:space="preserve">PARA QUE SERVE</w:t>
+      </w:r>
+    </w:p>
+    <w:p>
+      <w:pPr>
+        <w:pStyle w:val="ListParagraph"/>
+        <w:numPr>
+          <w:ilvl w:val="0"/>
+          <w:numId w:val="2"/>
+        </w:numPr>
+        <w:spacing w:after="60"/>
+      </w:pPr>
+      <w:r>
+        <w:rPr>
+          <w:sz w:val="21"/>
+          <w:szCs w:val="21"/>
+        </w:rPr>
+        <w:t xml:space="preserve">A fisioterapia precoce ajuda a retomar os movimentos com segurança e traz mais conforto nas primeiras horas</w:t>
+      </w:r>
+    </w:p>
+    <w:p>
+      <w:pPr>
+        <w:pStyle w:val="ListParagraph"/>
+        <w:numPr>
+          <w:ilvl w:val="0"/>
+          <w:numId w:val="2"/>
+        </w:numPr>
+        <w:spacing w:after="60"/>
+      </w:pPr>
+      <w:r>
+        <w:rPr>
+          <w:sz w:val="21"/>
+          <w:szCs w:val="21"/>
+        </w:rPr>
+        <w:t xml:space="preserve">O taping auxilia no controle do inchaço e das equimoses</w:t>
+      </w:r>
+    </w:p>
+    <w:p>
+      <w:pPr>
+        <w:pStyle w:val="ListParagraph"/>
+        <w:numPr>
+          <w:ilvl w:val="0"/>
+          <w:numId w:val="2"/>
+        </w:numPr>
+        <w:spacing w:after="60"/>
+      </w:pPr>
+      <w:r>
+        <w:rPr>
+          <w:sz w:val="21"/>
+          <w:szCs w:val="21"/>
+        </w:rPr>
+        <w:t xml:space="preserve">O acompanhamento próximo torna a recuperação mais previsível — e permite agir cedo quando algo foge do esperado</w:t>
+      </w:r>
+    </w:p>
+    <w:p>
+      <w:pPr>
+        <w:spacing w:after="80" w:before="240"/>
+      </w:pPr>
+      <w:r>
+        <w:rPr>
+          <w:b/>
+          <w:bCs/>
+          <w:color w:val="067F7B"/>
+          <w:spacing w:val="30"/>
+          <w:sz w:val="17"/>
+          <w:szCs w:val="17"/>
+        </w:rPr>
+        <w:t xml:space="preserve">PLANOS DE ACOMPANHAMENTO</w:t>
+      </w:r>
+    </w:p>
+    <w:p>
+      <w:pPr>
+        <w:pStyle w:val="ListParagraph"/>
+        <w:numPr>
+          <w:ilvl w:val="0"/>
+          <w:numId w:val="2"/>
+        </w:numPr>
+        <w:spacing w:after="60"/>
+      </w:pPr>
+      <w:r>
+        <w:rPr>
+          <w:sz w:val="21"/>
+          <w:szCs w:val="21"/>
+        </w:rPr>
+        <w:t xml:space="preserve">Essential: 5 sessões de fisioterapia pós-operatória</w:t>
+      </w:r>
+    </w:p>
+    <w:p>
+      <w:pPr>
+        <w:pStyle w:val="ListParagraph"/>
+        <w:numPr>
+          <w:ilvl w:val="0"/>
+          <w:numId w:val="2"/>
+        </w:numPr>
+        <w:spacing w:after="60"/>
+      </w:pPr>
+      <w:r>
+        <w:rPr>
+          <w:sz w:val="21"/>
+          <w:szCs w:val="21"/>
+        </w:rPr>
+        <w:t xml:space="preserve">Advanced: 10 sessões, com acompanhamento mais próximo</w:t>
+      </w:r>
+    </w:p>
+    <w:p>
+      <w:pPr>
+        <w:pStyle w:val="ListParagraph"/>
+        <w:numPr>
+          <w:ilvl w:val="0"/>
+          <w:numId w:val="2"/>
+        </w:numPr>
+        <w:spacing w:after="60"/>
+      </w:pPr>
+      <w:r>
+        <w:rPr>
+          <w:sz w:val="21"/>
+          <w:szCs w:val="21"/>
+        </w:rPr>
+        <w:t xml:space="preserve">Elite: 15 sessões, com acompanhamento intensivo</w:t>
+      </w:r>
+    </w:p>
+    <w:p>
+      <w:pPr>
+        <w:pStyle w:val="ListParagraph"/>
+        <w:numPr>
+          <w:ilvl w:val="0"/>
+          <w:numId w:val="2"/>
+        </w:numPr>
+        <w:spacing w:after="60"/>
+      </w:pPr>
+      <w:r>
+        <w:rPr>
+          <w:sz w:val="21"/>
+          <w:szCs w:val="21"/>
+        </w:rPr>
+        <w:t xml:space="preserve">Conforme o plano e a indicação, podem incluir drenagem linfática, manutenção do taping e laser para a cicatrização</w:t>
+      </w:r>
+    </w:p>
+    <w:p>
+      <w:pPr>
+        <w:spacing w:after="80" w:before="240"/>
+      </w:pPr>
+      <w:r>
+        <w:rPr>
+          <w:b/>
+          <w:bCs/>
+          <w:color w:val="067F7B"/>
+          <w:spacing w:val="30"/>
+          <w:sz w:val="17"/>
+          <w:szCs w:val="17"/>
+        </w:rPr>
+        <w:t xml:space="preserve">BOM SABER</w:t>
+      </w:r>
+    </w:p>
+    <w:p>
+      <w:pPr>
+        <w:pStyle w:val="ListParagraph"/>
+        <w:numPr>
+          <w:ilvl w:val="0"/>
+          <w:numId w:val="2"/>
+        </w:numPr>
+        <w:spacing w:after="60"/>
+      </w:pPr>
+      <w:r>
+        <w:rPr>
+          <w:sz w:val="21"/>
+          <w:szCs w:val="21"/>
+        </w:rPr>
+        <w:t xml:space="preserve">A equipe recomenda os planos, mas a contratação é opcional</w:t>
+      </w:r>
+    </w:p>
+    <w:p>
+      <w:pPr>
+        <w:pStyle w:val="ListParagraph"/>
+        <w:numPr>
+          <w:ilvl w:val="0"/>
+          <w:numId w:val="2"/>
+        </w:numPr>
+        <w:spacing w:after="60"/>
+      </w:pPr>
+      <w:r>
+        <w:rPr>
+          <w:sz w:val="21"/>
+          <w:szCs w:val="21"/>
+        </w:rPr>
+        <w:t xml:space="preserve">O cuidado inicial acima faz parte da sua cirurgia, tendo você contratado um plano ou não</w:t>
+      </w:r>
+    </w:p>
+    <w:p>
+      <w:pPr>
+        <w:pStyle w:val="ListParagraph"/>
+        <w:numPr>
+          <w:ilvl w:val="0"/>
+          <w:numId w:val="2"/>
+        </w:numPr>
+        <w:spacing w:after="60"/>
+      </w:pPr>
+      <w:r>
+        <w:rPr>
+          <w:sz w:val="21"/>
+          <w:szCs w:val="21"/>
+        </w:rPr>
+        <w:t xml:space="preserve">Cada recuperação é única: o protocolo é adaptado a você e ao procedimento realizado</w:t>
+      </w:r>
+    </w:p>
+    <w:p>
+      <w:pPr>
+        <w:pStyle w:val="ListParagraph"/>
+        <w:numPr>
+          <w:ilvl w:val="0"/>
+          <w:numId w:val="2"/>
+        </w:numPr>
+        <w:spacing w:after="60"/>
+      </w:pPr>
+      <w:r>
+        <w:rPr>
+          <w:sz w:val="21"/>
+          <w:szCs w:val="21"/>
+        </w:rPr>
+        <w:t xml:space="preserve">Para conhecer os planos e valores, fale com a equipe</w:t>
+      </w:r>
+    </w:p>
+    <w:p>
+      <w:pPr>
+        <w:pBdr>
+          <w:bottom w:val="dotted" w:color="C8C8C8" w:sz="4" w:space="4"/>
+        </w:pBdr>
+        <w:spacing w:after="240" w:before="100"/>
+      </w:pPr>
+      <w:r>
+        <w:rPr>
+          <w:i/>
+          <w:iCs/>
+          <w:color w:val="AAAAAA"/>
+          <w:sz w:val="17"/>
+          <w:szCs w:val="17"/>
+        </w:rPr>
+        <w:t xml:space="preserve">Correção: </w:t>
+      </w:r>
+    </w:p>
+    <w:p>
+      <w:pPr>
+        <w:pStyle w:val="Heading3"/>
+        <w:spacing w:after="100" w:before="280"/>
+      </w:pPr>
+      <w:r>
+        <w:rPr>
+          <w:b/>
+          <w:bCs/>
+          <w:color w:val="111111"/>
+          <w:sz w:val="23"/>
+          <w:szCs w:val="23"/>
+        </w:rPr>
+        <w:t xml:space="preserve">Seu Face HD Concept</w:t>
+      </w:r>
+    </w:p>
+    <w:p>
+      <w:pPr>
+        <w:spacing w:after="100"/>
+      </w:pPr>
+      <w:r>
+        <w:rPr>
+          <w:color w:val="6B6B6B"/>
+          <w:sz w:val="19"/>
+          <w:szCs w:val="19"/>
+        </w:rPr>
         <w:t xml:space="preserve">"Cada planejamento é individual — vale para você o que foi combinado na sua consulta"  |  Aplica-se a: somente cirurgias · apenas: Face HD Concept</w:t>
       </w:r>
     </w:p>
@@ -20276,6 +20864,541 @@
           <w:szCs w:val="21"/>
         </w:rPr>
         <w:t xml:space="preserve">Sem ácidos, esfoliantes, vitamina C ou retinol até liberação</w:t>
+      </w:r>
+    </w:p>
+    <w:p>
+      <w:pPr>
+        <w:pBdr>
+          <w:bottom w:val="dotted" w:color="C8C8C8" w:sz="4" w:space="4"/>
+        </w:pBdr>
+        <w:spacing w:after="240" w:before="100"/>
+      </w:pPr>
+      <w:r>
+        <w:rPr>
+          <w:i/>
+          <w:iCs/>
+          <w:color w:val="AAAAAA"/>
+          <w:sz w:val="17"/>
+          <w:szCs w:val="17"/>
+        </w:rPr>
+        <w:t xml:space="preserve">Correção: </w:t>
+      </w:r>
+    </w:p>
+    <w:p>
+      <w:pPr>
+        <w:pStyle w:val="Heading3"/>
+        <w:spacing w:after="100" w:before="280"/>
+      </w:pPr>
+      <w:r>
+        <w:rPr>
+          <w:b/>
+          <w:bCs/>
+          <w:color w:val="111111"/>
+          <w:sz w:val="23"/>
+          <w:szCs w:val="23"/>
+        </w:rPr>
+        <w:t xml:space="preserve">Sua Lipo HD Concept</w:t>
+      </w:r>
+    </w:p>
+    <w:p>
+      <w:pPr>
+        <w:spacing w:after="100"/>
+      </w:pPr>
+      <w:r>
+        <w:rPr>
+          <w:color w:val="6B6B6B"/>
+          <w:sz w:val="19"/>
+          <w:szCs w:val="19"/>
+        </w:rPr>
+        <w:t xml:space="preserve">"Não é uma lipo mais forte — é um planejamento de contorno"  |  Aplica-se a: somente cirurgias · apenas: Lipo HD Concept</w:t>
+      </w:r>
+    </w:p>
+    <w:p>
+      <w:pPr>
+        <w:spacing w:after="80" w:before="240"/>
+      </w:pPr>
+      <w:r>
+        <w:rPr>
+          <w:b/>
+          <w:bCs/>
+          <w:color w:val="067F7B"/>
+          <w:spacing w:val="30"/>
+          <w:sz w:val="17"/>
+          <w:szCs w:val="17"/>
+        </w:rPr>
+        <w:t xml:space="preserve">O QUE É A LIPO HD</w:t>
+      </w:r>
+    </w:p>
+    <w:p>
+      <w:pPr>
+        <w:pStyle w:val="ListParagraph"/>
+        <w:numPr>
+          <w:ilvl w:val="0"/>
+          <w:numId w:val="2"/>
+        </w:numPr>
+        <w:spacing w:after="60"/>
+      </w:pPr>
+      <w:r>
+        <w:rPr>
+          <w:sz w:val="21"/>
+          <w:szCs w:val="21"/>
+        </w:rPr>
+        <w:t xml:space="preserve">Mais do que retirar gordura, ela esculpe os contornos naturais do seu corpo</w:t>
+      </w:r>
+    </w:p>
+    <w:p>
+      <w:pPr>
+        <w:pStyle w:val="ListParagraph"/>
+        <w:numPr>
+          <w:ilvl w:val="0"/>
+          <w:numId w:val="2"/>
+        </w:numPr>
+        <w:spacing w:after="60"/>
+      </w:pPr>
+      <w:r>
+        <w:rPr>
+          <w:sz w:val="21"/>
+          <w:szCs w:val="21"/>
+        </w:rPr>
+        <w:t xml:space="preserve">A gordura é removida de forma estratégica, preservando transições suaves e evidenciando cintura, linhas abdominais, dorso e contornos</w:t>
+      </w:r>
+    </w:p>
+    <w:p>
+      <w:pPr>
+        <w:pStyle w:val="ListParagraph"/>
+        <w:numPr>
+          <w:ilvl w:val="0"/>
+          <w:numId w:val="2"/>
+        </w:numPr>
+        <w:spacing w:after="60"/>
+      </w:pPr>
+      <w:r>
+        <w:rPr>
+          <w:sz w:val="21"/>
+          <w:szCs w:val="21"/>
+        </w:rPr>
+        <w:t xml:space="preserve">O objetivo não é um aspecto artificial, e sim um resultado natural e proporcional ao seu biotipo</w:t>
+      </w:r>
+    </w:p>
+    <w:p>
+      <w:pPr>
+        <w:pStyle w:val="ListParagraph"/>
+        <w:numPr>
+          <w:ilvl w:val="0"/>
+          <w:numId w:val="2"/>
+        </w:numPr>
+        <w:spacing w:after="60"/>
+      </w:pPr>
+      <w:r>
+        <w:rPr>
+          <w:sz w:val="21"/>
+          <w:szCs w:val="21"/>
+        </w:rPr>
+        <w:t xml:space="preserve">Cada planejamento respeita a sua anatomia, a qualidade da sua pele e os seus objetivos</w:t>
+      </w:r>
+    </w:p>
+    <w:p>
+      <w:pPr>
+        <w:spacing w:after="80" w:before="240"/>
+      </w:pPr>
+      <w:r>
+        <w:rPr>
+          <w:b/>
+          <w:bCs/>
+          <w:color w:val="067F7B"/>
+          <w:spacing w:val="30"/>
+          <w:sz w:val="17"/>
+          <w:szCs w:val="17"/>
+        </w:rPr>
+        <w:t xml:space="preserve">O QUE É O GRAFT</w:t>
+      </w:r>
+    </w:p>
+    <w:p>
+      <w:pPr>
+        <w:pStyle w:val="ListParagraph"/>
+        <w:numPr>
+          <w:ilvl w:val="0"/>
+          <w:numId w:val="2"/>
+        </w:numPr>
+        <w:spacing w:after="60"/>
+      </w:pPr>
+      <w:r>
+        <w:rPr>
+          <w:sz w:val="21"/>
+          <w:szCs w:val="21"/>
+        </w:rPr>
+        <w:t xml:space="preserve">É a sua própria gordura, retirada na lipoaspiração e preparada para ser enxertada onde falta volume</w:t>
+      </w:r>
+    </w:p>
+    <w:p>
+      <w:pPr>
+        <w:pStyle w:val="ListParagraph"/>
+        <w:numPr>
+          <w:ilvl w:val="0"/>
+          <w:numId w:val="2"/>
+        </w:numPr>
+        <w:spacing w:after="60"/>
+      </w:pPr>
+      <w:r>
+        <w:rPr>
+          <w:sz w:val="21"/>
+          <w:szCs w:val="21"/>
+        </w:rPr>
+        <w:t xml:space="preserve">As regiões mais comuns são glúteos, quadris (hip dips), abdome (UGRAFT®) e peitoral</w:t>
+      </w:r>
+    </w:p>
+    <w:p>
+      <w:pPr>
+        <w:pStyle w:val="ListParagraph"/>
+        <w:numPr>
+          <w:ilvl w:val="0"/>
+          <w:numId w:val="2"/>
+        </w:numPr>
+        <w:spacing w:after="60"/>
+      </w:pPr>
+      <w:r>
+        <w:rPr>
+          <w:sz w:val="21"/>
+          <w:szCs w:val="21"/>
+        </w:rPr>
+        <w:t xml:space="preserve">Por usar tecido do seu corpo, o aspecto e o toque são naturais</w:t>
+      </w:r>
+    </w:p>
+    <w:p>
+      <w:pPr>
+        <w:pStyle w:val="ListParagraph"/>
+        <w:numPr>
+          <w:ilvl w:val="0"/>
+          <w:numId w:val="2"/>
+        </w:numPr>
+        <w:spacing w:after="60"/>
+      </w:pPr>
+      <w:r>
+        <w:rPr>
+          <w:sz w:val="21"/>
+          <w:szCs w:val="21"/>
+        </w:rPr>
+        <w:t xml:space="preserve">Nem toda cirurgia inclui enxertia: vale para você o que foi combinado na consulta</w:t>
+      </w:r>
+    </w:p>
+    <w:p>
+      <w:pPr>
+        <w:spacing w:after="80" w:before="240"/>
+      </w:pPr>
+      <w:r>
+        <w:rPr>
+          <w:b/>
+          <w:bCs/>
+          <w:color w:val="067F7B"/>
+          <w:spacing w:val="30"/>
+          <w:sz w:val="17"/>
+          <w:szCs w:val="17"/>
+        </w:rPr>
+        <w:t xml:space="preserve">SE HOUVE ENXERTIA DE GORDURA</w:t>
+      </w:r>
+    </w:p>
+    <w:p>
+      <w:pPr>
+        <w:pStyle w:val="ListParagraph"/>
+        <w:numPr>
+          <w:ilvl w:val="0"/>
+          <w:numId w:val="2"/>
+        </w:numPr>
+        <w:spacing w:after="60"/>
+      </w:pPr>
+      <w:r>
+        <w:rPr>
+          <w:sz w:val="21"/>
+          <w:szCs w:val="21"/>
+        </w:rPr>
+        <w:t xml:space="preserve">Evite pressão sobre a área enxertada nas primeiras semanas</w:t>
+      </w:r>
+    </w:p>
+    <w:p>
+      <w:pPr>
+        <w:pStyle w:val="ListParagraph"/>
+        <w:numPr>
+          <w:ilvl w:val="0"/>
+          <w:numId w:val="2"/>
+        </w:numPr>
+        <w:spacing w:after="60"/>
+      </w:pPr>
+      <w:r>
+        <w:rPr>
+          <w:sz w:val="21"/>
+          <w:szCs w:val="21"/>
+        </w:rPr>
+        <w:t xml:space="preserve">Siga com rigor as orientações de posição para dormir e para sentar</w:t>
+      </w:r>
+    </w:p>
+    <w:p>
+      <w:pPr>
+        <w:pStyle w:val="ListParagraph"/>
+        <w:numPr>
+          <w:ilvl w:val="0"/>
+          <w:numId w:val="2"/>
+        </w:numPr>
+        <w:spacing w:after="60"/>
+      </w:pPr>
+      <w:r>
+        <w:rPr>
+          <w:sz w:val="21"/>
+          <w:szCs w:val="21"/>
+        </w:rPr>
+        <w:t xml:space="preserve">Não massageie a região enxertada sem orientação da equipe</w:t>
+      </w:r>
+    </w:p>
+    <w:p>
+      <w:pPr>
+        <w:pStyle w:val="ListParagraph"/>
+        <w:numPr>
+          <w:ilvl w:val="0"/>
+          <w:numId w:val="2"/>
+        </w:numPr>
+        <w:spacing w:after="60"/>
+      </w:pPr>
+      <w:r>
+        <w:rPr>
+          <w:sz w:val="21"/>
+          <w:szCs w:val="21"/>
+        </w:rPr>
+        <w:t xml:space="preserve">Mantenha boa hidratação e alimentação ao longo de toda a recuperação</w:t>
+      </w:r>
+    </w:p>
+    <w:p>
+      <w:pPr>
+        <w:spacing w:after="80" w:before="240"/>
+      </w:pPr>
+      <w:r>
+        <w:rPr>
+          <w:b/>
+          <w:bCs/>
+          <w:color w:val="067F7B"/>
+          <w:spacing w:val="30"/>
+          <w:sz w:val="17"/>
+          <w:szCs w:val="17"/>
+        </w:rPr>
+        <w:t xml:space="preserve">POR QUE OS CUIDADOS PESAM MAIS AQUI</w:t>
+      </w:r>
+    </w:p>
+    <w:p>
+      <w:pPr>
+        <w:pStyle w:val="ListParagraph"/>
+        <w:numPr>
+          <w:ilvl w:val="0"/>
+          <w:numId w:val="2"/>
+        </w:numPr>
+        <w:spacing w:after="60"/>
+      </w:pPr>
+      <w:r>
+        <w:rPr>
+          <w:sz w:val="21"/>
+          <w:szCs w:val="21"/>
+        </w:rPr>
+        <w:t xml:space="preserve">São os mesmos da lipoaspiração convencional, mas é o que preserva a definição obtida na cirurgia</w:t>
+      </w:r>
+    </w:p>
+    <w:p>
+      <w:pPr>
+        <w:pStyle w:val="ListParagraph"/>
+        <w:numPr>
+          <w:ilvl w:val="0"/>
+          <w:numId w:val="2"/>
+        </w:numPr>
+        <w:spacing w:after="60"/>
+      </w:pPr>
+      <w:r>
+        <w:rPr>
+          <w:sz w:val="21"/>
+          <w:szCs w:val="21"/>
+        </w:rPr>
+        <w:t xml:space="preserve">Cinta conforme a orientação — sem apertar nem ajustar por conta própria</w:t>
+      </w:r>
+    </w:p>
+    <w:p>
+      <w:pPr>
+        <w:pStyle w:val="ListParagraph"/>
+        <w:numPr>
+          <w:ilvl w:val="0"/>
+          <w:numId w:val="2"/>
+        </w:numPr>
+        <w:spacing w:after="60"/>
+      </w:pPr>
+      <w:r>
+        <w:rPr>
+          <w:sz w:val="21"/>
+          <w:szCs w:val="21"/>
+        </w:rPr>
+        <w:t xml:space="preserve">Drenagem linfática e fisioterapia no cronograma indicado</w:t>
+      </w:r>
+    </w:p>
+    <w:p>
+      <w:pPr>
+        <w:pStyle w:val="ListParagraph"/>
+        <w:numPr>
+          <w:ilvl w:val="0"/>
+          <w:numId w:val="2"/>
+        </w:numPr>
+        <w:spacing w:after="60"/>
+      </w:pPr>
+      <w:r>
+        <w:rPr>
+          <w:sz w:val="21"/>
+          <w:szCs w:val="21"/>
+        </w:rPr>
+        <w:t xml:space="preserve">Caminhadas curtas e frequentes desde cedo, que também previnem trombose</w:t>
+      </w:r>
+    </w:p>
+    <w:p>
+      <w:pPr>
+        <w:pStyle w:val="ListParagraph"/>
+        <w:numPr>
+          <w:ilvl w:val="0"/>
+          <w:numId w:val="2"/>
+        </w:numPr>
+        <w:spacing w:after="60"/>
+      </w:pPr>
+      <w:r>
+        <w:rPr>
+          <w:sz w:val="21"/>
+          <w:szCs w:val="21"/>
+        </w:rPr>
+        <w:t xml:space="preserve">Alimentação rica em proteína e boa hidratação</w:t>
+      </w:r>
+    </w:p>
+    <w:p>
+      <w:pPr>
+        <w:pStyle w:val="ListParagraph"/>
+        <w:numPr>
+          <w:ilvl w:val="0"/>
+          <w:numId w:val="2"/>
+        </w:numPr>
+        <w:spacing w:after="60"/>
+      </w:pPr>
+      <w:r>
+        <w:rPr>
+          <w:sz w:val="21"/>
+          <w:szCs w:val="21"/>
+        </w:rPr>
+        <w:t xml:space="preserve">Volta aos exercícios de forma gradual, respeitando os prazos da equipe</w:t>
+      </w:r>
+    </w:p>
+    <w:p>
+      <w:pPr>
+        <w:pStyle w:val="ListParagraph"/>
+        <w:numPr>
+          <w:ilvl w:val="0"/>
+          <w:numId w:val="2"/>
+        </w:numPr>
+        <w:spacing w:after="60"/>
+      </w:pPr>
+      <w:r>
+        <w:rPr>
+          <w:sz w:val="21"/>
+          <w:szCs w:val="21"/>
+        </w:rPr>
+        <w:t xml:space="preserve">Sem sol direto enquanto houver roxos ou cicatriz recente</w:t>
+      </w:r>
+    </w:p>
+    <w:p>
+      <w:pPr>
+        <w:spacing w:after="80" w:before="240"/>
+      </w:pPr>
+      <w:r>
+        <w:rPr>
+          <w:b/>
+          <w:bCs/>
+          <w:color w:val="067F7B"/>
+          <w:spacing w:val="30"/>
+          <w:sz w:val="17"/>
+          <w:szCs w:val="17"/>
+        </w:rPr>
+        <w:t xml:space="preserve">O RESULTADO LEVA TEMPO</w:t>
+      </w:r>
+    </w:p>
+    <w:p>
+      <w:pPr>
+        <w:pStyle w:val="ListParagraph"/>
+        <w:numPr>
+          <w:ilvl w:val="0"/>
+          <w:numId w:val="2"/>
+        </w:numPr>
+        <w:spacing w:after="60"/>
+      </w:pPr>
+      <w:r>
+        <w:rPr>
+          <w:sz w:val="21"/>
+          <w:szCs w:val="21"/>
+        </w:rPr>
+        <w:t xml:space="preserve">Nas primeiras semanas há inchaço, endurecimento e assimetrias temporárias — tudo esperado</w:t>
+      </w:r>
+    </w:p>
+    <w:p>
+      <w:pPr>
+        <w:pStyle w:val="ListParagraph"/>
+        <w:numPr>
+          <w:ilvl w:val="0"/>
+          <w:numId w:val="2"/>
+        </w:numPr>
+        <w:spacing w:after="60"/>
+      </w:pPr>
+      <w:r>
+        <w:rPr>
+          <w:sz w:val="21"/>
+          <w:szCs w:val="21"/>
+        </w:rPr>
+        <w:t xml:space="preserve">A definição melhora progressivamente conforme o inchaço cede</w:t>
+      </w:r>
+    </w:p>
+    <w:p>
+      <w:pPr>
+        <w:pStyle w:val="ListParagraph"/>
+        <w:numPr>
+          <w:ilvl w:val="0"/>
+          <w:numId w:val="2"/>
+        </w:numPr>
+        <w:spacing w:after="60"/>
+      </w:pPr>
+      <w:r>
+        <w:rPr>
+          <w:sz w:val="21"/>
+          <w:szCs w:val="21"/>
+        </w:rPr>
+        <w:t xml:space="preserve">A maior parte da recuperação acontece nos primeiros 3 meses</w:t>
+      </w:r>
+    </w:p>
+    <w:p>
+      <w:pPr>
+        <w:pStyle w:val="ListParagraph"/>
+        <w:numPr>
+          <w:ilvl w:val="0"/>
+          <w:numId w:val="2"/>
+        </w:numPr>
+        <w:spacing w:after="60"/>
+      </w:pPr>
+      <w:r>
+        <w:rPr>
+          <w:sz w:val="21"/>
+          <w:szCs w:val="21"/>
+        </w:rPr>
+        <w:t xml:space="preserve">Quando houve enxertia, o resultado do enxerto se define entre 3 e 6 meses</w:t>
+      </w:r>
+    </w:p>
+    <w:p>
+      <w:pPr>
+        <w:pStyle w:val="ListParagraph"/>
+        <w:numPr>
+          <w:ilvl w:val="0"/>
+          <w:numId w:val="2"/>
+        </w:numPr>
+        <w:spacing w:after="60"/>
+      </w:pPr>
+      <w:r>
+        <w:rPr>
+          <w:sz w:val="21"/>
+          <w:szCs w:val="21"/>
+        </w:rPr>
+        <w:t xml:space="preserve">O resultado final costuma ser observado entre 6 e 12 meses, conforme cada paciente</w:t>
       </w:r>
     </w:p>
     <w:p>

--- a/docs/conteudo-clinico-para-revisao.docx
+++ b/docs/conteudo-clinico-para-revisao.docx
@@ -945,7 +945,7 @@
           <w:sz w:val="19"/>
           <w:szCs w:val="19"/>
         </w:rPr>
-        <w:t xml:space="preserve">Descrição na seleção: "Lipoaspiração e enxertia de gordura"</w:t>
+        <w:t xml:space="preserve">Descrição na seleção: "Lipoaspiração convencional, com ou sem enxertia de gordura"</w:t>
       </w:r>
     </w:p>
     <w:p>
@@ -1072,7 +1072,7 @@
           <w:sz w:val="19"/>
           <w:szCs w:val="19"/>
         </w:rPr>
-        <w:t xml:space="preserve">Descrição na seleção: "Lipoaspiração de alta definição, com ou sem enxertia"</w:t>
+        <w:t xml:space="preserve">Descrição na seleção: "Lipoaspiração de alta definição, com ou sem GRAFT"</w:t>
       </w:r>
     </w:p>
     <w:p>

--- a/docs/conteudo-clinico-para-revisao.docx
+++ b/docs/conteudo-clinico-para-revisao.docx
@@ -62,7 +62,7 @@
           <w:sz w:val="19"/>
           <w:szCs w:val="19"/>
         </w:rPr>
-        <w:t xml:space="preserve">Gerado a partir do aplicativo em 07/08/2026</w:t>
+        <w:t xml:space="preserve">Gerado a partir do aplicativo em 08/08/2026</w:t>
       </w:r>
     </w:p>
     <w:p>

--- a/docs/conteudo-clinico-para-revisao.docx
+++ b/docs/conteudo-clinico-para-revisao.docx
@@ -24779,7 +24779,2560 @@
           <w:sz w:val="34"/>
           <w:szCs w:val="34"/>
         </w:rPr>
-        <w:t xml:space="preserve">6. Avisos exibidos no aplicativo</w:t>
+        <w:t xml:space="preserve">6. Vídeos do canal</w:t>
+      </w:r>
+    </w:p>
+    <w:p>
+      <w:pPr>
+        <w:shd w:fill="F2F2F2" w:val="clear"/>
+        <w:spacing w:after="200" w:before="100"/>
+      </w:pPr>
+      <w:r>
+        <w:rPr>
+          <w:i/>
+          <w:iCs/>
+          <w:color w:val="6B6B6B"/>
+          <w:sz w:val="19"/>
+          <w:szCs w:val="19"/>
+        </w:rPr>
+        <w:t xml:space="preserve">Cada vídeo aparece só para quem se encaixa. O título e a descrição abaixo são o que a paciente lê no aplicativo — não são os títulos do YouTube.</w:t>
+      </w:r>
+    </w:p>
+    <w:p>
+      <w:pPr>
+        <w:pStyle w:val="Heading3"/>
+        <w:spacing w:after="100" w:before="280"/>
+      </w:pPr>
+      <w:r>
+        <w:rPr>
+          <w:b/>
+          <w:bCs/>
+          <w:color w:val="111111"/>
+          <w:sz w:val="23"/>
+          <w:szCs w:val="23"/>
+        </w:rPr>
+        <w:t xml:space="preserve">Trajetória e formação</w:t>
+      </w:r>
+    </w:p>
+    <w:p>
+      <w:pPr>
+        <w:spacing w:after="100"/>
+      </w:pPr>
+      <w:r>
+        <w:rPr>
+          <w:color w:val="6B6B6B"/>
+          <w:sz w:val="19"/>
+          <w:szCs w:val="19"/>
+        </w:rPr>
+        <w:t xml:space="preserve">A história e a formação do Dr. Henrique Reis</w:t>
+      </w:r>
+    </w:p>
+    <w:p>
+      <w:pPr>
+        <w:spacing w:after="100"/>
+      </w:pPr>
+      <w:r>
+        <w:rPr>
+          <w:sz w:val="19"/>
+          <w:szCs w:val="19"/>
+        </w:rPr>
+        <w:t xml:space="preserve">Cartão "Sobre o cirurgião e a equipe", na tela de contato</w:t>
+      </w:r>
+    </w:p>
+    <w:p>
+      <w:pPr>
+        <w:spacing w:after="100"/>
+      </w:pPr>
+      <w:r>
+        <w:rPr>
+          <w:color w:val="6B6B6B"/>
+          <w:sz w:val="17"/>
+          <w:szCs w:val="17"/>
+        </w:rPr>
+        <w:t xml:space="preserve">https://youtu.be/0mpbFyMmWis</w:t>
+      </w:r>
+    </w:p>
+    <w:p>
+      <w:pPr>
+        <w:pBdr>
+          <w:bottom w:val="dotted" w:color="C8C8C8" w:sz="4" w:space="4"/>
+        </w:pBdr>
+        <w:spacing w:after="240" w:before="100"/>
+      </w:pPr>
+      <w:r>
+        <w:rPr>
+          <w:i/>
+          <w:iCs/>
+          <w:color w:val="AAAAAA"/>
+          <w:sz w:val="17"/>
+          <w:szCs w:val="17"/>
+        </w:rPr>
+        <w:t xml:space="preserve">Correção: </w:t>
+      </w:r>
+    </w:p>
+    <w:p>
+      <w:pPr>
+        <w:pStyle w:val="Heading3"/>
+        <w:spacing w:after="100" w:before="280"/>
+      </w:pPr>
+      <w:r>
+        <w:rPr>
+          <w:b/>
+          <w:bCs/>
+          <w:color w:val="111111"/>
+          <w:sz w:val="23"/>
+          <w:szCs w:val="23"/>
+        </w:rPr>
+        <w:t xml:space="preserve">Nossa equipe cirúrgica</w:t>
+      </w:r>
+    </w:p>
+    <w:p>
+      <w:pPr>
+        <w:spacing w:after="100"/>
+      </w:pPr>
+      <w:r>
+        <w:rPr>
+          <w:color w:val="6B6B6B"/>
+          <w:sz w:val="19"/>
+          <w:szCs w:val="19"/>
+        </w:rPr>
+        <w:t xml:space="preserve">Quem está com você no centro cirúrgico</w:t>
+      </w:r>
+    </w:p>
+    <w:p>
+      <w:pPr>
+        <w:spacing w:after="100"/>
+      </w:pPr>
+      <w:r>
+        <w:rPr>
+          <w:sz w:val="19"/>
+          <w:szCs w:val="19"/>
+        </w:rPr>
+        <w:t xml:space="preserve">Cartão "Sobre o cirurgião e a equipe", na tela de contato</w:t>
+      </w:r>
+    </w:p>
+    <w:p>
+      <w:pPr>
+        <w:spacing w:after="100"/>
+      </w:pPr>
+      <w:r>
+        <w:rPr>
+          <w:color w:val="6B6B6B"/>
+          <w:sz w:val="17"/>
+          <w:szCs w:val="17"/>
+        </w:rPr>
+        <w:t xml:space="preserve">https://youtu.be/ogH2sXFSd3E</w:t>
+      </w:r>
+    </w:p>
+    <w:p>
+      <w:pPr>
+        <w:pBdr>
+          <w:bottom w:val="dotted" w:color="C8C8C8" w:sz="4" w:space="4"/>
+        </w:pBdr>
+        <w:spacing w:after="240" w:before="100"/>
+      </w:pPr>
+      <w:r>
+        <w:rPr>
+          <w:i/>
+          <w:iCs/>
+          <w:color w:val="AAAAAA"/>
+          <w:sz w:val="17"/>
+          <w:szCs w:val="17"/>
+        </w:rPr>
+        <w:t xml:space="preserve">Correção: </w:t>
+      </w:r>
+    </w:p>
+    <w:p>
+      <w:pPr>
+        <w:pStyle w:val="Heading3"/>
+        <w:spacing w:after="100" w:before="280"/>
+      </w:pPr>
+      <w:r>
+        <w:rPr>
+          <w:b/>
+          <w:bCs/>
+          <w:color w:val="111111"/>
+          <w:sz w:val="23"/>
+          <w:szCs w:val="23"/>
+        </w:rPr>
+        <w:t xml:space="preserve">Tudo sobre a cirurgia plástica</w:t>
+      </w:r>
+    </w:p>
+    <w:p>
+      <w:pPr>
+        <w:spacing w:after="100"/>
+      </w:pPr>
+      <w:r>
+        <w:rPr>
+          <w:color w:val="6B6B6B"/>
+          <w:sz w:val="19"/>
+          <w:szCs w:val="19"/>
+        </w:rPr>
+        <w:t xml:space="preserve">Uma visão geral — bom de assistir antes de operar</w:t>
+      </w:r>
+    </w:p>
+    <w:p>
+      <w:pPr>
+        <w:spacing w:after="100"/>
+      </w:pPr>
+      <w:r>
+        <w:rPr>
+          <w:sz w:val="19"/>
+          <w:szCs w:val="19"/>
+        </w:rPr>
+        <w:t xml:space="preserve">Aba Cuidados — todas as cirurgias · e na tela Hoje, antes do procedimento</w:t>
+      </w:r>
+    </w:p>
+    <w:p>
+      <w:pPr>
+        <w:spacing w:after="100"/>
+      </w:pPr>
+      <w:r>
+        <w:rPr>
+          <w:color w:val="6B6B6B"/>
+          <w:sz w:val="17"/>
+          <w:szCs w:val="17"/>
+        </w:rPr>
+        <w:t xml:space="preserve">https://youtu.be/pB5Qkz9VQho</w:t>
+      </w:r>
+    </w:p>
+    <w:p>
+      <w:pPr>
+        <w:pBdr>
+          <w:bottom w:val="dotted" w:color="C8C8C8" w:sz="4" w:space="4"/>
+        </w:pBdr>
+        <w:spacing w:after="240" w:before="100"/>
+      </w:pPr>
+      <w:r>
+        <w:rPr>
+          <w:i/>
+          <w:iCs/>
+          <w:color w:val="AAAAAA"/>
+          <w:sz w:val="17"/>
+          <w:szCs w:val="17"/>
+        </w:rPr>
+        <w:t xml:space="preserve">Correção: </w:t>
+      </w:r>
+    </w:p>
+    <w:p>
+      <w:pPr>
+        <w:pStyle w:val="Heading3"/>
+        <w:spacing w:after="100" w:before="280"/>
+      </w:pPr>
+      <w:r>
+        <w:rPr>
+          <w:b/>
+          <w:bCs/>
+          <w:color w:val="111111"/>
+          <w:sz w:val="23"/>
+          <w:szCs w:val="23"/>
+        </w:rPr>
+        <w:t xml:space="preserve">Pós-operatório de plástica</w:t>
+      </w:r>
+    </w:p>
+    <w:p>
+      <w:pPr>
+        <w:spacing w:after="100"/>
+      </w:pPr>
+      <w:r>
+        <w:rPr>
+          <w:color w:val="6B6B6B"/>
+          <w:sz w:val="19"/>
+          <w:szCs w:val="19"/>
+        </w:rPr>
+        <w:t xml:space="preserve">Como conduzimos a sua recuperação</w:t>
+      </w:r>
+    </w:p>
+    <w:p>
+      <w:pPr>
+        <w:spacing w:after="100"/>
+      </w:pPr>
+      <w:r>
+        <w:rPr>
+          <w:sz w:val="19"/>
+          <w:szCs w:val="19"/>
+        </w:rPr>
+        <w:t xml:space="preserve">Dentro do guia "HR Recovery Protocol"</w:t>
+      </w:r>
+    </w:p>
+    <w:p>
+      <w:pPr>
+        <w:spacing w:after="100"/>
+      </w:pPr>
+      <w:r>
+        <w:rPr>
+          <w:color w:val="6B6B6B"/>
+          <w:sz w:val="17"/>
+          <w:szCs w:val="17"/>
+        </w:rPr>
+        <w:t xml:space="preserve">https://youtu.be/xE_qYgZT8e0</w:t>
+      </w:r>
+    </w:p>
+    <w:p>
+      <w:pPr>
+        <w:pBdr>
+          <w:bottom w:val="dotted" w:color="C8C8C8" w:sz="4" w:space="4"/>
+        </w:pBdr>
+        <w:spacing w:after="240" w:before="100"/>
+      </w:pPr>
+      <w:r>
+        <w:rPr>
+          <w:i/>
+          <w:iCs/>
+          <w:color w:val="AAAAAA"/>
+          <w:sz w:val="17"/>
+          <w:szCs w:val="17"/>
+        </w:rPr>
+        <w:t xml:space="preserve">Correção: </w:t>
+      </w:r>
+    </w:p>
+    <w:p>
+      <w:pPr>
+        <w:pStyle w:val="Heading3"/>
+        <w:spacing w:after="100" w:before="280"/>
+      </w:pPr>
+      <w:r>
+        <w:rPr>
+          <w:b/>
+          <w:bCs/>
+          <w:color w:val="111111"/>
+          <w:sz w:val="23"/>
+          <w:szCs w:val="23"/>
+        </w:rPr>
+        <w:t xml:space="preserve">O que eu preciso saber para fazer cirurgia plástica</w:t>
+      </w:r>
+    </w:p>
+    <w:p>
+      <w:pPr>
+        <w:spacing w:after="100"/>
+      </w:pPr>
+      <w:r>
+        <w:rPr>
+          <w:color w:val="6B6B6B"/>
+          <w:sz w:val="19"/>
+          <w:szCs w:val="19"/>
+        </w:rPr>
+        <w:t xml:space="preserve">O que considerar antes de decidir e de marcar</w:t>
+      </w:r>
+    </w:p>
+    <w:p>
+      <w:pPr>
+        <w:spacing w:after="100"/>
+      </w:pPr>
+      <w:r>
+        <w:rPr>
+          <w:sz w:val="19"/>
+          <w:szCs w:val="19"/>
+        </w:rPr>
+        <w:t xml:space="preserve">Aba Cuidados — todas as cirurgias · e na tela Hoje, antes do procedimento</w:t>
+      </w:r>
+    </w:p>
+    <w:p>
+      <w:pPr>
+        <w:spacing w:after="100"/>
+      </w:pPr>
+      <w:r>
+        <w:rPr>
+          <w:color w:val="6B6B6B"/>
+          <w:sz w:val="17"/>
+          <w:szCs w:val="17"/>
+        </w:rPr>
+        <w:t xml:space="preserve">https://youtu.be/PVj7A3YBv98</w:t>
+      </w:r>
+    </w:p>
+    <w:p>
+      <w:pPr>
+        <w:pBdr>
+          <w:bottom w:val="dotted" w:color="C8C8C8" w:sz="4" w:space="4"/>
+        </w:pBdr>
+        <w:spacing w:after="240" w:before="100"/>
+      </w:pPr>
+      <w:r>
+        <w:rPr>
+          <w:i/>
+          <w:iCs/>
+          <w:color w:val="AAAAAA"/>
+          <w:sz w:val="17"/>
+          <w:szCs w:val="17"/>
+        </w:rPr>
+        <w:t xml:space="preserve">Correção: </w:t>
+      </w:r>
+    </w:p>
+    <w:p>
+      <w:pPr>
+        <w:pStyle w:val="Heading3"/>
+        <w:spacing w:after="100" w:before="280"/>
+      </w:pPr>
+      <w:r>
+        <w:rPr>
+          <w:b/>
+          <w:bCs/>
+          <w:color w:val="111111"/>
+          <w:sz w:val="23"/>
+          <w:szCs w:val="23"/>
+        </w:rPr>
+        <w:t xml:space="preserve">Como é por dentro do centro cirúrgico</w:t>
+      </w:r>
+    </w:p>
+    <w:p>
+      <w:pPr>
+        <w:spacing w:after="100"/>
+      </w:pPr>
+      <w:r>
+        <w:rPr>
+          <w:color w:val="6B6B6B"/>
+          <w:sz w:val="19"/>
+          <w:szCs w:val="19"/>
+        </w:rPr>
+        <w:t xml:space="preserve">Onde a sua cirurgia acontece, por dentro</w:t>
+      </w:r>
+    </w:p>
+    <w:p>
+      <w:pPr>
+        <w:spacing w:after="100"/>
+      </w:pPr>
+      <w:r>
+        <w:rPr>
+          <w:sz w:val="19"/>
+          <w:szCs w:val="19"/>
+        </w:rPr>
+        <w:t xml:space="preserve">Aba Cuidados — todas as cirurgias · e na tela Hoje, antes do procedimento</w:t>
+      </w:r>
+    </w:p>
+    <w:p>
+      <w:pPr>
+        <w:spacing w:after="100"/>
+      </w:pPr>
+      <w:r>
+        <w:rPr>
+          <w:color w:val="6B6B6B"/>
+          <w:sz w:val="17"/>
+          <w:szCs w:val="17"/>
+        </w:rPr>
+        <w:t xml:space="preserve">https://youtu.be/Jhb_WlXkHfw</w:t>
+      </w:r>
+    </w:p>
+    <w:p>
+      <w:pPr>
+        <w:pBdr>
+          <w:bottom w:val="dotted" w:color="C8C8C8" w:sz="4" w:space="4"/>
+        </w:pBdr>
+        <w:spacing w:after="240" w:before="100"/>
+      </w:pPr>
+      <w:r>
+        <w:rPr>
+          <w:i/>
+          <w:iCs/>
+          <w:color w:val="AAAAAA"/>
+          <w:sz w:val="17"/>
+          <w:szCs w:val="17"/>
+        </w:rPr>
+        <w:t xml:space="preserve">Correção: </w:t>
+      </w:r>
+    </w:p>
+    <w:p>
+      <w:pPr>
+        <w:pStyle w:val="Heading3"/>
+        <w:spacing w:after="100" w:before="280"/>
+      </w:pPr>
+      <w:r>
+        <w:rPr>
+          <w:b/>
+          <w:bCs/>
+          <w:color w:val="111111"/>
+          <w:sz w:val="23"/>
+          <w:szCs w:val="23"/>
+        </w:rPr>
+        <w:t xml:space="preserve">Cirurgias combinadas</w:t>
+      </w:r>
+    </w:p>
+    <w:p>
+      <w:pPr>
+        <w:spacing w:after="100"/>
+      </w:pPr>
+      <w:r>
+        <w:rPr>
+          <w:color w:val="6B6B6B"/>
+          <w:sz w:val="19"/>
+          <w:szCs w:val="19"/>
+        </w:rPr>
+        <w:t xml:space="preserve">Quando faz sentido reunir mais de um procedimento</w:t>
+      </w:r>
+    </w:p>
+    <w:p>
+      <w:pPr>
+        <w:spacing w:after="100"/>
+      </w:pPr>
+      <w:r>
+        <w:rPr>
+          <w:sz w:val="19"/>
+          <w:szCs w:val="19"/>
+        </w:rPr>
+        <w:t xml:space="preserve">Aba Cuidados — todas as cirurgias</w:t>
+      </w:r>
+    </w:p>
+    <w:p>
+      <w:pPr>
+        <w:spacing w:after="100"/>
+      </w:pPr>
+      <w:r>
+        <w:rPr>
+          <w:color w:val="6B6B6B"/>
+          <w:sz w:val="17"/>
+          <w:szCs w:val="17"/>
+        </w:rPr>
+        <w:t xml:space="preserve">https://youtu.be/EpP4ETweqy8</w:t>
+      </w:r>
+    </w:p>
+    <w:p>
+      <w:pPr>
+        <w:pBdr>
+          <w:bottom w:val="dotted" w:color="C8C8C8" w:sz="4" w:space="4"/>
+        </w:pBdr>
+        <w:spacing w:after="240" w:before="100"/>
+      </w:pPr>
+      <w:r>
+        <w:rPr>
+          <w:i/>
+          <w:iCs/>
+          <w:color w:val="AAAAAA"/>
+          <w:sz w:val="17"/>
+          <w:szCs w:val="17"/>
+        </w:rPr>
+        <w:t xml:space="preserve">Correção: </w:t>
+      </w:r>
+    </w:p>
+    <w:p>
+      <w:pPr>
+        <w:pStyle w:val="Heading3"/>
+        <w:spacing w:after="100" w:before="280"/>
+      </w:pPr>
+      <w:r>
+        <w:rPr>
+          <w:b/>
+          <w:bCs/>
+          <w:color w:val="111111"/>
+          <w:sz w:val="23"/>
+          <w:szCs w:val="23"/>
+        </w:rPr>
+        <w:t xml:space="preserve">Cirurgia plástica no inverno</w:t>
+      </w:r>
+    </w:p>
+    <w:p>
+      <w:pPr>
+        <w:spacing w:after="100"/>
+      </w:pPr>
+      <w:r>
+        <w:rPr>
+          <w:color w:val="6B6B6B"/>
+          <w:sz w:val="19"/>
+          <w:szCs w:val="19"/>
+        </w:rPr>
+        <w:t xml:space="preserve">Por que a estação influencia na escolha da data</w:t>
+      </w:r>
+    </w:p>
+    <w:p>
+      <w:pPr>
+        <w:spacing w:after="100"/>
+      </w:pPr>
+      <w:r>
+        <w:rPr>
+          <w:sz w:val="19"/>
+          <w:szCs w:val="19"/>
+        </w:rPr>
+        <w:t xml:space="preserve">Aba Cuidados — todas as cirurgias · e na tela Hoje, antes do procedimento</w:t>
+      </w:r>
+    </w:p>
+    <w:p>
+      <w:pPr>
+        <w:spacing w:after="100"/>
+      </w:pPr>
+      <w:r>
+        <w:rPr>
+          <w:color w:val="6B6B6B"/>
+          <w:sz w:val="17"/>
+          <w:szCs w:val="17"/>
+        </w:rPr>
+        <w:t xml:space="preserve">https://youtu.be/g6My7N-sXXs</w:t>
+      </w:r>
+    </w:p>
+    <w:p>
+      <w:pPr>
+        <w:pBdr>
+          <w:bottom w:val="dotted" w:color="C8C8C8" w:sz="4" w:space="4"/>
+        </w:pBdr>
+        <w:spacing w:after="240" w:before="100"/>
+      </w:pPr>
+      <w:r>
+        <w:rPr>
+          <w:i/>
+          <w:iCs/>
+          <w:color w:val="AAAAAA"/>
+          <w:sz w:val="17"/>
+          <w:szCs w:val="17"/>
+        </w:rPr>
+        <w:t xml:space="preserve">Correção: </w:t>
+      </w:r>
+    </w:p>
+    <w:p>
+      <w:pPr>
+        <w:pStyle w:val="Heading3"/>
+        <w:spacing w:after="100" w:before="280"/>
+      </w:pPr>
+      <w:r>
+        <w:rPr>
+          <w:b/>
+          <w:bCs/>
+          <w:color w:val="111111"/>
+          <w:sz w:val="23"/>
+          <w:szCs w:val="23"/>
+        </w:rPr>
+        <w:t xml:space="preserve">Mitos e verdades da cirurgia plástica</w:t>
+      </w:r>
+    </w:p>
+    <w:p>
+      <w:pPr>
+        <w:spacing w:after="100"/>
+      </w:pPr>
+      <w:r>
+        <w:rPr>
+          <w:color w:val="6B6B6B"/>
+          <w:sz w:val="19"/>
+          <w:szCs w:val="19"/>
+        </w:rPr>
+        <w:t xml:space="preserve">O que se fala por aí e o que a prática mostra</w:t>
+      </w:r>
+    </w:p>
+    <w:p>
+      <w:pPr>
+        <w:spacing w:after="100"/>
+      </w:pPr>
+      <w:r>
+        <w:rPr>
+          <w:sz w:val="19"/>
+          <w:szCs w:val="19"/>
+        </w:rPr>
+        <w:t xml:space="preserve">Aba Cuidados — todas as cirurgias</w:t>
+      </w:r>
+    </w:p>
+    <w:p>
+      <w:pPr>
+        <w:spacing w:after="100"/>
+      </w:pPr>
+      <w:r>
+        <w:rPr>
+          <w:color w:val="6B6B6B"/>
+          <w:sz w:val="17"/>
+          <w:szCs w:val="17"/>
+        </w:rPr>
+        <w:t xml:space="preserve">https://youtu.be/CJyWBW8CyHs</w:t>
+      </w:r>
+    </w:p>
+    <w:p>
+      <w:pPr>
+        <w:pBdr>
+          <w:bottom w:val="dotted" w:color="C8C8C8" w:sz="4" w:space="4"/>
+        </w:pBdr>
+        <w:spacing w:after="240" w:before="100"/>
+      </w:pPr>
+      <w:r>
+        <w:rPr>
+          <w:i/>
+          <w:iCs/>
+          <w:color w:val="AAAAAA"/>
+          <w:sz w:val="17"/>
+          <w:szCs w:val="17"/>
+        </w:rPr>
+        <w:t xml:space="preserve">Correção: </w:t>
+      </w:r>
+    </w:p>
+    <w:p>
+      <w:pPr>
+        <w:pStyle w:val="Heading3"/>
+        <w:spacing w:after="100" w:before="280"/>
+      </w:pPr>
+      <w:r>
+        <w:rPr>
+          <w:b/>
+          <w:bCs/>
+          <w:color w:val="111111"/>
+          <w:sz w:val="23"/>
+          <w:szCs w:val="23"/>
+        </w:rPr>
+        <w:t xml:space="preserve">Harmonização facial</w:t>
+      </w:r>
+    </w:p>
+    <w:p>
+      <w:pPr>
+        <w:spacing w:after="100"/>
+      </w:pPr>
+      <w:r>
+        <w:rPr>
+          <w:color w:val="6B6B6B"/>
+          <w:sz w:val="19"/>
+          <w:szCs w:val="19"/>
+        </w:rPr>
+        <w:t xml:space="preserve">Toxina, preenchimento e o que cada um faz</w:t>
+      </w:r>
+    </w:p>
+    <w:p>
+      <w:pPr>
+        <w:spacing w:after="100"/>
+      </w:pPr>
+      <w:r>
+        <w:rPr>
+          <w:sz w:val="19"/>
+          <w:szCs w:val="19"/>
+        </w:rPr>
+        <w:t xml:space="preserve">Aba Cuidados — Toxina botulínica, Preenchimento, Bioestimulador de colágeno</w:t>
+      </w:r>
+    </w:p>
+    <w:p>
+      <w:pPr>
+        <w:spacing w:after="100"/>
+      </w:pPr>
+      <w:r>
+        <w:rPr>
+          <w:color w:val="6B6B6B"/>
+          <w:sz w:val="17"/>
+          <w:szCs w:val="17"/>
+        </w:rPr>
+        <w:t xml:space="preserve">https://youtu.be/Pn71kYdBkP4</w:t>
+      </w:r>
+    </w:p>
+    <w:p>
+      <w:pPr>
+        <w:pBdr>
+          <w:bottom w:val="dotted" w:color="C8C8C8" w:sz="4" w:space="4"/>
+        </w:pBdr>
+        <w:spacing w:after="240" w:before="100"/>
+      </w:pPr>
+      <w:r>
+        <w:rPr>
+          <w:i/>
+          <w:iCs/>
+          <w:color w:val="AAAAAA"/>
+          <w:sz w:val="17"/>
+          <w:szCs w:val="17"/>
+        </w:rPr>
+        <w:t xml:space="preserve">Correção: </w:t>
+      </w:r>
+    </w:p>
+    <w:p>
+      <w:pPr>
+        <w:pStyle w:val="Heading3"/>
+        <w:spacing w:after="100" w:before="280"/>
+      </w:pPr>
+      <w:r>
+        <w:rPr>
+          <w:b/>
+          <w:bCs/>
+          <w:color w:val="111111"/>
+          <w:sz w:val="23"/>
+          <w:szCs w:val="23"/>
+        </w:rPr>
+        <w:t xml:space="preserve">Botox</w:t>
+      </w:r>
+    </w:p>
+    <w:p>
+      <w:pPr>
+        <w:spacing w:after="100"/>
+      </w:pPr>
+      <w:r>
+        <w:rPr>
+          <w:color w:val="6B6B6B"/>
+          <w:sz w:val="19"/>
+          <w:szCs w:val="19"/>
+        </w:rPr>
+        <w:t xml:space="preserve">Como age a toxina botulínica e o que esperar dela</w:t>
+      </w:r>
+    </w:p>
+    <w:p>
+      <w:pPr>
+        <w:spacing w:after="100"/>
+      </w:pPr>
+      <w:r>
+        <w:rPr>
+          <w:sz w:val="19"/>
+          <w:szCs w:val="19"/>
+        </w:rPr>
+        <w:t xml:space="preserve">Aba Cuidados — Toxina botulínica</w:t>
+      </w:r>
+    </w:p>
+    <w:p>
+      <w:pPr>
+        <w:spacing w:after="100"/>
+      </w:pPr>
+      <w:r>
+        <w:rPr>
+          <w:color w:val="6B6B6B"/>
+          <w:sz w:val="17"/>
+          <w:szCs w:val="17"/>
+        </w:rPr>
+        <w:t xml:space="preserve">https://youtu.be/iAkeneffGpg</w:t>
+      </w:r>
+    </w:p>
+    <w:p>
+      <w:pPr>
+        <w:pBdr>
+          <w:bottom w:val="dotted" w:color="C8C8C8" w:sz="4" w:space="4"/>
+        </w:pBdr>
+        <w:spacing w:after="240" w:before="100"/>
+      </w:pPr>
+      <w:r>
+        <w:rPr>
+          <w:i/>
+          <w:iCs/>
+          <w:color w:val="AAAAAA"/>
+          <w:sz w:val="17"/>
+          <w:szCs w:val="17"/>
+        </w:rPr>
+        <w:t xml:space="preserve">Correção: </w:t>
+      </w:r>
+    </w:p>
+    <w:p>
+      <w:pPr>
+        <w:pStyle w:val="Heading3"/>
+        <w:spacing w:after="100" w:before="280"/>
+      </w:pPr>
+      <w:r>
+        <w:rPr>
+          <w:b/>
+          <w:bCs/>
+          <w:color w:val="111111"/>
+          <w:sz w:val="23"/>
+          <w:szCs w:val="23"/>
+        </w:rPr>
+        <w:t xml:space="preserve">Morpheus — vídeo 1</w:t>
+      </w:r>
+    </w:p>
+    <w:p>
+      <w:pPr>
+        <w:spacing w:after="100"/>
+      </w:pPr>
+      <w:r>
+        <w:rPr>
+          <w:color w:val="6B6B6B"/>
+          <w:sz w:val="19"/>
+          <w:szCs w:val="19"/>
+        </w:rPr>
+        <w:t xml:space="preserve">Como funciona o tratamento e o que esperar dele</w:t>
+      </w:r>
+    </w:p>
+    <w:p>
+      <w:pPr>
+        <w:spacing w:after="100"/>
+      </w:pPr>
+      <w:r>
+        <w:rPr>
+          <w:sz w:val="19"/>
+          <w:szCs w:val="19"/>
+        </w:rPr>
+        <w:t xml:space="preserve">Aba Cuidados — Morpheus</w:t>
+      </w:r>
+    </w:p>
+    <w:p>
+      <w:pPr>
+        <w:spacing w:after="100"/>
+      </w:pPr>
+      <w:r>
+        <w:rPr>
+          <w:color w:val="6B6B6B"/>
+          <w:sz w:val="17"/>
+          <w:szCs w:val="17"/>
+        </w:rPr>
+        <w:t xml:space="preserve">https://youtu.be/I2-r8eElMF8</w:t>
+      </w:r>
+    </w:p>
+    <w:p>
+      <w:pPr>
+        <w:pBdr>
+          <w:bottom w:val="dotted" w:color="C8C8C8" w:sz="4" w:space="4"/>
+        </w:pBdr>
+        <w:spacing w:after="240" w:before="100"/>
+      </w:pPr>
+      <w:r>
+        <w:rPr>
+          <w:i/>
+          <w:iCs/>
+          <w:color w:val="AAAAAA"/>
+          <w:sz w:val="17"/>
+          <w:szCs w:val="17"/>
+        </w:rPr>
+        <w:t xml:space="preserve">Correção: </w:t>
+      </w:r>
+    </w:p>
+    <w:p>
+      <w:pPr>
+        <w:pStyle w:val="Heading3"/>
+        <w:spacing w:after="100" w:before="280"/>
+      </w:pPr>
+      <w:r>
+        <w:rPr>
+          <w:b/>
+          <w:bCs/>
+          <w:color w:val="111111"/>
+          <w:sz w:val="23"/>
+          <w:szCs w:val="23"/>
+        </w:rPr>
+        <w:t xml:space="preserve">Morpheus — vídeo 2</w:t>
+      </w:r>
+    </w:p>
+    <w:p>
+      <w:pPr>
+        <w:spacing w:after="100"/>
+      </w:pPr>
+      <w:r>
+        <w:rPr>
+          <w:color w:val="6B6B6B"/>
+          <w:sz w:val="19"/>
+          <w:szCs w:val="19"/>
+        </w:rPr>
+        <w:t xml:space="preserve">Dr. Henrique Reis fala sobre o tratamento</w:t>
+      </w:r>
+    </w:p>
+    <w:p>
+      <w:pPr>
+        <w:spacing w:after="100"/>
+      </w:pPr>
+      <w:r>
+        <w:rPr>
+          <w:sz w:val="19"/>
+          <w:szCs w:val="19"/>
+        </w:rPr>
+        <w:t xml:space="preserve">Aba Cuidados — Morpheus</w:t>
+      </w:r>
+    </w:p>
+    <w:p>
+      <w:pPr>
+        <w:spacing w:after="100"/>
+      </w:pPr>
+      <w:r>
+        <w:rPr>
+          <w:color w:val="6B6B6B"/>
+          <w:sz w:val="17"/>
+          <w:szCs w:val="17"/>
+        </w:rPr>
+        <w:t xml:space="preserve">https://youtu.be/MOqbQayLHBM</w:t>
+      </w:r>
+    </w:p>
+    <w:p>
+      <w:pPr>
+        <w:pBdr>
+          <w:bottom w:val="dotted" w:color="C8C8C8" w:sz="4" w:space="4"/>
+        </w:pBdr>
+        <w:spacing w:after="240" w:before="100"/>
+      </w:pPr>
+      <w:r>
+        <w:rPr>
+          <w:i/>
+          <w:iCs/>
+          <w:color w:val="AAAAAA"/>
+          <w:sz w:val="17"/>
+          <w:szCs w:val="17"/>
+        </w:rPr>
+        <w:t xml:space="preserve">Correção: </w:t>
+      </w:r>
+    </w:p>
+    <w:p>
+      <w:pPr>
+        <w:pStyle w:val="Heading3"/>
+        <w:spacing w:after="100" w:before="280"/>
+      </w:pPr>
+      <w:r>
+        <w:rPr>
+          <w:b/>
+          <w:bCs/>
+          <w:color w:val="111111"/>
+          <w:sz w:val="23"/>
+          <w:szCs w:val="23"/>
+        </w:rPr>
+        <w:t xml:space="preserve">Fibrose e seroma</w:t>
+      </w:r>
+    </w:p>
+    <w:p>
+      <w:pPr>
+        <w:spacing w:after="100"/>
+      </w:pPr>
+      <w:r>
+        <w:rPr>
+          <w:color w:val="6B6B6B"/>
+          <w:sz w:val="19"/>
+          <w:szCs w:val="19"/>
+        </w:rPr>
+        <w:t xml:space="preserve">Por que acontecem e como são tratados</w:t>
+      </w:r>
+    </w:p>
+    <w:p>
+      <w:pPr>
+        <w:spacing w:after="100"/>
+      </w:pPr>
+      <w:r>
+        <w:rPr>
+          <w:sz w:val="19"/>
+          <w:szCs w:val="19"/>
+        </w:rPr>
+        <w:t xml:space="preserve">Dentro das orientações: Endurecimento e nódulos sob a pele, Inchaço mole que "balança" ao toque</w:t>
+      </w:r>
+    </w:p>
+    <w:p>
+      <w:pPr>
+        <w:spacing w:after="100"/>
+      </w:pPr>
+      <w:r>
+        <w:rPr>
+          <w:color w:val="6B6B6B"/>
+          <w:sz w:val="17"/>
+          <w:szCs w:val="17"/>
+        </w:rPr>
+        <w:t xml:space="preserve">https://youtu.be/FVNBljo2oPM</w:t>
+      </w:r>
+    </w:p>
+    <w:p>
+      <w:pPr>
+        <w:pBdr>
+          <w:bottom w:val="dotted" w:color="C8C8C8" w:sz="4" w:space="4"/>
+        </w:pBdr>
+        <w:spacing w:after="240" w:before="100"/>
+      </w:pPr>
+      <w:r>
+        <w:rPr>
+          <w:i/>
+          <w:iCs/>
+          <w:color w:val="AAAAAA"/>
+          <w:sz w:val="17"/>
+          <w:szCs w:val="17"/>
+        </w:rPr>
+        <w:t xml:space="preserve">Correção: </w:t>
+      </w:r>
+    </w:p>
+    <w:p>
+      <w:pPr>
+        <w:pStyle w:val="Heading3"/>
+        <w:spacing w:after="100" w:before="280"/>
+      </w:pPr>
+      <w:r>
+        <w:rPr>
+          <w:b/>
+          <w:bCs/>
+          <w:color w:val="111111"/>
+          <w:sz w:val="23"/>
+          <w:szCs w:val="23"/>
+        </w:rPr>
+        <w:t xml:space="preserve">Cirurgia plástica e exercício físico</w:t>
+      </w:r>
+    </w:p>
+    <w:p>
+      <w:pPr>
+        <w:spacing w:after="100"/>
+      </w:pPr>
+      <w:r>
+        <w:rPr>
+          <w:color w:val="6B6B6B"/>
+          <w:sz w:val="19"/>
+          <w:szCs w:val="19"/>
+        </w:rPr>
+        <w:t xml:space="preserve">Quando voltar e por que a pressa atrapalha</w:t>
+      </w:r>
+    </w:p>
+    <w:p>
+      <w:pPr>
+        <w:spacing w:after="100"/>
+      </w:pPr>
+      <w:r>
+        <w:rPr>
+          <w:sz w:val="19"/>
+          <w:szCs w:val="19"/>
+        </w:rPr>
+        <w:t xml:space="preserve">Dentro do guia "Volta à rotina e exercícios"</w:t>
+      </w:r>
+    </w:p>
+    <w:p>
+      <w:pPr>
+        <w:spacing w:after="100"/>
+      </w:pPr>
+      <w:r>
+        <w:rPr>
+          <w:color w:val="6B6B6B"/>
+          <w:sz w:val="17"/>
+          <w:szCs w:val="17"/>
+        </w:rPr>
+        <w:t xml:space="preserve">https://youtu.be/mQEhepALp30</w:t>
+      </w:r>
+    </w:p>
+    <w:p>
+      <w:pPr>
+        <w:pBdr>
+          <w:bottom w:val="dotted" w:color="C8C8C8" w:sz="4" w:space="4"/>
+        </w:pBdr>
+        <w:spacing w:after="240" w:before="100"/>
+      </w:pPr>
+      <w:r>
+        <w:rPr>
+          <w:i/>
+          <w:iCs/>
+          <w:color w:val="AAAAAA"/>
+          <w:sz w:val="17"/>
+          <w:szCs w:val="17"/>
+        </w:rPr>
+        <w:t xml:space="preserve">Correção: </w:t>
+      </w:r>
+    </w:p>
+    <w:p>
+      <w:pPr>
+        <w:pStyle w:val="Heading3"/>
+        <w:spacing w:after="100" w:before="280"/>
+      </w:pPr>
+      <w:r>
+        <w:rPr>
+          <w:b/>
+          <w:bCs/>
+          <w:color w:val="111111"/>
+          <w:sz w:val="23"/>
+          <w:szCs w:val="23"/>
+        </w:rPr>
+        <w:t xml:space="preserve">Nossas malhas personalizadas</w:t>
+      </w:r>
+    </w:p>
+    <w:p>
+      <w:pPr>
+        <w:spacing w:after="100"/>
+      </w:pPr>
+      <w:r>
+        <w:rPr>
+          <w:color w:val="6B6B6B"/>
+          <w:sz w:val="19"/>
+          <w:szCs w:val="19"/>
+        </w:rPr>
+        <w:t xml:space="preserve">Como a malha é feita para você e como usá-la</w:t>
+      </w:r>
+    </w:p>
+    <w:p>
+      <w:pPr>
+        <w:spacing w:after="100"/>
+      </w:pPr>
+      <w:r>
+        <w:rPr>
+          <w:sz w:val="19"/>
+          <w:szCs w:val="19"/>
+        </w:rPr>
+        <w:t xml:space="preserve">Dentro do guia "Cinta, malha e sutiã cirúrgico"</w:t>
+      </w:r>
+    </w:p>
+    <w:p>
+      <w:pPr>
+        <w:spacing w:after="100"/>
+      </w:pPr>
+      <w:r>
+        <w:rPr>
+          <w:color w:val="6B6B6B"/>
+          <w:sz w:val="17"/>
+          <w:szCs w:val="17"/>
+        </w:rPr>
+        <w:t xml:space="preserve">https://youtu.be/RzUG5nskTKg</w:t>
+      </w:r>
+    </w:p>
+    <w:p>
+      <w:pPr>
+        <w:pBdr>
+          <w:bottom w:val="dotted" w:color="C8C8C8" w:sz="4" w:space="4"/>
+        </w:pBdr>
+        <w:spacing w:after="240" w:before="100"/>
+      </w:pPr>
+      <w:r>
+        <w:rPr>
+          <w:i/>
+          <w:iCs/>
+          <w:color w:val="AAAAAA"/>
+          <w:sz w:val="17"/>
+          <w:szCs w:val="17"/>
+        </w:rPr>
+        <w:t xml:space="preserve">Correção: </w:t>
+      </w:r>
+    </w:p>
+    <w:p>
+      <w:pPr>
+        <w:pStyle w:val="Heading3"/>
+        <w:spacing w:after="100" w:before="280"/>
+      </w:pPr>
+      <w:r>
+        <w:rPr>
+          <w:b/>
+          <w:bCs/>
+          <w:color w:val="111111"/>
+          <w:sz w:val="23"/>
+          <w:szCs w:val="23"/>
+        </w:rPr>
+        <w:t xml:space="preserve">A cicatriz da cirurgia plástica</w:t>
+      </w:r>
+    </w:p>
+    <w:p>
+      <w:pPr>
+        <w:spacing w:after="100"/>
+      </w:pPr>
+      <w:r>
+        <w:rPr>
+          <w:color w:val="6B6B6B"/>
+          <w:sz w:val="19"/>
+          <w:szCs w:val="19"/>
+        </w:rPr>
+        <w:t xml:space="preserve">Como ela evolui e o que realmente ajuda</w:t>
+      </w:r>
+    </w:p>
+    <w:p>
+      <w:pPr>
+        <w:spacing w:after="100"/>
+      </w:pPr>
+      <w:r>
+        <w:rPr>
+          <w:sz w:val="19"/>
+          <w:szCs w:val="19"/>
+        </w:rPr>
+        <w:t xml:space="preserve">Dentro do guia "Cuidados com a cicatriz"</w:t>
+      </w:r>
+    </w:p>
+    <w:p>
+      <w:pPr>
+        <w:spacing w:after="100"/>
+      </w:pPr>
+      <w:r>
+        <w:rPr>
+          <w:color w:val="6B6B6B"/>
+          <w:sz w:val="17"/>
+          <w:szCs w:val="17"/>
+        </w:rPr>
+        <w:t xml:space="preserve">https://youtu.be/WCwsu0EgoTM</w:t>
+      </w:r>
+    </w:p>
+    <w:p>
+      <w:pPr>
+        <w:pBdr>
+          <w:bottom w:val="dotted" w:color="C8C8C8" w:sz="4" w:space="4"/>
+        </w:pBdr>
+        <w:spacing w:after="240" w:before="100"/>
+      </w:pPr>
+      <w:r>
+        <w:rPr>
+          <w:i/>
+          <w:iCs/>
+          <w:color w:val="AAAAAA"/>
+          <w:sz w:val="17"/>
+          <w:szCs w:val="17"/>
+        </w:rPr>
+        <w:t xml:space="preserve">Correção: </w:t>
+      </w:r>
+    </w:p>
+    <w:p>
+      <w:pPr>
+        <w:pStyle w:val="Heading3"/>
+        <w:spacing w:after="100" w:before="280"/>
+      </w:pPr>
+      <w:r>
+        <w:rPr>
+          <w:b/>
+          <w:bCs/>
+          <w:color w:val="111111"/>
+          <w:sz w:val="23"/>
+          <w:szCs w:val="23"/>
+        </w:rPr>
+        <w:t xml:space="preserve">Prótese de silicone</w:t>
+      </w:r>
+    </w:p>
+    <w:p>
+      <w:pPr>
+        <w:spacing w:after="100"/>
+      </w:pPr>
+      <w:r>
+        <w:rPr>
+          <w:color w:val="6B6B6B"/>
+          <w:sz w:val="19"/>
+          <w:szCs w:val="19"/>
+        </w:rPr>
+        <w:t xml:space="preserve">A mamoplastia de aumento, do planejamento ao resultado</w:t>
+      </w:r>
+    </w:p>
+    <w:p>
+      <w:pPr>
+        <w:spacing w:after="100"/>
+      </w:pPr>
+      <w:r>
+        <w:rPr>
+          <w:sz w:val="19"/>
+          <w:szCs w:val="19"/>
+        </w:rPr>
+        <w:t xml:space="preserve">Aba Cuidados — Mamoplastia de aumento</w:t>
+      </w:r>
+    </w:p>
+    <w:p>
+      <w:pPr>
+        <w:spacing w:after="100"/>
+      </w:pPr>
+      <w:r>
+        <w:rPr>
+          <w:color w:val="6B6B6B"/>
+          <w:sz w:val="17"/>
+          <w:szCs w:val="17"/>
+        </w:rPr>
+        <w:t xml:space="preserve">https://youtu.be/P8LSqgT_LW8</w:t>
+      </w:r>
+    </w:p>
+    <w:p>
+      <w:pPr>
+        <w:pBdr>
+          <w:bottom w:val="dotted" w:color="C8C8C8" w:sz="4" w:space="4"/>
+        </w:pBdr>
+        <w:spacing w:after="240" w:before="100"/>
+      </w:pPr>
+      <w:r>
+        <w:rPr>
+          <w:i/>
+          <w:iCs/>
+          <w:color w:val="AAAAAA"/>
+          <w:sz w:val="17"/>
+          <w:szCs w:val="17"/>
+        </w:rPr>
+        <w:t xml:space="preserve">Correção: </w:t>
+      </w:r>
+    </w:p>
+    <w:p>
+      <w:pPr>
+        <w:pStyle w:val="Heading3"/>
+        <w:spacing w:after="100" w:before="280"/>
+      </w:pPr>
+      <w:r>
+        <w:rPr>
+          <w:b/>
+          <w:bCs/>
+          <w:color w:val="111111"/>
+          <w:sz w:val="23"/>
+          <w:szCs w:val="23"/>
+        </w:rPr>
+        <w:t xml:space="preserve">Mastopexia com prótese</w:t>
+      </w:r>
+    </w:p>
+    <w:p>
+      <w:pPr>
+        <w:spacing w:after="100"/>
+      </w:pPr>
+      <w:r>
+        <w:rPr>
+          <w:color w:val="6B6B6B"/>
+          <w:sz w:val="19"/>
+          <w:szCs w:val="19"/>
+        </w:rPr>
+        <w:t xml:space="preserve">Como é a cirurgia, do planejamento ao resultado</w:t>
+      </w:r>
+    </w:p>
+    <w:p>
+      <w:pPr>
+        <w:spacing w:after="100"/>
+      </w:pPr>
+      <w:r>
+        <w:rPr>
+          <w:sz w:val="19"/>
+          <w:szCs w:val="19"/>
+        </w:rPr>
+        <w:t xml:space="preserve">Aba Cuidados — Mastopexia</w:t>
+      </w:r>
+    </w:p>
+    <w:p>
+      <w:pPr>
+        <w:spacing w:after="100"/>
+      </w:pPr>
+      <w:r>
+        <w:rPr>
+          <w:color w:val="6B6B6B"/>
+          <w:sz w:val="17"/>
+          <w:szCs w:val="17"/>
+        </w:rPr>
+        <w:t xml:space="preserve">https://youtu.be/5RLtz_8A-bU</w:t>
+      </w:r>
+    </w:p>
+    <w:p>
+      <w:pPr>
+        <w:pBdr>
+          <w:bottom w:val="dotted" w:color="C8C8C8" w:sz="4" w:space="4"/>
+        </w:pBdr>
+        <w:spacing w:after="240" w:before="100"/>
+      </w:pPr>
+      <w:r>
+        <w:rPr>
+          <w:i/>
+          <w:iCs/>
+          <w:color w:val="AAAAAA"/>
+          <w:sz w:val="17"/>
+          <w:szCs w:val="17"/>
+        </w:rPr>
+        <w:t xml:space="preserve">Correção: </w:t>
+      </w:r>
+    </w:p>
+    <w:p>
+      <w:pPr>
+        <w:pStyle w:val="Heading3"/>
+        <w:spacing w:after="100" w:before="280"/>
+      </w:pPr>
+      <w:r>
+        <w:rPr>
+          <w:b/>
+          <w:bCs/>
+          <w:color w:val="111111"/>
+          <w:sz w:val="23"/>
+          <w:szCs w:val="23"/>
+        </w:rPr>
+        <w:t xml:space="preserve">Mastopexia sem prótese</w:t>
+      </w:r>
+    </w:p>
+    <w:p>
+      <w:pPr>
+        <w:spacing w:after="100"/>
+      </w:pPr>
+      <w:r>
+        <w:rPr>
+          <w:color w:val="6B6B6B"/>
+          <w:sz w:val="19"/>
+          <w:szCs w:val="19"/>
+        </w:rPr>
+        <w:t xml:space="preserve">O levantamento das mamas sem uso de implante</w:t>
+      </w:r>
+    </w:p>
+    <w:p>
+      <w:pPr>
+        <w:spacing w:after="100"/>
+      </w:pPr>
+      <w:r>
+        <w:rPr>
+          <w:sz w:val="19"/>
+          <w:szCs w:val="19"/>
+        </w:rPr>
+        <w:t xml:space="preserve">Aba Cuidados — Mastopexia</w:t>
+      </w:r>
+    </w:p>
+    <w:p>
+      <w:pPr>
+        <w:spacing w:after="100"/>
+      </w:pPr>
+      <w:r>
+        <w:rPr>
+          <w:color w:val="6B6B6B"/>
+          <w:sz w:val="17"/>
+          <w:szCs w:val="17"/>
+        </w:rPr>
+        <w:t xml:space="preserve">https://youtu.be/u2nFFnwiXBk</w:t>
+      </w:r>
+    </w:p>
+    <w:p>
+      <w:pPr>
+        <w:pBdr>
+          <w:bottom w:val="dotted" w:color="C8C8C8" w:sz="4" w:space="4"/>
+        </w:pBdr>
+        <w:spacing w:after="240" w:before="100"/>
+      </w:pPr>
+      <w:r>
+        <w:rPr>
+          <w:i/>
+          <w:iCs/>
+          <w:color w:val="AAAAAA"/>
+          <w:sz w:val="17"/>
+          <w:szCs w:val="17"/>
+        </w:rPr>
+        <w:t xml:space="preserve">Correção: </w:t>
+      </w:r>
+    </w:p>
+    <w:p>
+      <w:pPr>
+        <w:pStyle w:val="Heading3"/>
+        <w:spacing w:after="100" w:before="280"/>
+      </w:pPr>
+      <w:r>
+        <w:rPr>
+          <w:b/>
+          <w:bCs/>
+          <w:color w:val="111111"/>
+          <w:sz w:val="23"/>
+          <w:szCs w:val="23"/>
+        </w:rPr>
+        <w:t xml:space="preserve">Mamoplastia redutora</w:t>
+      </w:r>
+    </w:p>
+    <w:p>
+      <w:pPr>
+        <w:spacing w:after="100"/>
+      </w:pPr>
+      <w:r>
+        <w:rPr>
+          <w:color w:val="6B6B6B"/>
+          <w:sz w:val="19"/>
+          <w:szCs w:val="19"/>
+        </w:rPr>
+        <w:t xml:space="preserve">A redução das mamas, do planejamento ao resultado</w:t>
+      </w:r>
+    </w:p>
+    <w:p>
+      <w:pPr>
+        <w:spacing w:after="100"/>
+      </w:pPr>
+      <w:r>
+        <w:rPr>
+          <w:sz w:val="19"/>
+          <w:szCs w:val="19"/>
+        </w:rPr>
+        <w:t xml:space="preserve">Aba Cuidados — Mamoplastia redutora</w:t>
+      </w:r>
+    </w:p>
+    <w:p>
+      <w:pPr>
+        <w:spacing w:after="100"/>
+      </w:pPr>
+      <w:r>
+        <w:rPr>
+          <w:color w:val="6B6B6B"/>
+          <w:sz w:val="17"/>
+          <w:szCs w:val="17"/>
+        </w:rPr>
+        <w:t xml:space="preserve">https://youtu.be/g-BBGZph6xQ</w:t>
+      </w:r>
+    </w:p>
+    <w:p>
+      <w:pPr>
+        <w:pBdr>
+          <w:bottom w:val="dotted" w:color="C8C8C8" w:sz="4" w:space="4"/>
+        </w:pBdr>
+        <w:spacing w:after="240" w:before="100"/>
+      </w:pPr>
+      <w:r>
+        <w:rPr>
+          <w:i/>
+          <w:iCs/>
+          <w:color w:val="AAAAAA"/>
+          <w:sz w:val="17"/>
+          <w:szCs w:val="17"/>
+        </w:rPr>
+        <w:t xml:space="preserve">Correção: </w:t>
+      </w:r>
+    </w:p>
+    <w:p>
+      <w:pPr>
+        <w:pStyle w:val="Heading3"/>
+        <w:spacing w:after="100" w:before="280"/>
+      </w:pPr>
+      <w:r>
+        <w:rPr>
+          <w:b/>
+          <w:bCs/>
+          <w:color w:val="111111"/>
+          <w:sz w:val="23"/>
+          <w:szCs w:val="23"/>
+        </w:rPr>
+        <w:t xml:space="preserve">Cirurgia pós-bariátrica</w:t>
+      </w:r>
+    </w:p>
+    <w:p>
+      <w:pPr>
+        <w:spacing w:after="100"/>
+      </w:pPr>
+      <w:r>
+        <w:rPr>
+          <w:color w:val="6B6B6B"/>
+          <w:sz w:val="19"/>
+          <w:szCs w:val="19"/>
+        </w:rPr>
+        <w:t xml:space="preserve">A retirada do excesso de pele depois da grande perda de peso</w:t>
+      </w:r>
+    </w:p>
+    <w:p>
+      <w:pPr>
+        <w:spacing w:after="100"/>
+      </w:pPr>
+      <w:r>
+        <w:rPr>
+          <w:sz w:val="19"/>
+          <w:szCs w:val="19"/>
+        </w:rPr>
+        <w:t xml:space="preserve">Aba Cuidados — Cirurgia pós-bariátrica</w:t>
+      </w:r>
+    </w:p>
+    <w:p>
+      <w:pPr>
+        <w:spacing w:after="100"/>
+      </w:pPr>
+      <w:r>
+        <w:rPr>
+          <w:color w:val="6B6B6B"/>
+          <w:sz w:val="17"/>
+          <w:szCs w:val="17"/>
+        </w:rPr>
+        <w:t xml:space="preserve">https://youtu.be/Eh__d2vjhK4</w:t>
+      </w:r>
+    </w:p>
+    <w:p>
+      <w:pPr>
+        <w:pBdr>
+          <w:bottom w:val="dotted" w:color="C8C8C8" w:sz="4" w:space="4"/>
+        </w:pBdr>
+        <w:spacing w:after="240" w:before="100"/>
+      </w:pPr>
+      <w:r>
+        <w:rPr>
+          <w:i/>
+          <w:iCs/>
+          <w:color w:val="AAAAAA"/>
+          <w:sz w:val="17"/>
+          <w:szCs w:val="17"/>
+        </w:rPr>
+        <w:t xml:space="preserve">Correção: </w:t>
+      </w:r>
+    </w:p>
+    <w:p>
+      <w:pPr>
+        <w:pStyle w:val="Heading3"/>
+        <w:spacing w:after="100" w:before="280"/>
+      </w:pPr>
+      <w:r>
+        <w:rPr>
+          <w:b/>
+          <w:bCs/>
+          <w:color w:val="111111"/>
+          <w:sz w:val="23"/>
+          <w:szCs w:val="23"/>
+        </w:rPr>
+        <w:t xml:space="preserve">Ginecomastia</w:t>
+      </w:r>
+    </w:p>
+    <w:p>
+      <w:pPr>
+        <w:spacing w:after="100"/>
+      </w:pPr>
+      <w:r>
+        <w:rPr>
+          <w:color w:val="6B6B6B"/>
+          <w:sz w:val="19"/>
+          <w:szCs w:val="19"/>
+        </w:rPr>
+        <w:t xml:space="preserve">A cirurgia da mama masculina, do planejamento ao resultado</w:t>
+      </w:r>
+    </w:p>
+    <w:p>
+      <w:pPr>
+        <w:spacing w:after="100"/>
+      </w:pPr>
+      <w:r>
+        <w:rPr>
+          <w:sz w:val="19"/>
+          <w:szCs w:val="19"/>
+        </w:rPr>
+        <w:t xml:space="preserve">Aba Cuidados — Correção de ginecomastia</w:t>
+      </w:r>
+    </w:p>
+    <w:p>
+      <w:pPr>
+        <w:spacing w:after="100"/>
+      </w:pPr>
+      <w:r>
+        <w:rPr>
+          <w:color w:val="6B6B6B"/>
+          <w:sz w:val="17"/>
+          <w:szCs w:val="17"/>
+        </w:rPr>
+        <w:t xml:space="preserve">https://youtu.be/aBmEN_YV8_g</w:t>
+      </w:r>
+    </w:p>
+    <w:p>
+      <w:pPr>
+        <w:pBdr>
+          <w:bottom w:val="dotted" w:color="C8C8C8" w:sz="4" w:space="4"/>
+        </w:pBdr>
+        <w:spacing w:after="240" w:before="100"/>
+      </w:pPr>
+      <w:r>
+        <w:rPr>
+          <w:i/>
+          <w:iCs/>
+          <w:color w:val="AAAAAA"/>
+          <w:sz w:val="17"/>
+          <w:szCs w:val="17"/>
+        </w:rPr>
+        <w:t xml:space="preserve">Correção: </w:t>
+      </w:r>
+    </w:p>
+    <w:p>
+      <w:pPr>
+        <w:pStyle w:val="Heading3"/>
+        <w:spacing w:after="100" w:before="280"/>
+      </w:pPr>
+      <w:r>
+        <w:rPr>
+          <w:b/>
+          <w:bCs/>
+          <w:color w:val="111111"/>
+          <w:sz w:val="23"/>
+          <w:szCs w:val="23"/>
+        </w:rPr>
+        <w:t xml:space="preserve">Otoplastia</w:t>
+      </w:r>
+    </w:p>
+    <w:p>
+      <w:pPr>
+        <w:spacing w:after="100"/>
+      </w:pPr>
+      <w:r>
+        <w:rPr>
+          <w:color w:val="6B6B6B"/>
+          <w:sz w:val="19"/>
+          <w:szCs w:val="19"/>
+        </w:rPr>
+        <w:t xml:space="preserve">A cirurgia das orelhas, do planejamento ao resultado</w:t>
+      </w:r>
+    </w:p>
+    <w:p>
+      <w:pPr>
+        <w:spacing w:after="100"/>
+      </w:pPr>
+      <w:r>
+        <w:rPr>
+          <w:sz w:val="19"/>
+          <w:szCs w:val="19"/>
+        </w:rPr>
+        <w:t xml:space="preserve">Aba Cuidados — Otoplastia</w:t>
+      </w:r>
+    </w:p>
+    <w:p>
+      <w:pPr>
+        <w:spacing w:after="100"/>
+      </w:pPr>
+      <w:r>
+        <w:rPr>
+          <w:color w:val="6B6B6B"/>
+          <w:sz w:val="17"/>
+          <w:szCs w:val="17"/>
+        </w:rPr>
+        <w:t xml:space="preserve">https://youtu.be/RDSSnaRloEE</w:t>
+      </w:r>
+    </w:p>
+    <w:p>
+      <w:pPr>
+        <w:pBdr>
+          <w:bottom w:val="dotted" w:color="C8C8C8" w:sz="4" w:space="4"/>
+        </w:pBdr>
+        <w:spacing w:after="240" w:before="100"/>
+      </w:pPr>
+      <w:r>
+        <w:rPr>
+          <w:i/>
+          <w:iCs/>
+          <w:color w:val="AAAAAA"/>
+          <w:sz w:val="17"/>
+          <w:szCs w:val="17"/>
+        </w:rPr>
+        <w:t xml:space="preserve">Correção: </w:t>
+      </w:r>
+    </w:p>
+    <w:p>
+      <w:pPr>
+        <w:pStyle w:val="Heading3"/>
+        <w:spacing w:after="100" w:before="280"/>
+      </w:pPr>
+      <w:r>
+        <w:rPr>
+          <w:b/>
+          <w:bCs/>
+          <w:color w:val="111111"/>
+          <w:sz w:val="23"/>
+          <w:szCs w:val="23"/>
+        </w:rPr>
+        <w:t xml:space="preserve">Blefaroplastia</w:t>
+      </w:r>
+    </w:p>
+    <w:p>
+      <w:pPr>
+        <w:spacing w:after="100"/>
+      </w:pPr>
+      <w:r>
+        <w:rPr>
+          <w:color w:val="6B6B6B"/>
+          <w:sz w:val="19"/>
+          <w:szCs w:val="19"/>
+        </w:rPr>
+        <w:t xml:space="preserve">A cirurgia das pálpebras, do planejamento ao resultado</w:t>
+      </w:r>
+    </w:p>
+    <w:p>
+      <w:pPr>
+        <w:spacing w:after="100"/>
+      </w:pPr>
+      <w:r>
+        <w:rPr>
+          <w:sz w:val="19"/>
+          <w:szCs w:val="19"/>
+        </w:rPr>
+        <w:t xml:space="preserve">Aba Cuidados — Blefaroplastia</w:t>
+      </w:r>
+    </w:p>
+    <w:p>
+      <w:pPr>
+        <w:spacing w:after="100"/>
+      </w:pPr>
+      <w:r>
+        <w:rPr>
+          <w:color w:val="6B6B6B"/>
+          <w:sz w:val="17"/>
+          <w:szCs w:val="17"/>
+        </w:rPr>
+        <w:t xml:space="preserve">https://youtu.be/n-bvGxN_O0M</w:t>
+      </w:r>
+    </w:p>
+    <w:p>
+      <w:pPr>
+        <w:pBdr>
+          <w:bottom w:val="dotted" w:color="C8C8C8" w:sz="4" w:space="4"/>
+        </w:pBdr>
+        <w:spacing w:after="240" w:before="100"/>
+      </w:pPr>
+      <w:r>
+        <w:rPr>
+          <w:i/>
+          <w:iCs/>
+          <w:color w:val="AAAAAA"/>
+          <w:sz w:val="17"/>
+          <w:szCs w:val="17"/>
+        </w:rPr>
+        <w:t xml:space="preserve">Correção: </w:t>
+      </w:r>
+    </w:p>
+    <w:p>
+      <w:pPr>
+        <w:pStyle w:val="Heading3"/>
+        <w:spacing w:after="100" w:before="280"/>
+      </w:pPr>
+      <w:r>
+        <w:rPr>
+          <w:b/>
+          <w:bCs/>
+          <w:color w:val="111111"/>
+          <w:sz w:val="23"/>
+          <w:szCs w:val="23"/>
+        </w:rPr>
+        <w:t xml:space="preserve">Abdominoplastia</w:t>
+      </w:r>
+    </w:p>
+    <w:p>
+      <w:pPr>
+        <w:spacing w:after="100"/>
+      </w:pPr>
+      <w:r>
+        <w:rPr>
+          <w:color w:val="6B6B6B"/>
+          <w:sz w:val="19"/>
+          <w:szCs w:val="19"/>
+        </w:rPr>
+        <w:t xml:space="preserve">Como é a cirurgia, do planejamento ao resultado</w:t>
+      </w:r>
+    </w:p>
+    <w:p>
+      <w:pPr>
+        <w:spacing w:after="100"/>
+      </w:pPr>
+      <w:r>
+        <w:rPr>
+          <w:sz w:val="19"/>
+          <w:szCs w:val="19"/>
+        </w:rPr>
+        <w:t xml:space="preserve">Aba Cuidados — Abdominoplastia</w:t>
+      </w:r>
+    </w:p>
+    <w:p>
+      <w:pPr>
+        <w:spacing w:after="100"/>
+      </w:pPr>
+      <w:r>
+        <w:rPr>
+          <w:color w:val="6B6B6B"/>
+          <w:sz w:val="17"/>
+          <w:szCs w:val="17"/>
+        </w:rPr>
+        <w:t xml:space="preserve">https://youtu.be/dPUpOOxFRr8</w:t>
+      </w:r>
+    </w:p>
+    <w:p>
+      <w:pPr>
+        <w:pBdr>
+          <w:bottom w:val="dotted" w:color="C8C8C8" w:sz="4" w:space="4"/>
+        </w:pBdr>
+        <w:spacing w:after="240" w:before="100"/>
+      </w:pPr>
+      <w:r>
+        <w:rPr>
+          <w:i/>
+          <w:iCs/>
+          <w:color w:val="AAAAAA"/>
+          <w:sz w:val="17"/>
+          <w:szCs w:val="17"/>
+        </w:rPr>
+        <w:t xml:space="preserve">Correção: </w:t>
+      </w:r>
+    </w:p>
+    <w:p>
+      <w:pPr>
+        <w:pStyle w:val="Heading3"/>
+        <w:spacing w:after="100" w:before="280"/>
+      </w:pPr>
+      <w:r>
+        <w:rPr>
+          <w:b/>
+          <w:bCs/>
+          <w:color w:val="111111"/>
+          <w:sz w:val="23"/>
+          <w:szCs w:val="23"/>
+        </w:rPr>
+        <w:t xml:space="preserve">Rinoplastia — vídeo 1</w:t>
+      </w:r>
+    </w:p>
+    <w:p>
+      <w:pPr>
+        <w:spacing w:after="100"/>
+      </w:pPr>
+      <w:r>
+        <w:rPr>
+          <w:color w:val="6B6B6B"/>
+          <w:sz w:val="19"/>
+          <w:szCs w:val="19"/>
+        </w:rPr>
+        <w:t xml:space="preserve">Dr. Henrique Reis fala sobre a cirurgia do nariz</w:t>
+      </w:r>
+    </w:p>
+    <w:p>
+      <w:pPr>
+        <w:spacing w:after="100"/>
+      </w:pPr>
+      <w:r>
+        <w:rPr>
+          <w:sz w:val="19"/>
+          <w:szCs w:val="19"/>
+        </w:rPr>
+        <w:t xml:space="preserve">Aba Cuidados — Rinoplastia</w:t>
+      </w:r>
+    </w:p>
+    <w:p>
+      <w:pPr>
+        <w:spacing w:after="100"/>
+      </w:pPr>
+      <w:r>
+        <w:rPr>
+          <w:color w:val="6B6B6B"/>
+          <w:sz w:val="17"/>
+          <w:szCs w:val="17"/>
+        </w:rPr>
+        <w:t xml:space="preserve">https://youtu.be/9CLobhNmmvE</w:t>
+      </w:r>
+    </w:p>
+    <w:p>
+      <w:pPr>
+        <w:pBdr>
+          <w:bottom w:val="dotted" w:color="C8C8C8" w:sz="4" w:space="4"/>
+        </w:pBdr>
+        <w:spacing w:after="240" w:before="100"/>
+      </w:pPr>
+      <w:r>
+        <w:rPr>
+          <w:i/>
+          <w:iCs/>
+          <w:color w:val="AAAAAA"/>
+          <w:sz w:val="17"/>
+          <w:szCs w:val="17"/>
+        </w:rPr>
+        <w:t xml:space="preserve">Correção: </w:t>
+      </w:r>
+    </w:p>
+    <w:p>
+      <w:pPr>
+        <w:pStyle w:val="Heading3"/>
+        <w:spacing w:after="100" w:before="280"/>
+      </w:pPr>
+      <w:r>
+        <w:rPr>
+          <w:b/>
+          <w:bCs/>
+          <w:color w:val="111111"/>
+          <w:sz w:val="23"/>
+          <w:szCs w:val="23"/>
+        </w:rPr>
+        <w:t xml:space="preserve">Rinoplastia — vídeo 2</w:t>
+      </w:r>
+    </w:p>
+    <w:p>
+      <w:pPr>
+        <w:spacing w:after="100"/>
+      </w:pPr>
+      <w:r>
+        <w:rPr>
+          <w:color w:val="6B6B6B"/>
+          <w:sz w:val="19"/>
+          <w:szCs w:val="19"/>
+        </w:rPr>
+        <w:t xml:space="preserve">Dr. Henrique Reis fala sobre a cirurgia do nariz</w:t>
+      </w:r>
+    </w:p>
+    <w:p>
+      <w:pPr>
+        <w:spacing w:after="100"/>
+      </w:pPr>
+      <w:r>
+        <w:rPr>
+          <w:sz w:val="19"/>
+          <w:szCs w:val="19"/>
+        </w:rPr>
+        <w:t xml:space="preserve">Aba Cuidados — Rinoplastia</w:t>
+      </w:r>
+    </w:p>
+    <w:p>
+      <w:pPr>
+        <w:spacing w:after="100"/>
+      </w:pPr>
+      <w:r>
+        <w:rPr>
+          <w:color w:val="6B6B6B"/>
+          <w:sz w:val="17"/>
+          <w:szCs w:val="17"/>
+        </w:rPr>
+        <w:t xml:space="preserve">https://youtu.be/2ncYLc1kOdg</w:t>
+      </w:r>
+    </w:p>
+    <w:p>
+      <w:pPr>
+        <w:pBdr>
+          <w:bottom w:val="dotted" w:color="C8C8C8" w:sz="4" w:space="4"/>
+        </w:pBdr>
+        <w:spacing w:after="240" w:before="100"/>
+      </w:pPr>
+      <w:r>
+        <w:rPr>
+          <w:i/>
+          <w:iCs/>
+          <w:color w:val="AAAAAA"/>
+          <w:sz w:val="17"/>
+          <w:szCs w:val="17"/>
+        </w:rPr>
+        <w:t xml:space="preserve">Correção: </w:t>
+      </w:r>
+    </w:p>
+    <w:p>
+      <w:pPr>
+        <w:pStyle w:val="Heading3"/>
+        <w:spacing w:after="100" w:before="280"/>
+      </w:pPr>
+      <w:r>
+        <w:rPr>
+          <w:b/>
+          <w:bCs/>
+          <w:color w:val="111111"/>
+          <w:sz w:val="23"/>
+          <w:szCs w:val="23"/>
+        </w:rPr>
+        <w:t xml:space="preserve">Rinoplastia — vídeo 3</w:t>
+      </w:r>
+    </w:p>
+    <w:p>
+      <w:pPr>
+        <w:spacing w:after="100"/>
+      </w:pPr>
+      <w:r>
+        <w:rPr>
+          <w:color w:val="6B6B6B"/>
+          <w:sz w:val="19"/>
+          <w:szCs w:val="19"/>
+        </w:rPr>
+        <w:t xml:space="preserve">Dr. Henrique Reis fala sobre a cirurgia do nariz</w:t>
+      </w:r>
+    </w:p>
+    <w:p>
+      <w:pPr>
+        <w:spacing w:after="100"/>
+      </w:pPr>
+      <w:r>
+        <w:rPr>
+          <w:sz w:val="19"/>
+          <w:szCs w:val="19"/>
+        </w:rPr>
+        <w:t xml:space="preserve">Aba Cuidados — Rinoplastia</w:t>
+      </w:r>
+    </w:p>
+    <w:p>
+      <w:pPr>
+        <w:spacing w:after="100"/>
+      </w:pPr>
+      <w:r>
+        <w:rPr>
+          <w:color w:val="6B6B6B"/>
+          <w:sz w:val="17"/>
+          <w:szCs w:val="17"/>
+        </w:rPr>
+        <w:t xml:space="preserve">https://youtu.be/KQmuGYKhaH8</w:t>
+      </w:r>
+    </w:p>
+    <w:p>
+      <w:pPr>
+        <w:pBdr>
+          <w:bottom w:val="dotted" w:color="C8C8C8" w:sz="4" w:space="4"/>
+        </w:pBdr>
+        <w:spacing w:after="240" w:before="100"/>
+      </w:pPr>
+      <w:r>
+        <w:rPr>
+          <w:i/>
+          <w:iCs/>
+          <w:color w:val="AAAAAA"/>
+          <w:sz w:val="17"/>
+          <w:szCs w:val="17"/>
+        </w:rPr>
+        <w:t xml:space="preserve">Correção: </w:t>
+      </w:r>
+    </w:p>
+    <w:p>
+      <w:pPr>
+        <w:pStyle w:val="Heading3"/>
+        <w:spacing w:after="100" w:before="280"/>
+      </w:pPr>
+      <w:r>
+        <w:rPr>
+          <w:b/>
+          <w:bCs/>
+          <w:color w:val="111111"/>
+          <w:sz w:val="23"/>
+          <w:szCs w:val="23"/>
+        </w:rPr>
+        <w:t xml:space="preserve">Facelift — parte 1</w:t>
+      </w:r>
+    </w:p>
+    <w:p>
+      <w:pPr>
+        <w:spacing w:after="100"/>
+      </w:pPr>
+      <w:r>
+        <w:rPr>
+          <w:color w:val="6B6B6B"/>
+          <w:sz w:val="19"/>
+          <w:szCs w:val="19"/>
+        </w:rPr>
+        <w:t xml:space="preserve">Dr. Henrique Reis explica o rejuvenescimento facial cirúrgico</w:t>
+      </w:r>
+    </w:p>
+    <w:p>
+      <w:pPr>
+        <w:spacing w:after="100"/>
+      </w:pPr>
+      <w:r>
+        <w:rPr>
+          <w:sz w:val="19"/>
+          <w:szCs w:val="19"/>
+        </w:rPr>
+        <w:t xml:space="preserve">Aba Cuidados — Face HD Concept</w:t>
+      </w:r>
+    </w:p>
+    <w:p>
+      <w:pPr>
+        <w:spacing w:after="100"/>
+      </w:pPr>
+      <w:r>
+        <w:rPr>
+          <w:color w:val="6B6B6B"/>
+          <w:sz w:val="17"/>
+          <w:szCs w:val="17"/>
+        </w:rPr>
+        <w:t xml:space="preserve">https://youtu.be/8ZIfYre0uKU</w:t>
+      </w:r>
+    </w:p>
+    <w:p>
+      <w:pPr>
+        <w:pBdr>
+          <w:bottom w:val="dotted" w:color="C8C8C8" w:sz="4" w:space="4"/>
+        </w:pBdr>
+        <w:spacing w:after="240" w:before="100"/>
+      </w:pPr>
+      <w:r>
+        <w:rPr>
+          <w:i/>
+          <w:iCs/>
+          <w:color w:val="AAAAAA"/>
+          <w:sz w:val="17"/>
+          <w:szCs w:val="17"/>
+        </w:rPr>
+        <w:t xml:space="preserve">Correção: </w:t>
+      </w:r>
+    </w:p>
+    <w:p>
+      <w:pPr>
+        <w:pStyle w:val="Heading3"/>
+        <w:spacing w:after="100" w:before="280"/>
+      </w:pPr>
+      <w:r>
+        <w:rPr>
+          <w:b/>
+          <w:bCs/>
+          <w:color w:val="111111"/>
+          <w:sz w:val="23"/>
+          <w:szCs w:val="23"/>
+        </w:rPr>
+        <w:t xml:space="preserve">Facelift — parte 2</w:t>
+      </w:r>
+    </w:p>
+    <w:p>
+      <w:pPr>
+        <w:spacing w:after="100"/>
+      </w:pPr>
+      <w:r>
+        <w:rPr>
+          <w:color w:val="6B6B6B"/>
+          <w:sz w:val="19"/>
+          <w:szCs w:val="19"/>
+        </w:rPr>
+        <w:t xml:space="preserve">Continuação, com o que esperar da recuperação</w:t>
+      </w:r>
+    </w:p>
+    <w:p>
+      <w:pPr>
+        <w:spacing w:after="100"/>
+      </w:pPr>
+      <w:r>
+        <w:rPr>
+          <w:sz w:val="19"/>
+          <w:szCs w:val="19"/>
+        </w:rPr>
+        <w:t xml:space="preserve">Aba Cuidados — Face HD Concept</w:t>
+      </w:r>
+    </w:p>
+    <w:p>
+      <w:pPr>
+        <w:spacing w:after="100"/>
+      </w:pPr>
+      <w:r>
+        <w:rPr>
+          <w:color w:val="6B6B6B"/>
+          <w:sz w:val="17"/>
+          <w:szCs w:val="17"/>
+        </w:rPr>
+        <w:t xml:space="preserve">https://youtu.be/5OwJWMBMo20</w:t>
+      </w:r>
+    </w:p>
+    <w:p>
+      <w:pPr>
+        <w:pBdr>
+          <w:bottom w:val="dotted" w:color="C8C8C8" w:sz="4" w:space="4"/>
+        </w:pBdr>
+        <w:spacing w:after="240" w:before="100"/>
+      </w:pPr>
+      <w:r>
+        <w:rPr>
+          <w:i/>
+          <w:iCs/>
+          <w:color w:val="AAAAAA"/>
+          <w:sz w:val="17"/>
+          <w:szCs w:val="17"/>
+        </w:rPr>
+        <w:t xml:space="preserve">Correção: </w:t>
+      </w:r>
+    </w:p>
+    <w:p>
+      <w:pPr>
+        <w:pStyle w:val="Heading3"/>
+        <w:spacing w:after="100" w:before="280"/>
+      </w:pPr>
+      <w:r>
+        <w:rPr>
+          <w:b/>
+          <w:bCs/>
+          <w:color w:val="111111"/>
+          <w:sz w:val="23"/>
+          <w:szCs w:val="23"/>
+        </w:rPr>
+        <w:t xml:space="preserve">BodyTite na prática, no centro cirúrgico</w:t>
+      </w:r>
+    </w:p>
+    <w:p>
+      <w:pPr>
+        <w:spacing w:after="100"/>
+      </w:pPr>
+      <w:r>
+        <w:rPr>
+          <w:color w:val="6B6B6B"/>
+          <w:sz w:val="19"/>
+          <w:szCs w:val="19"/>
+        </w:rPr>
+        <w:t xml:space="preserve">A tecnologia em uso durante a cirurgia</w:t>
+      </w:r>
+    </w:p>
+    <w:p>
+      <w:pPr>
+        <w:spacing w:after="100"/>
+      </w:pPr>
+      <w:r>
+        <w:rPr>
+          <w:sz w:val="19"/>
+          <w:szCs w:val="19"/>
+        </w:rPr>
+        <w:t xml:space="preserve">Aba Cuidados — Lipo HD Concept</w:t>
+      </w:r>
+    </w:p>
+    <w:p>
+      <w:pPr>
+        <w:spacing w:after="100"/>
+      </w:pPr>
+      <w:r>
+        <w:rPr>
+          <w:color w:val="6B6B6B"/>
+          <w:sz w:val="17"/>
+          <w:szCs w:val="17"/>
+        </w:rPr>
+        <w:t xml:space="preserve">https://youtu.be/fgwiOcY0YUQ</w:t>
+      </w:r>
+    </w:p>
+    <w:p>
+      <w:pPr>
+        <w:pBdr>
+          <w:bottom w:val="dotted" w:color="C8C8C8" w:sz="4" w:space="4"/>
+        </w:pBdr>
+        <w:spacing w:after="240" w:before="100"/>
+      </w:pPr>
+      <w:r>
+        <w:rPr>
+          <w:i/>
+          <w:iCs/>
+          <w:color w:val="AAAAAA"/>
+          <w:sz w:val="17"/>
+          <w:szCs w:val="17"/>
+        </w:rPr>
+        <w:t xml:space="preserve">Correção: </w:t>
+      </w:r>
+    </w:p>
+    <w:p>
+      <w:pPr>
+        <w:pStyle w:val="Heading3"/>
+        <w:spacing w:after="100" w:before="280"/>
+      </w:pPr>
+      <w:r>
+        <w:rPr>
+          <w:b/>
+          <w:bCs/>
+          <w:color w:val="111111"/>
+          <w:sz w:val="23"/>
+          <w:szCs w:val="23"/>
+        </w:rPr>
+        <w:t xml:space="preserve">O que é o BodyTite</w:t>
+      </w:r>
+    </w:p>
+    <w:p>
+      <w:pPr>
+        <w:spacing w:after="100"/>
+      </w:pPr>
+      <w:r>
+        <w:rPr>
+          <w:color w:val="6B6B6B"/>
+          <w:sz w:val="19"/>
+          <w:szCs w:val="19"/>
+        </w:rPr>
+        <w:t xml:space="preserve">Como ele age na retração da pele</w:t>
+      </w:r>
+    </w:p>
+    <w:p>
+      <w:pPr>
+        <w:spacing w:after="100"/>
+      </w:pPr>
+      <w:r>
+        <w:rPr>
+          <w:sz w:val="19"/>
+          <w:szCs w:val="19"/>
+        </w:rPr>
+        <w:t xml:space="preserve">Aba Cuidados — Lipo HD Concept</w:t>
+      </w:r>
+    </w:p>
+    <w:p>
+      <w:pPr>
+        <w:spacing w:after="100"/>
+      </w:pPr>
+      <w:r>
+        <w:rPr>
+          <w:color w:val="6B6B6B"/>
+          <w:sz w:val="17"/>
+          <w:szCs w:val="17"/>
+        </w:rPr>
+        <w:t xml:space="preserve">https://youtu.be/Cd4TBH1Bwy4</w:t>
+      </w:r>
+    </w:p>
+    <w:p>
+      <w:pPr>
+        <w:pBdr>
+          <w:bottom w:val="dotted" w:color="C8C8C8" w:sz="4" w:space="4"/>
+        </w:pBdr>
+        <w:spacing w:after="240" w:before="100"/>
+      </w:pPr>
+      <w:r>
+        <w:rPr>
+          <w:i/>
+          <w:iCs/>
+          <w:color w:val="AAAAAA"/>
+          <w:sz w:val="17"/>
+          <w:szCs w:val="17"/>
+        </w:rPr>
+        <w:t xml:space="preserve">Correção: </w:t>
+      </w:r>
+    </w:p>
+    <w:p>
+      <w:pPr>
+        <w:pStyle w:val="Heading3"/>
+        <w:spacing w:after="100" w:before="280"/>
+      </w:pPr>
+      <w:r>
+        <w:rPr>
+          <w:b/>
+          <w:bCs/>
+          <w:color w:val="111111"/>
+          <w:sz w:val="23"/>
+          <w:szCs w:val="23"/>
+        </w:rPr>
+        <w:t xml:space="preserve">Lipoaspiração e lipoenxertia — parte 1</w:t>
+      </w:r>
+    </w:p>
+    <w:p>
+      <w:pPr>
+        <w:spacing w:after="100"/>
+      </w:pPr>
+      <w:r>
+        <w:rPr>
+          <w:color w:val="6B6B6B"/>
+          <w:sz w:val="19"/>
+          <w:szCs w:val="19"/>
+        </w:rPr>
+        <w:t xml:space="preserve">Dr. Henrique Reis explica como a cirurgia é planejada e feita</w:t>
+      </w:r>
+    </w:p>
+    <w:p>
+      <w:pPr>
+        <w:spacing w:after="100"/>
+      </w:pPr>
+      <w:r>
+        <w:rPr>
+          <w:sz w:val="19"/>
+          <w:szCs w:val="19"/>
+        </w:rPr>
+        <w:t xml:space="preserve">Aba Cuidados — Lipo HD Concept, Lipoescultura</w:t>
+      </w:r>
+    </w:p>
+    <w:p>
+      <w:pPr>
+        <w:spacing w:after="100"/>
+      </w:pPr>
+      <w:r>
+        <w:rPr>
+          <w:color w:val="6B6B6B"/>
+          <w:sz w:val="17"/>
+          <w:szCs w:val="17"/>
+        </w:rPr>
+        <w:t xml:space="preserve">https://youtu.be/YUS3MWIf75w</w:t>
+      </w:r>
+    </w:p>
+    <w:p>
+      <w:pPr>
+        <w:pBdr>
+          <w:bottom w:val="dotted" w:color="C8C8C8" w:sz="4" w:space="4"/>
+        </w:pBdr>
+        <w:spacing w:after="240" w:before="100"/>
+      </w:pPr>
+      <w:r>
+        <w:rPr>
+          <w:i/>
+          <w:iCs/>
+          <w:color w:val="AAAAAA"/>
+          <w:sz w:val="17"/>
+          <w:szCs w:val="17"/>
+        </w:rPr>
+        <w:t xml:space="preserve">Correção: </w:t>
+      </w:r>
+    </w:p>
+    <w:p>
+      <w:pPr>
+        <w:pStyle w:val="Heading3"/>
+        <w:spacing w:after="100" w:before="280"/>
+      </w:pPr>
+      <w:r>
+        <w:rPr>
+          <w:b/>
+          <w:bCs/>
+          <w:color w:val="111111"/>
+          <w:sz w:val="23"/>
+          <w:szCs w:val="23"/>
+        </w:rPr>
+        <w:t xml:space="preserve">Lipoaspiração e lipoenxertia — parte 2</w:t>
+      </w:r>
+    </w:p>
+    <w:p>
+      <w:pPr>
+        <w:spacing w:after="100"/>
+      </w:pPr>
+      <w:r>
+        <w:rPr>
+          <w:color w:val="6B6B6B"/>
+          <w:sz w:val="19"/>
+          <w:szCs w:val="19"/>
+        </w:rPr>
+        <w:t xml:space="preserve">Continuação, com o que esperar do resultado e da recuperação</w:t>
+      </w:r>
+    </w:p>
+    <w:p>
+      <w:pPr>
+        <w:spacing w:after="100"/>
+      </w:pPr>
+      <w:r>
+        <w:rPr>
+          <w:sz w:val="19"/>
+          <w:szCs w:val="19"/>
+        </w:rPr>
+        <w:t xml:space="preserve">Aba Cuidados — Lipo HD Concept, Lipoescultura</w:t>
+      </w:r>
+    </w:p>
+    <w:p>
+      <w:pPr>
+        <w:spacing w:after="100"/>
+      </w:pPr>
+      <w:r>
+        <w:rPr>
+          <w:color w:val="6B6B6B"/>
+          <w:sz w:val="17"/>
+          <w:szCs w:val="17"/>
+        </w:rPr>
+        <w:t xml:space="preserve">https://youtu.be/JR4c_UespyI</w:t>
+      </w:r>
+    </w:p>
+    <w:p>
+      <w:pPr>
+        <w:pBdr>
+          <w:bottom w:val="dotted" w:color="C8C8C8" w:sz="4" w:space="4"/>
+        </w:pBdr>
+        <w:spacing w:after="240" w:before="100"/>
+      </w:pPr>
+      <w:r>
+        <w:rPr>
+          <w:i/>
+          <w:iCs/>
+          <w:color w:val="AAAAAA"/>
+          <w:sz w:val="17"/>
+          <w:szCs w:val="17"/>
+        </w:rPr>
+        <w:t xml:space="preserve">Correção: </w:t>
+      </w:r>
+    </w:p>
+    <w:p>
+      <w:pPr>
+        <w:pStyle w:val="Heading1"/>
+        <w:pageBreakBefore/>
+        <w:spacing w:after="240"/>
+      </w:pPr>
+      <w:r>
+        <w:rPr>
+          <w:b/>
+          <w:bCs/>
+          <w:color w:val="111111"/>
+          <w:sz w:val="34"/>
+          <w:szCs w:val="34"/>
+        </w:rPr>
+        <w:t xml:space="preserve">7. Avisos exibidos no aplicativo</w:t>
       </w:r>
     </w:p>
     <w:p>

--- a/docs/conteudo-clinico-para-revisao.docx
+++ b/docs/conteudo-clinico-para-revisao.docx
@@ -89,11 +89,11 @@
         <w:rPr>
           <w:b/>
           <w:bCs/>
-          <w:color w:val="9A6209"/>
+          <w:color w:val="067F7B"/>
           <w:sz w:val="20"/>
           <w:szCs w:val="20"/>
         </w:rPr>
-        <w:t xml:space="preserve">Este conteúdo ainda não foi validado clinicamente. Nenhuma paciente deve recebê-lo antes da sua revisão e aprovação.</w:t>
+        <w:t xml:space="preserve">Conteúdo revisado e aprovado pelo Dr. Henrique César dos Reis — CRM/SC 17913 · RQE 17450. Última revisão em 08/08/2026.</w:t>
       </w:r>
     </w:p>
     <w:p>
@@ -1008,7 +1008,7 @@
           <w:sz w:val="21"/>
           <w:szCs w:val="21"/>
         </w:rPr>
-        <w:t xml:space="preserve">Drenagem linfática é parte essencial do resultado</w:t>
+        <w:t xml:space="preserve">Drenagem linfática quando indicada pela equipe</w:t>
       </w:r>
     </w:p>
     <w:p>
@@ -5731,7 +5731,7 @@
           <w:sz w:val="21"/>
           <w:szCs w:val="21"/>
         </w:rPr>
-        <w:t xml:space="preserve">O inchaço já saiu e o que você vê começa a ser o resultado de verdade.</w:t>
+        <w:t xml:space="preserve">Na maioria dos tratamentos os sinais iniciais já reduziram bastante, e o que você vê começa a ser o resultado. O tempo varia conforme o procedimento realizado.</w:t>
       </w:r>
     </w:p>
     <w:p>
@@ -5764,7 +5764,7 @@
           <w:sz w:val="21"/>
           <w:szCs w:val="21"/>
         </w:rPr>
-        <w:t xml:space="preserve">Aparência natural, sem sinais do procedimento</w:t>
+        <w:t xml:space="preserve">Sinais do procedimento bem menos visíveis do que nos primeiros dias</w:t>
       </w:r>
     </w:p>
     <w:p>
@@ -5799,6 +5799,23 @@
           <w:szCs w:val="21"/>
         </w:rPr>
         <w:t xml:space="preserve">Pequenas assimetrias que ainda podem se ajustar</w:t>
+      </w:r>
+    </w:p>
+    <w:p>
+      <w:pPr>
+        <w:pStyle w:val="ListParagraph"/>
+        <w:numPr>
+          <w:ilvl w:val="0"/>
+          <w:numId w:val="2"/>
+        </w:numPr>
+        <w:spacing w:after="60"/>
+      </w:pPr>
+      <w:r>
+        <w:rPr>
+          <w:sz w:val="21"/>
+          <w:szCs w:val="21"/>
+        </w:rPr>
+        <w:t xml:space="preserve">Após laser e Morpheus, a pele pode seguir rosada por mais tempo</w:t>
       </w:r>
     </w:p>
     <w:p>
@@ -5961,7 +5978,7 @@
           <w:sz w:val="21"/>
           <w:szCs w:val="21"/>
         </w:rPr>
-        <w:t xml:space="preserve">Na maioria das pacientes o resultado já está estável. A partir daqui o que conta é manutenção e acompanhamento.</w:t>
+        <w:t xml:space="preserve">Na maioria das pacientes o resultado já está estável, embora cada tratamento tenha o seu próprio tempo. A partir daqui o que conta é manutenção e acompanhamento.</w:t>
       </w:r>
     </w:p>
     <w:p>
@@ -6012,6 +6029,23 @@
           <w:szCs w:val="21"/>
         </w:rPr>
         <w:t xml:space="preserve">Em bioestimuladores, ganho progressivo até cerca de 3 meses</w:t>
+      </w:r>
+    </w:p>
+    <w:p>
+      <w:pPr>
+        <w:pStyle w:val="ListParagraph"/>
+        <w:numPr>
+          <w:ilvl w:val="0"/>
+          <w:numId w:val="2"/>
+        </w:numPr>
+        <w:spacing w:after="60"/>
+      </w:pPr>
+      <w:r>
+        <w:rPr>
+          <w:sz w:val="21"/>
+          <w:szCs w:val="21"/>
+        </w:rPr>
+        <w:t xml:space="preserve">Após laser e Morpheus, textura e firmeza podem seguir evoluindo por alguns meses</w:t>
       </w:r>
     </w:p>
     <w:p>
@@ -6911,7 +6945,7 @@
                 <w:sz w:val="20"/>
                 <w:szCs w:val="20"/>
               </w:rPr>
-              <w:t xml:space="preserve">Fase de maior endurecimento — a drenagem faz diferença aqui</w:t>
+              <w:t xml:space="preserve">Fase de maior endurecimento — quando indicada, a drenagem ajuda nesta fase</w:t>
             </w:r>
           </w:p>
         </w:tc>
@@ -10031,7 +10065,7 @@
           <w:sz w:val="21"/>
           <w:szCs w:val="21"/>
         </w:rPr>
-        <w:t xml:space="preserve">Quando tratado cedo, não compromete o resultado final.</w:t>
+        <w:t xml:space="preserve">Quanto mais cedo tratado, menor o impacto no resultado final.</w:t>
       </w:r>
     </w:p>
     <w:p>
@@ -11176,7 +11210,7 @@
           <w:sz w:val="21"/>
           <w:szCs w:val="21"/>
         </w:rPr>
-        <w:t xml:space="preserve">Dor intensa e desproporcional, pele esbranquiçada ou com manchas arroxeadas em desenho de renda: ligue agora. Resolvido nas primeiras horas, não deixa consequência.</w:t>
+        <w:t xml:space="preserve">Dor intensa e desproporcional, pele esbranquiçada ou com manchas arroxeadas em desenho de renda: ligue agora. O atendimento nas primeiras horas reduz muito o risco de sequela.</w:t>
       </w:r>
     </w:p>
     <w:p>
@@ -11226,7 +11260,7 @@
           <w:sz w:val="21"/>
           <w:szCs w:val="21"/>
         </w:rPr>
-        <w:t xml:space="preserve">É raro, mas o tempo importa muito: existe uma substância que dissolve o preenchimento e reverte o quadro.</w:t>
+        <w:t xml:space="preserve">É raro, mas o tempo importa muito: existe uma substância que dissolve o preenchimento e é usada para tratar essa situação.</w:t>
       </w:r>
     </w:p>
     <w:p>
@@ -11726,7 +11760,7 @@
           <w:sz w:val="21"/>
           <w:szCs w:val="21"/>
         </w:rPr>
-        <w:t xml:space="preserve">Infecção tratada cedo não deixa marca.</w:t>
+        <w:t xml:space="preserve">O tratamento precoce reduz o risco de complicações e de marca na pele.</w:t>
       </w:r>
     </w:p>
     <w:p>
@@ -11904,7 +11938,7 @@
           <w:sz w:val="21"/>
           <w:szCs w:val="21"/>
         </w:rPr>
-        <w:t xml:space="preserve">Avaliada cedo, a situação se resolve sem deixar marca.</w:t>
+        <w:t xml:space="preserve">A avaliação precoce reduz o risco de a pele ficar marcada.</w:t>
       </w:r>
     </w:p>
     <w:p>
@@ -12276,7 +12310,7 @@
           <w:sz w:val="21"/>
           <w:szCs w:val="21"/>
         </w:rPr>
-        <w:t xml:space="preserve">É uma intercorrência comum e resolvida em consulta, sem necessidade de nova cirurgia.</w:t>
+        <w:t xml:space="preserve">É uma intercorrência comum e na maioria das vezes resolvida em consulta.</w:t>
       </w:r>
     </w:p>
     <w:p>
@@ -14065,7 +14099,7 @@
           <w:sz w:val="21"/>
           <w:szCs w:val="21"/>
         </w:rPr>
-        <w:t xml:space="preserve">Nódulos palpáveis devem ser mostrados à equipe. Quase sempre têm tratamento simples, e quanto antes avaliados, mais fácil.</w:t>
+        <w:t xml:space="preserve">Nódulos palpáveis devem ser mostrados à equipe. Costumam ter tratamento, e quanto antes avaliados, mais simples a conduta.</w:t>
       </w:r>
     </w:p>
     <w:p>
@@ -14293,7 +14327,7 @@
           <w:sz w:val="21"/>
           <w:szCs w:val="21"/>
         </w:rPr>
-        <w:t xml:space="preserve">Tratado nas primeiras horas, resolve rápido e sem deixar marca.</w:t>
+        <w:t xml:space="preserve">O tratamento iniciado nas primeiras horas costuma encurtar o quadro e reduzir o risco de marca.</w:t>
       </w:r>
     </w:p>
     <w:p>
@@ -21445,7 +21479,7 @@
           <w:sz w:val="19"/>
           <w:szCs w:val="19"/>
         </w:rPr>
-        <w:t xml:space="preserve">"A compressão é parte do resultado, não um detalhe"  |  Aplica-se a: somente cirurgias</w:t>
+        <w:t xml:space="preserve">"O tempo de uso e o modelo são definidos para o seu procedimento"  |  Aplica-se a: somente cirurgias</w:t>
       </w:r>
     </w:p>
     <w:p>
@@ -21478,41 +21512,41 @@
           <w:sz w:val="21"/>
           <w:szCs w:val="21"/>
         </w:rPr>
-        <w:t xml:space="preserve">Reduz o inchaço e ajuda o corpo a reabsorver líquido</w:t>
-      </w:r>
-    </w:p>
-    <w:p>
-      <w:pPr>
-        <w:pStyle w:val="ListParagraph"/>
-        <w:numPr>
-          <w:ilvl w:val="0"/>
-          <w:numId w:val="2"/>
-        </w:numPr>
-        <w:spacing w:after="60"/>
-      </w:pPr>
-      <w:r>
-        <w:rPr>
-          <w:sz w:val="21"/>
-          <w:szCs w:val="21"/>
-        </w:rPr>
-        <w:t xml:space="preserve">Mantém a pele acomodada no novo contorno</w:t>
-      </w:r>
-    </w:p>
-    <w:p>
-      <w:pPr>
-        <w:pStyle w:val="ListParagraph"/>
-        <w:numPr>
-          <w:ilvl w:val="0"/>
-          <w:numId w:val="2"/>
-        </w:numPr>
-        <w:spacing w:after="60"/>
-      </w:pPr>
-      <w:r>
-        <w:rPr>
-          <w:sz w:val="21"/>
-          <w:szCs w:val="21"/>
-        </w:rPr>
-        <w:t xml:space="preserve">Diminui a chance de seroma e melhora o conforto</w:t>
+        <w:t xml:space="preserve">Ajuda a reduzir o inchaço e o desconforto</w:t>
+      </w:r>
+    </w:p>
+    <w:p>
+      <w:pPr>
+        <w:pStyle w:val="ListParagraph"/>
+        <w:numPr>
+          <w:ilvl w:val="0"/>
+          <w:numId w:val="2"/>
+        </w:numPr>
+        <w:spacing w:after="60"/>
+      </w:pPr>
+      <w:r>
+        <w:rPr>
+          <w:sz w:val="21"/>
+          <w:szCs w:val="21"/>
+        </w:rPr>
+        <w:t xml:space="preserve">Contribui para a pele se acomodar ao novo contorno</w:t>
+      </w:r>
+    </w:p>
+    <w:p>
+      <w:pPr>
+        <w:pStyle w:val="ListParagraph"/>
+        <w:numPr>
+          <w:ilvl w:val="0"/>
+          <w:numId w:val="2"/>
+        </w:numPr>
+        <w:spacing w:after="60"/>
+      </w:pPr>
+      <w:r>
+        <w:rPr>
+          <w:sz w:val="21"/>
+          <w:szCs w:val="21"/>
+        </w:rPr>
+        <w:t xml:space="preserve">A peça, o tempo de uso e as pausas variam conforme o procedimento — siga o que foi orientado para você</w:t>
       </w:r>
     </w:p>
     <w:p>
@@ -21545,41 +21579,41 @@
           <w:sz w:val="21"/>
           <w:szCs w:val="21"/>
         </w:rPr>
-        <w:t xml:space="preserve">Em tempo integral nas primeiras semanas, inclusive para dormir</w:t>
-      </w:r>
-    </w:p>
-    <w:p>
-      <w:pPr>
-        <w:pStyle w:val="ListParagraph"/>
-        <w:numPr>
-          <w:ilvl w:val="0"/>
-          <w:numId w:val="2"/>
-        </w:numPr>
-        <w:spacing w:after="60"/>
-      </w:pPr>
-      <w:r>
-        <w:rPr>
-          <w:sz w:val="21"/>
-          <w:szCs w:val="21"/>
-        </w:rPr>
-        <w:t xml:space="preserve">Retire apenas para o banho, salvo orientação diferente</w:t>
-      </w:r>
-    </w:p>
-    <w:p>
-      <w:pPr>
-        <w:pStyle w:val="ListParagraph"/>
-        <w:numPr>
-          <w:ilvl w:val="0"/>
-          <w:numId w:val="2"/>
-        </w:numPr>
-        <w:spacing w:after="60"/>
-      </w:pPr>
-      <w:r>
-        <w:rPr>
-          <w:sz w:val="21"/>
-          <w:szCs w:val="21"/>
-        </w:rPr>
-        <w:t xml:space="preserve">Deve ficar firme e confortável — você deve conseguir passar dois dedos entre a peça e a pele</w:t>
+        <w:t xml:space="preserve">Use pelo tempo e nos períodos que a equipe orientou para o seu caso</w:t>
+      </w:r>
+    </w:p>
+    <w:p>
+      <w:pPr>
+        <w:pStyle w:val="ListParagraph"/>
+        <w:numPr>
+          <w:ilvl w:val="0"/>
+          <w:numId w:val="2"/>
+        </w:numPr>
+        <w:spacing w:after="60"/>
+      </w:pPr>
+      <w:r>
+        <w:rPr>
+          <w:sz w:val="21"/>
+          <w:szCs w:val="21"/>
+        </w:rPr>
+        <w:t xml:space="preserve">Não aperte, ajuste nem troque de tamanho por conta própria</w:t>
+      </w:r>
+    </w:p>
+    <w:p>
+      <w:pPr>
+        <w:pStyle w:val="ListParagraph"/>
+        <w:numPr>
+          <w:ilvl w:val="0"/>
+          <w:numId w:val="2"/>
+        </w:numPr>
+        <w:spacing w:after="60"/>
+      </w:pPr>
+      <w:r>
+        <w:rPr>
+          <w:sz w:val="21"/>
+          <w:szCs w:val="21"/>
+        </w:rPr>
+        <w:t xml:space="preserve">Deve ficar firme e confortável, nunca a ponto de doer ou marcar fundo</w:t>
       </w:r>
     </w:p>
     <w:p>
@@ -22042,7 +22076,7 @@
           <w:sz w:val="21"/>
           <w:szCs w:val="21"/>
         </w:rPr>
-        <w:t xml:space="preserve">Não suspenda o antibiótico antes do fim, mesmo se estiver bem</w:t>
+        <w:t xml:space="preserve">Não altere nem interrompa nenhum tratamento sem orientação da equipe, mesmo se estiver bem</w:t>
       </w:r>
     </w:p>
     <w:p>
@@ -22240,7 +22274,7 @@
           <w:sz w:val="19"/>
           <w:szCs w:val="19"/>
         </w:rPr>
-        <w:t xml:space="preserve">"Um dos fatores que mais influenciam o resultado"  |  Aplica-se a: somente cirurgias</w:t>
+        <w:t xml:space="preserve">"Quando indicada, é a equipe que define início e frequência"  |  Aplica-se a: somente cirurgias</w:t>
       </w:r>
     </w:p>
     <w:p>
@@ -22273,41 +22307,41 @@
           <w:sz w:val="21"/>
           <w:szCs w:val="21"/>
         </w:rPr>
-        <w:t xml:space="preserve">Acelera a saída do líquido acumulado e reduz o inchaço</w:t>
-      </w:r>
-    </w:p>
-    <w:p>
-      <w:pPr>
-        <w:pStyle w:val="ListParagraph"/>
-        <w:numPr>
-          <w:ilvl w:val="0"/>
-          <w:numId w:val="2"/>
-        </w:numPr>
-        <w:spacing w:after="60"/>
-      </w:pPr>
-      <w:r>
-        <w:rPr>
-          <w:sz w:val="21"/>
-          <w:szCs w:val="21"/>
-        </w:rPr>
-        <w:t xml:space="preserve">Previne e trata a fibrose, que deixa o contorno irregular</w:t>
-      </w:r>
-    </w:p>
-    <w:p>
-      <w:pPr>
-        <w:pStyle w:val="ListParagraph"/>
-        <w:numPr>
-          <w:ilvl w:val="0"/>
-          <w:numId w:val="2"/>
-        </w:numPr>
-        <w:spacing w:after="60"/>
-      </w:pPr>
-      <w:r>
-        <w:rPr>
-          <w:sz w:val="21"/>
-          <w:szCs w:val="21"/>
-        </w:rPr>
-        <w:t xml:space="preserve">Melhora o conforto e a sensação de peso</w:t>
+        <w:t xml:space="preserve">Quando indicada, pode auxiliar no controle do inchaço e no conforto da recuperação</w:t>
+      </w:r>
+    </w:p>
+    <w:p>
+      <w:pPr>
+        <w:pStyle w:val="ListParagraph"/>
+        <w:numPr>
+          <w:ilvl w:val="0"/>
+          <w:numId w:val="2"/>
+        </w:numPr>
+        <w:spacing w:after="60"/>
+      </w:pPr>
+      <w:r>
+        <w:rPr>
+          <w:sz w:val="21"/>
+          <w:szCs w:val="21"/>
+        </w:rPr>
+        <w:t xml:space="preserve">Costuma ajudar no manejo da fibrose, que deixa o contorno irregular</w:t>
+      </w:r>
+    </w:p>
+    <w:p>
+      <w:pPr>
+        <w:pStyle w:val="ListParagraph"/>
+        <w:numPr>
+          <w:ilvl w:val="0"/>
+          <w:numId w:val="2"/>
+        </w:numPr>
+        <w:spacing w:after="60"/>
+      </w:pPr>
+      <w:r>
+        <w:rPr>
+          <w:sz w:val="21"/>
+          <w:szCs w:val="21"/>
+        </w:rPr>
+        <w:t xml:space="preserve">Nem toda paciente precisa, e o protocolo varia conforme o procedimento e o seu caso</w:t>
       </w:r>
     </w:p>
     <w:p>
@@ -22340,7 +22374,7 @@
           <w:sz w:val="21"/>
           <w:szCs w:val="21"/>
         </w:rPr>
-        <w:t xml:space="preserve">Início conforme liberação da equipe, em geral entre o 2º e o 5º dia</w:t>
+        <w:t xml:space="preserve">Início e frequência são definidos pela equipe, caso a caso</w:t>
       </w:r>
     </w:p>
     <w:p>
@@ -22358,23 +22392,6 @@
           <w:szCs w:val="21"/>
         </w:rPr>
         <w:t xml:space="preserve">Sempre com profissional habilitado em pós-operatório de cirurgia plástica</w:t>
-      </w:r>
-    </w:p>
-    <w:p>
-      <w:pPr>
-        <w:pStyle w:val="ListParagraph"/>
-        <w:numPr>
-          <w:ilvl w:val="0"/>
-          <w:numId w:val="2"/>
-        </w:numPr>
-        <w:spacing w:after="60"/>
-      </w:pPr>
-      <w:r>
-        <w:rPr>
-          <w:sz w:val="21"/>
-          <w:szCs w:val="21"/>
-        </w:rPr>
-        <w:t xml:space="preserve">Frequência habitual: 3 a 5 sessões na primeira semana, reduzindo depois</w:t>
       </w:r>
     </w:p>
     <w:p>

--- a/docs/conteudo-clinico-para-revisao.docx
+++ b/docs/conteudo-clinico-para-revisao.docx
@@ -21128,75 +21128,92 @@
           <w:sz w:val="17"/>
           <w:szCs w:val="17"/>
         </w:rPr>
-        <w:t xml:space="preserve">SE HOUVE ENXERTIA DE GORDURA</w:t>
-      </w:r>
-    </w:p>
-    <w:p>
-      <w:pPr>
-        <w:pStyle w:val="ListParagraph"/>
-        <w:numPr>
-          <w:ilvl w:val="0"/>
-          <w:numId w:val="2"/>
-        </w:numPr>
-        <w:spacing w:after="60"/>
-      </w:pPr>
-      <w:r>
-        <w:rPr>
-          <w:sz w:val="21"/>
-          <w:szCs w:val="21"/>
-        </w:rPr>
-        <w:t xml:space="preserve">Evite pressão sobre a área enxertada nas primeiras semanas</w:t>
-      </w:r>
-    </w:p>
-    <w:p>
-      <w:pPr>
-        <w:pStyle w:val="ListParagraph"/>
-        <w:numPr>
-          <w:ilvl w:val="0"/>
-          <w:numId w:val="2"/>
-        </w:numPr>
-        <w:spacing w:after="60"/>
-      </w:pPr>
-      <w:r>
-        <w:rPr>
-          <w:sz w:val="21"/>
-          <w:szCs w:val="21"/>
-        </w:rPr>
-        <w:t xml:space="preserve">Siga com rigor as orientações de posição para dormir e para sentar</w:t>
-      </w:r>
-    </w:p>
-    <w:p>
-      <w:pPr>
-        <w:pStyle w:val="ListParagraph"/>
-        <w:numPr>
-          <w:ilvl w:val="0"/>
-          <w:numId w:val="2"/>
-        </w:numPr>
-        <w:spacing w:after="60"/>
-      </w:pPr>
-      <w:r>
-        <w:rPr>
-          <w:sz w:val="21"/>
-          <w:szCs w:val="21"/>
-        </w:rPr>
-        <w:t xml:space="preserve">Não massageie a região enxertada sem orientação da equipe</w:t>
-      </w:r>
-    </w:p>
-    <w:p>
-      <w:pPr>
-        <w:pStyle w:val="ListParagraph"/>
-        <w:numPr>
-          <w:ilvl w:val="0"/>
-          <w:numId w:val="2"/>
-        </w:numPr>
-        <w:spacing w:after="60"/>
-      </w:pPr>
-      <w:r>
-        <w:rPr>
-          <w:sz w:val="21"/>
-          <w:szCs w:val="21"/>
-        </w:rPr>
-        <w:t xml:space="preserve">Mantenha boa hidratação e alimentação ao longo de toda a recuperação</w:t>
+        <w:t xml:space="preserve">SE O BODYTITE FEZ PARTE</w:t>
+      </w:r>
+    </w:p>
+    <w:p>
+      <w:pPr>
+        <w:pStyle w:val="ListParagraph"/>
+        <w:numPr>
+          <w:ilvl w:val="0"/>
+          <w:numId w:val="2"/>
+        </w:numPr>
+        <w:spacing w:after="60"/>
+      </w:pPr>
+      <w:r>
+        <w:rPr>
+          <w:sz w:val="21"/>
+          <w:szCs w:val="21"/>
+        </w:rPr>
+        <w:t xml:space="preserve">O BodyTite usa radiofrequência para aquecer a camada profunda da pele durante a cirurgia, estimulando a retração</w:t>
+      </w:r>
+    </w:p>
+    <w:p>
+      <w:pPr>
+        <w:pStyle w:val="ListParagraph"/>
+        <w:numPr>
+          <w:ilvl w:val="0"/>
+          <w:numId w:val="2"/>
+        </w:numPr>
+        <w:spacing w:after="60"/>
+      </w:pPr>
+      <w:r>
+        <w:rPr>
+          <w:sz w:val="21"/>
+          <w:szCs w:val="21"/>
+        </w:rPr>
+        <w:t xml:space="preserve">É indicado quando há flacidez de pele, e nem toda cirurgia inclui — vale o que foi combinado na sua consulta</w:t>
+      </w:r>
+    </w:p>
+    <w:p>
+      <w:pPr>
+        <w:pStyle w:val="ListParagraph"/>
+        <w:numPr>
+          <w:ilvl w:val="0"/>
+          <w:numId w:val="2"/>
+        </w:numPr>
+        <w:spacing w:after="60"/>
+      </w:pPr>
+      <w:r>
+        <w:rPr>
+          <w:sz w:val="21"/>
+          <w:szCs w:val="21"/>
+        </w:rPr>
+        <w:t xml:space="preserve">A retração é progressiva: parte aparece nas primeiras semanas e segue evoluindo ao longo de alguns meses</w:t>
+      </w:r>
+    </w:p>
+    <w:p>
+      <w:pPr>
+        <w:pStyle w:val="ListParagraph"/>
+        <w:numPr>
+          <w:ilvl w:val="0"/>
+          <w:numId w:val="2"/>
+        </w:numPr>
+        <w:spacing w:after="60"/>
+      </w:pPr>
+      <w:r>
+        <w:rPr>
+          <w:sz w:val="21"/>
+          <w:szCs w:val="21"/>
+        </w:rPr>
+        <w:t xml:space="preserve">Calor, sensibilidade e endurecimento na área tratada são esperados no início</w:t>
+      </w:r>
+    </w:p>
+    <w:p>
+      <w:pPr>
+        <w:pStyle w:val="ListParagraph"/>
+        <w:numPr>
+          <w:ilvl w:val="0"/>
+          <w:numId w:val="2"/>
+        </w:numPr>
+        <w:spacing w:after="60"/>
+      </w:pPr>
+      <w:r>
+        <w:rPr>
+          <w:sz w:val="21"/>
+          <w:szCs w:val="21"/>
+        </w:rPr>
+        <w:t xml:space="preserve">A compressão e o acompanhamento ajudam a pele a se acomodar — siga o que foi orientado para você</w:t>
       </w:r>
     </w:p>
     <w:p>
@@ -21212,126 +21229,75 @@
           <w:sz w:val="17"/>
           <w:szCs w:val="17"/>
         </w:rPr>
-        <w:t xml:space="preserve">POR QUE OS CUIDADOS PESAM MAIS AQUI</w:t>
-      </w:r>
-    </w:p>
-    <w:p>
-      <w:pPr>
-        <w:pStyle w:val="ListParagraph"/>
-        <w:numPr>
-          <w:ilvl w:val="0"/>
-          <w:numId w:val="2"/>
-        </w:numPr>
-        <w:spacing w:after="60"/>
-      </w:pPr>
-      <w:r>
-        <w:rPr>
-          <w:sz w:val="21"/>
-          <w:szCs w:val="21"/>
-        </w:rPr>
-        <w:t xml:space="preserve">São os mesmos da lipoaspiração convencional, mas é o que preserva a definição obtida na cirurgia</w:t>
-      </w:r>
-    </w:p>
-    <w:p>
-      <w:pPr>
-        <w:pStyle w:val="ListParagraph"/>
-        <w:numPr>
-          <w:ilvl w:val="0"/>
-          <w:numId w:val="2"/>
-        </w:numPr>
-        <w:spacing w:after="60"/>
-      </w:pPr>
-      <w:r>
-        <w:rPr>
-          <w:sz w:val="21"/>
-          <w:szCs w:val="21"/>
-        </w:rPr>
-        <w:t xml:space="preserve">Cinta conforme a orientação — sem apertar nem ajustar por conta própria</w:t>
-      </w:r>
-    </w:p>
-    <w:p>
-      <w:pPr>
-        <w:pStyle w:val="ListParagraph"/>
-        <w:numPr>
-          <w:ilvl w:val="0"/>
-          <w:numId w:val="2"/>
-        </w:numPr>
-        <w:spacing w:after="60"/>
-      </w:pPr>
-      <w:r>
-        <w:rPr>
-          <w:sz w:val="21"/>
-          <w:szCs w:val="21"/>
-        </w:rPr>
-        <w:t xml:space="preserve">Drenagem linfática e fisioterapia no cronograma indicado</w:t>
-      </w:r>
-    </w:p>
-    <w:p>
-      <w:pPr>
-        <w:pStyle w:val="ListParagraph"/>
-        <w:numPr>
-          <w:ilvl w:val="0"/>
-          <w:numId w:val="2"/>
-        </w:numPr>
-        <w:spacing w:after="60"/>
-      </w:pPr>
-      <w:r>
-        <w:rPr>
-          <w:sz w:val="21"/>
-          <w:szCs w:val="21"/>
-        </w:rPr>
-        <w:t xml:space="preserve">Caminhadas curtas e frequentes desde cedo, que também previnem trombose</w:t>
-      </w:r>
-    </w:p>
-    <w:p>
-      <w:pPr>
-        <w:pStyle w:val="ListParagraph"/>
-        <w:numPr>
-          <w:ilvl w:val="0"/>
-          <w:numId w:val="2"/>
-        </w:numPr>
-        <w:spacing w:after="60"/>
-      </w:pPr>
-      <w:r>
-        <w:rPr>
-          <w:sz w:val="21"/>
-          <w:szCs w:val="21"/>
-        </w:rPr>
-        <w:t xml:space="preserve">Alimentação rica em proteína e boa hidratação</w:t>
-      </w:r>
-    </w:p>
-    <w:p>
-      <w:pPr>
-        <w:pStyle w:val="ListParagraph"/>
-        <w:numPr>
-          <w:ilvl w:val="0"/>
-          <w:numId w:val="2"/>
-        </w:numPr>
-        <w:spacing w:after="60"/>
-      </w:pPr>
-      <w:r>
-        <w:rPr>
-          <w:sz w:val="21"/>
-          <w:szCs w:val="21"/>
-        </w:rPr>
-        <w:t xml:space="preserve">Volta aos exercícios de forma gradual, respeitando os prazos da equipe</w:t>
-      </w:r>
-    </w:p>
-    <w:p>
-      <w:pPr>
-        <w:pStyle w:val="ListParagraph"/>
-        <w:numPr>
-          <w:ilvl w:val="0"/>
-          <w:numId w:val="2"/>
-        </w:numPr>
-        <w:spacing w:after="60"/>
-      </w:pPr>
-      <w:r>
-        <w:rPr>
-          <w:sz w:val="21"/>
-          <w:szCs w:val="21"/>
-        </w:rPr>
-        <w:t xml:space="preserve">Sem sol direto enquanto houver roxos ou cicatriz recente</w:t>
+        <w:t xml:space="preserve">SE HOUVE ENXERTIA DE GORDURA</w:t>
+      </w:r>
+    </w:p>
+    <w:p>
+      <w:pPr>
+        <w:pStyle w:val="ListParagraph"/>
+        <w:numPr>
+          <w:ilvl w:val="0"/>
+          <w:numId w:val="2"/>
+        </w:numPr>
+        <w:spacing w:after="60"/>
+      </w:pPr>
+      <w:r>
+        <w:rPr>
+          <w:sz w:val="21"/>
+          <w:szCs w:val="21"/>
+        </w:rPr>
+        <w:t xml:space="preserve">Evite pressão sobre a área enxertada nas primeiras semanas</w:t>
+      </w:r>
+    </w:p>
+    <w:p>
+      <w:pPr>
+        <w:pStyle w:val="ListParagraph"/>
+        <w:numPr>
+          <w:ilvl w:val="0"/>
+          <w:numId w:val="2"/>
+        </w:numPr>
+        <w:spacing w:after="60"/>
+      </w:pPr>
+      <w:r>
+        <w:rPr>
+          <w:sz w:val="21"/>
+          <w:szCs w:val="21"/>
+        </w:rPr>
+        <w:t xml:space="preserve">Siga com rigor as orientações de posição para dormir e para sentar</w:t>
+      </w:r>
+    </w:p>
+    <w:p>
+      <w:pPr>
+        <w:pStyle w:val="ListParagraph"/>
+        <w:numPr>
+          <w:ilvl w:val="0"/>
+          <w:numId w:val="2"/>
+        </w:numPr>
+        <w:spacing w:after="60"/>
+      </w:pPr>
+      <w:r>
+        <w:rPr>
+          <w:sz w:val="21"/>
+          <w:szCs w:val="21"/>
+        </w:rPr>
+        <w:t xml:space="preserve">Não massageie a região enxertada sem orientação da equipe</w:t>
+      </w:r>
+    </w:p>
+    <w:p>
+      <w:pPr>
+        <w:pStyle w:val="ListParagraph"/>
+        <w:numPr>
+          <w:ilvl w:val="0"/>
+          <w:numId w:val="2"/>
+        </w:numPr>
+        <w:spacing w:after="60"/>
+      </w:pPr>
+      <w:r>
+        <w:rPr>
+          <w:sz w:val="21"/>
+          <w:szCs w:val="21"/>
+        </w:rPr>
+        <w:t xml:space="preserve">Mantenha boa hidratação e alimentação ao longo de toda a recuperação</w:t>
       </w:r>
     </w:p>
     <w:p>
@@ -21347,6 +21313,141 @@
           <w:sz w:val="17"/>
           <w:szCs w:val="17"/>
         </w:rPr>
+        <w:t xml:space="preserve">POR QUE OS CUIDADOS PESAM MAIS AQUI</w:t>
+      </w:r>
+    </w:p>
+    <w:p>
+      <w:pPr>
+        <w:pStyle w:val="ListParagraph"/>
+        <w:numPr>
+          <w:ilvl w:val="0"/>
+          <w:numId w:val="2"/>
+        </w:numPr>
+        <w:spacing w:after="60"/>
+      </w:pPr>
+      <w:r>
+        <w:rPr>
+          <w:sz w:val="21"/>
+          <w:szCs w:val="21"/>
+        </w:rPr>
+        <w:t xml:space="preserve">São os mesmos da lipoaspiração convencional, mas é o que preserva a definição obtida na cirurgia</w:t>
+      </w:r>
+    </w:p>
+    <w:p>
+      <w:pPr>
+        <w:pStyle w:val="ListParagraph"/>
+        <w:numPr>
+          <w:ilvl w:val="0"/>
+          <w:numId w:val="2"/>
+        </w:numPr>
+        <w:spacing w:after="60"/>
+      </w:pPr>
+      <w:r>
+        <w:rPr>
+          <w:sz w:val="21"/>
+          <w:szCs w:val="21"/>
+        </w:rPr>
+        <w:t xml:space="preserve">Cinta conforme a orientação — sem apertar nem ajustar por conta própria</w:t>
+      </w:r>
+    </w:p>
+    <w:p>
+      <w:pPr>
+        <w:pStyle w:val="ListParagraph"/>
+        <w:numPr>
+          <w:ilvl w:val="0"/>
+          <w:numId w:val="2"/>
+        </w:numPr>
+        <w:spacing w:after="60"/>
+      </w:pPr>
+      <w:r>
+        <w:rPr>
+          <w:sz w:val="21"/>
+          <w:szCs w:val="21"/>
+        </w:rPr>
+        <w:t xml:space="preserve">Drenagem linfática e fisioterapia no cronograma indicado</w:t>
+      </w:r>
+    </w:p>
+    <w:p>
+      <w:pPr>
+        <w:pStyle w:val="ListParagraph"/>
+        <w:numPr>
+          <w:ilvl w:val="0"/>
+          <w:numId w:val="2"/>
+        </w:numPr>
+        <w:spacing w:after="60"/>
+      </w:pPr>
+      <w:r>
+        <w:rPr>
+          <w:sz w:val="21"/>
+          <w:szCs w:val="21"/>
+        </w:rPr>
+        <w:t xml:space="preserve">Caminhadas curtas e frequentes desde cedo, que também previnem trombose</w:t>
+      </w:r>
+    </w:p>
+    <w:p>
+      <w:pPr>
+        <w:pStyle w:val="ListParagraph"/>
+        <w:numPr>
+          <w:ilvl w:val="0"/>
+          <w:numId w:val="2"/>
+        </w:numPr>
+        <w:spacing w:after="60"/>
+      </w:pPr>
+      <w:r>
+        <w:rPr>
+          <w:sz w:val="21"/>
+          <w:szCs w:val="21"/>
+        </w:rPr>
+        <w:t xml:space="preserve">Alimentação rica em proteína e boa hidratação</w:t>
+      </w:r>
+    </w:p>
+    <w:p>
+      <w:pPr>
+        <w:pStyle w:val="ListParagraph"/>
+        <w:numPr>
+          <w:ilvl w:val="0"/>
+          <w:numId w:val="2"/>
+        </w:numPr>
+        <w:spacing w:after="60"/>
+      </w:pPr>
+      <w:r>
+        <w:rPr>
+          <w:sz w:val="21"/>
+          <w:szCs w:val="21"/>
+        </w:rPr>
+        <w:t xml:space="preserve">Volta aos exercícios de forma gradual, respeitando os prazos da equipe</w:t>
+      </w:r>
+    </w:p>
+    <w:p>
+      <w:pPr>
+        <w:pStyle w:val="ListParagraph"/>
+        <w:numPr>
+          <w:ilvl w:val="0"/>
+          <w:numId w:val="2"/>
+        </w:numPr>
+        <w:spacing w:after="60"/>
+      </w:pPr>
+      <w:r>
+        <w:rPr>
+          <w:sz w:val="21"/>
+          <w:szCs w:val="21"/>
+        </w:rPr>
+        <w:t xml:space="preserve">Sem sol direto enquanto houver roxos ou cicatriz recente</w:t>
+      </w:r>
+    </w:p>
+    <w:p>
+      <w:pPr>
+        <w:spacing w:after="80" w:before="240"/>
+      </w:pPr>
+      <w:r>
+        <w:rPr>
+          <w:b/>
+          <w:bCs/>
+          <w:color w:val="067F7B"/>
+          <w:spacing w:val="30"/>
+          <w:sz w:val="17"/>
+          <w:szCs w:val="17"/>
+        </w:rPr>
         <w:t xml:space="preserve">O RESULTADO LEVA TEMPO</w:t>
       </w:r>
     </w:p>
@@ -21416,6 +21517,23 @@
           <w:szCs w:val="21"/>
         </w:rPr>
         <w:t xml:space="preserve">Quando houve enxertia, o resultado do enxerto se define entre 3 e 6 meses</w:t>
+      </w:r>
+    </w:p>
+    <w:p>
+      <w:pPr>
+        <w:pStyle w:val="ListParagraph"/>
+        <w:numPr>
+          <w:ilvl w:val="0"/>
+          <w:numId w:val="2"/>
+        </w:numPr>
+        <w:spacing w:after="60"/>
+      </w:pPr>
+      <w:r>
+        <w:rPr>
+          <w:sz w:val="21"/>
+          <w:szCs w:val="21"/>
+        </w:rPr>
+        <w:t xml:space="preserve">Quando o BodyTite fez parte, a retração da pele continua evoluindo por alguns meses</w:t>
       </w:r>
     </w:p>
     <w:p>

--- a/docs/conteudo-clinico-para-revisao.docx
+++ b/docs/conteudo-clinico-para-revisao.docx
@@ -76,7 +76,7 @@
           <w:sz w:val="19"/>
           <w:szCs w:val="19"/>
         </w:rPr>
-        <w:t xml:space="preserve">18 procedimentos · 63 orientações de sintomas · 16 guias de cuidados</w:t>
+        <w:t xml:space="preserve">18 procedimentos · 63 orientações de sintomas · 17 guias de cuidados</w:t>
       </w:r>
     </w:p>
     <w:p>
@@ -21128,92 +21128,75 @@
           <w:sz w:val="17"/>
           <w:szCs w:val="17"/>
         </w:rPr>
-        <w:t xml:space="preserve">SE O BODYTITE FEZ PARTE</w:t>
-      </w:r>
-    </w:p>
-    <w:p>
-      <w:pPr>
-        <w:pStyle w:val="ListParagraph"/>
-        <w:numPr>
-          <w:ilvl w:val="0"/>
-          <w:numId w:val="2"/>
-        </w:numPr>
-        <w:spacing w:after="60"/>
-      </w:pPr>
-      <w:r>
-        <w:rPr>
-          <w:sz w:val="21"/>
-          <w:szCs w:val="21"/>
-        </w:rPr>
-        <w:t xml:space="preserve">O BodyTite usa radiofrequência para aquecer a camada profunda da pele durante a cirurgia, estimulando a retração</w:t>
-      </w:r>
-    </w:p>
-    <w:p>
-      <w:pPr>
-        <w:pStyle w:val="ListParagraph"/>
-        <w:numPr>
-          <w:ilvl w:val="0"/>
-          <w:numId w:val="2"/>
-        </w:numPr>
-        <w:spacing w:after="60"/>
-      </w:pPr>
-      <w:r>
-        <w:rPr>
-          <w:sz w:val="21"/>
-          <w:szCs w:val="21"/>
-        </w:rPr>
-        <w:t xml:space="preserve">É indicado quando há flacidez de pele, e nem toda cirurgia inclui — vale o que foi combinado na sua consulta</w:t>
-      </w:r>
-    </w:p>
-    <w:p>
-      <w:pPr>
-        <w:pStyle w:val="ListParagraph"/>
-        <w:numPr>
-          <w:ilvl w:val="0"/>
-          <w:numId w:val="2"/>
-        </w:numPr>
-        <w:spacing w:after="60"/>
-      </w:pPr>
-      <w:r>
-        <w:rPr>
-          <w:sz w:val="21"/>
-          <w:szCs w:val="21"/>
-        </w:rPr>
-        <w:t xml:space="preserve">A retração é progressiva: parte aparece nas primeiras semanas e segue evoluindo ao longo de alguns meses</w:t>
-      </w:r>
-    </w:p>
-    <w:p>
-      <w:pPr>
-        <w:pStyle w:val="ListParagraph"/>
-        <w:numPr>
-          <w:ilvl w:val="0"/>
-          <w:numId w:val="2"/>
-        </w:numPr>
-        <w:spacing w:after="60"/>
-      </w:pPr>
-      <w:r>
-        <w:rPr>
-          <w:sz w:val="21"/>
-          <w:szCs w:val="21"/>
-        </w:rPr>
-        <w:t xml:space="preserve">Calor, sensibilidade e endurecimento na área tratada são esperados no início</w:t>
-      </w:r>
-    </w:p>
-    <w:p>
-      <w:pPr>
-        <w:pStyle w:val="ListParagraph"/>
-        <w:numPr>
-          <w:ilvl w:val="0"/>
-          <w:numId w:val="2"/>
-        </w:numPr>
-        <w:spacing w:after="60"/>
-      </w:pPr>
-      <w:r>
-        <w:rPr>
-          <w:sz w:val="21"/>
-          <w:szCs w:val="21"/>
-        </w:rPr>
-        <w:t xml:space="preserve">A compressão e o acompanhamento ajudam a pele a se acomodar — siga o que foi orientado para você</w:t>
+        <w:t xml:space="preserve">SE HOUVE ENXERTIA DE GORDURA</w:t>
+      </w:r>
+    </w:p>
+    <w:p>
+      <w:pPr>
+        <w:pStyle w:val="ListParagraph"/>
+        <w:numPr>
+          <w:ilvl w:val="0"/>
+          <w:numId w:val="2"/>
+        </w:numPr>
+        <w:spacing w:after="60"/>
+      </w:pPr>
+      <w:r>
+        <w:rPr>
+          <w:sz w:val="21"/>
+          <w:szCs w:val="21"/>
+        </w:rPr>
+        <w:t xml:space="preserve">Evite pressão sobre a área enxertada nas primeiras semanas</w:t>
+      </w:r>
+    </w:p>
+    <w:p>
+      <w:pPr>
+        <w:pStyle w:val="ListParagraph"/>
+        <w:numPr>
+          <w:ilvl w:val="0"/>
+          <w:numId w:val="2"/>
+        </w:numPr>
+        <w:spacing w:after="60"/>
+      </w:pPr>
+      <w:r>
+        <w:rPr>
+          <w:sz w:val="21"/>
+          <w:szCs w:val="21"/>
+        </w:rPr>
+        <w:t xml:space="preserve">Siga com rigor as orientações de posição para dormir e para sentar</w:t>
+      </w:r>
+    </w:p>
+    <w:p>
+      <w:pPr>
+        <w:pStyle w:val="ListParagraph"/>
+        <w:numPr>
+          <w:ilvl w:val="0"/>
+          <w:numId w:val="2"/>
+        </w:numPr>
+        <w:spacing w:after="60"/>
+      </w:pPr>
+      <w:r>
+        <w:rPr>
+          <w:sz w:val="21"/>
+          <w:szCs w:val="21"/>
+        </w:rPr>
+        <w:t xml:space="preserve">Não massageie a região enxertada sem orientação da equipe</w:t>
+      </w:r>
+    </w:p>
+    <w:p>
+      <w:pPr>
+        <w:pStyle w:val="ListParagraph"/>
+        <w:numPr>
+          <w:ilvl w:val="0"/>
+          <w:numId w:val="2"/>
+        </w:numPr>
+        <w:spacing w:after="60"/>
+      </w:pPr>
+      <w:r>
+        <w:rPr>
+          <w:sz w:val="21"/>
+          <w:szCs w:val="21"/>
+        </w:rPr>
+        <w:t xml:space="preserve">Mantenha boa hidratação e alimentação ao longo de toda a recuperação</w:t>
       </w:r>
     </w:p>
     <w:p>
@@ -21229,75 +21212,126 @@
           <w:sz w:val="17"/>
           <w:szCs w:val="17"/>
         </w:rPr>
-        <w:t xml:space="preserve">SE HOUVE ENXERTIA DE GORDURA</w:t>
-      </w:r>
-    </w:p>
-    <w:p>
-      <w:pPr>
-        <w:pStyle w:val="ListParagraph"/>
-        <w:numPr>
-          <w:ilvl w:val="0"/>
-          <w:numId w:val="2"/>
-        </w:numPr>
-        <w:spacing w:after="60"/>
-      </w:pPr>
-      <w:r>
-        <w:rPr>
-          <w:sz w:val="21"/>
-          <w:szCs w:val="21"/>
-        </w:rPr>
-        <w:t xml:space="preserve">Evite pressão sobre a área enxertada nas primeiras semanas</w:t>
-      </w:r>
-    </w:p>
-    <w:p>
-      <w:pPr>
-        <w:pStyle w:val="ListParagraph"/>
-        <w:numPr>
-          <w:ilvl w:val="0"/>
-          <w:numId w:val="2"/>
-        </w:numPr>
-        <w:spacing w:after="60"/>
-      </w:pPr>
-      <w:r>
-        <w:rPr>
-          <w:sz w:val="21"/>
-          <w:szCs w:val="21"/>
-        </w:rPr>
-        <w:t xml:space="preserve">Siga com rigor as orientações de posição para dormir e para sentar</w:t>
-      </w:r>
-    </w:p>
-    <w:p>
-      <w:pPr>
-        <w:pStyle w:val="ListParagraph"/>
-        <w:numPr>
-          <w:ilvl w:val="0"/>
-          <w:numId w:val="2"/>
-        </w:numPr>
-        <w:spacing w:after="60"/>
-      </w:pPr>
-      <w:r>
-        <w:rPr>
-          <w:sz w:val="21"/>
-          <w:szCs w:val="21"/>
-        </w:rPr>
-        <w:t xml:space="preserve">Não massageie a região enxertada sem orientação da equipe</w:t>
-      </w:r>
-    </w:p>
-    <w:p>
-      <w:pPr>
-        <w:pStyle w:val="ListParagraph"/>
-        <w:numPr>
-          <w:ilvl w:val="0"/>
-          <w:numId w:val="2"/>
-        </w:numPr>
-        <w:spacing w:after="60"/>
-      </w:pPr>
-      <w:r>
-        <w:rPr>
-          <w:sz w:val="21"/>
-          <w:szCs w:val="21"/>
-        </w:rPr>
-        <w:t xml:space="preserve">Mantenha boa hidratação e alimentação ao longo de toda a recuperação</w:t>
+        <w:t xml:space="preserve">POR QUE OS CUIDADOS PESAM MAIS AQUI</w:t>
+      </w:r>
+    </w:p>
+    <w:p>
+      <w:pPr>
+        <w:pStyle w:val="ListParagraph"/>
+        <w:numPr>
+          <w:ilvl w:val="0"/>
+          <w:numId w:val="2"/>
+        </w:numPr>
+        <w:spacing w:after="60"/>
+      </w:pPr>
+      <w:r>
+        <w:rPr>
+          <w:sz w:val="21"/>
+          <w:szCs w:val="21"/>
+        </w:rPr>
+        <w:t xml:space="preserve">São os mesmos da lipoaspiração convencional, mas é o que preserva a definição obtida na cirurgia</w:t>
+      </w:r>
+    </w:p>
+    <w:p>
+      <w:pPr>
+        <w:pStyle w:val="ListParagraph"/>
+        <w:numPr>
+          <w:ilvl w:val="0"/>
+          <w:numId w:val="2"/>
+        </w:numPr>
+        <w:spacing w:after="60"/>
+      </w:pPr>
+      <w:r>
+        <w:rPr>
+          <w:sz w:val="21"/>
+          <w:szCs w:val="21"/>
+        </w:rPr>
+        <w:t xml:space="preserve">Cinta conforme a orientação — sem apertar nem ajustar por conta própria</w:t>
+      </w:r>
+    </w:p>
+    <w:p>
+      <w:pPr>
+        <w:pStyle w:val="ListParagraph"/>
+        <w:numPr>
+          <w:ilvl w:val="0"/>
+          <w:numId w:val="2"/>
+        </w:numPr>
+        <w:spacing w:after="60"/>
+      </w:pPr>
+      <w:r>
+        <w:rPr>
+          <w:sz w:val="21"/>
+          <w:szCs w:val="21"/>
+        </w:rPr>
+        <w:t xml:space="preserve">Drenagem linfática e fisioterapia no cronograma indicado</w:t>
+      </w:r>
+    </w:p>
+    <w:p>
+      <w:pPr>
+        <w:pStyle w:val="ListParagraph"/>
+        <w:numPr>
+          <w:ilvl w:val="0"/>
+          <w:numId w:val="2"/>
+        </w:numPr>
+        <w:spacing w:after="60"/>
+      </w:pPr>
+      <w:r>
+        <w:rPr>
+          <w:sz w:val="21"/>
+          <w:szCs w:val="21"/>
+        </w:rPr>
+        <w:t xml:space="preserve">Caminhadas curtas e frequentes desde cedo, que também previnem trombose</w:t>
+      </w:r>
+    </w:p>
+    <w:p>
+      <w:pPr>
+        <w:pStyle w:val="ListParagraph"/>
+        <w:numPr>
+          <w:ilvl w:val="0"/>
+          <w:numId w:val="2"/>
+        </w:numPr>
+        <w:spacing w:after="60"/>
+      </w:pPr>
+      <w:r>
+        <w:rPr>
+          <w:sz w:val="21"/>
+          <w:szCs w:val="21"/>
+        </w:rPr>
+        <w:t xml:space="preserve">Alimentação rica em proteína e boa hidratação</w:t>
+      </w:r>
+    </w:p>
+    <w:p>
+      <w:pPr>
+        <w:pStyle w:val="ListParagraph"/>
+        <w:numPr>
+          <w:ilvl w:val="0"/>
+          <w:numId w:val="2"/>
+        </w:numPr>
+        <w:spacing w:after="60"/>
+      </w:pPr>
+      <w:r>
+        <w:rPr>
+          <w:sz w:val="21"/>
+          <w:szCs w:val="21"/>
+        </w:rPr>
+        <w:t xml:space="preserve">Volta aos exercícios de forma gradual, respeitando os prazos da equipe</w:t>
+      </w:r>
+    </w:p>
+    <w:p>
+      <w:pPr>
+        <w:pStyle w:val="ListParagraph"/>
+        <w:numPr>
+          <w:ilvl w:val="0"/>
+          <w:numId w:val="2"/>
+        </w:numPr>
+        <w:spacing w:after="60"/>
+      </w:pPr>
+      <w:r>
+        <w:rPr>
+          <w:sz w:val="21"/>
+          <w:szCs w:val="21"/>
+        </w:rPr>
+        <w:t xml:space="preserve">Sem sol direto enquanto houver roxos ou cicatriz recente</w:t>
       </w:r>
     </w:p>
     <w:p>
@@ -21313,126 +21347,139 @@
           <w:sz w:val="17"/>
           <w:szCs w:val="17"/>
         </w:rPr>
-        <w:t xml:space="preserve">POR QUE OS CUIDADOS PESAM MAIS AQUI</w:t>
-      </w:r>
-    </w:p>
-    <w:p>
-      <w:pPr>
-        <w:pStyle w:val="ListParagraph"/>
-        <w:numPr>
-          <w:ilvl w:val="0"/>
-          <w:numId w:val="2"/>
-        </w:numPr>
-        <w:spacing w:after="60"/>
-      </w:pPr>
-      <w:r>
-        <w:rPr>
-          <w:sz w:val="21"/>
-          <w:szCs w:val="21"/>
-        </w:rPr>
-        <w:t xml:space="preserve">São os mesmos da lipoaspiração convencional, mas é o que preserva a definição obtida na cirurgia</w:t>
-      </w:r>
-    </w:p>
-    <w:p>
-      <w:pPr>
-        <w:pStyle w:val="ListParagraph"/>
-        <w:numPr>
-          <w:ilvl w:val="0"/>
-          <w:numId w:val="2"/>
-        </w:numPr>
-        <w:spacing w:after="60"/>
-      </w:pPr>
-      <w:r>
-        <w:rPr>
-          <w:sz w:val="21"/>
-          <w:szCs w:val="21"/>
-        </w:rPr>
-        <w:t xml:space="preserve">Cinta conforme a orientação — sem apertar nem ajustar por conta própria</w:t>
-      </w:r>
-    </w:p>
-    <w:p>
-      <w:pPr>
-        <w:pStyle w:val="ListParagraph"/>
-        <w:numPr>
-          <w:ilvl w:val="0"/>
-          <w:numId w:val="2"/>
-        </w:numPr>
-        <w:spacing w:after="60"/>
-      </w:pPr>
-      <w:r>
-        <w:rPr>
-          <w:sz w:val="21"/>
-          <w:szCs w:val="21"/>
-        </w:rPr>
-        <w:t xml:space="preserve">Drenagem linfática e fisioterapia no cronograma indicado</w:t>
-      </w:r>
-    </w:p>
-    <w:p>
-      <w:pPr>
-        <w:pStyle w:val="ListParagraph"/>
-        <w:numPr>
-          <w:ilvl w:val="0"/>
-          <w:numId w:val="2"/>
-        </w:numPr>
-        <w:spacing w:after="60"/>
-      </w:pPr>
-      <w:r>
-        <w:rPr>
-          <w:sz w:val="21"/>
-          <w:szCs w:val="21"/>
-        </w:rPr>
-        <w:t xml:space="preserve">Caminhadas curtas e frequentes desde cedo, que também previnem trombose</w:t>
-      </w:r>
-    </w:p>
-    <w:p>
-      <w:pPr>
-        <w:pStyle w:val="ListParagraph"/>
-        <w:numPr>
-          <w:ilvl w:val="0"/>
-          <w:numId w:val="2"/>
-        </w:numPr>
-        <w:spacing w:after="60"/>
-      </w:pPr>
-      <w:r>
-        <w:rPr>
-          <w:sz w:val="21"/>
-          <w:szCs w:val="21"/>
-        </w:rPr>
-        <w:t xml:space="preserve">Alimentação rica em proteína e boa hidratação</w:t>
-      </w:r>
-    </w:p>
-    <w:p>
-      <w:pPr>
-        <w:pStyle w:val="ListParagraph"/>
-        <w:numPr>
-          <w:ilvl w:val="0"/>
-          <w:numId w:val="2"/>
-        </w:numPr>
-        <w:spacing w:after="60"/>
-      </w:pPr>
-      <w:r>
-        <w:rPr>
-          <w:sz w:val="21"/>
-          <w:szCs w:val="21"/>
-        </w:rPr>
-        <w:t xml:space="preserve">Volta aos exercícios de forma gradual, respeitando os prazos da equipe</w:t>
-      </w:r>
-    </w:p>
-    <w:p>
-      <w:pPr>
-        <w:pStyle w:val="ListParagraph"/>
-        <w:numPr>
-          <w:ilvl w:val="0"/>
-          <w:numId w:val="2"/>
-        </w:numPr>
-        <w:spacing w:after="60"/>
-      </w:pPr>
-      <w:r>
-        <w:rPr>
-          <w:sz w:val="21"/>
-          <w:szCs w:val="21"/>
-        </w:rPr>
-        <w:t xml:space="preserve">Sem sol direto enquanto houver roxos ou cicatriz recente</w:t>
+        <w:t xml:space="preserve">O RESULTADO LEVA TEMPO</w:t>
+      </w:r>
+    </w:p>
+    <w:p>
+      <w:pPr>
+        <w:pStyle w:val="ListParagraph"/>
+        <w:numPr>
+          <w:ilvl w:val="0"/>
+          <w:numId w:val="2"/>
+        </w:numPr>
+        <w:spacing w:after="60"/>
+      </w:pPr>
+      <w:r>
+        <w:rPr>
+          <w:sz w:val="21"/>
+          <w:szCs w:val="21"/>
+        </w:rPr>
+        <w:t xml:space="preserve">Nas primeiras semanas há inchaço, endurecimento e assimetrias temporárias — tudo esperado</w:t>
+      </w:r>
+    </w:p>
+    <w:p>
+      <w:pPr>
+        <w:pStyle w:val="ListParagraph"/>
+        <w:numPr>
+          <w:ilvl w:val="0"/>
+          <w:numId w:val="2"/>
+        </w:numPr>
+        <w:spacing w:after="60"/>
+      </w:pPr>
+      <w:r>
+        <w:rPr>
+          <w:sz w:val="21"/>
+          <w:szCs w:val="21"/>
+        </w:rPr>
+        <w:t xml:space="preserve">A definição melhora progressivamente conforme o inchaço cede</w:t>
+      </w:r>
+    </w:p>
+    <w:p>
+      <w:pPr>
+        <w:pStyle w:val="ListParagraph"/>
+        <w:numPr>
+          <w:ilvl w:val="0"/>
+          <w:numId w:val="2"/>
+        </w:numPr>
+        <w:spacing w:after="60"/>
+      </w:pPr>
+      <w:r>
+        <w:rPr>
+          <w:sz w:val="21"/>
+          <w:szCs w:val="21"/>
+        </w:rPr>
+        <w:t xml:space="preserve">A maior parte da recuperação acontece nos primeiros 3 meses</w:t>
+      </w:r>
+    </w:p>
+    <w:p>
+      <w:pPr>
+        <w:pStyle w:val="ListParagraph"/>
+        <w:numPr>
+          <w:ilvl w:val="0"/>
+          <w:numId w:val="2"/>
+        </w:numPr>
+        <w:spacing w:after="60"/>
+      </w:pPr>
+      <w:r>
+        <w:rPr>
+          <w:sz w:val="21"/>
+          <w:szCs w:val="21"/>
+        </w:rPr>
+        <w:t xml:space="preserve">Quando houve enxertia, o resultado do enxerto se define entre 3 e 6 meses</w:t>
+      </w:r>
+    </w:p>
+    <w:p>
+      <w:pPr>
+        <w:pStyle w:val="ListParagraph"/>
+        <w:numPr>
+          <w:ilvl w:val="0"/>
+          <w:numId w:val="2"/>
+        </w:numPr>
+        <w:spacing w:after="60"/>
+      </w:pPr>
+      <w:r>
+        <w:rPr>
+          <w:sz w:val="21"/>
+          <w:szCs w:val="21"/>
+        </w:rPr>
+        <w:t xml:space="preserve">O resultado final costuma ser observado entre 6 e 12 meses, conforme cada paciente</w:t>
+      </w:r>
+    </w:p>
+    <w:p>
+      <w:pPr>
+        <w:pBdr>
+          <w:bottom w:val="dotted" w:color="C8C8C8" w:sz="4" w:space="4"/>
+        </w:pBdr>
+        <w:spacing w:after="240" w:before="100"/>
+      </w:pPr>
+      <w:r>
+        <w:rPr>
+          <w:i/>
+          <w:iCs/>
+          <w:color w:val="AAAAAA"/>
+          <w:sz w:val="17"/>
+          <w:szCs w:val="17"/>
+        </w:rPr>
+        <w:t xml:space="preserve">Correção: </w:t>
+      </w:r>
+    </w:p>
+    <w:p>
+      <w:pPr>
+        <w:pStyle w:val="Heading3"/>
+        <w:spacing w:after="100" w:before="280"/>
+      </w:pPr>
+      <w:r>
+        <w:rPr>
+          <w:b/>
+          <w:bCs/>
+          <w:color w:val="111111"/>
+          <w:sz w:val="23"/>
+          <w:szCs w:val="23"/>
+        </w:rPr>
+        <w:t xml:space="preserve">BodyTite® e Morpheus8®</w:t>
+      </w:r>
+    </w:p>
+    <w:p>
+      <w:pPr>
+        <w:spacing w:after="100"/>
+      </w:pPr>
+      <w:r>
+        <w:rPr>
+          <w:color w:val="6B6B6B"/>
+          <w:sz w:val="19"/>
+          <w:szCs w:val="19"/>
+        </w:rPr>
+        <w:t xml:space="preserve">"Tecnologia para potencializar o contorno corporal e o tratamento da flacidez"  |  Aplica-se a: somente cirurgias · apenas: Lipo HD Concept, Lipoescultura</w:t>
       </w:r>
     </w:p>
     <w:p>
@@ -21448,109 +21495,379 @@
           <w:sz w:val="17"/>
           <w:szCs w:val="17"/>
         </w:rPr>
-        <w:t xml:space="preserve">O RESULTADO LEVA TEMPO</w:t>
-      </w:r>
-    </w:p>
-    <w:p>
-      <w:pPr>
-        <w:pStyle w:val="ListParagraph"/>
-        <w:numPr>
-          <w:ilvl w:val="0"/>
-          <w:numId w:val="2"/>
-        </w:numPr>
-        <w:spacing w:after="60"/>
-      </w:pPr>
-      <w:r>
-        <w:rPr>
-          <w:sz w:val="21"/>
-          <w:szCs w:val="21"/>
-        </w:rPr>
-        <w:t xml:space="preserve">Nas primeiras semanas há inchaço, endurecimento e assimetrias temporárias — tudo esperado</w:t>
-      </w:r>
-    </w:p>
-    <w:p>
-      <w:pPr>
-        <w:pStyle w:val="ListParagraph"/>
-        <w:numPr>
-          <w:ilvl w:val="0"/>
-          <w:numId w:val="2"/>
-        </w:numPr>
-        <w:spacing w:after="60"/>
-      </w:pPr>
-      <w:r>
-        <w:rPr>
-          <w:sz w:val="21"/>
-          <w:szCs w:val="21"/>
-        </w:rPr>
-        <w:t xml:space="preserve">A definição melhora progressivamente conforme o inchaço cede</w:t>
-      </w:r>
-    </w:p>
-    <w:p>
-      <w:pPr>
-        <w:pStyle w:val="ListParagraph"/>
-        <w:numPr>
-          <w:ilvl w:val="0"/>
-          <w:numId w:val="2"/>
-        </w:numPr>
-        <w:spacing w:after="60"/>
-      </w:pPr>
-      <w:r>
-        <w:rPr>
-          <w:sz w:val="21"/>
-          <w:szCs w:val="21"/>
-        </w:rPr>
-        <w:t xml:space="preserve">A maior parte da recuperação acontece nos primeiros 3 meses</w:t>
-      </w:r>
-    </w:p>
-    <w:p>
-      <w:pPr>
-        <w:pStyle w:val="ListParagraph"/>
-        <w:numPr>
-          <w:ilvl w:val="0"/>
-          <w:numId w:val="2"/>
-        </w:numPr>
-        <w:spacing w:after="60"/>
-      </w:pPr>
-      <w:r>
-        <w:rPr>
-          <w:sz w:val="21"/>
-          <w:szCs w:val="21"/>
-        </w:rPr>
-        <w:t xml:space="preserve">Quando houve enxertia, o resultado do enxerto se define entre 3 e 6 meses</w:t>
-      </w:r>
-    </w:p>
-    <w:p>
-      <w:pPr>
-        <w:pStyle w:val="ListParagraph"/>
-        <w:numPr>
-          <w:ilvl w:val="0"/>
-          <w:numId w:val="2"/>
-        </w:numPr>
-        <w:spacing w:after="60"/>
-      </w:pPr>
-      <w:r>
-        <w:rPr>
-          <w:sz w:val="21"/>
-          <w:szCs w:val="21"/>
-        </w:rPr>
-        <w:t xml:space="preserve">Quando o BodyTite fez parte, a retração da pele continua evoluindo por alguns meses</w:t>
-      </w:r>
-    </w:p>
-    <w:p>
-      <w:pPr>
-        <w:pStyle w:val="ListParagraph"/>
-        <w:numPr>
-          <w:ilvl w:val="0"/>
-          <w:numId w:val="2"/>
-        </w:numPr>
-        <w:spacing w:after="60"/>
-      </w:pPr>
-      <w:r>
-        <w:rPr>
-          <w:sz w:val="21"/>
-          <w:szCs w:val="21"/>
-        </w:rPr>
-        <w:t xml:space="preserve">O resultado final costuma ser observado entre 6 e 12 meses, conforme cada paciente</w:t>
+        <w:t xml:space="preserve">O QUE SÃO</w:t>
+      </w:r>
+    </w:p>
+    <w:p>
+      <w:pPr>
+        <w:spacing w:after="100"/>
+      </w:pPr>
+      <w:r>
+        <w:rPr>
+          <w:sz w:val="21"/>
+          <w:szCs w:val="21"/>
+        </w:rPr>
+        <w:t xml:space="preserve">O BodyTite® e o Morpheus8® são tecnologias que utilizam radiofrequência para complementar o tratamento do contorno corporal e da flacidez.</w:t>
+      </w:r>
+    </w:p>
+    <w:p>
+      <w:pPr>
+        <w:spacing w:after="100"/>
+      </w:pPr>
+      <w:r>
+        <w:rPr>
+          <w:sz w:val="21"/>
+          <w:szCs w:val="21"/>
+        </w:rPr>
+        <w:t xml:space="preserve">Na cirurgia plástica, podem ser utilizados isoladamente em casos selecionados, mas são frequentemente associados à lipoaspiração ou lipoescultura, de acordo com a indicação de cada paciente.</w:t>
+      </w:r>
+    </w:p>
+    <w:p>
+      <w:pPr>
+        <w:spacing w:after="80" w:before="240"/>
+      </w:pPr>
+      <w:r>
+        <w:rPr>
+          <w:b/>
+          <w:bCs/>
+          <w:color w:val="067F7B"/>
+          <w:spacing w:val="30"/>
+          <w:sz w:val="17"/>
+          <w:szCs w:val="17"/>
+        </w:rPr>
+        <w:t xml:space="preserve">O QUE É O BODYTITE®</w:t>
+      </w:r>
+    </w:p>
+    <w:p>
+      <w:pPr>
+        <w:spacing w:after="100"/>
+      </w:pPr>
+      <w:r>
+        <w:rPr>
+          <w:sz w:val="21"/>
+          <w:szCs w:val="21"/>
+        </w:rPr>
+        <w:t xml:space="preserve">O BodyTite® utiliza radiofrequência assistida aplicada nos tecidos abaixo da pele. Durante o procedimento, a energia é administrada de forma controlada, promovendo aquecimento dos tecidos e contração das fibras de colágeno.</w:t>
+      </w:r>
+    </w:p>
+    <w:p>
+      <w:pPr>
+        <w:spacing w:after="100"/>
+      </w:pPr>
+      <w:r>
+        <w:rPr>
+          <w:sz w:val="21"/>
+          <w:szCs w:val="21"/>
+        </w:rPr>
+        <w:t xml:space="preserve">Quando associado à lipoaspiração, pode contribuir para uma melhor acomodação da pele ao novo contorno corporal, especialmente em regiões que apresentam algum grau de flacidez.</w:t>
+      </w:r>
+    </w:p>
+    <w:p>
+      <w:pPr>
+        <w:spacing w:after="100"/>
+      </w:pPr>
+      <w:r>
+        <w:rPr>
+          <w:sz w:val="21"/>
+          <w:szCs w:val="21"/>
+        </w:rPr>
+        <w:t xml:space="preserve">Pode ser utilizado em áreas como abdômen, braços, coxas, costas, flancos e região submentoniana (papada), sempre conforme avaliação médica individual.</w:t>
+      </w:r>
+    </w:p>
+    <w:p>
+      <w:pPr>
+        <w:spacing w:after="80" w:before="240"/>
+      </w:pPr>
+      <w:r>
+        <w:rPr>
+          <w:b/>
+          <w:bCs/>
+          <w:color w:val="067F7B"/>
+          <w:spacing w:val="30"/>
+          <w:sz w:val="17"/>
+          <w:szCs w:val="17"/>
+        </w:rPr>
+        <w:t xml:space="preserve">E O MORPHEUS8®</w:t>
+      </w:r>
+    </w:p>
+    <w:p>
+      <w:pPr>
+        <w:spacing w:after="100"/>
+      </w:pPr>
+      <w:r>
+        <w:rPr>
+          <w:sz w:val="21"/>
+          <w:szCs w:val="21"/>
+        </w:rPr>
+        <w:t xml:space="preserve">O Morpheus8® atua de maneira diferente e complementar. A tecnologia combina microagulhamento com radiofrequência, levando energia a diferentes profundidades da pele e dos tecidos.</w:t>
+      </w:r>
+    </w:p>
+    <w:p>
+      <w:pPr>
+        <w:spacing w:after="100"/>
+      </w:pPr>
+      <w:r>
+        <w:rPr>
+          <w:sz w:val="21"/>
+          <w:szCs w:val="21"/>
+        </w:rPr>
+        <w:t xml:space="preserve">O objetivo é estimular a remodelação do colágeno e melhorar progressivamente características como firmeza, textura e qualidade da pele.</w:t>
+      </w:r>
+    </w:p>
+    <w:p>
+      <w:pPr>
+        <w:spacing w:after="100"/>
+      </w:pPr>
+      <w:r>
+        <w:rPr>
+          <w:sz w:val="21"/>
+          <w:szCs w:val="21"/>
+        </w:rPr>
+        <w:t xml:space="preserve">Em alguns planejamentos cirúrgicos, BodyTite® e Morpheus8® podem ser associados à lipoaspiração na mesma cirurgia, permitindo tratar não apenas o excesso de gordura e o contorno, mas também aspectos relacionados à flacidez e à qualidade da pele.</w:t>
+      </w:r>
+    </w:p>
+    <w:p>
+      <w:pPr>
+        <w:spacing w:after="80" w:before="240"/>
+      </w:pPr>
+      <w:r>
+        <w:rPr>
+          <w:b/>
+          <w:bCs/>
+          <w:color w:val="067F7B"/>
+          <w:spacing w:val="30"/>
+          <w:sz w:val="17"/>
+          <w:szCs w:val="17"/>
+        </w:rPr>
+        <w:t xml:space="preserve">COMO É A RECUPERAÇÃO</w:t>
+      </w:r>
+    </w:p>
+    <w:p>
+      <w:pPr>
+        <w:spacing w:after="100"/>
+      </w:pPr>
+      <w:r>
+        <w:rPr>
+          <w:sz w:val="21"/>
+          <w:szCs w:val="21"/>
+        </w:rPr>
+        <w:t xml:space="preserve">Nos primeiros dias é esperado apresentar inchaço, sensibilidade e áreas arroxeadas, especialmente quando o tratamento é realizado junto à lipoaspiração. A intensidade e a duração desses sintomas variam conforme a região tratada, a extensão do procedimento e as características individuais.</w:t>
+      </w:r>
+    </w:p>
+    <w:p>
+      <w:pPr>
+        <w:pStyle w:val="ListParagraph"/>
+        <w:numPr>
+          <w:ilvl w:val="0"/>
+          <w:numId w:val="2"/>
+        </w:numPr>
+        <w:spacing w:after="60"/>
+      </w:pPr>
+      <w:r>
+        <w:rPr>
+          <w:sz w:val="21"/>
+          <w:szCs w:val="21"/>
+        </w:rPr>
+        <w:t xml:space="preserve">Utilizar a malha ou cinta compressiva pelo período orientado pela equipe</w:t>
+      </w:r>
+    </w:p>
+    <w:p>
+      <w:pPr>
+        <w:pStyle w:val="ListParagraph"/>
+        <w:numPr>
+          <w:ilvl w:val="0"/>
+          <w:numId w:val="2"/>
+        </w:numPr>
+        <w:spacing w:after="60"/>
+      </w:pPr>
+      <w:r>
+        <w:rPr>
+          <w:sz w:val="21"/>
+          <w:szCs w:val="21"/>
+        </w:rPr>
+        <w:t xml:space="preserve">Manter os curativos conforme orientação</w:t>
+      </w:r>
+    </w:p>
+    <w:p>
+      <w:pPr>
+        <w:pStyle w:val="ListParagraph"/>
+        <w:numPr>
+          <w:ilvl w:val="0"/>
+          <w:numId w:val="2"/>
+        </w:numPr>
+        <w:spacing w:after="60"/>
+      </w:pPr>
+      <w:r>
+        <w:rPr>
+          <w:sz w:val="21"/>
+          <w:szCs w:val="21"/>
+        </w:rPr>
+        <w:t xml:space="preserve">Realizar fisioterapia pós-operatória e/ou drenagem linfática quando indicadas</w:t>
+      </w:r>
+    </w:p>
+    <w:p>
+      <w:pPr>
+        <w:pStyle w:val="ListParagraph"/>
+        <w:numPr>
+          <w:ilvl w:val="0"/>
+          <w:numId w:val="2"/>
+        </w:numPr>
+        <w:spacing w:after="60"/>
+      </w:pPr>
+      <w:r>
+        <w:rPr>
+          <w:sz w:val="21"/>
+          <w:szCs w:val="21"/>
+        </w:rPr>
+        <w:t xml:space="preserve">Evitar esforço físico e exercícios até a liberação médica</w:t>
+      </w:r>
+    </w:p>
+    <w:p>
+      <w:pPr>
+        <w:pStyle w:val="ListParagraph"/>
+        <w:numPr>
+          <w:ilvl w:val="0"/>
+          <w:numId w:val="2"/>
+        </w:numPr>
+        <w:spacing w:after="60"/>
+      </w:pPr>
+      <w:r>
+        <w:rPr>
+          <w:sz w:val="21"/>
+          <w:szCs w:val="21"/>
+        </w:rPr>
+        <w:t xml:space="preserve">Evitar exposição solar direta nas áreas com equimoses ou marcas do tratamento</w:t>
+      </w:r>
+    </w:p>
+    <w:p>
+      <w:pPr>
+        <w:pStyle w:val="ListParagraph"/>
+        <w:numPr>
+          <w:ilvl w:val="0"/>
+          <w:numId w:val="2"/>
+        </w:numPr>
+        <w:spacing w:after="60"/>
+      </w:pPr>
+      <w:r>
+        <w:rPr>
+          <w:sz w:val="21"/>
+          <w:szCs w:val="21"/>
+        </w:rPr>
+        <w:t xml:space="preserve">Manter boa hidratação e alimentação adequada</w:t>
+      </w:r>
+    </w:p>
+    <w:p>
+      <w:pPr>
+        <w:pStyle w:val="ListParagraph"/>
+        <w:numPr>
+          <w:ilvl w:val="0"/>
+          <w:numId w:val="2"/>
+        </w:numPr>
+        <w:spacing w:after="60"/>
+      </w:pPr>
+      <w:r>
+        <w:rPr>
+          <w:sz w:val="21"/>
+          <w:szCs w:val="21"/>
+        </w:rPr>
+        <w:t xml:space="preserve">Não aplicar cremes, medicamentos ou realizar outros tratamentos na região sem orientação</w:t>
+      </w:r>
+    </w:p>
+    <w:p>
+      <w:pPr>
+        <w:pStyle w:val="ListParagraph"/>
+        <w:numPr>
+          <w:ilvl w:val="0"/>
+          <w:numId w:val="2"/>
+        </w:numPr>
+        <w:spacing w:after="60"/>
+      </w:pPr>
+      <w:r>
+        <w:rPr>
+          <w:sz w:val="21"/>
+          <w:szCs w:val="21"/>
+        </w:rPr>
+        <w:t xml:space="preserve">Comparecer às consultas de acompanhamento programadas</w:t>
+      </w:r>
+    </w:p>
+    <w:p>
+      <w:pPr>
+        <w:spacing w:after="80" w:before="240"/>
+      </w:pPr>
+      <w:r>
+        <w:rPr>
+          <w:b/>
+          <w:bCs/>
+          <w:color w:val="067F7B"/>
+          <w:spacing w:val="30"/>
+          <w:sz w:val="17"/>
+          <w:szCs w:val="17"/>
+        </w:rPr>
+        <w:t xml:space="preserve">QUANDO O MORPHEUS8® É UTILIZADO</w:t>
+      </w:r>
+    </w:p>
+    <w:p>
+      <w:pPr>
+        <w:spacing w:after="100"/>
+      </w:pPr>
+      <w:r>
+        <w:rPr>
+          <w:sz w:val="21"/>
+          <w:szCs w:val="21"/>
+        </w:rPr>
+        <w:t xml:space="preserve">Podem permanecer por alguns dias vermelhidão, edema, sensibilidade e pequenos pontos ou crostas superficiais nas áreas tratadas. É importante não manipular essas regiões e seguir as orientações de cuidados com a pele.</w:t>
+      </w:r>
+    </w:p>
+    <w:p>
+      <w:pPr>
+        <w:spacing w:after="80" w:before="240"/>
+      </w:pPr>
+      <w:r>
+        <w:rPr>
+          <w:b/>
+          <w:bCs/>
+          <w:color w:val="067F7B"/>
+          <w:spacing w:val="30"/>
+          <w:sz w:val="17"/>
+          <w:szCs w:val="17"/>
+        </w:rPr>
+        <w:t xml:space="preserve">IMPORTANTE</w:t>
+      </w:r>
+    </w:p>
+    <w:p>
+      <w:pPr>
+        <w:spacing w:after="100"/>
+      </w:pPr>
+      <w:r>
+        <w:rPr>
+          <w:sz w:val="21"/>
+          <w:szCs w:val="21"/>
+        </w:rPr>
+        <w:t xml:space="preserve">BodyTite® e Morpheus8® não substituem a retirada cirúrgica de pele quando existe flacidez importante. A escolha entre lipoaspiração isolada, associação de tecnologias ou uma cirurgia com retirada de pele depende da anatomia, do grau de flacidez e dos objetivos de cada paciente.</w:t>
+      </w:r>
+    </w:p>
+    <w:p>
+      <w:pPr>
+        <w:spacing w:after="100"/>
+      </w:pPr>
+      <w:r>
+        <w:rPr>
+          <w:sz w:val="21"/>
+          <w:szCs w:val="21"/>
+        </w:rPr>
+        <w:t xml:space="preserve">Assim como qualquer procedimento médico, essas tecnologias apresentam possíveis riscos e intercorrências, incluindo alterações de sensibilidade, irregularidades, alterações de pigmentação, seromas e, mais raramente, lesões térmicas da pele e dos tecidos.</w:t>
+      </w:r>
+    </w:p>
+    <w:p>
+      <w:pPr>
+        <w:spacing w:after="100"/>
+      </w:pPr>
+      <w:r>
+        <w:rPr>
+          <w:sz w:val="21"/>
+          <w:szCs w:val="21"/>
+        </w:rPr>
+        <w:t xml:space="preserve">A indicação deve ser sempre individualizada, após avaliação médica, considerando benefícios, limitações e riscos de cada opção.</w:t>
       </w:r>
     </w:p>
     <w:p>
@@ -27203,7 +27520,7 @@
           <w:sz w:val="19"/>
           <w:szCs w:val="19"/>
         </w:rPr>
-        <w:t xml:space="preserve">Aba Cuidados — Lipo HD Concept</w:t>
+        <w:t xml:space="preserve">Dentro do guia "BodyTite® e Morpheus8®"</w:t>
       </w:r>
     </w:p>
     <w:p>
@@ -27275,7 +27592,7 @@
           <w:sz w:val="19"/>
           <w:szCs w:val="19"/>
         </w:rPr>
-        <w:t xml:space="preserve">Aba Cuidados — Lipo HD Concept</w:t>
+        <w:t xml:space="preserve">Dentro do guia "BodyTite® e Morpheus8®"</w:t>
       </w:r>
     </w:p>
     <w:p>

--- a/docs/conteudo-clinico-para-revisao.docx
+++ b/docs/conteudo-clinico-para-revisao.docx
@@ -62,7 +62,7 @@
           <w:sz w:val="19"/>
           <w:szCs w:val="19"/>
         </w:rPr>
-        <w:t xml:space="preserve">Gerado a partir do aplicativo em 08/08/2026</w:t>
+        <w:t xml:space="preserve">Gerado a partir do aplicativo em 18/08/2026</w:t>
       </w:r>
     </w:p>
     <w:p>
@@ -3025,6 +3025,43 @@
         </w:rPr>
         <w:t xml:space="preserve">Deixar em casa a cinta ou o sutiã cirúrgico, medicações e curativos</w:t>
       </w:r>
+      <w:r>
+        <w:rPr>
+          <w:i/>
+          <w:iCs/>
+          <w:color w:val="888888"/>
+          <w:sz w:val="19"/>
+          <w:szCs w:val="19"/>
+        </w:rPr>
+        <w:t xml:space="preserve"> — exceto: Rinoplastia, Blefaroplastia, Otoplastia, Face HD Concept, face</w:t>
+      </w:r>
+    </w:p>
+    <w:p>
+      <w:pPr>
+        <w:pStyle w:val="ListParagraph"/>
+        <w:numPr>
+          <w:ilvl w:val="0"/>
+          <w:numId w:val="2"/>
+        </w:numPr>
+        <w:spacing w:after="60"/>
+      </w:pPr>
+      <w:r>
+        <w:rPr>
+          <w:sz w:val="21"/>
+          <w:szCs w:val="21"/>
+        </w:rPr>
+        <w:t xml:space="preserve">Deixar em casa as medicações e os curativos indicados pela equipe</w:t>
+      </w:r>
+      <w:r>
+        <w:rPr>
+          <w:i/>
+          <w:iCs/>
+          <w:color w:val="888888"/>
+          <w:sz w:val="19"/>
+          <w:szCs w:val="19"/>
+        </w:rPr>
+        <w:t xml:space="preserve"> — só para: Rinoplastia, Blefaroplastia, Otoplastia, Face HD Concept, face</w:t>
+      </w:r>
     </w:p>
     <w:p>
       <w:pPr>
@@ -3374,6 +3411,43 @@
         </w:rPr>
         <w:t xml:space="preserve">Manter a malha, cinta ou sutiã cirúrgico o tempo todo</w:t>
       </w:r>
+      <w:r>
+        <w:rPr>
+          <w:i/>
+          <w:iCs/>
+          <w:color w:val="888888"/>
+          <w:sz w:val="19"/>
+          <w:szCs w:val="19"/>
+        </w:rPr>
+        <w:t xml:space="preserve"> — exceto: Rinoplastia, Blefaroplastia, Otoplastia, Face HD Concept, face</w:t>
+      </w:r>
+    </w:p>
+    <w:p>
+      <w:pPr>
+        <w:pStyle w:val="ListParagraph"/>
+        <w:numPr>
+          <w:ilvl w:val="0"/>
+          <w:numId w:val="2"/>
+        </w:numPr>
+        <w:spacing w:after="60"/>
+      </w:pPr>
+      <w:r>
+        <w:rPr>
+          <w:sz w:val="21"/>
+          <w:szCs w:val="21"/>
+        </w:rPr>
+        <w:t xml:space="preserve">Manter o curativo, o splint ou a faixa exatamente como a equipe orientou</w:t>
+      </w:r>
+      <w:r>
+        <w:rPr>
+          <w:i/>
+          <w:iCs/>
+          <w:color w:val="888888"/>
+          <w:sz w:val="19"/>
+          <w:szCs w:val="19"/>
+        </w:rPr>
+        <w:t xml:space="preserve"> — só para: Rinoplastia, Blefaroplastia, Otoplastia, Face HD Concept, face</w:t>
+      </w:r>
     </w:p>
     <w:p>
       <w:pPr>
@@ -3655,6 +3729,16 @@
         </w:rPr>
         <w:t xml:space="preserve">Iniciar a drenagem linfática se já liberada pela equipe</w:t>
       </w:r>
+      <w:r>
+        <w:rPr>
+          <w:i/>
+          <w:iCs/>
+          <w:color w:val="888888"/>
+          <w:sz w:val="19"/>
+          <w:szCs w:val="19"/>
+        </w:rPr>
+        <w:t xml:space="preserve"> — só para: Lipoescultura, Lipo HD Concept, Abdominoplastia, Correção de ginecomastia, Cirurgia pós-bariátrica</w:t>
+      </w:r>
     </w:p>
     <w:p>
       <w:pPr>
@@ -3920,6 +4004,16 @@
         </w:rPr>
         <w:t xml:space="preserve">Endurecimento e nódulos sob a pele nas áreas lipoaspiradas</w:t>
       </w:r>
+      <w:r>
+        <w:rPr>
+          <w:i/>
+          <w:iCs/>
+          <w:color w:val="888888"/>
+          <w:sz w:val="19"/>
+          <w:szCs w:val="19"/>
+        </w:rPr>
+        <w:t xml:space="preserve"> — só para: Lipoescultura, Lipo HD Concept, Abdominoplastia, Correção de ginecomastia, Cirurgia pós-bariátrica</w:t>
+      </w:r>
     </w:p>
     <w:p>
       <w:pPr>
@@ -3987,6 +4081,16 @@
         </w:rPr>
         <w:t xml:space="preserve">Manter a compressão conforme orientado</w:t>
       </w:r>
+      <w:r>
+        <w:rPr>
+          <w:i/>
+          <w:iCs/>
+          <w:color w:val="888888"/>
+          <w:sz w:val="19"/>
+          <w:szCs w:val="19"/>
+        </w:rPr>
+        <w:t xml:space="preserve"> — exceto: Rinoplastia, Blefaroplastia, Otoplastia, Face HD Concept, face</w:t>
+      </w:r>
     </w:p>
     <w:p>
       <w:pPr>
@@ -4003,6 +4107,16 @@
           <w:szCs w:val="21"/>
         </w:rPr>
         <w:t xml:space="preserve">Seguir com a drenagem linfática na frequência indicada</w:t>
+      </w:r>
+      <w:r>
+        <w:rPr>
+          <w:i/>
+          <w:iCs/>
+          <w:color w:val="888888"/>
+          <w:sz w:val="19"/>
+          <w:szCs w:val="19"/>
+        </w:rPr>
+        <w:t xml:space="preserve"> — só para: Lipoescultura, Lipo HD Concept, Abdominoplastia, Correção de ginecomastia, Cirurgia pós-bariátrica</w:t>
       </w:r>
     </w:p>
     <w:p>
@@ -4104,6 +4218,43 @@
           <w:szCs w:val="21"/>
         </w:rPr>
         <w:t xml:space="preserve">Abandonar a cinta ou o sutiã cirúrgico mais cedo</w:t>
+      </w:r>
+      <w:r>
+        <w:rPr>
+          <w:i/>
+          <w:iCs/>
+          <w:color w:val="888888"/>
+          <w:sz w:val="19"/>
+          <w:szCs w:val="19"/>
+        </w:rPr>
+        <w:t xml:space="preserve"> — exceto: Rinoplastia, Blefaroplastia, Otoplastia, Face HD Concept, face</w:t>
+      </w:r>
+    </w:p>
+    <w:p>
+      <w:pPr>
+        <w:pStyle w:val="ListParagraph"/>
+        <w:numPr>
+          <w:ilvl w:val="0"/>
+          <w:numId w:val="2"/>
+        </w:numPr>
+        <w:spacing w:after="60"/>
+      </w:pPr>
+      <w:r>
+        <w:rPr>
+          <w:sz w:val="21"/>
+          <w:szCs w:val="21"/>
+        </w:rPr>
+        <w:t xml:space="preserve">Retirar o curativo, o splint ou a faixa antes do tempo orientado</w:t>
+      </w:r>
+      <w:r>
+        <w:rPr>
+          <w:i/>
+          <w:iCs/>
+          <w:color w:val="888888"/>
+          <w:sz w:val="19"/>
+          <w:szCs w:val="19"/>
+        </w:rPr>
+        <w:t xml:space="preserve"> — só para: Rinoplastia, Blefaroplastia, Otoplastia, Face HD Concept, face</w:t>
       </w:r>
     </w:p>
     <w:p>
@@ -4235,6 +4386,43 @@
         </w:rPr>
         <w:t xml:space="preserve">Contorno corporal começando a se definir</w:t>
       </w:r>
+      <w:r>
+        <w:rPr>
+          <w:i/>
+          <w:iCs/>
+          <w:color w:val="888888"/>
+          <w:sz w:val="19"/>
+          <w:szCs w:val="19"/>
+        </w:rPr>
+        <w:t xml:space="preserve"> — exceto: Rinoplastia, Blefaroplastia, Otoplastia, Face HD Concept, face</w:t>
+      </w:r>
+    </w:p>
+    <w:p>
+      <w:pPr>
+        <w:pStyle w:val="ListParagraph"/>
+        <w:numPr>
+          <w:ilvl w:val="0"/>
+          <w:numId w:val="2"/>
+        </w:numPr>
+        <w:spacing w:after="60"/>
+      </w:pPr>
+      <w:r>
+        <w:rPr>
+          <w:sz w:val="21"/>
+          <w:szCs w:val="21"/>
+        </w:rPr>
+        <w:t xml:space="preserve">Formato ainda mudando à medida que o inchaço cede — é cedo para julgar</w:t>
+      </w:r>
+      <w:r>
+        <w:rPr>
+          <w:i/>
+          <w:iCs/>
+          <w:color w:val="888888"/>
+          <w:sz w:val="19"/>
+          <w:szCs w:val="19"/>
+        </w:rPr>
+        <w:t xml:space="preserve"> — só para: Rinoplastia, Blefaroplastia, Otoplastia, Face HD Concept, face</w:t>
+      </w:r>
     </w:p>
     <w:p>
       <w:pPr>
@@ -4762,6 +4950,43 @@
           <w:szCs w:val="21"/>
         </w:rPr>
         <w:t xml:space="preserve">Contorno se aproximando do resultado final</w:t>
+      </w:r>
+      <w:r>
+        <w:rPr>
+          <w:i/>
+          <w:iCs/>
+          <w:color w:val="888888"/>
+          <w:sz w:val="19"/>
+          <w:szCs w:val="19"/>
+        </w:rPr>
+        <w:t xml:space="preserve"> — exceto: Rinoplastia, Blefaroplastia, Otoplastia, Face HD Concept, face</w:t>
+      </w:r>
+    </w:p>
+    <w:p>
+      <w:pPr>
+        <w:pStyle w:val="ListParagraph"/>
+        <w:numPr>
+          <w:ilvl w:val="0"/>
+          <w:numId w:val="2"/>
+        </w:numPr>
+        <w:spacing w:after="60"/>
+      </w:pPr>
+      <w:r>
+        <w:rPr>
+          <w:sz w:val="21"/>
+          <w:szCs w:val="21"/>
+        </w:rPr>
+        <w:t xml:space="preserve">Formato se aproximando do resultado final</w:t>
+      </w:r>
+      <w:r>
+        <w:rPr>
+          <w:i/>
+          <w:iCs/>
+          <w:color w:val="888888"/>
+          <w:sz w:val="19"/>
+          <w:szCs w:val="19"/>
+        </w:rPr>
+        <w:t xml:space="preserve"> — só para: Rinoplastia, Blefaroplastia, Otoplastia, Face HD Concept, face</w:t>
       </w:r>
     </w:p>
     <w:p>
@@ -21803,6 +22028,46 @@
           <w:sz w:val="17"/>
           <w:szCs w:val="17"/>
         </w:rPr>
+        <w:t xml:space="preserve">O TEMPO DA RETRAÇÃO</w:t>
+      </w:r>
+    </w:p>
+    <w:p>
+      <w:pPr>
+        <w:spacing w:after="100"/>
+      </w:pPr>
+      <w:r>
+        <w:rPr>
+          <w:sz w:val="21"/>
+          <w:szCs w:val="21"/>
+        </w:rPr>
+        <w:t xml:space="preserve">A retração da pele não é imediata. Ela acontece de forma gradual, à medida que o colágeno é remodelado, e pode continuar evoluindo até cerca de nove meses depois da cirurgia.</w:t>
+      </w:r>
+    </w:p>
+    <w:p>
+      <w:pPr>
+        <w:spacing w:after="100"/>
+      </w:pPr>
+      <w:r>
+        <w:rPr>
+          <w:sz w:val="21"/>
+          <w:szCs w:val="21"/>
+        </w:rPr>
+        <w:t xml:space="preserve">Por isso, o contorno que você vê nos primeiros meses ainda não é o resultado final — nessa fase o inchaço também interfere no que o espelho mostra. Avaliar cedo demais costuma gerar uma frustração que o tempo desfaz.</w:t>
+      </w:r>
+    </w:p>
+    <w:p>
+      <w:pPr>
+        <w:spacing w:after="80" w:before="240"/>
+      </w:pPr>
+      <w:r>
+        <w:rPr>
+          <w:b/>
+          <w:bCs/>
+          <w:color w:val="067F7B"/>
+          <w:spacing w:val="30"/>
+          <w:sz w:val="17"/>
+          <w:szCs w:val="17"/>
+        </w:rPr>
         <w:t xml:space="preserve">QUANDO O MORPHEUS8® É UTILIZADO</w:t>
       </w:r>
     </w:p>

--- a/docs/conteudo-clinico-para-revisao.docx
+++ b/docs/conteudo-clinico-para-revisao.docx
@@ -76,7 +76,7 @@
           <w:sz w:val="19"/>
           <w:szCs w:val="19"/>
         </w:rPr>
-        <w:t xml:space="preserve">18 procedimentos · 63 orientações de sintomas · 17 guias de cuidados</w:t>
+        <w:t xml:space="preserve">18 procedimentos · 63 orientações de sintomas · 18 guias de cuidados</w:t>
       </w:r>
     </w:p>
     <w:p>
@@ -22431,6 +22431,505 @@
           <w:sz w:val="23"/>
           <w:szCs w:val="23"/>
         </w:rPr>
+        <w:t xml:space="preserve">Taping pós-operatório</w:t>
+      </w:r>
+    </w:p>
+    <w:p>
+      <w:pPr>
+        <w:spacing w:after="100"/>
+      </w:pPr>
+      <w:r>
+        <w:rPr>
+          <w:color w:val="6B6B6B"/>
+          <w:sz w:val="19"/>
+          <w:szCs w:val="19"/>
+        </w:rPr>
+        <w:t xml:space="preserve">"A bandagem elástica aplicada pela fisioterapeuta, e como cuidar dela"  |  Aplica-se a: somente cirurgias · apenas: Face HD Concept, Lipoescultura, Lipo HD Concept, Abdominoplastia, Correção de ginecomastia, Cirurgia pós-bariátrica</w:t>
+      </w:r>
+    </w:p>
+    <w:p>
+      <w:pPr>
+        <w:spacing w:after="80" w:before="240"/>
+      </w:pPr>
+      <w:r>
+        <w:rPr>
+          <w:b/>
+          <w:bCs/>
+          <w:color w:val="067F7B"/>
+          <w:spacing w:val="30"/>
+          <w:sz w:val="17"/>
+          <w:szCs w:val="17"/>
+        </w:rPr>
+        <w:t xml:space="preserve">O QUE É</w:t>
+      </w:r>
+    </w:p>
+    <w:p>
+      <w:pPr>
+        <w:spacing w:after="100"/>
+      </w:pPr>
+      <w:r>
+        <w:rPr>
+          <w:sz w:val="21"/>
+          <w:szCs w:val="21"/>
+        </w:rPr>
+        <w:t xml:space="preserve">O taping é uma bandagem elástica aplicada pela fisioterapeuta ainda no momento da cirurgia ou logo após o procedimento. Ele faz parte dos cuidados iniciais e pode auxiliar na recuperação, sempre de acordo com a indicação da equipe.</w:t>
+      </w:r>
+    </w:p>
+    <w:p>
+      <w:pPr>
+        <w:spacing w:after="80" w:before="240"/>
+      </w:pPr>
+      <w:r>
+        <w:rPr>
+          <w:b/>
+          <w:bCs/>
+          <w:color w:val="067F7B"/>
+          <w:spacing w:val="30"/>
+          <w:sz w:val="17"/>
+          <w:szCs w:val="17"/>
+        </w:rPr>
+        <w:t xml:space="preserve">QUAIS SÃO OS BENEFÍCIOS</w:t>
+      </w:r>
+    </w:p>
+    <w:p>
+      <w:pPr>
+        <w:spacing w:after="100"/>
+      </w:pPr>
+      <w:r>
+        <w:rPr>
+          <w:sz w:val="21"/>
+          <w:szCs w:val="21"/>
+        </w:rPr>
+        <w:t xml:space="preserve">Quando bem indicado, o taping pode contribuir para:</w:t>
+      </w:r>
+    </w:p>
+    <w:p>
+      <w:pPr>
+        <w:pStyle w:val="ListParagraph"/>
+        <w:numPr>
+          <w:ilvl w:val="0"/>
+          <w:numId w:val="2"/>
+        </w:numPr>
+        <w:spacing w:after="60"/>
+      </w:pPr>
+      <w:r>
+        <w:rPr>
+          <w:sz w:val="21"/>
+          <w:szCs w:val="21"/>
+        </w:rPr>
+        <w:t xml:space="preserve">Auxiliar no controle do inchaço</w:t>
+      </w:r>
+    </w:p>
+    <w:p>
+      <w:pPr>
+        <w:pStyle w:val="ListParagraph"/>
+        <w:numPr>
+          <w:ilvl w:val="0"/>
+          <w:numId w:val="2"/>
+        </w:numPr>
+        <w:spacing w:after="60"/>
+      </w:pPr>
+      <w:r>
+        <w:rPr>
+          <w:sz w:val="21"/>
+          <w:szCs w:val="21"/>
+        </w:rPr>
+        <w:t xml:space="preserve">Favorecer a drenagem dos líquidos</w:t>
+      </w:r>
+    </w:p>
+    <w:p>
+      <w:pPr>
+        <w:pStyle w:val="ListParagraph"/>
+        <w:numPr>
+          <w:ilvl w:val="0"/>
+          <w:numId w:val="2"/>
+        </w:numPr>
+        <w:spacing w:after="60"/>
+      </w:pPr>
+      <w:r>
+        <w:rPr>
+          <w:sz w:val="21"/>
+          <w:szCs w:val="21"/>
+        </w:rPr>
+        <w:t xml:space="preserve">Reduzir áreas de maior tensão</w:t>
+      </w:r>
+    </w:p>
+    <w:p>
+      <w:pPr>
+        <w:pStyle w:val="ListParagraph"/>
+        <w:numPr>
+          <w:ilvl w:val="0"/>
+          <w:numId w:val="2"/>
+        </w:numPr>
+        <w:spacing w:after="60"/>
+      </w:pPr>
+      <w:r>
+        <w:rPr>
+          <w:sz w:val="21"/>
+          <w:szCs w:val="21"/>
+        </w:rPr>
+        <w:t xml:space="preserve">Proporcionar mais conforto durante os primeiros dias</w:t>
+      </w:r>
+    </w:p>
+    <w:p>
+      <w:pPr>
+        <w:pStyle w:val="ListParagraph"/>
+        <w:numPr>
+          <w:ilvl w:val="0"/>
+          <w:numId w:val="2"/>
+        </w:numPr>
+        <w:spacing w:after="60"/>
+      </w:pPr>
+      <w:r>
+        <w:rPr>
+          <w:sz w:val="21"/>
+          <w:szCs w:val="21"/>
+        </w:rPr>
+        <w:t xml:space="preserve">Ajudar na adaptação dos tecidos no período inicial da recuperação</w:t>
+      </w:r>
+    </w:p>
+    <w:p>
+      <w:pPr>
+        <w:spacing w:after="80" w:before="240"/>
+      </w:pPr>
+      <w:r>
+        <w:rPr>
+          <w:b/>
+          <w:bCs/>
+          <w:color w:val="067F7B"/>
+          <w:spacing w:val="30"/>
+          <w:sz w:val="17"/>
+          <w:szCs w:val="17"/>
+        </w:rPr>
+        <w:t xml:space="preserve">QUANTO TEMPO ELE PERMANECE</w:t>
+      </w:r>
+    </w:p>
+    <w:p>
+      <w:pPr>
+        <w:spacing w:after="100"/>
+      </w:pPr>
+      <w:r>
+        <w:rPr>
+          <w:sz w:val="21"/>
+          <w:szCs w:val="21"/>
+        </w:rPr>
+        <w:t xml:space="preserve">Em geral, a bandagem permanece por aproximadamente 6 a 7 dias. Esse período pode variar conforme a cirurgia, a evolução do inchaço e a resposta da pele.</w:t>
+      </w:r>
+    </w:p>
+    <w:p>
+      <w:pPr>
+        <w:spacing w:after="100"/>
+      </w:pPr>
+      <w:r>
+        <w:rPr>
+          <w:sz w:val="21"/>
+          <w:szCs w:val="21"/>
+        </w:rPr>
+        <w:t xml:space="preserve">Em algumas situações, poderá ser retirada antes pela fisioterapeuta ou pela equipe. Dependendo da necessidade, uma nova aplicação poderá ser realizada durante o acompanhamento pós-operatório.</w:t>
+      </w:r>
+    </w:p>
+    <w:p>
+      <w:pPr>
+        <w:spacing w:after="80" w:before="240"/>
+      </w:pPr>
+      <w:r>
+        <w:rPr>
+          <w:b/>
+          <w:bCs/>
+          <w:color w:val="067F7B"/>
+          <w:spacing w:val="30"/>
+          <w:sz w:val="17"/>
+          <w:szCs w:val="17"/>
+        </w:rPr>
+        <w:t xml:space="preserve">CUIDADOS IMPORTANTES</w:t>
+      </w:r>
+    </w:p>
+    <w:p>
+      <w:pPr>
+        <w:pStyle w:val="ListParagraph"/>
+        <w:numPr>
+          <w:ilvl w:val="0"/>
+          <w:numId w:val="2"/>
+        </w:numPr>
+        <w:spacing w:after="60"/>
+      </w:pPr>
+      <w:r>
+        <w:rPr>
+          <w:sz w:val="21"/>
+          <w:szCs w:val="21"/>
+        </w:rPr>
+        <w:t xml:space="preserve">Não molhe o taping durante o banho — a umidade diminui a aderência e favorece irritações na pele</w:t>
+      </w:r>
+    </w:p>
+    <w:p>
+      <w:pPr>
+        <w:pStyle w:val="ListParagraph"/>
+        <w:numPr>
+          <w:ilvl w:val="0"/>
+          <w:numId w:val="2"/>
+        </w:numPr>
+        <w:spacing w:after="60"/>
+      </w:pPr>
+      <w:r>
+        <w:rPr>
+          <w:sz w:val="21"/>
+          <w:szCs w:val="21"/>
+        </w:rPr>
+        <w:t xml:space="preserve">Não utilize secador, cremes, óleos ou pomadas sobre a bandagem</w:t>
+      </w:r>
+    </w:p>
+    <w:p>
+      <w:pPr>
+        <w:pStyle w:val="ListParagraph"/>
+        <w:numPr>
+          <w:ilvl w:val="0"/>
+          <w:numId w:val="2"/>
+        </w:numPr>
+        <w:spacing w:after="60"/>
+      </w:pPr>
+      <w:r>
+        <w:rPr>
+          <w:sz w:val="21"/>
+          <w:szCs w:val="21"/>
+        </w:rPr>
+        <w:t xml:space="preserve">Não puxe, recorte, reposicione ou retire o taping por conta própria</w:t>
+      </w:r>
+    </w:p>
+    <w:p>
+      <w:pPr>
+        <w:pStyle w:val="ListParagraph"/>
+        <w:numPr>
+          <w:ilvl w:val="0"/>
+          <w:numId w:val="2"/>
+        </w:numPr>
+        <w:spacing w:after="60"/>
+      </w:pPr>
+      <w:r>
+        <w:rPr>
+          <w:sz w:val="21"/>
+          <w:szCs w:val="21"/>
+        </w:rPr>
+        <w:t xml:space="preserve">Use roupas confortáveis e tenha cuidado para não prender ou tracionar as pontas da bandagem</w:t>
+      </w:r>
+    </w:p>
+    <w:p>
+      <w:pPr>
+        <w:pStyle w:val="ListParagraph"/>
+        <w:numPr>
+          <w:ilvl w:val="0"/>
+          <w:numId w:val="2"/>
+        </w:numPr>
+        <w:spacing w:after="60"/>
+      </w:pPr>
+      <w:r>
+        <w:rPr>
+          <w:sz w:val="21"/>
+          <w:szCs w:val="21"/>
+        </w:rPr>
+        <w:t xml:space="preserve">Se alguma extremidade começar a descolar, não tente colá-la novamente — entre em contato com a equipe para receber orientação</w:t>
+      </w:r>
+    </w:p>
+    <w:p>
+      <w:pPr>
+        <w:pStyle w:val="ListParagraph"/>
+        <w:numPr>
+          <w:ilvl w:val="0"/>
+          <w:numId w:val="2"/>
+        </w:numPr>
+        <w:spacing w:after="60"/>
+      </w:pPr>
+      <w:r>
+        <w:rPr>
+          <w:sz w:val="21"/>
+          <w:szCs w:val="21"/>
+        </w:rPr>
+        <w:t xml:space="preserve">A retirada deve ser feita conforme a orientação da fisioterapeuta ou da equipe responsável</w:t>
+      </w:r>
+    </w:p>
+    <w:p>
+      <w:pPr>
+        <w:spacing w:after="80" w:before="240"/>
+      </w:pPr>
+      <w:r>
+        <w:rPr>
+          <w:b/>
+          <w:bCs/>
+          <w:color w:val="067F7B"/>
+          <w:spacing w:val="30"/>
+          <w:sz w:val="17"/>
+          <w:szCs w:val="17"/>
+        </w:rPr>
+        <w:t xml:space="preserve">QUANDO ENTRAR EM CONTATO</w:t>
+      </w:r>
+    </w:p>
+    <w:p>
+      <w:pPr>
+        <w:spacing w:after="100"/>
+      </w:pPr>
+      <w:r>
+        <w:rPr>
+          <w:sz w:val="21"/>
+          <w:szCs w:val="21"/>
+        </w:rPr>
+        <w:t xml:space="preserve">Avise a equipe se perceber:</w:t>
+      </w:r>
+    </w:p>
+    <w:p>
+      <w:pPr>
+        <w:pStyle w:val="ListParagraph"/>
+        <w:numPr>
+          <w:ilvl w:val="0"/>
+          <w:numId w:val="2"/>
+        </w:numPr>
+        <w:spacing w:after="60"/>
+      </w:pPr>
+      <w:r>
+        <w:rPr>
+          <w:sz w:val="21"/>
+          <w:szCs w:val="21"/>
+        </w:rPr>
+        <w:t xml:space="preserve">Coceira intensa ou persistente</w:t>
+      </w:r>
+    </w:p>
+    <w:p>
+      <w:pPr>
+        <w:pStyle w:val="ListParagraph"/>
+        <w:numPr>
+          <w:ilvl w:val="0"/>
+          <w:numId w:val="2"/>
+        </w:numPr>
+        <w:spacing w:after="60"/>
+      </w:pPr>
+      <w:r>
+        <w:rPr>
+          <w:sz w:val="21"/>
+          <w:szCs w:val="21"/>
+        </w:rPr>
+        <w:t xml:space="preserve">Ardência, dor ou desconforto importante</w:t>
+      </w:r>
+    </w:p>
+    <w:p>
+      <w:pPr>
+        <w:pStyle w:val="ListParagraph"/>
+        <w:numPr>
+          <w:ilvl w:val="0"/>
+          <w:numId w:val="2"/>
+        </w:numPr>
+        <w:spacing w:after="60"/>
+      </w:pPr>
+      <w:r>
+        <w:rPr>
+          <w:sz w:val="21"/>
+          <w:szCs w:val="21"/>
+        </w:rPr>
+        <w:t xml:space="preserve">Vermelhidão que se estende além da bandagem</w:t>
+      </w:r>
+    </w:p>
+    <w:p>
+      <w:pPr>
+        <w:pStyle w:val="ListParagraph"/>
+        <w:numPr>
+          <w:ilvl w:val="0"/>
+          <w:numId w:val="2"/>
+        </w:numPr>
+        <w:spacing w:after="60"/>
+      </w:pPr>
+      <w:r>
+        <w:rPr>
+          <w:sz w:val="21"/>
+          <w:szCs w:val="21"/>
+        </w:rPr>
+        <w:t xml:space="preserve">Pele muito sensível, irritada ou machucada</w:t>
+      </w:r>
+    </w:p>
+    <w:p>
+      <w:pPr>
+        <w:pStyle w:val="ListParagraph"/>
+        <w:numPr>
+          <w:ilvl w:val="0"/>
+          <w:numId w:val="2"/>
+        </w:numPr>
+        <w:spacing w:after="60"/>
+      </w:pPr>
+      <w:r>
+        <w:rPr>
+          <w:sz w:val="21"/>
+          <w:szCs w:val="21"/>
+        </w:rPr>
+        <w:t xml:space="preserve">Bandagem molhada, muito solta ou completamente descolada</w:t>
+      </w:r>
+    </w:p>
+    <w:p>
+      <w:pPr>
+        <w:spacing w:after="80" w:before="240"/>
+      </w:pPr>
+      <w:r>
+        <w:rPr>
+          <w:b/>
+          <w:bCs/>
+          <w:color w:val="067F7B"/>
+          <w:spacing w:val="30"/>
+          <w:sz w:val="17"/>
+          <w:szCs w:val="17"/>
+        </w:rPr>
+        <w:t xml:space="preserve">CADA RECUPERAÇÃO É ÚNICA</w:t>
+      </w:r>
+    </w:p>
+    <w:p>
+      <w:pPr>
+        <w:spacing w:after="100"/>
+      </w:pPr>
+      <w:r>
+        <w:rPr>
+          <w:sz w:val="21"/>
+          <w:szCs w:val="21"/>
+        </w:rPr>
+        <w:t xml:space="preserve">O taping é um cuidado complementar e não substitui as demais orientações pós-operatórias.</w:t>
+      </w:r>
+    </w:p>
+    <w:p>
+      <w:pPr>
+        <w:spacing w:after="100"/>
+      </w:pPr>
+      <w:r>
+        <w:rPr>
+          <w:sz w:val="21"/>
+          <w:szCs w:val="21"/>
+        </w:rPr>
+        <w:t xml:space="preserve">O tempo de permanência, a retirada e a eventual reaplicação serão definidos individualmente durante o acompanhamento.</w:t>
+      </w:r>
+    </w:p>
+    <w:p>
+      <w:pPr>
+        <w:pBdr>
+          <w:bottom w:val="dotted" w:color="C8C8C8" w:sz="4" w:space="4"/>
+        </w:pBdr>
+        <w:spacing w:after="240" w:before="100"/>
+      </w:pPr>
+      <w:r>
+        <w:rPr>
+          <w:i/>
+          <w:iCs/>
+          <w:color w:val="AAAAAA"/>
+          <w:sz w:val="17"/>
+          <w:szCs w:val="17"/>
+        </w:rPr>
+        <w:t xml:space="preserve">Correção: </w:t>
+      </w:r>
+    </w:p>
+    <w:p>
+      <w:pPr>
+        <w:pStyle w:val="Heading3"/>
+        <w:spacing w:after="100" w:before="280"/>
+      </w:pPr>
+      <w:r>
+        <w:rPr>
+          <w:b/>
+          <w:bCs/>
+          <w:color w:val="111111"/>
+          <w:sz w:val="23"/>
+          <w:szCs w:val="23"/>
+        </w:rPr>
         <w:t xml:space="preserve">Curativos, banho e higiene</w:t>
       </w:r>
     </w:p>

--- a/docs/conteudo-clinico-para-revisao.docx
+++ b/docs/conteudo-clinico-para-revisao.docx
@@ -62,7 +62,7 @@
           <w:sz w:val="19"/>
           <w:szCs w:val="19"/>
         </w:rPr>
-        <w:t xml:space="preserve">Gerado a partir do aplicativo em 18/08/2026</w:t>
+        <w:t xml:space="preserve">Gerado a partir do aplicativo em 19/08/2026</w:t>
       </w:r>
     </w:p>
     <w:p>
@@ -864,7 +864,7 @@
           <w:sz w:val="21"/>
           <w:szCs w:val="21"/>
         </w:rPr>
-        <w:t xml:space="preserve">Andar levemente curvada nos primeiros dias protege a cicatriz</w:t>
+        <w:t xml:space="preserve">Andar levemente curvada nas duas primeiras semanas protege a cicatriz</w:t>
       </w:r>
     </w:p>
     <w:p>
@@ -6973,7 +6973,7 @@
                 <w:sz w:val="20"/>
                 <w:szCs w:val="20"/>
               </w:rPr>
-              <w:t xml:space="preserve">D7</w:t>
+              <w:t xml:space="preserve">D14</w:t>
             </w:r>
           </w:p>
         </w:tc>
@@ -6987,7 +6987,7 @@
                 <w:sz w:val="20"/>
                 <w:szCs w:val="20"/>
               </w:rPr>
-              <w:t xml:space="preserve">Postura ereta é retomada gradualmente</w:t>
+              <w:t xml:space="preserve">Postura totalmente ereta, conforme a orientação da equipe</w:t>
             </w:r>
           </w:p>
         </w:tc>

--- a/docs/conteudo-clinico-para-revisao.docx
+++ b/docs/conteudo-clinico-para-revisao.docx
@@ -76,7 +76,7 @@
           <w:sz w:val="19"/>
           <w:szCs w:val="19"/>
         </w:rPr>
-        <w:t xml:space="preserve">18 procedimentos · 63 orientações de sintomas · 18 guias de cuidados</w:t>
+        <w:t xml:space="preserve">18 procedimentos · 63 orientações de sintomas · 20 guias de cuidados</w:t>
       </w:r>
     </w:p>
     <w:p>
@@ -9594,7 +9594,7 @@
           <w:sz w:val="21"/>
           <w:szCs w:val="21"/>
         </w:rPr>
-        <w:t xml:space="preserve">Ligue para a emergência ou vá ao pronto-socorro mais próximo agora</w:t>
+        <w:t xml:space="preserve">Ligue para o SAMU (192) ou vá ao pronto-socorro mais próximo agora</w:t>
       </w:r>
     </w:p>
     <w:p>
@@ -25333,6 +25333,561 @@
           <w:szCs w:val="21"/>
         </w:rPr>
         <w:t xml:space="preserve">Cigarro e vape: o tabagismo é o fator que mais compromete a cicatriz</w:t>
+      </w:r>
+    </w:p>
+    <w:p>
+      <w:pPr>
+        <w:pBdr>
+          <w:bottom w:val="dotted" w:color="C8C8C8" w:sz="4" w:space="4"/>
+        </w:pBdr>
+        <w:spacing w:after="240" w:before="100"/>
+      </w:pPr>
+      <w:r>
+        <w:rPr>
+          <w:i/>
+          <w:iCs/>
+          <w:color w:val="AAAAAA"/>
+          <w:sz w:val="17"/>
+          <w:szCs w:val="17"/>
+        </w:rPr>
+        <w:t xml:space="preserve">Correção: </w:t>
+      </w:r>
+    </w:p>
+    <w:p>
+      <w:pPr>
+        <w:pStyle w:val="Heading3"/>
+        <w:spacing w:after="100" w:before="280"/>
+      </w:pPr>
+      <w:r>
+        <w:rPr>
+          <w:b/>
+          <w:bCs/>
+          <w:color w:val="111111"/>
+          <w:sz w:val="23"/>
+          <w:szCs w:val="23"/>
+        </w:rPr>
+        <w:t xml:space="preserve">Cuidados com a cola cirúrgica Prineo</w:t>
+      </w:r>
+    </w:p>
+    <w:p>
+      <w:pPr>
+        <w:spacing w:after="100"/>
+      </w:pPr>
+      <w:r>
+        <w:rPr>
+          <w:color w:val="6B6B6B"/>
+          <w:sz w:val="19"/>
+          <w:szCs w:val="19"/>
+        </w:rPr>
+        <w:t xml:space="preserve">"Uma camada de proteção sobre a incisão, até por volta do 21º dia"  |  Aplica-se a: somente cirurgias · apenas: Abdominoplastia, Cirurgia pós-bariátrica, Mastopexia, Mamoplastia redutora, Mamoplastia de aumento</w:t>
+      </w:r>
+    </w:p>
+    <w:p>
+      <w:pPr>
+        <w:spacing w:after="80" w:before="240"/>
+      </w:pPr>
+      <w:r>
+        <w:rPr>
+          <w:b/>
+          <w:bCs/>
+          <w:color w:val="067F7B"/>
+          <w:spacing w:val="30"/>
+          <w:sz w:val="17"/>
+          <w:szCs w:val="17"/>
+        </w:rPr>
+        <w:t xml:space="preserve">O QUE É</w:t>
+      </w:r>
+    </w:p>
+    <w:p>
+      <w:pPr>
+        <w:spacing w:after="100"/>
+      </w:pPr>
+      <w:r>
+        <w:rPr>
+          <w:sz w:val="21"/>
+          <w:szCs w:val="21"/>
+        </w:rPr>
+        <w:t xml:space="preserve">Nas cirurgias em que foi aplicado, o Prineo funciona como uma camada de proteção sobre a incisão. Ele é formado por uma delicada tela associada a uma cola cirúrgica e deve permanecer no local durante as primeiras semanas da recuperação.</w:t>
+      </w:r>
+    </w:p>
+    <w:p>
+      <w:pPr>
+        <w:spacing w:after="100"/>
+      </w:pPr>
+      <w:r>
+        <w:rPr>
+          <w:sz w:val="21"/>
+          <w:szCs w:val="21"/>
+        </w:rPr>
+        <w:t xml:space="preserve">Nos primeiros dias, o Prineo poderá estar coberto pelo taping. Durante esse período, siga as orientações específicas de cuidado com a bandagem e evite molhá-la.</w:t>
+      </w:r>
+    </w:p>
+    <w:p>
+      <w:pPr>
+        <w:spacing w:after="80" w:before="240"/>
+      </w:pPr>
+      <w:r>
+        <w:rPr>
+          <w:b/>
+          <w:bCs/>
+          <w:color w:val="067F7B"/>
+          <w:spacing w:val="30"/>
+          <w:sz w:val="17"/>
+          <w:szCs w:val="17"/>
+        </w:rPr>
+        <w:t xml:space="preserve">APÓS A RETIRADA DO TAPING</w:t>
+      </w:r>
+    </w:p>
+    <w:p>
+      <w:pPr>
+        <w:spacing w:after="100"/>
+      </w:pPr>
+      <w:r>
+        <w:rPr>
+          <w:sz w:val="21"/>
+          <w:szCs w:val="21"/>
+        </w:rPr>
+        <w:t xml:space="preserve">Quando o taping for retirado, o Prineo poderá ser molhado normalmente durante o banho. Deixe a água escorrer suavemente sobre a região, sem esfregar, utilizar buchas ou direcionar um jato forte para a cicatriz.</w:t>
+      </w:r>
+    </w:p>
+    <w:p>
+      <w:pPr>
+        <w:spacing w:after="100"/>
+      </w:pPr>
+      <w:r>
+        <w:rPr>
+          <w:sz w:val="21"/>
+          <w:szCs w:val="21"/>
+        </w:rPr>
+        <w:t xml:space="preserve">Depois do banho, seque delicadamente com uma toalha limpa, apenas pressionando sobre a região, sem friccionar. Enquanto o Prineo estiver presente, evite banheira, piscina, mar ou qualquer situação em que a cicatriz permaneça submersa.</w:t>
+      </w:r>
+    </w:p>
+    <w:p>
+      <w:pPr>
+        <w:spacing w:after="80" w:before="240"/>
+      </w:pPr>
+      <w:r>
+        <w:rPr>
+          <w:b/>
+          <w:bCs/>
+          <w:color w:val="067F7B"/>
+          <w:spacing w:val="30"/>
+          <w:sz w:val="17"/>
+          <w:szCs w:val="17"/>
+        </w:rPr>
+        <w:t xml:space="preserve">O QUE NÃO APLICAR</w:t>
+      </w:r>
+    </w:p>
+    <w:p>
+      <w:pPr>
+        <w:spacing w:after="100"/>
+      </w:pPr>
+      <w:r>
+        <w:rPr>
+          <w:sz w:val="21"/>
+          <w:szCs w:val="21"/>
+        </w:rPr>
+        <w:t xml:space="preserve">Não passe cremes, hidratantes, pomadas, óleos, álcool, antissépticos ou qualquer outro produto sobre o Prineo. Essas substâncias podem reduzir a aderência da cola e fazer com que a tela se solte antes do momento adequado.</w:t>
+      </w:r>
+    </w:p>
+    <w:p>
+      <w:pPr>
+        <w:spacing w:after="100"/>
+      </w:pPr>
+      <w:r>
+        <w:rPr>
+          <w:sz w:val="21"/>
+          <w:szCs w:val="21"/>
+        </w:rPr>
+        <w:t xml:space="preserve">Também não puxe, não esfregue e não tente retirar a tela por conta própria.</w:t>
+      </w:r>
+    </w:p>
+    <w:p>
+      <w:pPr>
+        <w:spacing w:after="80" w:before="240"/>
+      </w:pPr>
+      <w:r>
+        <w:rPr>
+          <w:b/>
+          <w:bCs/>
+          <w:color w:val="067F7B"/>
+          <w:spacing w:val="30"/>
+          <w:sz w:val="17"/>
+          <w:szCs w:val="17"/>
+        </w:rPr>
+        <w:t xml:space="preserve">SE ALGUMA PONTA DESCOLAR</w:t>
+      </w:r>
+    </w:p>
+    <w:p>
+      <w:pPr>
+        <w:spacing w:after="100"/>
+      </w:pPr>
+      <w:r>
+        <w:rPr>
+          <w:sz w:val="21"/>
+          <w:szCs w:val="21"/>
+        </w:rPr>
+        <w:t xml:space="preserve">Com o passar dos dias, é possível que pequenas bordas comecem a se desprender. Isso geralmente faz parte do processo e não significa que exista algum problema com a cicatriz.</w:t>
+      </w:r>
+    </w:p>
+    <w:p>
+      <w:pPr>
+        <w:spacing w:after="100"/>
+      </w:pPr>
+      <w:r>
+        <w:rPr>
+          <w:sz w:val="21"/>
+          <w:szCs w:val="21"/>
+        </w:rPr>
+        <w:t xml:space="preserve">Caso uma ponta esteja solta ou incomodando, avise nossa equipe. A parte que já estiver completamente descolada poderá ser cuidadosamente aparada com uma tesoura limpa, sem puxar a região que permanece aderida à pele.</w:t>
+      </w:r>
+    </w:p>
+    <w:p>
+      <w:pPr>
+        <w:spacing w:after="80" w:before="240"/>
+      </w:pPr>
+      <w:r>
+        <w:rPr>
+          <w:b/>
+          <w:bCs/>
+          <w:color w:val="067F7B"/>
+          <w:spacing w:val="30"/>
+          <w:sz w:val="17"/>
+          <w:szCs w:val="17"/>
+        </w:rPr>
+        <w:t xml:space="preserve">RETIRADA</w:t>
+      </w:r>
+    </w:p>
+    <w:p>
+      <w:pPr>
+        <w:spacing w:after="100"/>
+      </w:pPr>
+      <w:r>
+        <w:rPr>
+          <w:sz w:val="21"/>
+          <w:szCs w:val="21"/>
+        </w:rPr>
+        <w:t xml:space="preserve">O Prineo costuma ser retirado por volta de 21 dias após a cirurgia, de acordo com a evolução da cicatrização. Aguarde a orientação da nossa equipe para realizar a retirada no momento adequado.</w:t>
+      </w:r>
+    </w:p>
+    <w:p>
+      <w:pPr>
+        <w:spacing w:after="100"/>
+      </w:pPr>
+      <w:r>
+        <w:rPr>
+          <w:sz w:val="21"/>
+          <w:szCs w:val="21"/>
+        </w:rPr>
+        <w:t xml:space="preserve">Caso perceba coceira intensa, irritação importante ou formação de pequenas bolhas ao redor da cola, entre em contato conosco para receber orientação.</w:t>
+      </w:r>
+    </w:p>
+    <w:p>
+      <w:pPr>
+        <w:spacing w:after="100"/>
+      </w:pPr>
+      <w:r>
+        <w:rPr>
+          <w:sz w:val="21"/>
+          <w:szCs w:val="21"/>
+        </w:rPr>
+        <w:t xml:space="preserve">O Prineo não precisa de cuidados complexos. Basta protegê-lo, mantê-lo limpo e não interferir em sua aderência até o momento da retirada.</w:t>
+      </w:r>
+    </w:p>
+    <w:p>
+      <w:pPr>
+        <w:pBdr>
+          <w:bottom w:val="dotted" w:color="C8C8C8" w:sz="4" w:space="4"/>
+        </w:pBdr>
+        <w:spacing w:after="240" w:before="100"/>
+      </w:pPr>
+      <w:r>
+        <w:rPr>
+          <w:i/>
+          <w:iCs/>
+          <w:color w:val="AAAAAA"/>
+          <w:sz w:val="17"/>
+          <w:szCs w:val="17"/>
+        </w:rPr>
+        <w:t xml:space="preserve">Correção: </w:t>
+      </w:r>
+    </w:p>
+    <w:p>
+      <w:pPr>
+        <w:pStyle w:val="Heading3"/>
+        <w:spacing w:after="100" w:before="280"/>
+      </w:pPr>
+      <w:r>
+        <w:rPr>
+          <w:b/>
+          <w:bCs/>
+          <w:color w:val="111111"/>
+          <w:sz w:val="23"/>
+          <w:szCs w:val="23"/>
+        </w:rPr>
+        <w:t xml:space="preserve">Massagem das cicatrizes</w:t>
+      </w:r>
+    </w:p>
+    <w:p>
+      <w:pPr>
+        <w:spacing w:after="100"/>
+      </w:pPr>
+      <w:r>
+        <w:rPr>
+          <w:color w:val="6B6B6B"/>
+          <w:sz w:val="19"/>
+          <w:szCs w:val="19"/>
+        </w:rPr>
+        <w:t xml:space="preserve">"A partir do 21º dia, com a cicatriz já fechada"  |  Aplica-se a: somente cirurgias</w:t>
+      </w:r>
+    </w:p>
+    <w:p>
+      <w:pPr>
+        <w:spacing w:after="80" w:before="240"/>
+      </w:pPr>
+      <w:r>
+        <w:rPr>
+          <w:b/>
+          <w:bCs/>
+          <w:color w:val="067F7B"/>
+          <w:spacing w:val="30"/>
+          <w:sz w:val="17"/>
+          <w:szCs w:val="17"/>
+        </w:rPr>
+        <w:t xml:space="preserve">POR QUE MASSAGEAR</w:t>
+      </w:r>
+    </w:p>
+    <w:p>
+      <w:pPr>
+        <w:spacing w:after="100"/>
+      </w:pPr>
+      <w:r>
+        <w:rPr>
+          <w:sz w:val="21"/>
+          <w:szCs w:val="21"/>
+        </w:rPr>
+        <w:t xml:space="preserve">A cicatriz continua se transformando por vários meses após a cirurgia. A massagem faz parte desse processo de cuidado e ajuda a manter o tecido mais macio, flexível e bem adaptado aos planos profundos.</w:t>
+      </w:r>
+    </w:p>
+    <w:p>
+      <w:pPr>
+        <w:spacing w:after="80" w:before="240"/>
+      </w:pPr>
+      <w:r>
+        <w:rPr>
+          <w:b/>
+          <w:bCs/>
+          <w:color w:val="067F7B"/>
+          <w:spacing w:val="30"/>
+          <w:sz w:val="17"/>
+          <w:szCs w:val="17"/>
+        </w:rPr>
+        <w:t xml:space="preserve">QUANDO COMEÇAR</w:t>
+      </w:r>
+    </w:p>
+    <w:p>
+      <w:pPr>
+        <w:spacing w:after="100"/>
+      </w:pPr>
+      <w:r>
+        <w:rPr>
+          <w:sz w:val="21"/>
+          <w:szCs w:val="21"/>
+        </w:rPr>
+        <w:t xml:space="preserve">Em geral, a massagem pode ser iniciada por volta de 21 dias após a cirurgia, desde que a cicatriz esteja completamente fechada, com a pele íntegra e sem nenhum ponto de abertura ou deiscência.</w:t>
+      </w:r>
+    </w:p>
+    <w:p>
+      <w:pPr>
+        <w:spacing w:after="100"/>
+      </w:pPr>
+      <w:r>
+        <w:rPr>
+          <w:sz w:val="21"/>
+          <w:szCs w:val="21"/>
+        </w:rPr>
+        <w:t xml:space="preserve">Caso ainda exista alguma pequena área em cicatrização, aguarde a liberação da nossa equipe antes de começar.</w:t>
+      </w:r>
+    </w:p>
+    <w:p>
+      <w:pPr>
+        <w:spacing w:after="80" w:before="240"/>
+      </w:pPr>
+      <w:r>
+        <w:rPr>
+          <w:b/>
+          <w:bCs/>
+          <w:color w:val="067F7B"/>
+          <w:spacing w:val="30"/>
+          <w:sz w:val="17"/>
+          <w:szCs w:val="17"/>
+        </w:rPr>
+        <w:t xml:space="preserve">COMO REALIZAR</w:t>
+      </w:r>
+    </w:p>
+    <w:p>
+      <w:pPr>
+        <w:pStyle w:val="ListParagraph"/>
+        <w:numPr>
+          <w:ilvl w:val="0"/>
+          <w:numId w:val="2"/>
+        </w:numPr>
+        <w:spacing w:after="60"/>
+      </w:pPr>
+      <w:r>
+        <w:rPr>
+          <w:sz w:val="21"/>
+          <w:szCs w:val="21"/>
+        </w:rPr>
+        <w:t xml:space="preserve">Lave bem as mãos</w:t>
+      </w:r>
+    </w:p>
+    <w:p>
+      <w:pPr>
+        <w:pStyle w:val="ListParagraph"/>
+        <w:numPr>
+          <w:ilvl w:val="0"/>
+          <w:numId w:val="2"/>
+        </w:numPr>
+        <w:spacing w:after="60"/>
+      </w:pPr>
+      <w:r>
+        <w:rPr>
+          <w:sz w:val="21"/>
+          <w:szCs w:val="21"/>
+        </w:rPr>
+        <w:t xml:space="preserve">Aplique uma pequena quantidade do hidratante recomendado pela equipe</w:t>
+      </w:r>
+    </w:p>
+    <w:p>
+      <w:pPr>
+        <w:pStyle w:val="ListParagraph"/>
+        <w:numPr>
+          <w:ilvl w:val="0"/>
+          <w:numId w:val="2"/>
+        </w:numPr>
+        <w:spacing w:after="60"/>
+      </w:pPr>
+      <w:r>
+        <w:rPr>
+          <w:sz w:val="21"/>
+          <w:szCs w:val="21"/>
+        </w:rPr>
+        <w:t xml:space="preserve">Posicione a ponta dos dedos diretamente sobre a cicatriz</w:t>
+      </w:r>
+    </w:p>
+    <w:p>
+      <w:pPr>
+        <w:pStyle w:val="ListParagraph"/>
+        <w:numPr>
+          <w:ilvl w:val="0"/>
+          <w:numId w:val="2"/>
+        </w:numPr>
+        <w:spacing w:after="60"/>
+      </w:pPr>
+      <w:r>
+        <w:rPr>
+          <w:sz w:val="21"/>
+          <w:szCs w:val="21"/>
+        </w:rPr>
+        <w:t xml:space="preserve">Faça movimentos circulares pequenos e lentos, percorrendo toda a sua extensão</w:t>
+      </w:r>
+    </w:p>
+    <w:p>
+      <w:pPr>
+        <w:pStyle w:val="ListParagraph"/>
+        <w:numPr>
+          <w:ilvl w:val="0"/>
+          <w:numId w:val="2"/>
+        </w:numPr>
+        <w:spacing w:after="60"/>
+      </w:pPr>
+      <w:r>
+        <w:rPr>
+          <w:sz w:val="21"/>
+          <w:szCs w:val="21"/>
+        </w:rPr>
+        <w:t xml:space="preserve">A pressão deve ser firme o suficiente para movimentar a cicatriz e a pele sobre os tecidos mais profundos — não apenas deslizar superficialmente</w:t>
+      </w:r>
+    </w:p>
+    <w:p>
+      <w:pPr>
+        <w:spacing w:after="80" w:before="240"/>
+      </w:pPr>
+      <w:r>
+        <w:rPr>
+          <w:b/>
+          <w:bCs/>
+          <w:color w:val="067F7B"/>
+          <w:spacing w:val="30"/>
+          <w:sz w:val="17"/>
+          <w:szCs w:val="17"/>
+        </w:rPr>
+        <w:t xml:space="preserve">A PRESSÃO CERTA</w:t>
+      </w:r>
+    </w:p>
+    <w:p>
+      <w:pPr>
+        <w:spacing w:after="100"/>
+      </w:pPr>
+      <w:r>
+        <w:rPr>
+          <w:sz w:val="21"/>
+          <w:szCs w:val="21"/>
+        </w:rPr>
+        <w:t xml:space="preserve">Um leve desconforto ou sensibilidade durante a massagem pode acontecer e tende a melhorar conforme a cicatriz amadurece. A pressão pode ser aumentada progressivamente, sempre respeitando o limite tolerável e sem machucar a pele.</w:t>
+      </w:r>
+    </w:p>
+    <w:p>
+      <w:pPr>
+        <w:spacing w:after="80" w:before="240"/>
+      </w:pPr>
+      <w:r>
+        <w:rPr>
+          <w:b/>
+          <w:bCs/>
+          <w:color w:val="067F7B"/>
+          <w:spacing w:val="30"/>
+          <w:sz w:val="17"/>
+          <w:szCs w:val="17"/>
+        </w:rPr>
+        <w:t xml:space="preserve">FREQUÊNCIA</w:t>
+      </w:r>
+    </w:p>
+    <w:p>
+      <w:pPr>
+        <w:spacing w:after="100"/>
+      </w:pPr>
+      <w:r>
+        <w:rPr>
+          <w:sz w:val="21"/>
+          <w:szCs w:val="21"/>
+        </w:rPr>
+        <w:t xml:space="preserve">Realize a massagem por aproximadamente 5 minutos, duas vezes ao dia, ou conforme a orientação individual da nossa equipe.</w:t>
+      </w:r>
+    </w:p>
+    <w:p>
+      <w:pPr>
+        <w:spacing w:after="100"/>
+      </w:pPr>
+      <w:r>
+        <w:rPr>
+          <w:sz w:val="21"/>
+          <w:szCs w:val="21"/>
+        </w:rPr>
+        <w:t xml:space="preserve">Mais importante do que aplicar força excessiva é manter uma pressão firme, cuidadosa e regular. Com o tempo, esse pequeno hábito pode contribuir para uma cicatriz mais macia, móvel e confortável.</w:t>
+      </w:r>
+    </w:p>
+    <w:p>
+      <w:pPr>
+        <w:spacing w:after="100"/>
+      </w:pPr>
+      <w:r>
+        <w:rPr>
+          <w:sz w:val="21"/>
+          <w:szCs w:val="21"/>
+        </w:rPr>
+        <w:t xml:space="preserve">Cada cicatriz tem seu próprio ritmo. Constância e cuidado fazem parte de uma boa recuperação.</w:t>
       </w:r>
     </w:p>
     <w:p>

--- a/docs/conteudo-clinico-para-revisao.docx
+++ b/docs/conteudo-clinico-para-revisao.docx
@@ -76,7 +76,7 @@
           <w:sz w:val="19"/>
           <w:szCs w:val="19"/>
         </w:rPr>
-        <w:t xml:space="preserve">18 procedimentos · 63 orientações de sintomas · 20 guias de cuidados</w:t>
+        <w:t xml:space="preserve">18 procedimentos · 63 orientações de sintomas · 21 guias de cuidados</w:t>
       </w:r>
     </w:p>
     <w:p>
@@ -25625,7 +25625,7 @@
           <w:sz w:val="23"/>
           <w:szCs w:val="23"/>
         </w:rPr>
-        <w:t xml:space="preserve">Massagem das cicatrizes</w:t>
+        <w:t xml:space="preserve">Massagem das pálpebras</w:t>
       </w:r>
     </w:p>
     <w:p>
@@ -25638,7 +25638,7 @@
           <w:sz w:val="19"/>
           <w:szCs w:val="19"/>
         </w:rPr>
-        <w:t xml:space="preserve">"A partir do 21º dia, com a cicatriz já fechada"  |  Aplica-se a: somente cirurgias</w:t>
+        <w:t xml:space="preserve">"A partir de 30 dias, manhã e noite"  |  Aplica-se a: somente cirurgias · apenas: Blefaroplastia, Face HD Concept</w:t>
       </w:r>
     </w:p>
     <w:p>
@@ -25654,19 +25654,87 @@
           <w:sz w:val="17"/>
           <w:szCs w:val="17"/>
         </w:rPr>
-        <w:t xml:space="preserve">POR QUE MASSAGEAR</w:t>
-      </w:r>
-    </w:p>
-    <w:p>
-      <w:pPr>
-        <w:spacing w:after="100"/>
-      </w:pPr>
-      <w:r>
-        <w:rPr>
-          <w:sz w:val="21"/>
-          <w:szCs w:val="21"/>
-        </w:rPr>
-        <w:t xml:space="preserve">A cicatriz continua se transformando por vários meses após a cirurgia. A massagem faz parte desse processo de cuidado e ajuda a manter o tecido mais macio, flexível e bem adaptado aos planos profundos.</w:t>
+        <w:t xml:space="preserve">COMO FAZER</w:t>
+      </w:r>
+    </w:p>
+    <w:p>
+      <w:pPr>
+        <w:spacing w:after="100"/>
+      </w:pPr>
+      <w:r>
+        <w:rPr>
+          <w:sz w:val="21"/>
+          <w:szCs w:val="21"/>
+        </w:rPr>
+        <w:t xml:space="preserve">A partir de 30 dias, com as cicatrizes já fechadas, massageie as cicatrizes das pálpebras — as superiores e as inferiores.</w:t>
+      </w:r>
+    </w:p>
+    <w:p>
+      <w:pPr>
+        <w:pStyle w:val="ListParagraph"/>
+        <w:numPr>
+          <w:ilvl w:val="0"/>
+          <w:numId w:val="2"/>
+        </w:numPr>
+        <w:spacing w:after="60"/>
+      </w:pPr>
+      <w:r>
+        <w:rPr>
+          <w:sz w:val="21"/>
+          <w:szCs w:val="21"/>
+        </w:rPr>
+        <w:t xml:space="preserve">Deslize sempre de dentro para fora, no sentido do canto do olho para a lateral</w:t>
+      </w:r>
+    </w:p>
+    <w:p>
+      <w:pPr>
+        <w:pStyle w:val="ListParagraph"/>
+        <w:numPr>
+          <w:ilvl w:val="0"/>
+          <w:numId w:val="2"/>
+        </w:numPr>
+        <w:spacing w:after="60"/>
+      </w:pPr>
+      <w:r>
+        <w:rPr>
+          <w:sz w:val="21"/>
+          <w:szCs w:val="21"/>
+        </w:rPr>
+        <w:t xml:space="preserve">Use uma pressão um pouco mais firme do que a das outras cicatrizes</w:t>
+      </w:r>
+    </w:p>
+    <w:p>
+      <w:pPr>
+        <w:pStyle w:val="ListParagraph"/>
+        <w:numPr>
+          <w:ilvl w:val="0"/>
+          <w:numId w:val="2"/>
+        </w:numPr>
+        <w:spacing w:after="60"/>
+      </w:pPr>
+      <w:r>
+        <w:rPr>
+          <w:sz w:val="21"/>
+          <w:szCs w:val="21"/>
+        </w:rPr>
+        <w:t xml:space="preserve">20 movimentos em cada pálpebra</w:t>
+      </w:r>
+    </w:p>
+    <w:p>
+      <w:pPr>
+        <w:pStyle w:val="ListParagraph"/>
+        <w:numPr>
+          <w:ilvl w:val="0"/>
+          <w:numId w:val="2"/>
+        </w:numPr>
+        <w:spacing w:after="60"/>
+      </w:pPr>
+      <w:r>
+        <w:rPr>
+          <w:sz w:val="21"/>
+          <w:szCs w:val="21"/>
+        </w:rPr>
+        <w:t xml:space="preserve">Duas vezes ao dia: de manhã e à noite</w:t>
       </w:r>
     </w:p>
     <w:p>
@@ -25682,6 +25750,161 @@
           <w:sz w:val="17"/>
           <w:szCs w:val="17"/>
         </w:rPr>
+        <w:t xml:space="preserve">ANTES DE COMEÇAR</w:t>
+      </w:r>
+    </w:p>
+    <w:p>
+      <w:pPr>
+        <w:spacing w:after="100"/>
+      </w:pPr>
+      <w:r>
+        <w:rPr>
+          <w:sz w:val="21"/>
+          <w:szCs w:val="21"/>
+        </w:rPr>
+        <w:t xml:space="preserve">A pele das pálpebras é fina e a cicatriz precisa estar completamente fechada, sem nenhum ponto de abertura. Se ainda houver alguma área cicatrizando, aguarde a liberação da nossa equipe.</w:t>
+      </w:r>
+    </w:p>
+    <w:p>
+      <w:pPr>
+        <w:spacing w:after="100"/>
+      </w:pPr>
+      <w:r>
+        <w:rPr>
+          <w:sz w:val="21"/>
+          <w:szCs w:val="21"/>
+        </w:rPr>
+        <w:t xml:space="preserve">Lave bem as mãos antes de encostar na região.</w:t>
+      </w:r>
+    </w:p>
+    <w:p>
+      <w:pPr>
+        <w:spacing w:after="80" w:before="240"/>
+      </w:pPr>
+      <w:r>
+        <w:rPr>
+          <w:b/>
+          <w:bCs/>
+          <w:color w:val="067F7B"/>
+          <w:spacing w:val="30"/>
+          <w:sz w:val="17"/>
+          <w:szCs w:val="17"/>
+        </w:rPr>
+        <w:t xml:space="preserve">O QUE ESPERAR</w:t>
+      </w:r>
+    </w:p>
+    <w:p>
+      <w:pPr>
+        <w:spacing w:after="100"/>
+      </w:pPr>
+      <w:r>
+        <w:rPr>
+          <w:sz w:val="21"/>
+          <w:szCs w:val="21"/>
+        </w:rPr>
+        <w:t xml:space="preserve">Um leve desconforto no começo é comum e melhora conforme a cicatriz amadurece. Nunca force a ponto de machucar a pele ou de deixar a região irritada.</w:t>
+      </w:r>
+    </w:p>
+    <w:p>
+      <w:pPr>
+        <w:spacing w:after="100"/>
+      </w:pPr>
+      <w:r>
+        <w:rPr>
+          <w:sz w:val="21"/>
+          <w:szCs w:val="21"/>
+        </w:rPr>
+        <w:t xml:space="preserve">Se aparecer vermelhidão que não passa, dor ou qualquer alteração na visão, interrompa e fale com a equipe.</w:t>
+      </w:r>
+    </w:p>
+    <w:p>
+      <w:pPr>
+        <w:pBdr>
+          <w:bottom w:val="dotted" w:color="C8C8C8" w:sz="4" w:space="4"/>
+        </w:pBdr>
+        <w:spacing w:after="240" w:before="100"/>
+      </w:pPr>
+      <w:r>
+        <w:rPr>
+          <w:i/>
+          <w:iCs/>
+          <w:color w:val="AAAAAA"/>
+          <w:sz w:val="17"/>
+          <w:szCs w:val="17"/>
+        </w:rPr>
+        <w:t xml:space="preserve">Correção: </w:t>
+      </w:r>
+    </w:p>
+    <w:p>
+      <w:pPr>
+        <w:pStyle w:val="Heading3"/>
+        <w:spacing w:after="100" w:before="280"/>
+      </w:pPr>
+      <w:r>
+        <w:rPr>
+          <w:b/>
+          <w:bCs/>
+          <w:color w:val="111111"/>
+          <w:sz w:val="23"/>
+          <w:szCs w:val="23"/>
+        </w:rPr>
+        <w:t xml:space="preserve">Massagem das cicatrizes</w:t>
+      </w:r>
+    </w:p>
+    <w:p>
+      <w:pPr>
+        <w:spacing w:after="100"/>
+      </w:pPr>
+      <w:r>
+        <w:rPr>
+          <w:color w:val="6B6B6B"/>
+          <w:sz w:val="19"/>
+          <w:szCs w:val="19"/>
+        </w:rPr>
+        <w:t xml:space="preserve">"A partir de 30 dias, com a cicatriz já fechada"  |  Aplica-se a: somente cirurgias</w:t>
+      </w:r>
+    </w:p>
+    <w:p>
+      <w:pPr>
+        <w:spacing w:after="80" w:before="240"/>
+      </w:pPr>
+      <w:r>
+        <w:rPr>
+          <w:b/>
+          <w:bCs/>
+          <w:color w:val="067F7B"/>
+          <w:spacing w:val="30"/>
+          <w:sz w:val="17"/>
+          <w:szCs w:val="17"/>
+        </w:rPr>
+        <w:t xml:space="preserve">POR QUE MASSAGEAR</w:t>
+      </w:r>
+    </w:p>
+    <w:p>
+      <w:pPr>
+        <w:spacing w:after="100"/>
+      </w:pPr>
+      <w:r>
+        <w:rPr>
+          <w:sz w:val="21"/>
+          <w:szCs w:val="21"/>
+        </w:rPr>
+        <w:t xml:space="preserve">A cicatriz continua se transformando por vários meses após a cirurgia. A massagem faz parte desse processo de cuidado e ajuda a manter o tecido mais macio, flexível e bem adaptado aos planos profundos.</w:t>
+      </w:r>
+    </w:p>
+    <w:p>
+      <w:pPr>
+        <w:spacing w:after="80" w:before="240"/>
+      </w:pPr>
+      <w:r>
+        <w:rPr>
+          <w:b/>
+          <w:bCs/>
+          <w:color w:val="067F7B"/>
+          <w:spacing w:val="30"/>
+          <w:sz w:val="17"/>
+          <w:szCs w:val="17"/>
+        </w:rPr>
         <w:t xml:space="preserve">QUANDO COMEÇAR</w:t>
       </w:r>
     </w:p>
@@ -25694,7 +25917,7 @@
           <w:sz w:val="21"/>
           <w:szCs w:val="21"/>
         </w:rPr>
-        <w:t xml:space="preserve">Em geral, a massagem pode ser iniciada por volta de 21 dias após a cirurgia, desde que a cicatriz esteja completamente fechada, com a pele íntegra e sem nenhum ponto de abertura ou deiscência.</w:t>
+        <w:t xml:space="preserve">Em geral, a massagem pode ser iniciada por volta de 30 dias após a cirurgia, desde que a cicatriz esteja completamente fechada, com a pele íntegra e sem nenhum ponto de abertura ou deiscência.</w:t>
       </w:r>
     </w:p>
     <w:p>

--- a/docs/conteudo-clinico-para-revisao.docx
+++ b/docs/conteudo-clinico-para-revisao.docx
@@ -62,7 +62,7 @@
           <w:sz w:val="19"/>
           <w:szCs w:val="19"/>
         </w:rPr>
-        <w:t xml:space="preserve">Gerado a partir do aplicativo em 19/08/2026</w:t>
+        <w:t xml:space="preserve">Gerado a partir do aplicativo em 20/08/2026</w:t>
       </w:r>
     </w:p>
     <w:p>
@@ -3436,7 +3436,7 @@
           <w:sz w:val="21"/>
           <w:szCs w:val="21"/>
         </w:rPr>
-        <w:t xml:space="preserve">Manter o curativo, o splint ou a faixa exatamente como a equipe orientou</w:t>
+        <w:t xml:space="preserve">Manter o curativo e o splint nasal exatamente como a equipe orientou</w:t>
       </w:r>
       <w:r>
         <w:rPr>
@@ -3446,288 +3446,24 @@
           <w:sz w:val="19"/>
           <w:szCs w:val="19"/>
         </w:rPr>
-        <w:t xml:space="preserve"> — só para: Rinoplastia, Blefaroplastia, Otoplastia, Face HD Concept, face</w:t>
-      </w:r>
-    </w:p>
-    <w:p>
-      <w:pPr>
-        <w:spacing w:after="80" w:before="240"/>
-      </w:pPr>
-      <w:r>
-        <w:rPr>
-          <w:b/>
-          <w:bCs/>
-          <w:color w:val="067F7B"/>
-          <w:spacing w:val="30"/>
-          <w:sz w:val="17"/>
-          <w:szCs w:val="17"/>
-        </w:rPr>
-        <w:t xml:space="preserve">O QUE EVITAR</w:t>
-      </w:r>
-    </w:p>
-    <w:p>
-      <w:pPr>
-        <w:pStyle w:val="ListParagraph"/>
-        <w:numPr>
-          <w:ilvl w:val="0"/>
-          <w:numId w:val="2"/>
-        </w:numPr>
-        <w:spacing w:after="60"/>
-      </w:pPr>
-      <w:r>
-        <w:rPr>
-          <w:sz w:val="21"/>
-          <w:szCs w:val="21"/>
-        </w:rPr>
-        <w:t xml:space="preserve">Ficar totalmente parada na cama por muitas horas</w:t>
-      </w:r>
-    </w:p>
-    <w:p>
-      <w:pPr>
-        <w:pStyle w:val="ListParagraph"/>
-        <w:numPr>
-          <w:ilvl w:val="0"/>
-          <w:numId w:val="2"/>
-        </w:numPr>
-        <w:spacing w:after="60"/>
-      </w:pPr>
-      <w:r>
-        <w:rPr>
-          <w:sz w:val="21"/>
-          <w:szCs w:val="21"/>
-        </w:rPr>
-        <w:t xml:space="preserve">Dirigir ou tomar decisões importantes (efeito da anestesia)</w:t>
-      </w:r>
-    </w:p>
-    <w:p>
-      <w:pPr>
-        <w:pStyle w:val="ListParagraph"/>
-        <w:numPr>
-          <w:ilvl w:val="0"/>
-          <w:numId w:val="2"/>
-        </w:numPr>
-        <w:spacing w:after="60"/>
-      </w:pPr>
-      <w:r>
-        <w:rPr>
-          <w:sz w:val="21"/>
-          <w:szCs w:val="21"/>
-        </w:rPr>
-        <w:t xml:space="preserve">Molhar os curativos</w:t>
-      </w:r>
-    </w:p>
-    <w:p>
-      <w:pPr>
-        <w:pStyle w:val="ListParagraph"/>
-        <w:numPr>
-          <w:ilvl w:val="0"/>
-          <w:numId w:val="2"/>
-        </w:numPr>
-        <w:spacing w:after="60"/>
-      </w:pPr>
-      <w:r>
-        <w:rPr>
-          <w:sz w:val="21"/>
-          <w:szCs w:val="21"/>
-        </w:rPr>
-        <w:t xml:space="preserve">Fumar ou consumir bebida alcoólica</w:t>
-      </w:r>
-    </w:p>
-    <w:p>
-      <w:pPr>
-        <w:pBdr>
-          <w:bottom w:val="dotted" w:color="C8C8C8" w:sz="4" w:space="4"/>
-        </w:pBdr>
-        <w:spacing w:after="240" w:before="100"/>
-      </w:pPr>
-      <w:r>
-        <w:rPr>
-          <w:i/>
-          <w:iCs/>
-          <w:color w:val="AAAAAA"/>
-          <w:sz w:val="17"/>
-          <w:szCs w:val="17"/>
-        </w:rPr>
-        <w:t xml:space="preserve">Correção: </w:t>
-      </w:r>
-    </w:p>
-    <w:p>
-      <w:pPr>
-        <w:pStyle w:val="Heading3"/>
-        <w:spacing w:after="100" w:before="280"/>
-      </w:pPr>
-      <w:r>
-        <w:rPr>
-          <w:b/>
-          <w:bCs/>
-          <w:color w:val="111111"/>
-          <w:sz w:val="23"/>
-          <w:szCs w:val="23"/>
-        </w:rPr>
-        <w:t xml:space="preserve">Dias 3 a 7</w:t>
-      </w:r>
-    </w:p>
-    <w:p>
-      <w:pPr>
-        <w:spacing w:after="100"/>
-      </w:pPr>
-      <w:r>
-        <w:rPr>
-          <w:sz w:val="21"/>
-          <w:szCs w:val="21"/>
-        </w:rPr>
-        <w:t xml:space="preserve">O pico do inchaço e dos roxos acontece agora e começa a ceder. A dor costuma diminuir bastante a partir do 4º dia.</w:t>
-      </w:r>
-    </w:p>
-    <w:p>
-      <w:pPr>
-        <w:spacing w:after="80" w:before="240"/>
-      </w:pPr>
-      <w:r>
-        <w:rPr>
-          <w:b/>
-          <w:bCs/>
-          <w:color w:val="067F7B"/>
-          <w:spacing w:val="30"/>
-          <w:sz w:val="17"/>
-          <w:szCs w:val="17"/>
-        </w:rPr>
-        <w:t xml:space="preserve">O QUE É ESPERADO</w:t>
-      </w:r>
-    </w:p>
-    <w:p>
-      <w:pPr>
-        <w:pStyle w:val="ListParagraph"/>
-        <w:numPr>
-          <w:ilvl w:val="0"/>
-          <w:numId w:val="2"/>
-        </w:numPr>
-        <w:spacing w:after="60"/>
-      </w:pPr>
-      <w:r>
-        <w:rPr>
-          <w:sz w:val="21"/>
-          <w:szCs w:val="21"/>
-        </w:rPr>
-        <w:t xml:space="preserve">Roxos escurecendo antes de clarear — isso é normal</w:t>
-      </w:r>
-    </w:p>
-    <w:p>
-      <w:pPr>
-        <w:pStyle w:val="ListParagraph"/>
-        <w:numPr>
-          <w:ilvl w:val="0"/>
-          <w:numId w:val="2"/>
-        </w:numPr>
-        <w:spacing w:after="60"/>
-      </w:pPr>
-      <w:r>
-        <w:rPr>
-          <w:sz w:val="21"/>
-          <w:szCs w:val="21"/>
-        </w:rPr>
-        <w:t xml:space="preserve">Inchaço assimétrico: um lado pode inchar mais que o outro</w:t>
-      </w:r>
-    </w:p>
-    <w:p>
-      <w:pPr>
-        <w:pStyle w:val="ListParagraph"/>
-        <w:numPr>
-          <w:ilvl w:val="0"/>
-          <w:numId w:val="2"/>
-        </w:numPr>
-        <w:spacing w:after="60"/>
-      </w:pPr>
-      <w:r>
-        <w:rPr>
-          <w:sz w:val="21"/>
-          <w:szCs w:val="21"/>
-        </w:rPr>
-        <w:t xml:space="preserve">Coceira leve e sensação de fisgadas ou choques</w:t>
-      </w:r>
-    </w:p>
-    <w:p>
-      <w:pPr>
-        <w:pStyle w:val="ListParagraph"/>
-        <w:numPr>
-          <w:ilvl w:val="0"/>
-          <w:numId w:val="2"/>
-        </w:numPr>
-        <w:spacing w:after="60"/>
-      </w:pPr>
-      <w:r>
-        <w:rPr>
-          <w:sz w:val="21"/>
-          <w:szCs w:val="21"/>
-        </w:rPr>
-        <w:t xml:space="preserve">Áreas dormentes ao redor das cicatrizes</w:t>
-      </w:r>
-    </w:p>
-    <w:p>
-      <w:pPr>
-        <w:pStyle w:val="ListParagraph"/>
-        <w:numPr>
-          <w:ilvl w:val="0"/>
-          <w:numId w:val="2"/>
-        </w:numPr>
-        <w:spacing w:after="60"/>
-      </w:pPr>
-      <w:r>
-        <w:rPr>
-          <w:sz w:val="21"/>
-          <w:szCs w:val="21"/>
-        </w:rPr>
-        <w:t xml:space="preserve">Intestino preso por causa dos analgésicos</w:t>
-      </w:r>
-    </w:p>
-    <w:p>
-      <w:pPr>
-        <w:spacing w:after="80" w:before="240"/>
-      </w:pPr>
-      <w:r>
-        <w:rPr>
-          <w:b/>
-          <w:bCs/>
-          <w:color w:val="067F7B"/>
-          <w:spacing w:val="30"/>
-          <w:sz w:val="17"/>
-          <w:szCs w:val="17"/>
-        </w:rPr>
-        <w:t xml:space="preserve">O QUE FAZER</w:t>
-      </w:r>
-    </w:p>
-    <w:p>
-      <w:pPr>
-        <w:pStyle w:val="ListParagraph"/>
-        <w:numPr>
-          <w:ilvl w:val="0"/>
-          <w:numId w:val="2"/>
-        </w:numPr>
-        <w:spacing w:after="60"/>
-      </w:pPr>
-      <w:r>
-        <w:rPr>
-          <w:sz w:val="21"/>
-          <w:szCs w:val="21"/>
-        </w:rPr>
-        <w:t xml:space="preserve">Caminhar dentro de casa, várias vezes ao dia e por poucos minutos</w:t>
-      </w:r>
-    </w:p>
-    <w:p>
-      <w:pPr>
-        <w:pStyle w:val="ListParagraph"/>
-        <w:numPr>
-          <w:ilvl w:val="0"/>
-          <w:numId w:val="2"/>
-        </w:numPr>
-        <w:spacing w:after="60"/>
-      </w:pPr>
-      <w:r>
-        <w:rPr>
-          <w:sz w:val="21"/>
-          <w:szCs w:val="21"/>
-        </w:rPr>
-        <w:t xml:space="preserve">Iniciar a drenagem linfática se já liberada pela equipe</w:t>
+        <w:t xml:space="preserve"> — só para: Rinoplastia</w:t>
+      </w:r>
+    </w:p>
+    <w:p>
+      <w:pPr>
+        <w:pStyle w:val="ListParagraph"/>
+        <w:numPr>
+          <w:ilvl w:val="0"/>
+          <w:numId w:val="2"/>
+        </w:numPr>
+        <w:spacing w:after="60"/>
+      </w:pPr>
+      <w:r>
+        <w:rPr>
+          <w:sz w:val="21"/>
+          <w:szCs w:val="21"/>
+        </w:rPr>
+        <w:t xml:space="preserve">Manter a faixa elástica exatamente como a equipe orientou</w:t>
       </w:r>
       <w:r>
         <w:rPr>
@@ -3737,272 +3473,24 @@
           <w:sz w:val="19"/>
           <w:szCs w:val="19"/>
         </w:rPr>
-        <w:t xml:space="preserve"> — só para: Lipoescultura, Lipo HD Concept, Abdominoplastia, Correção de ginecomastia, Cirurgia pós-bariátrica</w:t>
-      </w:r>
-    </w:p>
-    <w:p>
-      <w:pPr>
-        <w:pStyle w:val="ListParagraph"/>
-        <w:numPr>
-          <w:ilvl w:val="0"/>
-          <w:numId w:val="2"/>
-        </w:numPr>
-        <w:spacing w:after="60"/>
-      </w:pPr>
-      <w:r>
-        <w:rPr>
-          <w:sz w:val="21"/>
-          <w:szCs w:val="21"/>
-        </w:rPr>
-        <w:t xml:space="preserve">Comparecer ao primeiro retorno para revisão dos curativos</w:t>
-      </w:r>
-    </w:p>
-    <w:p>
-      <w:pPr>
-        <w:pStyle w:val="ListParagraph"/>
-        <w:numPr>
-          <w:ilvl w:val="0"/>
-          <w:numId w:val="2"/>
-        </w:numPr>
-        <w:spacing w:after="60"/>
-      </w:pPr>
-      <w:r>
-        <w:rPr>
-          <w:sz w:val="21"/>
-          <w:szCs w:val="21"/>
-        </w:rPr>
-        <w:t xml:space="preserve">Manter alimentação rica em proteína e fibras</w:t>
-      </w:r>
-    </w:p>
-    <w:p>
-      <w:pPr>
-        <w:pStyle w:val="ListParagraph"/>
-        <w:numPr>
-          <w:ilvl w:val="0"/>
-          <w:numId w:val="2"/>
-        </w:numPr>
-        <w:spacing w:after="60"/>
-      </w:pPr>
-      <w:r>
-        <w:rPr>
-          <w:sz w:val="21"/>
-          <w:szCs w:val="21"/>
-        </w:rPr>
-        <w:t xml:space="preserve">Dormir na posição orientada para a sua cirurgia</w:t>
-      </w:r>
-    </w:p>
-    <w:p>
-      <w:pPr>
-        <w:spacing w:after="80" w:before="240"/>
-      </w:pPr>
-      <w:r>
-        <w:rPr>
-          <w:b/>
-          <w:bCs/>
-          <w:color w:val="067F7B"/>
-          <w:spacing w:val="30"/>
-          <w:sz w:val="17"/>
-          <w:szCs w:val="17"/>
-        </w:rPr>
-        <w:t xml:space="preserve">O QUE EVITAR</w:t>
-      </w:r>
-    </w:p>
-    <w:p>
-      <w:pPr>
-        <w:pStyle w:val="ListParagraph"/>
-        <w:numPr>
-          <w:ilvl w:val="0"/>
-          <w:numId w:val="2"/>
-        </w:numPr>
-        <w:spacing w:after="60"/>
-      </w:pPr>
-      <w:r>
-        <w:rPr>
-          <w:sz w:val="21"/>
-          <w:szCs w:val="21"/>
-        </w:rPr>
-        <w:t xml:space="preserve">Esforço físico, agachar e pegar peso</w:t>
-      </w:r>
-    </w:p>
-    <w:p>
-      <w:pPr>
-        <w:pStyle w:val="ListParagraph"/>
-        <w:numPr>
-          <w:ilvl w:val="0"/>
-          <w:numId w:val="2"/>
-        </w:numPr>
-        <w:spacing w:after="60"/>
-      </w:pPr>
-      <w:r>
-        <w:rPr>
-          <w:sz w:val="21"/>
-          <w:szCs w:val="21"/>
-        </w:rPr>
-        <w:t xml:space="preserve">Banho de imersão, piscina, mar e sauna</w:t>
-      </w:r>
-    </w:p>
-    <w:p>
-      <w:pPr>
-        <w:pStyle w:val="ListParagraph"/>
-        <w:numPr>
-          <w:ilvl w:val="0"/>
-          <w:numId w:val="2"/>
-        </w:numPr>
-        <w:spacing w:after="60"/>
-      </w:pPr>
-      <w:r>
-        <w:rPr>
-          <w:sz w:val="21"/>
-          <w:szCs w:val="21"/>
-        </w:rPr>
-        <w:t xml:space="preserve">Passar cremes ou pomadas por conta própria na cicatriz</w:t>
-      </w:r>
-    </w:p>
-    <w:p>
-      <w:pPr>
-        <w:pStyle w:val="ListParagraph"/>
-        <w:numPr>
-          <w:ilvl w:val="0"/>
-          <w:numId w:val="2"/>
-        </w:numPr>
-        <w:spacing w:after="60"/>
-      </w:pPr>
-      <w:r>
-        <w:rPr>
-          <w:sz w:val="21"/>
-          <w:szCs w:val="21"/>
-        </w:rPr>
-        <w:t xml:space="preserve">Comparar o resultado com fotos — ainda é muito cedo</w:t>
-      </w:r>
-    </w:p>
-    <w:p>
-      <w:pPr>
-        <w:pBdr>
-          <w:bottom w:val="dotted" w:color="C8C8C8" w:sz="4" w:space="4"/>
-        </w:pBdr>
-        <w:spacing w:after="240" w:before="100"/>
-      </w:pPr>
-      <w:r>
-        <w:rPr>
-          <w:i/>
-          <w:iCs/>
-          <w:color w:val="AAAAAA"/>
-          <w:sz w:val="17"/>
-          <w:szCs w:val="17"/>
-        </w:rPr>
-        <w:t xml:space="preserve">Correção: </w:t>
-      </w:r>
-    </w:p>
-    <w:p>
-      <w:pPr>
-        <w:pStyle w:val="Heading3"/>
-        <w:spacing w:after="100" w:before="280"/>
-      </w:pPr>
-      <w:r>
-        <w:rPr>
-          <w:b/>
-          <w:bCs/>
-          <w:color w:val="111111"/>
-          <w:sz w:val="23"/>
-          <w:szCs w:val="23"/>
-        </w:rPr>
-        <w:t xml:space="preserve">Semanas 2 e 3</w:t>
-      </w:r>
-    </w:p>
-    <w:p>
-      <w:pPr>
-        <w:spacing w:after="100"/>
-      </w:pPr>
-      <w:r>
-        <w:rPr>
-          <w:sz w:val="21"/>
-          <w:szCs w:val="21"/>
-        </w:rPr>
-        <w:t xml:space="preserve">Fase de retomada gradual. A maioria das pacientes já se sente bem em casa e muitas voltam a atividades leves.</w:t>
-      </w:r>
-    </w:p>
-    <w:p>
-      <w:pPr>
-        <w:spacing w:after="80" w:before="240"/>
-      </w:pPr>
-      <w:r>
-        <w:rPr>
-          <w:b/>
-          <w:bCs/>
-          <w:color w:val="067F7B"/>
-          <w:spacing w:val="30"/>
-          <w:sz w:val="17"/>
-          <w:szCs w:val="17"/>
-        </w:rPr>
-        <w:t xml:space="preserve">O QUE É ESPERADO</w:t>
-      </w:r>
-    </w:p>
-    <w:p>
-      <w:pPr>
-        <w:pStyle w:val="ListParagraph"/>
-        <w:numPr>
-          <w:ilvl w:val="0"/>
-          <w:numId w:val="2"/>
-        </w:numPr>
-        <w:spacing w:after="60"/>
-      </w:pPr>
-      <w:r>
-        <w:rPr>
-          <w:sz w:val="21"/>
-          <w:szCs w:val="21"/>
-        </w:rPr>
-        <w:t xml:space="preserve">Melhora clara da dor — desconforto pontual ainda ocorre</w:t>
-      </w:r>
-    </w:p>
-    <w:p>
-      <w:pPr>
-        <w:pStyle w:val="ListParagraph"/>
-        <w:numPr>
-          <w:ilvl w:val="0"/>
-          <w:numId w:val="2"/>
-        </w:numPr>
-        <w:spacing w:after="60"/>
-      </w:pPr>
-      <w:r>
-        <w:rPr>
-          <w:sz w:val="21"/>
-          <w:szCs w:val="21"/>
-        </w:rPr>
-        <w:t xml:space="preserve">Roxos amarelando e desaparecendo</w:t>
-      </w:r>
-    </w:p>
-    <w:p>
-      <w:pPr>
-        <w:pStyle w:val="ListParagraph"/>
-        <w:numPr>
-          <w:ilvl w:val="0"/>
-          <w:numId w:val="2"/>
-        </w:numPr>
-        <w:spacing w:after="60"/>
-      </w:pPr>
-      <w:r>
-        <w:rPr>
-          <w:sz w:val="21"/>
-          <w:szCs w:val="21"/>
-        </w:rPr>
-        <w:t xml:space="preserve">Cicatriz avermelhada e um pouco elevada</w:t>
-      </w:r>
-    </w:p>
-    <w:p>
-      <w:pPr>
-        <w:pStyle w:val="ListParagraph"/>
-        <w:numPr>
-          <w:ilvl w:val="0"/>
-          <w:numId w:val="2"/>
-        </w:numPr>
-        <w:spacing w:after="60"/>
-      </w:pPr>
-      <w:r>
-        <w:rPr>
-          <w:sz w:val="21"/>
-          <w:szCs w:val="21"/>
-        </w:rPr>
-        <w:t xml:space="preserve">Endurecimento e nódulos sob a pele nas áreas lipoaspiradas</w:t>
+        <w:t xml:space="preserve"> — só para: Otoplastia</w:t>
+      </w:r>
+    </w:p>
+    <w:p>
+      <w:pPr>
+        <w:pStyle w:val="ListParagraph"/>
+        <w:numPr>
+          <w:ilvl w:val="0"/>
+          <w:numId w:val="2"/>
+        </w:numPr>
+        <w:spacing w:after="60"/>
+      </w:pPr>
+      <w:r>
+        <w:rPr>
+          <w:sz w:val="21"/>
+          <w:szCs w:val="21"/>
+        </w:rPr>
+        <w:t xml:space="preserve">Manter os curativos das pálpebras exatamente como a equipe orientou</w:t>
       </w:r>
       <w:r>
         <w:rPr>
@@ -4012,74 +3500,24 @@
           <w:sz w:val="19"/>
           <w:szCs w:val="19"/>
         </w:rPr>
-        <w:t xml:space="preserve"> — só para: Lipoescultura, Lipo HD Concept, Abdominoplastia, Correção de ginecomastia, Cirurgia pós-bariátrica</w:t>
-      </w:r>
-    </w:p>
-    <w:p>
-      <w:pPr>
-        <w:pStyle w:val="ListParagraph"/>
-        <w:numPr>
-          <w:ilvl w:val="0"/>
-          <w:numId w:val="2"/>
-        </w:numPr>
-        <w:spacing w:after="60"/>
-      </w:pPr>
-      <w:r>
-        <w:rPr>
-          <w:sz w:val="21"/>
-          <w:szCs w:val="21"/>
-        </w:rPr>
-        <w:t xml:space="preserve">Cansaço no fim do dia</w:t>
-      </w:r>
-    </w:p>
-    <w:p>
-      <w:pPr>
-        <w:spacing w:after="80" w:before="240"/>
-      </w:pPr>
-      <w:r>
-        <w:rPr>
-          <w:b/>
-          <w:bCs/>
-          <w:color w:val="067F7B"/>
-          <w:spacing w:val="30"/>
-          <w:sz w:val="17"/>
-          <w:szCs w:val="17"/>
-        </w:rPr>
-        <w:t xml:space="preserve">O QUE FAZER</w:t>
-      </w:r>
-    </w:p>
-    <w:p>
-      <w:pPr>
-        <w:pStyle w:val="ListParagraph"/>
-        <w:numPr>
-          <w:ilvl w:val="0"/>
-          <w:numId w:val="2"/>
-        </w:numPr>
-        <w:spacing w:after="60"/>
-      </w:pPr>
-      <w:r>
-        <w:rPr>
-          <w:sz w:val="21"/>
-          <w:szCs w:val="21"/>
-        </w:rPr>
-        <w:t xml:space="preserve">Retomar o trabalho leve, se liberada pela equipe</w:t>
-      </w:r>
-    </w:p>
-    <w:p>
-      <w:pPr>
-        <w:pStyle w:val="ListParagraph"/>
-        <w:numPr>
-          <w:ilvl w:val="0"/>
-          <w:numId w:val="2"/>
-        </w:numPr>
-        <w:spacing w:after="60"/>
-      </w:pPr>
-      <w:r>
-        <w:rPr>
-          <w:sz w:val="21"/>
-          <w:szCs w:val="21"/>
-        </w:rPr>
-        <w:t xml:space="preserve">Manter a compressão conforme orientado</w:t>
+        <w:t xml:space="preserve"> — só para: Blefaroplastia</w:t>
+      </w:r>
+    </w:p>
+    <w:p>
+      <w:pPr>
+        <w:pStyle w:val="ListParagraph"/>
+        <w:numPr>
+          <w:ilvl w:val="0"/>
+          <w:numId w:val="2"/>
+        </w:numPr>
+        <w:spacing w:after="60"/>
+      </w:pPr>
+      <w:r>
+        <w:rPr>
+          <w:sz w:val="21"/>
+          <w:szCs w:val="21"/>
+        </w:rPr>
+        <w:t xml:space="preserve">Manter a mentoneira e o taping exatamente como a equipe orientou</w:t>
       </w:r>
       <w:r>
         <w:rPr>
@@ -4089,24 +3527,288 @@
           <w:sz w:val="19"/>
           <w:szCs w:val="19"/>
         </w:rPr>
-        <w:t xml:space="preserve"> — exceto: Rinoplastia, Blefaroplastia, Otoplastia, Face HD Concept, face</w:t>
-      </w:r>
-    </w:p>
-    <w:p>
-      <w:pPr>
-        <w:pStyle w:val="ListParagraph"/>
-        <w:numPr>
-          <w:ilvl w:val="0"/>
-          <w:numId w:val="2"/>
-        </w:numPr>
-        <w:spacing w:after="60"/>
-      </w:pPr>
-      <w:r>
-        <w:rPr>
-          <w:sz w:val="21"/>
-          <w:szCs w:val="21"/>
-        </w:rPr>
-        <w:t xml:space="preserve">Seguir com a drenagem linfática na frequência indicada</w:t>
+        <w:t xml:space="preserve"> — só para: Face HD Concept</w:t>
+      </w:r>
+    </w:p>
+    <w:p>
+      <w:pPr>
+        <w:spacing w:after="80" w:before="240"/>
+      </w:pPr>
+      <w:r>
+        <w:rPr>
+          <w:b/>
+          <w:bCs/>
+          <w:color w:val="067F7B"/>
+          <w:spacing w:val="30"/>
+          <w:sz w:val="17"/>
+          <w:szCs w:val="17"/>
+        </w:rPr>
+        <w:t xml:space="preserve">O QUE EVITAR</w:t>
+      </w:r>
+    </w:p>
+    <w:p>
+      <w:pPr>
+        <w:pStyle w:val="ListParagraph"/>
+        <w:numPr>
+          <w:ilvl w:val="0"/>
+          <w:numId w:val="2"/>
+        </w:numPr>
+        <w:spacing w:after="60"/>
+      </w:pPr>
+      <w:r>
+        <w:rPr>
+          <w:sz w:val="21"/>
+          <w:szCs w:val="21"/>
+        </w:rPr>
+        <w:t xml:space="preserve">Ficar totalmente parada na cama por muitas horas</w:t>
+      </w:r>
+    </w:p>
+    <w:p>
+      <w:pPr>
+        <w:pStyle w:val="ListParagraph"/>
+        <w:numPr>
+          <w:ilvl w:val="0"/>
+          <w:numId w:val="2"/>
+        </w:numPr>
+        <w:spacing w:after="60"/>
+      </w:pPr>
+      <w:r>
+        <w:rPr>
+          <w:sz w:val="21"/>
+          <w:szCs w:val="21"/>
+        </w:rPr>
+        <w:t xml:space="preserve">Dirigir ou tomar decisões importantes (efeito da anestesia)</w:t>
+      </w:r>
+    </w:p>
+    <w:p>
+      <w:pPr>
+        <w:pStyle w:val="ListParagraph"/>
+        <w:numPr>
+          <w:ilvl w:val="0"/>
+          <w:numId w:val="2"/>
+        </w:numPr>
+        <w:spacing w:after="60"/>
+      </w:pPr>
+      <w:r>
+        <w:rPr>
+          <w:sz w:val="21"/>
+          <w:szCs w:val="21"/>
+        </w:rPr>
+        <w:t xml:space="preserve">Molhar os curativos</w:t>
+      </w:r>
+    </w:p>
+    <w:p>
+      <w:pPr>
+        <w:pStyle w:val="ListParagraph"/>
+        <w:numPr>
+          <w:ilvl w:val="0"/>
+          <w:numId w:val="2"/>
+        </w:numPr>
+        <w:spacing w:after="60"/>
+      </w:pPr>
+      <w:r>
+        <w:rPr>
+          <w:sz w:val="21"/>
+          <w:szCs w:val="21"/>
+        </w:rPr>
+        <w:t xml:space="preserve">Fumar ou consumir bebida alcoólica</w:t>
+      </w:r>
+    </w:p>
+    <w:p>
+      <w:pPr>
+        <w:pBdr>
+          <w:bottom w:val="dotted" w:color="C8C8C8" w:sz="4" w:space="4"/>
+        </w:pBdr>
+        <w:spacing w:after="240" w:before="100"/>
+      </w:pPr>
+      <w:r>
+        <w:rPr>
+          <w:i/>
+          <w:iCs/>
+          <w:color w:val="AAAAAA"/>
+          <w:sz w:val="17"/>
+          <w:szCs w:val="17"/>
+        </w:rPr>
+        <w:t xml:space="preserve">Correção: </w:t>
+      </w:r>
+    </w:p>
+    <w:p>
+      <w:pPr>
+        <w:pStyle w:val="Heading3"/>
+        <w:spacing w:after="100" w:before="280"/>
+      </w:pPr>
+      <w:r>
+        <w:rPr>
+          <w:b/>
+          <w:bCs/>
+          <w:color w:val="111111"/>
+          <w:sz w:val="23"/>
+          <w:szCs w:val="23"/>
+        </w:rPr>
+        <w:t xml:space="preserve">Dias 3 a 7</w:t>
+      </w:r>
+    </w:p>
+    <w:p>
+      <w:pPr>
+        <w:spacing w:after="100"/>
+      </w:pPr>
+      <w:r>
+        <w:rPr>
+          <w:sz w:val="21"/>
+          <w:szCs w:val="21"/>
+        </w:rPr>
+        <w:t xml:space="preserve">O pico do inchaço e dos roxos acontece agora e começa a ceder. A dor costuma diminuir bastante a partir do 4º dia.</w:t>
+      </w:r>
+    </w:p>
+    <w:p>
+      <w:pPr>
+        <w:spacing w:after="80" w:before="240"/>
+      </w:pPr>
+      <w:r>
+        <w:rPr>
+          <w:b/>
+          <w:bCs/>
+          <w:color w:val="067F7B"/>
+          <w:spacing w:val="30"/>
+          <w:sz w:val="17"/>
+          <w:szCs w:val="17"/>
+        </w:rPr>
+        <w:t xml:space="preserve">O QUE É ESPERADO</w:t>
+      </w:r>
+    </w:p>
+    <w:p>
+      <w:pPr>
+        <w:pStyle w:val="ListParagraph"/>
+        <w:numPr>
+          <w:ilvl w:val="0"/>
+          <w:numId w:val="2"/>
+        </w:numPr>
+        <w:spacing w:after="60"/>
+      </w:pPr>
+      <w:r>
+        <w:rPr>
+          <w:sz w:val="21"/>
+          <w:szCs w:val="21"/>
+        </w:rPr>
+        <w:t xml:space="preserve">Roxos escurecendo antes de clarear — isso é normal</w:t>
+      </w:r>
+    </w:p>
+    <w:p>
+      <w:pPr>
+        <w:pStyle w:val="ListParagraph"/>
+        <w:numPr>
+          <w:ilvl w:val="0"/>
+          <w:numId w:val="2"/>
+        </w:numPr>
+        <w:spacing w:after="60"/>
+      </w:pPr>
+      <w:r>
+        <w:rPr>
+          <w:sz w:val="21"/>
+          <w:szCs w:val="21"/>
+        </w:rPr>
+        <w:t xml:space="preserve">Inchaço assimétrico: um lado pode inchar mais que o outro</w:t>
+      </w:r>
+    </w:p>
+    <w:p>
+      <w:pPr>
+        <w:pStyle w:val="ListParagraph"/>
+        <w:numPr>
+          <w:ilvl w:val="0"/>
+          <w:numId w:val="2"/>
+        </w:numPr>
+        <w:spacing w:after="60"/>
+      </w:pPr>
+      <w:r>
+        <w:rPr>
+          <w:sz w:val="21"/>
+          <w:szCs w:val="21"/>
+        </w:rPr>
+        <w:t xml:space="preserve">Coceira leve e sensação de fisgadas ou choques</w:t>
+      </w:r>
+    </w:p>
+    <w:p>
+      <w:pPr>
+        <w:pStyle w:val="ListParagraph"/>
+        <w:numPr>
+          <w:ilvl w:val="0"/>
+          <w:numId w:val="2"/>
+        </w:numPr>
+        <w:spacing w:after="60"/>
+      </w:pPr>
+      <w:r>
+        <w:rPr>
+          <w:sz w:val="21"/>
+          <w:szCs w:val="21"/>
+        </w:rPr>
+        <w:t xml:space="preserve">Áreas dormentes ao redor das cicatrizes</w:t>
+      </w:r>
+    </w:p>
+    <w:p>
+      <w:pPr>
+        <w:pStyle w:val="ListParagraph"/>
+        <w:numPr>
+          <w:ilvl w:val="0"/>
+          <w:numId w:val="2"/>
+        </w:numPr>
+        <w:spacing w:after="60"/>
+      </w:pPr>
+      <w:r>
+        <w:rPr>
+          <w:sz w:val="21"/>
+          <w:szCs w:val="21"/>
+        </w:rPr>
+        <w:t xml:space="preserve">Intestino preso por causa dos analgésicos</w:t>
+      </w:r>
+    </w:p>
+    <w:p>
+      <w:pPr>
+        <w:spacing w:after="80" w:before="240"/>
+      </w:pPr>
+      <w:r>
+        <w:rPr>
+          <w:b/>
+          <w:bCs/>
+          <w:color w:val="067F7B"/>
+          <w:spacing w:val="30"/>
+          <w:sz w:val="17"/>
+          <w:szCs w:val="17"/>
+        </w:rPr>
+        <w:t xml:space="preserve">O QUE FAZER</w:t>
+      </w:r>
+    </w:p>
+    <w:p>
+      <w:pPr>
+        <w:pStyle w:val="ListParagraph"/>
+        <w:numPr>
+          <w:ilvl w:val="0"/>
+          <w:numId w:val="2"/>
+        </w:numPr>
+        <w:spacing w:after="60"/>
+      </w:pPr>
+      <w:r>
+        <w:rPr>
+          <w:sz w:val="21"/>
+          <w:szCs w:val="21"/>
+        </w:rPr>
+        <w:t xml:space="preserve">Caminhar dentro de casa, várias vezes ao dia e por poucos minutos</w:t>
+      </w:r>
+    </w:p>
+    <w:p>
+      <w:pPr>
+        <w:pStyle w:val="ListParagraph"/>
+        <w:numPr>
+          <w:ilvl w:val="0"/>
+          <w:numId w:val="2"/>
+        </w:numPr>
+        <w:spacing w:after="60"/>
+      </w:pPr>
+      <w:r>
+        <w:rPr>
+          <w:sz w:val="21"/>
+          <w:szCs w:val="21"/>
+        </w:rPr>
+        <w:t xml:space="preserve">Iniciar a drenagem linfática se já liberada pela equipe</w:t>
       </w:r>
       <w:r>
         <w:rPr>
@@ -4133,7 +3835,41 @@
           <w:sz w:val="21"/>
           <w:szCs w:val="21"/>
         </w:rPr>
-        <w:t xml:space="preserve">Hidratar a pele ao redor da cicatriz (não sobre os pontos)</w:t>
+        <w:t xml:space="preserve">Comparecer ao primeiro retorno para revisão dos curativos</w:t>
+      </w:r>
+    </w:p>
+    <w:p>
+      <w:pPr>
+        <w:pStyle w:val="ListParagraph"/>
+        <w:numPr>
+          <w:ilvl w:val="0"/>
+          <w:numId w:val="2"/>
+        </w:numPr>
+        <w:spacing w:after="60"/>
+      </w:pPr>
+      <w:r>
+        <w:rPr>
+          <w:sz w:val="21"/>
+          <w:szCs w:val="21"/>
+        </w:rPr>
+        <w:t xml:space="preserve">Manter alimentação rica em proteína e fibras</w:t>
+      </w:r>
+    </w:p>
+    <w:p>
+      <w:pPr>
+        <w:pStyle w:val="ListParagraph"/>
+        <w:numPr>
+          <w:ilvl w:val="0"/>
+          <w:numId w:val="2"/>
+        </w:numPr>
+        <w:spacing w:after="60"/>
+      </w:pPr>
+      <w:r>
+        <w:rPr>
+          <w:sz w:val="21"/>
+          <w:szCs w:val="21"/>
+        </w:rPr>
+        <w:t xml:space="preserve">Dormir na posição orientada para a sua cirurgia</w:t>
       </w:r>
     </w:p>
     <w:p>
@@ -4166,58 +3902,188 @@
           <w:sz w:val="21"/>
           <w:szCs w:val="21"/>
         </w:rPr>
-        <w:t xml:space="preserve">Academia, corrida e qualquer exercício de impacto</w:t>
-      </w:r>
-    </w:p>
-    <w:p>
-      <w:pPr>
-        <w:pStyle w:val="ListParagraph"/>
-        <w:numPr>
-          <w:ilvl w:val="0"/>
-          <w:numId w:val="2"/>
-        </w:numPr>
-        <w:spacing w:after="60"/>
-      </w:pPr>
-      <w:r>
-        <w:rPr>
-          <w:sz w:val="21"/>
-          <w:szCs w:val="21"/>
-        </w:rPr>
-        <w:t xml:space="preserve">Sol direto sobre a cicatriz</w:t>
-      </w:r>
-    </w:p>
-    <w:p>
-      <w:pPr>
-        <w:pStyle w:val="ListParagraph"/>
-        <w:numPr>
-          <w:ilvl w:val="0"/>
-          <w:numId w:val="2"/>
-        </w:numPr>
-        <w:spacing w:after="60"/>
-      </w:pPr>
-      <w:r>
-        <w:rPr>
-          <w:sz w:val="21"/>
-          <w:szCs w:val="21"/>
-        </w:rPr>
-        <w:t xml:space="preserve">Relações sexuais e esforços intensos sem liberação</w:t>
-      </w:r>
-    </w:p>
-    <w:p>
-      <w:pPr>
-        <w:pStyle w:val="ListParagraph"/>
-        <w:numPr>
-          <w:ilvl w:val="0"/>
-          <w:numId w:val="2"/>
-        </w:numPr>
-        <w:spacing w:after="60"/>
-      </w:pPr>
-      <w:r>
-        <w:rPr>
-          <w:sz w:val="21"/>
-          <w:szCs w:val="21"/>
-        </w:rPr>
-        <w:t xml:space="preserve">Abandonar a cinta ou o sutiã cirúrgico mais cedo</w:t>
+        <w:t xml:space="preserve">Esforço físico, agachar e pegar peso</w:t>
+      </w:r>
+    </w:p>
+    <w:p>
+      <w:pPr>
+        <w:pStyle w:val="ListParagraph"/>
+        <w:numPr>
+          <w:ilvl w:val="0"/>
+          <w:numId w:val="2"/>
+        </w:numPr>
+        <w:spacing w:after="60"/>
+      </w:pPr>
+      <w:r>
+        <w:rPr>
+          <w:sz w:val="21"/>
+          <w:szCs w:val="21"/>
+        </w:rPr>
+        <w:t xml:space="preserve">Banho de imersão, piscina, mar e sauna</w:t>
+      </w:r>
+    </w:p>
+    <w:p>
+      <w:pPr>
+        <w:pStyle w:val="ListParagraph"/>
+        <w:numPr>
+          <w:ilvl w:val="0"/>
+          <w:numId w:val="2"/>
+        </w:numPr>
+        <w:spacing w:after="60"/>
+      </w:pPr>
+      <w:r>
+        <w:rPr>
+          <w:sz w:val="21"/>
+          <w:szCs w:val="21"/>
+        </w:rPr>
+        <w:t xml:space="preserve">Passar cremes ou pomadas por conta própria na cicatriz</w:t>
+      </w:r>
+    </w:p>
+    <w:p>
+      <w:pPr>
+        <w:pStyle w:val="ListParagraph"/>
+        <w:numPr>
+          <w:ilvl w:val="0"/>
+          <w:numId w:val="2"/>
+        </w:numPr>
+        <w:spacing w:after="60"/>
+      </w:pPr>
+      <w:r>
+        <w:rPr>
+          <w:sz w:val="21"/>
+          <w:szCs w:val="21"/>
+        </w:rPr>
+        <w:t xml:space="preserve">Comparar o resultado com fotos — ainda é muito cedo</w:t>
+      </w:r>
+    </w:p>
+    <w:p>
+      <w:pPr>
+        <w:pBdr>
+          <w:bottom w:val="dotted" w:color="C8C8C8" w:sz="4" w:space="4"/>
+        </w:pBdr>
+        <w:spacing w:after="240" w:before="100"/>
+      </w:pPr>
+      <w:r>
+        <w:rPr>
+          <w:i/>
+          <w:iCs/>
+          <w:color w:val="AAAAAA"/>
+          <w:sz w:val="17"/>
+          <w:szCs w:val="17"/>
+        </w:rPr>
+        <w:t xml:space="preserve">Correção: </w:t>
+      </w:r>
+    </w:p>
+    <w:p>
+      <w:pPr>
+        <w:pStyle w:val="Heading3"/>
+        <w:spacing w:after="100" w:before="280"/>
+      </w:pPr>
+      <w:r>
+        <w:rPr>
+          <w:b/>
+          <w:bCs/>
+          <w:color w:val="111111"/>
+          <w:sz w:val="23"/>
+          <w:szCs w:val="23"/>
+        </w:rPr>
+        <w:t xml:space="preserve">Semanas 2 e 3</w:t>
+      </w:r>
+    </w:p>
+    <w:p>
+      <w:pPr>
+        <w:spacing w:after="100"/>
+      </w:pPr>
+      <w:r>
+        <w:rPr>
+          <w:sz w:val="21"/>
+          <w:szCs w:val="21"/>
+        </w:rPr>
+        <w:t xml:space="preserve">Fase de retomada gradual. A maioria das pacientes já se sente bem em casa e muitas voltam a atividades leves.</w:t>
+      </w:r>
+    </w:p>
+    <w:p>
+      <w:pPr>
+        <w:spacing w:after="80" w:before="240"/>
+      </w:pPr>
+      <w:r>
+        <w:rPr>
+          <w:b/>
+          <w:bCs/>
+          <w:color w:val="067F7B"/>
+          <w:spacing w:val="30"/>
+          <w:sz w:val="17"/>
+          <w:szCs w:val="17"/>
+        </w:rPr>
+        <w:t xml:space="preserve">O QUE É ESPERADO</w:t>
+      </w:r>
+    </w:p>
+    <w:p>
+      <w:pPr>
+        <w:pStyle w:val="ListParagraph"/>
+        <w:numPr>
+          <w:ilvl w:val="0"/>
+          <w:numId w:val="2"/>
+        </w:numPr>
+        <w:spacing w:after="60"/>
+      </w:pPr>
+      <w:r>
+        <w:rPr>
+          <w:sz w:val="21"/>
+          <w:szCs w:val="21"/>
+        </w:rPr>
+        <w:t xml:space="preserve">Melhora clara da dor — desconforto pontual ainda ocorre</w:t>
+      </w:r>
+    </w:p>
+    <w:p>
+      <w:pPr>
+        <w:pStyle w:val="ListParagraph"/>
+        <w:numPr>
+          <w:ilvl w:val="0"/>
+          <w:numId w:val="2"/>
+        </w:numPr>
+        <w:spacing w:after="60"/>
+      </w:pPr>
+      <w:r>
+        <w:rPr>
+          <w:sz w:val="21"/>
+          <w:szCs w:val="21"/>
+        </w:rPr>
+        <w:t xml:space="preserve">Roxos amarelando e desaparecendo</w:t>
+      </w:r>
+    </w:p>
+    <w:p>
+      <w:pPr>
+        <w:pStyle w:val="ListParagraph"/>
+        <w:numPr>
+          <w:ilvl w:val="0"/>
+          <w:numId w:val="2"/>
+        </w:numPr>
+        <w:spacing w:after="60"/>
+      </w:pPr>
+      <w:r>
+        <w:rPr>
+          <w:sz w:val="21"/>
+          <w:szCs w:val="21"/>
+        </w:rPr>
+        <w:t xml:space="preserve">Cicatriz avermelhada e um pouco elevada</w:t>
+      </w:r>
+    </w:p>
+    <w:p>
+      <w:pPr>
+        <w:pStyle w:val="ListParagraph"/>
+        <w:numPr>
+          <w:ilvl w:val="0"/>
+          <w:numId w:val="2"/>
+        </w:numPr>
+        <w:spacing w:after="60"/>
+      </w:pPr>
+      <w:r>
+        <w:rPr>
+          <w:sz w:val="21"/>
+          <w:szCs w:val="21"/>
+        </w:rPr>
+        <w:t xml:space="preserve">Endurecimento e nódulos sob a pele nas áreas lipoaspiradas</w:t>
       </w:r>
       <w:r>
         <w:rPr>
@@ -4227,24 +4093,74 @@
           <w:sz w:val="19"/>
           <w:szCs w:val="19"/>
         </w:rPr>
-        <w:t xml:space="preserve"> — exceto: Rinoplastia, Blefaroplastia, Otoplastia, Face HD Concept, face</w:t>
-      </w:r>
-    </w:p>
-    <w:p>
-      <w:pPr>
-        <w:pStyle w:val="ListParagraph"/>
-        <w:numPr>
-          <w:ilvl w:val="0"/>
-          <w:numId w:val="2"/>
-        </w:numPr>
-        <w:spacing w:after="60"/>
-      </w:pPr>
-      <w:r>
-        <w:rPr>
-          <w:sz w:val="21"/>
-          <w:szCs w:val="21"/>
-        </w:rPr>
-        <w:t xml:space="preserve">Retirar o curativo, o splint ou a faixa antes do tempo orientado</w:t>
+        <w:t xml:space="preserve"> — só para: Lipoescultura, Lipo HD Concept, Abdominoplastia, Correção de ginecomastia, Cirurgia pós-bariátrica</w:t>
+      </w:r>
+    </w:p>
+    <w:p>
+      <w:pPr>
+        <w:pStyle w:val="ListParagraph"/>
+        <w:numPr>
+          <w:ilvl w:val="0"/>
+          <w:numId w:val="2"/>
+        </w:numPr>
+        <w:spacing w:after="60"/>
+      </w:pPr>
+      <w:r>
+        <w:rPr>
+          <w:sz w:val="21"/>
+          <w:szCs w:val="21"/>
+        </w:rPr>
+        <w:t xml:space="preserve">Cansaço no fim do dia</w:t>
+      </w:r>
+    </w:p>
+    <w:p>
+      <w:pPr>
+        <w:spacing w:after="80" w:before="240"/>
+      </w:pPr>
+      <w:r>
+        <w:rPr>
+          <w:b/>
+          <w:bCs/>
+          <w:color w:val="067F7B"/>
+          <w:spacing w:val="30"/>
+          <w:sz w:val="17"/>
+          <w:szCs w:val="17"/>
+        </w:rPr>
+        <w:t xml:space="preserve">O QUE FAZER</w:t>
+      </w:r>
+    </w:p>
+    <w:p>
+      <w:pPr>
+        <w:pStyle w:val="ListParagraph"/>
+        <w:numPr>
+          <w:ilvl w:val="0"/>
+          <w:numId w:val="2"/>
+        </w:numPr>
+        <w:spacing w:after="60"/>
+      </w:pPr>
+      <w:r>
+        <w:rPr>
+          <w:sz w:val="21"/>
+          <w:szCs w:val="21"/>
+        </w:rPr>
+        <w:t xml:space="preserve">Retomar o trabalho leve, se liberada pela equipe</w:t>
+      </w:r>
+    </w:p>
+    <w:p>
+      <w:pPr>
+        <w:pStyle w:val="ListParagraph"/>
+        <w:numPr>
+          <w:ilvl w:val="0"/>
+          <w:numId w:val="2"/>
+        </w:numPr>
+        <w:spacing w:after="60"/>
+      </w:pPr>
+      <w:r>
+        <w:rPr>
+          <w:sz w:val="21"/>
+          <w:szCs w:val="21"/>
+        </w:rPr>
+        <w:t xml:space="preserve">Manter a compressão conforme orientado</w:t>
       </w:r>
       <w:r>
         <w:rPr>
@@ -4254,7 +4170,253 @@
           <w:sz w:val="19"/>
           <w:szCs w:val="19"/>
         </w:rPr>
-        <w:t xml:space="preserve"> — só para: Rinoplastia, Blefaroplastia, Otoplastia, Face HD Concept, face</w:t>
+        <w:t xml:space="preserve"> — exceto: Rinoplastia, Blefaroplastia, Otoplastia, Face HD Concept, face</w:t>
+      </w:r>
+    </w:p>
+    <w:p>
+      <w:pPr>
+        <w:pStyle w:val="ListParagraph"/>
+        <w:numPr>
+          <w:ilvl w:val="0"/>
+          <w:numId w:val="2"/>
+        </w:numPr>
+        <w:spacing w:after="60"/>
+      </w:pPr>
+      <w:r>
+        <w:rPr>
+          <w:sz w:val="21"/>
+          <w:szCs w:val="21"/>
+        </w:rPr>
+        <w:t xml:space="preserve">Seguir com a drenagem linfática na frequência indicada</w:t>
+      </w:r>
+      <w:r>
+        <w:rPr>
+          <w:i/>
+          <w:iCs/>
+          <w:color w:val="888888"/>
+          <w:sz w:val="19"/>
+          <w:szCs w:val="19"/>
+        </w:rPr>
+        <w:t xml:space="preserve"> — só para: Lipoescultura, Lipo HD Concept, Abdominoplastia, Correção de ginecomastia, Cirurgia pós-bariátrica</w:t>
+      </w:r>
+    </w:p>
+    <w:p>
+      <w:pPr>
+        <w:pStyle w:val="ListParagraph"/>
+        <w:numPr>
+          <w:ilvl w:val="0"/>
+          <w:numId w:val="2"/>
+        </w:numPr>
+        <w:spacing w:after="60"/>
+      </w:pPr>
+      <w:r>
+        <w:rPr>
+          <w:sz w:val="21"/>
+          <w:szCs w:val="21"/>
+        </w:rPr>
+        <w:t xml:space="preserve">Hidratar a pele ao redor da cicatriz (não sobre os pontos)</w:t>
+      </w:r>
+    </w:p>
+    <w:p>
+      <w:pPr>
+        <w:spacing w:after="80" w:before="240"/>
+      </w:pPr>
+      <w:r>
+        <w:rPr>
+          <w:b/>
+          <w:bCs/>
+          <w:color w:val="067F7B"/>
+          <w:spacing w:val="30"/>
+          <w:sz w:val="17"/>
+          <w:szCs w:val="17"/>
+        </w:rPr>
+        <w:t xml:space="preserve">O QUE EVITAR</w:t>
+      </w:r>
+    </w:p>
+    <w:p>
+      <w:pPr>
+        <w:pStyle w:val="ListParagraph"/>
+        <w:numPr>
+          <w:ilvl w:val="0"/>
+          <w:numId w:val="2"/>
+        </w:numPr>
+        <w:spacing w:after="60"/>
+      </w:pPr>
+      <w:r>
+        <w:rPr>
+          <w:sz w:val="21"/>
+          <w:szCs w:val="21"/>
+        </w:rPr>
+        <w:t xml:space="preserve">Academia, corrida e qualquer exercício de impacto</w:t>
+      </w:r>
+    </w:p>
+    <w:p>
+      <w:pPr>
+        <w:pStyle w:val="ListParagraph"/>
+        <w:numPr>
+          <w:ilvl w:val="0"/>
+          <w:numId w:val="2"/>
+        </w:numPr>
+        <w:spacing w:after="60"/>
+      </w:pPr>
+      <w:r>
+        <w:rPr>
+          <w:sz w:val="21"/>
+          <w:szCs w:val="21"/>
+        </w:rPr>
+        <w:t xml:space="preserve">Sol direto sobre a cicatriz</w:t>
+      </w:r>
+    </w:p>
+    <w:p>
+      <w:pPr>
+        <w:pStyle w:val="ListParagraph"/>
+        <w:numPr>
+          <w:ilvl w:val="0"/>
+          <w:numId w:val="2"/>
+        </w:numPr>
+        <w:spacing w:after="60"/>
+      </w:pPr>
+      <w:r>
+        <w:rPr>
+          <w:sz w:val="21"/>
+          <w:szCs w:val="21"/>
+        </w:rPr>
+        <w:t xml:space="preserve">Relações sexuais e esforços intensos sem liberação</w:t>
+      </w:r>
+    </w:p>
+    <w:p>
+      <w:pPr>
+        <w:pStyle w:val="ListParagraph"/>
+        <w:numPr>
+          <w:ilvl w:val="0"/>
+          <w:numId w:val="2"/>
+        </w:numPr>
+        <w:spacing w:after="60"/>
+      </w:pPr>
+      <w:r>
+        <w:rPr>
+          <w:sz w:val="21"/>
+          <w:szCs w:val="21"/>
+        </w:rPr>
+        <w:t xml:space="preserve">Abandonar a cinta ou o sutiã cirúrgico mais cedo</w:t>
+      </w:r>
+      <w:r>
+        <w:rPr>
+          <w:i/>
+          <w:iCs/>
+          <w:color w:val="888888"/>
+          <w:sz w:val="19"/>
+          <w:szCs w:val="19"/>
+        </w:rPr>
+        <w:t xml:space="preserve"> — exceto: Rinoplastia, Blefaroplastia, Otoplastia, Face HD Concept, face</w:t>
+      </w:r>
+    </w:p>
+    <w:p>
+      <w:pPr>
+        <w:pStyle w:val="ListParagraph"/>
+        <w:numPr>
+          <w:ilvl w:val="0"/>
+          <w:numId w:val="2"/>
+        </w:numPr>
+        <w:spacing w:after="60"/>
+      </w:pPr>
+      <w:r>
+        <w:rPr>
+          <w:sz w:val="21"/>
+          <w:szCs w:val="21"/>
+        </w:rPr>
+        <w:t xml:space="preserve">Retirar o curativo ou o splint nasal antes do tempo orientado</w:t>
+      </w:r>
+      <w:r>
+        <w:rPr>
+          <w:i/>
+          <w:iCs/>
+          <w:color w:val="888888"/>
+          <w:sz w:val="19"/>
+          <w:szCs w:val="19"/>
+        </w:rPr>
+        <w:t xml:space="preserve"> — só para: Rinoplastia</w:t>
+      </w:r>
+    </w:p>
+    <w:p>
+      <w:pPr>
+        <w:pStyle w:val="ListParagraph"/>
+        <w:numPr>
+          <w:ilvl w:val="0"/>
+          <w:numId w:val="2"/>
+        </w:numPr>
+        <w:spacing w:after="60"/>
+      </w:pPr>
+      <w:r>
+        <w:rPr>
+          <w:sz w:val="21"/>
+          <w:szCs w:val="21"/>
+        </w:rPr>
+        <w:t xml:space="preserve">Retirar a faixa elástica antes do tempo orientado</w:t>
+      </w:r>
+      <w:r>
+        <w:rPr>
+          <w:i/>
+          <w:iCs/>
+          <w:color w:val="888888"/>
+          <w:sz w:val="19"/>
+          <w:szCs w:val="19"/>
+        </w:rPr>
+        <w:t xml:space="preserve"> — só para: Otoplastia</w:t>
+      </w:r>
+    </w:p>
+    <w:p>
+      <w:pPr>
+        <w:pStyle w:val="ListParagraph"/>
+        <w:numPr>
+          <w:ilvl w:val="0"/>
+          <w:numId w:val="2"/>
+        </w:numPr>
+        <w:spacing w:after="60"/>
+      </w:pPr>
+      <w:r>
+        <w:rPr>
+          <w:sz w:val="21"/>
+          <w:szCs w:val="21"/>
+        </w:rPr>
+        <w:t xml:space="preserve">Retirar os curativos das pálpebras antes do tempo orientado</w:t>
+      </w:r>
+      <w:r>
+        <w:rPr>
+          <w:i/>
+          <w:iCs/>
+          <w:color w:val="888888"/>
+          <w:sz w:val="19"/>
+          <w:szCs w:val="19"/>
+        </w:rPr>
+        <w:t xml:space="preserve"> — só para: Blefaroplastia</w:t>
+      </w:r>
+    </w:p>
+    <w:p>
+      <w:pPr>
+        <w:pStyle w:val="ListParagraph"/>
+        <w:numPr>
+          <w:ilvl w:val="0"/>
+          <w:numId w:val="2"/>
+        </w:numPr>
+        <w:spacing w:after="60"/>
+      </w:pPr>
+      <w:r>
+        <w:rPr>
+          <w:sz w:val="21"/>
+          <w:szCs w:val="21"/>
+        </w:rPr>
+        <w:t xml:space="preserve">Retirar a mentoneira ou o taping antes do tempo orientado</w:t>
+      </w:r>
+      <w:r>
+        <w:rPr>
+          <w:i/>
+          <w:iCs/>
+          <w:color w:val="888888"/>
+          <w:sz w:val="19"/>
+          <w:szCs w:val="19"/>
+        </w:rPr>
+        <w:t xml:space="preserve"> — só para: Face HD Concept</w:t>
       </w:r>
     </w:p>
     <w:p>

--- a/docs/conteudo-clinico-para-revisao.docx
+++ b/docs/conteudo-clinico-para-revisao.docx
@@ -8114,7 +8114,7 @@
                 <w:sz w:val="20"/>
                 <w:szCs w:val="20"/>
               </w:rPr>
-              <w:t xml:space="preserve">D5</w:t>
+              <w:t xml:space="preserve">D7</w:t>
             </w:r>
           </w:p>
         </w:tc>
@@ -29488,7 +29488,544 @@
           <w:sz w:val="34"/>
           <w:szCs w:val="34"/>
         </w:rPr>
-        <w:t xml:space="preserve">7. Avisos exibidos no aplicativo</w:t>
+        <w:t xml:space="preserve">7. Lembretes de retorno</w:t>
+      </w:r>
+    </w:p>
+    <w:p>
+      <w:pPr>
+        <w:shd w:fill="F2F2F2" w:val="clear"/>
+        <w:spacing w:after="200" w:before="100"/>
+      </w:pPr>
+      <w:r>
+        <w:rPr>
+          <w:i/>
+          <w:iCs/>
+          <w:color w:val="6B6B6B"/>
+          <w:sz w:val="19"/>
+          <w:szCs w:val="19"/>
+        </w:rPr>
+        <w:t xml:space="preserve">Só chegam a quem autorizou, e a paciente pode desligar a qualquer momento. Nenhum deles menciona preço, desconto ou promoção — a publicidade médica não permite.</w:t>
+      </w:r>
+    </w:p>
+    <w:p>
+      <w:pPr>
+        <w:pStyle w:val="Heading3"/>
+        <w:spacing w:after="100" w:before="280"/>
+      </w:pPr>
+      <w:r>
+        <w:rPr>
+          <w:b/>
+          <w:bCs/>
+          <w:color w:val="111111"/>
+          <w:sz w:val="23"/>
+          <w:szCs w:val="23"/>
+        </w:rPr>
+        <w:t xml:space="preserve">Sua toxina completa 4 meses</w:t>
+      </w:r>
+    </w:p>
+    <w:p>
+      <w:pPr>
+        <w:spacing w:after="100"/>
+      </w:pPr>
+      <w:r>
+        <w:rPr>
+          <w:color w:val="6B6B6B"/>
+          <w:sz w:val="19"/>
+          <w:szCs w:val="19"/>
+        </w:rPr>
+        <w:t xml:space="preserve">Toxina botulínica · 4 meses depois</w:t>
+      </w:r>
+    </w:p>
+    <w:p>
+      <w:pPr>
+        <w:spacing w:after="100"/>
+      </w:pPr>
+      <w:r>
+        <w:rPr>
+          <w:sz w:val="21"/>
+          <w:szCs w:val="21"/>
+        </w:rPr>
+        <w:t xml:space="preserve">É por volta desta época que o efeito começa a ceder. Se quiser reavaliar, fale com a nossa equipe.</w:t>
+      </w:r>
+    </w:p>
+    <w:p>
+      <w:pPr>
+        <w:spacing w:after="100"/>
+      </w:pPr>
+      <w:r>
+        <w:rPr>
+          <w:color w:val="6B6B6B"/>
+          <w:sz w:val="19"/>
+          <w:szCs w:val="19"/>
+        </w:rPr>
+        <w:t xml:space="preserve">Motivo do prazo: O efeito da toxina botulínica costuma durar de 4 a 6 meses. Reaplicar antes de a musculatura voltar por completo é o que mantém o resultado constante.</w:t>
+      </w:r>
+    </w:p>
+    <w:p>
+      <w:pPr>
+        <w:pBdr>
+          <w:bottom w:val="dotted" w:color="C8C8C8" w:sz="4" w:space="4"/>
+        </w:pBdr>
+        <w:spacing w:after="240" w:before="100"/>
+      </w:pPr>
+      <w:r>
+        <w:rPr>
+          <w:i/>
+          <w:iCs/>
+          <w:color w:val="AAAAAA"/>
+          <w:sz w:val="17"/>
+          <w:szCs w:val="17"/>
+        </w:rPr>
+        <w:t xml:space="preserve">Correção: </w:t>
+      </w:r>
+    </w:p>
+    <w:p>
+      <w:pPr>
+        <w:pStyle w:val="Heading3"/>
+        <w:spacing w:after="100" w:before="280"/>
+      </w:pPr>
+      <w:r>
+        <w:rPr>
+          <w:b/>
+          <w:bCs/>
+          <w:color w:val="111111"/>
+          <w:sz w:val="23"/>
+          <w:szCs w:val="23"/>
+        </w:rPr>
+        <w:t xml:space="preserve">Faz um ano do seu preenchimento</w:t>
+      </w:r>
+    </w:p>
+    <w:p>
+      <w:pPr>
+        <w:spacing w:after="100"/>
+      </w:pPr>
+      <w:r>
+        <w:rPr>
+          <w:color w:val="6B6B6B"/>
+          <w:sz w:val="19"/>
+          <w:szCs w:val="19"/>
+        </w:rPr>
+        <w:t xml:space="preserve">Preenchimento · 1 ano depois</w:t>
+      </w:r>
+    </w:p>
+    <w:p>
+      <w:pPr>
+        <w:spacing w:after="100"/>
+      </w:pPr>
+      <w:r>
+        <w:rPr>
+          <w:sz w:val="21"/>
+          <w:szCs w:val="21"/>
+        </w:rPr>
+        <w:t xml:space="preserve">O ácido hialurônico costuma manter o resultado por cerca de um ano. Vale reavaliar com a equipe.</w:t>
+      </w:r>
+    </w:p>
+    <w:p>
+      <w:pPr>
+        <w:spacing w:after="100"/>
+      </w:pPr>
+      <w:r>
+        <w:rPr>
+          <w:color w:val="6B6B6B"/>
+          <w:sz w:val="19"/>
+          <w:szCs w:val="19"/>
+        </w:rPr>
+        <w:t xml:space="preserve">Motivo do prazo: O ácido hialurônico é reabsorvido aos poucos pelo organismo. Em torno de um ano é quando a maioria das pacientes percebe a diferença.</w:t>
+      </w:r>
+    </w:p>
+    <w:p>
+      <w:pPr>
+        <w:pBdr>
+          <w:bottom w:val="dotted" w:color="C8C8C8" w:sz="4" w:space="4"/>
+        </w:pBdr>
+        <w:spacing w:after="240" w:before="100"/>
+      </w:pPr>
+      <w:r>
+        <w:rPr>
+          <w:i/>
+          <w:iCs/>
+          <w:color w:val="AAAAAA"/>
+          <w:sz w:val="17"/>
+          <w:szCs w:val="17"/>
+        </w:rPr>
+        <w:t xml:space="preserve">Correção: </w:t>
+      </w:r>
+    </w:p>
+    <w:p>
+      <w:pPr>
+        <w:pStyle w:val="Heading3"/>
+        <w:spacing w:after="100" w:before="280"/>
+      </w:pPr>
+      <w:r>
+        <w:rPr>
+          <w:b/>
+          <w:bCs/>
+          <w:color w:val="111111"/>
+          <w:sz w:val="23"/>
+          <w:szCs w:val="23"/>
+        </w:rPr>
+        <w:t xml:space="preserve">Seu laser de CO₂ completa 1 mês</w:t>
+      </w:r>
+    </w:p>
+    <w:p>
+      <w:pPr>
+        <w:spacing w:after="100"/>
+      </w:pPr>
+      <w:r>
+        <w:rPr>
+          <w:color w:val="6B6B6B"/>
+          <w:sz w:val="19"/>
+          <w:szCs w:val="19"/>
+        </w:rPr>
+        <w:t xml:space="preserve">Laser de CO₂ · 1 mês depois</w:t>
+      </w:r>
+    </w:p>
+    <w:p>
+      <w:pPr>
+        <w:spacing w:after="100"/>
+      </w:pPr>
+      <w:r>
+        <w:rPr>
+          <w:sz w:val="21"/>
+          <w:szCs w:val="21"/>
+        </w:rPr>
+        <w:t xml:space="preserve">A pele já se recuperou. É o momento de avaliar se vale uma nova sessão.</w:t>
+      </w:r>
+    </w:p>
+    <w:p>
+      <w:pPr>
+        <w:spacing w:after="100"/>
+      </w:pPr>
+      <w:r>
+        <w:rPr>
+          <w:color w:val="6B6B6B"/>
+          <w:sz w:val="19"/>
+          <w:szCs w:val="19"/>
+        </w:rPr>
+        <w:t xml:space="preserve">Motivo do prazo: O laser de CO₂ costuma ser feito em mais de uma sessão. Um mês é o intervalo mínimo para a pele estar recuperada e pronta para a seguinte, se ela for indicada.</w:t>
+      </w:r>
+    </w:p>
+    <w:p>
+      <w:pPr>
+        <w:pBdr>
+          <w:bottom w:val="dotted" w:color="C8C8C8" w:sz="4" w:space="4"/>
+        </w:pBdr>
+        <w:spacing w:after="240" w:before="100"/>
+      </w:pPr>
+      <w:r>
+        <w:rPr>
+          <w:i/>
+          <w:iCs/>
+          <w:color w:val="AAAAAA"/>
+          <w:sz w:val="17"/>
+          <w:szCs w:val="17"/>
+        </w:rPr>
+        <w:t xml:space="preserve">Correção: </w:t>
+      </w:r>
+    </w:p>
+    <w:p>
+      <w:pPr>
+        <w:pStyle w:val="Heading3"/>
+        <w:spacing w:after="100" w:before="280"/>
+      </w:pPr>
+      <w:r>
+        <w:rPr>
+          <w:b/>
+          <w:bCs/>
+          <w:color w:val="111111"/>
+          <w:sz w:val="23"/>
+          <w:szCs w:val="23"/>
+        </w:rPr>
+        <w:t xml:space="preserve">Seu Morpheus completa 1 mês</w:t>
+      </w:r>
+    </w:p>
+    <w:p>
+      <w:pPr>
+        <w:spacing w:after="100"/>
+      </w:pPr>
+      <w:r>
+        <w:rPr>
+          <w:color w:val="6B6B6B"/>
+          <w:sz w:val="19"/>
+          <w:szCs w:val="19"/>
+        </w:rPr>
+        <w:t xml:space="preserve">Morpheus · 1 mês depois</w:t>
+      </w:r>
+    </w:p>
+    <w:p>
+      <w:pPr>
+        <w:spacing w:after="100"/>
+      </w:pPr>
+      <w:r>
+        <w:rPr>
+          <w:sz w:val="21"/>
+          <w:szCs w:val="21"/>
+        </w:rPr>
+        <w:t xml:space="preserve">O tratamento costuma ser feito em sessões. Vale conversar com a equipe sobre a próxima.</w:t>
+      </w:r>
+    </w:p>
+    <w:p>
+      <w:pPr>
+        <w:spacing w:after="100"/>
+      </w:pPr>
+      <w:r>
+        <w:rPr>
+          <w:color w:val="6B6B6B"/>
+          <w:sz w:val="19"/>
+          <w:szCs w:val="19"/>
+        </w:rPr>
+        <w:t xml:space="preserve">Motivo do prazo: O Morpheus é planejado em série, e o resultado é progressivo a cada sessão.</w:t>
+      </w:r>
+    </w:p>
+    <w:p>
+      <w:pPr>
+        <w:pBdr>
+          <w:bottom w:val="dotted" w:color="C8C8C8" w:sz="4" w:space="4"/>
+        </w:pBdr>
+        <w:spacing w:after="240" w:before="100"/>
+      </w:pPr>
+      <w:r>
+        <w:rPr>
+          <w:i/>
+          <w:iCs/>
+          <w:color w:val="AAAAAA"/>
+          <w:sz w:val="17"/>
+          <w:szCs w:val="17"/>
+        </w:rPr>
+        <w:t xml:space="preserve">Correção: </w:t>
+      </w:r>
+    </w:p>
+    <w:p>
+      <w:pPr>
+        <w:pStyle w:val="Heading3"/>
+        <w:spacing w:after="100" w:before="280"/>
+      </w:pPr>
+      <w:r>
+        <w:rPr>
+          <w:b/>
+          <w:bCs/>
+          <w:color w:val="111111"/>
+          <w:sz w:val="23"/>
+          <w:szCs w:val="23"/>
+        </w:rPr>
+        <w:t xml:space="preserve">Faz dois anos do seu bioestimulador</w:t>
+      </w:r>
+    </w:p>
+    <w:p>
+      <w:pPr>
+        <w:spacing w:after="100"/>
+      </w:pPr>
+      <w:r>
+        <w:rPr>
+          <w:color w:val="6B6B6B"/>
+          <w:sz w:val="19"/>
+          <w:szCs w:val="19"/>
+        </w:rPr>
+        <w:t xml:space="preserve">Bioestimulador de colágeno · 2 anos depois</w:t>
+      </w:r>
+    </w:p>
+    <w:p>
+      <w:pPr>
+        <w:spacing w:after="100"/>
+      </w:pPr>
+      <w:r>
+        <w:rPr>
+          <w:sz w:val="21"/>
+          <w:szCs w:val="21"/>
+        </w:rPr>
+        <w:t xml:space="preserve">O colágeno estimulado sustenta o resultado por cerca de dois anos. É um bom momento para reavaliar.</w:t>
+      </w:r>
+    </w:p>
+    <w:p>
+      <w:pPr>
+        <w:spacing w:after="100"/>
+      </w:pPr>
+      <w:r>
+        <w:rPr>
+          <w:color w:val="6B6B6B"/>
+          <w:sz w:val="19"/>
+          <w:szCs w:val="19"/>
+        </w:rPr>
+        <w:t xml:space="preserve">Motivo do prazo: O bioestimulador não some de uma vez: o colágeno formado vai se renovando mais devagar com o tempo. Em torno de dois anos é quando costuma valer um novo estímulo.</w:t>
+      </w:r>
+    </w:p>
+    <w:p>
+      <w:pPr>
+        <w:pBdr>
+          <w:bottom w:val="dotted" w:color="C8C8C8" w:sz="4" w:space="4"/>
+        </w:pBdr>
+        <w:spacing w:after="240" w:before="100"/>
+      </w:pPr>
+      <w:r>
+        <w:rPr>
+          <w:i/>
+          <w:iCs/>
+          <w:color w:val="AAAAAA"/>
+          <w:sz w:val="17"/>
+          <w:szCs w:val="17"/>
+        </w:rPr>
+        <w:t xml:space="preserve">Correção: </w:t>
+      </w:r>
+    </w:p>
+    <w:p>
+      <w:pPr>
+        <w:pStyle w:val="Heading3"/>
+        <w:spacing w:after="100" w:before="280"/>
+      </w:pPr>
+      <w:r>
+        <w:rPr>
+          <w:b/>
+          <w:bCs/>
+          <w:color w:val="111111"/>
+          <w:sz w:val="23"/>
+          <w:szCs w:val="23"/>
+        </w:rPr>
+        <w:t xml:space="preserve">Três meses de cirurgia</w:t>
+      </w:r>
+    </w:p>
+    <w:p>
+      <w:pPr>
+        <w:spacing w:after="100"/>
+      </w:pPr>
+      <w:r>
+        <w:rPr>
+          <w:color w:val="6B6B6B"/>
+          <w:sz w:val="19"/>
+          <w:szCs w:val="19"/>
+        </w:rPr>
+        <w:t xml:space="preserve">Todas as cirurgias · 3 meses depois</w:t>
+      </w:r>
+    </w:p>
+    <w:p>
+      <w:pPr>
+        <w:spacing w:after="100"/>
+      </w:pPr>
+      <w:r>
+        <w:rPr>
+          <w:sz w:val="21"/>
+          <w:szCs w:val="21"/>
+        </w:rPr>
+        <w:t xml:space="preserve">Com a recuperação concluída, é a fase em que dá para cuidar da pele e das cicatrizes. Converse com a equipe sobre o que faz sentido para você.</w:t>
+      </w:r>
+    </w:p>
+    <w:p>
+      <w:pPr>
+        <w:spacing w:after="100"/>
+      </w:pPr>
+      <w:r>
+        <w:rPr>
+          <w:color w:val="6B6B6B"/>
+          <w:sz w:val="19"/>
+          <w:szCs w:val="19"/>
+        </w:rPr>
+        <w:t xml:space="preserve">Motivo do prazo: Aos três meses a cicatrização já avançou o suficiente para que tratamentos de pele e de cicatriz possam ser considerados — o que não era possível nas primeiras semanas.</w:t>
+      </w:r>
+    </w:p>
+    <w:p>
+      <w:pPr>
+        <w:pBdr>
+          <w:bottom w:val="dotted" w:color="C8C8C8" w:sz="4" w:space="4"/>
+        </w:pBdr>
+        <w:spacing w:after="240" w:before="100"/>
+      </w:pPr>
+      <w:r>
+        <w:rPr>
+          <w:i/>
+          <w:iCs/>
+          <w:color w:val="AAAAAA"/>
+          <w:sz w:val="17"/>
+          <w:szCs w:val="17"/>
+        </w:rPr>
+        <w:t xml:space="preserve">Correção: </w:t>
+      </w:r>
+    </w:p>
+    <w:p>
+      <w:pPr>
+        <w:pStyle w:val="Heading3"/>
+        <w:spacing w:after="100" w:before="280"/>
+      </w:pPr>
+      <w:r>
+        <w:rPr>
+          <w:b/>
+          <w:bCs/>
+          <w:color w:val="111111"/>
+          <w:sz w:val="23"/>
+          <w:szCs w:val="23"/>
+        </w:rPr>
+        <w:t xml:space="preserve">Faz um ano da sua cirurgia</w:t>
+      </w:r>
+    </w:p>
+    <w:p>
+      <w:pPr>
+        <w:spacing w:after="100"/>
+      </w:pPr>
+      <w:r>
+        <w:rPr>
+          <w:color w:val="6B6B6B"/>
+          <w:sz w:val="19"/>
+          <w:szCs w:val="19"/>
+        </w:rPr>
+        <w:t xml:space="preserve">Todas as cirurgias · 1 ano depois</w:t>
+      </w:r>
+    </w:p>
+    <w:p>
+      <w:pPr>
+        <w:spacing w:after="100"/>
+      </w:pPr>
+      <w:r>
+        <w:rPr>
+          <w:sz w:val="21"/>
+          <w:szCs w:val="21"/>
+        </w:rPr>
+        <w:t xml:space="preserve">O resultado já está definido. Se alguma outra coisa te incomoda, o Dr. Henrique está à disposição para conversar.</w:t>
+      </w:r>
+    </w:p>
+    <w:p>
+      <w:pPr>
+        <w:spacing w:after="100"/>
+      </w:pPr>
+      <w:r>
+        <w:rPr>
+          <w:color w:val="6B6B6B"/>
+          <w:sz w:val="19"/>
+          <w:szCs w:val="19"/>
+        </w:rPr>
+        <w:t xml:space="preserve">Motivo do prazo: Um ano é quando o resultado de uma cirurgia plástica se considera definitivo. É também o intervalo habitual de uma reavaliação de rotina.</w:t>
+      </w:r>
+    </w:p>
+    <w:p>
+      <w:pPr>
+        <w:pBdr>
+          <w:bottom w:val="dotted" w:color="C8C8C8" w:sz="4" w:space="4"/>
+        </w:pBdr>
+        <w:spacing w:after="240" w:before="100"/>
+      </w:pPr>
+      <w:r>
+        <w:rPr>
+          <w:i/>
+          <w:iCs/>
+          <w:color w:val="AAAAAA"/>
+          <w:sz w:val="17"/>
+          <w:szCs w:val="17"/>
+        </w:rPr>
+        <w:t xml:space="preserve">Correção: </w:t>
+      </w:r>
+    </w:p>
+    <w:p>
+      <w:pPr>
+        <w:pStyle w:val="Heading1"/>
+        <w:pageBreakBefore/>
+        <w:spacing w:after="240"/>
+      </w:pPr>
+      <w:r>
+        <w:rPr>
+          <w:b/>
+          <w:bCs/>
+          <w:color w:val="111111"/>
+          <w:sz w:val="34"/>
+          <w:szCs w:val="34"/>
+        </w:rPr>
+        <w:t xml:space="preserve">8. Avisos exibidos no aplicativo</w:t>
       </w:r>
     </w:p>
     <w:p>

--- a/docs/conteudo-clinico-para-revisao.docx
+++ b/docs/conteudo-clinico-para-revisao.docx
@@ -29905,7 +29905,7 @@
           <w:sz w:val="21"/>
           <w:szCs w:val="21"/>
         </w:rPr>
-        <w:t xml:space="preserve">Com a recuperação concluída, é a fase em que dá para cuidar da pele e das cicatrizes. Converse com a equipe sobre o que faz sentido para você.</w:t>
+        <w:t xml:space="preserve">Passada a recuperação, é quando dá para pensar em outros tratamentos — toxina botulínica, bioestimulador de colágeno, laser de CO₂. Converse com a equipe sobre o que faz sentido para você.</w:t>
       </w:r>
     </w:p>
     <w:p>
@@ -29918,7 +29918,7 @@
           <w:sz w:val="19"/>
           <w:szCs w:val="19"/>
         </w:rPr>
-        <w:t xml:space="preserve">Motivo do prazo: Aos três meses a cicatrização já avançou o suficiente para que tratamentos de pele e de cicatriz possam ser considerados — o que não era possível nas primeiras semanas.</w:t>
+        <w:t xml:space="preserve">Motivo do prazo: Aos três meses a recuperação terminou e a cicatrização já avançou o suficiente para que tratamentos estéticos possam ser considerados — o que não era possível nas primeiras semanas.</w:t>
       </w:r>
     </w:p>
     <w:p>

--- a/docs/conteudo-clinico-para-revisao.docx
+++ b/docs/conteudo-clinico-para-revisao.docx
@@ -29977,7 +29977,7 @@
           <w:sz w:val="21"/>
           <w:szCs w:val="21"/>
         </w:rPr>
-        <w:t xml:space="preserve">O resultado já está definido. Se alguma outra coisa te incomoda, o Dr. Henrique está à disposição para conversar.</w:t>
+        <w:t xml:space="preserve">Se você pensa em algum outro tratamento — no rosto, na pele ou em outra área do corpo —, é um bom momento para conversar com a nossa equipe.</w:t>
       </w:r>
     </w:p>
     <w:p>
@@ -29990,7 +29990,7 @@
           <w:sz w:val="19"/>
           <w:szCs w:val="19"/>
         </w:rPr>
-        <w:t xml:space="preserve">Motivo do prazo: Um ano é quando o resultado de uma cirurgia plástica se considera definitivo. É também o intervalo habitual de uma reavaliação de rotina.</w:t>
+        <w:t xml:space="preserve">Motivo do prazo: Com um ano completo de recuperação, um novo procedimento pode ser planejado sem as restrições do pós-operatório.</w:t>
       </w:r>
     </w:p>
     <w:p>

--- a/docs/conteudo-clinico-para-revisao.docx
+++ b/docs/conteudo-clinico-para-revisao.docx
@@ -29952,7 +29952,7 @@
           <w:sz w:val="23"/>
           <w:szCs w:val="23"/>
         </w:rPr>
-        <w:t xml:space="preserve">Faz um ano da sua cirurgia</w:t>
+        <w:t xml:space="preserve">Seis meses de cirurgia</w:t>
       </w:r>
     </w:p>
     <w:p>
@@ -29965,19 +29965,19 @@
           <w:sz w:val="19"/>
           <w:szCs w:val="19"/>
         </w:rPr>
-        <w:t xml:space="preserve">Todas as cirurgias · 1 ano depois</w:t>
-      </w:r>
-    </w:p>
-    <w:p>
-      <w:pPr>
-        <w:spacing w:after="100"/>
-      </w:pPr>
-      <w:r>
-        <w:rPr>
-          <w:sz w:val="21"/>
-          <w:szCs w:val="21"/>
-        </w:rPr>
-        <w:t xml:space="preserve">Se você pensa em algum outro tratamento — no rosto, na pele ou em outra área do corpo —, é um bom momento para conversar com a nossa equipe.</w:t>
+        <w:t xml:space="preserve">Todas as cirurgias · 6 meses depois</w:t>
+      </w:r>
+    </w:p>
+    <w:p>
+      <w:pPr>
+        <w:spacing w:after="100"/>
+      </w:pPr>
+      <w:r>
+        <w:rPr>
+          <w:sz w:val="21"/>
+          <w:szCs w:val="21"/>
+        </w:rPr>
+        <w:t xml:space="preserve">Se você pensa em algum outro procedimento — no rosto, na pele ou em outra área do corpo —, já dá para planejar. Converse com a nossa equipe.</w:t>
       </w:r>
     </w:p>
     <w:p>
@@ -29990,7 +29990,7 @@
           <w:sz w:val="19"/>
           <w:szCs w:val="19"/>
         </w:rPr>
-        <w:t xml:space="preserve">Motivo do prazo: Com um ano completo de recuperação, um novo procedimento pode ser planejado sem as restrições do pós-operatório.</w:t>
+        <w:t xml:space="preserve">Motivo do prazo: Aos seis meses a recuperação está completa e um novo procedimento, inclusive uma nova cirurgia, pode ser planejado sem as restrições do pós-operatório.</w:t>
       </w:r>
     </w:p>
     <w:p>

--- a/docs/conteudo-clinico-para-revisao.docx
+++ b/docs/conteudo-clinico-para-revisao.docx
@@ -76,7 +76,7 @@
           <w:sz w:val="19"/>
           <w:szCs w:val="19"/>
         </w:rPr>
-        <w:t xml:space="preserve">18 procedimentos · 63 orientações de sintomas · 21 guias de cuidados</w:t>
+        <w:t xml:space="preserve">18 procedimentos · 64 orientações de sintomas · 21 guias de cuidados</w:t>
       </w:r>
     </w:p>
     <w:p>
@@ -9728,6 +9728,40 @@
     </w:p>
     <w:p>
       <w:pPr>
+        <w:pStyle w:val="ListParagraph"/>
+        <w:numPr>
+          <w:ilvl w:val="0"/>
+          <w:numId w:val="2"/>
+        </w:numPr>
+        <w:spacing w:after="60"/>
+      </w:pPr>
+      <w:r>
+        <w:rPr>
+          <w:sz w:val="21"/>
+          <w:szCs w:val="21"/>
+        </w:rPr>
+        <w:t xml:space="preserve">A causa mais comum é bem menos grave: o peito apertado pela prótese acomodando, ou a própria ansiedade do pós-operatório, que dá a mesma sensação de ar curto.</w:t>
+      </w:r>
+    </w:p>
+    <w:p>
+      <w:pPr>
+        <w:pStyle w:val="ListParagraph"/>
+        <w:numPr>
+          <w:ilvl w:val="0"/>
+          <w:numId w:val="2"/>
+        </w:numPr>
+        <w:spacing w:after="60"/>
+      </w:pPr>
+      <w:r>
+        <w:rPr>
+          <w:sz w:val="21"/>
+          <w:szCs w:val="21"/>
+        </w:rPr>
+        <w:t xml:space="preserve">Só que as duas se parecem por dentro, e o que separa uma da outra é o exame. Por isso a orientação é a mesma nos dois casos — e voltar do pronto-socorro sem nada é o desfecho esperado, não uma ida perdida.</w:t>
+      </w:r>
+    </w:p>
+    <w:p>
+      <w:pPr>
         <w:spacing w:after="80" w:before="240"/>
       </w:pPr>
       <w:r>
@@ -15154,7 +15188,7 @@
           <w:sz w:val="26"/>
           <w:szCs w:val="26"/>
         </w:rPr>
-        <w:t xml:space="preserve">ESPERADO — 31 orientações</w:t>
+        <w:t xml:space="preserve">ESPERADO — 32 orientações</w:t>
       </w:r>
     </w:p>
     <w:p>
@@ -17866,6 +17900,218 @@
           <w:szCs w:val="21"/>
         </w:rPr>
         <w:t xml:space="preserve">Não julgue o resultado antes de 3 meses</w:t>
+      </w:r>
+    </w:p>
+    <w:p>
+      <w:pPr>
+        <w:pBdr>
+          <w:bottom w:val="dotted" w:color="C8C8C8" w:sz="4" w:space="4"/>
+        </w:pBdr>
+        <w:spacing w:after="240" w:before="100"/>
+      </w:pPr>
+      <w:r>
+        <w:rPr>
+          <w:i/>
+          <w:iCs/>
+          <w:color w:val="AAAAAA"/>
+          <w:sz w:val="17"/>
+          <w:szCs w:val="17"/>
+        </w:rPr>
+        <w:t xml:space="preserve">Correção: </w:t>
+      </w:r>
+    </w:p>
+    <w:p>
+      <w:pPr>
+        <w:pStyle w:val="Heading3"/>
+        <w:spacing w:after="100" w:before="280"/>
+      </w:pPr>
+      <w:r>
+        <w:rPr>
+          <w:b/>
+          <w:bCs/>
+          <w:color w:val="067F7B"/>
+          <w:sz w:val="23"/>
+          <w:szCs w:val="23"/>
+        </w:rPr>
+        <w:t xml:space="preserve">Peito apertado e respiração curta com a prótese</w:t>
+      </w:r>
+    </w:p>
+    <w:p>
+      <w:pPr>
+        <w:spacing w:after="100"/>
+      </w:pPr>
+      <w:r>
+        <w:rPr>
+          <w:color w:val="6B6B6B"/>
+          <w:sz w:val="19"/>
+          <w:szCs w:val="19"/>
+        </w:rPr>
+        <w:t xml:space="preserve">Quando: Primeiras 2 a 4 semanas  |  Aplica-se a: apenas: Mamoplastia de aumento, Mastopexia</w:t>
+      </w:r>
+    </w:p>
+    <w:p>
+      <w:pPr>
+        <w:spacing w:after="100"/>
+      </w:pPr>
+      <w:r>
+        <w:rPr>
+          <w:b/>
+          <w:bCs/>
+          <w:sz w:val="21"/>
+          <w:szCs w:val="21"/>
+        </w:rPr>
+        <w:t xml:space="preserve">A sensação de peso e aperto no peito, que encurta a respiração, é comum nas primeiras semanas e melhora sozinha.</w:t>
+      </w:r>
+    </w:p>
+    <w:p>
+      <w:pPr>
+        <w:spacing w:after="80" w:before="240"/>
+      </w:pPr>
+      <w:r>
+        <w:rPr>
+          <w:b/>
+          <w:bCs/>
+          <w:color w:val="067F7B"/>
+          <w:spacing w:val="30"/>
+          <w:sz w:val="17"/>
+          <w:szCs w:val="17"/>
+        </w:rPr>
+        <w:t xml:space="preserve">POR QUE ACONTECE</w:t>
+      </w:r>
+    </w:p>
+    <w:p>
+      <w:pPr>
+        <w:pStyle w:val="ListParagraph"/>
+        <w:numPr>
+          <w:ilvl w:val="0"/>
+          <w:numId w:val="2"/>
+        </w:numPr>
+        <w:spacing w:after="60"/>
+      </w:pPr>
+      <w:r>
+        <w:rPr>
+          <w:sz w:val="21"/>
+          <w:szCs w:val="21"/>
+        </w:rPr>
+        <w:t xml:space="preserve">A prótese fica sob um músculo que ainda não a acomodou, e o sutiã cirúrgico soma a própria compressão.</w:t>
+      </w:r>
+    </w:p>
+    <w:p>
+      <w:pPr>
+        <w:pStyle w:val="ListParagraph"/>
+        <w:numPr>
+          <w:ilvl w:val="0"/>
+          <w:numId w:val="2"/>
+        </w:numPr>
+        <w:spacing w:after="60"/>
+      </w:pPr>
+      <w:r>
+        <w:rPr>
+          <w:sz w:val="21"/>
+          <w:szCs w:val="21"/>
+        </w:rPr>
+        <w:t xml:space="preserve">Respirar fundo puxa exatamente essa musculatura — daí a sensação de que o ar não entra todo.</w:t>
+      </w:r>
+    </w:p>
+    <w:p>
+      <w:pPr>
+        <w:pStyle w:val="ListParagraph"/>
+        <w:numPr>
+          <w:ilvl w:val="0"/>
+          <w:numId w:val="2"/>
+        </w:numPr>
+        <w:spacing w:after="60"/>
+      </w:pPr>
+      <w:r>
+        <w:rPr>
+          <w:sz w:val="21"/>
+          <w:szCs w:val="21"/>
+        </w:rPr>
+        <w:t xml:space="preserve">A ansiedade do pós-operatório fecha o círculo: sentir o peito apertado assusta, o susto encurta mais a respiração.</w:t>
+      </w:r>
+    </w:p>
+    <w:p>
+      <w:pPr>
+        <w:spacing w:after="80" w:before="240"/>
+      </w:pPr>
+      <w:r>
+        <w:rPr>
+          <w:b/>
+          <w:bCs/>
+          <w:color w:val="067F7B"/>
+          <w:spacing w:val="30"/>
+          <w:sz w:val="17"/>
+          <w:szCs w:val="17"/>
+        </w:rPr>
+        <w:t xml:space="preserve">O QUE FAZER</w:t>
+      </w:r>
+    </w:p>
+    <w:p>
+      <w:pPr>
+        <w:pStyle w:val="ListParagraph"/>
+        <w:numPr>
+          <w:ilvl w:val="0"/>
+          <w:numId w:val="2"/>
+        </w:numPr>
+        <w:spacing w:after="60"/>
+      </w:pPr>
+      <w:r>
+        <w:rPr>
+          <w:sz w:val="21"/>
+          <w:szCs w:val="21"/>
+        </w:rPr>
+        <w:t xml:space="preserve">Respire devagar, inspirando pelo nariz e soltando pela boca, algumas vezes ao dia</w:t>
+      </w:r>
+    </w:p>
+    <w:p>
+      <w:pPr>
+        <w:pStyle w:val="ListParagraph"/>
+        <w:numPr>
+          <w:ilvl w:val="0"/>
+          <w:numId w:val="2"/>
+        </w:numPr>
+        <w:spacing w:after="60"/>
+      </w:pPr>
+      <w:r>
+        <w:rPr>
+          <w:sz w:val="21"/>
+          <w:szCs w:val="21"/>
+        </w:rPr>
+        <w:t xml:space="preserve">Sente-se com as costas apoiadas e os ombros para trás — encolhida, a sensação piora</w:t>
+      </w:r>
+    </w:p>
+    <w:p>
+      <w:pPr>
+        <w:pStyle w:val="ListParagraph"/>
+        <w:numPr>
+          <w:ilvl w:val="0"/>
+          <w:numId w:val="2"/>
+        </w:numPr>
+        <w:spacing w:after="60"/>
+      </w:pPr>
+      <w:r>
+        <w:rPr>
+          <w:sz w:val="21"/>
+          <w:szCs w:val="21"/>
+        </w:rPr>
+        <w:t xml:space="preserve">Mantenha o sutiã cirúrgico, mas confirme com a equipe se ele não está apertado demais</w:t>
+      </w:r>
+    </w:p>
+    <w:p>
+      <w:pPr>
+        <w:pStyle w:val="ListParagraph"/>
+        <w:numPr>
+          <w:ilvl w:val="0"/>
+          <w:numId w:val="2"/>
+        </w:numPr>
+        <w:spacing w:after="60"/>
+      </w:pPr>
+      <w:r>
+        <w:rPr>
+          <w:sz w:val="21"/>
+          <w:szCs w:val="21"/>
+        </w:rPr>
+        <w:t xml:space="preserve">Procure atendimento de emergência se a falta de ar começar de repente, vier com dor no peito ou coração disparado, ou piorar ao andar — isso não é o aperto da prótese</w:t>
       </w:r>
     </w:p>
     <w:p>

--- a/docs/conteudo-clinico-para-revisao.docx
+++ b/docs/conteudo-clinico-para-revisao.docx
@@ -9673,7 +9673,7 @@
           <w:sz w:val="21"/>
           <w:szCs w:val="21"/>
         </w:rPr>
-        <w:t xml:space="preserve">Procure atendimento de emergência agora. Não espere para ver se melhora e não dirija até o hospital.</w:t>
+        <w:t xml:space="preserve">Falta de ar súbita, persistente ou diferente do habitual — principalmente com dor no peito, palpitações, tontura, desmaio, lábios arroxeados ou piora progressiva — pede atendimento de emergência agora. Não espere para ver se melhora e não dirija até o hospital.</w:t>
       </w:r>
     </w:p>
     <w:p>
@@ -9740,24 +9740,24 @@
           <w:sz w:val="21"/>
           <w:szCs w:val="21"/>
         </w:rPr>
-        <w:t xml:space="preserve">A causa mais comum é bem menos grave: o peito apertado pela prótese acomodando, ou a própria ansiedade do pós-operatório, que dá a mesma sensação de ar curto.</w:t>
-      </w:r>
-    </w:p>
-    <w:p>
-      <w:pPr>
-        <w:pStyle w:val="ListParagraph"/>
-        <w:numPr>
-          <w:ilvl w:val="0"/>
-          <w:numId w:val="2"/>
-        </w:numPr>
-        <w:spacing w:after="60"/>
-      </w:pPr>
-      <w:r>
-        <w:rPr>
-          <w:sz w:val="21"/>
-          <w:szCs w:val="21"/>
-        </w:rPr>
-        <w:t xml:space="preserve">Só que as duas se parecem por dentro, e o que separa uma da outra é o exame. Por isso a orientação é a mesma nos dois casos — e voltar do pronto-socorro sem nada é o desfecho esperado, não uma ida perdida.</w:t>
+        <w:t xml:space="preserve">Um aperto leve, que melhora ao sentar ou relaxar, costuma ser outra coisa — e tem orientação própria neste aplicativo. O que muda a conduta é a falta de ar que começa de repente, não passa ou vem acompanhada dos sinais acima.</w:t>
+      </w:r>
+    </w:p>
+    <w:p>
+      <w:pPr>
+        <w:pStyle w:val="ListParagraph"/>
+        <w:numPr>
+          <w:ilvl w:val="0"/>
+          <w:numId w:val="2"/>
+        </w:numPr>
+        <w:spacing w:after="60"/>
+      </w:pPr>
+      <w:r>
+        <w:rPr>
+          <w:sz w:val="21"/>
+          <w:szCs w:val="21"/>
+        </w:rPr>
+        <w:t xml:space="preserve">Nessa situação, quem distingue uma causa da outra é o exame. Voltar do pronto-socorro sem nada é o desfecho esperado, não uma ida perdida.</w:t>
       </w:r>
     </w:p>
     <w:p>
@@ -15204,7 +15204,7 @@
           <w:sz w:val="23"/>
           <w:szCs w:val="23"/>
         </w:rPr>
-        <w:t xml:space="preserve">Inchaço</w:t>
+        <w:t xml:space="preserve">Aperto no peito ou dificuldade de respirar fundo</w:t>
       </w:r>
     </w:p>
     <w:p>
@@ -15217,21 +15217,21 @@
           <w:sz w:val="19"/>
           <w:szCs w:val="19"/>
         </w:rPr>
-        <w:t xml:space="preserve">Quando: Pico entre o 2º e o 5º dia; melhora progressiva por meses  |  Aplica-se a: somente cirurgias</w:t>
-      </w:r>
-    </w:p>
-    <w:p>
-      <w:pPr>
-        <w:spacing w:after="100"/>
-      </w:pPr>
-      <w:r>
-        <w:rPr>
-          <w:b/>
-          <w:bCs/>
-          <w:sz w:val="21"/>
-          <w:szCs w:val="21"/>
-        </w:rPr>
-        <w:t xml:space="preserve">É a resposta natural do corpo ao trauma cirúrgico e o sintoma mais duradouro da recuperação.</w:t>
+        <w:t xml:space="preserve">Quando: Primeiras semanas  |  Aplica-se a: somente cirurgias</w:t>
+      </w:r>
+    </w:p>
+    <w:p>
+      <w:pPr>
+        <w:spacing w:after="100"/>
+      </w:pPr>
+      <w:r>
+        <w:rPr>
+          <w:b/>
+          <w:bCs/>
+          <w:sz w:val="21"/>
+          <w:szCs w:val="21"/>
+        </w:rPr>
+        <w:t xml:space="preserve">Uma sensação leve de aperto ou de não conseguir respirar fundo pode acontecer por dor, ansiedade ou pela compressão das peças pós-operatórias.</w:t>
       </w:r>
     </w:p>
     <w:p>
@@ -15264,41 +15264,58 @@
           <w:sz w:val="21"/>
           <w:szCs w:val="21"/>
         </w:rPr>
-        <w:t xml:space="preserve">O inchaço aumenta até o 3º dia, depois começa a ceder de forma lenta.</w:t>
-      </w:r>
-    </w:p>
-    <w:p>
-      <w:pPr>
-        <w:pStyle w:val="ListParagraph"/>
-        <w:numPr>
-          <w:ilvl w:val="0"/>
-          <w:numId w:val="2"/>
-        </w:numPr>
-        <w:spacing w:after="60"/>
-      </w:pPr>
-      <w:r>
-        <w:rPr>
-          <w:sz w:val="21"/>
-          <w:szCs w:val="21"/>
-        </w:rPr>
-        <w:t xml:space="preserve">Oscila durante o dia: melhor pela manhã, pior à noite e em dias quentes.</w:t>
-      </w:r>
-    </w:p>
-    <w:p>
-      <w:pPr>
-        <w:pStyle w:val="ListParagraph"/>
-        <w:numPr>
-          <w:ilvl w:val="0"/>
-          <w:numId w:val="2"/>
-        </w:numPr>
-        <w:spacing w:after="60"/>
-      </w:pPr>
-      <w:r>
-        <w:rPr>
-          <w:sz w:val="21"/>
-          <w:szCs w:val="21"/>
-        </w:rPr>
-        <w:t xml:space="preserve">Pode levar de 3 a 6 meses para desaparecer por completo.</w:t>
+        <w:t xml:space="preserve">A cinta, a malha ou o sutiã cirúrgico comprimem o tórax de propósito — e respirar fundo esbarra nessa compressão.</w:t>
+      </w:r>
+    </w:p>
+    <w:p>
+      <w:pPr>
+        <w:pStyle w:val="ListParagraph"/>
+        <w:numPr>
+          <w:ilvl w:val="0"/>
+          <w:numId w:val="2"/>
+        </w:numPr>
+        <w:spacing w:after="60"/>
+      </w:pPr>
+      <w:r>
+        <w:rPr>
+          <w:sz w:val="21"/>
+          <w:szCs w:val="21"/>
+        </w:rPr>
+        <w:t xml:space="preserve">A dor faz a respiração ficar curta por reflexo, para não puxar a área operada.</w:t>
+      </w:r>
+    </w:p>
+    <w:p>
+      <w:pPr>
+        <w:pStyle w:val="ListParagraph"/>
+        <w:numPr>
+          <w:ilvl w:val="0"/>
+          <w:numId w:val="2"/>
+        </w:numPr>
+        <w:spacing w:after="60"/>
+      </w:pPr>
+      <w:r>
+        <w:rPr>
+          <w:sz w:val="21"/>
+          <w:szCs w:val="21"/>
+        </w:rPr>
+        <w:t xml:space="preserve">A ansiedade do pós-operatório fecha o círculo: sentir o peito apertado assusta, e o susto encurta mais a respiração.</w:t>
+      </w:r>
+    </w:p>
+    <w:p>
+      <w:pPr>
+        <w:pStyle w:val="ListParagraph"/>
+        <w:numPr>
+          <w:ilvl w:val="0"/>
+          <w:numId w:val="2"/>
+        </w:numPr>
+        <w:spacing w:after="60"/>
+      </w:pPr>
+      <w:r>
+        <w:rPr>
+          <w:sz w:val="21"/>
+          <w:szCs w:val="21"/>
+        </w:rPr>
+        <w:t xml:space="preserve">Depois de prótese de mama há ainda o músculo que a acomoda, e que nas primeiras semanas ainda está contraído.</w:t>
       </w:r>
     </w:p>
     <w:p>
@@ -15331,58 +15348,58 @@
           <w:sz w:val="21"/>
           <w:szCs w:val="21"/>
         </w:rPr>
-        <w:t xml:space="preserve">Mantenha a compressão conforme orientado</w:t>
-      </w:r>
-    </w:p>
-    <w:p>
-      <w:pPr>
-        <w:pStyle w:val="ListParagraph"/>
-        <w:numPr>
-          <w:ilvl w:val="0"/>
-          <w:numId w:val="2"/>
-        </w:numPr>
-        <w:spacing w:after="60"/>
-      </w:pPr>
-      <w:r>
-        <w:rPr>
-          <w:sz w:val="21"/>
-          <w:szCs w:val="21"/>
-        </w:rPr>
-        <w:t xml:space="preserve">Faça a drenagem linfática na frequência indicada</w:t>
-      </w:r>
-    </w:p>
-    <w:p>
-      <w:pPr>
-        <w:pStyle w:val="ListParagraph"/>
-        <w:numPr>
-          <w:ilvl w:val="0"/>
-          <w:numId w:val="2"/>
-        </w:numPr>
-        <w:spacing w:after="60"/>
-      </w:pPr>
-      <w:r>
-        <w:rPr>
-          <w:sz w:val="21"/>
-          <w:szCs w:val="21"/>
-        </w:rPr>
-        <w:t xml:space="preserve">Reduza o sal e mantenha boa hidratação</w:t>
-      </w:r>
-    </w:p>
-    <w:p>
-      <w:pPr>
-        <w:pStyle w:val="ListParagraph"/>
-        <w:numPr>
-          <w:ilvl w:val="0"/>
-          <w:numId w:val="2"/>
-        </w:numPr>
-        <w:spacing w:after="60"/>
-      </w:pPr>
-      <w:r>
-        <w:rPr>
-          <w:sz w:val="21"/>
-          <w:szCs w:val="21"/>
-        </w:rPr>
-        <w:t xml:space="preserve">Descanse com a área operada elevada quando possível</w:t>
+        <w:t xml:space="preserve">Sente-se com as costas apoiadas e os ombros para trás, e respire devagar — inspirando pelo nariz, soltando pela boca</w:t>
+      </w:r>
+    </w:p>
+    <w:p>
+      <w:pPr>
+        <w:pStyle w:val="ListParagraph"/>
+        <w:numPr>
+          <w:ilvl w:val="0"/>
+          <w:numId w:val="2"/>
+        </w:numPr>
+        <w:spacing w:after="60"/>
+      </w:pPr>
+      <w:r>
+        <w:rPr>
+          <w:sz w:val="21"/>
+          <w:szCs w:val="21"/>
+        </w:rPr>
+        <w:t xml:space="preserve">Afrouxe a cinta ou o sutiã apenas dentro do que a equipe orientou</w:t>
+      </w:r>
+    </w:p>
+    <w:p>
+      <w:pPr>
+        <w:pStyle w:val="ListParagraph"/>
+        <w:numPr>
+          <w:ilvl w:val="0"/>
+          <w:numId w:val="2"/>
+        </w:numPr>
+        <w:spacing w:after="60"/>
+      </w:pPr>
+      <w:r>
+        <w:rPr>
+          <w:sz w:val="21"/>
+          <w:szCs w:val="21"/>
+        </w:rPr>
+        <w:t xml:space="preserve">Se melhorar ao sentar, relaxar ou afrouxar, avise a nossa equipe mesmo assim, para avaliação</w:t>
+      </w:r>
+    </w:p>
+    <w:p>
+      <w:pPr>
+        <w:pStyle w:val="ListParagraph"/>
+        <w:numPr>
+          <w:ilvl w:val="0"/>
+          <w:numId w:val="2"/>
+        </w:numPr>
+        <w:spacing w:after="60"/>
+      </w:pPr>
+      <w:r>
+        <w:rPr>
+          <w:sz w:val="21"/>
+          <w:szCs w:val="21"/>
+        </w:rPr>
+        <w:t xml:space="preserve">Se não melhorar rápido, se estiver piorando, ou se vier com dor no peito, palpitação, tontura ou lábios arroxeados, procure atendimento de emergência</w:t>
       </w:r>
     </w:p>
     <w:p>
@@ -15416,7 +15433,7 @@
           <w:sz w:val="23"/>
           <w:szCs w:val="23"/>
         </w:rPr>
-        <w:t xml:space="preserve">Roxos e manchas amareladas</w:t>
+        <w:t xml:space="preserve">Inchaço</w:t>
       </w:r>
     </w:p>
     <w:p>
@@ -15429,21 +15446,21 @@
           <w:sz w:val="19"/>
           <w:szCs w:val="19"/>
         </w:rPr>
-        <w:t xml:space="preserve">Quando: Do 2º ao 21º dia  |  Aplica-se a: somente cirurgias</w:t>
-      </w:r>
-    </w:p>
-    <w:p>
-      <w:pPr>
-        <w:spacing w:after="100"/>
-      </w:pPr>
-      <w:r>
-        <w:rPr>
-          <w:b/>
-          <w:bCs/>
-          <w:sz w:val="21"/>
-          <w:szCs w:val="21"/>
-        </w:rPr>
-        <w:t xml:space="preserve">As equimoses escurecem antes de clarear, passando por roxo, verde e amarelo até sumir.</w:t>
+        <w:t xml:space="preserve">Quando: Pico entre o 2º e o 5º dia; melhora progressiva por meses  |  Aplica-se a: somente cirurgias</w:t>
+      </w:r>
+    </w:p>
+    <w:p>
+      <w:pPr>
+        <w:spacing w:after="100"/>
+      </w:pPr>
+      <w:r>
+        <w:rPr>
+          <w:b/>
+          <w:bCs/>
+          <w:sz w:val="21"/>
+          <w:szCs w:val="21"/>
+        </w:rPr>
+        <w:t xml:space="preserve">É a resposta natural do corpo ao trauma cirúrgico e o sintoma mais duradouro da recuperação.</w:t>
       </w:r>
     </w:p>
     <w:p>
@@ -15476,24 +15493,41 @@
           <w:sz w:val="21"/>
           <w:szCs w:val="21"/>
         </w:rPr>
-        <w:t xml:space="preserve">É sangue que se espalhou pelos tecidos e está sendo reabsorvido pelo corpo.</w:t>
-      </w:r>
-    </w:p>
-    <w:p>
-      <w:pPr>
-        <w:pStyle w:val="ListParagraph"/>
-        <w:numPr>
-          <w:ilvl w:val="0"/>
-          <w:numId w:val="2"/>
-        </w:numPr>
-        <w:spacing w:after="60"/>
-      </w:pPr>
-      <w:r>
-        <w:rPr>
-          <w:sz w:val="21"/>
-          <w:szCs w:val="21"/>
-        </w:rPr>
-        <w:t xml:space="preserve">Podem migrar para baixo por efeito da gravidade — roxos que "descem" são esperados.</w:t>
+        <w:t xml:space="preserve">O inchaço aumenta até o 3º dia, depois começa a ceder de forma lenta.</w:t>
+      </w:r>
+    </w:p>
+    <w:p>
+      <w:pPr>
+        <w:pStyle w:val="ListParagraph"/>
+        <w:numPr>
+          <w:ilvl w:val="0"/>
+          <w:numId w:val="2"/>
+        </w:numPr>
+        <w:spacing w:after="60"/>
+      </w:pPr>
+      <w:r>
+        <w:rPr>
+          <w:sz w:val="21"/>
+          <w:szCs w:val="21"/>
+        </w:rPr>
+        <w:t xml:space="preserve">Oscila durante o dia: melhor pela manhã, pior à noite e em dias quentes.</w:t>
+      </w:r>
+    </w:p>
+    <w:p>
+      <w:pPr>
+        <w:pStyle w:val="ListParagraph"/>
+        <w:numPr>
+          <w:ilvl w:val="0"/>
+          <w:numId w:val="2"/>
+        </w:numPr>
+        <w:spacing w:after="60"/>
+      </w:pPr>
+      <w:r>
+        <w:rPr>
+          <w:sz w:val="21"/>
+          <w:szCs w:val="21"/>
+        </w:rPr>
+        <w:t xml:space="preserve">Pode levar de 3 a 6 meses para desaparecer por completo.</w:t>
       </w:r>
     </w:p>
     <w:p>
@@ -15526,41 +15560,58 @@
           <w:sz w:val="21"/>
           <w:szCs w:val="21"/>
         </w:rPr>
-        <w:t xml:space="preserve">Nenhuma medida especial é necessária</w:t>
-      </w:r>
-    </w:p>
-    <w:p>
-      <w:pPr>
-        <w:pStyle w:val="ListParagraph"/>
-        <w:numPr>
-          <w:ilvl w:val="0"/>
-          <w:numId w:val="2"/>
-        </w:numPr>
-        <w:spacing w:after="60"/>
-      </w:pPr>
-      <w:r>
-        <w:rPr>
-          <w:sz w:val="21"/>
-          <w:szCs w:val="21"/>
-        </w:rPr>
-        <w:t xml:space="preserve">Evite anti-inflamatórios por conta própria</w:t>
-      </w:r>
-    </w:p>
-    <w:p>
-      <w:pPr>
-        <w:pStyle w:val="ListParagraph"/>
-        <w:numPr>
-          <w:ilvl w:val="0"/>
-          <w:numId w:val="2"/>
-        </w:numPr>
-        <w:spacing w:after="60"/>
-      </w:pPr>
-      <w:r>
-        <w:rPr>
-          <w:sz w:val="21"/>
-          <w:szCs w:val="21"/>
-        </w:rPr>
-        <w:t xml:space="preserve">Comunique se aparecerem roxos novos após a 3ª semana</w:t>
+        <w:t xml:space="preserve">Mantenha a compressão conforme orientado</w:t>
+      </w:r>
+    </w:p>
+    <w:p>
+      <w:pPr>
+        <w:pStyle w:val="ListParagraph"/>
+        <w:numPr>
+          <w:ilvl w:val="0"/>
+          <w:numId w:val="2"/>
+        </w:numPr>
+        <w:spacing w:after="60"/>
+      </w:pPr>
+      <w:r>
+        <w:rPr>
+          <w:sz w:val="21"/>
+          <w:szCs w:val="21"/>
+        </w:rPr>
+        <w:t xml:space="preserve">Faça a drenagem linfática na frequência indicada</w:t>
+      </w:r>
+    </w:p>
+    <w:p>
+      <w:pPr>
+        <w:pStyle w:val="ListParagraph"/>
+        <w:numPr>
+          <w:ilvl w:val="0"/>
+          <w:numId w:val="2"/>
+        </w:numPr>
+        <w:spacing w:after="60"/>
+      </w:pPr>
+      <w:r>
+        <w:rPr>
+          <w:sz w:val="21"/>
+          <w:szCs w:val="21"/>
+        </w:rPr>
+        <w:t xml:space="preserve">Reduza o sal e mantenha boa hidratação</w:t>
+      </w:r>
+    </w:p>
+    <w:p>
+      <w:pPr>
+        <w:pStyle w:val="ListParagraph"/>
+        <w:numPr>
+          <w:ilvl w:val="0"/>
+          <w:numId w:val="2"/>
+        </w:numPr>
+        <w:spacing w:after="60"/>
+      </w:pPr>
+      <w:r>
+        <w:rPr>
+          <w:sz w:val="21"/>
+          <w:szCs w:val="21"/>
+        </w:rPr>
+        <w:t xml:space="preserve">Descanse com a área operada elevada quando possível</w:t>
       </w:r>
     </w:p>
     <w:p>
@@ -15594,7 +15645,7 @@
           <w:sz w:val="23"/>
           <w:szCs w:val="23"/>
         </w:rPr>
-        <w:t xml:space="preserve">Dormência na área operada</w:t>
+        <w:t xml:space="preserve">Roxos e manchas amareladas</w:t>
       </w:r>
     </w:p>
     <w:p>
@@ -15607,21 +15658,21 @@
           <w:sz w:val="19"/>
           <w:szCs w:val="19"/>
         </w:rPr>
-        <w:t xml:space="preserve">Quando: Desde o 1º dia, até 6 a 12 meses  |  Aplica-se a: somente cirurgias</w:t>
-      </w:r>
-    </w:p>
-    <w:p>
-      <w:pPr>
-        <w:spacing w:after="100"/>
-      </w:pPr>
-      <w:r>
-        <w:rPr>
-          <w:b/>
-          <w:bCs/>
-          <w:sz w:val="21"/>
-          <w:szCs w:val="21"/>
-        </w:rPr>
-        <w:t xml:space="preserve">Perda de sensibilidade ao redor das cicatrizes é esperada e recupera aos poucos.</w:t>
+        <w:t xml:space="preserve">Quando: Do 2º ao 21º dia  |  Aplica-se a: somente cirurgias</w:t>
+      </w:r>
+    </w:p>
+    <w:p>
+      <w:pPr>
+        <w:spacing w:after="100"/>
+      </w:pPr>
+      <w:r>
+        <w:rPr>
+          <w:b/>
+          <w:bCs/>
+          <w:sz w:val="21"/>
+          <w:szCs w:val="21"/>
+        </w:rPr>
+        <w:t xml:space="preserve">As equimoses escurecem antes de clarear, passando por roxo, verde e amarelo até sumir.</w:t>
       </w:r>
     </w:p>
     <w:p>
@@ -15654,24 +15705,24 @@
           <w:sz w:val="21"/>
           <w:szCs w:val="21"/>
         </w:rPr>
-        <w:t xml:space="preserve">Pequenos nervos da pele são atravessados durante a cirurgia e se regeneram lentamente.</w:t>
-      </w:r>
-    </w:p>
-    <w:p>
-      <w:pPr>
-        <w:pStyle w:val="ListParagraph"/>
-        <w:numPr>
-          <w:ilvl w:val="0"/>
-          <w:numId w:val="2"/>
-        </w:numPr>
-        <w:spacing w:after="60"/>
-      </w:pPr>
-      <w:r>
-        <w:rPr>
-          <w:sz w:val="21"/>
-          <w:szCs w:val="21"/>
-        </w:rPr>
-        <w:t xml:space="preserve">A volta da sensibilidade vem acompanhada de formigamento e fisgadas — é um bom sinal.</w:t>
+        <w:t xml:space="preserve">É sangue que se espalhou pelos tecidos e está sendo reabsorvido pelo corpo.</w:t>
+      </w:r>
+    </w:p>
+    <w:p>
+      <w:pPr>
+        <w:pStyle w:val="ListParagraph"/>
+        <w:numPr>
+          <w:ilvl w:val="0"/>
+          <w:numId w:val="2"/>
+        </w:numPr>
+        <w:spacing w:after="60"/>
+      </w:pPr>
+      <w:r>
+        <w:rPr>
+          <w:sz w:val="21"/>
+          <w:szCs w:val="21"/>
+        </w:rPr>
+        <w:t xml:space="preserve">Podem migrar para baixo por efeito da gravidade — roxos que "descem" são esperados.</w:t>
       </w:r>
     </w:p>
     <w:p>
@@ -15704,24 +15755,41 @@
           <w:sz w:val="21"/>
           <w:szCs w:val="21"/>
         </w:rPr>
-        <w:t xml:space="preserve">Tenha atenção redobrada com bolsa quente ou fria: a pele dormente queima sem avisar</w:t>
-      </w:r>
-    </w:p>
-    <w:p>
-      <w:pPr>
-        <w:pStyle w:val="ListParagraph"/>
-        <w:numPr>
-          <w:ilvl w:val="0"/>
-          <w:numId w:val="2"/>
-        </w:numPr>
-        <w:spacing w:after="60"/>
-      </w:pPr>
-      <w:r>
-        <w:rPr>
-          <w:sz w:val="21"/>
-          <w:szCs w:val="21"/>
-        </w:rPr>
-        <w:t xml:space="preserve">Aguarde a recuperação natural, que pode levar até um ano</w:t>
+        <w:t xml:space="preserve">Nenhuma medida especial é necessária</w:t>
+      </w:r>
+    </w:p>
+    <w:p>
+      <w:pPr>
+        <w:pStyle w:val="ListParagraph"/>
+        <w:numPr>
+          <w:ilvl w:val="0"/>
+          <w:numId w:val="2"/>
+        </w:numPr>
+        <w:spacing w:after="60"/>
+      </w:pPr>
+      <w:r>
+        <w:rPr>
+          <w:sz w:val="21"/>
+          <w:szCs w:val="21"/>
+        </w:rPr>
+        <w:t xml:space="preserve">Evite anti-inflamatórios por conta própria</w:t>
+      </w:r>
+    </w:p>
+    <w:p>
+      <w:pPr>
+        <w:pStyle w:val="ListParagraph"/>
+        <w:numPr>
+          <w:ilvl w:val="0"/>
+          <w:numId w:val="2"/>
+        </w:numPr>
+        <w:spacing w:after="60"/>
+      </w:pPr>
+      <w:r>
+        <w:rPr>
+          <w:sz w:val="21"/>
+          <w:szCs w:val="21"/>
+        </w:rPr>
+        <w:t xml:space="preserve">Comunique se aparecerem roxos novos após a 3ª semana</w:t>
       </w:r>
     </w:p>
     <w:p>
@@ -15755,7 +15823,7 @@
           <w:sz w:val="23"/>
           <w:szCs w:val="23"/>
         </w:rPr>
-        <w:t xml:space="preserve">Fisgadas, choques e agulhadas</w:t>
+        <w:t xml:space="preserve">Dormência na área operada</w:t>
       </w:r>
     </w:p>
     <w:p>
@@ -15768,21 +15836,21 @@
           <w:sz w:val="19"/>
           <w:szCs w:val="19"/>
         </w:rPr>
-        <w:t xml:space="preserve">Quando: Da 2ª semana ao 6º mês  |  Aplica-se a: somente cirurgias</w:t>
-      </w:r>
-    </w:p>
-    <w:p>
-      <w:pPr>
-        <w:spacing w:after="100"/>
-      </w:pPr>
-      <w:r>
-        <w:rPr>
-          <w:b/>
-          <w:bCs/>
-          <w:sz w:val="21"/>
-          <w:szCs w:val="21"/>
-        </w:rPr>
-        <w:t xml:space="preserve">São sinais da regeneração dos nervos. Costumam ser rápidas e passageiras.</w:t>
+        <w:t xml:space="preserve">Quando: Desde o 1º dia, até 6 a 12 meses  |  Aplica-se a: somente cirurgias</w:t>
+      </w:r>
+    </w:p>
+    <w:p>
+      <w:pPr>
+        <w:spacing w:after="100"/>
+      </w:pPr>
+      <w:r>
+        <w:rPr>
+          <w:b/>
+          <w:bCs/>
+          <w:sz w:val="21"/>
+          <w:szCs w:val="21"/>
+        </w:rPr>
+        <w:t xml:space="preserve">Perda de sensibilidade ao redor das cicatrizes é esperada e recupera aos poucos.</w:t>
       </w:r>
     </w:p>
     <w:p>
@@ -15815,24 +15883,24 @@
           <w:sz w:val="21"/>
           <w:szCs w:val="21"/>
         </w:rPr>
-        <w:t xml:space="preserve">Os nervos em recuperação disparam sensações momentâneas.</w:t>
-      </w:r>
-    </w:p>
-    <w:p>
-      <w:pPr>
-        <w:pStyle w:val="ListParagraph"/>
-        <w:numPr>
-          <w:ilvl w:val="0"/>
-          <w:numId w:val="2"/>
-        </w:numPr>
-        <w:spacing w:after="60"/>
-      </w:pPr>
-      <w:r>
-        <w:rPr>
-          <w:sz w:val="21"/>
-          <w:szCs w:val="21"/>
-        </w:rPr>
-        <w:t xml:space="preserve">Tendem a ficar mais frequentes por algumas semanas e depois diminuem.</w:t>
+        <w:t xml:space="preserve">Pequenos nervos da pele são atravessados durante a cirurgia e se regeneram lentamente.</w:t>
+      </w:r>
+    </w:p>
+    <w:p>
+      <w:pPr>
+        <w:pStyle w:val="ListParagraph"/>
+        <w:numPr>
+          <w:ilvl w:val="0"/>
+          <w:numId w:val="2"/>
+        </w:numPr>
+        <w:spacing w:after="60"/>
+      </w:pPr>
+      <w:r>
+        <w:rPr>
+          <w:sz w:val="21"/>
+          <w:szCs w:val="21"/>
+        </w:rPr>
+        <w:t xml:space="preserve">A volta da sensibilidade vem acompanhada de formigamento e fisgadas — é um bom sinal.</w:t>
       </w:r>
     </w:p>
     <w:p>
@@ -15865,24 +15933,24 @@
           <w:sz w:val="21"/>
           <w:szCs w:val="21"/>
         </w:rPr>
-        <w:t xml:space="preserve">Nenhuma medida específica é necessária</w:t>
-      </w:r>
-    </w:p>
-    <w:p>
-      <w:pPr>
-        <w:pStyle w:val="ListParagraph"/>
-        <w:numPr>
-          <w:ilvl w:val="0"/>
-          <w:numId w:val="2"/>
-        </w:numPr>
-        <w:spacing w:after="60"/>
-      </w:pPr>
-      <w:r>
-        <w:rPr>
-          <w:sz w:val="21"/>
-          <w:szCs w:val="21"/>
-        </w:rPr>
-        <w:t xml:space="preserve">Se forem intensas e constantes, comente no retorno</w:t>
+        <w:t xml:space="preserve">Tenha atenção redobrada com bolsa quente ou fria: a pele dormente queima sem avisar</w:t>
+      </w:r>
+    </w:p>
+    <w:p>
+      <w:pPr>
+        <w:pStyle w:val="ListParagraph"/>
+        <w:numPr>
+          <w:ilvl w:val="0"/>
+          <w:numId w:val="2"/>
+        </w:numPr>
+        <w:spacing w:after="60"/>
+      </w:pPr>
+      <w:r>
+        <w:rPr>
+          <w:sz w:val="21"/>
+          <w:szCs w:val="21"/>
+        </w:rPr>
+        <w:t xml:space="preserve">Aguarde a recuperação natural, que pode levar até um ano</w:t>
       </w:r>
     </w:p>
     <w:p>
@@ -15916,7 +15984,7 @@
           <w:sz w:val="23"/>
           <w:szCs w:val="23"/>
         </w:rPr>
-        <w:t xml:space="preserve">A área enxertada parece ter perdido volume</w:t>
+        <w:t xml:space="preserve">Fisgadas, choques e agulhadas</w:t>
       </w:r>
     </w:p>
     <w:p>
@@ -15929,21 +15997,21 @@
           <w:sz w:val="19"/>
           <w:szCs w:val="19"/>
         </w:rPr>
-        <w:t xml:space="preserve">Quando: Do 1º ao 6º mês  |  Aplica-se a: somente cirurgias · apenas: Lipo HD Concept, Lipoescultura, Face HD Concept</w:t>
-      </w:r>
-    </w:p>
-    <w:p>
-      <w:pPr>
-        <w:spacing w:after="100"/>
-      </w:pPr>
-      <w:r>
-        <w:rPr>
-          <w:b/>
-          <w:bCs/>
-          <w:sz w:val="21"/>
-          <w:szCs w:val="21"/>
-        </w:rPr>
-        <w:t xml:space="preserve">Parte da gordura enxertada é naturalmente reabsorvida pelo organismo nos primeiros meses. Isso é esperado e já entra no planejamento da cirurgia.</w:t>
+        <w:t xml:space="preserve">Quando: Da 2ª semana ao 6º mês  |  Aplica-se a: somente cirurgias</w:t>
+      </w:r>
+    </w:p>
+    <w:p>
+      <w:pPr>
+        <w:spacing w:after="100"/>
+      </w:pPr>
+      <w:r>
+        <w:rPr>
+          <w:b/>
+          <w:bCs/>
+          <w:sz w:val="21"/>
+          <w:szCs w:val="21"/>
+        </w:rPr>
+        <w:t xml:space="preserve">São sinais da regeneração dos nervos. Costumam ser rápidas e passageiras.</w:t>
       </w:r>
     </w:p>
     <w:p>
@@ -15976,41 +16044,24 @@
           <w:sz w:val="21"/>
           <w:szCs w:val="21"/>
         </w:rPr>
-        <w:t xml:space="preserve">Nem toda a gordura transferida se integra: o corpo reabsorve uma parte ao longo das primeiras semanas.</w:t>
-      </w:r>
-    </w:p>
-    <w:p>
-      <w:pPr>
-        <w:pStyle w:val="ListParagraph"/>
-        <w:numPr>
-          <w:ilvl w:val="0"/>
-          <w:numId w:val="2"/>
-        </w:numPr>
-        <w:spacing w:after="60"/>
-      </w:pPr>
-      <w:r>
-        <w:rPr>
-          <w:sz w:val="21"/>
-          <w:szCs w:val="21"/>
-        </w:rPr>
-        <w:t xml:space="preserve">O volume que permanece depois desse período tende a se manter.</w:t>
-      </w:r>
-    </w:p>
-    <w:p>
-      <w:pPr>
-        <w:pStyle w:val="ListParagraph"/>
-        <w:numPr>
-          <w:ilvl w:val="0"/>
-          <w:numId w:val="2"/>
-        </w:numPr>
-        <w:spacing w:after="60"/>
-      </w:pPr>
-      <w:r>
-        <w:rPr>
-          <w:sz w:val="21"/>
-          <w:szCs w:val="21"/>
-        </w:rPr>
-        <w:t xml:space="preserve">O inchaço inicial também dá a impressão de um volume maior do que o que vai ficar.</w:t>
+        <w:t xml:space="preserve">Os nervos em recuperação disparam sensações momentâneas.</w:t>
+      </w:r>
+    </w:p>
+    <w:p>
+      <w:pPr>
+        <w:pStyle w:val="ListParagraph"/>
+        <w:numPr>
+          <w:ilvl w:val="0"/>
+          <w:numId w:val="2"/>
+        </w:numPr>
+        <w:spacing w:after="60"/>
+      </w:pPr>
+      <w:r>
+        <w:rPr>
+          <w:sz w:val="21"/>
+          <w:szCs w:val="21"/>
+        </w:rPr>
+        <w:t xml:space="preserve">Tendem a ficar mais frequentes por algumas semanas e depois diminuem.</w:t>
       </w:r>
     </w:p>
     <w:p>
@@ -16043,58 +16094,24 @@
           <w:sz w:val="21"/>
           <w:szCs w:val="21"/>
         </w:rPr>
-        <w:t xml:space="preserve">Evite pressão sobre a área enxertada nas primeiras semanas</w:t>
-      </w:r>
-    </w:p>
-    <w:p>
-      <w:pPr>
-        <w:pStyle w:val="ListParagraph"/>
-        <w:numPr>
-          <w:ilvl w:val="0"/>
-          <w:numId w:val="2"/>
-        </w:numPr>
-        <w:spacing w:after="60"/>
-      </w:pPr>
-      <w:r>
-        <w:rPr>
-          <w:sz w:val="21"/>
-          <w:szCs w:val="21"/>
-        </w:rPr>
-        <w:t xml:space="preserve">Siga as orientações de posição para dormir e para sentar</w:t>
-      </w:r>
-    </w:p>
-    <w:p>
-      <w:pPr>
-        <w:pStyle w:val="ListParagraph"/>
-        <w:numPr>
-          <w:ilvl w:val="0"/>
-          <w:numId w:val="2"/>
-        </w:numPr>
-        <w:spacing w:after="60"/>
-      </w:pPr>
-      <w:r>
-        <w:rPr>
-          <w:sz w:val="21"/>
-          <w:szCs w:val="21"/>
-        </w:rPr>
-        <w:t xml:space="preserve">Não massageie a região enxertada sem orientação da equipe</w:t>
-      </w:r>
-    </w:p>
-    <w:p>
-      <w:pPr>
-        <w:pStyle w:val="ListParagraph"/>
-        <w:numPr>
-          <w:ilvl w:val="0"/>
-          <w:numId w:val="2"/>
-        </w:numPr>
-        <w:spacing w:after="60"/>
-      </w:pPr>
-      <w:r>
-        <w:rPr>
-          <w:sz w:val="21"/>
-          <w:szCs w:val="21"/>
-        </w:rPr>
-        <w:t xml:space="preserve">Avalie o resultado do enxerto entre 3 e 6 meses, no retorno</w:t>
+        <w:t xml:space="preserve">Nenhuma medida específica é necessária</w:t>
+      </w:r>
+    </w:p>
+    <w:p>
+      <w:pPr>
+        <w:pStyle w:val="ListParagraph"/>
+        <w:numPr>
+          <w:ilvl w:val="0"/>
+          <w:numId w:val="2"/>
+        </w:numPr>
+        <w:spacing w:after="60"/>
+      </w:pPr>
+      <w:r>
+        <w:rPr>
+          <w:sz w:val="21"/>
+          <w:szCs w:val="21"/>
+        </w:rPr>
+        <w:t xml:space="preserve">Se forem intensas e constantes, comente no retorno</w:t>
       </w:r>
     </w:p>
     <w:p>
@@ -16128,7 +16145,7 @@
           <w:sz w:val="23"/>
           <w:szCs w:val="23"/>
         </w:rPr>
-        <w:t xml:space="preserve">Endurecimento e nódulos sob a pele</w:t>
+        <w:t xml:space="preserve">A área enxertada parece ter perdido volume</w:t>
       </w:r>
     </w:p>
     <w:p>
@@ -16141,21 +16158,21 @@
           <w:sz w:val="19"/>
           <w:szCs w:val="19"/>
         </w:rPr>
-        <w:t xml:space="preserve">Quando: Da 3ª semana ao 3º mês  |  Aplica-se a: somente cirurgias</w:t>
-      </w:r>
-    </w:p>
-    <w:p>
-      <w:pPr>
-        <w:spacing w:after="100"/>
-      </w:pPr>
-      <w:r>
-        <w:rPr>
-          <w:b/>
-          <w:bCs/>
-          <w:sz w:val="21"/>
-          <w:szCs w:val="21"/>
-        </w:rPr>
-        <w:t xml:space="preserve">Áreas endurecidas, irregulares ou com pequenos caroços fazem parte da fase de fibrose e amolecem com o tempo.</w:t>
+        <w:t xml:space="preserve">Quando: Do 1º ao 6º mês  |  Aplica-se a: somente cirurgias · apenas: Lipo HD Concept, Lipoescultura, Face HD Concept</w:t>
+      </w:r>
+    </w:p>
+    <w:p>
+      <w:pPr>
+        <w:spacing w:after="100"/>
+      </w:pPr>
+      <w:r>
+        <w:rPr>
+          <w:b/>
+          <w:bCs/>
+          <w:sz w:val="21"/>
+          <w:szCs w:val="21"/>
+        </w:rPr>
+        <w:t xml:space="preserve">Parte da gordura enxertada é naturalmente reabsorvida pelo organismo nos primeiros meses. Isso é esperado e já entra no planejamento da cirurgia.</w:t>
       </w:r>
     </w:p>
     <w:p>
@@ -16188,24 +16205,41 @@
           <w:sz w:val="21"/>
           <w:szCs w:val="21"/>
         </w:rPr>
-        <w:t xml:space="preserve">O organismo forma tecido de reparo, que é firme no início e depois amolece.</w:t>
-      </w:r>
-    </w:p>
-    <w:p>
-      <w:pPr>
-        <w:pStyle w:val="ListParagraph"/>
-        <w:numPr>
-          <w:ilvl w:val="0"/>
-          <w:numId w:val="2"/>
-        </w:numPr>
-        <w:spacing w:after="60"/>
-      </w:pPr>
-      <w:r>
-        <w:rPr>
-          <w:sz w:val="21"/>
-          <w:szCs w:val="21"/>
-        </w:rPr>
-        <w:t xml:space="preserve">É especialmente comum após lipoaspiração.</w:t>
+        <w:t xml:space="preserve">Nem toda a gordura transferida se integra: o corpo reabsorve uma parte ao longo das primeiras semanas.</w:t>
+      </w:r>
+    </w:p>
+    <w:p>
+      <w:pPr>
+        <w:pStyle w:val="ListParagraph"/>
+        <w:numPr>
+          <w:ilvl w:val="0"/>
+          <w:numId w:val="2"/>
+        </w:numPr>
+        <w:spacing w:after="60"/>
+      </w:pPr>
+      <w:r>
+        <w:rPr>
+          <w:sz w:val="21"/>
+          <w:szCs w:val="21"/>
+        </w:rPr>
+        <w:t xml:space="preserve">O volume que permanece depois desse período tende a se manter.</w:t>
+      </w:r>
+    </w:p>
+    <w:p>
+      <w:pPr>
+        <w:pStyle w:val="ListParagraph"/>
+        <w:numPr>
+          <w:ilvl w:val="0"/>
+          <w:numId w:val="2"/>
+        </w:numPr>
+        <w:spacing w:after="60"/>
+      </w:pPr>
+      <w:r>
+        <w:rPr>
+          <w:sz w:val="21"/>
+          <w:szCs w:val="21"/>
+        </w:rPr>
+        <w:t xml:space="preserve">O inchaço inicial também dá a impressão de um volume maior do que o que vai ficar.</w:t>
       </w:r>
     </w:p>
     <w:p>
@@ -16238,41 +16272,58 @@
           <w:sz w:val="21"/>
           <w:szCs w:val="21"/>
         </w:rPr>
-        <w:t xml:space="preserve">Mantenha a drenagem linfática e a compressão</w:t>
-      </w:r>
-    </w:p>
-    <w:p>
-      <w:pPr>
-        <w:pStyle w:val="ListParagraph"/>
-        <w:numPr>
-          <w:ilvl w:val="0"/>
-          <w:numId w:val="2"/>
-        </w:numPr>
-        <w:spacing w:after="60"/>
-      </w:pPr>
-      <w:r>
-        <w:rPr>
-          <w:sz w:val="21"/>
-          <w:szCs w:val="21"/>
-        </w:rPr>
-        <w:t xml:space="preserve">Não massageie com força por conta própria</w:t>
-      </w:r>
-    </w:p>
-    <w:p>
-      <w:pPr>
-        <w:pStyle w:val="ListParagraph"/>
-        <w:numPr>
-          <w:ilvl w:val="0"/>
-          <w:numId w:val="2"/>
-        </w:numPr>
-        <w:spacing w:after="60"/>
-      </w:pPr>
-      <w:r>
-        <w:rPr>
-          <w:sz w:val="21"/>
-          <w:szCs w:val="21"/>
-        </w:rPr>
-        <w:t xml:space="preserve">Comente no retorno se um endurecimento crescer ou doer muito</w:t>
+        <w:t xml:space="preserve">Evite pressão sobre a área enxertada nas primeiras semanas</w:t>
+      </w:r>
+    </w:p>
+    <w:p>
+      <w:pPr>
+        <w:pStyle w:val="ListParagraph"/>
+        <w:numPr>
+          <w:ilvl w:val="0"/>
+          <w:numId w:val="2"/>
+        </w:numPr>
+        <w:spacing w:after="60"/>
+      </w:pPr>
+      <w:r>
+        <w:rPr>
+          <w:sz w:val="21"/>
+          <w:szCs w:val="21"/>
+        </w:rPr>
+        <w:t xml:space="preserve">Siga as orientações de posição para dormir e para sentar</w:t>
+      </w:r>
+    </w:p>
+    <w:p>
+      <w:pPr>
+        <w:pStyle w:val="ListParagraph"/>
+        <w:numPr>
+          <w:ilvl w:val="0"/>
+          <w:numId w:val="2"/>
+        </w:numPr>
+        <w:spacing w:after="60"/>
+      </w:pPr>
+      <w:r>
+        <w:rPr>
+          <w:sz w:val="21"/>
+          <w:szCs w:val="21"/>
+        </w:rPr>
+        <w:t xml:space="preserve">Não massageie a região enxertada sem orientação da equipe</w:t>
+      </w:r>
+    </w:p>
+    <w:p>
+      <w:pPr>
+        <w:pStyle w:val="ListParagraph"/>
+        <w:numPr>
+          <w:ilvl w:val="0"/>
+          <w:numId w:val="2"/>
+        </w:numPr>
+        <w:spacing w:after="60"/>
+      </w:pPr>
+      <w:r>
+        <w:rPr>
+          <w:sz w:val="21"/>
+          <w:szCs w:val="21"/>
+        </w:rPr>
+        <w:t xml:space="preserve">Avalie o resultado do enxerto entre 3 e 6 meses, no retorno</w:t>
       </w:r>
     </w:p>
     <w:p>
@@ -16306,7 +16357,7 @@
           <w:sz w:val="23"/>
           <w:szCs w:val="23"/>
         </w:rPr>
-        <w:t xml:space="preserve">Coceira na cicatriz</w:t>
+        <w:t xml:space="preserve">Endurecimento e nódulos sob a pele</w:t>
       </w:r>
     </w:p>
     <w:p>
@@ -16319,21 +16370,21 @@
           <w:sz w:val="19"/>
           <w:szCs w:val="19"/>
         </w:rPr>
-        <w:t xml:space="preserve">Quando: Da 2ª semana ao 3º mês  |  Aplica-se a: somente cirurgias</w:t>
-      </w:r>
-    </w:p>
-    <w:p>
-      <w:pPr>
-        <w:spacing w:after="100"/>
-      </w:pPr>
-      <w:r>
-        <w:rPr>
-          <w:b/>
-          <w:bCs/>
-          <w:sz w:val="21"/>
-          <w:szCs w:val="21"/>
-        </w:rPr>
-        <w:t xml:space="preserve">Coceira leve acompanha a cicatrização e costuma indicar que a pele está se reparando.</w:t>
+        <w:t xml:space="preserve">Quando: Da 3ª semana ao 3º mês  |  Aplica-se a: somente cirurgias</w:t>
+      </w:r>
+    </w:p>
+    <w:p>
+      <w:pPr>
+        <w:spacing w:after="100"/>
+      </w:pPr>
+      <w:r>
+        <w:rPr>
+          <w:b/>
+          <w:bCs/>
+          <w:sz w:val="21"/>
+          <w:szCs w:val="21"/>
+        </w:rPr>
+        <w:t xml:space="preserve">Áreas endurecidas, irregulares ou com pequenos caroços fazem parte da fase de fibrose e amolecem com o tempo.</w:t>
       </w:r>
     </w:p>
     <w:p>
@@ -16366,7 +16417,24 @@
           <w:sz w:val="21"/>
           <w:szCs w:val="21"/>
         </w:rPr>
-        <w:t xml:space="preserve">A liberação de histamina e a pele ressecada durante a cicatrização causam prurido.</w:t>
+        <w:t xml:space="preserve">O organismo forma tecido de reparo, que é firme no início e depois amolece.</w:t>
+      </w:r>
+    </w:p>
+    <w:p>
+      <w:pPr>
+        <w:pStyle w:val="ListParagraph"/>
+        <w:numPr>
+          <w:ilvl w:val="0"/>
+          <w:numId w:val="2"/>
+        </w:numPr>
+        <w:spacing w:after="60"/>
+      </w:pPr>
+      <w:r>
+        <w:rPr>
+          <w:sz w:val="21"/>
+          <w:szCs w:val="21"/>
+        </w:rPr>
+        <w:t xml:space="preserve">É especialmente comum após lipoaspiração.</w:t>
       </w:r>
     </w:p>
     <w:p>
@@ -16399,41 +16467,41 @@
           <w:sz w:val="21"/>
           <w:szCs w:val="21"/>
         </w:rPr>
-        <w:t xml:space="preserve">Hidrate a pele ao redor — nunca sobre pontos ainda fechados</w:t>
-      </w:r>
-    </w:p>
-    <w:p>
-      <w:pPr>
-        <w:pStyle w:val="ListParagraph"/>
-        <w:numPr>
-          <w:ilvl w:val="0"/>
-          <w:numId w:val="2"/>
-        </w:numPr>
-        <w:spacing w:after="60"/>
-      </w:pPr>
-      <w:r>
-        <w:rPr>
-          <w:sz w:val="21"/>
-          <w:szCs w:val="21"/>
-        </w:rPr>
-        <w:t xml:space="preserve">Não coce nem retire crostas</w:t>
-      </w:r>
-    </w:p>
-    <w:p>
-      <w:pPr>
-        <w:pStyle w:val="ListParagraph"/>
-        <w:numPr>
-          <w:ilvl w:val="0"/>
-          <w:numId w:val="2"/>
-        </w:numPr>
-        <w:spacing w:after="60"/>
-      </w:pPr>
-      <w:r>
-        <w:rPr>
-          <w:sz w:val="21"/>
-          <w:szCs w:val="21"/>
-        </w:rPr>
-        <w:t xml:space="preserve">Comunique se vier acompanhada de manchas vermelhas espalhadas</w:t>
+        <w:t xml:space="preserve">Mantenha a drenagem linfática e a compressão</w:t>
+      </w:r>
+    </w:p>
+    <w:p>
+      <w:pPr>
+        <w:pStyle w:val="ListParagraph"/>
+        <w:numPr>
+          <w:ilvl w:val="0"/>
+          <w:numId w:val="2"/>
+        </w:numPr>
+        <w:spacing w:after="60"/>
+      </w:pPr>
+      <w:r>
+        <w:rPr>
+          <w:sz w:val="21"/>
+          <w:szCs w:val="21"/>
+        </w:rPr>
+        <w:t xml:space="preserve">Não massageie com força por conta própria</w:t>
+      </w:r>
+    </w:p>
+    <w:p>
+      <w:pPr>
+        <w:pStyle w:val="ListParagraph"/>
+        <w:numPr>
+          <w:ilvl w:val="0"/>
+          <w:numId w:val="2"/>
+        </w:numPr>
+        <w:spacing w:after="60"/>
+      </w:pPr>
+      <w:r>
+        <w:rPr>
+          <w:sz w:val="21"/>
+          <w:szCs w:val="21"/>
+        </w:rPr>
+        <w:t xml:space="preserve">Comente no retorno se um endurecimento crescer ou doer muito</w:t>
       </w:r>
     </w:p>
     <w:p>
@@ -16467,7 +16535,7 @@
           <w:sz w:val="23"/>
           <w:szCs w:val="23"/>
         </w:rPr>
-        <w:t xml:space="preserve">Cicatriz vermelha e endurecida</w:t>
+        <w:t xml:space="preserve">Coceira na cicatriz</w:t>
       </w:r>
     </w:p>
     <w:p>
@@ -16480,21 +16548,21 @@
           <w:sz w:val="19"/>
           <w:szCs w:val="19"/>
         </w:rPr>
-        <w:t xml:space="preserve">Quando: Do 1º ao 3º mês  |  Aplica-se a: somente cirurgias</w:t>
-      </w:r>
-    </w:p>
-    <w:p>
-      <w:pPr>
-        <w:spacing w:after="100"/>
-      </w:pPr>
-      <w:r>
-        <w:rPr>
-          <w:b/>
-          <w:bCs/>
-          <w:sz w:val="21"/>
-          <w:szCs w:val="21"/>
-        </w:rPr>
-        <w:t xml:space="preserve">A cicatriz fica mais vermelha e elevada antes de clarear. Esse é o caminho normal da maturação.</w:t>
+        <w:t xml:space="preserve">Quando: Da 2ª semana ao 3º mês  |  Aplica-se a: somente cirurgias</w:t>
+      </w:r>
+    </w:p>
+    <w:p>
+      <w:pPr>
+        <w:spacing w:after="100"/>
+      </w:pPr>
+      <w:r>
+        <w:rPr>
+          <w:b/>
+          <w:bCs/>
+          <w:sz w:val="21"/>
+          <w:szCs w:val="21"/>
+        </w:rPr>
+        <w:t xml:space="preserve">Coceira leve acompanha a cicatrização e costuma indicar que a pele está se reparando.</w:t>
       </w:r>
     </w:p>
     <w:p>
@@ -16527,24 +16595,7 @@
           <w:sz w:val="21"/>
           <w:szCs w:val="21"/>
         </w:rPr>
-        <w:t xml:space="preserve">A fase inflamatória da cicatrização dura semanas e é seguida pela remodelação.</w:t>
-      </w:r>
-    </w:p>
-    <w:p>
-      <w:pPr>
-        <w:pStyle w:val="ListParagraph"/>
-        <w:numPr>
-          <w:ilvl w:val="0"/>
-          <w:numId w:val="2"/>
-        </w:numPr>
-        <w:spacing w:after="60"/>
-      </w:pPr>
-      <w:r>
-        <w:rPr>
-          <w:sz w:val="21"/>
-          <w:szCs w:val="21"/>
-        </w:rPr>
-        <w:t xml:space="preserve">O clareamento completo pode levar de 12 a 18 meses.</w:t>
+        <w:t xml:space="preserve">A liberação de histamina e a pele ressecada durante a cicatrização causam prurido.</w:t>
       </w:r>
     </w:p>
     <w:p>
@@ -16577,41 +16628,41 @@
           <w:sz w:val="21"/>
           <w:szCs w:val="21"/>
         </w:rPr>
-        <w:t xml:space="preserve">Protetor solar sobre a cicatriz sempre que houver exposição</w:t>
-      </w:r>
-    </w:p>
-    <w:p>
-      <w:pPr>
-        <w:pStyle w:val="ListParagraph"/>
-        <w:numPr>
-          <w:ilvl w:val="0"/>
-          <w:numId w:val="2"/>
-        </w:numPr>
-        <w:spacing w:after="60"/>
-      </w:pPr>
-      <w:r>
-        <w:rPr>
-          <w:sz w:val="21"/>
-          <w:szCs w:val="21"/>
-        </w:rPr>
-        <w:t xml:space="preserve">Siga o tratamento de cicatriz indicado</w:t>
-      </w:r>
-    </w:p>
-    <w:p>
-      <w:pPr>
-        <w:pStyle w:val="ListParagraph"/>
-        <w:numPr>
-          <w:ilvl w:val="0"/>
-          <w:numId w:val="2"/>
-        </w:numPr>
-        <w:spacing w:after="60"/>
-      </w:pPr>
-      <w:r>
-        <w:rPr>
-          <w:sz w:val="21"/>
-          <w:szCs w:val="21"/>
-        </w:rPr>
-        <w:t xml:space="preserve">Tenha paciência — julgar a cicatriz antes de 6 meses não faz sentido</w:t>
+        <w:t xml:space="preserve">Hidrate a pele ao redor — nunca sobre pontos ainda fechados</w:t>
+      </w:r>
+    </w:p>
+    <w:p>
+      <w:pPr>
+        <w:pStyle w:val="ListParagraph"/>
+        <w:numPr>
+          <w:ilvl w:val="0"/>
+          <w:numId w:val="2"/>
+        </w:numPr>
+        <w:spacing w:after="60"/>
+      </w:pPr>
+      <w:r>
+        <w:rPr>
+          <w:sz w:val="21"/>
+          <w:szCs w:val="21"/>
+        </w:rPr>
+        <w:t xml:space="preserve">Não coce nem retire crostas</w:t>
+      </w:r>
+    </w:p>
+    <w:p>
+      <w:pPr>
+        <w:pStyle w:val="ListParagraph"/>
+        <w:numPr>
+          <w:ilvl w:val="0"/>
+          <w:numId w:val="2"/>
+        </w:numPr>
+        <w:spacing w:after="60"/>
+      </w:pPr>
+      <w:r>
+        <w:rPr>
+          <w:sz w:val="21"/>
+          <w:szCs w:val="21"/>
+        </w:rPr>
+        <w:t xml:space="preserve">Comunique se vier acompanhada de manchas vermelhas espalhadas</w:t>
       </w:r>
     </w:p>
     <w:p>
@@ -16645,7 +16696,7 @@
           <w:sz w:val="23"/>
           <w:szCs w:val="23"/>
         </w:rPr>
-        <w:t xml:space="preserve">Cansaço e falta de energia</w:t>
+        <w:t xml:space="preserve">Cicatriz vermelha e endurecida</w:t>
       </w:r>
     </w:p>
     <w:p>
@@ -16658,21 +16709,21 @@
           <w:sz w:val="19"/>
           <w:szCs w:val="19"/>
         </w:rPr>
-        <w:t xml:space="preserve">Quando: Primeiras 2 a 4 semanas  |  Aplica-se a: somente cirurgias</w:t>
-      </w:r>
-    </w:p>
-    <w:p>
-      <w:pPr>
-        <w:spacing w:after="100"/>
-      </w:pPr>
-      <w:r>
-        <w:rPr>
-          <w:b/>
-          <w:bCs/>
-          <w:sz w:val="21"/>
-          <w:szCs w:val="21"/>
-        </w:rPr>
-        <w:t xml:space="preserve">O corpo está direcionando energia para a cicatrização. Cansar-se rápido é esperado.</w:t>
+        <w:t xml:space="preserve">Quando: Do 1º ao 3º mês  |  Aplica-se a: somente cirurgias</w:t>
+      </w:r>
+    </w:p>
+    <w:p>
+      <w:pPr>
+        <w:spacing w:after="100"/>
+      </w:pPr>
+      <w:r>
+        <w:rPr>
+          <w:b/>
+          <w:bCs/>
+          <w:sz w:val="21"/>
+          <w:szCs w:val="21"/>
+        </w:rPr>
+        <w:t xml:space="preserve">A cicatriz fica mais vermelha e elevada antes de clarear. Esse é o caminho normal da maturação.</w:t>
       </w:r>
     </w:p>
     <w:p>
@@ -16705,24 +16756,24 @@
           <w:sz w:val="21"/>
           <w:szCs w:val="21"/>
         </w:rPr>
-        <w:t xml:space="preserve">A cirurgia, a anestesia e a menor alimentação reduzem a disposição.</w:t>
-      </w:r>
-    </w:p>
-    <w:p>
-      <w:pPr>
-        <w:pStyle w:val="ListParagraph"/>
-        <w:numPr>
-          <w:ilvl w:val="0"/>
-          <w:numId w:val="2"/>
-        </w:numPr>
-        <w:spacing w:after="60"/>
-      </w:pPr>
-      <w:r>
-        <w:rPr>
-          <w:sz w:val="21"/>
-          <w:szCs w:val="21"/>
-        </w:rPr>
-        <w:t xml:space="preserve">A recuperação da energia é gradual e não linear: há dias melhores e piores.</w:t>
+        <w:t xml:space="preserve">A fase inflamatória da cicatrização dura semanas e é seguida pela remodelação.</w:t>
+      </w:r>
+    </w:p>
+    <w:p>
+      <w:pPr>
+        <w:pStyle w:val="ListParagraph"/>
+        <w:numPr>
+          <w:ilvl w:val="0"/>
+          <w:numId w:val="2"/>
+        </w:numPr>
+        <w:spacing w:after="60"/>
+      </w:pPr>
+      <w:r>
+        <w:rPr>
+          <w:sz w:val="21"/>
+          <w:szCs w:val="21"/>
+        </w:rPr>
+        <w:t xml:space="preserve">O clareamento completo pode levar de 12 a 18 meses.</w:t>
       </w:r>
     </w:p>
     <w:p>
@@ -16755,41 +16806,41 @@
           <w:sz w:val="21"/>
           <w:szCs w:val="21"/>
         </w:rPr>
-        <w:t xml:space="preserve">Respeite o descanso e evite comparar sua evolução com a de outras pacientes</w:t>
-      </w:r>
-    </w:p>
-    <w:p>
-      <w:pPr>
-        <w:pStyle w:val="ListParagraph"/>
-        <w:numPr>
-          <w:ilvl w:val="0"/>
-          <w:numId w:val="2"/>
-        </w:numPr>
-        <w:spacing w:after="60"/>
-      </w:pPr>
-      <w:r>
-        <w:rPr>
-          <w:sz w:val="21"/>
-          <w:szCs w:val="21"/>
-        </w:rPr>
-        <w:t xml:space="preserve">Mantenha alimentação rica em proteína</w:t>
-      </w:r>
-    </w:p>
-    <w:p>
-      <w:pPr>
-        <w:pStyle w:val="ListParagraph"/>
-        <w:numPr>
-          <w:ilvl w:val="0"/>
-          <w:numId w:val="2"/>
-        </w:numPr>
-        <w:spacing w:after="60"/>
-      </w:pPr>
-      <w:r>
-        <w:rPr>
-          <w:sz w:val="21"/>
-          <w:szCs w:val="21"/>
-        </w:rPr>
-        <w:t xml:space="preserve">Volte às atividades por etapas</w:t>
+        <w:t xml:space="preserve">Protetor solar sobre a cicatriz sempre que houver exposição</w:t>
+      </w:r>
+    </w:p>
+    <w:p>
+      <w:pPr>
+        <w:pStyle w:val="ListParagraph"/>
+        <w:numPr>
+          <w:ilvl w:val="0"/>
+          <w:numId w:val="2"/>
+        </w:numPr>
+        <w:spacing w:after="60"/>
+      </w:pPr>
+      <w:r>
+        <w:rPr>
+          <w:sz w:val="21"/>
+          <w:szCs w:val="21"/>
+        </w:rPr>
+        <w:t xml:space="preserve">Siga o tratamento de cicatriz indicado</w:t>
+      </w:r>
+    </w:p>
+    <w:p>
+      <w:pPr>
+        <w:pStyle w:val="ListParagraph"/>
+        <w:numPr>
+          <w:ilvl w:val="0"/>
+          <w:numId w:val="2"/>
+        </w:numPr>
+        <w:spacing w:after="60"/>
+      </w:pPr>
+      <w:r>
+        <w:rPr>
+          <w:sz w:val="21"/>
+          <w:szCs w:val="21"/>
+        </w:rPr>
+        <w:t xml:space="preserve">Tenha paciência — julgar a cicatriz antes de 6 meses não faz sentido</w:t>
       </w:r>
     </w:p>
     <w:p>
@@ -16823,7 +16874,7 @@
           <w:sz w:val="23"/>
           <w:szCs w:val="23"/>
         </w:rPr>
-        <w:t xml:space="preserve">Tristeza ou arrependimento nos primeiros dias</w:t>
+        <w:t xml:space="preserve">Cansaço e falta de energia</w:t>
       </w:r>
     </w:p>
     <w:p>
@@ -16836,21 +16887,21 @@
           <w:sz w:val="19"/>
           <w:szCs w:val="19"/>
         </w:rPr>
-        <w:t xml:space="preserve">Quando: Entre o 3º e o 10º dia  |  Aplica-se a: somente cirurgias</w:t>
-      </w:r>
-    </w:p>
-    <w:p>
-      <w:pPr>
-        <w:spacing w:after="100"/>
-      </w:pPr>
-      <w:r>
-        <w:rPr>
-          <w:b/>
-          <w:bCs/>
-          <w:sz w:val="21"/>
-          <w:szCs w:val="21"/>
-        </w:rPr>
-        <w:t xml:space="preserve">Muitas pacientes passam por uma fase de baixa emocional. É um fenômeno conhecido e passageiro.</w:t>
+        <w:t xml:space="preserve">Quando: Primeiras 2 a 4 semanas  |  Aplica-se a: somente cirurgias</w:t>
+      </w:r>
+    </w:p>
+    <w:p>
+      <w:pPr>
+        <w:spacing w:after="100"/>
+      </w:pPr>
+      <w:r>
+        <w:rPr>
+          <w:b/>
+          <w:bCs/>
+          <w:sz w:val="21"/>
+          <w:szCs w:val="21"/>
+        </w:rPr>
+        <w:t xml:space="preserve">O corpo está direcionando energia para a cicatrização. Cansar-se rápido é esperado.</w:t>
       </w:r>
     </w:p>
     <w:p>
@@ -16883,24 +16934,24 @@
           <w:sz w:val="21"/>
           <w:szCs w:val="21"/>
         </w:rPr>
-        <w:t xml:space="preserve">Cansaço, dor, inchaço, dependência de outras pessoas e o efeito das medicações se somam.</w:t>
-      </w:r>
-    </w:p>
-    <w:p>
-      <w:pPr>
-        <w:pStyle w:val="ListParagraph"/>
-        <w:numPr>
-          <w:ilvl w:val="0"/>
-          <w:numId w:val="2"/>
-        </w:numPr>
-        <w:spacing w:after="60"/>
-      </w:pPr>
-      <w:r>
-        <w:rPr>
-          <w:sz w:val="21"/>
-          <w:szCs w:val="21"/>
-        </w:rPr>
-        <w:t xml:space="preserve">Nessa fase o corpo ainda está inchado e o resultado não é visível — o que alimenta a insegurança.</w:t>
+        <w:t xml:space="preserve">A cirurgia, a anestesia e a menor alimentação reduzem a disposição.</w:t>
+      </w:r>
+    </w:p>
+    <w:p>
+      <w:pPr>
+        <w:pStyle w:val="ListParagraph"/>
+        <w:numPr>
+          <w:ilvl w:val="0"/>
+          <w:numId w:val="2"/>
+        </w:numPr>
+        <w:spacing w:after="60"/>
+      </w:pPr>
+      <w:r>
+        <w:rPr>
+          <w:sz w:val="21"/>
+          <w:szCs w:val="21"/>
+        </w:rPr>
+        <w:t xml:space="preserve">A recuperação da energia é gradual e não linear: há dias melhores e piores.</w:t>
       </w:r>
     </w:p>
     <w:p>
@@ -16933,41 +16984,41 @@
           <w:sz w:val="21"/>
           <w:szCs w:val="21"/>
         </w:rPr>
-        <w:t xml:space="preserve">Saiba que quase todas as pacientes passam por isso e melhora em poucos dias</w:t>
-      </w:r>
-    </w:p>
-    <w:p>
-      <w:pPr>
-        <w:pStyle w:val="ListParagraph"/>
-        <w:numPr>
-          <w:ilvl w:val="0"/>
-          <w:numId w:val="2"/>
-        </w:numPr>
-        <w:spacing w:after="60"/>
-      </w:pPr>
-      <w:r>
-        <w:rPr>
-          <w:sz w:val="21"/>
-          <w:szCs w:val="21"/>
-        </w:rPr>
-        <w:t xml:space="preserve">Converse com a equipe e com pessoas próximas</w:t>
-      </w:r>
-    </w:p>
-    <w:p>
-      <w:pPr>
-        <w:pStyle w:val="ListParagraph"/>
-        <w:numPr>
-          <w:ilvl w:val="0"/>
-          <w:numId w:val="2"/>
-        </w:numPr>
-        <w:spacing w:after="60"/>
-      </w:pPr>
-      <w:r>
-        <w:rPr>
-          <w:sz w:val="21"/>
-          <w:szCs w:val="21"/>
-        </w:rPr>
-        <w:t xml:space="preserve">Procure ajuda se a tristeza for intensa ou durar mais de 2 semanas</w:t>
+        <w:t xml:space="preserve">Respeite o descanso e evite comparar sua evolução com a de outras pacientes</w:t>
+      </w:r>
+    </w:p>
+    <w:p>
+      <w:pPr>
+        <w:pStyle w:val="ListParagraph"/>
+        <w:numPr>
+          <w:ilvl w:val="0"/>
+          <w:numId w:val="2"/>
+        </w:numPr>
+        <w:spacing w:after="60"/>
+      </w:pPr>
+      <w:r>
+        <w:rPr>
+          <w:sz w:val="21"/>
+          <w:szCs w:val="21"/>
+        </w:rPr>
+        <w:t xml:space="preserve">Mantenha alimentação rica em proteína</w:t>
+      </w:r>
+    </w:p>
+    <w:p>
+      <w:pPr>
+        <w:pStyle w:val="ListParagraph"/>
+        <w:numPr>
+          <w:ilvl w:val="0"/>
+          <w:numId w:val="2"/>
+        </w:numPr>
+        <w:spacing w:after="60"/>
+      </w:pPr>
+      <w:r>
+        <w:rPr>
+          <w:sz w:val="21"/>
+          <w:szCs w:val="21"/>
+        </w:rPr>
+        <w:t xml:space="preserve">Volte às atividades por etapas</w:t>
       </w:r>
     </w:p>
     <w:p>
@@ -17001,7 +17052,7 @@
           <w:sz w:val="23"/>
           <w:szCs w:val="23"/>
         </w:rPr>
-        <w:t xml:space="preserve">Dificuldade para dormir</w:t>
+        <w:t xml:space="preserve">Tristeza ou arrependimento nos primeiros dias</w:t>
       </w:r>
     </w:p>
     <w:p>
@@ -17014,21 +17065,21 @@
           <w:sz w:val="19"/>
           <w:szCs w:val="19"/>
         </w:rPr>
-        <w:t xml:space="preserve">Quando: Primeiras 3 semanas  |  Aplica-se a: somente cirurgias</w:t>
-      </w:r>
-    </w:p>
-    <w:p>
-      <w:pPr>
-        <w:spacing w:after="100"/>
-      </w:pPr>
-      <w:r>
-        <w:rPr>
-          <w:b/>
-          <w:bCs/>
-          <w:sz w:val="21"/>
-          <w:szCs w:val="21"/>
-        </w:rPr>
-        <w:t xml:space="preserve">Dormir numa posição diferente da habitual, com cinta e desconforto, atrapalha o sono no início.</w:t>
+        <w:t xml:space="preserve">Quando: Entre o 3º e o 10º dia  |  Aplica-se a: somente cirurgias</w:t>
+      </w:r>
+    </w:p>
+    <w:p>
+      <w:pPr>
+        <w:spacing w:after="100"/>
+      </w:pPr>
+      <w:r>
+        <w:rPr>
+          <w:b/>
+          <w:bCs/>
+          <w:sz w:val="21"/>
+          <w:szCs w:val="21"/>
+        </w:rPr>
+        <w:t xml:space="preserve">Muitas pacientes passam por uma fase de baixa emocional. É um fenômeno conhecido e passageiro.</w:t>
       </w:r>
     </w:p>
     <w:p>
@@ -17061,7 +17112,24 @@
           <w:sz w:val="21"/>
           <w:szCs w:val="21"/>
         </w:rPr>
-        <w:t xml:space="preserve">A posição imposta pela cirurgia e o próprio desconforto fragmentam o sono.</w:t>
+        <w:t xml:space="preserve">Cansaço, dor, inchaço, dependência de outras pessoas e o efeito das medicações se somam.</w:t>
+      </w:r>
+    </w:p>
+    <w:p>
+      <w:pPr>
+        <w:pStyle w:val="ListParagraph"/>
+        <w:numPr>
+          <w:ilvl w:val="0"/>
+          <w:numId w:val="2"/>
+        </w:numPr>
+        <w:spacing w:after="60"/>
+      </w:pPr>
+      <w:r>
+        <w:rPr>
+          <w:sz w:val="21"/>
+          <w:szCs w:val="21"/>
+        </w:rPr>
+        <w:t xml:space="preserve">Nessa fase o corpo ainda está inchado e o resultado não é visível — o que alimenta a insegurança.</w:t>
       </w:r>
     </w:p>
     <w:p>
@@ -17094,41 +17162,41 @@
           <w:sz w:val="21"/>
           <w:szCs w:val="21"/>
         </w:rPr>
-        <w:t xml:space="preserve">Use travesseiros de apoio para manter a posição orientada</w:t>
-      </w:r>
-    </w:p>
-    <w:p>
-      <w:pPr>
-        <w:pStyle w:val="ListParagraph"/>
-        <w:numPr>
-          <w:ilvl w:val="0"/>
-          <w:numId w:val="2"/>
-        </w:numPr>
-        <w:spacing w:after="60"/>
-      </w:pPr>
-      <w:r>
-        <w:rPr>
-          <w:sz w:val="21"/>
-          <w:szCs w:val="21"/>
-        </w:rPr>
-        <w:t xml:space="preserve">Evite cafeína no fim do dia</w:t>
-      </w:r>
-    </w:p>
-    <w:p>
-      <w:pPr>
-        <w:pStyle w:val="ListParagraph"/>
-        <w:numPr>
-          <w:ilvl w:val="0"/>
-          <w:numId w:val="2"/>
-        </w:numPr>
-        <w:spacing w:after="60"/>
-      </w:pPr>
-      <w:r>
-        <w:rPr>
-          <w:sz w:val="21"/>
-          <w:szCs w:val="21"/>
-        </w:rPr>
-        <w:t xml:space="preserve">Peça orientação à equipe antes de usar qualquer indutor de sono</w:t>
+        <w:t xml:space="preserve">Saiba que quase todas as pacientes passam por isso e melhora em poucos dias</w:t>
+      </w:r>
+    </w:p>
+    <w:p>
+      <w:pPr>
+        <w:pStyle w:val="ListParagraph"/>
+        <w:numPr>
+          <w:ilvl w:val="0"/>
+          <w:numId w:val="2"/>
+        </w:numPr>
+        <w:spacing w:after="60"/>
+      </w:pPr>
+      <w:r>
+        <w:rPr>
+          <w:sz w:val="21"/>
+          <w:szCs w:val="21"/>
+        </w:rPr>
+        <w:t xml:space="preserve">Converse com a equipe e com pessoas próximas</w:t>
+      </w:r>
+    </w:p>
+    <w:p>
+      <w:pPr>
+        <w:pStyle w:val="ListParagraph"/>
+        <w:numPr>
+          <w:ilvl w:val="0"/>
+          <w:numId w:val="2"/>
+        </w:numPr>
+        <w:spacing w:after="60"/>
+      </w:pPr>
+      <w:r>
+        <w:rPr>
+          <w:sz w:val="21"/>
+          <w:szCs w:val="21"/>
+        </w:rPr>
+        <w:t xml:space="preserve">Procure ajuda se a tristeza for intensa ou durar mais de 2 semanas</w:t>
       </w:r>
     </w:p>
     <w:p>
@@ -17162,7 +17230,7 @@
           <w:sz w:val="23"/>
           <w:szCs w:val="23"/>
         </w:rPr>
-        <w:t xml:space="preserve">Falta de apetite</w:t>
+        <w:t xml:space="preserve">Dificuldade para dormir</w:t>
       </w:r>
     </w:p>
     <w:p>
@@ -17175,21 +17243,21 @@
           <w:sz w:val="19"/>
           <w:szCs w:val="19"/>
         </w:rPr>
-        <w:t xml:space="preserve">Quando: Primeira semana  |  Aplica-se a: somente cirurgias</w:t>
-      </w:r>
-    </w:p>
-    <w:p>
-      <w:pPr>
-        <w:spacing w:after="100"/>
-      </w:pPr>
-      <w:r>
-        <w:rPr>
-          <w:b/>
-          <w:bCs/>
-          <w:sz w:val="21"/>
-          <w:szCs w:val="21"/>
-        </w:rPr>
-        <w:t xml:space="preserve">Comum nos primeiros dias. O importante é manter hidratação e proteína.</w:t>
+        <w:t xml:space="preserve">Quando: Primeiras 3 semanas  |  Aplica-se a: somente cirurgias</w:t>
+      </w:r>
+    </w:p>
+    <w:p>
+      <w:pPr>
+        <w:spacing w:after="100"/>
+      </w:pPr>
+      <w:r>
+        <w:rPr>
+          <w:b/>
+          <w:bCs/>
+          <w:sz w:val="21"/>
+          <w:szCs w:val="21"/>
+        </w:rPr>
+        <w:t xml:space="preserve">Dormir numa posição diferente da habitual, com cinta e desconforto, atrapalha o sono no início.</w:t>
       </w:r>
     </w:p>
     <w:p>
@@ -17222,7 +17290,7 @@
           <w:sz w:val="21"/>
           <w:szCs w:val="21"/>
         </w:rPr>
-        <w:t xml:space="preserve">Efeito residual da anestesia, das medicações e da menor atividade física.</w:t>
+        <w:t xml:space="preserve">A posição imposta pela cirurgia e o próprio desconforto fragmentam o sono.</w:t>
       </w:r>
     </w:p>
     <w:p>
@@ -17255,41 +17323,41 @@
           <w:sz w:val="21"/>
           <w:szCs w:val="21"/>
         </w:rPr>
-        <w:t xml:space="preserve">Prefira refeições pequenas e frequentes</w:t>
-      </w:r>
-    </w:p>
-    <w:p>
-      <w:pPr>
-        <w:pStyle w:val="ListParagraph"/>
-        <w:numPr>
-          <w:ilvl w:val="0"/>
-          <w:numId w:val="2"/>
-        </w:numPr>
-        <w:spacing w:after="60"/>
-      </w:pPr>
-      <w:r>
-        <w:rPr>
-          <w:sz w:val="21"/>
-          <w:szCs w:val="21"/>
-        </w:rPr>
-        <w:t xml:space="preserve">Priorize proteína: ovos, carnes magras, iogurte, leguminosas</w:t>
-      </w:r>
-    </w:p>
-    <w:p>
-      <w:pPr>
-        <w:pStyle w:val="ListParagraph"/>
-        <w:numPr>
-          <w:ilvl w:val="0"/>
-          <w:numId w:val="2"/>
-        </w:numPr>
-        <w:spacing w:after="60"/>
-      </w:pPr>
-      <w:r>
-        <w:rPr>
-          <w:sz w:val="21"/>
-          <w:szCs w:val="21"/>
-        </w:rPr>
-        <w:t xml:space="preserve">Beba água ao longo de todo o dia</w:t>
+        <w:t xml:space="preserve">Use travesseiros de apoio para manter a posição orientada</w:t>
+      </w:r>
+    </w:p>
+    <w:p>
+      <w:pPr>
+        <w:pStyle w:val="ListParagraph"/>
+        <w:numPr>
+          <w:ilvl w:val="0"/>
+          <w:numId w:val="2"/>
+        </w:numPr>
+        <w:spacing w:after="60"/>
+      </w:pPr>
+      <w:r>
+        <w:rPr>
+          <w:sz w:val="21"/>
+          <w:szCs w:val="21"/>
+        </w:rPr>
+        <w:t xml:space="preserve">Evite cafeína no fim do dia</w:t>
+      </w:r>
+    </w:p>
+    <w:p>
+      <w:pPr>
+        <w:pStyle w:val="ListParagraph"/>
+        <w:numPr>
+          <w:ilvl w:val="0"/>
+          <w:numId w:val="2"/>
+        </w:numPr>
+        <w:spacing w:after="60"/>
+      </w:pPr>
+      <w:r>
+        <w:rPr>
+          <w:sz w:val="21"/>
+          <w:szCs w:val="21"/>
+        </w:rPr>
+        <w:t xml:space="preserve">Peça orientação à equipe antes de usar qualquer indutor de sono</w:t>
       </w:r>
     </w:p>
     <w:p>
@@ -17323,7 +17391,7 @@
           <w:sz w:val="23"/>
           <w:szCs w:val="23"/>
         </w:rPr>
-        <w:t xml:space="preserve">Líquido rosado no curativo</w:t>
+        <w:t xml:space="preserve">Falta de apetite</w:t>
       </w:r>
     </w:p>
     <w:p>
@@ -17336,21 +17404,21 @@
           <w:sz w:val="19"/>
           <w:szCs w:val="19"/>
         </w:rPr>
-        <w:t xml:space="preserve">Quando: Primeiros 3 a 5 dias  |  Aplica-se a: somente cirurgias</w:t>
-      </w:r>
-    </w:p>
-    <w:p>
-      <w:pPr>
-        <w:spacing w:after="100"/>
-      </w:pPr>
-      <w:r>
-        <w:rPr>
-          <w:b/>
-          <w:bCs/>
-          <w:sz w:val="21"/>
-          <w:szCs w:val="21"/>
-        </w:rPr>
-        <w:t xml:space="preserve">Manchas rosadas ou avermelhadas claras no curativo são esperadas nos primeiros dias.</w:t>
+        <w:t xml:space="preserve">Quando: Primeira semana  |  Aplica-se a: somente cirurgias</w:t>
+      </w:r>
+    </w:p>
+    <w:p>
+      <w:pPr>
+        <w:spacing w:after="100"/>
+      </w:pPr>
+      <w:r>
+        <w:rPr>
+          <w:b/>
+          <w:bCs/>
+          <w:sz w:val="21"/>
+          <w:szCs w:val="21"/>
+        </w:rPr>
+        <w:t xml:space="preserve">Comum nos primeiros dias. O importante é manter hidratação e proteína.</w:t>
       </w:r>
     </w:p>
     <w:p>
@@ -17383,7 +17451,7 @@
           <w:sz w:val="21"/>
           <w:szCs w:val="21"/>
         </w:rPr>
-        <w:t xml:space="preserve">É a mistura de líquido da cicatrização com pequena quantidade de sangue.</w:t>
+        <w:t xml:space="preserve">Efeito residual da anestesia, das medicações e da menor atividade física.</w:t>
       </w:r>
     </w:p>
     <w:p>
@@ -17416,24 +17484,41 @@
           <w:sz w:val="21"/>
           <w:szCs w:val="21"/>
         </w:rPr>
-        <w:t xml:space="preserve">Troque o curativo conforme orientado</w:t>
-      </w:r>
-    </w:p>
-    <w:p>
-      <w:pPr>
-        <w:pStyle w:val="ListParagraph"/>
-        <w:numPr>
-          <w:ilvl w:val="0"/>
-          <w:numId w:val="2"/>
-        </w:numPr>
-        <w:spacing w:after="60"/>
-      </w:pPr>
-      <w:r>
-        <w:rPr>
-          <w:sz w:val="21"/>
-          <w:szCs w:val="21"/>
-        </w:rPr>
-        <w:t xml:space="preserve">Comunique se o volume aumentar ou se o líquido ficar espesso e com odor</w:t>
+        <w:t xml:space="preserve">Prefira refeições pequenas e frequentes</w:t>
+      </w:r>
+    </w:p>
+    <w:p>
+      <w:pPr>
+        <w:pStyle w:val="ListParagraph"/>
+        <w:numPr>
+          <w:ilvl w:val="0"/>
+          <w:numId w:val="2"/>
+        </w:numPr>
+        <w:spacing w:after="60"/>
+      </w:pPr>
+      <w:r>
+        <w:rPr>
+          <w:sz w:val="21"/>
+          <w:szCs w:val="21"/>
+        </w:rPr>
+        <w:t xml:space="preserve">Priorize proteína: ovos, carnes magras, iogurte, leguminosas</w:t>
+      </w:r>
+    </w:p>
+    <w:p>
+      <w:pPr>
+        <w:pStyle w:val="ListParagraph"/>
+        <w:numPr>
+          <w:ilvl w:val="0"/>
+          <w:numId w:val="2"/>
+        </w:numPr>
+        <w:spacing w:after="60"/>
+      </w:pPr>
+      <w:r>
+        <w:rPr>
+          <w:sz w:val="21"/>
+          <w:szCs w:val="21"/>
+        </w:rPr>
+        <w:t xml:space="preserve">Beba água ao longo de todo o dia</w:t>
       </w:r>
     </w:p>
     <w:p>
@@ -17467,7 +17552,7 @@
           <w:sz w:val="23"/>
           <w:szCs w:val="23"/>
         </w:rPr>
-        <w:t xml:space="preserve">Ganho de peso na balança</w:t>
+        <w:t xml:space="preserve">Líquido rosado no curativo</w:t>
       </w:r>
     </w:p>
     <w:p>
@@ -17480,21 +17565,21 @@
           <w:sz w:val="19"/>
           <w:szCs w:val="19"/>
         </w:rPr>
-        <w:t xml:space="preserve">Quando: Primeiras 3 semanas  |  Aplica-se a: somente cirurgias</w:t>
-      </w:r>
-    </w:p>
-    <w:p>
-      <w:pPr>
-        <w:spacing w:after="100"/>
-      </w:pPr>
-      <w:r>
-        <w:rPr>
-          <w:b/>
-          <w:bCs/>
-          <w:sz w:val="21"/>
-          <w:szCs w:val="21"/>
-        </w:rPr>
-        <w:t xml:space="preserve">É comum pesar mais depois da cirurgia. É retenção de líquido, não gordura.</w:t>
+        <w:t xml:space="preserve">Quando: Primeiros 3 a 5 dias  |  Aplica-se a: somente cirurgias</w:t>
+      </w:r>
+    </w:p>
+    <w:p>
+      <w:pPr>
+        <w:spacing w:after="100"/>
+      </w:pPr>
+      <w:r>
+        <w:rPr>
+          <w:b/>
+          <w:bCs/>
+          <w:sz w:val="21"/>
+          <w:szCs w:val="21"/>
+        </w:rPr>
+        <w:t xml:space="preserve">Manchas rosadas ou avermelhadas claras no curativo são esperadas nos primeiros dias.</w:t>
       </w:r>
     </w:p>
     <w:p>
@@ -17527,24 +17612,7 @@
           <w:sz w:val="21"/>
           <w:szCs w:val="21"/>
         </w:rPr>
-        <w:t xml:space="preserve">O organismo retém líquido como parte da resposta inflamatória.</w:t>
-      </w:r>
-    </w:p>
-    <w:p>
-      <w:pPr>
-        <w:pStyle w:val="ListParagraph"/>
-        <w:numPr>
-          <w:ilvl w:val="0"/>
-          <w:numId w:val="2"/>
-        </w:numPr>
-        <w:spacing w:after="60"/>
-      </w:pPr>
-      <w:r>
-        <w:rPr>
-          <w:sz w:val="21"/>
-          <w:szCs w:val="21"/>
-        </w:rPr>
-        <w:t xml:space="preserve">Esse peso se resolve conforme o inchaço cede.</w:t>
+        <w:t xml:space="preserve">É a mistura de líquido da cicatrização com pequena quantidade de sangue.</w:t>
       </w:r>
     </w:p>
     <w:p>
@@ -17577,24 +17645,24 @@
           <w:sz w:val="21"/>
           <w:szCs w:val="21"/>
         </w:rPr>
-        <w:t xml:space="preserve">Evite se pesar nas primeiras semanas</w:t>
-      </w:r>
-    </w:p>
-    <w:p>
-      <w:pPr>
-        <w:pStyle w:val="ListParagraph"/>
-        <w:numPr>
-          <w:ilvl w:val="0"/>
-          <w:numId w:val="2"/>
-        </w:numPr>
-        <w:spacing w:after="60"/>
-      </w:pPr>
-      <w:r>
-        <w:rPr>
-          <w:sz w:val="21"/>
-          <w:szCs w:val="21"/>
-        </w:rPr>
-        <w:t xml:space="preserve">Mantenha hidratação e reduza o sal</w:t>
+        <w:t xml:space="preserve">Troque o curativo conforme orientado</w:t>
+      </w:r>
+    </w:p>
+    <w:p>
+      <w:pPr>
+        <w:pStyle w:val="ListParagraph"/>
+        <w:numPr>
+          <w:ilvl w:val="0"/>
+          <w:numId w:val="2"/>
+        </w:numPr>
+        <w:spacing w:after="60"/>
+      </w:pPr>
+      <w:r>
+        <w:rPr>
+          <w:sz w:val="21"/>
+          <w:szCs w:val="21"/>
+        </w:rPr>
+        <w:t xml:space="preserve">Comunique se o volume aumentar ou se o líquido ficar espesso e com odor</w:t>
       </w:r>
     </w:p>
     <w:p>
@@ -17628,7 +17696,7 @@
           <w:sz w:val="23"/>
           <w:szCs w:val="23"/>
         </w:rPr>
-        <w:t xml:space="preserve">Alteração no ciclo menstrual</w:t>
+        <w:t xml:space="preserve">Ganho de peso na balança</w:t>
       </w:r>
     </w:p>
     <w:p>
@@ -17641,21 +17709,21 @@
           <w:sz w:val="19"/>
           <w:szCs w:val="19"/>
         </w:rPr>
-        <w:t xml:space="preserve">Quando: Primeiro e segundo ciclos após a cirurgia  |  Aplica-se a: somente cirurgias</w:t>
-      </w:r>
-    </w:p>
-    <w:p>
-      <w:pPr>
-        <w:spacing w:after="100"/>
-      </w:pPr>
-      <w:r>
-        <w:rPr>
-          <w:b/>
-          <w:bCs/>
-          <w:sz w:val="21"/>
-          <w:szCs w:val="21"/>
-        </w:rPr>
-        <w:t xml:space="preserve">Atraso ou adiantamento da menstruação após a cirurgia é frequente.</w:t>
+        <w:t xml:space="preserve">Quando: Primeiras 3 semanas  |  Aplica-se a: somente cirurgias</w:t>
+      </w:r>
+    </w:p>
+    <w:p>
+      <w:pPr>
+        <w:spacing w:after="100"/>
+      </w:pPr>
+      <w:r>
+        <w:rPr>
+          <w:b/>
+          <w:bCs/>
+          <w:sz w:val="21"/>
+          <w:szCs w:val="21"/>
+        </w:rPr>
+        <w:t xml:space="preserve">É comum pesar mais depois da cirurgia. É retenção de líquido, não gordura.</w:t>
       </w:r>
     </w:p>
     <w:p>
@@ -17688,7 +17756,24 @@
           <w:sz w:val="21"/>
           <w:szCs w:val="21"/>
         </w:rPr>
-        <w:t xml:space="preserve">Estresse cirúrgico e medicações podem alterar temporariamente o ciclo.</w:t>
+        <w:t xml:space="preserve">O organismo retém líquido como parte da resposta inflamatória.</w:t>
+      </w:r>
+    </w:p>
+    <w:p>
+      <w:pPr>
+        <w:pStyle w:val="ListParagraph"/>
+        <w:numPr>
+          <w:ilvl w:val="0"/>
+          <w:numId w:val="2"/>
+        </w:numPr>
+        <w:spacing w:after="60"/>
+      </w:pPr>
+      <w:r>
+        <w:rPr>
+          <w:sz w:val="21"/>
+          <w:szCs w:val="21"/>
+        </w:rPr>
+        <w:t xml:space="preserve">Esse peso se resolve conforme o inchaço cede.</w:t>
       </w:r>
     </w:p>
     <w:p>
@@ -17721,24 +17806,24 @@
           <w:sz w:val="21"/>
           <w:szCs w:val="21"/>
         </w:rPr>
-        <w:t xml:space="preserve">Nenhuma medida necessária — costuma normalizar no ciclo seguinte</w:t>
-      </w:r>
-    </w:p>
-    <w:p>
-      <w:pPr>
-        <w:pStyle w:val="ListParagraph"/>
-        <w:numPr>
-          <w:ilvl w:val="0"/>
-          <w:numId w:val="2"/>
-        </w:numPr>
-        <w:spacing w:after="60"/>
-      </w:pPr>
-      <w:r>
-        <w:rPr>
-          <w:sz w:val="21"/>
-          <w:szCs w:val="21"/>
-        </w:rPr>
-        <w:t xml:space="preserve">Comente no retorno se persistir por mais de dois ciclos</w:t>
+        <w:t xml:space="preserve">Evite se pesar nas primeiras semanas</w:t>
+      </w:r>
+    </w:p>
+    <w:p>
+      <w:pPr>
+        <w:pStyle w:val="ListParagraph"/>
+        <w:numPr>
+          <w:ilvl w:val="0"/>
+          <w:numId w:val="2"/>
+        </w:numPr>
+        <w:spacing w:after="60"/>
+      </w:pPr>
+      <w:r>
+        <w:rPr>
+          <w:sz w:val="21"/>
+          <w:szCs w:val="21"/>
+        </w:rPr>
+        <w:t xml:space="preserve">Mantenha hidratação e reduza o sal</w:t>
       </w:r>
     </w:p>
     <w:p>
@@ -17772,7 +17857,7 @@
           <w:sz w:val="23"/>
           <w:szCs w:val="23"/>
         </w:rPr>
-        <w:t xml:space="preserve">Mamas altas, duras e com formato estranho</w:t>
+        <w:t xml:space="preserve">Alteração no ciclo menstrual</w:t>
       </w:r>
     </w:p>
     <w:p>
@@ -17785,21 +17870,21 @@
           <w:sz w:val="19"/>
           <w:szCs w:val="19"/>
         </w:rPr>
-        <w:t xml:space="preserve">Quando: Primeiras 4 a 8 semanas  |  Aplica-se a: apenas: Mamoplastia de aumento, Mastopexia</w:t>
-      </w:r>
-    </w:p>
-    <w:p>
-      <w:pPr>
-        <w:spacing w:after="100"/>
-      </w:pPr>
-      <w:r>
-        <w:rPr>
-          <w:b/>
-          <w:bCs/>
-          <w:sz w:val="21"/>
-          <w:szCs w:val="21"/>
-        </w:rPr>
-        <w:t xml:space="preserve">No começo as mamas ficam altas e firmes. Elas descem e naturalizam com o tempo — o processo é gradual.</w:t>
+        <w:t xml:space="preserve">Quando: Primeiro e segundo ciclos após a cirurgia  |  Aplica-se a: somente cirurgias</w:t>
+      </w:r>
+    </w:p>
+    <w:p>
+      <w:pPr>
+        <w:spacing w:after="100"/>
+      </w:pPr>
+      <w:r>
+        <w:rPr>
+          <w:b/>
+          <w:bCs/>
+          <w:sz w:val="21"/>
+          <w:szCs w:val="21"/>
+        </w:rPr>
+        <w:t xml:space="preserve">Atraso ou adiantamento da menstruação após a cirurgia é frequente.</w:t>
       </w:r>
     </w:p>
     <w:p>
@@ -17832,24 +17917,7 @@
           <w:sz w:val="21"/>
           <w:szCs w:val="21"/>
         </w:rPr>
-        <w:t xml:space="preserve">O músculo e os tecidos ainda estão contraídos e a prótese precisa acomodar.</w:t>
-      </w:r>
-    </w:p>
-    <w:p>
-      <w:pPr>
-        <w:pStyle w:val="ListParagraph"/>
-        <w:numPr>
-          <w:ilvl w:val="0"/>
-          <w:numId w:val="2"/>
-        </w:numPr>
-        <w:spacing w:after="60"/>
-      </w:pPr>
-      <w:r>
-        <w:rPr>
-          <w:sz w:val="21"/>
-          <w:szCs w:val="21"/>
-        </w:rPr>
-        <w:t xml:space="preserve">O formato só se define por volta do 3º mês.</w:t>
+        <w:t xml:space="preserve">Estresse cirúrgico e medicações podem alterar temporariamente o ciclo.</w:t>
       </w:r>
     </w:p>
     <w:p>
@@ -17882,24 +17950,24 @@
           <w:sz w:val="21"/>
           <w:szCs w:val="21"/>
         </w:rPr>
-        <w:t xml:space="preserve">Use o sutiã cirúrgico conforme orientado</w:t>
-      </w:r>
-    </w:p>
-    <w:p>
-      <w:pPr>
-        <w:pStyle w:val="ListParagraph"/>
-        <w:numPr>
-          <w:ilvl w:val="0"/>
-          <w:numId w:val="2"/>
-        </w:numPr>
-        <w:spacing w:after="60"/>
-      </w:pPr>
-      <w:r>
-        <w:rPr>
-          <w:sz w:val="21"/>
-          <w:szCs w:val="21"/>
-        </w:rPr>
-        <w:t xml:space="preserve">Não julgue o resultado antes de 3 meses</w:t>
+        <w:t xml:space="preserve">Nenhuma medida necessária — costuma normalizar no ciclo seguinte</w:t>
+      </w:r>
+    </w:p>
+    <w:p>
+      <w:pPr>
+        <w:pStyle w:val="ListParagraph"/>
+        <w:numPr>
+          <w:ilvl w:val="0"/>
+          <w:numId w:val="2"/>
+        </w:numPr>
+        <w:spacing w:after="60"/>
+      </w:pPr>
+      <w:r>
+        <w:rPr>
+          <w:sz w:val="21"/>
+          <w:szCs w:val="21"/>
+        </w:rPr>
+        <w:t xml:space="preserve">Comente no retorno se persistir por mais de dois ciclos</w:t>
       </w:r>
     </w:p>
     <w:p>
@@ -17933,7 +18001,7 @@
           <w:sz w:val="23"/>
           <w:szCs w:val="23"/>
         </w:rPr>
-        <w:t xml:space="preserve">Peito apertado e respiração curta com a prótese</w:t>
+        <w:t xml:space="preserve">Mamas altas, duras e com formato estranho</w:t>
       </w:r>
     </w:p>
     <w:p>
@@ -17946,21 +18014,21 @@
           <w:sz w:val="19"/>
           <w:szCs w:val="19"/>
         </w:rPr>
-        <w:t xml:space="preserve">Quando: Primeiras 2 a 4 semanas  |  Aplica-se a: apenas: Mamoplastia de aumento, Mastopexia</w:t>
-      </w:r>
-    </w:p>
-    <w:p>
-      <w:pPr>
-        <w:spacing w:after="100"/>
-      </w:pPr>
-      <w:r>
-        <w:rPr>
-          <w:b/>
-          <w:bCs/>
-          <w:sz w:val="21"/>
-          <w:szCs w:val="21"/>
-        </w:rPr>
-        <w:t xml:space="preserve">A sensação de peso e aperto no peito, que encurta a respiração, é comum nas primeiras semanas e melhora sozinha.</w:t>
+        <w:t xml:space="preserve">Quando: Primeiras 4 a 8 semanas  |  Aplica-se a: apenas: Mamoplastia de aumento, Mastopexia</w:t>
+      </w:r>
+    </w:p>
+    <w:p>
+      <w:pPr>
+        <w:spacing w:after="100"/>
+      </w:pPr>
+      <w:r>
+        <w:rPr>
+          <w:b/>
+          <w:bCs/>
+          <w:sz w:val="21"/>
+          <w:szCs w:val="21"/>
+        </w:rPr>
+        <w:t xml:space="preserve">No começo as mamas ficam altas e firmes. Elas descem e naturalizam com o tempo — o processo é gradual.</w:t>
       </w:r>
     </w:p>
     <w:p>
@@ -17993,41 +18061,24 @@
           <w:sz w:val="21"/>
           <w:szCs w:val="21"/>
         </w:rPr>
-        <w:t xml:space="preserve">A prótese fica sob um músculo que ainda não a acomodou, e o sutiã cirúrgico soma a própria compressão.</w:t>
-      </w:r>
-    </w:p>
-    <w:p>
-      <w:pPr>
-        <w:pStyle w:val="ListParagraph"/>
-        <w:numPr>
-          <w:ilvl w:val="0"/>
-          <w:numId w:val="2"/>
-        </w:numPr>
-        <w:spacing w:after="60"/>
-      </w:pPr>
-      <w:r>
-        <w:rPr>
-          <w:sz w:val="21"/>
-          <w:szCs w:val="21"/>
-        </w:rPr>
-        <w:t xml:space="preserve">Respirar fundo puxa exatamente essa musculatura — daí a sensação de que o ar não entra todo.</w:t>
-      </w:r>
-    </w:p>
-    <w:p>
-      <w:pPr>
-        <w:pStyle w:val="ListParagraph"/>
-        <w:numPr>
-          <w:ilvl w:val="0"/>
-          <w:numId w:val="2"/>
-        </w:numPr>
-        <w:spacing w:after="60"/>
-      </w:pPr>
-      <w:r>
-        <w:rPr>
-          <w:sz w:val="21"/>
-          <w:szCs w:val="21"/>
-        </w:rPr>
-        <w:t xml:space="preserve">A ansiedade do pós-operatório fecha o círculo: sentir o peito apertado assusta, o susto encurta mais a respiração.</w:t>
+        <w:t xml:space="preserve">O músculo e os tecidos ainda estão contraídos e a prótese precisa acomodar.</w:t>
+      </w:r>
+    </w:p>
+    <w:p>
+      <w:pPr>
+        <w:pStyle w:val="ListParagraph"/>
+        <w:numPr>
+          <w:ilvl w:val="0"/>
+          <w:numId w:val="2"/>
+        </w:numPr>
+        <w:spacing w:after="60"/>
+      </w:pPr>
+      <w:r>
+        <w:rPr>
+          <w:sz w:val="21"/>
+          <w:szCs w:val="21"/>
+        </w:rPr>
+        <w:t xml:space="preserve">O formato só se define por volta do 3º mês.</w:t>
       </w:r>
     </w:p>
     <w:p>
@@ -18060,58 +18111,24 @@
           <w:sz w:val="21"/>
           <w:szCs w:val="21"/>
         </w:rPr>
-        <w:t xml:space="preserve">Respire devagar, inspirando pelo nariz e soltando pela boca, algumas vezes ao dia</w:t>
-      </w:r>
-    </w:p>
-    <w:p>
-      <w:pPr>
-        <w:pStyle w:val="ListParagraph"/>
-        <w:numPr>
-          <w:ilvl w:val="0"/>
-          <w:numId w:val="2"/>
-        </w:numPr>
-        <w:spacing w:after="60"/>
-      </w:pPr>
-      <w:r>
-        <w:rPr>
-          <w:sz w:val="21"/>
-          <w:szCs w:val="21"/>
-        </w:rPr>
-        <w:t xml:space="preserve">Sente-se com as costas apoiadas e os ombros para trás — encolhida, a sensação piora</w:t>
-      </w:r>
-    </w:p>
-    <w:p>
-      <w:pPr>
-        <w:pStyle w:val="ListParagraph"/>
-        <w:numPr>
-          <w:ilvl w:val="0"/>
-          <w:numId w:val="2"/>
-        </w:numPr>
-        <w:spacing w:after="60"/>
-      </w:pPr>
-      <w:r>
-        <w:rPr>
-          <w:sz w:val="21"/>
-          <w:szCs w:val="21"/>
-        </w:rPr>
-        <w:t xml:space="preserve">Mantenha o sutiã cirúrgico, mas confirme com a equipe se ele não está apertado demais</w:t>
-      </w:r>
-    </w:p>
-    <w:p>
-      <w:pPr>
-        <w:pStyle w:val="ListParagraph"/>
-        <w:numPr>
-          <w:ilvl w:val="0"/>
-          <w:numId w:val="2"/>
-        </w:numPr>
-        <w:spacing w:after="60"/>
-      </w:pPr>
-      <w:r>
-        <w:rPr>
-          <w:sz w:val="21"/>
-          <w:szCs w:val="21"/>
-        </w:rPr>
-        <w:t xml:space="preserve">Procure atendimento de emergência se a falta de ar começar de repente, vier com dor no peito ou coração disparado, ou piorar ao andar — isso não é o aperto da prótese</w:t>
+        <w:t xml:space="preserve">Use o sutiã cirúrgico conforme orientado</w:t>
+      </w:r>
+    </w:p>
+    <w:p>
+      <w:pPr>
+        <w:pStyle w:val="ListParagraph"/>
+        <w:numPr>
+          <w:ilvl w:val="0"/>
+          <w:numId w:val="2"/>
+        </w:numPr>
+        <w:spacing w:after="60"/>
+      </w:pPr>
+      <w:r>
+        <w:rPr>
+          <w:sz w:val="21"/>
+          <w:szCs w:val="21"/>
+        </w:rPr>
+        <w:t xml:space="preserve">Não julgue o resultado antes de 3 meses</w:t>
       </w:r>
     </w:p>
     <w:p>

--- a/docs/conteudo-clinico-para-revisao.docx
+++ b/docs/conteudo-clinico-para-revisao.docx
@@ -62,7 +62,7 @@
           <w:sz w:val="19"/>
           <w:szCs w:val="19"/>
         </w:rPr>
-        <w:t xml:space="preserve">Gerado a partir do aplicativo em 20/08/2026</w:t>
+        <w:t xml:space="preserve">Gerado a partir do aplicativo em 21/08/2026</w:t>
       </w:r>
     </w:p>
     <w:p>
@@ -3358,24 +3358,41 @@
           <w:sz w:val="21"/>
           <w:szCs w:val="21"/>
         </w:rPr>
-        <w:t xml:space="preserve">Levantar da cama apenas acompanhada, devagar e em duas etapas</w:t>
-      </w:r>
-    </w:p>
-    <w:p>
-      <w:pPr>
-        <w:pStyle w:val="ListParagraph"/>
-        <w:numPr>
-          <w:ilvl w:val="0"/>
-          <w:numId w:val="2"/>
-        </w:numPr>
-        <w:spacing w:after="60"/>
-      </w:pPr>
-      <w:r>
-        <w:rPr>
-          <w:sz w:val="21"/>
-          <w:szCs w:val="21"/>
-        </w:rPr>
-        <w:t xml:space="preserve">Movimentar os pés e as pernas na cama de hora em hora</w:t>
+        <w:t xml:space="preserve">Caminhar dentro de casa várias vezes ao dia, desde o primeiro dia — pode subir escadas</w:t>
+      </w:r>
+    </w:p>
+    <w:p>
+      <w:pPr>
+        <w:pStyle w:val="ListParagraph"/>
+        <w:numPr>
+          <w:ilvl w:val="0"/>
+          <w:numId w:val="2"/>
+        </w:numPr>
+        <w:spacing w:after="60"/>
+      </w:pPr>
+      <w:r>
+        <w:rPr>
+          <w:sz w:val="21"/>
+          <w:szCs w:val="21"/>
+        </w:rPr>
+        <w:t xml:space="preserve">Levantar da cama apenas acompanhada nas primeiras vezes, devagar e em duas etapas</w:t>
+      </w:r>
+    </w:p>
+    <w:p>
+      <w:pPr>
+        <w:pStyle w:val="ListParagraph"/>
+        <w:numPr>
+          <w:ilvl w:val="0"/>
+          <w:numId w:val="2"/>
+        </w:numPr>
+        <w:spacing w:after="60"/>
+      </w:pPr>
+      <w:r>
+        <w:rPr>
+          <w:sz w:val="21"/>
+          <w:szCs w:val="21"/>
+        </w:rPr>
+        <w:t xml:space="preserve">Movimentar os pés e as pernas na cama de hora em hora, entre uma caminhada e outra</w:t>
       </w:r>
     </w:p>
     <w:p>
@@ -3791,7 +3808,7 @@
           <w:sz w:val="21"/>
           <w:szCs w:val="21"/>
         </w:rPr>
-        <w:t xml:space="preserve">Caminhar dentro de casa, várias vezes ao dia e por poucos minutos</w:t>
+        <w:t xml:space="preserve">Caminhar dentro de casa várias vezes ao dia, aumentando aos poucos — subir escadas está liberado</w:t>
       </w:r>
     </w:p>
     <w:p>
@@ -4127,6 +4144,23 @@
           <w:szCs w:val="17"/>
         </w:rPr>
         <w:t xml:space="preserve">O QUE FAZER</w:t>
+      </w:r>
+    </w:p>
+    <w:p>
+      <w:pPr>
+        <w:pStyle w:val="ListParagraph"/>
+        <w:numPr>
+          <w:ilvl w:val="0"/>
+          <w:numId w:val="2"/>
+        </w:numPr>
+        <w:spacing w:after="60"/>
+      </w:pPr>
+      <w:r>
+        <w:rPr>
+          <w:sz w:val="21"/>
+          <w:szCs w:val="21"/>
+        </w:rPr>
+        <w:t xml:space="preserve">Manter as caminhadas, aumentando a distância aos poucos</w:t>
       </w:r>
     </w:p>
     <w:p>
@@ -24145,58 +24179,104 @@
           <w:sz w:val="17"/>
           <w:szCs w:val="17"/>
         </w:rPr>
-        <w:t xml:space="preserve">MOVIMENTO DESDE O PRIMEIRO DIA</w:t>
-      </w:r>
-    </w:p>
-    <w:p>
-      <w:pPr>
-        <w:pStyle w:val="ListParagraph"/>
-        <w:numPr>
-          <w:ilvl w:val="0"/>
-          <w:numId w:val="2"/>
-        </w:numPr>
-        <w:spacing w:after="60"/>
-      </w:pPr>
-      <w:r>
-        <w:rPr>
-          <w:sz w:val="21"/>
-          <w:szCs w:val="21"/>
-        </w:rPr>
-        <w:t xml:space="preserve">Movimente pés e pernas na cama a cada hora enquanto estiver acordada</w:t>
-      </w:r>
-    </w:p>
-    <w:p>
-      <w:pPr>
-        <w:pStyle w:val="ListParagraph"/>
-        <w:numPr>
-          <w:ilvl w:val="0"/>
-          <w:numId w:val="2"/>
-        </w:numPr>
-        <w:spacing w:after="60"/>
-      </w:pPr>
-      <w:r>
-        <w:rPr>
-          <w:sz w:val="21"/>
-          <w:szCs w:val="21"/>
-        </w:rPr>
-        <w:t xml:space="preserve">Caminhe dentro de casa por poucos minutos, várias vezes ao dia</w:t>
-      </w:r>
-    </w:p>
-    <w:p>
-      <w:pPr>
-        <w:pStyle w:val="ListParagraph"/>
-        <w:numPr>
-          <w:ilvl w:val="0"/>
-          <w:numId w:val="2"/>
-        </w:numPr>
-        <w:spacing w:after="60"/>
-      </w:pPr>
-      <w:r>
-        <w:rPr>
-          <w:sz w:val="21"/>
-          <w:szCs w:val="21"/>
-        </w:rPr>
-        <w:t xml:space="preserve">A movimentação precoce é a principal prevenção de trombose</w:t>
+        <w:t xml:space="preserve">CAMINHAR DESDE O PRIMEIRO DIA</w:t>
+      </w:r>
+    </w:p>
+    <w:p>
+      <w:pPr>
+        <w:spacing w:after="100"/>
+      </w:pPr>
+      <w:r>
+        <w:rPr>
+          <w:sz w:val="21"/>
+          <w:szCs w:val="21"/>
+        </w:rPr>
+        <w:t xml:space="preserve">Caminhar é a orientação mais importante desta fase — mais do que qualquer pomada ou curativo. É o que mantém o sangue circulando nas pernas, e é a principal prevenção de trombose.</w:t>
+      </w:r>
+    </w:p>
+    <w:p>
+      <w:pPr>
+        <w:pStyle w:val="ListParagraph"/>
+        <w:numPr>
+          <w:ilvl w:val="0"/>
+          <w:numId w:val="2"/>
+        </w:numPr>
+        <w:spacing w:after="60"/>
+      </w:pPr>
+      <w:r>
+        <w:rPr>
+          <w:sz w:val="21"/>
+          <w:szCs w:val="21"/>
+        </w:rPr>
+        <w:t xml:space="preserve">Caminhe dentro de casa várias vezes ao dia, desde o primeiro dia</w:t>
+      </w:r>
+    </w:p>
+    <w:p>
+      <w:pPr>
+        <w:pStyle w:val="ListParagraph"/>
+        <w:numPr>
+          <w:ilvl w:val="0"/>
+          <w:numId w:val="2"/>
+        </w:numPr>
+        <w:spacing w:after="60"/>
+      </w:pPr>
+      <w:r>
+        <w:rPr>
+          <w:sz w:val="21"/>
+          <w:szCs w:val="21"/>
+        </w:rPr>
+        <w:t xml:space="preserve">Poucos minutos de cada vez, aumentando aos poucos conforme você se sentir</w:t>
+      </w:r>
+    </w:p>
+    <w:p>
+      <w:pPr>
+        <w:pStyle w:val="ListParagraph"/>
+        <w:numPr>
+          <w:ilvl w:val="0"/>
+          <w:numId w:val="2"/>
+        </w:numPr>
+        <w:spacing w:after="60"/>
+      </w:pPr>
+      <w:r>
+        <w:rPr>
+          <w:sz w:val="21"/>
+          <w:szCs w:val="21"/>
+        </w:rPr>
+        <w:t xml:space="preserve">Subir escadas está liberado — vá devagar e apoiada no corrimão</w:t>
+      </w:r>
+    </w:p>
+    <w:p>
+      <w:pPr>
+        <w:pStyle w:val="ListParagraph"/>
+        <w:numPr>
+          <w:ilvl w:val="0"/>
+          <w:numId w:val="2"/>
+        </w:numPr>
+        <w:spacing w:after="60"/>
+      </w:pPr>
+      <w:r>
+        <w:rPr>
+          <w:sz w:val="21"/>
+          <w:szCs w:val="21"/>
+        </w:rPr>
+        <w:t xml:space="preserve">Nas primeiras vezes, levante da cama acompanhada: sente-se na beirada, espere passar a tontura e só então fique de pé</w:t>
+      </w:r>
+    </w:p>
+    <w:p>
+      <w:pPr>
+        <w:pStyle w:val="ListParagraph"/>
+        <w:numPr>
+          <w:ilvl w:val="0"/>
+          <w:numId w:val="2"/>
+        </w:numPr>
+        <w:spacing w:after="60"/>
+      </w:pPr>
+      <w:r>
+        <w:rPr>
+          <w:sz w:val="21"/>
+          <w:szCs w:val="21"/>
+        </w:rPr>
+        <w:t xml:space="preserve">Entre uma caminhada e outra, movimente os pés e as pernas na cama a cada hora</w:t>
       </w:r>
     </w:p>
     <w:p>

--- a/docs/conteudo-clinico-para-revisao.docx
+++ b/docs/conteudo-clinico-para-revisao.docx
@@ -6762,7 +6762,39 @@
                 <w:sz w:val="20"/>
                 <w:szCs w:val="20"/>
               </w:rPr>
-              <w:t xml:space="preserve">Formato próximo do final na maioria das pacientes</w:t>
+              <w:t xml:space="preserve">Mamas bem mais naturais, mas ainda acomodando</w:t>
+            </w:r>
+          </w:p>
+        </w:tc>
+      </w:tr>
+      <w:tr>
+        <w:tc>
+          <w:tcPr>
+            <w:tcW w:type="dxa" w:w="1100"/>
+          </w:tcPr>
+          <w:p>
+            <w:r>
+              <w:rPr>
+                <w:b/>
+                <w:bCs/>
+                <w:sz w:val="20"/>
+                <w:szCs w:val="20"/>
+              </w:rPr>
+              <w:t xml:space="preserve">D365</w:t>
+            </w:r>
+          </w:p>
+        </w:tc>
+        <w:tc>
+          <w:tcPr>
+            <w:tcW w:type="dxa" w:w="7900"/>
+          </w:tcPr>
+          <w:p>
+            <w:r>
+              <w:rPr>
+                <w:sz w:val="20"/>
+                <w:szCs w:val="20"/>
+              </w:rPr>
+              <w:t xml:space="preserve">Formato final — a acomodação completa leva cerca de um ano</w:t>
             </w:r>
           </w:p>
         </w:tc>
@@ -18112,7 +18144,7 @@
           <w:sz w:val="21"/>
           <w:szCs w:val="21"/>
         </w:rPr>
-        <w:t xml:space="preserve">O formato só se define por volta do 3º mês.</w:t>
+        <w:t xml:space="preserve">Aos 3 meses as mamas já estão bem mais naturais, mas continuam acomodando: o formato final leva cerca de um ano.</w:t>
       </w:r>
     </w:p>
     <w:p>
@@ -18162,7 +18194,7 @@
           <w:sz w:val="21"/>
           <w:szCs w:val="21"/>
         </w:rPr>
-        <w:t xml:space="preserve">Não julgue o resultado antes de 3 meses</w:t>
+        <w:t xml:space="preserve">Não julgue o resultado nos primeiros meses — ele ainda vai mudar sozinho</w:t>
       </w:r>
     </w:p>
     <w:p>

--- a/docs/conteudo-clinico-para-revisao.docx
+++ b/docs/conteudo-clinico-para-revisao.docx
@@ -4160,7 +4160,7 @@
           <w:sz w:val="21"/>
           <w:szCs w:val="21"/>
         </w:rPr>
-        <w:t xml:space="preserve">Manter as caminhadas, aumentando a distância aos poucos</w:t>
+        <w:t xml:space="preserve">Manter as caminhadas, aumentando a distância aos poucos — na rua também, com moderação</w:t>
       </w:r>
     </w:p>
     <w:p>
@@ -24291,6 +24291,23 @@
           <w:sz w:val="21"/>
           <w:szCs w:val="21"/>
         </w:rPr>
+        <w:t xml:space="preserve">Caminhar na rua também está liberado, com moderação — comece por trajetos curtos e planos, e sempre acompanhada nas primeiras vezes</w:t>
+      </w:r>
+    </w:p>
+    <w:p>
+      <w:pPr>
+        <w:pStyle w:val="ListParagraph"/>
+        <w:numPr>
+          <w:ilvl w:val="0"/>
+          <w:numId w:val="2"/>
+        </w:numPr>
+        <w:spacing w:after="60"/>
+      </w:pPr>
+      <w:r>
+        <w:rPr>
+          <w:sz w:val="21"/>
+          <w:szCs w:val="21"/>
+        </w:rPr>
         <w:t xml:space="preserve">Nas primeiras vezes, levante da cama acompanhada: sente-se na beirada, espere passar a tontura e só então fique de pé</w:t>
       </w:r>
     </w:p>

--- a/docs/conteudo-clinico-para-revisao.docx
+++ b/docs/conteudo-clinico-para-revisao.docx
@@ -62,7 +62,7 @@
           <w:sz w:val="19"/>
           <w:szCs w:val="19"/>
         </w:rPr>
-        <w:t xml:space="preserve">Gerado a partir do aplicativo em 21/08/2026</w:t>
+        <w:t xml:space="preserve">Gerado a partir do aplicativo em 24/08/2026</w:t>
       </w:r>
     </w:p>
     <w:p>
@@ -76,7 +76,7 @@
           <w:sz w:val="19"/>
           <w:szCs w:val="19"/>
         </w:rPr>
-        <w:t xml:space="preserve">18 procedimentos · 64 orientações de sintomas · 21 guias de cuidados</w:t>
+        <w:t xml:space="preserve">18 procedimentos · 64 orientações de sintomas · 22 guias de cuidados</w:t>
       </w:r>
     </w:p>
     <w:p>
@@ -22657,6 +22657,420 @@
           <w:sz w:val="23"/>
           <w:szCs w:val="23"/>
         </w:rPr>
+        <w:t xml:space="preserve">Microfat e Nanofat</w:t>
+      </w:r>
+    </w:p>
+    <w:p>
+      <w:pPr>
+        <w:spacing w:after="100"/>
+      </w:pPr>
+      <w:r>
+        <w:rPr>
+          <w:color w:val="6B6B6B"/>
+          <w:sz w:val="19"/>
+          <w:szCs w:val="19"/>
+        </w:rPr>
+        <w:t xml:space="preserve">"Qual é a diferença?"  |  Aplica-se a: somente cirurgias · apenas: Lipoescultura, Lipo HD Concept, Face HD Concept</w:t>
+      </w:r>
+    </w:p>
+    <w:p>
+      <w:pPr>
+        <w:spacing w:after="80" w:before="240"/>
+      </w:pPr>
+      <w:r>
+        <w:rPr>
+          <w:b/>
+          <w:bCs/>
+          <w:color w:val="067F7B"/>
+          <w:spacing w:val="30"/>
+          <w:sz w:val="17"/>
+          <w:szCs w:val="17"/>
+        </w:rPr>
+        <w:t xml:space="preserve">O QUE SÃO</w:t>
+      </w:r>
+    </w:p>
+    <w:p>
+      <w:pPr>
+        <w:spacing w:after="100"/>
+      </w:pPr>
+      <w:r>
+        <w:rPr>
+          <w:sz w:val="21"/>
+          <w:szCs w:val="21"/>
+        </w:rPr>
+        <w:t xml:space="preserve">Em algumas cirurgias, uma pequena quantidade de gordura pode ser retirada do próprio corpo, cuidadosamente preparada e utilizada em outras regiões. Dependendo da forma como essa gordura é processada, ela pode ser transformada em microfat ou nanofat.</w:t>
+      </w:r>
+    </w:p>
+    <w:p>
+      <w:pPr>
+        <w:spacing w:after="80" w:before="240"/>
+      </w:pPr>
+      <w:r>
+        <w:rPr>
+          <w:b/>
+          <w:bCs/>
+          <w:color w:val="067F7B"/>
+          <w:spacing w:val="30"/>
+          <w:sz w:val="17"/>
+          <w:szCs w:val="17"/>
+        </w:rPr>
+        <w:t xml:space="preserve">MICROFAT</w:t>
+      </w:r>
+    </w:p>
+    <w:p>
+      <w:pPr>
+        <w:spacing w:after="100"/>
+      </w:pPr>
+      <w:r>
+        <w:rPr>
+          <w:sz w:val="21"/>
+          <w:szCs w:val="21"/>
+        </w:rPr>
+        <w:t xml:space="preserve">O microfat preserva pequenas partículas de gordura e é utilizado principalmente para devolver volumes sutis, suavizar depressões e melhorar a transição entre diferentes áreas.</w:t>
+      </w:r>
+    </w:p>
+    <w:p>
+      <w:pPr>
+        <w:spacing w:after="100"/>
+      </w:pPr>
+      <w:r>
+        <w:rPr>
+          <w:sz w:val="21"/>
+          <w:szCs w:val="21"/>
+        </w:rPr>
+        <w:t xml:space="preserve">Por ser um enxerto do próprio paciente, parte da gordura transferida precisa se integrar ao novo local. Uma parcela pode ser naturalmente reabsorvida pelo organismo, por isso o resultado definitivo não deve ser avaliado nas primeiras semanas.</w:t>
+      </w:r>
+    </w:p>
+    <w:p>
+      <w:pPr>
+        <w:spacing w:after="80" w:before="240"/>
+      </w:pPr>
+      <w:r>
+        <w:rPr>
+          <w:b/>
+          <w:bCs/>
+          <w:color w:val="067F7B"/>
+          <w:spacing w:val="30"/>
+          <w:sz w:val="17"/>
+          <w:szCs w:val="17"/>
+        </w:rPr>
+        <w:t xml:space="preserve">NANOFAT</w:t>
+      </w:r>
+    </w:p>
+    <w:p>
+      <w:pPr>
+        <w:spacing w:after="100"/>
+      </w:pPr>
+      <w:r>
+        <w:rPr>
+          <w:sz w:val="21"/>
+          <w:szCs w:val="21"/>
+        </w:rPr>
+        <w:t xml:space="preserve">O nanofat passa por um processamento ainda mais delicado, tornando-se uma solução muito fina e praticamente sem função de preenchimento.</w:t>
+      </w:r>
+    </w:p>
+    <w:p>
+      <w:pPr>
+        <w:spacing w:after="100"/>
+      </w:pPr>
+      <w:r>
+        <w:rPr>
+          <w:sz w:val="21"/>
+          <w:szCs w:val="21"/>
+        </w:rPr>
+        <w:t xml:space="preserve">Seu objetivo principal é favorecer a qualidade dos tecidos. Ele pode ser indicado para áreas de pele fina, pequenas irregularidades, cicatrizes e sinais de envelhecimento, contribuindo gradualmente para uma pele com aparência mais uniforme e saudável.</w:t>
+      </w:r>
+    </w:p>
+    <w:p>
+      <w:pPr>
+        <w:spacing w:after="80" w:before="240"/>
+      </w:pPr>
+      <w:r>
+        <w:rPr>
+          <w:b/>
+          <w:bCs/>
+          <w:color w:val="067F7B"/>
+          <w:spacing w:val="30"/>
+          <w:sz w:val="17"/>
+          <w:szCs w:val="17"/>
+        </w:rPr>
+        <w:t xml:space="preserve">POR QUE ELES PODEM SER UTILIZADOS JUNTOS</w:t>
+      </w:r>
+    </w:p>
+    <w:p>
+      <w:pPr>
+        <w:spacing w:after="100"/>
+      </w:pPr>
+      <w:r>
+        <w:rPr>
+          <w:sz w:val="21"/>
+          <w:szCs w:val="21"/>
+        </w:rPr>
+        <w:t xml:space="preserve">As duas técnicas atuam de maneiras diferentes e complementares:</w:t>
+      </w:r>
+    </w:p>
+    <w:p>
+      <w:pPr>
+        <w:pStyle w:val="ListParagraph"/>
+        <w:numPr>
+          <w:ilvl w:val="0"/>
+          <w:numId w:val="2"/>
+        </w:numPr>
+        <w:spacing w:after="60"/>
+      </w:pPr>
+      <w:r>
+        <w:rPr>
+          <w:sz w:val="21"/>
+          <w:szCs w:val="21"/>
+        </w:rPr>
+        <w:t xml:space="preserve">O microfat ajuda a restaurar estrutura e volume</w:t>
+      </w:r>
+    </w:p>
+    <w:p>
+      <w:pPr>
+        <w:pStyle w:val="ListParagraph"/>
+        <w:numPr>
+          <w:ilvl w:val="0"/>
+          <w:numId w:val="2"/>
+        </w:numPr>
+        <w:spacing w:after="60"/>
+      </w:pPr>
+      <w:r>
+        <w:rPr>
+          <w:sz w:val="21"/>
+          <w:szCs w:val="21"/>
+        </w:rPr>
+        <w:t xml:space="preserve">O nanofat atua principalmente na qualidade da pele e dos tecidos</w:t>
+      </w:r>
+    </w:p>
+    <w:p>
+      <w:pPr>
+        <w:spacing w:after="80" w:before="240"/>
+      </w:pPr>
+      <w:r>
+        <w:rPr>
+          <w:b/>
+          <w:bCs/>
+          <w:color w:val="067F7B"/>
+          <w:spacing w:val="30"/>
+          <w:sz w:val="17"/>
+          <w:szCs w:val="17"/>
+        </w:rPr>
+        <w:t xml:space="preserve">A INDICAÇÃO</w:t>
+      </w:r>
+    </w:p>
+    <w:p>
+      <w:pPr>
+        <w:spacing w:after="100"/>
+      </w:pPr>
+      <w:r>
+        <w:rPr>
+          <w:sz w:val="21"/>
+          <w:szCs w:val="21"/>
+        </w:rPr>
+        <w:t xml:space="preserve">Depende da região tratada, das características da pele e dos objetivos definidos durante a avaliação médica.</w:t>
+      </w:r>
+    </w:p>
+    <w:p>
+      <w:pPr>
+        <w:spacing w:after="80" w:before="240"/>
+      </w:pPr>
+      <w:r>
+        <w:rPr>
+          <w:b/>
+          <w:bCs/>
+          <w:color w:val="067F7B"/>
+          <w:spacing w:val="30"/>
+          <w:sz w:val="17"/>
+          <w:szCs w:val="17"/>
+        </w:rPr>
+        <w:t xml:space="preserve">O QUE ESPERAR APÓS O PROCEDIMENTO</w:t>
+      </w:r>
+    </w:p>
+    <w:p>
+      <w:pPr>
+        <w:spacing w:after="100"/>
+      </w:pPr>
+      <w:r>
+        <w:rPr>
+          <w:sz w:val="21"/>
+          <w:szCs w:val="21"/>
+        </w:rPr>
+        <w:t xml:space="preserve">Nos primeiros dias, é comum apresentar inchaço, sensibilidade e algumas equimoses tanto na região tratada quanto no local de retirada da gordura. Pequenas assimetrias também podem ocorrer enquanto o edema estiver presente.</w:t>
+      </w:r>
+    </w:p>
+    <w:p>
+      <w:pPr>
+        <w:spacing w:after="100"/>
+      </w:pPr>
+      <w:r>
+        <w:rPr>
+          <w:sz w:val="21"/>
+          <w:szCs w:val="21"/>
+        </w:rPr>
+        <w:t xml:space="preserve">O resultado se torna mais natural à medida que o inchaço diminui e os tecidos se acomodam. A integração do microfat e os efeitos do nanofat acontecem gradualmente, ao longo dos meses.</w:t>
+      </w:r>
+    </w:p>
+    <w:p>
+      <w:pPr>
+        <w:spacing w:after="80" w:before="240"/>
+      </w:pPr>
+      <w:r>
+        <w:rPr>
+          <w:b/>
+          <w:bCs/>
+          <w:color w:val="067F7B"/>
+          <w:spacing w:val="30"/>
+          <w:sz w:val="17"/>
+          <w:szCs w:val="17"/>
+        </w:rPr>
+        <w:t xml:space="preserve">CUIDADOS IMPORTANTES</w:t>
+      </w:r>
+    </w:p>
+    <w:p>
+      <w:pPr>
+        <w:pStyle w:val="ListParagraph"/>
+        <w:numPr>
+          <w:ilvl w:val="0"/>
+          <w:numId w:val="2"/>
+        </w:numPr>
+        <w:spacing w:after="60"/>
+      </w:pPr>
+      <w:r>
+        <w:rPr>
+          <w:sz w:val="21"/>
+          <w:szCs w:val="21"/>
+        </w:rPr>
+        <w:t xml:space="preserve">Não massageie nem pressione a região enxertada sem autorização da equipe</w:t>
+      </w:r>
+    </w:p>
+    <w:p>
+      <w:pPr>
+        <w:pStyle w:val="ListParagraph"/>
+        <w:numPr>
+          <w:ilvl w:val="0"/>
+          <w:numId w:val="2"/>
+        </w:numPr>
+        <w:spacing w:after="60"/>
+      </w:pPr>
+      <w:r>
+        <w:rPr>
+          <w:sz w:val="21"/>
+          <w:szCs w:val="21"/>
+        </w:rPr>
+        <w:t xml:space="preserve">Evite exposição solar enquanto houver equimoses</w:t>
+      </w:r>
+    </w:p>
+    <w:p>
+      <w:pPr>
+        <w:pStyle w:val="ListParagraph"/>
+        <w:numPr>
+          <w:ilvl w:val="0"/>
+          <w:numId w:val="2"/>
+        </w:numPr>
+        <w:spacing w:after="60"/>
+      </w:pPr>
+      <w:r>
+        <w:rPr>
+          <w:sz w:val="21"/>
+          <w:szCs w:val="21"/>
+        </w:rPr>
+        <w:t xml:space="preserve">Utilize somente os produtos e medicamentos recomendados</w:t>
+      </w:r>
+    </w:p>
+    <w:p>
+      <w:pPr>
+        <w:pStyle w:val="ListParagraph"/>
+        <w:numPr>
+          <w:ilvl w:val="0"/>
+          <w:numId w:val="2"/>
+        </w:numPr>
+        <w:spacing w:after="60"/>
+      </w:pPr>
+      <w:r>
+        <w:rPr>
+          <w:sz w:val="21"/>
+          <w:szCs w:val="21"/>
+        </w:rPr>
+        <w:t xml:space="preserve">Não fume, pois o cigarro prejudica a circulação e a integração da gordura</w:t>
+      </w:r>
+    </w:p>
+    <w:p>
+      <w:pPr>
+        <w:pStyle w:val="ListParagraph"/>
+        <w:numPr>
+          <w:ilvl w:val="0"/>
+          <w:numId w:val="2"/>
+        </w:numPr>
+        <w:spacing w:after="60"/>
+      </w:pPr>
+      <w:r>
+        <w:rPr>
+          <w:sz w:val="21"/>
+          <w:szCs w:val="21"/>
+        </w:rPr>
+        <w:t xml:space="preserve">Compareça aos retornos programados para acompanhamento da evolução</w:t>
+      </w:r>
+    </w:p>
+    <w:p>
+      <w:pPr>
+        <w:spacing w:after="80" w:before="240"/>
+      </w:pPr>
+      <w:r>
+        <w:rPr>
+          <w:b/>
+          <w:bCs/>
+          <w:color w:val="067F7B"/>
+          <w:spacing w:val="30"/>
+          <w:sz w:val="17"/>
+          <w:szCs w:val="17"/>
+        </w:rPr>
+        <w:t xml:space="preserve">QUANDO FALAR COM A EQUIPE</w:t>
+      </w:r>
+    </w:p>
+    <w:p>
+      <w:pPr>
+        <w:spacing w:after="100"/>
+      </w:pPr>
+      <w:r>
+        <w:rPr>
+          <w:sz w:val="21"/>
+          <w:szCs w:val="21"/>
+        </w:rPr>
+        <w:t xml:space="preserve">Caso perceba dor crescente, vermelhidão intensa, calor local, secreção, febre ou uma alteração repentina na região tratada, entre em contato com a nossa equipe.</w:t>
+      </w:r>
+    </w:p>
+    <w:p>
+      <w:pPr>
+        <w:pBdr>
+          <w:bottom w:val="dotted" w:color="C8C8C8" w:sz="4" w:space="4"/>
+        </w:pBdr>
+        <w:spacing w:after="240" w:before="100"/>
+      </w:pPr>
+      <w:r>
+        <w:rPr>
+          <w:i/>
+          <w:iCs/>
+          <w:color w:val="AAAAAA"/>
+          <w:sz w:val="17"/>
+          <w:szCs w:val="17"/>
+        </w:rPr>
+        <w:t xml:space="preserve">Correção: </w:t>
+      </w:r>
+    </w:p>
+    <w:p>
+      <w:pPr>
+        <w:pStyle w:val="Heading3"/>
+        <w:spacing w:after="100" w:before="280"/>
+      </w:pPr>
+      <w:r>
+        <w:rPr>
+          <w:b/>
+          <w:bCs/>
+          <w:color w:val="111111"/>
+          <w:sz w:val="23"/>
+          <w:szCs w:val="23"/>
+        </w:rPr>
         <w:t xml:space="preserve">Cinta, malha e sutiã cirúrgico</w:t>
       </w:r>
     </w:p>

--- a/docs/conteudo-clinico-para-revisao.docx
+++ b/docs/conteudo-clinico-para-revisao.docx
@@ -7645,7 +7645,39 @@
                 <w:sz w:val="20"/>
                 <w:szCs w:val="20"/>
               </w:rPr>
-              <w:t xml:space="preserve">Contorno já definido na maioria das pacientes, com inchaço residual</w:t>
+              <w:t xml:space="preserve">Contorno bem mais próximo, ainda com inchaço residual</w:t>
+            </w:r>
+          </w:p>
+        </w:tc>
+      </w:tr>
+      <w:tr>
+        <w:tc>
+          <w:tcPr>
+            <w:tcW w:type="dxa" w:w="1100"/>
+          </w:tcPr>
+          <w:p>
+            <w:r>
+              <w:rPr>
+                <w:b/>
+                <w:bCs/>
+                <w:sz w:val="20"/>
+                <w:szCs w:val="20"/>
+              </w:rPr>
+              <w:t xml:space="preserve">D365</w:t>
+            </w:r>
+          </w:p>
+        </w:tc>
+        <w:tc>
+          <w:tcPr>
+            <w:tcW w:type="dxa" w:w="7900"/>
+          </w:tcPr>
+          <w:p>
+            <w:r>
+              <w:rPr>
+                <w:sz w:val="20"/>
+                <w:szCs w:val="20"/>
+              </w:rPr>
+              <w:t xml:space="preserve">Resultado final do contorno — entre 6 e 12 meses, conforme cada paciente</w:t>
             </w:r>
           </w:p>
         </w:tc>
@@ -12526,7 +12558,7 @@
           <w:sz w:val="26"/>
           <w:szCs w:val="26"/>
         </w:rPr>
-        <w:t xml:space="preserve">ATENÇÃO — 16 orientações</w:t>
+        <w:t xml:space="preserve">ATENÇÃO — 15 orientações</w:t>
       </w:r>
     </w:p>
     <w:p>
@@ -13737,7 +13769,7 @@
           <w:sz w:val="23"/>
           <w:szCs w:val="23"/>
         </w:rPr>
-        <w:t xml:space="preserve">Assimetria que persiste após 3 meses</w:t>
+        <w:t xml:space="preserve">Mama endurecendo e mudando de formato</w:t>
       </w:r>
     </w:p>
     <w:p>
@@ -13750,21 +13782,21 @@
           <w:sz w:val="19"/>
           <w:szCs w:val="19"/>
         </w:rPr>
-        <w:t xml:space="preserve">Quando: A partir do 3º mês  |  Aplica-se a: somente cirurgias</w:t>
-      </w:r>
-    </w:p>
-    <w:p>
-      <w:pPr>
-        <w:spacing w:after="100"/>
-      </w:pPr>
-      <w:r>
-        <w:rPr>
-          <w:b/>
-          <w:bCs/>
-          <w:sz w:val="21"/>
-          <w:szCs w:val="21"/>
-        </w:rPr>
-        <w:t xml:space="preserve">Pequenas diferenças entre os lados são normais e definitivas em qualquer corpo. Diferença marcante após 3 meses deve ser conversada no retorno.</w:t>
+        <w:t xml:space="preserve">Quando: A partir do 3º mês  |  Aplica-se a: apenas: Mamoplastia de aumento, Mastopexia</w:t>
+      </w:r>
+    </w:p>
+    <w:p>
+      <w:pPr>
+        <w:spacing w:after="100"/>
+      </w:pPr>
+      <w:r>
+        <w:rPr>
+          <w:b/>
+          <w:bCs/>
+          <w:sz w:val="21"/>
+          <w:szCs w:val="21"/>
+        </w:rPr>
+        <w:t xml:space="preserve">Endurecimento progressivo, com a mama subindo ou ficando mais redonda e dolorida, deve ser avaliado.</w:t>
       </w:r>
     </w:p>
     <w:p>
@@ -13797,24 +13829,24 @@
           <w:sz w:val="21"/>
           <w:szCs w:val="21"/>
         </w:rPr>
-        <w:t xml:space="preserve">Nas primeiras semanas a assimetria quase sempre é apenas inchaço desigual.</w:t>
-      </w:r>
-    </w:p>
-    <w:p>
-      <w:pPr>
-        <w:pStyle w:val="ListParagraph"/>
-        <w:numPr>
-          <w:ilvl w:val="0"/>
-          <w:numId w:val="2"/>
-        </w:numPr>
-        <w:spacing w:after="60"/>
-      </w:pPr>
-      <w:r>
-        <w:rPr>
-          <w:sz w:val="21"/>
-          <w:szCs w:val="21"/>
-        </w:rPr>
-        <w:t xml:space="preserve">Após a estabilização, o que persiste pode ser avaliado com calma.</w:t>
+        <w:t xml:space="preserve">Pode ser contratura capsular, uma reação da cápsula que o corpo forma ao redor da prótese.</w:t>
+      </w:r>
+    </w:p>
+    <w:p>
+      <w:pPr>
+        <w:pStyle w:val="ListParagraph"/>
+        <w:numPr>
+          <w:ilvl w:val="0"/>
+          <w:numId w:val="2"/>
+        </w:numPr>
+        <w:spacing w:after="60"/>
+      </w:pPr>
+      <w:r>
+        <w:rPr>
+          <w:sz w:val="21"/>
+          <w:szCs w:val="21"/>
+        </w:rPr>
+        <w:t xml:space="preserve">É pouco frequente e tem tratamento.</w:t>
       </w:r>
     </w:p>
     <w:p>
@@ -13847,24 +13879,24 @@
           <w:sz w:val="21"/>
           <w:szCs w:val="21"/>
         </w:rPr>
-        <w:t xml:space="preserve">Leve suas dúvidas e fotos ao retorno</w:t>
-      </w:r>
-    </w:p>
-    <w:p>
-      <w:pPr>
-        <w:pStyle w:val="ListParagraph"/>
-        <w:numPr>
-          <w:ilvl w:val="0"/>
-          <w:numId w:val="2"/>
-        </w:numPr>
-        <w:spacing w:after="60"/>
-      </w:pPr>
-      <w:r>
-        <w:rPr>
-          <w:sz w:val="21"/>
-          <w:szCs w:val="21"/>
-        </w:rPr>
-        <w:t xml:space="preserve">Evite conclusões antes de 3 a 6 meses</w:t>
+        <w:t xml:space="preserve">Agende avaliação</w:t>
+      </w:r>
+    </w:p>
+    <w:p>
+      <w:pPr>
+        <w:pStyle w:val="ListParagraph"/>
+        <w:numPr>
+          <w:ilvl w:val="0"/>
+          <w:numId w:val="2"/>
+        </w:numPr>
+        <w:spacing w:after="60"/>
+      </w:pPr>
+      <w:r>
+        <w:rPr>
+          <w:sz w:val="21"/>
+          <w:szCs w:val="21"/>
+        </w:rPr>
+        <w:t xml:space="preserve">Compare com fotos de meses anteriores</w:t>
       </w:r>
     </w:p>
     <w:p>
@@ -13898,7 +13930,7 @@
           <w:sz w:val="23"/>
           <w:szCs w:val="23"/>
         </w:rPr>
-        <w:t xml:space="preserve">Mama endurecendo e mudando de formato</w:t>
+        <w:t xml:space="preserve">Formigamento ou dormência causados pela cinta</w:t>
       </w:r>
     </w:p>
     <w:p>
@@ -13911,21 +13943,21 @@
           <w:sz w:val="19"/>
           <w:szCs w:val="19"/>
         </w:rPr>
-        <w:t xml:space="preserve">Quando: A partir do 3º mês  |  Aplica-se a: apenas: Mamoplastia de aumento, Mastopexia</w:t>
-      </w:r>
-    </w:p>
-    <w:p>
-      <w:pPr>
-        <w:spacing w:after="100"/>
-      </w:pPr>
-      <w:r>
-        <w:rPr>
-          <w:b/>
-          <w:bCs/>
-          <w:sz w:val="21"/>
-          <w:szCs w:val="21"/>
-        </w:rPr>
-        <w:t xml:space="preserve">Endurecimento progressivo, com a mama subindo ou ficando mais redonda e dolorida, deve ser avaliado.</w:t>
+        <w:t xml:space="preserve">Quando: Enquanto usar a compressão  |  Aplica-se a: somente cirurgias</w:t>
+      </w:r>
+    </w:p>
+    <w:p>
+      <w:pPr>
+        <w:spacing w:after="100"/>
+      </w:pPr>
+      <w:r>
+        <w:rPr>
+          <w:b/>
+          <w:bCs/>
+          <w:sz w:val="21"/>
+          <w:szCs w:val="21"/>
+        </w:rPr>
+        <w:t xml:space="preserve">Cinta ou malha apertada demais pode comprimir nervos e prejudicar a circulação. Ela deve comprimir, não sufocar.</w:t>
       </w:r>
     </w:p>
     <w:p>
@@ -13958,24 +13990,7 @@
           <w:sz w:val="21"/>
           <w:szCs w:val="21"/>
         </w:rPr>
-        <w:t xml:space="preserve">Pode ser contratura capsular, uma reação da cápsula que o corpo forma ao redor da prótese.</w:t>
-      </w:r>
-    </w:p>
-    <w:p>
-      <w:pPr>
-        <w:pStyle w:val="ListParagraph"/>
-        <w:numPr>
-          <w:ilvl w:val="0"/>
-          <w:numId w:val="2"/>
-        </w:numPr>
-        <w:spacing w:after="60"/>
-      </w:pPr>
-      <w:r>
-        <w:rPr>
-          <w:sz w:val="21"/>
-          <w:szCs w:val="21"/>
-        </w:rPr>
-        <w:t xml:space="preserve">É pouco frequente e tem tratamento.</w:t>
+        <w:t xml:space="preserve">A compressão certa é firme e confortável — você deve conseguir passar dois dedos entre a cinta e a pele.</w:t>
       </w:r>
     </w:p>
     <w:p>
@@ -14008,24 +14023,41 @@
           <w:sz w:val="21"/>
           <w:szCs w:val="21"/>
         </w:rPr>
-        <w:t xml:space="preserve">Agende avaliação</w:t>
-      </w:r>
-    </w:p>
-    <w:p>
-      <w:pPr>
-        <w:pStyle w:val="ListParagraph"/>
-        <w:numPr>
-          <w:ilvl w:val="0"/>
-          <w:numId w:val="2"/>
-        </w:numPr>
-        <w:spacing w:after="60"/>
-      </w:pPr>
-      <w:r>
-        <w:rPr>
-          <w:sz w:val="21"/>
-          <w:szCs w:val="21"/>
-        </w:rPr>
-        <w:t xml:space="preserve">Compare com fotos de meses anteriores</w:t>
+        <w:t xml:space="preserve">Afrouxe ou troque para o tamanho adequado</w:t>
+      </w:r>
+    </w:p>
+    <w:p>
+      <w:pPr>
+        <w:pStyle w:val="ListParagraph"/>
+        <w:numPr>
+          <w:ilvl w:val="0"/>
+          <w:numId w:val="2"/>
+        </w:numPr>
+        <w:spacing w:after="60"/>
+      </w:pPr>
+      <w:r>
+        <w:rPr>
+          <w:sz w:val="21"/>
+          <w:szCs w:val="21"/>
+        </w:rPr>
+        <w:t xml:space="preserve">Comunique a equipe se o sintoma persistir sem a cinta</w:t>
+      </w:r>
+    </w:p>
+    <w:p>
+      <w:pPr>
+        <w:pStyle w:val="ListParagraph"/>
+        <w:numPr>
+          <w:ilvl w:val="0"/>
+          <w:numId w:val="2"/>
+        </w:numPr>
+        <w:spacing w:after="60"/>
+      </w:pPr>
+      <w:r>
+        <w:rPr>
+          <w:sz w:val="21"/>
+          <w:szCs w:val="21"/>
+        </w:rPr>
+        <w:t xml:space="preserve">Procure atendimento se a pele ficar pálida, fria ou roxa</w:t>
       </w:r>
     </w:p>
     <w:p>
@@ -14059,7 +14091,7 @@
           <w:sz w:val="23"/>
           <w:szCs w:val="23"/>
         </w:rPr>
-        <w:t xml:space="preserve">Formigamento ou dormência causados pela cinta</w:t>
+        <w:t xml:space="preserve">Pálpebra ou sobrancelha caída</w:t>
       </w:r>
     </w:p>
     <w:p>
@@ -14072,21 +14104,21 @@
           <w:sz w:val="19"/>
           <w:szCs w:val="19"/>
         </w:rPr>
-        <w:t xml:space="preserve">Quando: Enquanto usar a compressão  |  Aplica-se a: somente cirurgias</w:t>
-      </w:r>
-    </w:p>
-    <w:p>
-      <w:pPr>
-        <w:spacing w:after="100"/>
-      </w:pPr>
-      <w:r>
-        <w:rPr>
-          <w:b/>
-          <w:bCs/>
-          <w:sz w:val="21"/>
-          <w:szCs w:val="21"/>
-        </w:rPr>
-        <w:t xml:space="preserve">Cinta ou malha apertada demais pode comprimir nervos e prejudicar a circulação. Ela deve comprimir, não sufocar.</w:t>
+        <w:t xml:space="preserve">Quando: Entre o 3º e o 15º dia  |  Aplica-se a: somente procedimentos de consultório · apenas: Toxina botulínica</w:t>
+      </w:r>
+    </w:p>
+    <w:p>
+      <w:pPr>
+        <w:spacing w:after="100"/>
+      </w:pPr>
+      <w:r>
+        <w:rPr>
+          <w:b/>
+          <w:bCs/>
+          <w:sz w:val="21"/>
+          <w:szCs w:val="21"/>
+        </w:rPr>
+        <w:t xml:space="preserve">É incomum, temporário e reversível. Comunique a equipe: em muitos casos há um colírio que ameniza enquanto passa.</w:t>
       </w:r>
     </w:p>
     <w:p>
@@ -14119,7 +14151,24 @@
           <w:sz w:val="21"/>
           <w:szCs w:val="21"/>
         </w:rPr>
-        <w:t xml:space="preserve">A compressão certa é firme e confortável — você deve conseguir passar dois dedos entre a cinta e a pele.</w:t>
+        <w:t xml:space="preserve">A toxina pode atingir levemente um músculo vizinho ao tratado.</w:t>
+      </w:r>
+    </w:p>
+    <w:p>
+      <w:pPr>
+        <w:pStyle w:val="ListParagraph"/>
+        <w:numPr>
+          <w:ilvl w:val="0"/>
+          <w:numId w:val="2"/>
+        </w:numPr>
+        <w:spacing w:after="60"/>
+      </w:pPr>
+      <w:r>
+        <w:rPr>
+          <w:sz w:val="21"/>
+          <w:szCs w:val="21"/>
+        </w:rPr>
+        <w:t xml:space="preserve">O efeito é sempre passageiro e melhora ao longo de algumas semanas.</w:t>
       </w:r>
     </w:p>
     <w:p>
@@ -14152,41 +14201,41 @@
           <w:sz w:val="21"/>
           <w:szCs w:val="21"/>
         </w:rPr>
-        <w:t xml:space="preserve">Afrouxe ou troque para o tamanho adequado</w:t>
-      </w:r>
-    </w:p>
-    <w:p>
-      <w:pPr>
-        <w:pStyle w:val="ListParagraph"/>
-        <w:numPr>
-          <w:ilvl w:val="0"/>
-          <w:numId w:val="2"/>
-        </w:numPr>
-        <w:spacing w:after="60"/>
-      </w:pPr>
-      <w:r>
-        <w:rPr>
-          <w:sz w:val="21"/>
-          <w:szCs w:val="21"/>
-        </w:rPr>
-        <w:t xml:space="preserve">Comunique a equipe se o sintoma persistir sem a cinta</w:t>
-      </w:r>
-    </w:p>
-    <w:p>
-      <w:pPr>
-        <w:pStyle w:val="ListParagraph"/>
-        <w:numPr>
-          <w:ilvl w:val="0"/>
-          <w:numId w:val="2"/>
-        </w:numPr>
-        <w:spacing w:after="60"/>
-      </w:pPr>
-      <w:r>
-        <w:rPr>
-          <w:sz w:val="21"/>
-          <w:szCs w:val="21"/>
-        </w:rPr>
-        <w:t xml:space="preserve">Procure atendimento se a pele ficar pálida, fria ou roxa</w:t>
+        <w:t xml:space="preserve">Envie uma foto de frente com o rosto relaxado e outra levantando a sobrancelha</w:t>
+      </w:r>
+    </w:p>
+    <w:p>
+      <w:pPr>
+        <w:pStyle w:val="ListParagraph"/>
+        <w:numPr>
+          <w:ilvl w:val="0"/>
+          <w:numId w:val="2"/>
+        </w:numPr>
+        <w:spacing w:after="60"/>
+      </w:pPr>
+      <w:r>
+        <w:rPr>
+          <w:sz w:val="21"/>
+          <w:szCs w:val="21"/>
+        </w:rPr>
+        <w:t xml:space="preserve">Agende avaliação com a equipe</w:t>
+      </w:r>
+    </w:p>
+    <w:p>
+      <w:pPr>
+        <w:pStyle w:val="ListParagraph"/>
+        <w:numPr>
+          <w:ilvl w:val="0"/>
+          <w:numId w:val="2"/>
+        </w:numPr>
+        <w:spacing w:after="60"/>
+      </w:pPr>
+      <w:r>
+        <w:rPr>
+          <w:sz w:val="21"/>
+          <w:szCs w:val="21"/>
+        </w:rPr>
+        <w:t xml:space="preserve">Evite massagear a região</w:t>
       </w:r>
     </w:p>
     <w:p>
@@ -14220,7 +14269,7 @@
           <w:sz w:val="23"/>
           <w:szCs w:val="23"/>
         </w:rPr>
-        <w:t xml:space="preserve">Pálpebra ou sobrancelha caída</w:t>
+        <w:t xml:space="preserve">Um lado ficou diferente do outro</w:t>
       </w:r>
     </w:p>
     <w:p>
@@ -14233,21 +14282,21 @@
           <w:sz w:val="19"/>
           <w:szCs w:val="19"/>
         </w:rPr>
-        <w:t xml:space="preserve">Quando: Entre o 3º e o 15º dia  |  Aplica-se a: somente procedimentos de consultório · apenas: Toxina botulínica</w:t>
-      </w:r>
-    </w:p>
-    <w:p>
-      <w:pPr>
-        <w:spacing w:after="100"/>
-      </w:pPr>
-      <w:r>
-        <w:rPr>
-          <w:b/>
-          <w:bCs/>
-          <w:sz w:val="21"/>
-          <w:szCs w:val="21"/>
-        </w:rPr>
-        <w:t xml:space="preserve">É incomum, temporário e reversível. Comunique a equipe: em muitos casos há um colírio que ameniza enquanto passa.</w:t>
+        <w:t xml:space="preserve">Quando: A partir do 15º dia  |  Aplica-se a: somente procedimentos de consultório · apenas: Toxina botulínica, Preenchimento</w:t>
+      </w:r>
+    </w:p>
+    <w:p>
+      <w:pPr>
+        <w:spacing w:after="100"/>
+      </w:pPr>
+      <w:r>
+        <w:rPr>
+          <w:b/>
+          <w:bCs/>
+          <w:sz w:val="21"/>
+          <w:szCs w:val="21"/>
+        </w:rPr>
+        <w:t xml:space="preserve">Antes de 15 dias o efeito ainda está se completando e a diferença costuma se resolver sozinha. Depois disso, o ajuste é simples.</w:t>
       </w:r>
     </w:p>
     <w:p>
@@ -14280,24 +14329,24 @@
           <w:sz w:val="21"/>
           <w:szCs w:val="21"/>
         </w:rPr>
-        <w:t xml:space="preserve">A toxina pode atingir levemente um músculo vizinho ao tratado.</w:t>
-      </w:r>
-    </w:p>
-    <w:p>
-      <w:pPr>
-        <w:pStyle w:val="ListParagraph"/>
-        <w:numPr>
-          <w:ilvl w:val="0"/>
-          <w:numId w:val="2"/>
-        </w:numPr>
-        <w:spacing w:after="60"/>
-      </w:pPr>
-      <w:r>
-        <w:rPr>
-          <w:sz w:val="21"/>
-          <w:szCs w:val="21"/>
-        </w:rPr>
-        <w:t xml:space="preserve">O efeito é sempre passageiro e melhora ao longo de algumas semanas.</w:t>
+        <w:t xml:space="preserve">A musculatura dos dois lados do rosto raramente é idêntica, e nem sempre responde igual.</w:t>
+      </w:r>
+    </w:p>
+    <w:p>
+      <w:pPr>
+        <w:pStyle w:val="ListParagraph"/>
+        <w:numPr>
+          <w:ilvl w:val="0"/>
+          <w:numId w:val="2"/>
+        </w:numPr>
+        <w:spacing w:after="60"/>
+      </w:pPr>
+      <w:r>
+        <w:rPr>
+          <w:sz w:val="21"/>
+          <w:szCs w:val="21"/>
+        </w:rPr>
+        <w:t xml:space="preserve">Pequenos retoques fazem parte do tratamento e costumam ser feitos na avaliação de retorno.</w:t>
       </w:r>
     </w:p>
     <w:p>
@@ -14330,41 +14379,24 @@
           <w:sz w:val="21"/>
           <w:szCs w:val="21"/>
         </w:rPr>
-        <w:t xml:space="preserve">Envie uma foto de frente com o rosto relaxado e outra levantando a sobrancelha</w:t>
-      </w:r>
-    </w:p>
-    <w:p>
-      <w:pPr>
-        <w:pStyle w:val="ListParagraph"/>
-        <w:numPr>
-          <w:ilvl w:val="0"/>
-          <w:numId w:val="2"/>
-        </w:numPr>
-        <w:spacing w:after="60"/>
-      </w:pPr>
-      <w:r>
-        <w:rPr>
-          <w:sz w:val="21"/>
-          <w:szCs w:val="21"/>
-        </w:rPr>
-        <w:t xml:space="preserve">Agende avaliação com a equipe</w:t>
-      </w:r>
-    </w:p>
-    <w:p>
-      <w:pPr>
-        <w:pStyle w:val="ListParagraph"/>
-        <w:numPr>
-          <w:ilvl w:val="0"/>
-          <w:numId w:val="2"/>
-        </w:numPr>
-        <w:spacing w:after="60"/>
-      </w:pPr>
-      <w:r>
-        <w:rPr>
-          <w:sz w:val="21"/>
-          <w:szCs w:val="21"/>
-        </w:rPr>
-        <w:t xml:space="preserve">Evite massagear a região</w:t>
+        <w:t xml:space="preserve">Aguarde completar 15 dias antes de avaliar</w:t>
+      </w:r>
+    </w:p>
+    <w:p>
+      <w:pPr>
+        <w:pStyle w:val="ListParagraph"/>
+        <w:numPr>
+          <w:ilvl w:val="0"/>
+          <w:numId w:val="2"/>
+        </w:numPr>
+        <w:spacing w:after="60"/>
+      </w:pPr>
+      <w:r>
+        <w:rPr>
+          <w:sz w:val="21"/>
+          <w:szCs w:val="21"/>
+        </w:rPr>
+        <w:t xml:space="preserve">Leve fotos ao retorno, com a expressão em repouso e em movimento</w:t>
       </w:r>
     </w:p>
     <w:p>
@@ -14398,7 +14430,7 @@
           <w:sz w:val="23"/>
           <w:szCs w:val="23"/>
         </w:rPr>
-        <w:t xml:space="preserve">Um lado ficou diferente do outro</w:t>
+        <w:t xml:space="preserve">Caroço que persiste ou aparece semanas depois</w:t>
       </w:r>
     </w:p>
     <w:p>
@@ -14411,21 +14443,21 @@
           <w:sz w:val="19"/>
           <w:szCs w:val="19"/>
         </w:rPr>
-        <w:t xml:space="preserve">Quando: A partir do 15º dia  |  Aplica-se a: somente procedimentos de consultório · apenas: Toxina botulínica, Preenchimento</w:t>
-      </w:r>
-    </w:p>
-    <w:p>
-      <w:pPr>
-        <w:spacing w:after="100"/>
-      </w:pPr>
-      <w:r>
-        <w:rPr>
-          <w:b/>
-          <w:bCs/>
-          <w:sz w:val="21"/>
-          <w:szCs w:val="21"/>
-        </w:rPr>
-        <w:t xml:space="preserve">Antes de 15 dias o efeito ainda está se completando e a diferença costuma se resolver sozinha. Depois disso, o ajuste é simples.</w:t>
+        <w:t xml:space="preserve">Quando: Da 3ª semana em diante  |  Aplica-se a: somente procedimentos de consultório · apenas: Bioestimulador de colágeno, Preenchimento</w:t>
+      </w:r>
+    </w:p>
+    <w:p>
+      <w:pPr>
+        <w:spacing w:after="100"/>
+      </w:pPr>
+      <w:r>
+        <w:rPr>
+          <w:b/>
+          <w:bCs/>
+          <w:sz w:val="21"/>
+          <w:szCs w:val="21"/>
+        </w:rPr>
+        <w:t xml:space="preserve">Nódulos palpáveis devem ser mostrados à equipe. Costumam ter tratamento, e quanto antes avaliados, mais simples a conduta.</w:t>
       </w:r>
     </w:p>
     <w:p>
@@ -14458,24 +14490,24 @@
           <w:sz w:val="21"/>
           <w:szCs w:val="21"/>
         </w:rPr>
-        <w:t xml:space="preserve">A musculatura dos dois lados do rosto raramente é idêntica, e nem sempre responde igual.</w:t>
-      </w:r>
-    </w:p>
-    <w:p>
-      <w:pPr>
-        <w:pStyle w:val="ListParagraph"/>
-        <w:numPr>
-          <w:ilvl w:val="0"/>
-          <w:numId w:val="2"/>
-        </w:numPr>
-        <w:spacing w:after="60"/>
-      </w:pPr>
-      <w:r>
-        <w:rPr>
-          <w:sz w:val="21"/>
-          <w:szCs w:val="21"/>
-        </w:rPr>
-        <w:t xml:space="preserve">Pequenos retoques fazem parte do tratamento e costumam ser feitos na avaliação de retorno.</w:t>
+        <w:t xml:space="preserve">Nos primeiros dias, irregularidades ao toque são esperadas e somem sozinhas.</w:t>
+      </w:r>
+    </w:p>
+    <w:p>
+      <w:pPr>
+        <w:pStyle w:val="ListParagraph"/>
+        <w:numPr>
+          <w:ilvl w:val="0"/>
+          <w:numId w:val="2"/>
+        </w:numPr>
+        <w:spacing w:after="60"/>
+      </w:pPr>
+      <w:r>
+        <w:rPr>
+          <w:sz w:val="21"/>
+          <w:szCs w:val="21"/>
+        </w:rPr>
+        <w:t xml:space="preserve">Nódulos que persistem ou surgem semanas ou meses depois — às vezes após uma infecção ou vacina — têm conduta própria.</w:t>
       </w:r>
     </w:p>
     <w:p>
@@ -14508,24 +14540,41 @@
           <w:sz w:val="21"/>
           <w:szCs w:val="21"/>
         </w:rPr>
-        <w:t xml:space="preserve">Aguarde completar 15 dias antes de avaliar</w:t>
-      </w:r>
-    </w:p>
-    <w:p>
-      <w:pPr>
-        <w:pStyle w:val="ListParagraph"/>
-        <w:numPr>
-          <w:ilvl w:val="0"/>
-          <w:numId w:val="2"/>
-        </w:numPr>
-        <w:spacing w:after="60"/>
-      </w:pPr>
-      <w:r>
-        <w:rPr>
-          <w:sz w:val="21"/>
-          <w:szCs w:val="21"/>
-        </w:rPr>
-        <w:t xml:space="preserve">Leve fotos ao retorno, com a expressão em repouso e em movimento</w:t>
+        <w:t xml:space="preserve">Marque avaliação e mostre exatamente onde está</w:t>
+      </w:r>
+    </w:p>
+    <w:p>
+      <w:pPr>
+        <w:pStyle w:val="ListParagraph"/>
+        <w:numPr>
+          <w:ilvl w:val="0"/>
+          <w:numId w:val="2"/>
+        </w:numPr>
+        <w:spacing w:after="60"/>
+      </w:pPr>
+      <w:r>
+        <w:rPr>
+          <w:sz w:val="21"/>
+          <w:szCs w:val="21"/>
+        </w:rPr>
+        <w:t xml:space="preserve">Não tente desfazer o nódulo apertando por conta própria</w:t>
+      </w:r>
+    </w:p>
+    <w:p>
+      <w:pPr>
+        <w:pStyle w:val="ListParagraph"/>
+        <w:numPr>
+          <w:ilvl w:val="0"/>
+          <w:numId w:val="2"/>
+        </w:numPr>
+        <w:spacing w:after="60"/>
+      </w:pPr>
+      <w:r>
+        <w:rPr>
+          <w:sz w:val="21"/>
+          <w:szCs w:val="21"/>
+        </w:rPr>
+        <w:t xml:space="preserve">Avise se houve infecção recente, gripe ou vacinação</w:t>
       </w:r>
     </w:p>
     <w:p>
@@ -14559,7 +14608,7 @@
           <w:sz w:val="23"/>
           <w:szCs w:val="23"/>
         </w:rPr>
-        <w:t xml:space="preserve">Caroço que persiste ou aparece semanas depois</w:t>
+        <w:t xml:space="preserve">Bolhinhas agrupadas com ardência</w:t>
       </w:r>
     </w:p>
     <w:p>
@@ -14572,21 +14621,21 @@
           <w:sz w:val="19"/>
           <w:szCs w:val="19"/>
         </w:rPr>
-        <w:t xml:space="preserve">Quando: Da 3ª semana em diante  |  Aplica-se a: somente procedimentos de consultório · apenas: Bioestimulador de colágeno, Preenchimento</w:t>
-      </w:r>
-    </w:p>
-    <w:p>
-      <w:pPr>
-        <w:spacing w:after="100"/>
-      </w:pPr>
-      <w:r>
-        <w:rPr>
-          <w:b/>
-          <w:bCs/>
-          <w:sz w:val="21"/>
-          <w:szCs w:val="21"/>
-        </w:rPr>
-        <w:t xml:space="preserve">Nódulos palpáveis devem ser mostrados à equipe. Costumam ter tratamento, e quanto antes avaliados, mais simples a conduta.</w:t>
+        <w:t xml:space="preserve">Quando: Do 2º ao 7º dia  |  Aplica-se a: somente procedimentos de consultório · apenas: Laser de CO₂, Morpheus, Preenchimento</w:t>
+      </w:r>
+    </w:p>
+    <w:p>
+      <w:pPr>
+        <w:spacing w:after="100"/>
+      </w:pPr>
+      <w:r>
+        <w:rPr>
+          <w:b/>
+          <w:bCs/>
+          <w:sz w:val="21"/>
+          <w:szCs w:val="21"/>
+        </w:rPr>
+        <w:t xml:space="preserve">Pode ser herpes reativado pelo procedimento. Precisa de medicação logo no início — avise a equipe hoje.</w:t>
       </w:r>
     </w:p>
     <w:p>
@@ -14619,24 +14668,24 @@
           <w:sz w:val="21"/>
           <w:szCs w:val="21"/>
         </w:rPr>
-        <w:t xml:space="preserve">Nos primeiros dias, irregularidades ao toque são esperadas e somem sozinhas.</w:t>
-      </w:r>
-    </w:p>
-    <w:p>
-      <w:pPr>
-        <w:pStyle w:val="ListParagraph"/>
-        <w:numPr>
-          <w:ilvl w:val="0"/>
-          <w:numId w:val="2"/>
-        </w:numPr>
-        <w:spacing w:after="60"/>
-      </w:pPr>
-      <w:r>
-        <w:rPr>
-          <w:sz w:val="21"/>
-          <w:szCs w:val="21"/>
-        </w:rPr>
-        <w:t xml:space="preserve">Nódulos que persistem ou surgem semanas ou meses depois — às vezes após uma infecção ou vacina — têm conduta própria.</w:t>
+        <w:t xml:space="preserve">Quem já teve herpes labial pode reativá-lo após laser ou aplicação na região da boca.</w:t>
+      </w:r>
+    </w:p>
+    <w:p>
+      <w:pPr>
+        <w:pStyle w:val="ListParagraph"/>
+        <w:numPr>
+          <w:ilvl w:val="0"/>
+          <w:numId w:val="2"/>
+        </w:numPr>
+        <w:spacing w:after="60"/>
+      </w:pPr>
+      <w:r>
+        <w:rPr>
+          <w:sz w:val="21"/>
+          <w:szCs w:val="21"/>
+        </w:rPr>
+        <w:t xml:space="preserve">O tratamento iniciado nas primeiras horas costuma encurtar o quadro e reduzir o risco de marca.</w:t>
       </w:r>
     </w:p>
     <w:p>
@@ -14669,41 +14718,41 @@
           <w:sz w:val="21"/>
           <w:szCs w:val="21"/>
         </w:rPr>
-        <w:t xml:space="preserve">Marque avaliação e mostre exatamente onde está</w:t>
-      </w:r>
-    </w:p>
-    <w:p>
-      <w:pPr>
-        <w:pStyle w:val="ListParagraph"/>
-        <w:numPr>
-          <w:ilvl w:val="0"/>
-          <w:numId w:val="2"/>
-        </w:numPr>
-        <w:spacing w:after="60"/>
-      </w:pPr>
-      <w:r>
-        <w:rPr>
-          <w:sz w:val="21"/>
-          <w:szCs w:val="21"/>
-        </w:rPr>
-        <w:t xml:space="preserve">Não tente desfazer o nódulo apertando por conta própria</w:t>
-      </w:r>
-    </w:p>
-    <w:p>
-      <w:pPr>
-        <w:pStyle w:val="ListParagraph"/>
-        <w:numPr>
-          <w:ilvl w:val="0"/>
-          <w:numId w:val="2"/>
-        </w:numPr>
-        <w:spacing w:after="60"/>
-      </w:pPr>
-      <w:r>
-        <w:rPr>
-          <w:sz w:val="21"/>
-          <w:szCs w:val="21"/>
-        </w:rPr>
-        <w:t xml:space="preserve">Avise se houve infecção recente, gripe ou vacinação</w:t>
+        <w:t xml:space="preserve">Fotografe e envie para a equipe no mesmo dia</w:t>
+      </w:r>
+    </w:p>
+    <w:p>
+      <w:pPr>
+        <w:pStyle w:val="ListParagraph"/>
+        <w:numPr>
+          <w:ilvl w:val="0"/>
+          <w:numId w:val="2"/>
+        </w:numPr>
+        <w:spacing w:after="60"/>
+      </w:pPr>
+      <w:r>
+        <w:rPr>
+          <w:sz w:val="21"/>
+          <w:szCs w:val="21"/>
+        </w:rPr>
+        <w:t xml:space="preserve">Não estoure as bolhinhas</w:t>
+      </w:r>
+    </w:p>
+    <w:p>
+      <w:pPr>
+        <w:pStyle w:val="ListParagraph"/>
+        <w:numPr>
+          <w:ilvl w:val="0"/>
+          <w:numId w:val="2"/>
+        </w:numPr>
+        <w:spacing w:after="60"/>
+      </w:pPr>
+      <w:r>
+        <w:rPr>
+          <w:sz w:val="21"/>
+          <w:szCs w:val="21"/>
+        </w:rPr>
+        <w:t xml:space="preserve">Avise sempre, em procedimentos futuros, que já teve herpes</w:t>
       </w:r>
     </w:p>
     <w:p>
@@ -14737,7 +14786,7 @@
           <w:sz w:val="23"/>
           <w:szCs w:val="23"/>
         </w:rPr>
-        <w:t xml:space="preserve">Bolhinhas agrupadas com ardência</w:t>
+        <w:t xml:space="preserve">Manchas escuras aparecendo depois</w:t>
       </w:r>
     </w:p>
     <w:p>
@@ -14750,21 +14799,21 @@
           <w:sz w:val="19"/>
           <w:szCs w:val="19"/>
         </w:rPr>
-        <w:t xml:space="preserve">Quando: Do 2º ao 7º dia  |  Aplica-se a: somente procedimentos de consultório · apenas: Laser de CO₂, Morpheus, Preenchimento</w:t>
-      </w:r>
-    </w:p>
-    <w:p>
-      <w:pPr>
-        <w:spacing w:after="100"/>
-      </w:pPr>
-      <w:r>
-        <w:rPr>
-          <w:b/>
-          <w:bCs/>
-          <w:sz w:val="21"/>
-          <w:szCs w:val="21"/>
-        </w:rPr>
-        <w:t xml:space="preserve">Pode ser herpes reativado pelo procedimento. Precisa de medicação logo no início — avise a equipe hoje.</w:t>
+        <w:t xml:space="preserve">Quando: Da 2ª semana ao 3º mês  |  Aplica-se a: somente procedimentos de consultório · apenas: Laser de CO₂, Morpheus</w:t>
+      </w:r>
+    </w:p>
+    <w:p>
+      <w:pPr>
+        <w:spacing w:after="100"/>
+      </w:pPr>
+      <w:r>
+        <w:rPr>
+          <w:b/>
+          <w:bCs/>
+          <w:sz w:val="21"/>
+          <w:szCs w:val="21"/>
+        </w:rPr>
+        <w:t xml:space="preserve">Escurecimento da pele tratada costuma estar ligado à exposição solar e tem tratamento. Comunique no retorno.</w:t>
       </w:r>
     </w:p>
     <w:p>
@@ -14797,24 +14846,24 @@
           <w:sz w:val="21"/>
           <w:szCs w:val="21"/>
         </w:rPr>
-        <w:t xml:space="preserve">Quem já teve herpes labial pode reativá-lo após laser ou aplicação na região da boca.</w:t>
-      </w:r>
-    </w:p>
-    <w:p>
-      <w:pPr>
-        <w:pStyle w:val="ListParagraph"/>
-        <w:numPr>
-          <w:ilvl w:val="0"/>
-          <w:numId w:val="2"/>
-        </w:numPr>
-        <w:spacing w:after="60"/>
-      </w:pPr>
-      <w:r>
-        <w:rPr>
-          <w:sz w:val="21"/>
-          <w:szCs w:val="21"/>
-        </w:rPr>
-        <w:t xml:space="preserve">O tratamento iniciado nas primeiras horas costuma encurtar o quadro e reduzir o risco de marca.</w:t>
+        <w:t xml:space="preserve">A pele recém-tratada reage ao sol produzindo mais pigmento.</w:t>
+      </w:r>
+    </w:p>
+    <w:p>
+      <w:pPr>
+        <w:pStyle w:val="ListParagraph"/>
+        <w:numPr>
+          <w:ilvl w:val="0"/>
+          <w:numId w:val="2"/>
+        </w:numPr>
+        <w:spacing w:after="60"/>
+      </w:pPr>
+      <w:r>
+        <w:rPr>
+          <w:sz w:val="21"/>
+          <w:szCs w:val="21"/>
+        </w:rPr>
+        <w:t xml:space="preserve">É mais frequente em peles mais morenas e quando a proteção solar falha.</w:t>
       </w:r>
     </w:p>
     <w:p>
@@ -14847,41 +14896,41 @@
           <w:sz w:val="21"/>
           <w:szCs w:val="21"/>
         </w:rPr>
-        <w:t xml:space="preserve">Fotografe e envie para a equipe no mesmo dia</w:t>
-      </w:r>
-    </w:p>
-    <w:p>
-      <w:pPr>
-        <w:pStyle w:val="ListParagraph"/>
-        <w:numPr>
-          <w:ilvl w:val="0"/>
-          <w:numId w:val="2"/>
-        </w:numPr>
-        <w:spacing w:after="60"/>
-      </w:pPr>
-      <w:r>
-        <w:rPr>
-          <w:sz w:val="21"/>
-          <w:szCs w:val="21"/>
-        </w:rPr>
-        <w:t xml:space="preserve">Não estoure as bolhinhas</w:t>
-      </w:r>
-    </w:p>
-    <w:p>
-      <w:pPr>
-        <w:pStyle w:val="ListParagraph"/>
-        <w:numPr>
-          <w:ilvl w:val="0"/>
-          <w:numId w:val="2"/>
-        </w:numPr>
-        <w:spacing w:after="60"/>
-      </w:pPr>
-      <w:r>
-        <w:rPr>
-          <w:sz w:val="21"/>
-          <w:szCs w:val="21"/>
-        </w:rPr>
-        <w:t xml:space="preserve">Avise sempre, em procedimentos futuros, que já teve herpes</w:t>
+        <w:t xml:space="preserve">Reforce o protetor solar e reaplique ao longo do dia</w:t>
+      </w:r>
+    </w:p>
+    <w:p>
+      <w:pPr>
+        <w:pStyle w:val="ListParagraph"/>
+        <w:numPr>
+          <w:ilvl w:val="0"/>
+          <w:numId w:val="2"/>
+        </w:numPr>
+        <w:spacing w:after="60"/>
+      </w:pPr>
+      <w:r>
+        <w:rPr>
+          <w:sz w:val="21"/>
+          <w:szCs w:val="21"/>
+        </w:rPr>
+        <w:t xml:space="preserve">Comunique a equipe para avaliar tratamento clareador</w:t>
+      </w:r>
+    </w:p>
+    <w:p>
+      <w:pPr>
+        <w:pStyle w:val="ListParagraph"/>
+        <w:numPr>
+          <w:ilvl w:val="0"/>
+          <w:numId w:val="2"/>
+        </w:numPr>
+        <w:spacing w:after="60"/>
+      </w:pPr>
+      <w:r>
+        <w:rPr>
+          <w:sz w:val="21"/>
+          <w:szCs w:val="21"/>
+        </w:rPr>
+        <w:t xml:space="preserve">Evite exposição solar direta até a avaliação</w:t>
       </w:r>
     </w:p>
     <w:p>
@@ -14915,7 +14964,7 @@
           <w:sz w:val="23"/>
           <w:szCs w:val="23"/>
         </w:rPr>
-        <w:t xml:space="preserve">Manchas escuras aparecendo depois</w:t>
+        <w:t xml:space="preserve">Espinhas ou bolinhas brancas após o tratamento</w:t>
       </w:r>
     </w:p>
     <w:p>
@@ -14928,21 +14977,21 @@
           <w:sz w:val="19"/>
           <w:szCs w:val="19"/>
         </w:rPr>
-        <w:t xml:space="preserve">Quando: Da 2ª semana ao 3º mês  |  Aplica-se a: somente procedimentos de consultório · apenas: Laser de CO₂, Morpheus</w:t>
-      </w:r>
-    </w:p>
-    <w:p>
-      <w:pPr>
-        <w:spacing w:after="100"/>
-      </w:pPr>
-      <w:r>
-        <w:rPr>
-          <w:b/>
-          <w:bCs/>
-          <w:sz w:val="21"/>
-          <w:szCs w:val="21"/>
-        </w:rPr>
-        <w:t xml:space="preserve">Escurecimento da pele tratada costuma estar ligado à exposição solar e tem tratamento. Comunique no retorno.</w:t>
+        <w:t xml:space="preserve">Quando: Da 2ª à 4ª semana  |  Aplica-se a: somente procedimentos de consultório · apenas: Laser de CO₂, Morpheus</w:t>
+      </w:r>
+    </w:p>
+    <w:p>
+      <w:pPr>
+        <w:spacing w:after="100"/>
+      </w:pPr>
+      <w:r>
+        <w:rPr>
+          <w:b/>
+          <w:bCs/>
+          <w:sz w:val="21"/>
+          <w:szCs w:val="21"/>
+        </w:rPr>
+        <w:t xml:space="preserve">Acontece com alguma frequência, geralmente ligado aos cremes da recuperação. Comente no retorno para ajustar os produtos.</w:t>
       </w:r>
     </w:p>
     <w:p>
@@ -14975,24 +15024,24 @@
           <w:sz w:val="21"/>
           <w:szCs w:val="21"/>
         </w:rPr>
-        <w:t xml:space="preserve">A pele recém-tratada reage ao sol produzindo mais pigmento.</w:t>
-      </w:r>
-    </w:p>
-    <w:p>
-      <w:pPr>
-        <w:pStyle w:val="ListParagraph"/>
-        <w:numPr>
-          <w:ilvl w:val="0"/>
-          <w:numId w:val="2"/>
-        </w:numPr>
-        <w:spacing w:after="60"/>
-      </w:pPr>
-      <w:r>
-        <w:rPr>
-          <w:sz w:val="21"/>
-          <w:szCs w:val="21"/>
-        </w:rPr>
-        <w:t xml:space="preserve">É mais frequente em peles mais morenas e quando a proteção solar falha.</w:t>
+        <w:t xml:space="preserve">Cremes muito oclusivos usados na cicatrização podem obstruir os poros.</w:t>
+      </w:r>
+    </w:p>
+    <w:p>
+      <w:pPr>
+        <w:pStyle w:val="ListParagraph"/>
+        <w:numPr>
+          <w:ilvl w:val="0"/>
+          <w:numId w:val="2"/>
+        </w:numPr>
+        <w:spacing w:after="60"/>
+      </w:pPr>
+      <w:r>
+        <w:rPr>
+          <w:sz w:val="21"/>
+          <w:szCs w:val="21"/>
+        </w:rPr>
+        <w:t xml:space="preserve">A renovação acelerada da pele também favorece pequenos cistos superficiais.</w:t>
       </w:r>
     </w:p>
     <w:p>
@@ -15025,41 +15074,24 @@
           <w:sz w:val="21"/>
           <w:szCs w:val="21"/>
         </w:rPr>
-        <w:t xml:space="preserve">Reforce o protetor solar e reaplique ao longo do dia</w:t>
-      </w:r>
-    </w:p>
-    <w:p>
-      <w:pPr>
-        <w:pStyle w:val="ListParagraph"/>
-        <w:numPr>
-          <w:ilvl w:val="0"/>
-          <w:numId w:val="2"/>
-        </w:numPr>
-        <w:spacing w:after="60"/>
-      </w:pPr>
-      <w:r>
-        <w:rPr>
-          <w:sz w:val="21"/>
-          <w:szCs w:val="21"/>
-        </w:rPr>
-        <w:t xml:space="preserve">Comunique a equipe para avaliar tratamento clareador</w:t>
-      </w:r>
-    </w:p>
-    <w:p>
-      <w:pPr>
-        <w:pStyle w:val="ListParagraph"/>
-        <w:numPr>
-          <w:ilvl w:val="0"/>
-          <w:numId w:val="2"/>
-        </w:numPr>
-        <w:spacing w:after="60"/>
-      </w:pPr>
-      <w:r>
-        <w:rPr>
-          <w:sz w:val="21"/>
-          <w:szCs w:val="21"/>
-        </w:rPr>
-        <w:t xml:space="preserve">Evite exposição solar direta até a avaliação</w:t>
+        <w:t xml:space="preserve">Não espreme nem cutuca</w:t>
+      </w:r>
+    </w:p>
+    <w:p>
+      <w:pPr>
+        <w:pStyle w:val="ListParagraph"/>
+        <w:numPr>
+          <w:ilvl w:val="0"/>
+          <w:numId w:val="2"/>
+        </w:numPr>
+        <w:spacing w:after="60"/>
+      </w:pPr>
+      <w:r>
+        <w:rPr>
+          <w:sz w:val="21"/>
+          <w:szCs w:val="21"/>
+        </w:rPr>
+        <w:t xml:space="preserve">Leve ao retorno a lista dos produtos que está usando</w:t>
       </w:r>
     </w:p>
     <w:p>
@@ -15082,6 +15114,22 @@
     </w:p>
     <w:p>
       <w:pPr>
+        <w:pStyle w:val="Heading2"/>
+        <w:spacing w:after="140" w:before="360"/>
+      </w:pPr>
+      <w:r>
+        <w:rPr>
+          <w:b/>
+          <w:bCs/>
+          <w:color w:val="111111"/>
+          <w:sz w:val="26"/>
+          <w:szCs w:val="26"/>
+        </w:rPr>
+        <w:t xml:space="preserve">ESPERADO — 33 orientações</w:t>
+      </w:r>
+    </w:p>
+    <w:p>
+      <w:pPr>
         <w:pStyle w:val="Heading3"/>
         <w:spacing w:after="100" w:before="280"/>
       </w:pPr>
@@ -15089,11 +15137,11 @@
         <w:rPr>
           <w:b/>
           <w:bCs/>
-          <w:color w:val="9A6209"/>
+          <w:color w:val="067F7B"/>
           <w:sz w:val="23"/>
           <w:szCs w:val="23"/>
         </w:rPr>
-        <w:t xml:space="preserve">Espinhas ou bolinhas brancas após o tratamento</w:t>
+        <w:t xml:space="preserve">Um lado diferente do outro</w:t>
       </w:r>
     </w:p>
     <w:p>
@@ -15106,21 +15154,21 @@
           <w:sz w:val="19"/>
           <w:szCs w:val="19"/>
         </w:rPr>
-        <w:t xml:space="preserve">Quando: Da 2ª à 4ª semana  |  Aplica-se a: somente procedimentos de consultório · apenas: Laser de CO₂, Morpheus</w:t>
-      </w:r>
-    </w:p>
-    <w:p>
-      <w:pPr>
-        <w:spacing w:after="100"/>
-      </w:pPr>
-      <w:r>
-        <w:rPr>
-          <w:b/>
-          <w:bCs/>
-          <w:sz w:val="21"/>
-          <w:szCs w:val="21"/>
-        </w:rPr>
-        <w:t xml:space="preserve">Acontece com alguma frequência, geralmente ligado aos cremes da recuperação. Comente no retorno para ajustar os produtos.</w:t>
+        <w:t xml:space="preserve">Quando: Durante todo o primeiro ano  |  Aplica-se a: somente cirurgias</w:t>
+      </w:r>
+    </w:p>
+    <w:p>
+      <w:pPr>
+        <w:spacing w:after="100"/>
+      </w:pPr>
+      <w:r>
+        <w:rPr>
+          <w:b/>
+          <w:bCs/>
+          <w:sz w:val="21"/>
+          <w:szCs w:val="21"/>
+        </w:rPr>
+        <w:t xml:space="preserve">Diferença entre os lados acompanha a recuperação inteira: o inchaço não cede no mesmo ritmo dos dois lados. O resultado da cirurgia se avalia com um ano.</w:t>
       </w:r>
     </w:p>
     <w:p>
@@ -15153,24 +15201,41 @@
           <w:sz w:val="21"/>
           <w:szCs w:val="21"/>
         </w:rPr>
-        <w:t xml:space="preserve">Cremes muito oclusivos usados na cicatrização podem obstruir os poros.</w:t>
-      </w:r>
-    </w:p>
-    <w:p>
-      <w:pPr>
-        <w:pStyle w:val="ListParagraph"/>
-        <w:numPr>
-          <w:ilvl w:val="0"/>
-          <w:numId w:val="2"/>
-        </w:numPr>
-        <w:spacing w:after="60"/>
-      </w:pPr>
-      <w:r>
-        <w:rPr>
-          <w:sz w:val="21"/>
-          <w:szCs w:val="21"/>
-        </w:rPr>
-        <w:t xml:space="preserve">A renovação acelerada da pele também favorece pequenos cistos superficiais.</w:t>
+        <w:t xml:space="preserve">Nenhum corpo é simétrico antes da cirurgia, e não passa a ser depois — pequenas diferenças entre os lados existem em todo mundo.</w:t>
+      </w:r>
+    </w:p>
+    <w:p>
+      <w:pPr>
+        <w:pStyle w:val="ListParagraph"/>
+        <w:numPr>
+          <w:ilvl w:val="0"/>
+          <w:numId w:val="2"/>
+        </w:numPr>
+        <w:spacing w:after="60"/>
+      </w:pPr>
+      <w:r>
+        <w:rPr>
+          <w:sz w:val="21"/>
+          <w:szCs w:val="21"/>
+        </w:rPr>
+        <w:t xml:space="preserve">Nos primeiros meses o que você vê é sobretudo inchaço, e ele quase nunca desincha por igual dos dois lados.</w:t>
+      </w:r>
+    </w:p>
+    <w:p>
+      <w:pPr>
+        <w:pStyle w:val="ListParagraph"/>
+        <w:numPr>
+          <w:ilvl w:val="0"/>
+          <w:numId w:val="2"/>
+        </w:numPr>
+        <w:spacing w:after="60"/>
+      </w:pPr>
+      <w:r>
+        <w:rPr>
+          <w:sz w:val="21"/>
+          <w:szCs w:val="21"/>
+        </w:rPr>
+        <w:t xml:space="preserve">O contorno continua se acomodando ao longo de todo o primeiro ano.</w:t>
       </w:r>
     </w:p>
     <w:p>
@@ -15203,24 +15268,41 @@
           <w:sz w:val="21"/>
           <w:szCs w:val="21"/>
         </w:rPr>
-        <w:t xml:space="preserve">Não espreme nem cutuca</w:t>
-      </w:r>
-    </w:p>
-    <w:p>
-      <w:pPr>
-        <w:pStyle w:val="ListParagraph"/>
-        <w:numPr>
-          <w:ilvl w:val="0"/>
-          <w:numId w:val="2"/>
-        </w:numPr>
-        <w:spacing w:after="60"/>
-      </w:pPr>
-      <w:r>
-        <w:rPr>
-          <w:sz w:val="21"/>
-          <w:szCs w:val="21"/>
-        </w:rPr>
-        <w:t xml:space="preserve">Leve ao retorno a lista dos produtos que está usando</w:t>
+        <w:t xml:space="preserve">Evite comparar os lados no espelho todos os dias — a diferença oscila com o inchaço</w:t>
+      </w:r>
+    </w:p>
+    <w:p>
+      <w:pPr>
+        <w:pStyle w:val="ListParagraph"/>
+        <w:numPr>
+          <w:ilvl w:val="0"/>
+          <w:numId w:val="2"/>
+        </w:numPr>
+        <w:spacing w:after="60"/>
+      </w:pPr>
+      <w:r>
+        <w:rPr>
+          <w:sz w:val="21"/>
+          <w:szCs w:val="21"/>
+        </w:rPr>
+        <w:t xml:space="preserve">Registre fotos de vez em quando, sempre na mesma luz e posição, para comparar com calma</w:t>
+      </w:r>
+    </w:p>
+    <w:p>
+      <w:pPr>
+        <w:pStyle w:val="ListParagraph"/>
+        <w:numPr>
+          <w:ilvl w:val="0"/>
+          <w:numId w:val="2"/>
+        </w:numPr>
+        <w:spacing w:after="60"/>
+      </w:pPr>
+      <w:r>
+        <w:rPr>
+          <w:sz w:val="21"/>
+          <w:szCs w:val="21"/>
+        </w:rPr>
+        <w:t xml:space="preserve">Leve as fotos e as suas dúvidas ao retorno — quem avalia a sua evolução é a equipe</w:t>
       </w:r>
     </w:p>
     <w:p>
@@ -15239,22 +15321,6 @@
           <w:szCs w:val="17"/>
         </w:rPr>
         <w:t xml:space="preserve">Correção: </w:t>
-      </w:r>
-    </w:p>
-    <w:p>
-      <w:pPr>
-        <w:pStyle w:val="Heading2"/>
-        <w:spacing w:after="140" w:before="360"/>
-      </w:pPr>
-      <w:r>
-        <w:rPr>
-          <w:b/>
-          <w:bCs/>
-          <w:color w:val="111111"/>
-          <w:sz w:val="26"/>
-          <w:szCs w:val="26"/>
-        </w:rPr>
-        <w:t xml:space="preserve">ESPERADO — 32 orientações</w:t>
       </w:r>
     </w:p>
     <w:p>

--- a/docs/conteudo-clinico-para-revisao.docx
+++ b/docs/conteudo-clinico-para-revisao.docx
@@ -22261,7 +22261,7 @@
           <w:sz w:val="19"/>
           <w:szCs w:val="19"/>
         </w:rPr>
-        <w:t xml:space="preserve">"Tecnologia para potencializar o contorno corporal e o tratamento da flacidez"  |  Aplica-se a: somente cirurgias · apenas: Lipo HD Concept, Lipoescultura</w:t>
+        <w:t xml:space="preserve">"Radiofrequência para o contorno e a flacidez — usados juntos ou separados, conforme o seu caso"  |  Aplica-se a: somente cirurgias · apenas: Lipo HD Concept, Lipoescultura</w:t>
       </w:r>
     </w:p>
     <w:p>
@@ -22302,6 +22302,18 @@
           <w:szCs w:val="21"/>
         </w:rPr>
         <w:t xml:space="preserve">Na cirurgia plástica, podem ser utilizados isoladamente em casos selecionados, mas são frequentemente associados à lipoaspiração ou lipoescultura, de acordo com a indicação de cada paciente.</w:t>
+      </w:r>
+    </w:p>
+    <w:p>
+      <w:pPr>
+        <w:spacing w:after="100"/>
+      </w:pPr>
+      <w:r>
+        <w:rPr>
+          <w:sz w:val="21"/>
+          <w:szCs w:val="21"/>
+        </w:rPr>
+        <w:t xml:space="preserve">O BodyTite® e o Morpheus8® também podem ser associados entre si, na mesma cirurgia: um atua na profundidade dos tecidos e o outro na pele, e juntos alcançam o que nenhum dos dois alcança sozinho.</w:t>
       </w:r>
     </w:p>
     <w:p>

--- a/docs/conteudo-clinico-para-revisao.docx
+++ b/docs/conteudo-clinico-para-revisao.docx
@@ -76,7 +76,7 @@
           <w:sz w:val="19"/>
           <w:szCs w:val="19"/>
         </w:rPr>
-        <w:t xml:space="preserve">18 procedimentos · 64 orientações de sintomas · 22 guias de cuidados</w:t>
+        <w:t xml:space="preserve">19 procedimentos · 64 orientações de sintomas · 22 guias de cuidados</w:t>
       </w:r>
     </w:p>
     <w:p>
@@ -1220,6 +1220,133 @@
           <w:sz w:val="23"/>
           <w:szCs w:val="23"/>
         </w:rPr>
+        <w:t xml:space="preserve">BodyTite®</w:t>
+      </w:r>
+    </w:p>
+    <w:p>
+      <w:pPr>
+        <w:spacing w:after="100"/>
+      </w:pPr>
+      <w:r>
+        <w:rPr>
+          <w:color w:val="6B6B6B"/>
+          <w:sz w:val="19"/>
+          <w:szCs w:val="19"/>
+        </w:rPr>
+        <w:t xml:space="preserve">Descrição na seleção: "Radiofrequência para retração de pele"</w:t>
+      </w:r>
+    </w:p>
+    <w:p>
+      <w:pPr>
+        <w:spacing w:after="100"/>
+      </w:pPr>
+      <w:r>
+        <w:rPr>
+          <w:color w:val="6B6B6B"/>
+          <w:sz w:val="19"/>
+          <w:szCs w:val="19"/>
+        </w:rPr>
+        <w:t xml:space="preserve">Recuperação estimada exibida: 4 semanas</w:t>
+      </w:r>
+    </w:p>
+    <w:p>
+      <w:pPr>
+        <w:spacing w:after="80" w:before="240"/>
+      </w:pPr>
+      <w:r>
+        <w:rPr>
+          <w:b/>
+          <w:bCs/>
+          <w:color w:val="067F7B"/>
+          <w:spacing w:val="30"/>
+          <w:sz w:val="17"/>
+          <w:szCs w:val="17"/>
+        </w:rPr>
+        <w:t xml:space="preserve">ATENÇÃO ESPECIAL MOSTRADA NA TELA INICIAL</w:t>
+      </w:r>
+    </w:p>
+    <w:p>
+      <w:pPr>
+        <w:pStyle w:val="ListParagraph"/>
+        <w:numPr>
+          <w:ilvl w:val="0"/>
+          <w:numId w:val="2"/>
+        </w:numPr>
+        <w:spacing w:after="60"/>
+      </w:pPr>
+      <w:r>
+        <w:rPr>
+          <w:sz w:val="21"/>
+          <w:szCs w:val="21"/>
+        </w:rPr>
+        <w:t xml:space="preserve">Cinta compressiva pelo período orientado pela equipe</w:t>
+      </w:r>
+    </w:p>
+    <w:p>
+      <w:pPr>
+        <w:pStyle w:val="ListParagraph"/>
+        <w:numPr>
+          <w:ilvl w:val="0"/>
+          <w:numId w:val="2"/>
+        </w:numPr>
+        <w:spacing w:after="60"/>
+      </w:pPr>
+      <w:r>
+        <w:rPr>
+          <w:sz w:val="21"/>
+          <w:szCs w:val="21"/>
+        </w:rPr>
+        <w:t xml:space="preserve">Inchaço e áreas endurecidas nas primeiras semanas são esperados</w:t>
+      </w:r>
+    </w:p>
+    <w:p>
+      <w:pPr>
+        <w:pStyle w:val="ListParagraph"/>
+        <w:numPr>
+          <w:ilvl w:val="0"/>
+          <w:numId w:val="2"/>
+        </w:numPr>
+        <w:spacing w:after="60"/>
+      </w:pPr>
+      <w:r>
+        <w:rPr>
+          <w:sz w:val="21"/>
+          <w:szCs w:val="21"/>
+        </w:rPr>
+        <w:t xml:space="preserve">A retração da pele é gradual e continua evoluindo por meses</w:t>
+      </w:r>
+    </w:p>
+    <w:p>
+      <w:pPr>
+        <w:pBdr>
+          <w:bottom w:val="dotted" w:color="C8C8C8" w:sz="4" w:space="4"/>
+        </w:pBdr>
+        <w:spacing w:after="240" w:before="100"/>
+      </w:pPr>
+      <w:r>
+        <w:rPr>
+          <w:i/>
+          <w:iCs/>
+          <w:color w:val="AAAAAA"/>
+          <w:sz w:val="17"/>
+          <w:szCs w:val="17"/>
+        </w:rPr>
+        <w:t xml:space="preserve">Correção: </w:t>
+      </w:r>
+    </w:p>
+    <w:p>
+      <w:pPr>
+        <w:pStyle w:val="Heading3"/>
+        <w:spacing w:after="100" w:before="280"/>
+      </w:pPr>
+      <w:r>
+        <w:rPr>
+          <w:b/>
+          <w:bCs/>
+          <w:color w:val="111111"/>
+          <w:sz w:val="23"/>
+          <w:szCs w:val="23"/>
+        </w:rPr>
         <w:t xml:space="preserve">Rinoplastia</w:t>
       </w:r>
     </w:p>
@@ -3835,7 +3962,7 @@
           <w:sz w:val="19"/>
           <w:szCs w:val="19"/>
         </w:rPr>
-        <w:t xml:space="preserve"> — só para: Lipoescultura, Lipo HD Concept, Abdominoplastia, Correção de ginecomastia, Cirurgia pós-bariátrica</w:t>
+        <w:t xml:space="preserve"> — só para: Lipoescultura, Lipo HD Concept, BodyTite®, Abdominoplastia, Correção de ginecomastia, Cirurgia pós-bariátrica</w:t>
       </w:r>
     </w:p>
     <w:p>
@@ -4110,7 +4237,7 @@
           <w:sz w:val="19"/>
           <w:szCs w:val="19"/>
         </w:rPr>
-        <w:t xml:space="preserve"> — só para: Lipoescultura, Lipo HD Concept, Abdominoplastia, Correção de ginecomastia, Cirurgia pós-bariátrica</w:t>
+        <w:t xml:space="preserve"> — só para: Lipoescultura, Lipo HD Concept, BodyTite®, Abdominoplastia, Correção de ginecomastia, Cirurgia pós-bariátrica</w:t>
       </w:r>
     </w:p>
     <w:p>
@@ -4231,7 +4358,7 @@
           <w:sz w:val="19"/>
           <w:szCs w:val="19"/>
         </w:rPr>
-        <w:t xml:space="preserve"> — só para: Lipoescultura, Lipo HD Concept, Abdominoplastia, Correção de ginecomastia, Cirurgia pós-bariátrica</w:t>
+        <w:t xml:space="preserve"> — só para: Lipoescultura, Lipo HD Concept, BodyTite®, Abdominoplastia, Correção de ginecomastia, Cirurgia pós-bariátrica</w:t>
       </w:r>
     </w:p>
     <w:p>
@@ -7678,6 +7805,189 @@
                 <w:szCs w:val="20"/>
               </w:rPr>
               <w:t xml:space="preserve">Resultado final do contorno — entre 6 e 12 meses, conforme cada paciente</w:t>
+            </w:r>
+          </w:p>
+        </w:tc>
+      </w:tr>
+    </w:tbl>
+    <w:p>
+      <w:pPr>
+        <w:pBdr>
+          <w:bottom w:val="dotted" w:color="C8C8C8" w:sz="4" w:space="4"/>
+        </w:pBdr>
+        <w:spacing w:after="240" w:before="100"/>
+      </w:pPr>
+      <w:r>
+        <w:rPr>
+          <w:i/>
+          <w:iCs/>
+          <w:color w:val="AAAAAA"/>
+          <w:sz w:val="17"/>
+          <w:szCs w:val="17"/>
+        </w:rPr>
+        <w:t xml:space="preserve">Correção: </w:t>
+      </w:r>
+    </w:p>
+    <w:p>
+      <w:pPr>
+        <w:pStyle w:val="Heading3"/>
+        <w:spacing w:after="100" w:before="280"/>
+      </w:pPr>
+      <w:r>
+        <w:rPr>
+          <w:b/>
+          <w:bCs/>
+          <w:color w:val="111111"/>
+          <w:sz w:val="23"/>
+          <w:szCs w:val="23"/>
+        </w:rPr>
+        <w:t xml:space="preserve">BodyTite®</w:t>
+      </w:r>
+    </w:p>
+    <w:tbl>
+      <w:tblPr>
+        <w:tblW w:type="dxa" w:w="9000"/>
+        <w:tblBorders>
+          <w:top w:val="single" w:color="auto" w:sz="4"/>
+          <w:left w:val="single" w:color="auto" w:sz="4"/>
+          <w:bottom w:val="single" w:color="auto" w:sz="4"/>
+          <w:right w:val="single" w:color="auto" w:sz="4"/>
+          <w:insideH w:val="single" w:color="auto" w:sz="4"/>
+          <w:insideV w:val="single" w:color="auto" w:sz="4"/>
+        </w:tblBorders>
+      </w:tblPr>
+      <w:tblGrid>
+        <w:gridCol w:w="1100"/>
+        <w:gridCol w:w="7900"/>
+      </w:tblGrid>
+      <w:tr>
+        <w:tc>
+          <w:tcPr>
+            <w:tcW w:type="dxa" w:w="1100"/>
+            <w:shd w:fill="EFEFEF" w:val="clear"/>
+          </w:tcPr>
+          <w:p>
+            <w:r>
+              <w:rPr>
+                <w:b/>
+                <w:bCs/>
+                <w:sz w:val="19"/>
+                <w:szCs w:val="19"/>
+              </w:rPr>
+              <w:t xml:space="preserve">Dia</w:t>
+            </w:r>
+          </w:p>
+        </w:tc>
+        <w:tc>
+          <w:tcPr>
+            <w:tcW w:type="dxa" w:w="7900"/>
+            <w:shd w:fill="EFEFEF" w:val="clear"/>
+          </w:tcPr>
+          <w:p>
+            <w:r>
+              <w:rPr>
+                <w:b/>
+                <w:bCs/>
+                <w:sz w:val="19"/>
+                <w:szCs w:val="19"/>
+              </w:rPr>
+              <w:t xml:space="preserve">O que a paciente lê</w:t>
+            </w:r>
+          </w:p>
+        </w:tc>
+      </w:tr>
+      <w:tr>
+        <w:tc>
+          <w:tcPr>
+            <w:tcW w:type="dxa" w:w="1100"/>
+          </w:tcPr>
+          <w:p>
+            <w:r>
+              <w:rPr>
+                <w:b/>
+                <w:bCs/>
+                <w:sz w:val="20"/>
+                <w:szCs w:val="20"/>
+              </w:rPr>
+              <w:t xml:space="preserve">D21</w:t>
+            </w:r>
+          </w:p>
+        </w:tc>
+        <w:tc>
+          <w:tcPr>
+            <w:tcW w:type="dxa" w:w="7900"/>
+          </w:tcPr>
+          <w:p>
+            <w:r>
+              <w:rPr>
+                <w:sz w:val="20"/>
+                <w:szCs w:val="20"/>
+              </w:rPr>
+              <w:t xml:space="preserve">Fase de maior endurecimento — a drenagem faz diferença aqui</w:t>
+            </w:r>
+          </w:p>
+        </w:tc>
+      </w:tr>
+      <w:tr>
+        <w:tc>
+          <w:tcPr>
+            <w:tcW w:type="dxa" w:w="1100"/>
+          </w:tcPr>
+          <w:p>
+            <w:r>
+              <w:rPr>
+                <w:b/>
+                <w:bCs/>
+                <w:sz w:val="20"/>
+                <w:szCs w:val="20"/>
+              </w:rPr>
+              <w:t xml:space="preserve">D90</w:t>
+            </w:r>
+          </w:p>
+        </w:tc>
+        <w:tc>
+          <w:tcPr>
+            <w:tcW w:type="dxa" w:w="7900"/>
+          </w:tcPr>
+          <w:p>
+            <w:r>
+              <w:rPr>
+                <w:sz w:val="20"/>
+                <w:szCs w:val="20"/>
+              </w:rPr>
+              <w:t xml:space="preserve">Inchaço bem reduzido; a retração da pele segue acontecendo</w:t>
+            </w:r>
+          </w:p>
+        </w:tc>
+      </w:tr>
+      <w:tr>
+        <w:tc>
+          <w:tcPr>
+            <w:tcW w:type="dxa" w:w="1100"/>
+          </w:tcPr>
+          <w:p>
+            <w:r>
+              <w:rPr>
+                <w:b/>
+                <w:bCs/>
+                <w:sz w:val="20"/>
+                <w:szCs w:val="20"/>
+              </w:rPr>
+              <w:t xml:space="preserve">D270</w:t>
+            </w:r>
+          </w:p>
+        </w:tc>
+        <w:tc>
+          <w:tcPr>
+            <w:tcW w:type="dxa" w:w="7900"/>
+          </w:tcPr>
+          <w:p>
+            <w:r>
+              <w:rPr>
+                <w:sz w:val="20"/>
+                <w:szCs w:val="20"/>
+              </w:rPr>
+              <w:t xml:space="preserve">Retração da pele completa — ela evolui até cerca de nove meses</w:t>
             </w:r>
           </w:p>
         </w:tc>
@@ -22261,7 +22571,7 @@
           <w:sz w:val="19"/>
           <w:szCs w:val="19"/>
         </w:rPr>
-        <w:t xml:space="preserve">"Radiofrequência para o contorno e a flacidez — usados juntos ou separados, conforme o seu caso"  |  Aplica-se a: somente cirurgias · apenas: Lipo HD Concept, Lipoescultura</w:t>
+        <w:t xml:space="preserve">"Radiofrequência para o contorno e a flacidez — usados juntos ou separados, conforme o seu caso"  |  Aplica-se a: somente cirurgias · apenas: Lipo HD Concept, Lipoescultura, BodyTite®</w:t>
       </w:r>
     </w:p>
     <w:p>
@@ -23427,7 +23737,7 @@
           <w:sz w:val="19"/>
           <w:szCs w:val="19"/>
         </w:rPr>
-        <w:t xml:space="preserve">"A bandagem elástica aplicada pela fisioterapeuta, e como cuidar dela"  |  Aplica-se a: somente cirurgias · apenas: Face HD Concept, Lipoescultura, Lipo HD Concept, Abdominoplastia, Correção de ginecomastia, Cirurgia pós-bariátrica</w:t>
+        <w:t xml:space="preserve">"A bandagem elástica aplicada pela fisioterapeuta, e como cuidar dela"  |  Aplica-se a: somente cirurgias · apenas: Face HD Concept, Lipoescultura, Lipo HD Concept, BodyTite®, Abdominoplastia, Correção de ginecomastia, Cirurgia pós-bariátrica</w:t>
       </w:r>
     </w:p>
     <w:p>
